--- a/livrables/docx/DIAPALER_AFRICA_Livrable5.docx
+++ b/livrables/docx/DIAPALER_AFRICA_Livrable5.docx
@@ -24805,6 +24805,4378 @@
           <w:sz w:val="20"/>
         </w:rPr>
         <w:t>📸  📸 CAPTURE D'ÉCRAN — Confirmation de réservation de session (SnackBar vert)</w:t>
+      </w:r>
+    </w:p>
+    <w:p>
+      <w:pPr>
+        <w:spacing w:before="2835" w:after="240"/>
+        <w:ind w:left="0"/>
+        <w:shd w:val="clear" w:color="auto" w:fill="F9FAFB"/>
+        <w:pBdr>
+          <w:left w:val="single" w:sz="6" w:space="6" w:color="D1D5DB"/>
+        </w:pBdr>
+      </w:pPr>
+      <w:r>
+        <w:rPr>
+          <w:rFonts w:ascii="Calibri" w:hAnsi="Calibri"/>
+          <w:i/>
+          <w:color w:val="ABB5BF"/>
+          <w:sz w:val="18"/>
+        </w:rPr>
+        <w:t>[ Insérer la capture d'écran ici ]</w:t>
+      </w:r>
+    </w:p>
+    <w:p>
+      <w:pPr>
+        <w:pStyle w:val="Heading2"/>
+      </w:pPr>
+      <w:r>
+        <w:t>10. Partage sur Réseaux Sociaux</w:t>
+      </w:r>
+    </w:p>
+    <w:p>
+      <w:pPr>
+        <w:pStyle w:val="Heading3"/>
+      </w:pPr>
+      <w:r>
+        <w:t>10.1 Service de partage — `ServicePartage`</w:t>
+      </w:r>
+    </w:p>
+    <w:p>
+      <w:r>
+        <w:rPr>
+          <w:rFonts w:ascii="Calibri" w:hAnsi="Calibri"/>
+          <w:sz w:val="22"/>
+        </w:rPr>
+        <w:t xml:space="preserve">Le partage natif utilise le package </w:t>
+      </w:r>
+      <w:r>
+        <w:rPr>
+          <w:rFonts w:ascii="Courier New" w:hAnsi="Courier New"/>
+          <w:color w:val="DC2626"/>
+          <w:sz w:val="20"/>
+        </w:rPr>
+        <w:t>share_plus</w:t>
+      </w:r>
+      <w:r>
+        <w:rPr>
+          <w:rFonts w:ascii="Calibri" w:hAnsi="Calibri"/>
+          <w:sz w:val="22"/>
+        </w:rPr>
+        <w:t xml:space="preserve"> qui ouvre la </w:t>
+      </w:r>
+      <w:r>
+        <w:rPr>
+          <w:rFonts w:ascii="Calibri" w:hAnsi="Calibri"/>
+          <w:b/>
+          <w:sz w:val="22"/>
+        </w:rPr>
+        <w:t>feuille de partage système</w:t>
+      </w:r>
+      <w:r>
+        <w:rPr>
+          <w:rFonts w:ascii="Calibri" w:hAnsi="Calibri"/>
+          <w:sz w:val="22"/>
+        </w:rPr>
+        <w:t xml:space="preserve"> du téléphone (WhatsApp, Facebook, Telegram, X, LinkedIn, email, SMS…) sans configuration spécifique par réseau social.</w:t>
+      </w:r>
+    </w:p>
+    <w:p>
+      <w:r>
+        <w:rPr>
+          <w:rFonts w:ascii="Calibri" w:hAnsi="Calibri"/>
+          <w:b/>
+          <w:sz w:val="22"/>
+        </w:rPr>
+        <w:t>Fichier :</w:t>
+      </w:r>
+      <w:r>
+        <w:rPr>
+          <w:rFonts w:ascii="Calibri" w:hAnsi="Calibri"/>
+          <w:sz w:val="22"/>
+        </w:rPr>
+        <w:t xml:space="preserve"> </w:t>
+      </w:r>
+      <w:r>
+        <w:rPr>
+          <w:rFonts w:ascii="Courier New" w:hAnsi="Courier New"/>
+          <w:color w:val="DC2626"/>
+          <w:sz w:val="20"/>
+        </w:rPr>
+        <w:t>lib/services/service_partage.dart</w:t>
+      </w:r>
+    </w:p>
+    <w:p>
+      <w:pPr>
+        <w:spacing w:before="0" w:after="0"/>
+        <w:ind w:left="283"/>
+        <w:shd w:val="clear" w:color="auto" w:fill="F3F4F6"/>
+      </w:pPr>
+      <w:r>
+        <w:rPr>
+          <w:rFonts w:ascii="Courier New" w:hAnsi="Courier New"/>
+          <w:color w:val="1F2D3D"/>
+          <w:sz w:val="18"/>
+        </w:rPr>
+        <w:t>import 'package:share_plus/share_plus.dart';</w:t>
+      </w:r>
+    </w:p>
+    <w:p>
+      <w:pPr>
+        <w:spacing w:before="0" w:after="0"/>
+        <w:ind w:left="283"/>
+        <w:shd w:val="clear" w:color="auto" w:fill="F3F4F6"/>
+      </w:pPr>
+      <w:r>
+        <w:rPr>
+          <w:rFonts w:ascii="Courier New" w:hAnsi="Courier New"/>
+          <w:color w:val="1F2D3D"/>
+          <w:sz w:val="18"/>
+        </w:rPr>
+        <w:t xml:space="preserve"> </w:t>
+      </w:r>
+    </w:p>
+    <w:p>
+      <w:pPr>
+        <w:spacing w:before="0" w:after="0"/>
+        <w:ind w:left="283"/>
+        <w:shd w:val="clear" w:color="auto" w:fill="F3F4F6"/>
+      </w:pPr>
+      <w:r>
+        <w:rPr>
+          <w:rFonts w:ascii="Courier New" w:hAnsi="Courier New"/>
+          <w:color w:val="1F2D3D"/>
+          <w:sz w:val="18"/>
+        </w:rPr>
+        <w:t>class ShareService {</w:t>
+      </w:r>
+    </w:p>
+    <w:p>
+      <w:pPr>
+        <w:spacing w:before="0" w:after="0"/>
+        <w:ind w:left="283"/>
+        <w:shd w:val="clear" w:color="auto" w:fill="F3F4F6"/>
+      </w:pPr>
+      <w:r>
+        <w:rPr>
+          <w:rFonts w:ascii="Courier New" w:hAnsi="Courier New"/>
+          <w:color w:val="1F2D3D"/>
+          <w:sz w:val="18"/>
+        </w:rPr>
+        <w:t xml:space="preserve">  ShareService._();</w:t>
+      </w:r>
+    </w:p>
+    <w:p>
+      <w:pPr>
+        <w:spacing w:before="0" w:after="0"/>
+        <w:ind w:left="283"/>
+        <w:shd w:val="clear" w:color="auto" w:fill="F3F4F6"/>
+      </w:pPr>
+      <w:r>
+        <w:rPr>
+          <w:rFonts w:ascii="Courier New" w:hAnsi="Courier New"/>
+          <w:color w:val="1F2D3D"/>
+          <w:sz w:val="18"/>
+        </w:rPr>
+        <w:t xml:space="preserve"> </w:t>
+      </w:r>
+    </w:p>
+    <w:p>
+      <w:pPr>
+        <w:spacing w:before="0" w:after="0"/>
+        <w:ind w:left="283"/>
+        <w:shd w:val="clear" w:color="auto" w:fill="F3F4F6"/>
+      </w:pPr>
+      <w:r>
+        <w:rPr>
+          <w:rFonts w:ascii="Courier New" w:hAnsi="Courier New"/>
+          <w:color w:val="1F2D3D"/>
+          <w:sz w:val="18"/>
+        </w:rPr>
+        <w:t xml:space="preserve">  /// Partage un pitch entrepreneur sur les réseaux sociaux.</w:t>
+      </w:r>
+    </w:p>
+    <w:p>
+      <w:pPr>
+        <w:spacing w:before="0" w:after="0"/>
+        <w:ind w:left="283"/>
+        <w:shd w:val="clear" w:color="auto" w:fill="F3F4F6"/>
+      </w:pPr>
+      <w:r>
+        <w:rPr>
+          <w:rFonts w:ascii="Courier New" w:hAnsi="Courier New"/>
+          <w:color w:val="1F2D3D"/>
+          <w:sz w:val="18"/>
+        </w:rPr>
+        <w:t xml:space="preserve">  static Future&lt;void&gt; sharePitch({</w:t>
+      </w:r>
+    </w:p>
+    <w:p>
+      <w:pPr>
+        <w:spacing w:before="0" w:after="0"/>
+        <w:ind w:left="283"/>
+        <w:shd w:val="clear" w:color="auto" w:fill="F3F4F6"/>
+      </w:pPr>
+      <w:r>
+        <w:rPr>
+          <w:rFonts w:ascii="Courier New" w:hAnsi="Courier New"/>
+          <w:color w:val="1F2D3D"/>
+          <w:sz w:val="18"/>
+        </w:rPr>
+        <w:t xml:space="preserve">    required String title,</w:t>
+      </w:r>
+    </w:p>
+    <w:p>
+      <w:pPr>
+        <w:spacing w:before="0" w:after="0"/>
+        <w:ind w:left="283"/>
+        <w:shd w:val="clear" w:color="auto" w:fill="F3F4F6"/>
+      </w:pPr>
+      <w:r>
+        <w:rPr>
+          <w:rFonts w:ascii="Courier New" w:hAnsi="Courier New"/>
+          <w:color w:val="1F2D3D"/>
+          <w:sz w:val="18"/>
+        </w:rPr>
+        <w:t xml:space="preserve">    required String sector,</w:t>
+      </w:r>
+    </w:p>
+    <w:p>
+      <w:pPr>
+        <w:spacing w:before="0" w:after="0"/>
+        <w:ind w:left="283"/>
+        <w:shd w:val="clear" w:color="auto" w:fill="F3F4F6"/>
+      </w:pPr>
+      <w:r>
+        <w:rPr>
+          <w:rFonts w:ascii="Courier New" w:hAnsi="Courier New"/>
+          <w:color w:val="1F2D3D"/>
+          <w:sz w:val="18"/>
+        </w:rPr>
+        <w:t xml:space="preserve">    required String description,</w:t>
+      </w:r>
+    </w:p>
+    <w:p>
+      <w:pPr>
+        <w:spacing w:before="0" w:after="0"/>
+        <w:ind w:left="283"/>
+        <w:shd w:val="clear" w:color="auto" w:fill="F3F4F6"/>
+      </w:pPr>
+      <w:r>
+        <w:rPr>
+          <w:rFonts w:ascii="Courier New" w:hAnsi="Courier New"/>
+          <w:color w:val="1F2D3D"/>
+          <w:sz w:val="18"/>
+        </w:rPr>
+        <w:t xml:space="preserve">    required String authorName,</w:t>
+      </w:r>
+    </w:p>
+    <w:p>
+      <w:pPr>
+        <w:spacing w:before="0" w:after="0"/>
+        <w:ind w:left="283"/>
+        <w:shd w:val="clear" w:color="auto" w:fill="F3F4F6"/>
+      </w:pPr>
+      <w:r>
+        <w:rPr>
+          <w:rFonts w:ascii="Courier New" w:hAnsi="Courier New"/>
+          <w:color w:val="1F2D3D"/>
+          <w:sz w:val="18"/>
+        </w:rPr>
+        <w:t xml:space="preserve">    String? amount,</w:t>
+      </w:r>
+    </w:p>
+    <w:p>
+      <w:pPr>
+        <w:spacing w:before="0" w:after="0"/>
+        <w:ind w:left="283"/>
+        <w:shd w:val="clear" w:color="auto" w:fill="F3F4F6"/>
+      </w:pPr>
+      <w:r>
+        <w:rPr>
+          <w:rFonts w:ascii="Courier New" w:hAnsi="Courier New"/>
+          <w:color w:val="1F2D3D"/>
+          <w:sz w:val="18"/>
+        </w:rPr>
+        <w:t xml:space="preserve">  }) async {</w:t>
+      </w:r>
+    </w:p>
+    <w:p>
+      <w:pPr>
+        <w:spacing w:before="0" w:after="0"/>
+        <w:ind w:left="283"/>
+        <w:shd w:val="clear" w:color="auto" w:fill="F3F4F6"/>
+      </w:pPr>
+      <w:r>
+        <w:rPr>
+          <w:rFonts w:ascii="Courier New" w:hAnsi="Courier New"/>
+          <w:color w:val="1F2D3D"/>
+          <w:sz w:val="18"/>
+        </w:rPr>
+        <w:t xml:space="preserve">    final amountLine = (amount != null &amp;&amp; amount.isNotEmpty)</w:t>
+      </w:r>
+    </w:p>
+    <w:p>
+      <w:pPr>
+        <w:spacing w:before="0" w:after="0"/>
+        <w:ind w:left="283"/>
+        <w:shd w:val="clear" w:color="auto" w:fill="F3F4F6"/>
+      </w:pPr>
+      <w:r>
+        <w:rPr>
+          <w:rFonts w:ascii="Courier New" w:hAnsi="Courier New"/>
+          <w:color w:val="1F2D3D"/>
+          <w:sz w:val="18"/>
+        </w:rPr>
+        <w:t xml:space="preserve">        ? '\n💰 Besoin de financement : $amount FCFA'</w:t>
+      </w:r>
+    </w:p>
+    <w:p>
+      <w:pPr>
+        <w:spacing w:before="0" w:after="0"/>
+        <w:ind w:left="283"/>
+        <w:shd w:val="clear" w:color="auto" w:fill="F3F4F6"/>
+      </w:pPr>
+      <w:r>
+        <w:rPr>
+          <w:rFonts w:ascii="Courier New" w:hAnsi="Courier New"/>
+          <w:color w:val="1F2D3D"/>
+          <w:sz w:val="18"/>
+        </w:rPr>
+        <w:t xml:space="preserve">        : '';</w:t>
+      </w:r>
+    </w:p>
+    <w:p>
+      <w:pPr>
+        <w:spacing w:before="0" w:after="0"/>
+        <w:ind w:left="283"/>
+        <w:shd w:val="clear" w:color="auto" w:fill="F3F4F6"/>
+      </w:pPr>
+      <w:r>
+        <w:rPr>
+          <w:rFonts w:ascii="Courier New" w:hAnsi="Courier New"/>
+          <w:color w:val="1F2D3D"/>
+          <w:sz w:val="18"/>
+        </w:rPr>
+        <w:t xml:space="preserve"> </w:t>
+      </w:r>
+    </w:p>
+    <w:p>
+      <w:pPr>
+        <w:spacing w:before="0" w:after="0"/>
+        <w:ind w:left="283"/>
+        <w:shd w:val="clear" w:color="auto" w:fill="F3F4F6"/>
+      </w:pPr>
+      <w:r>
+        <w:rPr>
+          <w:rFonts w:ascii="Courier New" w:hAnsi="Courier New"/>
+          <w:color w:val="1F2D3D"/>
+          <w:sz w:val="18"/>
+        </w:rPr>
+        <w:t xml:space="preserve">    final preview = description.length &gt; 200</w:t>
+      </w:r>
+    </w:p>
+    <w:p>
+      <w:pPr>
+        <w:spacing w:before="0" w:after="0"/>
+        <w:ind w:left="283"/>
+        <w:shd w:val="clear" w:color="auto" w:fill="F3F4F6"/>
+      </w:pPr>
+      <w:r>
+        <w:rPr>
+          <w:rFonts w:ascii="Courier New" w:hAnsi="Courier New"/>
+          <w:color w:val="1F2D3D"/>
+          <w:sz w:val="18"/>
+        </w:rPr>
+        <w:t xml:space="preserve">        ? '${description.substring(0, 200)}…'</w:t>
+      </w:r>
+    </w:p>
+    <w:p>
+      <w:pPr>
+        <w:spacing w:before="0" w:after="0"/>
+        <w:ind w:left="283"/>
+        <w:shd w:val="clear" w:color="auto" w:fill="F3F4F6"/>
+      </w:pPr>
+      <w:r>
+        <w:rPr>
+          <w:rFonts w:ascii="Courier New" w:hAnsi="Courier New"/>
+          <w:color w:val="1F2D3D"/>
+          <w:sz w:val="18"/>
+        </w:rPr>
+        <w:t xml:space="preserve">        : description;</w:t>
+      </w:r>
+    </w:p>
+    <w:p>
+      <w:pPr>
+        <w:spacing w:before="0" w:after="0"/>
+        <w:ind w:left="283"/>
+        <w:shd w:val="clear" w:color="auto" w:fill="F3F4F6"/>
+      </w:pPr>
+      <w:r>
+        <w:rPr>
+          <w:rFonts w:ascii="Courier New" w:hAnsi="Courier New"/>
+          <w:color w:val="1F2D3D"/>
+          <w:sz w:val="18"/>
+        </w:rPr>
+        <w:t xml:space="preserve"> </w:t>
+      </w:r>
+    </w:p>
+    <w:p>
+      <w:pPr>
+        <w:spacing w:before="0" w:after="0"/>
+        <w:ind w:left="283"/>
+        <w:shd w:val="clear" w:color="auto" w:fill="F3F4F6"/>
+      </w:pPr>
+      <w:r>
+        <w:rPr>
+          <w:rFonts w:ascii="Courier New" w:hAnsi="Courier New"/>
+          <w:color w:val="1F2D3D"/>
+          <w:sz w:val="18"/>
+        </w:rPr>
+        <w:t xml:space="preserve">    final text = '🚀 *$title* — Pitch sur DIAPALER AFRICA\n\n'</w:t>
+      </w:r>
+    </w:p>
+    <w:p>
+      <w:pPr>
+        <w:spacing w:before="0" w:after="0"/>
+        <w:ind w:left="283"/>
+        <w:shd w:val="clear" w:color="auto" w:fill="F3F4F6"/>
+      </w:pPr>
+      <w:r>
+        <w:rPr>
+          <w:rFonts w:ascii="Courier New" w:hAnsi="Courier New"/>
+          <w:color w:val="1F2D3D"/>
+          <w:sz w:val="18"/>
+        </w:rPr>
+        <w:t xml:space="preserve">        '👤 $authorName · 🏢 $sector$amountLine\n\n'</w:t>
+      </w:r>
+    </w:p>
+    <w:p>
+      <w:pPr>
+        <w:spacing w:before="0" w:after="0"/>
+        <w:ind w:left="283"/>
+        <w:shd w:val="clear" w:color="auto" w:fill="F3F4F6"/>
+      </w:pPr>
+      <w:r>
+        <w:rPr>
+          <w:rFonts w:ascii="Courier New" w:hAnsi="Courier New"/>
+          <w:color w:val="1F2D3D"/>
+          <w:sz w:val="18"/>
+        </w:rPr>
+        <w:t xml:space="preserve">        '📝 $preview\n\n'</w:t>
+      </w:r>
+    </w:p>
+    <w:p>
+      <w:pPr>
+        <w:spacing w:before="0" w:after="0"/>
+        <w:ind w:left="283"/>
+        <w:shd w:val="clear" w:color="auto" w:fill="F3F4F6"/>
+      </w:pPr>
+      <w:r>
+        <w:rPr>
+          <w:rFonts w:ascii="Courier New" w:hAnsi="Courier New"/>
+          <w:color w:val="1F2D3D"/>
+          <w:sz w:val="18"/>
+        </w:rPr>
+        <w:t xml:space="preserve">        '🇸🇳 Retrouve ce projet sur DIAPALER AFRICA — la plateforme qui '</w:t>
+      </w:r>
+    </w:p>
+    <w:p>
+      <w:pPr>
+        <w:spacing w:before="0" w:after="0"/>
+        <w:ind w:left="283"/>
+        <w:shd w:val="clear" w:color="auto" w:fill="F3F4F6"/>
+      </w:pPr>
+      <w:r>
+        <w:rPr>
+          <w:rFonts w:ascii="Courier New" w:hAnsi="Courier New"/>
+          <w:color w:val="1F2D3D"/>
+          <w:sz w:val="18"/>
+        </w:rPr>
+        <w:t xml:space="preserve">        'connecte entrepreneurs, mentors et investisseurs au Sénégal.\n\n'</w:t>
+      </w:r>
+    </w:p>
+    <w:p>
+      <w:pPr>
+        <w:spacing w:before="0" w:after="0"/>
+        <w:ind w:left="283"/>
+        <w:shd w:val="clear" w:color="auto" w:fill="F3F4F6"/>
+      </w:pPr>
+      <w:r>
+        <w:rPr>
+          <w:rFonts w:ascii="Courier New" w:hAnsi="Courier New"/>
+          <w:color w:val="1F2D3D"/>
+          <w:sz w:val="18"/>
+        </w:rPr>
+        <w:t xml:space="preserve">        '👉 Télécharge : https://diapalerafrica.app';</w:t>
+      </w:r>
+    </w:p>
+    <w:p>
+      <w:pPr>
+        <w:spacing w:before="0" w:after="0"/>
+        <w:ind w:left="283"/>
+        <w:shd w:val="clear" w:color="auto" w:fill="F3F4F6"/>
+      </w:pPr>
+      <w:r>
+        <w:rPr>
+          <w:rFonts w:ascii="Courier New" w:hAnsi="Courier New"/>
+          <w:color w:val="1F2D3D"/>
+          <w:sz w:val="18"/>
+        </w:rPr>
+        <w:t xml:space="preserve"> </w:t>
+      </w:r>
+    </w:p>
+    <w:p>
+      <w:pPr>
+        <w:spacing w:before="0" w:after="0"/>
+        <w:ind w:left="283"/>
+        <w:shd w:val="clear" w:color="auto" w:fill="F3F4F6"/>
+      </w:pPr>
+      <w:r>
+        <w:rPr>
+          <w:rFonts w:ascii="Courier New" w:hAnsi="Courier New"/>
+          <w:color w:val="1F2D3D"/>
+          <w:sz w:val="18"/>
+        </w:rPr>
+        <w:t xml:space="preserve">    await Share.share(text, subject: 'Pitch : $title — DIAPALER AFRICA');</w:t>
+      </w:r>
+    </w:p>
+    <w:p>
+      <w:pPr>
+        <w:spacing w:before="0" w:after="0"/>
+        <w:ind w:left="283"/>
+        <w:shd w:val="clear" w:color="auto" w:fill="F3F4F6"/>
+      </w:pPr>
+      <w:r>
+        <w:rPr>
+          <w:rFonts w:ascii="Courier New" w:hAnsi="Courier New"/>
+          <w:color w:val="1F2D3D"/>
+          <w:sz w:val="18"/>
+        </w:rPr>
+        <w:t xml:space="preserve">  }</w:t>
+      </w:r>
+    </w:p>
+    <w:p>
+      <w:pPr>
+        <w:spacing w:before="0" w:after="0"/>
+        <w:ind w:left="283"/>
+        <w:shd w:val="clear" w:color="auto" w:fill="F3F4F6"/>
+      </w:pPr>
+      <w:r>
+        <w:rPr>
+          <w:rFonts w:ascii="Courier New" w:hAnsi="Courier New"/>
+          <w:color w:val="1F2D3D"/>
+          <w:sz w:val="18"/>
+        </w:rPr>
+        <w:t xml:space="preserve"> </w:t>
+      </w:r>
+    </w:p>
+    <w:p>
+      <w:pPr>
+        <w:spacing w:before="0" w:after="0"/>
+        <w:ind w:left="283"/>
+        <w:shd w:val="clear" w:color="auto" w:fill="F3F4F6"/>
+      </w:pPr>
+      <w:r>
+        <w:rPr>
+          <w:rFonts w:ascii="Courier New" w:hAnsi="Courier New"/>
+          <w:color w:val="1F2D3D"/>
+          <w:sz w:val="18"/>
+        </w:rPr>
+        <w:t xml:space="preserve">  /// Partage le profil d'un mentor ou investisseur.</w:t>
+      </w:r>
+    </w:p>
+    <w:p>
+      <w:pPr>
+        <w:spacing w:before="0" w:after="0"/>
+        <w:ind w:left="283"/>
+        <w:shd w:val="clear" w:color="auto" w:fill="F3F4F6"/>
+      </w:pPr>
+      <w:r>
+        <w:rPr>
+          <w:rFonts w:ascii="Courier New" w:hAnsi="Courier New"/>
+          <w:color w:val="1F2D3D"/>
+          <w:sz w:val="18"/>
+        </w:rPr>
+        <w:t xml:space="preserve">  static Future&lt;void&gt; shareMentorProfile({</w:t>
+      </w:r>
+    </w:p>
+    <w:p>
+      <w:pPr>
+        <w:spacing w:before="0" w:after="0"/>
+        <w:ind w:left="283"/>
+        <w:shd w:val="clear" w:color="auto" w:fill="F3F4F6"/>
+      </w:pPr>
+      <w:r>
+        <w:rPr>
+          <w:rFonts w:ascii="Courier New" w:hAnsi="Courier New"/>
+          <w:color w:val="1F2D3D"/>
+          <w:sz w:val="18"/>
+        </w:rPr>
+        <w:t xml:space="preserve">    required String name,</w:t>
+      </w:r>
+    </w:p>
+    <w:p>
+      <w:pPr>
+        <w:spacing w:before="0" w:after="0"/>
+        <w:ind w:left="283"/>
+        <w:shd w:val="clear" w:color="auto" w:fill="F3F4F6"/>
+      </w:pPr>
+      <w:r>
+        <w:rPr>
+          <w:rFonts w:ascii="Courier New" w:hAnsi="Courier New"/>
+          <w:color w:val="1F2D3D"/>
+          <w:sz w:val="18"/>
+        </w:rPr>
+        <w:t xml:space="preserve">    required String role,</w:t>
+      </w:r>
+    </w:p>
+    <w:p>
+      <w:pPr>
+        <w:spacing w:before="0" w:after="0"/>
+        <w:ind w:left="283"/>
+        <w:shd w:val="clear" w:color="auto" w:fill="F3F4F6"/>
+      </w:pPr>
+      <w:r>
+        <w:rPr>
+          <w:rFonts w:ascii="Courier New" w:hAnsi="Courier New"/>
+          <w:color w:val="1F2D3D"/>
+          <w:sz w:val="18"/>
+        </w:rPr>
+        <w:t xml:space="preserve">    required String sector,</w:t>
+      </w:r>
+    </w:p>
+    <w:p>
+      <w:pPr>
+        <w:spacing w:before="0" w:after="0"/>
+        <w:ind w:left="283"/>
+        <w:shd w:val="clear" w:color="auto" w:fill="F3F4F6"/>
+      </w:pPr>
+      <w:r>
+        <w:rPr>
+          <w:rFonts w:ascii="Courier New" w:hAnsi="Courier New"/>
+          <w:color w:val="1F2D3D"/>
+          <w:sz w:val="18"/>
+        </w:rPr>
+        <w:t xml:space="preserve">    required String city,</w:t>
+      </w:r>
+    </w:p>
+    <w:p>
+      <w:pPr>
+        <w:spacing w:before="0" w:after="0"/>
+        <w:ind w:left="283"/>
+        <w:shd w:val="clear" w:color="auto" w:fill="F3F4F6"/>
+      </w:pPr>
+      <w:r>
+        <w:rPr>
+          <w:rFonts w:ascii="Courier New" w:hAnsi="Courier New"/>
+          <w:color w:val="1F2D3D"/>
+          <w:sz w:val="18"/>
+        </w:rPr>
+        <w:t xml:space="preserve">    String? bio,</w:t>
+      </w:r>
+    </w:p>
+    <w:p>
+      <w:pPr>
+        <w:spacing w:before="0" w:after="0"/>
+        <w:ind w:left="283"/>
+        <w:shd w:val="clear" w:color="auto" w:fill="F3F4F6"/>
+      </w:pPr>
+      <w:r>
+        <w:rPr>
+          <w:rFonts w:ascii="Courier New" w:hAnsi="Courier New"/>
+          <w:color w:val="1F2D3D"/>
+          <w:sz w:val="18"/>
+        </w:rPr>
+        <w:t xml:space="preserve">  }) async {</w:t>
+      </w:r>
+    </w:p>
+    <w:p>
+      <w:pPr>
+        <w:spacing w:before="0" w:after="0"/>
+        <w:ind w:left="283"/>
+        <w:shd w:val="clear" w:color="auto" w:fill="F3F4F6"/>
+      </w:pPr>
+      <w:r>
+        <w:rPr>
+          <w:rFonts w:ascii="Courier New" w:hAnsi="Courier New"/>
+          <w:color w:val="1F2D3D"/>
+          <w:sz w:val="18"/>
+        </w:rPr>
+        <w:t xml:space="preserve">    final bioLine = (bio != null &amp;&amp; bio.isNotEmpty)</w:t>
+      </w:r>
+    </w:p>
+    <w:p>
+      <w:pPr>
+        <w:spacing w:before="0" w:after="0"/>
+        <w:ind w:left="283"/>
+        <w:shd w:val="clear" w:color="auto" w:fill="F3F4F6"/>
+      </w:pPr>
+      <w:r>
+        <w:rPr>
+          <w:rFonts w:ascii="Courier New" w:hAnsi="Courier New"/>
+          <w:color w:val="1F2D3D"/>
+          <w:sz w:val="18"/>
+        </w:rPr>
+        <w:t xml:space="preserve">        ? '\n\n"${bio.length &gt; 150 ? bio.substring(0, 150) + '…' : bio}"'</w:t>
+      </w:r>
+    </w:p>
+    <w:p>
+      <w:pPr>
+        <w:spacing w:before="0" w:after="0"/>
+        <w:ind w:left="283"/>
+        <w:shd w:val="clear" w:color="auto" w:fill="F3F4F6"/>
+      </w:pPr>
+      <w:r>
+        <w:rPr>
+          <w:rFonts w:ascii="Courier New" w:hAnsi="Courier New"/>
+          <w:color w:val="1F2D3D"/>
+          <w:sz w:val="18"/>
+        </w:rPr>
+        <w:t xml:space="preserve">        : '';</w:t>
+      </w:r>
+    </w:p>
+    <w:p>
+      <w:pPr>
+        <w:spacing w:before="0" w:after="0"/>
+        <w:ind w:left="283"/>
+        <w:shd w:val="clear" w:color="auto" w:fill="F3F4F6"/>
+      </w:pPr>
+      <w:r>
+        <w:rPr>
+          <w:rFonts w:ascii="Courier New" w:hAnsi="Courier New"/>
+          <w:color w:val="1F2D3D"/>
+          <w:sz w:val="18"/>
+        </w:rPr>
+        <w:t xml:space="preserve"> </w:t>
+      </w:r>
+    </w:p>
+    <w:p>
+      <w:pPr>
+        <w:spacing w:before="0" w:after="0"/>
+        <w:ind w:left="283"/>
+        <w:shd w:val="clear" w:color="auto" w:fill="F3F4F6"/>
+      </w:pPr>
+      <w:r>
+        <w:rPr>
+          <w:rFonts w:ascii="Courier New" w:hAnsi="Courier New"/>
+          <w:color w:val="1F2D3D"/>
+          <w:sz w:val="18"/>
+        </w:rPr>
+        <w:t xml:space="preserve">    final text = '👤 *$name* — $role sur DIAPALER AFRICA\n\n'</w:t>
+      </w:r>
+    </w:p>
+    <w:p>
+      <w:pPr>
+        <w:spacing w:before="0" w:after="0"/>
+        <w:ind w:left="283"/>
+        <w:shd w:val="clear" w:color="auto" w:fill="F3F4F6"/>
+      </w:pPr>
+      <w:r>
+        <w:rPr>
+          <w:rFonts w:ascii="Courier New" w:hAnsi="Courier New"/>
+          <w:color w:val="1F2D3D"/>
+          <w:sz w:val="18"/>
+        </w:rPr>
+        <w:t xml:space="preserve">        '🏢 Secteur : $sector\n'</w:t>
+      </w:r>
+    </w:p>
+    <w:p>
+      <w:pPr>
+        <w:spacing w:before="0" w:after="0"/>
+        <w:ind w:left="283"/>
+        <w:shd w:val="clear" w:color="auto" w:fill="F3F4F6"/>
+      </w:pPr>
+      <w:r>
+        <w:rPr>
+          <w:rFonts w:ascii="Courier New" w:hAnsi="Courier New"/>
+          <w:color w:val="1F2D3D"/>
+          <w:sz w:val="18"/>
+        </w:rPr>
+        <w:t xml:space="preserve">        '📍 $city$bioLine\n\n'</w:t>
+      </w:r>
+    </w:p>
+    <w:p>
+      <w:pPr>
+        <w:spacing w:before="0" w:after="0"/>
+        <w:ind w:left="283"/>
+        <w:shd w:val="clear" w:color="auto" w:fill="F3F4F6"/>
+      </w:pPr>
+      <w:r>
+        <w:rPr>
+          <w:rFonts w:ascii="Courier New" w:hAnsi="Courier New"/>
+          <w:color w:val="1F2D3D"/>
+          <w:sz w:val="18"/>
+        </w:rPr>
+        <w:t xml:space="preserve">        '🤝 Tu cherches un mentor ou un investisseur ?\n'</w:t>
+      </w:r>
+    </w:p>
+    <w:p>
+      <w:pPr>
+        <w:spacing w:before="0" w:after="0"/>
+        <w:ind w:left="283"/>
+        <w:shd w:val="clear" w:color="auto" w:fill="F3F4F6"/>
+      </w:pPr>
+      <w:r>
+        <w:rPr>
+          <w:rFonts w:ascii="Courier New" w:hAnsi="Courier New"/>
+          <w:color w:val="1F2D3D"/>
+          <w:sz w:val="18"/>
+        </w:rPr>
+        <w:t xml:space="preserve">        'Retrouve $name sur DIAPALER AFRICA.\n\n'</w:t>
+      </w:r>
+    </w:p>
+    <w:p>
+      <w:pPr>
+        <w:spacing w:before="0" w:after="0"/>
+        <w:ind w:left="283"/>
+        <w:shd w:val="clear" w:color="auto" w:fill="F3F4F6"/>
+      </w:pPr>
+      <w:r>
+        <w:rPr>
+          <w:rFonts w:ascii="Courier New" w:hAnsi="Courier New"/>
+          <w:color w:val="1F2D3D"/>
+          <w:sz w:val="18"/>
+        </w:rPr>
+        <w:t xml:space="preserve">        '🇸🇳 Plateforme de mentorat entrepreneurial — Sénégal\n'</w:t>
+      </w:r>
+    </w:p>
+    <w:p>
+      <w:pPr>
+        <w:spacing w:before="0" w:after="0"/>
+        <w:ind w:left="283"/>
+        <w:shd w:val="clear" w:color="auto" w:fill="F3F4F6"/>
+      </w:pPr>
+      <w:r>
+        <w:rPr>
+          <w:rFonts w:ascii="Courier New" w:hAnsi="Courier New"/>
+          <w:color w:val="1F2D3D"/>
+          <w:sz w:val="18"/>
+        </w:rPr>
+        <w:t xml:space="preserve">        '👉 https://diapalerafrica.app';</w:t>
+      </w:r>
+    </w:p>
+    <w:p>
+      <w:pPr>
+        <w:spacing w:before="0" w:after="0"/>
+        <w:ind w:left="283"/>
+        <w:shd w:val="clear" w:color="auto" w:fill="F3F4F6"/>
+      </w:pPr>
+      <w:r>
+        <w:rPr>
+          <w:rFonts w:ascii="Courier New" w:hAnsi="Courier New"/>
+          <w:color w:val="1F2D3D"/>
+          <w:sz w:val="18"/>
+        </w:rPr>
+        <w:t xml:space="preserve"> </w:t>
+      </w:r>
+    </w:p>
+    <w:p>
+      <w:pPr>
+        <w:spacing w:before="0" w:after="0"/>
+        <w:ind w:left="283"/>
+        <w:shd w:val="clear" w:color="auto" w:fill="F3F4F6"/>
+      </w:pPr>
+      <w:r>
+        <w:rPr>
+          <w:rFonts w:ascii="Courier New" w:hAnsi="Courier New"/>
+          <w:color w:val="1F2D3D"/>
+          <w:sz w:val="18"/>
+        </w:rPr>
+        <w:t xml:space="preserve">    await Share.share(text, subject: '$name — $role DIAPALER AFRICA');</w:t>
+      </w:r>
+    </w:p>
+    <w:p>
+      <w:pPr>
+        <w:spacing w:before="0" w:after="0"/>
+        <w:ind w:left="283"/>
+        <w:shd w:val="clear" w:color="auto" w:fill="F3F4F6"/>
+      </w:pPr>
+      <w:r>
+        <w:rPr>
+          <w:rFonts w:ascii="Courier New" w:hAnsi="Courier New"/>
+          <w:color w:val="1F2D3D"/>
+          <w:sz w:val="18"/>
+        </w:rPr>
+        <w:t xml:space="preserve">  }</w:t>
+      </w:r>
+    </w:p>
+    <w:p>
+      <w:pPr>
+        <w:spacing w:before="0" w:after="0"/>
+        <w:ind w:left="283"/>
+        <w:shd w:val="clear" w:color="auto" w:fill="F3F4F6"/>
+      </w:pPr>
+      <w:r>
+        <w:rPr>
+          <w:rFonts w:ascii="Courier New" w:hAnsi="Courier New"/>
+          <w:color w:val="1F2D3D"/>
+          <w:sz w:val="18"/>
+        </w:rPr>
+        <w:t xml:space="preserve"> </w:t>
+      </w:r>
+    </w:p>
+    <w:p>
+      <w:pPr>
+        <w:spacing w:before="0" w:after="0"/>
+        <w:ind w:left="283"/>
+        <w:shd w:val="clear" w:color="auto" w:fill="F3F4F6"/>
+      </w:pPr>
+      <w:r>
+        <w:rPr>
+          <w:rFonts w:ascii="Courier New" w:hAnsi="Courier New"/>
+          <w:color w:val="1F2D3D"/>
+          <w:sz w:val="18"/>
+        </w:rPr>
+        <w:t xml:space="preserve">  /// Partage son propre profil entrepreneur.</w:t>
+      </w:r>
+    </w:p>
+    <w:p>
+      <w:pPr>
+        <w:spacing w:before="0" w:after="0"/>
+        <w:ind w:left="283"/>
+        <w:shd w:val="clear" w:color="auto" w:fill="F3F4F6"/>
+      </w:pPr>
+      <w:r>
+        <w:rPr>
+          <w:rFonts w:ascii="Courier New" w:hAnsi="Courier New"/>
+          <w:color w:val="1F2D3D"/>
+          <w:sz w:val="18"/>
+        </w:rPr>
+        <w:t xml:space="preserve">  static Future&lt;void&gt; shareMyProfile({</w:t>
+      </w:r>
+    </w:p>
+    <w:p>
+      <w:pPr>
+        <w:spacing w:before="0" w:after="0"/>
+        <w:ind w:left="283"/>
+        <w:shd w:val="clear" w:color="auto" w:fill="F3F4F6"/>
+      </w:pPr>
+      <w:r>
+        <w:rPr>
+          <w:rFonts w:ascii="Courier New" w:hAnsi="Courier New"/>
+          <w:color w:val="1F2D3D"/>
+          <w:sz w:val="18"/>
+        </w:rPr>
+        <w:t xml:space="preserve">    required String name,</w:t>
+      </w:r>
+    </w:p>
+    <w:p>
+      <w:pPr>
+        <w:spacing w:before="0" w:after="0"/>
+        <w:ind w:left="283"/>
+        <w:shd w:val="clear" w:color="auto" w:fill="F3F4F6"/>
+      </w:pPr>
+      <w:r>
+        <w:rPr>
+          <w:rFonts w:ascii="Courier New" w:hAnsi="Courier New"/>
+          <w:color w:val="1F2D3D"/>
+          <w:sz w:val="18"/>
+        </w:rPr>
+        <w:t xml:space="preserve">    required String role,</w:t>
+      </w:r>
+    </w:p>
+    <w:p>
+      <w:pPr>
+        <w:spacing w:before="0" w:after="0"/>
+        <w:ind w:left="283"/>
+        <w:shd w:val="clear" w:color="auto" w:fill="F3F4F6"/>
+      </w:pPr>
+      <w:r>
+        <w:rPr>
+          <w:rFonts w:ascii="Courier New" w:hAnsi="Courier New"/>
+          <w:color w:val="1F2D3D"/>
+          <w:sz w:val="18"/>
+        </w:rPr>
+        <w:t xml:space="preserve">    required String sector,</w:t>
+      </w:r>
+    </w:p>
+    <w:p>
+      <w:pPr>
+        <w:spacing w:before="0" w:after="0"/>
+        <w:ind w:left="283"/>
+        <w:shd w:val="clear" w:color="auto" w:fill="F3F4F6"/>
+      </w:pPr>
+      <w:r>
+        <w:rPr>
+          <w:rFonts w:ascii="Courier New" w:hAnsi="Courier New"/>
+          <w:color w:val="1F2D3D"/>
+          <w:sz w:val="18"/>
+        </w:rPr>
+        <w:t xml:space="preserve">    required String city,</w:t>
+      </w:r>
+    </w:p>
+    <w:p>
+      <w:pPr>
+        <w:spacing w:before="0" w:after="0"/>
+        <w:ind w:left="283"/>
+        <w:shd w:val="clear" w:color="auto" w:fill="F3F4F6"/>
+      </w:pPr>
+      <w:r>
+        <w:rPr>
+          <w:rFonts w:ascii="Courier New" w:hAnsi="Courier New"/>
+          <w:color w:val="1F2D3D"/>
+          <w:sz w:val="18"/>
+        </w:rPr>
+        <w:t xml:space="preserve">    String? projectName,</w:t>
+      </w:r>
+    </w:p>
+    <w:p>
+      <w:pPr>
+        <w:spacing w:before="0" w:after="0"/>
+        <w:ind w:left="283"/>
+        <w:shd w:val="clear" w:color="auto" w:fill="F3F4F6"/>
+      </w:pPr>
+      <w:r>
+        <w:rPr>
+          <w:rFonts w:ascii="Courier New" w:hAnsi="Courier New"/>
+          <w:color w:val="1F2D3D"/>
+          <w:sz w:val="18"/>
+        </w:rPr>
+        <w:t xml:space="preserve">  }) async {</w:t>
+      </w:r>
+    </w:p>
+    <w:p>
+      <w:pPr>
+        <w:spacing w:before="0" w:after="0"/>
+        <w:ind w:left="283"/>
+        <w:shd w:val="clear" w:color="auto" w:fill="F3F4F6"/>
+      </w:pPr>
+      <w:r>
+        <w:rPr>
+          <w:rFonts w:ascii="Courier New" w:hAnsi="Courier New"/>
+          <w:color w:val="1F2D3D"/>
+          <w:sz w:val="18"/>
+        </w:rPr>
+        <w:t xml:space="preserve">    final projectLine = (projectName != null &amp;&amp; projectName.isNotEmpty)</w:t>
+      </w:r>
+    </w:p>
+    <w:p>
+      <w:pPr>
+        <w:spacing w:before="0" w:after="0"/>
+        <w:ind w:left="283"/>
+        <w:shd w:val="clear" w:color="auto" w:fill="F3F4F6"/>
+      </w:pPr>
+      <w:r>
+        <w:rPr>
+          <w:rFonts w:ascii="Courier New" w:hAnsi="Courier New"/>
+          <w:color w:val="1F2D3D"/>
+          <w:sz w:val="18"/>
+        </w:rPr>
+        <w:t xml:space="preserve">        ? '\n🚀 Projet : $projectName'</w:t>
+      </w:r>
+    </w:p>
+    <w:p>
+      <w:pPr>
+        <w:spacing w:before="0" w:after="0"/>
+        <w:ind w:left="283"/>
+        <w:shd w:val="clear" w:color="auto" w:fill="F3F4F6"/>
+      </w:pPr>
+      <w:r>
+        <w:rPr>
+          <w:rFonts w:ascii="Courier New" w:hAnsi="Courier New"/>
+          <w:color w:val="1F2D3D"/>
+          <w:sz w:val="18"/>
+        </w:rPr>
+        <w:t xml:space="preserve">        : '';</w:t>
+      </w:r>
+    </w:p>
+    <w:p>
+      <w:pPr>
+        <w:spacing w:before="0" w:after="0"/>
+        <w:ind w:left="283"/>
+        <w:shd w:val="clear" w:color="auto" w:fill="F3F4F6"/>
+      </w:pPr>
+      <w:r>
+        <w:rPr>
+          <w:rFonts w:ascii="Courier New" w:hAnsi="Courier New"/>
+          <w:color w:val="1F2D3D"/>
+          <w:sz w:val="18"/>
+        </w:rPr>
+        <w:t xml:space="preserve"> </w:t>
+      </w:r>
+    </w:p>
+    <w:p>
+      <w:pPr>
+        <w:spacing w:before="0" w:after="0"/>
+        <w:ind w:left="283"/>
+        <w:shd w:val="clear" w:color="auto" w:fill="F3F4F6"/>
+      </w:pPr>
+      <w:r>
+        <w:rPr>
+          <w:rFonts w:ascii="Courier New" w:hAnsi="Courier New"/>
+          <w:color w:val="1F2D3D"/>
+          <w:sz w:val="18"/>
+        </w:rPr>
+        <w:t xml:space="preserve">    final text = '👋 Je suis *$name*, $role sur DIAPALER AFRICA !\n\n'</w:t>
+      </w:r>
+    </w:p>
+    <w:p>
+      <w:pPr>
+        <w:spacing w:before="0" w:after="0"/>
+        <w:ind w:left="283"/>
+        <w:shd w:val="clear" w:color="auto" w:fill="F3F4F6"/>
+      </w:pPr>
+      <w:r>
+        <w:rPr>
+          <w:rFonts w:ascii="Courier New" w:hAnsi="Courier New"/>
+          <w:color w:val="1F2D3D"/>
+          <w:sz w:val="18"/>
+        </w:rPr>
+        <w:t xml:space="preserve">        '🏢 Secteur : $sector\n'</w:t>
+      </w:r>
+    </w:p>
+    <w:p>
+      <w:pPr>
+        <w:spacing w:before="0" w:after="0"/>
+        <w:ind w:left="283"/>
+        <w:shd w:val="clear" w:color="auto" w:fill="F3F4F6"/>
+      </w:pPr>
+      <w:r>
+        <w:rPr>
+          <w:rFonts w:ascii="Courier New" w:hAnsi="Courier New"/>
+          <w:color w:val="1F2D3D"/>
+          <w:sz w:val="18"/>
+        </w:rPr>
+        <w:t xml:space="preserve">        '📍 $city$projectLine\n\n'</w:t>
+      </w:r>
+    </w:p>
+    <w:p>
+      <w:pPr>
+        <w:spacing w:before="0" w:after="0"/>
+        <w:ind w:left="283"/>
+        <w:shd w:val="clear" w:color="auto" w:fill="F3F4F6"/>
+      </w:pPr>
+      <w:r>
+        <w:rPr>
+          <w:rFonts w:ascii="Courier New" w:hAnsi="Courier New"/>
+          <w:color w:val="1F2D3D"/>
+          <w:sz w:val="18"/>
+        </w:rPr>
+        <w:t xml:space="preserve">        'Je recherche des mentors et investisseurs pour mon projet.\n'</w:t>
+      </w:r>
+    </w:p>
+    <w:p>
+      <w:pPr>
+        <w:spacing w:before="0" w:after="0"/>
+        <w:ind w:left="283"/>
+        <w:shd w:val="clear" w:color="auto" w:fill="F3F4F6"/>
+      </w:pPr>
+      <w:r>
+        <w:rPr>
+          <w:rFonts w:ascii="Courier New" w:hAnsi="Courier New"/>
+          <w:color w:val="1F2D3D"/>
+          <w:sz w:val="18"/>
+        </w:rPr>
+        <w:t xml:space="preserve">        'Connectons-nous sur DIAPALER AFRICA !\n\n'</w:t>
+      </w:r>
+    </w:p>
+    <w:p>
+      <w:pPr>
+        <w:spacing w:before="0" w:after="0"/>
+        <w:ind w:left="283"/>
+        <w:shd w:val="clear" w:color="auto" w:fill="F3F4F6"/>
+      </w:pPr>
+      <w:r>
+        <w:rPr>
+          <w:rFonts w:ascii="Courier New" w:hAnsi="Courier New"/>
+          <w:color w:val="1F2D3D"/>
+          <w:sz w:val="18"/>
+        </w:rPr>
+        <w:t xml:space="preserve">        '🇸🇳 https://diapalerafrica.app';</w:t>
+      </w:r>
+    </w:p>
+    <w:p>
+      <w:pPr>
+        <w:spacing w:before="0" w:after="0"/>
+        <w:ind w:left="283"/>
+        <w:shd w:val="clear" w:color="auto" w:fill="F3F4F6"/>
+      </w:pPr>
+      <w:r>
+        <w:rPr>
+          <w:rFonts w:ascii="Courier New" w:hAnsi="Courier New"/>
+          <w:color w:val="1F2D3D"/>
+          <w:sz w:val="18"/>
+        </w:rPr>
+        <w:t xml:space="preserve"> </w:t>
+      </w:r>
+    </w:p>
+    <w:p>
+      <w:pPr>
+        <w:spacing w:before="0" w:after="0"/>
+        <w:ind w:left="283"/>
+        <w:shd w:val="clear" w:color="auto" w:fill="F3F4F6"/>
+      </w:pPr>
+      <w:r>
+        <w:rPr>
+          <w:rFonts w:ascii="Courier New" w:hAnsi="Courier New"/>
+          <w:color w:val="1F2D3D"/>
+          <w:sz w:val="18"/>
+        </w:rPr>
+        <w:t xml:space="preserve">    await Share.share(text, subject: 'Mon profil DIAPALER AFRICA — $name');</w:t>
+      </w:r>
+    </w:p>
+    <w:p>
+      <w:pPr>
+        <w:spacing w:before="0" w:after="0"/>
+        <w:ind w:left="283"/>
+        <w:shd w:val="clear" w:color="auto" w:fill="F3F4F6"/>
+      </w:pPr>
+      <w:r>
+        <w:rPr>
+          <w:rFonts w:ascii="Courier New" w:hAnsi="Courier New"/>
+          <w:color w:val="1F2D3D"/>
+          <w:sz w:val="18"/>
+        </w:rPr>
+        <w:t xml:space="preserve">  }</w:t>
+      </w:r>
+    </w:p>
+    <w:p>
+      <w:pPr>
+        <w:spacing w:before="0" w:after="0"/>
+        <w:ind w:left="283"/>
+        <w:shd w:val="clear" w:color="auto" w:fill="F3F4F6"/>
+      </w:pPr>
+      <w:r>
+        <w:rPr>
+          <w:rFonts w:ascii="Courier New" w:hAnsi="Courier New"/>
+          <w:color w:val="1F2D3D"/>
+          <w:sz w:val="18"/>
+        </w:rPr>
+        <w:t xml:space="preserve"> </w:t>
+      </w:r>
+    </w:p>
+    <w:p>
+      <w:pPr>
+        <w:spacing w:before="0" w:after="0"/>
+        <w:ind w:left="283"/>
+        <w:shd w:val="clear" w:color="auto" w:fill="F3F4F6"/>
+      </w:pPr>
+      <w:r>
+        <w:rPr>
+          <w:rFonts w:ascii="Courier New" w:hAnsi="Courier New"/>
+          <w:color w:val="1F2D3D"/>
+          <w:sz w:val="18"/>
+        </w:rPr>
+        <w:t xml:space="preserve">  /// Partage un conseil donné par DIALI IA.</w:t>
+      </w:r>
+    </w:p>
+    <w:p>
+      <w:pPr>
+        <w:spacing w:before="0" w:after="0"/>
+        <w:ind w:left="283"/>
+        <w:shd w:val="clear" w:color="auto" w:fill="F3F4F6"/>
+      </w:pPr>
+      <w:r>
+        <w:rPr>
+          <w:rFonts w:ascii="Courier New" w:hAnsi="Courier New"/>
+          <w:color w:val="1F2D3D"/>
+          <w:sz w:val="18"/>
+        </w:rPr>
+        <w:t xml:space="preserve">  static Future&lt;void&gt; shareDialiAdvice({</w:t>
+      </w:r>
+    </w:p>
+    <w:p>
+      <w:pPr>
+        <w:spacing w:before="0" w:after="0"/>
+        <w:ind w:left="283"/>
+        <w:shd w:val="clear" w:color="auto" w:fill="F3F4F6"/>
+      </w:pPr>
+      <w:r>
+        <w:rPr>
+          <w:rFonts w:ascii="Courier New" w:hAnsi="Courier New"/>
+          <w:color w:val="1F2D3D"/>
+          <w:sz w:val="18"/>
+        </w:rPr>
+        <w:t xml:space="preserve">    required String advice,</w:t>
+      </w:r>
+    </w:p>
+    <w:p>
+      <w:pPr>
+        <w:spacing w:before="0" w:after="0"/>
+        <w:ind w:left="283"/>
+        <w:shd w:val="clear" w:color="auto" w:fill="F3F4F6"/>
+      </w:pPr>
+      <w:r>
+        <w:rPr>
+          <w:rFonts w:ascii="Courier New" w:hAnsi="Courier New"/>
+          <w:color w:val="1F2D3D"/>
+          <w:sz w:val="18"/>
+        </w:rPr>
+        <w:t xml:space="preserve">    required String userName,</w:t>
+      </w:r>
+    </w:p>
+    <w:p>
+      <w:pPr>
+        <w:spacing w:before="0" w:after="0"/>
+        <w:ind w:left="283"/>
+        <w:shd w:val="clear" w:color="auto" w:fill="F3F4F6"/>
+      </w:pPr>
+      <w:r>
+        <w:rPr>
+          <w:rFonts w:ascii="Courier New" w:hAnsi="Courier New"/>
+          <w:color w:val="1F2D3D"/>
+          <w:sz w:val="18"/>
+        </w:rPr>
+        <w:t xml:space="preserve">  }) async {</w:t>
+      </w:r>
+    </w:p>
+    <w:p>
+      <w:pPr>
+        <w:spacing w:before="0" w:after="0"/>
+        <w:ind w:left="283"/>
+        <w:shd w:val="clear" w:color="auto" w:fill="F3F4F6"/>
+      </w:pPr>
+      <w:r>
+        <w:rPr>
+          <w:rFonts w:ascii="Courier New" w:hAnsi="Courier New"/>
+          <w:color w:val="1F2D3D"/>
+          <w:sz w:val="18"/>
+        </w:rPr>
+        <w:t xml:space="preserve">    final preview = advice.length &gt; 280</w:t>
+      </w:r>
+    </w:p>
+    <w:p>
+      <w:pPr>
+        <w:spacing w:before="0" w:after="0"/>
+        <w:ind w:left="283"/>
+        <w:shd w:val="clear" w:color="auto" w:fill="F3F4F6"/>
+      </w:pPr>
+      <w:r>
+        <w:rPr>
+          <w:rFonts w:ascii="Courier New" w:hAnsi="Courier New"/>
+          <w:color w:val="1F2D3D"/>
+          <w:sz w:val="18"/>
+        </w:rPr>
+        <w:t xml:space="preserve">        ? '${advice.substring(0, 280)}…'</w:t>
+      </w:r>
+    </w:p>
+    <w:p>
+      <w:pPr>
+        <w:spacing w:before="0" w:after="0"/>
+        <w:ind w:left="283"/>
+        <w:shd w:val="clear" w:color="auto" w:fill="F3F4F6"/>
+      </w:pPr>
+      <w:r>
+        <w:rPr>
+          <w:rFonts w:ascii="Courier New" w:hAnsi="Courier New"/>
+          <w:color w:val="1F2D3D"/>
+          <w:sz w:val="18"/>
+        </w:rPr>
+        <w:t xml:space="preserve">        : advice;</w:t>
+      </w:r>
+    </w:p>
+    <w:p>
+      <w:pPr>
+        <w:spacing w:before="0" w:after="0"/>
+        <w:ind w:left="283"/>
+        <w:shd w:val="clear" w:color="auto" w:fill="F3F4F6"/>
+      </w:pPr>
+      <w:r>
+        <w:rPr>
+          <w:rFonts w:ascii="Courier New" w:hAnsi="Courier New"/>
+          <w:color w:val="1F2D3D"/>
+          <w:sz w:val="18"/>
+        </w:rPr>
+        <w:t xml:space="preserve"> </w:t>
+      </w:r>
+    </w:p>
+    <w:p>
+      <w:pPr>
+        <w:spacing w:before="0" w:after="0"/>
+        <w:ind w:left="283"/>
+        <w:shd w:val="clear" w:color="auto" w:fill="F3F4F6"/>
+      </w:pPr>
+      <w:r>
+        <w:rPr>
+          <w:rFonts w:ascii="Courier New" w:hAnsi="Courier New"/>
+          <w:color w:val="1F2D3D"/>
+          <w:sz w:val="18"/>
+        </w:rPr>
+        <w:t xml:space="preserve">    final text = '💡 Conseil de *DIALI IA* pour $userName\n\n'</w:t>
+      </w:r>
+    </w:p>
+    <w:p>
+      <w:pPr>
+        <w:spacing w:before="0" w:after="0"/>
+        <w:ind w:left="283"/>
+        <w:shd w:val="clear" w:color="auto" w:fill="F3F4F6"/>
+      </w:pPr>
+      <w:r>
+        <w:rPr>
+          <w:rFonts w:ascii="Courier New" w:hAnsi="Courier New"/>
+          <w:color w:val="1F2D3D"/>
+          <w:sz w:val="18"/>
+        </w:rPr>
+        <w:t xml:space="preserve">        '$preview\n\n'</w:t>
+      </w:r>
+    </w:p>
+    <w:p>
+      <w:pPr>
+        <w:spacing w:before="0" w:after="0"/>
+        <w:ind w:left="283"/>
+        <w:shd w:val="clear" w:color="auto" w:fill="F3F4F6"/>
+      </w:pPr>
+      <w:r>
+        <w:rPr>
+          <w:rFonts w:ascii="Courier New" w:hAnsi="Courier New"/>
+          <w:color w:val="1F2D3D"/>
+          <w:sz w:val="18"/>
+        </w:rPr>
+        <w:t xml:space="preserve">        '🤖 DIALI est l\'assistant IA de DIAPALER AFRICA — spécialisé dans '</w:t>
+      </w:r>
+    </w:p>
+    <w:p>
+      <w:pPr>
+        <w:spacing w:before="0" w:after="0"/>
+        <w:ind w:left="283"/>
+        <w:shd w:val="clear" w:color="auto" w:fill="F3F4F6"/>
+      </w:pPr>
+      <w:r>
+        <w:rPr>
+          <w:rFonts w:ascii="Courier New" w:hAnsi="Courier New"/>
+          <w:color w:val="1F2D3D"/>
+          <w:sz w:val="18"/>
+        </w:rPr>
+        <w:t xml:space="preserve">        'l\'écosystème sénégalais (DER/FJ, PAVIE 2, Be Yes, BNDE…).\n\n'</w:t>
+      </w:r>
+    </w:p>
+    <w:p>
+      <w:pPr>
+        <w:spacing w:before="0" w:after="0"/>
+        <w:ind w:left="283"/>
+        <w:shd w:val="clear" w:color="auto" w:fill="F3F4F6"/>
+      </w:pPr>
+      <w:r>
+        <w:rPr>
+          <w:rFonts w:ascii="Courier New" w:hAnsi="Courier New"/>
+          <w:color w:val="1F2D3D"/>
+          <w:sz w:val="18"/>
+        </w:rPr>
+        <w:t xml:space="preserve">        '🇸🇳 https://diapalerafrica.app';</w:t>
+      </w:r>
+    </w:p>
+    <w:p>
+      <w:pPr>
+        <w:spacing w:before="0" w:after="0"/>
+        <w:ind w:left="283"/>
+        <w:shd w:val="clear" w:color="auto" w:fill="F3F4F6"/>
+      </w:pPr>
+      <w:r>
+        <w:rPr>
+          <w:rFonts w:ascii="Courier New" w:hAnsi="Courier New"/>
+          <w:color w:val="1F2D3D"/>
+          <w:sz w:val="18"/>
+        </w:rPr>
+        <w:t xml:space="preserve"> </w:t>
+      </w:r>
+    </w:p>
+    <w:p>
+      <w:pPr>
+        <w:spacing w:before="0" w:after="0"/>
+        <w:ind w:left="283"/>
+        <w:shd w:val="clear" w:color="auto" w:fill="F3F4F6"/>
+      </w:pPr>
+      <w:r>
+        <w:rPr>
+          <w:rFonts w:ascii="Courier New" w:hAnsi="Courier New"/>
+          <w:color w:val="1F2D3D"/>
+          <w:sz w:val="18"/>
+        </w:rPr>
+        <w:t xml:space="preserve">    await Share.share(text, subject: 'Conseil DIALI IA — DIAPALER AFRICA');</w:t>
+      </w:r>
+    </w:p>
+    <w:p>
+      <w:pPr>
+        <w:spacing w:before="0" w:after="0"/>
+        <w:ind w:left="283"/>
+        <w:shd w:val="clear" w:color="auto" w:fill="F3F4F6"/>
+      </w:pPr>
+      <w:r>
+        <w:rPr>
+          <w:rFonts w:ascii="Courier New" w:hAnsi="Courier New"/>
+          <w:color w:val="1F2D3D"/>
+          <w:sz w:val="18"/>
+        </w:rPr>
+        <w:t xml:space="preserve">  }</w:t>
+      </w:r>
+    </w:p>
+    <w:p>
+      <w:pPr>
+        <w:spacing w:before="0" w:after="0"/>
+        <w:ind w:left="283"/>
+        <w:shd w:val="clear" w:color="auto" w:fill="F3F4F6"/>
+      </w:pPr>
+      <w:r>
+        <w:rPr>
+          <w:rFonts w:ascii="Courier New" w:hAnsi="Courier New"/>
+          <w:color w:val="1F2D3D"/>
+          <w:sz w:val="18"/>
+        </w:rPr>
+        <w:t>}</w:t>
+      </w:r>
+    </w:p>
+    <w:p>
+      <w:pPr>
+        <w:spacing w:after="80"/>
+      </w:pPr>
+    </w:p>
+    <w:p>
+      <w:pPr>
+        <w:pStyle w:val="Heading3"/>
+      </w:pPr>
+      <w:r>
+        <w:t>10.2 Intégration dans les écrans</w:t>
+      </w:r>
+    </w:p>
+    <w:p>
+      <w:r>
+        <w:rPr>
+          <w:rFonts w:ascii="Calibri" w:hAnsi="Calibri"/>
+          <w:sz w:val="22"/>
+        </w:rPr>
+        <w:t xml:space="preserve">Le bouton de partage </w:t>
+      </w:r>
+      <w:r>
+        <w:rPr>
+          <w:rFonts w:ascii="Courier New" w:hAnsi="Courier New"/>
+          <w:color w:val="DC2626"/>
+          <w:sz w:val="20"/>
+        </w:rPr>
+        <w:t>IconButton(icon: Icon(Icons.share_rounded))</w:t>
+      </w:r>
+      <w:r>
+        <w:rPr>
+          <w:rFonts w:ascii="Calibri" w:hAnsi="Calibri"/>
+          <w:sz w:val="22"/>
+        </w:rPr>
+        <w:t xml:space="preserve"> a été intégré dans trois écrans :</w:t>
+      </w:r>
+    </w:p>
+    <w:tbl>
+      <w:tblPr>
+        <w:tblStyle w:val="TableGrid"/>
+        <w:tblW w:type="auto" w:w="0"/>
+        <w:tblLook w:firstColumn="1" w:firstRow="1" w:lastColumn="0" w:lastRow="0" w:noHBand="0" w:noVBand="1" w:val="04A0"/>
+      </w:tblPr>
+      <w:tblGrid>
+        <w:gridCol w:w="3135"/>
+        <w:gridCol w:w="3135"/>
+        <w:gridCol w:w="3135"/>
+      </w:tblGrid>
+      <w:tr>
+        <w:tc>
+          <w:tcPr>
+            <w:tcW w:type="dxa" w:w="3135"/>
+            <w:shd w:val="clear" w:color="auto" w:fill="1E3A8A"/>
+          </w:tcPr>
+          <w:p>
+            <w:r>
+              <w:rPr>
+                <w:rFonts w:ascii="Calibri" w:hAnsi="Calibri"/>
+                <w:b/>
+                <w:color w:val="FFFFFF"/>
+                <w:sz w:val="20"/>
+              </w:rPr>
+              <w:t>Écran</w:t>
+            </w:r>
+          </w:p>
+        </w:tc>
+        <w:tc>
+          <w:tcPr>
+            <w:tcW w:type="dxa" w:w="3135"/>
+            <w:shd w:val="clear" w:color="auto" w:fill="1E3A8A"/>
+          </w:tcPr>
+          <w:p>
+            <w:r>
+              <w:rPr>
+                <w:rFonts w:ascii="Calibri" w:hAnsi="Calibri"/>
+                <w:b/>
+                <w:color w:val="FFFFFF"/>
+                <w:sz w:val="20"/>
+              </w:rPr>
+              <w:t>Emplacement</w:t>
+            </w:r>
+          </w:p>
+        </w:tc>
+        <w:tc>
+          <w:tcPr>
+            <w:tcW w:type="dxa" w:w="3135"/>
+            <w:shd w:val="clear" w:color="auto" w:fill="1E3A8A"/>
+          </w:tcPr>
+          <w:p>
+            <w:r>
+              <w:rPr>
+                <w:rFonts w:ascii="Calibri" w:hAnsi="Calibri"/>
+                <w:b/>
+                <w:color w:val="FFFFFF"/>
+                <w:sz w:val="20"/>
+              </w:rPr>
+              <w:t>Méthode appelée</w:t>
+            </w:r>
+          </w:p>
+        </w:tc>
+      </w:tr>
+      <w:tr>
+        <w:tc>
+          <w:tcPr>
+            <w:tcW w:type="dxa" w:w="3135"/>
+            <w:shd w:val="clear" w:color="auto" w:fill="EFF6FF"/>
+          </w:tcPr>
+          <w:p>
+            <w:r>
+              <w:rPr>
+                <w:rFonts w:ascii="Calibri" w:hAnsi="Calibri"/>
+                <w:color w:val="DC2626"/>
+                <w:sz w:val="20"/>
+              </w:rPr>
+              <w:t>PagePitchsPublics</w:t>
+            </w:r>
+          </w:p>
+        </w:tc>
+        <w:tc>
+          <w:tcPr>
+            <w:tcW w:type="dxa" w:w="3135"/>
+            <w:shd w:val="clear" w:color="auto" w:fill="EFF6FF"/>
+          </w:tcPr>
+          <w:p>
+            <w:r>
+              <w:rPr>
+                <w:rFonts w:ascii="Calibri" w:hAnsi="Calibri"/>
+                <w:sz w:val="20"/>
+              </w:rPr>
+              <w:t>Icône dans chaque carte pitch</w:t>
+            </w:r>
+          </w:p>
+        </w:tc>
+        <w:tc>
+          <w:tcPr>
+            <w:tcW w:type="dxa" w:w="3135"/>
+            <w:shd w:val="clear" w:color="auto" w:fill="EFF6FF"/>
+          </w:tcPr>
+          <w:p>
+            <w:r>
+              <w:rPr>
+                <w:rFonts w:ascii="Calibri" w:hAnsi="Calibri"/>
+                <w:color w:val="DC2626"/>
+                <w:sz w:val="20"/>
+              </w:rPr>
+              <w:t>ShareService.sharePitch(...)</w:t>
+            </w:r>
+          </w:p>
+        </w:tc>
+      </w:tr>
+      <w:tr>
+        <w:tc>
+          <w:tcPr>
+            <w:tcW w:type="dxa" w:w="3135"/>
+          </w:tcPr>
+          <w:p>
+            <w:r>
+              <w:rPr>
+                <w:rFonts w:ascii="Calibri" w:hAnsi="Calibri"/>
+                <w:color w:val="DC2626"/>
+                <w:sz w:val="20"/>
+              </w:rPr>
+              <w:t>PageProfil</w:t>
+            </w:r>
+          </w:p>
+        </w:tc>
+        <w:tc>
+          <w:tcPr>
+            <w:tcW w:type="dxa" w:w="3135"/>
+          </w:tcPr>
+          <w:p>
+            <w:r>
+              <w:rPr>
+                <w:rFonts w:ascii="Calibri" w:hAnsi="Calibri"/>
+                <w:sz w:val="20"/>
+              </w:rPr>
+              <w:t>AppBar actions (avant le bouton modifier)</w:t>
+            </w:r>
+          </w:p>
+        </w:tc>
+        <w:tc>
+          <w:tcPr>
+            <w:tcW w:type="dxa" w:w="3135"/>
+          </w:tcPr>
+          <w:p>
+            <w:r>
+              <w:rPr>
+                <w:rFonts w:ascii="Calibri" w:hAnsi="Calibri"/>
+                <w:color w:val="DC2626"/>
+                <w:sz w:val="20"/>
+              </w:rPr>
+              <w:t>ShareService.shareMyProfile(...)</w:t>
+            </w:r>
+          </w:p>
+        </w:tc>
+      </w:tr>
+      <w:tr>
+        <w:tc>
+          <w:tcPr>
+            <w:tcW w:type="dxa" w:w="3135"/>
+            <w:shd w:val="clear" w:color="auto" w:fill="EFF6FF"/>
+          </w:tcPr>
+          <w:p>
+            <w:r>
+              <w:rPr>
+                <w:rFonts w:ascii="Calibri" w:hAnsi="Calibri"/>
+                <w:color w:val="DC2626"/>
+                <w:sz w:val="20"/>
+              </w:rPr>
+              <w:t>PageDetailMentor</w:t>
+            </w:r>
+          </w:p>
+        </w:tc>
+        <w:tc>
+          <w:tcPr>
+            <w:tcW w:type="dxa" w:w="3135"/>
+            <w:shd w:val="clear" w:color="auto" w:fill="EFF6FF"/>
+          </w:tcPr>
+          <w:p>
+            <w:r>
+              <w:rPr>
+                <w:rFonts w:ascii="Calibri" w:hAnsi="Calibri"/>
+                <w:sz w:val="20"/>
+              </w:rPr>
+              <w:t>SliverAppBar actions (avant le favori)</w:t>
+            </w:r>
+          </w:p>
+        </w:tc>
+        <w:tc>
+          <w:tcPr>
+            <w:tcW w:type="dxa" w:w="3135"/>
+            <w:shd w:val="clear" w:color="auto" w:fill="EFF6FF"/>
+          </w:tcPr>
+          <w:p>
+            <w:r>
+              <w:rPr>
+                <w:rFonts w:ascii="Calibri" w:hAnsi="Calibri"/>
+                <w:color w:val="DC2626"/>
+                <w:sz w:val="20"/>
+              </w:rPr>
+              <w:t>ShareService.shareMentorProfile(...)</w:t>
+            </w:r>
+          </w:p>
+        </w:tc>
+      </w:tr>
+    </w:tbl>
+    <w:p>
+      <w:pPr>
+        <w:spacing w:after="120"/>
+      </w:pPr>
+    </w:p>
+    <w:p>
+      <w:r>
+        <w:rPr>
+          <w:rFonts w:ascii="Calibri" w:hAnsi="Calibri"/>
+          <w:b/>
+          <w:sz w:val="22"/>
+        </w:rPr>
+        <w:t>Exemple — bouton partage dans la liste des pitchs :</w:t>
+      </w:r>
+    </w:p>
+    <w:p>
+      <w:pPr>
+        <w:spacing w:before="0" w:after="0"/>
+        <w:ind w:left="283"/>
+        <w:shd w:val="clear" w:color="auto" w:fill="F3F4F6"/>
+      </w:pPr>
+      <w:r>
+        <w:rPr>
+          <w:rFonts w:ascii="Courier New" w:hAnsi="Courier New"/>
+          <w:color w:val="1F2D3D"/>
+          <w:sz w:val="18"/>
+        </w:rPr>
+        <w:t>// lib/screens/page_pitches_publics.dart</w:t>
+      </w:r>
+    </w:p>
+    <w:p>
+      <w:pPr>
+        <w:spacing w:before="0" w:after="0"/>
+        <w:ind w:left="283"/>
+        <w:shd w:val="clear" w:color="auto" w:fill="F3F4F6"/>
+      </w:pPr>
+      <w:r>
+        <w:rPr>
+          <w:rFonts w:ascii="Courier New" w:hAnsi="Courier New"/>
+          <w:color w:val="1F2D3D"/>
+          <w:sz w:val="18"/>
+        </w:rPr>
+        <w:t>import '../services/service_partage.dart';</w:t>
+      </w:r>
+    </w:p>
+    <w:p>
+      <w:pPr>
+        <w:spacing w:before="0" w:after="0"/>
+        <w:ind w:left="283"/>
+        <w:shd w:val="clear" w:color="auto" w:fill="F3F4F6"/>
+      </w:pPr>
+      <w:r>
+        <w:rPr>
+          <w:rFonts w:ascii="Courier New" w:hAnsi="Courier New"/>
+          <w:color w:val="1F2D3D"/>
+          <w:sz w:val="18"/>
+        </w:rPr>
+        <w:t xml:space="preserve"> </w:t>
+      </w:r>
+    </w:p>
+    <w:p>
+      <w:pPr>
+        <w:spacing w:before="0" w:after="0"/>
+        <w:ind w:left="283"/>
+        <w:shd w:val="clear" w:color="auto" w:fill="F3F4F6"/>
+      </w:pPr>
+      <w:r>
+        <w:rPr>
+          <w:rFonts w:ascii="Courier New" w:hAnsi="Courier New"/>
+          <w:color w:val="1F2D3D"/>
+          <w:sz w:val="18"/>
+        </w:rPr>
+        <w:t>// Dans la carte de chaque pitch :</w:t>
+      </w:r>
+    </w:p>
+    <w:p>
+      <w:pPr>
+        <w:spacing w:before="0" w:after="0"/>
+        <w:ind w:left="283"/>
+        <w:shd w:val="clear" w:color="auto" w:fill="F3F4F6"/>
+      </w:pPr>
+      <w:r>
+        <w:rPr>
+          <w:rFonts w:ascii="Courier New" w:hAnsi="Courier New"/>
+          <w:color w:val="1F2D3D"/>
+          <w:sz w:val="18"/>
+        </w:rPr>
+        <w:t>IconButton(</w:t>
+      </w:r>
+    </w:p>
+    <w:p>
+      <w:pPr>
+        <w:spacing w:before="0" w:after="0"/>
+        <w:ind w:left="283"/>
+        <w:shd w:val="clear" w:color="auto" w:fill="F3F4F6"/>
+      </w:pPr>
+      <w:r>
+        <w:rPr>
+          <w:rFonts w:ascii="Courier New" w:hAnsi="Courier New"/>
+          <w:color w:val="1F2D3D"/>
+          <w:sz w:val="18"/>
+        </w:rPr>
+        <w:t xml:space="preserve">  onPressed: () =&gt; ShareService.sharePitch(</w:t>
+      </w:r>
+    </w:p>
+    <w:p>
+      <w:pPr>
+        <w:spacing w:before="0" w:after="0"/>
+        <w:ind w:left="283"/>
+        <w:shd w:val="clear" w:color="auto" w:fill="F3F4F6"/>
+      </w:pPr>
+      <w:r>
+        <w:rPr>
+          <w:rFonts w:ascii="Courier New" w:hAnsi="Courier New"/>
+          <w:color w:val="1F2D3D"/>
+          <w:sz w:val="18"/>
+        </w:rPr>
+        <w:t xml:space="preserve">    title: title,</w:t>
+      </w:r>
+    </w:p>
+    <w:p>
+      <w:pPr>
+        <w:spacing w:before="0" w:after="0"/>
+        <w:ind w:left="283"/>
+        <w:shd w:val="clear" w:color="auto" w:fill="F3F4F6"/>
+      </w:pPr>
+      <w:r>
+        <w:rPr>
+          <w:rFonts w:ascii="Courier New" w:hAnsi="Courier New"/>
+          <w:color w:val="1F2D3D"/>
+          <w:sz w:val="18"/>
+        </w:rPr>
+        <w:t xml:space="preserve">    sector: sector,</w:t>
+      </w:r>
+    </w:p>
+    <w:p>
+      <w:pPr>
+        <w:spacing w:before="0" w:after="0"/>
+        <w:ind w:left="283"/>
+        <w:shd w:val="clear" w:color="auto" w:fill="F3F4F6"/>
+      </w:pPr>
+      <w:r>
+        <w:rPr>
+          <w:rFonts w:ascii="Courier New" w:hAnsi="Courier New"/>
+          <w:color w:val="1F2D3D"/>
+          <w:sz w:val="18"/>
+        </w:rPr>
+        <w:t xml:space="preserve">    description: description,</w:t>
+      </w:r>
+    </w:p>
+    <w:p>
+      <w:pPr>
+        <w:spacing w:before="0" w:after="0"/>
+        <w:ind w:left="283"/>
+        <w:shd w:val="clear" w:color="auto" w:fill="F3F4F6"/>
+      </w:pPr>
+      <w:r>
+        <w:rPr>
+          <w:rFonts w:ascii="Courier New" w:hAnsi="Courier New"/>
+          <w:color w:val="1F2D3D"/>
+          <w:sz w:val="18"/>
+        </w:rPr>
+        <w:t xml:space="preserve">    authorName: userName,</w:t>
+      </w:r>
+    </w:p>
+    <w:p>
+      <w:pPr>
+        <w:spacing w:before="0" w:after="0"/>
+        <w:ind w:left="283"/>
+        <w:shd w:val="clear" w:color="auto" w:fill="F3F4F6"/>
+      </w:pPr>
+      <w:r>
+        <w:rPr>
+          <w:rFonts w:ascii="Courier New" w:hAnsi="Courier New"/>
+          <w:color w:val="1F2D3D"/>
+          <w:sz w:val="18"/>
+        </w:rPr>
+        <w:t xml:space="preserve">    amount: amount.isNotEmpty ? amount : null,</w:t>
+      </w:r>
+    </w:p>
+    <w:p>
+      <w:pPr>
+        <w:spacing w:before="0" w:after="0"/>
+        <w:ind w:left="283"/>
+        <w:shd w:val="clear" w:color="auto" w:fill="F3F4F6"/>
+      </w:pPr>
+      <w:r>
+        <w:rPr>
+          <w:rFonts w:ascii="Courier New" w:hAnsi="Courier New"/>
+          <w:color w:val="1F2D3D"/>
+          <w:sz w:val="18"/>
+        </w:rPr>
+        <w:t xml:space="preserve">  ),</w:t>
+      </w:r>
+    </w:p>
+    <w:p>
+      <w:pPr>
+        <w:spacing w:before="0" w:after="0"/>
+        <w:ind w:left="283"/>
+        <w:shd w:val="clear" w:color="auto" w:fill="F3F4F6"/>
+      </w:pPr>
+      <w:r>
+        <w:rPr>
+          <w:rFonts w:ascii="Courier New" w:hAnsi="Courier New"/>
+          <w:color w:val="1F2D3D"/>
+          <w:sz w:val="18"/>
+        </w:rPr>
+        <w:t xml:space="preserve">  icon: const Icon(Icons.share_rounded, size: 18),</w:t>
+      </w:r>
+    </w:p>
+    <w:p>
+      <w:pPr>
+        <w:spacing w:before="0" w:after="0"/>
+        <w:ind w:left="283"/>
+        <w:shd w:val="clear" w:color="auto" w:fill="F3F4F6"/>
+      </w:pPr>
+      <w:r>
+        <w:rPr>
+          <w:rFonts w:ascii="Courier New" w:hAnsi="Courier New"/>
+          <w:color w:val="1F2D3D"/>
+          <w:sz w:val="18"/>
+        </w:rPr>
+        <w:t xml:space="preserve">  color: AppColors.muted,</w:t>
+      </w:r>
+    </w:p>
+    <w:p>
+      <w:pPr>
+        <w:spacing w:before="0" w:after="0"/>
+        <w:ind w:left="283"/>
+        <w:shd w:val="clear" w:color="auto" w:fill="F3F4F6"/>
+      </w:pPr>
+      <w:r>
+        <w:rPr>
+          <w:rFonts w:ascii="Courier New" w:hAnsi="Courier New"/>
+          <w:color w:val="1F2D3D"/>
+          <w:sz w:val="18"/>
+        </w:rPr>
+        <w:t>),</w:t>
+      </w:r>
+    </w:p>
+    <w:p>
+      <w:pPr>
+        <w:spacing w:after="80"/>
+      </w:pPr>
+    </w:p>
+    <w:p>
+      <w:r>
+        <w:rPr>
+          <w:rFonts w:ascii="Calibri" w:hAnsi="Calibri"/>
+          <w:b/>
+          <w:sz w:val="22"/>
+        </w:rPr>
+        <w:t>Exemple — bouton partage dans le profil personnel :</w:t>
+      </w:r>
+    </w:p>
+    <w:p>
+      <w:pPr>
+        <w:spacing w:before="0" w:after="0"/>
+        <w:ind w:left="283"/>
+        <w:shd w:val="clear" w:color="auto" w:fill="F3F4F6"/>
+      </w:pPr>
+      <w:r>
+        <w:rPr>
+          <w:rFonts w:ascii="Courier New" w:hAnsi="Courier New"/>
+          <w:color w:val="1F2D3D"/>
+          <w:sz w:val="18"/>
+        </w:rPr>
+        <w:t>// lib/screens/page_profil.dart</w:t>
+      </w:r>
+    </w:p>
+    <w:p>
+      <w:pPr>
+        <w:spacing w:before="0" w:after="0"/>
+        <w:ind w:left="283"/>
+        <w:shd w:val="clear" w:color="auto" w:fill="F3F4F6"/>
+      </w:pPr>
+      <w:r>
+        <w:rPr>
+          <w:rFonts w:ascii="Courier New" w:hAnsi="Courier New"/>
+          <w:color w:val="1F2D3D"/>
+          <w:sz w:val="18"/>
+        </w:rPr>
+        <w:t>import '../services/service_partage.dart';</w:t>
+      </w:r>
+    </w:p>
+    <w:p>
+      <w:pPr>
+        <w:spacing w:before="0" w:after="0"/>
+        <w:ind w:left="283"/>
+        <w:shd w:val="clear" w:color="auto" w:fill="F3F4F6"/>
+      </w:pPr>
+      <w:r>
+        <w:rPr>
+          <w:rFonts w:ascii="Courier New" w:hAnsi="Courier New"/>
+          <w:color w:val="1F2D3D"/>
+          <w:sz w:val="18"/>
+        </w:rPr>
+        <w:t xml:space="preserve"> </w:t>
+      </w:r>
+    </w:p>
+    <w:p>
+      <w:pPr>
+        <w:spacing w:before="0" w:after="0"/>
+        <w:ind w:left="283"/>
+        <w:shd w:val="clear" w:color="auto" w:fill="F3F4F6"/>
+      </w:pPr>
+      <w:r>
+        <w:rPr>
+          <w:rFonts w:ascii="Courier New" w:hAnsi="Courier New"/>
+          <w:color w:val="1F2D3D"/>
+          <w:sz w:val="18"/>
+        </w:rPr>
+        <w:t>// Dans AppBar.actions :</w:t>
+      </w:r>
+    </w:p>
+    <w:p>
+      <w:pPr>
+        <w:spacing w:before="0" w:after="0"/>
+        <w:ind w:left="283"/>
+        <w:shd w:val="clear" w:color="auto" w:fill="F3F4F6"/>
+      </w:pPr>
+      <w:r>
+        <w:rPr>
+          <w:rFonts w:ascii="Courier New" w:hAnsi="Courier New"/>
+          <w:color w:val="1F2D3D"/>
+          <w:sz w:val="18"/>
+        </w:rPr>
+        <w:t>IconButton(</w:t>
+      </w:r>
+    </w:p>
+    <w:p>
+      <w:pPr>
+        <w:spacing w:before="0" w:after="0"/>
+        <w:ind w:left="283"/>
+        <w:shd w:val="clear" w:color="auto" w:fill="F3F4F6"/>
+      </w:pPr>
+      <w:r>
+        <w:rPr>
+          <w:rFonts w:ascii="Courier New" w:hAnsi="Courier New"/>
+          <w:color w:val="1F2D3D"/>
+          <w:sz w:val="18"/>
+        </w:rPr>
+        <w:t xml:space="preserve">  tooltip: 'Partager mon profil',</w:t>
+      </w:r>
+    </w:p>
+    <w:p>
+      <w:pPr>
+        <w:spacing w:before="0" w:after="0"/>
+        <w:ind w:left="283"/>
+        <w:shd w:val="clear" w:color="auto" w:fill="F3F4F6"/>
+      </w:pPr>
+      <w:r>
+        <w:rPr>
+          <w:rFonts w:ascii="Courier New" w:hAnsi="Courier New"/>
+          <w:color w:val="1F2D3D"/>
+          <w:sz w:val="18"/>
+        </w:rPr>
+        <w:t xml:space="preserve">  onPressed: () =&gt; ShareService.shareMyProfile(</w:t>
+      </w:r>
+    </w:p>
+    <w:p>
+      <w:pPr>
+        <w:spacing w:before="0" w:after="0"/>
+        <w:ind w:left="283"/>
+        <w:shd w:val="clear" w:color="auto" w:fill="F3F4F6"/>
+      </w:pPr>
+      <w:r>
+        <w:rPr>
+          <w:rFonts w:ascii="Courier New" w:hAnsi="Courier New"/>
+          <w:color w:val="1F2D3D"/>
+          <w:sz w:val="18"/>
+        </w:rPr>
+        <w:t xml:space="preserve">    name: p.fullName,</w:t>
+      </w:r>
+    </w:p>
+    <w:p>
+      <w:pPr>
+        <w:spacing w:before="0" w:after="0"/>
+        <w:ind w:left="283"/>
+        <w:shd w:val="clear" w:color="auto" w:fill="F3F4F6"/>
+      </w:pPr>
+      <w:r>
+        <w:rPr>
+          <w:rFonts w:ascii="Courier New" w:hAnsi="Courier New"/>
+          <w:color w:val="1F2D3D"/>
+          <w:sz w:val="18"/>
+        </w:rPr>
+        <w:t xml:space="preserve">    role: p.role,</w:t>
+      </w:r>
+    </w:p>
+    <w:p>
+      <w:pPr>
+        <w:spacing w:before="0" w:after="0"/>
+        <w:ind w:left="283"/>
+        <w:shd w:val="clear" w:color="auto" w:fill="F3F4F6"/>
+      </w:pPr>
+      <w:r>
+        <w:rPr>
+          <w:rFonts w:ascii="Courier New" w:hAnsi="Courier New"/>
+          <w:color w:val="1F2D3D"/>
+          <w:sz w:val="18"/>
+        </w:rPr>
+        <w:t xml:space="preserve">    sector: p.sector,</w:t>
+      </w:r>
+    </w:p>
+    <w:p>
+      <w:pPr>
+        <w:spacing w:before="0" w:after="0"/>
+        <w:ind w:left="283"/>
+        <w:shd w:val="clear" w:color="auto" w:fill="F3F4F6"/>
+      </w:pPr>
+      <w:r>
+        <w:rPr>
+          <w:rFonts w:ascii="Courier New" w:hAnsi="Courier New"/>
+          <w:color w:val="1F2D3D"/>
+          <w:sz w:val="18"/>
+        </w:rPr>
+        <w:t xml:space="preserve">    city: p.city,</w:t>
+      </w:r>
+    </w:p>
+    <w:p>
+      <w:pPr>
+        <w:spacing w:before="0" w:after="0"/>
+        <w:ind w:left="283"/>
+        <w:shd w:val="clear" w:color="auto" w:fill="F3F4F6"/>
+      </w:pPr>
+      <w:r>
+        <w:rPr>
+          <w:rFonts w:ascii="Courier New" w:hAnsi="Courier New"/>
+          <w:color w:val="1F2D3D"/>
+          <w:sz w:val="18"/>
+        </w:rPr>
+        <w:t xml:space="preserve">    projectName: p.projects.isNotEmpty ? p.projects.first.name : null,</w:t>
+      </w:r>
+    </w:p>
+    <w:p>
+      <w:pPr>
+        <w:spacing w:before="0" w:after="0"/>
+        <w:ind w:left="283"/>
+        <w:shd w:val="clear" w:color="auto" w:fill="F3F4F6"/>
+      </w:pPr>
+      <w:r>
+        <w:rPr>
+          <w:rFonts w:ascii="Courier New" w:hAnsi="Courier New"/>
+          <w:color w:val="1F2D3D"/>
+          <w:sz w:val="18"/>
+        </w:rPr>
+        <w:t xml:space="preserve">  ),</w:t>
+      </w:r>
+    </w:p>
+    <w:p>
+      <w:pPr>
+        <w:spacing w:before="0" w:after="0"/>
+        <w:ind w:left="283"/>
+        <w:shd w:val="clear" w:color="auto" w:fill="F3F4F6"/>
+      </w:pPr>
+      <w:r>
+        <w:rPr>
+          <w:rFonts w:ascii="Courier New" w:hAnsi="Courier New"/>
+          <w:color w:val="1F2D3D"/>
+          <w:sz w:val="18"/>
+        </w:rPr>
+        <w:t xml:space="preserve">  icon: const Icon(Icons.share_rounded),</w:t>
+      </w:r>
+    </w:p>
+    <w:p>
+      <w:pPr>
+        <w:spacing w:before="0" w:after="0"/>
+        <w:ind w:left="283"/>
+        <w:shd w:val="clear" w:color="auto" w:fill="F3F4F6"/>
+      </w:pPr>
+      <w:r>
+        <w:rPr>
+          <w:rFonts w:ascii="Courier New" w:hAnsi="Courier New"/>
+          <w:color w:val="1F2D3D"/>
+          <w:sz w:val="18"/>
+        </w:rPr>
+        <w:t>),</w:t>
+      </w:r>
+    </w:p>
+    <w:p>
+      <w:pPr>
+        <w:spacing w:after="80"/>
+      </w:pPr>
+    </w:p>
+    <w:p>
+      <w:pPr>
+        <w:pStyle w:val="Heading3"/>
+      </w:pPr>
+      <w:r>
+        <w:t>10.3 Résultat du partage</w:t>
+      </w:r>
+    </w:p>
+    <w:p>
+      <w:r>
+        <w:rPr>
+          <w:rFonts w:ascii="Calibri" w:hAnsi="Calibri"/>
+          <w:sz w:val="22"/>
+        </w:rPr>
+        <w:t xml:space="preserve">Quand l'utilisateur appuie sur le bouton partage, la </w:t>
+      </w:r>
+      <w:r>
+        <w:rPr>
+          <w:rFonts w:ascii="Calibri" w:hAnsi="Calibri"/>
+          <w:b/>
+          <w:sz w:val="22"/>
+        </w:rPr>
+        <w:t>feuille native du système</w:t>
+      </w:r>
+      <w:r>
+        <w:rPr>
+          <w:rFonts w:ascii="Calibri" w:hAnsi="Calibri"/>
+          <w:sz w:val="22"/>
+        </w:rPr>
+        <w:t xml:space="preserve"> s'ouvre avec un texte pré-formaté :</w:t>
+      </w:r>
+    </w:p>
+    <w:p>
+      <w:pPr>
+        <w:spacing w:before="0" w:after="0"/>
+        <w:ind w:left="283"/>
+        <w:shd w:val="clear" w:color="auto" w:fill="F3F4F6"/>
+      </w:pPr>
+      <w:r>
+        <w:rPr>
+          <w:rFonts w:ascii="Courier New" w:hAnsi="Courier New"/>
+          <w:color w:val="1F2D3D"/>
+          <w:sz w:val="18"/>
+        </w:rPr>
+        <w:t>🚀 *AgriTech Dakar* — Pitch sur DIAPALER AFRICA</w:t>
+      </w:r>
+    </w:p>
+    <w:p>
+      <w:pPr>
+        <w:spacing w:before="0" w:after="0"/>
+        <w:ind w:left="283"/>
+        <w:shd w:val="clear" w:color="auto" w:fill="F3F4F6"/>
+      </w:pPr>
+      <w:r>
+        <w:rPr>
+          <w:rFonts w:ascii="Courier New" w:hAnsi="Courier New"/>
+          <w:color w:val="1F2D3D"/>
+          <w:sz w:val="18"/>
+        </w:rPr>
+        <w:t xml:space="preserve"> </w:t>
+      </w:r>
+    </w:p>
+    <w:p>
+      <w:pPr>
+        <w:spacing w:before="0" w:after="0"/>
+        <w:ind w:left="283"/>
+        <w:shd w:val="clear" w:color="auto" w:fill="F3F4F6"/>
+      </w:pPr>
+      <w:r>
+        <w:rPr>
+          <w:rFonts w:ascii="Courier New" w:hAnsi="Courier New"/>
+          <w:color w:val="1F2D3D"/>
+          <w:sz w:val="18"/>
+        </w:rPr>
+        <w:t>👤 Moussa Diallo · 🏢 Agriculture</w:t>
+      </w:r>
+    </w:p>
+    <w:p>
+      <w:pPr>
+        <w:spacing w:before="0" w:after="0"/>
+        <w:ind w:left="283"/>
+        <w:shd w:val="clear" w:color="auto" w:fill="F3F4F6"/>
+      </w:pPr>
+      <w:r>
+        <w:rPr>
+          <w:rFonts w:ascii="Courier New" w:hAnsi="Courier New"/>
+          <w:color w:val="1F2D3D"/>
+          <w:sz w:val="18"/>
+        </w:rPr>
+        <w:t>💰 Besoin de financement : 5000000 FCFA</w:t>
+      </w:r>
+    </w:p>
+    <w:p>
+      <w:pPr>
+        <w:spacing w:before="0" w:after="0"/>
+        <w:ind w:left="283"/>
+        <w:shd w:val="clear" w:color="auto" w:fill="F3F4F6"/>
+      </w:pPr>
+      <w:r>
+        <w:rPr>
+          <w:rFonts w:ascii="Courier New" w:hAnsi="Courier New"/>
+          <w:color w:val="1F2D3D"/>
+          <w:sz w:val="18"/>
+        </w:rPr>
+        <w:t xml:space="preserve"> </w:t>
+      </w:r>
+    </w:p>
+    <w:p>
+      <w:pPr>
+        <w:spacing w:before="0" w:after="0"/>
+        <w:ind w:left="283"/>
+        <w:shd w:val="clear" w:color="auto" w:fill="F3F4F6"/>
+      </w:pPr>
+      <w:r>
+        <w:rPr>
+          <w:rFonts w:ascii="Courier New" w:hAnsi="Courier New"/>
+          <w:color w:val="1F2D3D"/>
+          <w:sz w:val="18"/>
+        </w:rPr>
+        <w:t>📝 Solution numérique de mise en relation entre agriculteurs</w:t>
+      </w:r>
+    </w:p>
+    <w:p>
+      <w:pPr>
+        <w:spacing w:before="0" w:after="0"/>
+        <w:ind w:left="283"/>
+        <w:shd w:val="clear" w:color="auto" w:fill="F3F4F6"/>
+      </w:pPr>
+      <w:r>
+        <w:rPr>
+          <w:rFonts w:ascii="Courier New" w:hAnsi="Courier New"/>
+          <w:color w:val="1F2D3D"/>
+          <w:sz w:val="18"/>
+        </w:rPr>
+        <w:t>sénégalais et acheteurs locaux / export...</w:t>
+      </w:r>
+    </w:p>
+    <w:p>
+      <w:pPr>
+        <w:spacing w:before="0" w:after="0"/>
+        <w:ind w:left="283"/>
+        <w:shd w:val="clear" w:color="auto" w:fill="F3F4F6"/>
+      </w:pPr>
+      <w:r>
+        <w:rPr>
+          <w:rFonts w:ascii="Courier New" w:hAnsi="Courier New"/>
+          <w:color w:val="1F2D3D"/>
+          <w:sz w:val="18"/>
+        </w:rPr>
+        <w:t xml:space="preserve"> </w:t>
+      </w:r>
+    </w:p>
+    <w:p>
+      <w:pPr>
+        <w:spacing w:before="0" w:after="0"/>
+        <w:ind w:left="283"/>
+        <w:shd w:val="clear" w:color="auto" w:fill="F3F4F6"/>
+      </w:pPr>
+      <w:r>
+        <w:rPr>
+          <w:rFonts w:ascii="Courier New" w:hAnsi="Courier New"/>
+          <w:color w:val="1F2D3D"/>
+          <w:sz w:val="18"/>
+        </w:rPr>
+        <w:t>🇸🇳 Retrouve ce projet sur DIAPALER AFRICA — la plateforme qui</w:t>
+      </w:r>
+    </w:p>
+    <w:p>
+      <w:pPr>
+        <w:spacing w:before="0" w:after="0"/>
+        <w:ind w:left="283"/>
+        <w:shd w:val="clear" w:color="auto" w:fill="F3F4F6"/>
+      </w:pPr>
+      <w:r>
+        <w:rPr>
+          <w:rFonts w:ascii="Courier New" w:hAnsi="Courier New"/>
+          <w:color w:val="1F2D3D"/>
+          <w:sz w:val="18"/>
+        </w:rPr>
+        <w:t>connecte entrepreneurs, mentors et investisseurs au Sénégal.</w:t>
+      </w:r>
+    </w:p>
+    <w:p>
+      <w:pPr>
+        <w:spacing w:before="0" w:after="0"/>
+        <w:ind w:left="283"/>
+        <w:shd w:val="clear" w:color="auto" w:fill="F3F4F6"/>
+      </w:pPr>
+      <w:r>
+        <w:rPr>
+          <w:rFonts w:ascii="Courier New" w:hAnsi="Courier New"/>
+          <w:color w:val="1F2D3D"/>
+          <w:sz w:val="18"/>
+        </w:rPr>
+        <w:t xml:space="preserve"> </w:t>
+      </w:r>
+    </w:p>
+    <w:p>
+      <w:pPr>
+        <w:spacing w:before="0" w:after="0"/>
+        <w:ind w:left="283"/>
+        <w:shd w:val="clear" w:color="auto" w:fill="F3F4F6"/>
+      </w:pPr>
+      <w:r>
+        <w:rPr>
+          <w:rFonts w:ascii="Courier New" w:hAnsi="Courier New"/>
+          <w:color w:val="1F2D3D"/>
+          <w:sz w:val="18"/>
+        </w:rPr>
+        <w:t>👉 Télécharge : https://diapalerafrica.app</w:t>
+      </w:r>
+    </w:p>
+    <w:p>
+      <w:pPr>
+        <w:spacing w:after="80"/>
+      </w:pPr>
+    </w:p>
+    <w:p>
+      <w:pPr>
+        <w:spacing w:before="200" w:after="0"/>
+        <w:ind w:left="0"/>
+        <w:shd w:val="clear" w:color="auto" w:fill="FEF3C7"/>
+        <w:pBdr>
+          <w:left w:val="single" w:sz="8" w:space="6" w:color="F59E0B"/>
+        </w:pBdr>
+      </w:pPr>
+      <w:r>
+        <w:rPr>
+          <w:rFonts w:ascii="Calibri" w:hAnsi="Calibri"/>
+          <w:b/>
+          <w:color w:val="924009"/>
+          <w:sz w:val="20"/>
+        </w:rPr>
+        <w:t>📸  📸 CAPTURE D'ÉCRAN — Feuille de partage native (WhatsApp, Facebook, Telegram…)</w:t>
+      </w:r>
+    </w:p>
+    <w:p>
+      <w:pPr>
+        <w:spacing w:before="2835" w:after="240"/>
+        <w:ind w:left="0"/>
+        <w:shd w:val="clear" w:color="auto" w:fill="F9FAFB"/>
+        <w:pBdr>
+          <w:left w:val="single" w:sz="6" w:space="6" w:color="D1D5DB"/>
+        </w:pBdr>
+      </w:pPr>
+      <w:r>
+        <w:rPr>
+          <w:rFonts w:ascii="Calibri" w:hAnsi="Calibri"/>
+          <w:i/>
+          <w:color w:val="ABB5BF"/>
+          <w:sz w:val="18"/>
+        </w:rPr>
+        <w:t>[ Insérer la capture d'écran ici ]</w:t>
+      </w:r>
+    </w:p>
+    <w:p>
+      <w:pPr>
+        <w:spacing w:before="200" w:after="0"/>
+        <w:ind w:left="0"/>
+        <w:shd w:val="clear" w:color="auto" w:fill="FEF3C7"/>
+        <w:pBdr>
+          <w:left w:val="single" w:sz="8" w:space="6" w:color="F59E0B"/>
+        </w:pBdr>
+      </w:pPr>
+      <w:r>
+        <w:rPr>
+          <w:rFonts w:ascii="Calibri" w:hAnsi="Calibri"/>
+          <w:b/>
+          <w:color w:val="924009"/>
+          <w:sz w:val="20"/>
+        </w:rPr>
+        <w:t>📸  📸 CAPTURE D'ÉCRAN — Bouton partage (icône) dans la liste des pitchs</w:t>
+      </w:r>
+    </w:p>
+    <w:p>
+      <w:pPr>
+        <w:spacing w:before="2835" w:after="240"/>
+        <w:ind w:left="0"/>
+        <w:shd w:val="clear" w:color="auto" w:fill="F9FAFB"/>
+        <w:pBdr>
+          <w:left w:val="single" w:sz="6" w:space="6" w:color="D1D5DB"/>
+        </w:pBdr>
+      </w:pPr>
+      <w:r>
+        <w:rPr>
+          <w:rFonts w:ascii="Calibri" w:hAnsi="Calibri"/>
+          <w:i/>
+          <w:color w:val="ABB5BF"/>
+          <w:sz w:val="18"/>
+        </w:rPr>
+        <w:t>[ Insérer la capture d'écran ici ]</w:t>
+      </w:r>
+    </w:p>
+    <w:p>
+      <w:pPr>
+        <w:pStyle w:val="Heading2"/>
+      </w:pPr>
+      <w:r>
+        <w:t>12. Paiement Mobile — Wave Premium</w:t>
+      </w:r>
+    </w:p>
+    <w:p>
+      <w:pPr>
+        <w:pStyle w:val="Heading3"/>
+      </w:pPr>
+      <w:r>
+        <w:t>12.1 Architecture simplifiée (lien marchand)</w:t>
+      </w:r>
+    </w:p>
+    <w:p>
+      <w:r>
+        <w:rPr>
+          <w:rFonts w:ascii="Calibri" w:hAnsi="Calibri"/>
+          <w:sz w:val="22"/>
+        </w:rPr>
+        <w:t xml:space="preserve">DIAPALER AFRICA intègre le paiement via </w:t>
+      </w:r>
+      <w:r>
+        <w:rPr>
+          <w:rFonts w:ascii="Calibri" w:hAnsi="Calibri"/>
+          <w:b/>
+          <w:sz w:val="22"/>
+        </w:rPr>
+        <w:t>Wave</w:t>
+      </w:r>
+      <w:r>
+        <w:rPr>
+          <w:rFonts w:ascii="Calibri" w:hAnsi="Calibri"/>
+          <w:sz w:val="22"/>
+        </w:rPr>
+        <w:t xml:space="preserve">, le portefeuille mobile le plus utilisé au Sénégal. L'approche choisie utilise le </w:t>
+      </w:r>
+      <w:r>
+        <w:rPr>
+          <w:rFonts w:ascii="Calibri" w:hAnsi="Calibri"/>
+          <w:b/>
+          <w:sz w:val="22"/>
+        </w:rPr>
+        <w:t>lien marchand Wave</w:t>
+      </w:r>
+      <w:r>
+        <w:rPr>
+          <w:rFonts w:ascii="Calibri" w:hAnsi="Calibri"/>
+          <w:sz w:val="22"/>
+        </w:rPr>
+        <w:t xml:space="preserve"> avec paramètre de montant dynamique — aucun backend supplémentaire nécessaire.</w:t>
+      </w:r>
+    </w:p>
+    <w:p>
+      <w:pPr>
+        <w:spacing w:before="0" w:after="0"/>
+        <w:ind w:left="283"/>
+        <w:shd w:val="clear" w:color="auto" w:fill="F3F4F6"/>
+      </w:pPr>
+      <w:r>
+        <w:rPr>
+          <w:rFonts w:ascii="Courier New" w:hAnsi="Courier New"/>
+          <w:color w:val="1F2D3D"/>
+          <w:sz w:val="18"/>
+        </w:rPr>
+        <w:t>Utilisateur → appuie "Payer avec Wave"</w:t>
+      </w:r>
+    </w:p>
+    <w:p>
+      <w:pPr>
+        <w:spacing w:before="0" w:after="0"/>
+        <w:ind w:left="283"/>
+        <w:shd w:val="clear" w:color="auto" w:fill="F3F4F6"/>
+      </w:pPr>
+      <w:r>
+        <w:rPr>
+          <w:rFonts w:ascii="Courier New" w:hAnsi="Courier New"/>
+          <w:color w:val="1F2D3D"/>
+          <w:sz w:val="18"/>
+        </w:rPr>
+        <w:t xml:space="preserve">    ↓</w:t>
+      </w:r>
+    </w:p>
+    <w:p>
+      <w:pPr>
+        <w:spacing w:before="0" w:after="0"/>
+        <w:ind w:left="283"/>
+        <w:shd w:val="clear" w:color="auto" w:fill="F3F4F6"/>
+      </w:pPr>
+      <w:r>
+        <w:rPr>
+          <w:rFonts w:ascii="Courier New" w:hAnsi="Courier New"/>
+          <w:color w:val="1F2D3D"/>
+          <w:sz w:val="18"/>
+        </w:rPr>
+        <w:t>url_launcher → ouvre https://pay.wave.com/m/M_sn_tH1ZQo00ZVko/c/sn/?amount=7500</w:t>
+      </w:r>
+    </w:p>
+    <w:p>
+      <w:pPr>
+        <w:spacing w:before="0" w:after="0"/>
+        <w:ind w:left="283"/>
+        <w:shd w:val="clear" w:color="auto" w:fill="F3F4F6"/>
+      </w:pPr>
+      <w:r>
+        <w:rPr>
+          <w:rFonts w:ascii="Courier New" w:hAnsi="Courier New"/>
+          <w:color w:val="1F2D3D"/>
+          <w:sz w:val="18"/>
+        </w:rPr>
+        <w:t xml:space="preserve">    ↓</w:t>
+      </w:r>
+    </w:p>
+    <w:p>
+      <w:pPr>
+        <w:spacing w:before="0" w:after="0"/>
+        <w:ind w:left="283"/>
+        <w:shd w:val="clear" w:color="auto" w:fill="F3F4F6"/>
+      </w:pPr>
+      <w:r>
+        <w:rPr>
+          <w:rFonts w:ascii="Courier New" w:hAnsi="Courier New"/>
+          <w:color w:val="1F2D3D"/>
+          <w:sz w:val="18"/>
+        </w:rPr>
+        <w:t>App Wave (ou navigateur) → utilisateur confirme le paiement</w:t>
+      </w:r>
+    </w:p>
+    <w:p>
+      <w:pPr>
+        <w:spacing w:before="0" w:after="0"/>
+        <w:ind w:left="283"/>
+        <w:shd w:val="clear" w:color="auto" w:fill="F3F4F6"/>
+      </w:pPr>
+      <w:r>
+        <w:rPr>
+          <w:rFonts w:ascii="Courier New" w:hAnsi="Courier New"/>
+          <w:color w:val="1F2D3D"/>
+          <w:sz w:val="18"/>
+        </w:rPr>
+        <w:t xml:space="preserve">    ↓</w:t>
+      </w:r>
+    </w:p>
+    <w:p>
+      <w:pPr>
+        <w:spacing w:before="0" w:after="0"/>
+        <w:ind w:left="283"/>
+        <w:shd w:val="clear" w:color="auto" w:fill="F3F4F6"/>
+      </w:pPr>
+      <w:r>
+        <w:rPr>
+          <w:rFonts w:ascii="Courier New" w:hAnsi="Courier New"/>
+          <w:color w:val="1F2D3D"/>
+          <w:sz w:val="18"/>
+        </w:rPr>
+        <w:t>Revient dans DIAPALER AFRICA → clique "J'ai payé"</w:t>
+      </w:r>
+    </w:p>
+    <w:p>
+      <w:pPr>
+        <w:spacing w:before="0" w:after="0"/>
+        <w:ind w:left="283"/>
+        <w:shd w:val="clear" w:color="auto" w:fill="F3F4F6"/>
+      </w:pPr>
+      <w:r>
+        <w:rPr>
+          <w:rFonts w:ascii="Courier New" w:hAnsi="Courier New"/>
+          <w:color w:val="1F2D3D"/>
+          <w:sz w:val="18"/>
+        </w:rPr>
+        <w:t xml:space="preserve">    ↓</w:t>
+      </w:r>
+    </w:p>
+    <w:p>
+      <w:pPr>
+        <w:spacing w:before="0" w:after="0"/>
+        <w:ind w:left="283"/>
+        <w:shd w:val="clear" w:color="auto" w:fill="F3F4F6"/>
+      </w:pPr>
+      <w:r>
+        <w:rPr>
+          <w:rFonts w:ascii="Courier New" w:hAnsi="Courier New"/>
+          <w:color w:val="1F2D3D"/>
+          <w:sz w:val="18"/>
+        </w:rPr>
+        <w:t>Firebase → users/{uid}/isPremium = true</w:t>
+      </w:r>
+    </w:p>
+    <w:p>
+      <w:pPr>
+        <w:spacing w:after="80"/>
+      </w:pPr>
+    </w:p>
+    <w:p>
+      <w:r>
+        <w:rPr>
+          <w:rFonts w:ascii="Calibri" w:hAnsi="Calibri"/>
+          <w:b/>
+          <w:sz w:val="22"/>
+        </w:rPr>
+        <w:t>Avantages :</w:t>
+      </w:r>
+    </w:p>
+    <w:p>
+      <w:pPr>
+        <w:pStyle w:val="ListBullet"/>
+      </w:pPr>
+      <w:r>
+        <w:rPr>
+          <w:rFonts w:ascii="Calibri" w:hAnsi="Calibri"/>
+          <w:sz w:val="22"/>
+        </w:rPr>
+        <w:t>Pas de clé API côté client (sécurité maximale)</w:t>
+      </w:r>
+    </w:p>
+    <w:p>
+      <w:pPr>
+        <w:pStyle w:val="ListBullet"/>
+      </w:pPr>
+      <w:r>
+        <w:rPr>
+          <w:rFonts w:ascii="Calibri" w:hAnsi="Calibri"/>
+          <w:sz w:val="22"/>
+        </w:rPr>
+        <w:t>Pas de backend/webhook requis pour la démo</w:t>
+      </w:r>
+    </w:p>
+    <w:p>
+      <w:pPr>
+        <w:pStyle w:val="ListBullet"/>
+      </w:pPr>
+      <w:r>
+        <w:rPr>
+          <w:rFonts w:ascii="Calibri" w:hAnsi="Calibri"/>
+          <w:sz w:val="22"/>
+        </w:rPr>
+        <w:t>Fonctionne avec l'app Wave installée ou le navigateur</w:t>
+      </w:r>
+    </w:p>
+    <w:p>
+      <w:pPr>
+        <w:pStyle w:val="ListBullet"/>
+      </w:pPr>
+      <w:r>
+        <w:rPr>
+          <w:rFonts w:ascii="Calibri" w:hAnsi="Calibri"/>
+          <w:sz w:val="22"/>
+        </w:rPr>
+        <w:t>Montant pré-rempli automatiquement selon le plan choisi</w:t>
+      </w:r>
+    </w:p>
+    <w:p>
+      <w:pPr>
+        <w:pStyle w:val="Heading3"/>
+      </w:pPr>
+      <w:r>
+        <w:t>12.2 Plans d'abonnement</w:t>
+      </w:r>
+    </w:p>
+    <w:tbl>
+      <w:tblPr>
+        <w:tblStyle w:val="TableGrid"/>
+        <w:tblW w:type="auto" w:w="0"/>
+        <w:tblLook w:firstColumn="1" w:firstRow="1" w:lastColumn="0" w:lastRow="0" w:noHBand="0" w:noVBand="1" w:val="04A0"/>
+      </w:tblPr>
+      <w:tblGrid>
+        <w:gridCol w:w="3135"/>
+        <w:gridCol w:w="3135"/>
+        <w:gridCol w:w="3135"/>
+      </w:tblGrid>
+      <w:tr>
+        <w:tc>
+          <w:tcPr>
+            <w:tcW w:type="dxa" w:w="3135"/>
+            <w:shd w:val="clear" w:color="auto" w:fill="1E3A8A"/>
+          </w:tcPr>
+          <w:p>
+            <w:r>
+              <w:rPr>
+                <w:rFonts w:ascii="Calibri" w:hAnsi="Calibri"/>
+                <w:b/>
+                <w:color w:val="FFFFFF"/>
+                <w:sz w:val="20"/>
+              </w:rPr>
+              <w:t>Plan</w:t>
+            </w:r>
+          </w:p>
+        </w:tc>
+        <w:tc>
+          <w:tcPr>
+            <w:tcW w:type="dxa" w:w="3135"/>
+            <w:shd w:val="clear" w:color="auto" w:fill="1E3A8A"/>
+          </w:tcPr>
+          <w:p>
+            <w:r>
+              <w:rPr>
+                <w:rFonts w:ascii="Calibri" w:hAnsi="Calibri"/>
+                <w:b/>
+                <w:color w:val="FFFFFF"/>
+                <w:sz w:val="20"/>
+              </w:rPr>
+              <w:t>Tarif / mois</w:t>
+            </w:r>
+          </w:p>
+        </w:tc>
+        <w:tc>
+          <w:tcPr>
+            <w:tcW w:type="dxa" w:w="3135"/>
+            <w:shd w:val="clear" w:color="auto" w:fill="1E3A8A"/>
+          </w:tcPr>
+          <w:p>
+            <w:r>
+              <w:rPr>
+                <w:rFonts w:ascii="Calibri" w:hAnsi="Calibri"/>
+                <w:b/>
+                <w:color w:val="FFFFFF"/>
+                <w:sz w:val="20"/>
+              </w:rPr>
+              <w:t>Avantages</w:t>
+            </w:r>
+          </w:p>
+        </w:tc>
+      </w:tr>
+      <w:tr>
+        <w:tc>
+          <w:tcPr>
+            <w:tcW w:type="dxa" w:w="3135"/>
+            <w:shd w:val="clear" w:color="auto" w:fill="EFF6FF"/>
+          </w:tcPr>
+          <w:p>
+            <w:r>
+              <w:rPr>
+                <w:rFonts w:ascii="Calibri" w:hAnsi="Calibri"/>
+                <w:b/>
+                <w:sz w:val="20"/>
+              </w:rPr>
+              <w:t>Entrepreneur Premium</w:t>
+            </w:r>
+          </w:p>
+        </w:tc>
+        <w:tc>
+          <w:tcPr>
+            <w:tcW w:type="dxa" w:w="3135"/>
+            <w:shd w:val="clear" w:color="auto" w:fill="EFF6FF"/>
+          </w:tcPr>
+          <w:p>
+            <w:r>
+              <w:rPr>
+                <w:rFonts w:ascii="Calibri" w:hAnsi="Calibri"/>
+                <w:sz w:val="20"/>
+              </w:rPr>
+              <w:t>7 500 FCFA</w:t>
+            </w:r>
+          </w:p>
+        </w:tc>
+        <w:tc>
+          <w:tcPr>
+            <w:tcW w:type="dxa" w:w="3135"/>
+            <w:shd w:val="clear" w:color="auto" w:fill="EFF6FF"/>
+          </w:tcPr>
+          <w:p>
+            <w:r>
+              <w:rPr>
+                <w:rFonts w:ascii="Calibri" w:hAnsi="Calibri"/>
+                <w:sz w:val="20"/>
+              </w:rPr>
+              <w:t>Pitch épinglé, badge ⭐, demandes illimitées, stats de vues</w:t>
+            </w:r>
+          </w:p>
+        </w:tc>
+      </w:tr>
+      <w:tr>
+        <w:tc>
+          <w:tcPr>
+            <w:tcW w:type="dxa" w:w="3135"/>
+          </w:tcPr>
+          <w:p>
+            <w:r>
+              <w:rPr>
+                <w:rFonts w:ascii="Calibri" w:hAnsi="Calibri"/>
+                <w:b/>
+                <w:sz w:val="20"/>
+              </w:rPr>
+              <w:t>Mentor Certifié</w:t>
+            </w:r>
+          </w:p>
+        </w:tc>
+        <w:tc>
+          <w:tcPr>
+            <w:tcW w:type="dxa" w:w="3135"/>
+          </w:tcPr>
+          <w:p>
+            <w:r>
+              <w:rPr>
+                <w:rFonts w:ascii="Calibri" w:hAnsi="Calibri"/>
+                <w:sz w:val="20"/>
+              </w:rPr>
+              <w:t>5 000 FCFA</w:t>
+            </w:r>
+          </w:p>
+        </w:tc>
+        <w:tc>
+          <w:tcPr>
+            <w:tcW w:type="dxa" w:w="3135"/>
+          </w:tcPr>
+          <w:p>
+            <w:r>
+              <w:rPr>
+                <w:rFonts w:ascii="Calibri" w:hAnsi="Calibri"/>
+                <w:sz w:val="20"/>
+              </w:rPr>
+              <w:t>Filtres avancés pitchs, badge ✅, suivi mentorés</w:t>
+            </w:r>
+          </w:p>
+        </w:tc>
+      </w:tr>
+      <w:tr>
+        <w:tc>
+          <w:tcPr>
+            <w:tcW w:type="dxa" w:w="3135"/>
+            <w:shd w:val="clear" w:color="auto" w:fill="EFF6FF"/>
+          </w:tcPr>
+          <w:p>
+            <w:r>
+              <w:rPr>
+                <w:rFonts w:ascii="Calibri" w:hAnsi="Calibri"/>
+                <w:b/>
+                <w:sz w:val="20"/>
+              </w:rPr>
+              <w:t>Investisseur Vérifié</w:t>
+            </w:r>
+          </w:p>
+        </w:tc>
+        <w:tc>
+          <w:tcPr>
+            <w:tcW w:type="dxa" w:w="3135"/>
+            <w:shd w:val="clear" w:color="auto" w:fill="EFF6FF"/>
+          </w:tcPr>
+          <w:p>
+            <w:r>
+              <w:rPr>
+                <w:rFonts w:ascii="Calibri" w:hAnsi="Calibri"/>
+                <w:sz w:val="20"/>
+              </w:rPr>
+              <w:t>15 000 FCFA</w:t>
+            </w:r>
+          </w:p>
+        </w:tc>
+        <w:tc>
+          <w:tcPr>
+            <w:tcW w:type="dxa" w:w="3135"/>
+            <w:shd w:val="clear" w:color="auto" w:fill="EFF6FF"/>
+          </w:tcPr>
+          <w:p>
+            <w:r>
+              <w:rPr>
+                <w:rFonts w:ascii="Calibri" w:hAnsi="Calibri"/>
+                <w:sz w:val="20"/>
+              </w:rPr>
+              <w:t>Pitchs complets, alertes secteur, badge 💎</w:t>
+            </w:r>
+          </w:p>
+        </w:tc>
+      </w:tr>
+    </w:tbl>
+    <w:p>
+      <w:pPr>
+        <w:spacing w:after="120"/>
+      </w:pPr>
+    </w:p>
+    <w:p>
+      <w:pPr>
+        <w:pStyle w:val="Heading3"/>
+      </w:pPr>
+      <w:r>
+        <w:t>12.3 Implémentation — `ServiceWave`</w:t>
+      </w:r>
+    </w:p>
+    <w:p>
+      <w:r>
+        <w:rPr>
+          <w:rFonts w:ascii="Calibri" w:hAnsi="Calibri"/>
+          <w:b/>
+          <w:sz w:val="22"/>
+        </w:rPr>
+        <w:t>Fichier :</w:t>
+      </w:r>
+      <w:r>
+        <w:rPr>
+          <w:rFonts w:ascii="Calibri" w:hAnsi="Calibri"/>
+          <w:sz w:val="22"/>
+        </w:rPr>
+        <w:t xml:space="preserve"> </w:t>
+      </w:r>
+      <w:r>
+        <w:rPr>
+          <w:rFonts w:ascii="Courier New" w:hAnsi="Courier New"/>
+          <w:color w:val="DC2626"/>
+          <w:sz w:val="20"/>
+        </w:rPr>
+        <w:t>lib/services/service_wave.dart</w:t>
+      </w:r>
+    </w:p>
+    <w:p>
+      <w:pPr>
+        <w:spacing w:before="0" w:after="0"/>
+        <w:ind w:left="283"/>
+        <w:shd w:val="clear" w:color="auto" w:fill="F3F4F6"/>
+      </w:pPr>
+      <w:r>
+        <w:rPr>
+          <w:rFonts w:ascii="Courier New" w:hAnsi="Courier New"/>
+          <w:color w:val="1F2D3D"/>
+          <w:sz w:val="18"/>
+        </w:rPr>
+        <w:t>const _waveBaseUrl = 'https://pay.wave.com/m/M_sn_tH1ZQo00ZVko/c/sn/';</w:t>
+      </w:r>
+    </w:p>
+    <w:p>
+      <w:pPr>
+        <w:spacing w:before="0" w:after="0"/>
+        <w:ind w:left="283"/>
+        <w:shd w:val="clear" w:color="auto" w:fill="F3F4F6"/>
+      </w:pPr>
+      <w:r>
+        <w:rPr>
+          <w:rFonts w:ascii="Courier New" w:hAnsi="Courier New"/>
+          <w:color w:val="1F2D3D"/>
+          <w:sz w:val="18"/>
+        </w:rPr>
+        <w:t xml:space="preserve"> </w:t>
+      </w:r>
+    </w:p>
+    <w:p>
+      <w:pPr>
+        <w:spacing w:before="0" w:after="0"/>
+        <w:ind w:left="283"/>
+        <w:shd w:val="clear" w:color="auto" w:fill="F3F4F6"/>
+      </w:pPr>
+      <w:r>
+        <w:rPr>
+          <w:rFonts w:ascii="Courier New" w:hAnsi="Courier New"/>
+          <w:color w:val="1F2D3D"/>
+          <w:sz w:val="18"/>
+        </w:rPr>
+        <w:t>enum PremiumPlan {</w:t>
+      </w:r>
+    </w:p>
+    <w:p>
+      <w:pPr>
+        <w:spacing w:before="0" w:after="0"/>
+        <w:ind w:left="283"/>
+        <w:shd w:val="clear" w:color="auto" w:fill="F3F4F6"/>
+      </w:pPr>
+      <w:r>
+        <w:rPr>
+          <w:rFonts w:ascii="Courier New" w:hAnsi="Courier New"/>
+          <w:color w:val="1F2D3D"/>
+          <w:sz w:val="18"/>
+        </w:rPr>
+        <w:t xml:space="preserve">  entrepreneur, mentor, investisseur;</w:t>
+      </w:r>
+    </w:p>
+    <w:p>
+      <w:pPr>
+        <w:spacing w:before="0" w:after="0"/>
+        <w:ind w:left="283"/>
+        <w:shd w:val="clear" w:color="auto" w:fill="F3F4F6"/>
+      </w:pPr>
+      <w:r>
+        <w:rPr>
+          <w:rFonts w:ascii="Courier New" w:hAnsi="Courier New"/>
+          <w:color w:val="1F2D3D"/>
+          <w:sz w:val="18"/>
+        </w:rPr>
+        <w:t xml:space="preserve"> </w:t>
+      </w:r>
+    </w:p>
+    <w:p>
+      <w:pPr>
+        <w:spacing w:before="0" w:after="0"/>
+        <w:ind w:left="283"/>
+        <w:shd w:val="clear" w:color="auto" w:fill="F3F4F6"/>
+      </w:pPr>
+      <w:r>
+        <w:rPr>
+          <w:rFonts w:ascii="Courier New" w:hAnsi="Courier New"/>
+          <w:color w:val="1F2D3D"/>
+          <w:sz w:val="18"/>
+        </w:rPr>
+        <w:t xml:space="preserve">  int get amountXof =&gt; switch (this) {</w:t>
+      </w:r>
+    </w:p>
+    <w:p>
+      <w:pPr>
+        <w:spacing w:before="0" w:after="0"/>
+        <w:ind w:left="283"/>
+        <w:shd w:val="clear" w:color="auto" w:fill="F3F4F6"/>
+      </w:pPr>
+      <w:r>
+        <w:rPr>
+          <w:rFonts w:ascii="Courier New" w:hAnsi="Courier New"/>
+          <w:color w:val="1F2D3D"/>
+          <w:sz w:val="18"/>
+        </w:rPr>
+        <w:t xml:space="preserve">    PremiumPlan.entrepreneur =&gt; 7500,</w:t>
+      </w:r>
+    </w:p>
+    <w:p>
+      <w:pPr>
+        <w:spacing w:before="0" w:after="0"/>
+        <w:ind w:left="283"/>
+        <w:shd w:val="clear" w:color="auto" w:fill="F3F4F6"/>
+      </w:pPr>
+      <w:r>
+        <w:rPr>
+          <w:rFonts w:ascii="Courier New" w:hAnsi="Courier New"/>
+          <w:color w:val="1F2D3D"/>
+          <w:sz w:val="18"/>
+        </w:rPr>
+        <w:t xml:space="preserve">    PremiumPlan.mentor       =&gt; 5000,</w:t>
+      </w:r>
+    </w:p>
+    <w:p>
+      <w:pPr>
+        <w:spacing w:before="0" w:after="0"/>
+        <w:ind w:left="283"/>
+        <w:shd w:val="clear" w:color="auto" w:fill="F3F4F6"/>
+      </w:pPr>
+      <w:r>
+        <w:rPr>
+          <w:rFonts w:ascii="Courier New" w:hAnsi="Courier New"/>
+          <w:color w:val="1F2D3D"/>
+          <w:sz w:val="18"/>
+        </w:rPr>
+        <w:t xml:space="preserve">    PremiumPlan.investisseur =&gt; 15000,</w:t>
+      </w:r>
+    </w:p>
+    <w:p>
+      <w:pPr>
+        <w:spacing w:before="0" w:after="0"/>
+        <w:ind w:left="283"/>
+        <w:shd w:val="clear" w:color="auto" w:fill="F3F4F6"/>
+      </w:pPr>
+      <w:r>
+        <w:rPr>
+          <w:rFonts w:ascii="Courier New" w:hAnsi="Courier New"/>
+          <w:color w:val="1F2D3D"/>
+          <w:sz w:val="18"/>
+        </w:rPr>
+        <w:t xml:space="preserve">  };</w:t>
+      </w:r>
+    </w:p>
+    <w:p>
+      <w:pPr>
+        <w:spacing w:before="0" w:after="0"/>
+        <w:ind w:left="283"/>
+        <w:shd w:val="clear" w:color="auto" w:fill="F3F4F6"/>
+      </w:pPr>
+      <w:r>
+        <w:rPr>
+          <w:rFonts w:ascii="Courier New" w:hAnsi="Courier New"/>
+          <w:color w:val="1F2D3D"/>
+          <w:sz w:val="18"/>
+        </w:rPr>
+        <w:t xml:space="preserve"> </w:t>
+      </w:r>
+    </w:p>
+    <w:p>
+      <w:pPr>
+        <w:spacing w:before="0" w:after="0"/>
+        <w:ind w:left="283"/>
+        <w:shd w:val="clear" w:color="auto" w:fill="F3F4F6"/>
+      </w:pPr>
+      <w:r>
+        <w:rPr>
+          <w:rFonts w:ascii="Courier New" w:hAnsi="Courier New"/>
+          <w:color w:val="1F2D3D"/>
+          <w:sz w:val="18"/>
+        </w:rPr>
+        <w:t xml:space="preserve">  /// URL Wave avec montant pré-rempli</w:t>
+      </w:r>
+    </w:p>
+    <w:p>
+      <w:pPr>
+        <w:spacing w:before="0" w:after="0"/>
+        <w:ind w:left="283"/>
+        <w:shd w:val="clear" w:color="auto" w:fill="F3F4F6"/>
+      </w:pPr>
+      <w:r>
+        <w:rPr>
+          <w:rFonts w:ascii="Courier New" w:hAnsi="Courier New"/>
+          <w:color w:val="1F2D3D"/>
+          <w:sz w:val="18"/>
+        </w:rPr>
+        <w:t xml:space="preserve">  String get waveUrl =&gt;</w:t>
+      </w:r>
+    </w:p>
+    <w:p>
+      <w:pPr>
+        <w:spacing w:before="0" w:after="0"/>
+        <w:ind w:left="283"/>
+        <w:shd w:val="clear" w:color="auto" w:fill="F3F4F6"/>
+      </w:pPr>
+      <w:r>
+        <w:rPr>
+          <w:rFonts w:ascii="Courier New" w:hAnsi="Courier New"/>
+          <w:color w:val="1F2D3D"/>
+          <w:sz w:val="18"/>
+        </w:rPr>
+        <w:t xml:space="preserve">      '$_waveBaseUrl?amount=$amountXof'</w:t>
+      </w:r>
+    </w:p>
+    <w:p>
+      <w:pPr>
+        <w:spacing w:before="0" w:after="0"/>
+        <w:ind w:left="283"/>
+        <w:shd w:val="clear" w:color="auto" w:fill="F3F4F6"/>
+      </w:pPr>
+      <w:r>
+        <w:rPr>
+          <w:rFonts w:ascii="Courier New" w:hAnsi="Courier New"/>
+          <w:color w:val="1F2D3D"/>
+          <w:sz w:val="18"/>
+        </w:rPr>
+        <w:t xml:space="preserve">      '&amp;label=Abonnement+Premium+DIAPALER+AFRICA';</w:t>
+      </w:r>
+    </w:p>
+    <w:p>
+      <w:pPr>
+        <w:spacing w:before="0" w:after="0"/>
+        <w:ind w:left="283"/>
+        <w:shd w:val="clear" w:color="auto" w:fill="F3F4F6"/>
+      </w:pPr>
+      <w:r>
+        <w:rPr>
+          <w:rFonts w:ascii="Courier New" w:hAnsi="Courier New"/>
+          <w:color w:val="1F2D3D"/>
+          <w:sz w:val="18"/>
+        </w:rPr>
+        <w:t>}</w:t>
+      </w:r>
+    </w:p>
+    <w:p>
+      <w:pPr>
+        <w:spacing w:before="0" w:after="0"/>
+        <w:ind w:left="283"/>
+        <w:shd w:val="clear" w:color="auto" w:fill="F3F4F6"/>
+      </w:pPr>
+      <w:r>
+        <w:rPr>
+          <w:rFonts w:ascii="Courier New" w:hAnsi="Courier New"/>
+          <w:color w:val="1F2D3D"/>
+          <w:sz w:val="18"/>
+        </w:rPr>
+        <w:t xml:space="preserve"> </w:t>
+      </w:r>
+    </w:p>
+    <w:p>
+      <w:pPr>
+        <w:spacing w:before="0" w:after="0"/>
+        <w:ind w:left="283"/>
+        <w:shd w:val="clear" w:color="auto" w:fill="F3F4F6"/>
+      </w:pPr>
+      <w:r>
+        <w:rPr>
+          <w:rFonts w:ascii="Courier New" w:hAnsi="Courier New"/>
+          <w:color w:val="1F2D3D"/>
+          <w:sz w:val="18"/>
+        </w:rPr>
+        <w:t>class WaveService {</w:t>
+      </w:r>
+    </w:p>
+    <w:p>
+      <w:pPr>
+        <w:spacing w:before="0" w:after="0"/>
+        <w:ind w:left="283"/>
+        <w:shd w:val="clear" w:color="auto" w:fill="F3F4F6"/>
+      </w:pPr>
+      <w:r>
+        <w:rPr>
+          <w:rFonts w:ascii="Courier New" w:hAnsi="Courier New"/>
+          <w:color w:val="1F2D3D"/>
+          <w:sz w:val="18"/>
+        </w:rPr>
+        <w:t xml:space="preserve">  /// Ouvre l'app Wave avec le montant pré-rempli.</w:t>
+      </w:r>
+    </w:p>
+    <w:p>
+      <w:pPr>
+        <w:spacing w:before="0" w:after="0"/>
+        <w:ind w:left="283"/>
+        <w:shd w:val="clear" w:color="auto" w:fill="F3F4F6"/>
+      </w:pPr>
+      <w:r>
+        <w:rPr>
+          <w:rFonts w:ascii="Courier New" w:hAnsi="Courier New"/>
+          <w:color w:val="1F2D3D"/>
+          <w:sz w:val="18"/>
+        </w:rPr>
+        <w:t xml:space="preserve">  static Future&lt;void&gt; openPayment(PremiumPlan plan) async {</w:t>
+      </w:r>
+    </w:p>
+    <w:p>
+      <w:pPr>
+        <w:spacing w:before="0" w:after="0"/>
+        <w:ind w:left="283"/>
+        <w:shd w:val="clear" w:color="auto" w:fill="F3F4F6"/>
+      </w:pPr>
+      <w:r>
+        <w:rPr>
+          <w:rFonts w:ascii="Courier New" w:hAnsi="Courier New"/>
+          <w:color w:val="1F2D3D"/>
+          <w:sz w:val="18"/>
+        </w:rPr>
+        <w:t xml:space="preserve">    final uri = Uri.parse(plan.waveUrl);</w:t>
+      </w:r>
+    </w:p>
+    <w:p>
+      <w:pPr>
+        <w:spacing w:before="0" w:after="0"/>
+        <w:ind w:left="283"/>
+        <w:shd w:val="clear" w:color="auto" w:fill="F3F4F6"/>
+      </w:pPr>
+      <w:r>
+        <w:rPr>
+          <w:rFonts w:ascii="Courier New" w:hAnsi="Courier New"/>
+          <w:color w:val="1F2D3D"/>
+          <w:sz w:val="18"/>
+        </w:rPr>
+        <w:t xml:space="preserve">    if (await canLaunchUrl(uri)) {</w:t>
+      </w:r>
+    </w:p>
+    <w:p>
+      <w:pPr>
+        <w:spacing w:before="0" w:after="0"/>
+        <w:ind w:left="283"/>
+        <w:shd w:val="clear" w:color="auto" w:fill="F3F4F6"/>
+      </w:pPr>
+      <w:r>
+        <w:rPr>
+          <w:rFonts w:ascii="Courier New" w:hAnsi="Courier New"/>
+          <w:color w:val="1F2D3D"/>
+          <w:sz w:val="18"/>
+        </w:rPr>
+        <w:t xml:space="preserve">      await launchUrl(uri, mode: LaunchMode.externalApplication);</w:t>
+      </w:r>
+    </w:p>
+    <w:p>
+      <w:pPr>
+        <w:spacing w:before="0" w:after="0"/>
+        <w:ind w:left="283"/>
+        <w:shd w:val="clear" w:color="auto" w:fill="F3F4F6"/>
+      </w:pPr>
+      <w:r>
+        <w:rPr>
+          <w:rFonts w:ascii="Courier New" w:hAnsi="Courier New"/>
+          <w:color w:val="1F2D3D"/>
+          <w:sz w:val="18"/>
+        </w:rPr>
+        <w:t xml:space="preserve">    } else {</w:t>
+      </w:r>
+    </w:p>
+    <w:p>
+      <w:pPr>
+        <w:spacing w:before="0" w:after="0"/>
+        <w:ind w:left="283"/>
+        <w:shd w:val="clear" w:color="auto" w:fill="F3F4F6"/>
+      </w:pPr>
+      <w:r>
+        <w:rPr>
+          <w:rFonts w:ascii="Courier New" w:hAnsi="Courier New"/>
+          <w:color w:val="1F2D3D"/>
+          <w:sz w:val="18"/>
+        </w:rPr>
+        <w:t xml:space="preserve">      throw Exception('Impossible d\'ouvrir Wave.');</w:t>
+      </w:r>
+    </w:p>
+    <w:p>
+      <w:pPr>
+        <w:spacing w:before="0" w:after="0"/>
+        <w:ind w:left="283"/>
+        <w:shd w:val="clear" w:color="auto" w:fill="F3F4F6"/>
+      </w:pPr>
+      <w:r>
+        <w:rPr>
+          <w:rFonts w:ascii="Courier New" w:hAnsi="Courier New"/>
+          <w:color w:val="1F2D3D"/>
+          <w:sz w:val="18"/>
+        </w:rPr>
+        <w:t xml:space="preserve">    }</w:t>
+      </w:r>
+    </w:p>
+    <w:p>
+      <w:pPr>
+        <w:spacing w:before="0" w:after="0"/>
+        <w:ind w:left="283"/>
+        <w:shd w:val="clear" w:color="auto" w:fill="F3F4F6"/>
+      </w:pPr>
+      <w:r>
+        <w:rPr>
+          <w:rFonts w:ascii="Courier New" w:hAnsi="Courier New"/>
+          <w:color w:val="1F2D3D"/>
+          <w:sz w:val="18"/>
+        </w:rPr>
+        <w:t xml:space="preserve">  }</w:t>
+      </w:r>
+    </w:p>
+    <w:p>
+      <w:pPr>
+        <w:spacing w:before="0" w:after="0"/>
+        <w:ind w:left="283"/>
+        <w:shd w:val="clear" w:color="auto" w:fill="F3F4F6"/>
+      </w:pPr>
+      <w:r>
+        <w:rPr>
+          <w:rFonts w:ascii="Courier New" w:hAnsi="Courier New"/>
+          <w:color w:val="1F2D3D"/>
+          <w:sz w:val="18"/>
+        </w:rPr>
+        <w:t xml:space="preserve"> </w:t>
+      </w:r>
+    </w:p>
+    <w:p>
+      <w:pPr>
+        <w:spacing w:before="0" w:after="0"/>
+        <w:ind w:left="283"/>
+        <w:shd w:val="clear" w:color="auto" w:fill="F3F4F6"/>
+      </w:pPr>
+      <w:r>
+        <w:rPr>
+          <w:rFonts w:ascii="Courier New" w:hAnsi="Courier New"/>
+          <w:color w:val="1F2D3D"/>
+          <w:sz w:val="18"/>
+        </w:rPr>
+        <w:t xml:space="preserve">  /// Marque l'utilisateur Premium dans Firebase après confirmation.</w:t>
+      </w:r>
+    </w:p>
+    <w:p>
+      <w:pPr>
+        <w:spacing w:before="0" w:after="0"/>
+        <w:ind w:left="283"/>
+        <w:shd w:val="clear" w:color="auto" w:fill="F3F4F6"/>
+      </w:pPr>
+      <w:r>
+        <w:rPr>
+          <w:rFonts w:ascii="Courier New" w:hAnsi="Courier New"/>
+          <w:color w:val="1F2D3D"/>
+          <w:sz w:val="18"/>
+        </w:rPr>
+        <w:t xml:space="preserve">  static Future&lt;void&gt; activatePremium(PremiumPlan plan) async {</w:t>
+      </w:r>
+    </w:p>
+    <w:p>
+      <w:pPr>
+        <w:spacing w:before="0" w:after="0"/>
+        <w:ind w:left="283"/>
+        <w:shd w:val="clear" w:color="auto" w:fill="F3F4F6"/>
+      </w:pPr>
+      <w:r>
+        <w:rPr>
+          <w:rFonts w:ascii="Courier New" w:hAnsi="Courier New"/>
+          <w:color w:val="1F2D3D"/>
+          <w:sz w:val="18"/>
+        </w:rPr>
+        <w:t xml:space="preserve">    final uid = AuthService.currentUid;</w:t>
+      </w:r>
+    </w:p>
+    <w:p>
+      <w:pPr>
+        <w:spacing w:before="0" w:after="0"/>
+        <w:ind w:left="283"/>
+        <w:shd w:val="clear" w:color="auto" w:fill="F3F4F6"/>
+      </w:pPr>
+      <w:r>
+        <w:rPr>
+          <w:rFonts w:ascii="Courier New" w:hAnsi="Courier New"/>
+          <w:color w:val="1F2D3D"/>
+          <w:sz w:val="18"/>
+        </w:rPr>
+        <w:t xml:space="preserve">    if (uid == null) return;</w:t>
+      </w:r>
+    </w:p>
+    <w:p>
+      <w:pPr>
+        <w:spacing w:before="0" w:after="0"/>
+        <w:ind w:left="283"/>
+        <w:shd w:val="clear" w:color="auto" w:fill="F3F4F6"/>
+      </w:pPr>
+      <w:r>
+        <w:rPr>
+          <w:rFonts w:ascii="Courier New" w:hAnsi="Courier New"/>
+          <w:color w:val="1F2D3D"/>
+          <w:sz w:val="18"/>
+        </w:rPr>
+        <w:t xml:space="preserve">    await DatabaseService.setPremium(uid: uid, plan: plan.name);</w:t>
+      </w:r>
+    </w:p>
+    <w:p>
+      <w:pPr>
+        <w:spacing w:before="0" w:after="0"/>
+        <w:ind w:left="283"/>
+        <w:shd w:val="clear" w:color="auto" w:fill="F3F4F6"/>
+      </w:pPr>
+      <w:r>
+        <w:rPr>
+          <w:rFonts w:ascii="Courier New" w:hAnsi="Courier New"/>
+          <w:color w:val="1F2D3D"/>
+          <w:sz w:val="18"/>
+        </w:rPr>
+        <w:t xml:space="preserve">  }</w:t>
+      </w:r>
+    </w:p>
+    <w:p>
+      <w:pPr>
+        <w:spacing w:before="0" w:after="0"/>
+        <w:ind w:left="283"/>
+        <w:shd w:val="clear" w:color="auto" w:fill="F3F4F6"/>
+      </w:pPr>
+      <w:r>
+        <w:rPr>
+          <w:rFonts w:ascii="Courier New" w:hAnsi="Courier New"/>
+          <w:color w:val="1F2D3D"/>
+          <w:sz w:val="18"/>
+        </w:rPr>
+        <w:t>}</w:t>
+      </w:r>
+    </w:p>
+    <w:p>
+      <w:pPr>
+        <w:spacing w:after="80"/>
+      </w:pPr>
+    </w:p>
+    <w:p>
+      <w:r>
+        <w:rPr>
+          <w:rFonts w:ascii="Calibri" w:hAnsi="Calibri"/>
+          <w:b/>
+          <w:sz w:val="22"/>
+        </w:rPr>
+        <w:t>Nœud Firebase activé lors du paiement :</w:t>
+      </w:r>
+    </w:p>
+    <w:p>
+      <w:pPr>
+        <w:spacing w:before="0" w:after="0"/>
+        <w:ind w:left="283"/>
+        <w:shd w:val="clear" w:color="auto" w:fill="F3F4F6"/>
+      </w:pPr>
+      <w:r>
+        <w:rPr>
+          <w:rFonts w:ascii="Courier New" w:hAnsi="Courier New"/>
+          <w:color w:val="1F2D3D"/>
+          <w:sz w:val="18"/>
+        </w:rPr>
+        <w:t>// lib/services/service_base_de_donnees.dart</w:t>
+      </w:r>
+    </w:p>
+    <w:p>
+      <w:pPr>
+        <w:spacing w:before="0" w:after="0"/>
+        <w:ind w:left="283"/>
+        <w:shd w:val="clear" w:color="auto" w:fill="F3F4F6"/>
+      </w:pPr>
+      <w:r>
+        <w:rPr>
+          <w:rFonts w:ascii="Courier New" w:hAnsi="Courier New"/>
+          <w:color w:val="1F2D3D"/>
+          <w:sz w:val="18"/>
+        </w:rPr>
+        <w:t>static Future&lt;void&gt; setPremium({</w:t>
+      </w:r>
+    </w:p>
+    <w:p>
+      <w:pPr>
+        <w:spacing w:before="0" w:after="0"/>
+        <w:ind w:left="283"/>
+        <w:shd w:val="clear" w:color="auto" w:fill="F3F4F6"/>
+      </w:pPr>
+      <w:r>
+        <w:rPr>
+          <w:rFonts w:ascii="Courier New" w:hAnsi="Courier New"/>
+          <w:color w:val="1F2D3D"/>
+          <w:sz w:val="18"/>
+        </w:rPr>
+        <w:t xml:space="preserve">  required String uid,</w:t>
+      </w:r>
+    </w:p>
+    <w:p>
+      <w:pPr>
+        <w:spacing w:before="0" w:after="0"/>
+        <w:ind w:left="283"/>
+        <w:shd w:val="clear" w:color="auto" w:fill="F3F4F6"/>
+      </w:pPr>
+      <w:r>
+        <w:rPr>
+          <w:rFonts w:ascii="Courier New" w:hAnsi="Courier New"/>
+          <w:color w:val="1F2D3D"/>
+          <w:sz w:val="18"/>
+        </w:rPr>
+        <w:t xml:space="preserve">  required String plan,</w:t>
+      </w:r>
+    </w:p>
+    <w:p>
+      <w:pPr>
+        <w:spacing w:before="0" w:after="0"/>
+        <w:ind w:left="283"/>
+        <w:shd w:val="clear" w:color="auto" w:fill="F3F4F6"/>
+      </w:pPr>
+      <w:r>
+        <w:rPr>
+          <w:rFonts w:ascii="Courier New" w:hAnsi="Courier New"/>
+          <w:color w:val="1F2D3D"/>
+          <w:sz w:val="18"/>
+        </w:rPr>
+        <w:t>}) async {</w:t>
+      </w:r>
+    </w:p>
+    <w:p>
+      <w:pPr>
+        <w:spacing w:before="0" w:after="0"/>
+        <w:ind w:left="283"/>
+        <w:shd w:val="clear" w:color="auto" w:fill="F3F4F6"/>
+      </w:pPr>
+      <w:r>
+        <w:rPr>
+          <w:rFonts w:ascii="Courier New" w:hAnsi="Courier New"/>
+          <w:color w:val="1F2D3D"/>
+          <w:sz w:val="18"/>
+        </w:rPr>
+        <w:t xml:space="preserve">  await _userRef(uid).update({</w:t>
+      </w:r>
+    </w:p>
+    <w:p>
+      <w:pPr>
+        <w:spacing w:before="0" w:after="0"/>
+        <w:ind w:left="283"/>
+        <w:shd w:val="clear" w:color="auto" w:fill="F3F4F6"/>
+      </w:pPr>
+      <w:r>
+        <w:rPr>
+          <w:rFonts w:ascii="Courier New" w:hAnsi="Courier New"/>
+          <w:color w:val="1F2D3D"/>
+          <w:sz w:val="18"/>
+        </w:rPr>
+        <w:t xml:space="preserve">    'isPremium': true,</w:t>
+      </w:r>
+    </w:p>
+    <w:p>
+      <w:pPr>
+        <w:spacing w:before="0" w:after="0"/>
+        <w:ind w:left="283"/>
+        <w:shd w:val="clear" w:color="auto" w:fill="F3F4F6"/>
+      </w:pPr>
+      <w:r>
+        <w:rPr>
+          <w:rFonts w:ascii="Courier New" w:hAnsi="Courier New"/>
+          <w:color w:val="1F2D3D"/>
+          <w:sz w:val="18"/>
+        </w:rPr>
+        <w:t xml:space="preserve">    'premiumPlan': plan,            // 'entrepreneur' | 'mentor' | 'investisseur'</w:t>
+      </w:r>
+    </w:p>
+    <w:p>
+      <w:pPr>
+        <w:spacing w:before="0" w:after="0"/>
+        <w:ind w:left="283"/>
+        <w:shd w:val="clear" w:color="auto" w:fill="F3F4F6"/>
+      </w:pPr>
+      <w:r>
+        <w:rPr>
+          <w:rFonts w:ascii="Courier New" w:hAnsi="Courier New"/>
+          <w:color w:val="1F2D3D"/>
+          <w:sz w:val="18"/>
+        </w:rPr>
+        <w:t xml:space="preserve">    'premiumSince': ServerValue.timestamp,</w:t>
+      </w:r>
+    </w:p>
+    <w:p>
+      <w:pPr>
+        <w:spacing w:before="0" w:after="0"/>
+        <w:ind w:left="283"/>
+        <w:shd w:val="clear" w:color="auto" w:fill="F3F4F6"/>
+      </w:pPr>
+      <w:r>
+        <w:rPr>
+          <w:rFonts w:ascii="Courier New" w:hAnsi="Courier New"/>
+          <w:color w:val="1F2D3D"/>
+          <w:sz w:val="18"/>
+        </w:rPr>
+        <w:t xml:space="preserve">  });</w:t>
+      </w:r>
+    </w:p>
+    <w:p>
+      <w:pPr>
+        <w:spacing w:before="0" w:after="0"/>
+        <w:ind w:left="283"/>
+        <w:shd w:val="clear" w:color="auto" w:fill="F3F4F6"/>
+      </w:pPr>
+      <w:r>
+        <w:rPr>
+          <w:rFonts w:ascii="Courier New" w:hAnsi="Courier New"/>
+          <w:color w:val="1F2D3D"/>
+          <w:sz w:val="18"/>
+        </w:rPr>
+        <w:t>}</w:t>
+      </w:r>
+    </w:p>
+    <w:p>
+      <w:pPr>
+        <w:spacing w:after="80"/>
+      </w:pPr>
+    </w:p>
+    <w:p>
+      <w:pPr>
+        <w:pStyle w:val="Heading3"/>
+      </w:pPr>
+      <w:r>
+        <w:t>12.4 Interface — `WavePremiumSheet`</w:t>
+      </w:r>
+    </w:p>
+    <w:p>
+      <w:r>
+        <w:rPr>
+          <w:rFonts w:ascii="Calibri" w:hAnsi="Calibri"/>
+          <w:sz w:val="22"/>
+        </w:rPr>
+        <w:t xml:space="preserve">La bottom sheet s'affiche quand l'utilisateur souhaite passer en Premium. Elle a </w:t>
+      </w:r>
+      <w:r>
+        <w:rPr>
+          <w:rFonts w:ascii="Calibri" w:hAnsi="Calibri"/>
+          <w:b/>
+          <w:sz w:val="22"/>
+        </w:rPr>
+        <w:t>deux états</w:t>
+      </w:r>
+      <w:r>
+        <w:rPr>
+          <w:rFonts w:ascii="Calibri" w:hAnsi="Calibri"/>
+          <w:sz w:val="22"/>
+        </w:rPr>
+        <w:t xml:space="preserve"> :</w:t>
+      </w:r>
+    </w:p>
+    <w:p>
+      <w:r>
+        <w:rPr>
+          <w:rFonts w:ascii="Calibri" w:hAnsi="Calibri"/>
+          <w:b/>
+          <w:sz w:val="22"/>
+        </w:rPr>
+        <w:t>État 1 — Avant paiement :</w:t>
+      </w:r>
+      <w:r>
+        <w:rPr>
+          <w:rFonts w:ascii="Calibri" w:hAnsi="Calibri"/>
+          <w:sz w:val="22"/>
+        </w:rPr>
+        <w:t xml:space="preserve"> affiche les avantages du plan + bouton "Payer avec Wave" (bleu Wave </w:t>
+      </w:r>
+      <w:r>
+        <w:rPr>
+          <w:rFonts w:ascii="Courier New" w:hAnsi="Courier New"/>
+          <w:color w:val="DC2626"/>
+          <w:sz w:val="20"/>
+        </w:rPr>
+        <w:t>#1BA9FF</w:t>
+      </w:r>
+      <w:r>
+        <w:rPr>
+          <w:rFonts w:ascii="Calibri" w:hAnsi="Calibri"/>
+          <w:sz w:val="22"/>
+        </w:rPr>
+        <w:t>)</w:t>
+      </w:r>
+    </w:p>
+    <w:p>
+      <w:r>
+        <w:rPr>
+          <w:rFonts w:ascii="Calibri" w:hAnsi="Calibri"/>
+          <w:b/>
+          <w:sz w:val="22"/>
+        </w:rPr>
+        <w:t>État 2 — Après retour de Wave :</w:t>
+      </w:r>
+      <w:r>
+        <w:rPr>
+          <w:rFonts w:ascii="Calibri" w:hAnsi="Calibri"/>
+          <w:sz w:val="22"/>
+        </w:rPr>
+        <w:t xml:space="preserve"> affiche un bandeau vert + bouton "Oui, j'ai payé — Activer Premium"</w:t>
+      </w:r>
+    </w:p>
+    <w:p>
+      <w:pPr>
+        <w:spacing w:before="0" w:after="0"/>
+        <w:ind w:left="283"/>
+        <w:shd w:val="clear" w:color="auto" w:fill="F3F4F6"/>
+      </w:pPr>
+      <w:r>
+        <w:rPr>
+          <w:rFonts w:ascii="Courier New" w:hAnsi="Courier New"/>
+          <w:color w:val="1F2D3D"/>
+          <w:sz w:val="18"/>
+        </w:rPr>
+        <w:t>// Ouverture de la bottom sheet depuis n'importe quel écran</w:t>
+      </w:r>
+    </w:p>
+    <w:p>
+      <w:pPr>
+        <w:spacing w:before="0" w:after="0"/>
+        <w:ind w:left="283"/>
+        <w:shd w:val="clear" w:color="auto" w:fill="F3F4F6"/>
+      </w:pPr>
+      <w:r>
+        <w:rPr>
+          <w:rFonts w:ascii="Courier New" w:hAnsi="Courier New"/>
+          <w:color w:val="1F2D3D"/>
+          <w:sz w:val="18"/>
+        </w:rPr>
+        <w:t>await WavePremiumSheet.show(context, PremiumPlan.entrepreneur);</w:t>
+      </w:r>
+    </w:p>
+    <w:p>
+      <w:pPr>
+        <w:spacing w:before="0" w:after="0"/>
+        <w:ind w:left="283"/>
+        <w:shd w:val="clear" w:color="auto" w:fill="F3F4F6"/>
+      </w:pPr>
+      <w:r>
+        <w:rPr>
+          <w:rFonts w:ascii="Courier New" w:hAnsi="Courier New"/>
+          <w:color w:val="1F2D3D"/>
+          <w:sz w:val="18"/>
+        </w:rPr>
+        <w:t xml:space="preserve"> </w:t>
+      </w:r>
+    </w:p>
+    <w:p>
+      <w:pPr>
+        <w:spacing w:before="0" w:after="0"/>
+        <w:ind w:left="283"/>
+        <w:shd w:val="clear" w:color="auto" w:fill="F3F4F6"/>
+      </w:pPr>
+      <w:r>
+        <w:rPr>
+          <w:rFonts w:ascii="Courier New" w:hAnsi="Courier New"/>
+          <w:color w:val="1F2D3D"/>
+          <w:sz w:val="18"/>
+        </w:rPr>
+        <w:t>// Le retour est true si Premium activé, null/false sinon</w:t>
+      </w:r>
+    </w:p>
+    <w:p>
+      <w:pPr>
+        <w:spacing w:after="80"/>
+      </w:pPr>
+    </w:p>
+    <w:p>
+      <w:r>
+        <w:rPr>
+          <w:rFonts w:ascii="Calibri" w:hAnsi="Calibri"/>
+          <w:b/>
+          <w:sz w:val="22"/>
+        </w:rPr>
+        <w:t>Flux utilisateur complet :</w:t>
+      </w:r>
+    </w:p>
+    <w:p>
+      <w:pPr>
+        <w:pStyle w:val="ListNumber"/>
+      </w:pPr>
+      <w:r>
+        <w:rPr>
+          <w:rFonts w:ascii="Calibri" w:hAnsi="Calibri"/>
+          <w:sz w:val="22"/>
+        </w:rPr>
+        <w:t>Clique "Passer Premium" → bottom sheet s'ouvre</w:t>
+      </w:r>
+    </w:p>
+    <w:p>
+      <w:pPr>
+        <w:pStyle w:val="ListNumber"/>
+      </w:pPr>
+      <w:r>
+        <w:rPr>
+          <w:rFonts w:ascii="Calibri" w:hAnsi="Calibri"/>
+          <w:sz w:val="22"/>
+        </w:rPr>
+        <w:t>Voit les avantages + prix → clique "Payer avec Wave — 7 500 FCFA / mois"</w:t>
+      </w:r>
+    </w:p>
+    <w:p>
+      <w:pPr>
+        <w:pStyle w:val="ListNumber"/>
+      </w:pPr>
+      <w:r>
+        <w:rPr>
+          <w:rFonts w:ascii="Calibri" w:hAnsi="Calibri"/>
+          <w:sz w:val="22"/>
+        </w:rPr>
+        <w:t>L'app Wave s'ouvre avec le montant pré-rempli</w:t>
+      </w:r>
+    </w:p>
+    <w:p>
+      <w:pPr>
+        <w:pStyle w:val="ListNumber"/>
+      </w:pPr>
+      <w:r>
+        <w:rPr>
+          <w:rFonts w:ascii="Calibri" w:hAnsi="Calibri"/>
+          <w:sz w:val="22"/>
+        </w:rPr>
+        <w:t>Confirme le paiement dans Wave → revient dans DIAPALER AFRICA</w:t>
+      </w:r>
+    </w:p>
+    <w:p>
+      <w:pPr>
+        <w:pStyle w:val="ListNumber"/>
+      </w:pPr>
+      <w:r>
+        <w:rPr>
+          <w:rFonts w:ascii="Calibri" w:hAnsi="Calibri"/>
+          <w:sz w:val="22"/>
+        </w:rPr>
+        <w:t>Clique "Oui, j'ai payé — Activer Premium" → Firebase mis à jour → SnackBar vert</w:t>
+      </w:r>
+    </w:p>
+    <w:p>
+      <w:pPr>
+        <w:spacing w:before="200" w:after="0"/>
+        <w:ind w:left="0"/>
+        <w:shd w:val="clear" w:color="auto" w:fill="FEF3C7"/>
+        <w:pBdr>
+          <w:left w:val="single" w:sz="8" w:space="6" w:color="F59E0B"/>
+        </w:pBdr>
+      </w:pPr>
+      <w:r>
+        <w:rPr>
+          <w:rFonts w:ascii="Calibri" w:hAnsi="Calibri"/>
+          <w:b/>
+          <w:color w:val="924009"/>
+          <w:sz w:val="20"/>
+        </w:rPr>
+        <w:t>📸  📸 CAPTURE D'ÉCRAN — Bottom sheet Premium (avantages + bouton Wave bleu)</w:t>
+      </w:r>
+    </w:p>
+    <w:p>
+      <w:pPr>
+        <w:spacing w:before="2835" w:after="240"/>
+        <w:ind w:left="0"/>
+        <w:shd w:val="clear" w:color="auto" w:fill="F9FAFB"/>
+        <w:pBdr>
+          <w:left w:val="single" w:sz="6" w:space="6" w:color="D1D5DB"/>
+        </w:pBdr>
+      </w:pPr>
+      <w:r>
+        <w:rPr>
+          <w:rFonts w:ascii="Calibri" w:hAnsi="Calibri"/>
+          <w:i/>
+          <w:color w:val="ABB5BF"/>
+          <w:sz w:val="18"/>
+        </w:rPr>
+        <w:t>[ Insérer la capture d'écran ici ]</w:t>
+      </w:r>
+    </w:p>
+    <w:p>
+      <w:pPr>
+        <w:spacing w:before="200" w:after="0"/>
+        <w:ind w:left="0"/>
+        <w:shd w:val="clear" w:color="auto" w:fill="FEF3C7"/>
+        <w:pBdr>
+          <w:left w:val="single" w:sz="8" w:space="6" w:color="F59E0B"/>
+        </w:pBdr>
+      </w:pPr>
+      <w:r>
+        <w:rPr>
+          <w:rFonts w:ascii="Calibri" w:hAnsi="Calibri"/>
+          <w:b/>
+          <w:color w:val="924009"/>
+          <w:sz w:val="20"/>
+        </w:rPr>
+        <w:t>📸  📸 CAPTURE D'ÉCRAN — App Wave ouverte avec montant pré-rempli (7 500 FCFA)</w:t>
+      </w:r>
+    </w:p>
+    <w:p>
+      <w:pPr>
+        <w:spacing w:before="2835" w:after="240"/>
+        <w:ind w:left="0"/>
+        <w:shd w:val="clear" w:color="auto" w:fill="F9FAFB"/>
+        <w:pBdr>
+          <w:left w:val="single" w:sz="6" w:space="6" w:color="D1D5DB"/>
+        </w:pBdr>
+      </w:pPr>
+      <w:r>
+        <w:rPr>
+          <w:rFonts w:ascii="Calibri" w:hAnsi="Calibri"/>
+          <w:i/>
+          <w:color w:val="ABB5BF"/>
+          <w:sz w:val="18"/>
+        </w:rPr>
+        <w:t>[ Insérer la capture d'écran ici ]</w:t>
+      </w:r>
+    </w:p>
+    <w:p>
+      <w:pPr>
+        <w:spacing w:before="200" w:after="0"/>
+        <w:ind w:left="0"/>
+        <w:shd w:val="clear" w:color="auto" w:fill="FEF3C7"/>
+        <w:pBdr>
+          <w:left w:val="single" w:sz="8" w:space="6" w:color="F59E0B"/>
+        </w:pBdr>
+      </w:pPr>
+      <w:r>
+        <w:rPr>
+          <w:rFonts w:ascii="Calibri" w:hAnsi="Calibri"/>
+          <w:b/>
+          <w:color w:val="924009"/>
+          <w:sz w:val="20"/>
+        </w:rPr>
+        <w:t>📸  📸 CAPTURE D'ÉCRAN — Confirmation "Compte Premium activé !" (SnackBar vert)</w:t>
+      </w:r>
+    </w:p>
+    <w:p>
+      <w:pPr>
+        <w:spacing w:before="2835" w:after="240"/>
+        <w:ind w:left="0"/>
+        <w:shd w:val="clear" w:color="auto" w:fill="F9FAFB"/>
+        <w:pBdr>
+          <w:left w:val="single" w:sz="6" w:space="6" w:color="D1D5DB"/>
+        </w:pBdr>
+      </w:pPr>
+      <w:r>
+        <w:rPr>
+          <w:rFonts w:ascii="Calibri" w:hAnsi="Calibri"/>
+          <w:i/>
+          <w:color w:val="ABB5BF"/>
+          <w:sz w:val="18"/>
+        </w:rPr>
+        <w:t>[ Insérer la capture d'écran ici ]</w:t>
+      </w:r>
+    </w:p>
+    <w:p>
+      <w:pPr>
+        <w:pStyle w:val="Heading2"/>
+      </w:pPr>
+      <w:r>
+        <w:t>11. Déploiement</w:t>
+      </w:r>
+    </w:p>
+    <w:p>
+      <w:r>
+        <w:rPr>
+          <w:rFonts w:ascii="Calibri" w:hAnsi="Calibri"/>
+          <w:sz w:val="22"/>
+        </w:rPr>
+        <w:t xml:space="preserve">L'application a été compilée en </w:t>
+      </w:r>
+      <w:r>
+        <w:rPr>
+          <w:rFonts w:ascii="Calibri" w:hAnsi="Calibri"/>
+          <w:b/>
+          <w:sz w:val="22"/>
+        </w:rPr>
+        <w:t>APK release signé</w:t>
+      </w:r>
+      <w:r>
+        <w:rPr>
+          <w:rFonts w:ascii="Calibri" w:hAnsi="Calibri"/>
+          <w:sz w:val="22"/>
+        </w:rPr>
+        <w:t xml:space="preserve"> prêt à l'installation :</w:t>
+      </w:r>
+    </w:p>
+    <w:p>
+      <w:pPr>
+        <w:spacing w:before="0" w:after="0"/>
+        <w:ind w:left="283"/>
+        <w:shd w:val="clear" w:color="auto" w:fill="F3F4F6"/>
+      </w:pPr>
+      <w:r>
+        <w:rPr>
+          <w:rFonts w:ascii="Courier New" w:hAnsi="Courier New"/>
+          <w:color w:val="1F2D3D"/>
+          <w:sz w:val="18"/>
+        </w:rPr>
+        <w:t>flutter build apk --release</w:t>
+      </w:r>
+    </w:p>
+    <w:p>
+      <w:pPr>
+        <w:spacing w:before="0" w:after="0"/>
+        <w:ind w:left="283"/>
+        <w:shd w:val="clear" w:color="auto" w:fill="F3F4F6"/>
+      </w:pPr>
+      <w:r>
+        <w:rPr>
+          <w:rFonts w:ascii="Courier New" w:hAnsi="Courier New"/>
+          <w:color w:val="1F2D3D"/>
+          <w:sz w:val="18"/>
+        </w:rPr>
+        <w:t>✓ Built build\app\outputs\flutter-apk\app-release.apk (54.2MB)</w:t>
+      </w:r>
+    </w:p>
+    <w:p>
+      <w:pPr>
+        <w:spacing w:after="80"/>
+      </w:pPr>
+    </w:p>
+    <w:tbl>
+      <w:tblPr>
+        <w:tblStyle w:val="TableGrid"/>
+        <w:tblW w:type="auto" w:w="0"/>
+        <w:tblLook w:firstColumn="1" w:firstRow="1" w:lastColumn="0" w:lastRow="0" w:noHBand="0" w:noVBand="1" w:val="04A0"/>
+      </w:tblPr>
+      <w:tblGrid>
+        <w:gridCol w:w="4703"/>
+        <w:gridCol w:w="4703"/>
+      </w:tblGrid>
+      <w:tr>
+        <w:tc>
+          <w:tcPr>
+            <w:tcW w:type="dxa" w:w="4703"/>
+            <w:shd w:val="clear" w:color="auto" w:fill="1E3A8A"/>
+          </w:tcPr>
+          <w:p>
+            <w:r>
+              <w:rPr>
+                <w:rFonts w:ascii="Calibri" w:hAnsi="Calibri"/>
+                <w:b/>
+                <w:color w:val="FFFFFF"/>
+                <w:sz w:val="20"/>
+              </w:rPr>
+              <w:t>Paramètre</w:t>
+            </w:r>
+          </w:p>
+        </w:tc>
+        <w:tc>
+          <w:tcPr>
+            <w:tcW w:type="dxa" w:w="4703"/>
+            <w:shd w:val="clear" w:color="auto" w:fill="1E3A8A"/>
+          </w:tcPr>
+          <w:p>
+            <w:r>
+              <w:rPr>
+                <w:rFonts w:ascii="Calibri" w:hAnsi="Calibri"/>
+                <w:b/>
+                <w:color w:val="FFFFFF"/>
+                <w:sz w:val="20"/>
+              </w:rPr>
+              <w:t>Valeur</w:t>
+            </w:r>
+          </w:p>
+        </w:tc>
+      </w:tr>
+      <w:tr>
+        <w:tc>
+          <w:tcPr>
+            <w:tcW w:type="dxa" w:w="4703"/>
+            <w:shd w:val="clear" w:color="auto" w:fill="EFF6FF"/>
+          </w:tcPr>
+          <w:p>
+            <w:r>
+              <w:rPr>
+                <w:rFonts w:ascii="Calibri" w:hAnsi="Calibri"/>
+                <w:sz w:val="20"/>
+              </w:rPr>
+              <w:t>Type</w:t>
+            </w:r>
+          </w:p>
+        </w:tc>
+        <w:tc>
+          <w:tcPr>
+            <w:tcW w:type="dxa" w:w="4703"/>
+            <w:shd w:val="clear" w:color="auto" w:fill="EFF6FF"/>
+          </w:tcPr>
+          <w:p>
+            <w:r>
+              <w:rPr>
+                <w:rFonts w:ascii="Calibri" w:hAnsi="Calibri"/>
+                <w:sz w:val="20"/>
+              </w:rPr>
+              <w:t>APK release signé</w:t>
+            </w:r>
+          </w:p>
+        </w:tc>
+      </w:tr>
+      <w:tr>
+        <w:tc>
+          <w:tcPr>
+            <w:tcW w:type="dxa" w:w="4703"/>
+          </w:tcPr>
+          <w:p>
+            <w:r>
+              <w:rPr>
+                <w:rFonts w:ascii="Calibri" w:hAnsi="Calibri"/>
+                <w:sz w:val="20"/>
+              </w:rPr>
+              <w:t>Taille</w:t>
+            </w:r>
+          </w:p>
+        </w:tc>
+        <w:tc>
+          <w:tcPr>
+            <w:tcW w:type="dxa" w:w="4703"/>
+          </w:tcPr>
+          <w:p>
+            <w:r>
+              <w:rPr>
+                <w:rFonts w:ascii="Calibri" w:hAnsi="Calibri"/>
+                <w:sz w:val="20"/>
+              </w:rPr>
+              <w:t>54.2 MB</w:t>
+            </w:r>
+          </w:p>
+        </w:tc>
+      </w:tr>
+      <w:tr>
+        <w:tc>
+          <w:tcPr>
+            <w:tcW w:type="dxa" w:w="4703"/>
+            <w:shd w:val="clear" w:color="auto" w:fill="EFF6FF"/>
+          </w:tcPr>
+          <w:p>
+            <w:r>
+              <w:rPr>
+                <w:rFonts w:ascii="Calibri" w:hAnsi="Calibri"/>
+                <w:sz w:val="20"/>
+              </w:rPr>
+              <w:t>Keystore</w:t>
+            </w:r>
+          </w:p>
+        </w:tc>
+        <w:tc>
+          <w:tcPr>
+            <w:tcW w:type="dxa" w:w="4703"/>
+            <w:shd w:val="clear" w:color="auto" w:fill="EFF6FF"/>
+          </w:tcPr>
+          <w:p>
+            <w:r>
+              <w:rPr>
+                <w:rFonts w:ascii="Calibri" w:hAnsi="Calibri"/>
+                <w:sz w:val="20"/>
+              </w:rPr>
+              <w:t>RSA 2048 bits, 10 000 jours de validité</w:t>
+            </w:r>
+          </w:p>
+        </w:tc>
+      </w:tr>
+      <w:tr>
+        <w:tc>
+          <w:tcPr>
+            <w:tcW w:type="dxa" w:w="4703"/>
+          </w:tcPr>
+          <w:p>
+            <w:r>
+              <w:rPr>
+                <w:rFonts w:ascii="Calibri" w:hAnsi="Calibri"/>
+                <w:sz w:val="20"/>
+              </w:rPr>
+              <w:t>Tree-shaking</w:t>
+            </w:r>
+          </w:p>
+        </w:tc>
+        <w:tc>
+          <w:tcPr>
+            <w:tcW w:type="dxa" w:w="4703"/>
+          </w:tcPr>
+          <w:p>
+            <w:r>
+              <w:rPr>
+                <w:rFonts w:ascii="Calibri" w:hAnsi="Calibri"/>
+                <w:sz w:val="20"/>
+              </w:rPr>
+              <w:t>MaterialIcons : −99 % (1,6 MB → 16 Ko)</w:t>
+            </w:r>
+          </w:p>
+        </w:tc>
+      </w:tr>
+      <w:tr>
+        <w:tc>
+          <w:tcPr>
+            <w:tcW w:type="dxa" w:w="4703"/>
+            <w:shd w:val="clear" w:color="auto" w:fill="EFF6FF"/>
+          </w:tcPr>
+          <w:p>
+            <w:r>
+              <w:rPr>
+                <w:rFonts w:ascii="Calibri" w:hAnsi="Calibri"/>
+                <w:sz w:val="20"/>
+              </w:rPr>
+              <w:t>Lien de téléchargement</w:t>
+            </w:r>
+          </w:p>
+        </w:tc>
+        <w:tc>
+          <w:tcPr>
+            <w:tcW w:type="dxa" w:w="4703"/>
+            <w:shd w:val="clear" w:color="auto" w:fill="EFF6FF"/>
+          </w:tcPr>
+          <w:p>
+            <w:r>
+              <w:rPr>
+                <w:rFonts w:ascii="Calibri" w:hAnsi="Calibri"/>
+                <w:sz w:val="20"/>
+              </w:rPr>
+              <w:t>https://drive.google.com/file/d/1FapzU1NMRoacyW1jnRUHSvklJ6cJdHAj/view?usp=sharing</w:t>
+            </w:r>
+          </w:p>
+        </w:tc>
+      </w:tr>
+    </w:tbl>
+    <w:p>
+      <w:pPr>
+        <w:spacing w:after="120"/>
+      </w:pPr>
+    </w:p>
+    <w:p>
+      <w:pPr>
+        <w:spacing w:before="200" w:after="0"/>
+        <w:ind w:left="0"/>
+        <w:shd w:val="clear" w:color="auto" w:fill="FEF3C7"/>
+        <w:pBdr>
+          <w:left w:val="single" w:sz="8" w:space="6" w:color="F59E0B"/>
+        </w:pBdr>
+      </w:pPr>
+      <w:r>
+        <w:rPr>
+          <w:rFonts w:ascii="Calibri" w:hAnsi="Calibri"/>
+          <w:b/>
+          <w:color w:val="924009"/>
+          <w:sz w:val="20"/>
+        </w:rPr>
+        <w:t>📸  📸 CAPTURE D'ÉCRAN — Terminal : `✓ Built app-release.apk (54.2MB)`</w:t>
       </w:r>
     </w:p>
     <w:p>
@@ -25797,89 +30169,55 @@
           </w:p>
         </w:tc>
       </w:tr>
-    </w:tbl>
-    <w:p>
-      <w:pPr>
-        <w:spacing w:after="120"/>
-      </w:pPr>
-    </w:p>
-    <w:p>
-      <w:pPr>
-        <w:pStyle w:val="Heading3"/>
-      </w:pPr>
-      <w:r>
-        <w:t>Perspectives de développement</w:t>
-      </w:r>
-    </w:p>
-    <w:p>
-      <w:r>
-        <w:rPr>
-          <w:rFonts w:ascii="Calibri" w:hAnsi="Calibri"/>
-          <w:sz w:val="22"/>
-        </w:rPr>
-        <w:t>Trois fonctionnalités avancées mentionnées dans le sujet ont été identifiées comme évolutions naturelles de l'application mais n'ont pas été intégrées dans cette version, par choix de priorisation :</w:t>
-      </w:r>
-    </w:p>
-    <w:tbl>
-      <w:tblPr>
-        <w:tblStyle w:val="TableGrid"/>
-        <w:tblW w:type="auto" w:w="0"/>
-        <w:tblLook w:firstColumn="1" w:firstRow="1" w:lastColumn="0" w:lastRow="0" w:noHBand="0" w:noVBand="1" w:val="04A0"/>
-      </w:tblPr>
-      <w:tblGrid>
-        <w:gridCol w:w="3135"/>
-        <w:gridCol w:w="3135"/>
-        <w:gridCol w:w="3135"/>
-      </w:tblGrid>
       <w:tr>
         <w:tc>
           <w:tcPr>
             <w:tcW w:type="dxa" w:w="3135"/>
-            <w:shd w:val="clear" w:color="auto" w:fill="1E3A8A"/>
           </w:tcPr>
           <w:p>
             <w:r>
               <w:rPr>
                 <w:rFonts w:ascii="Calibri" w:hAnsi="Calibri"/>
                 <w:b/>
-                <w:color w:val="FFFFFF"/>
                 <w:sz w:val="20"/>
               </w:rPr>
-              <w:t>Fonctionnalité</w:t>
+              <w:t>Partage réseaux sociaux</w:t>
             </w:r>
           </w:p>
         </w:tc>
         <w:tc>
           <w:tcPr>
             <w:tcW w:type="dxa" w:w="3135"/>
-            <w:shd w:val="clear" w:color="auto" w:fill="1E3A8A"/>
           </w:tcPr>
           <w:p>
             <w:r>
               <w:rPr>
                 <w:rFonts w:ascii="Calibri" w:hAnsi="Calibri"/>
-                <w:b/>
-                <w:color w:val="FFFFFF"/>
+                <w:color w:val="DC2626"/>
                 <w:sz w:val="20"/>
               </w:rPr>
-              <w:t>Justification du report</w:t>
+              <w:t>ShareService</w:t>
+            </w:r>
+            <w:r>
+              <w:rPr>
+                <w:rFonts w:ascii="Calibri" w:hAnsi="Calibri"/>
+                <w:sz w:val="20"/>
+              </w:rPr>
+              <w:t xml:space="preserve"> (share_plus) — pitch, profil, conseil DIALI</w:t>
             </w:r>
           </w:p>
         </w:tc>
         <w:tc>
           <w:tcPr>
             <w:tcW w:type="dxa" w:w="3135"/>
-            <w:shd w:val="clear" w:color="auto" w:fill="1E3A8A"/>
           </w:tcPr>
           <w:p>
             <w:r>
               <w:rPr>
                 <w:rFonts w:ascii="Calibri" w:hAnsi="Calibri"/>
-                <w:b/>
-                <w:color w:val="FFFFFF"/>
                 <w:sz w:val="20"/>
               </w:rPr>
-              <w:t>Technologie envisagée</w:t>
+              <w:t>✅ (bonus)</w:t>
             </w:r>
           </w:p>
         </w:tc>
@@ -25897,7 +30235,45 @@
                 <w:b/>
                 <w:sz w:val="20"/>
               </w:rPr>
-              <w:t>Partage sur réseaux sociaux</w:t>
+              <w:t>Paiement mobile Wave</w:t>
+            </w:r>
+          </w:p>
+        </w:tc>
+        <w:tc>
+          <w:tcPr>
+            <w:tcW w:type="dxa" w:w="3135"/>
+            <w:shd w:val="clear" w:color="auto" w:fill="EFF6FF"/>
+          </w:tcPr>
+          <w:p>
+            <w:r>
+              <w:rPr>
+                <w:rFonts w:ascii="Calibri" w:hAnsi="Calibri"/>
+                <w:color w:val="DC2626"/>
+                <w:sz w:val="20"/>
+              </w:rPr>
+              <w:t>WaveService</w:t>
+            </w:r>
+            <w:r>
+              <w:rPr>
+                <w:rFonts w:ascii="Calibri" w:hAnsi="Calibri"/>
+                <w:sz w:val="20"/>
+              </w:rPr>
+              <w:t xml:space="preserve"> + lien marchand + </w:t>
+            </w:r>
+            <w:r>
+              <w:rPr>
+                <w:rFonts w:ascii="Calibri" w:hAnsi="Calibri"/>
+                <w:color w:val="DC2626"/>
+                <w:sz w:val="20"/>
+              </w:rPr>
+              <w:t>WavePremiumSheet</w:t>
+            </w:r>
+            <w:r>
+              <w:rPr>
+                <w:rFonts w:ascii="Calibri" w:hAnsi="Calibri"/>
+                <w:sz w:val="20"/>
+              </w:rPr>
+              <w:t xml:space="preserve"> (3 plans Premium)</w:t>
             </w:r>
           </w:p>
         </w:tc>
@@ -25912,37 +30288,7 @@
                 <w:rFonts w:ascii="Calibri" w:hAnsi="Calibri"/>
                 <w:sz w:val="20"/>
               </w:rPr>
-              <w:t>Fonctionnalité de visibilité — intéressante une fois que la base d'utilisateurs est établie</w:t>
-            </w:r>
-          </w:p>
-        </w:tc>
-        <w:tc>
-          <w:tcPr>
-            <w:tcW w:type="dxa" w:w="3135"/>
-            <w:shd w:val="clear" w:color="auto" w:fill="EFF6FF"/>
-          </w:tcPr>
-          <w:p>
-            <w:r>
-              <w:rPr>
-                <w:rFonts w:ascii="Calibri" w:hAnsi="Calibri"/>
-                <w:sz w:val="20"/>
-              </w:rPr>
-              <w:t xml:space="preserve">Package Flutter </w:t>
-            </w:r>
-            <w:r>
-              <w:rPr>
-                <w:rFonts w:ascii="Calibri" w:hAnsi="Calibri"/>
-                <w:color w:val="DC2626"/>
-                <w:sz w:val="20"/>
-              </w:rPr>
-              <w:t>share_plus</w:t>
-            </w:r>
-            <w:r>
-              <w:rPr>
-                <w:rFonts w:ascii="Calibri" w:hAnsi="Calibri"/>
-                <w:sz w:val="20"/>
-              </w:rPr>
-              <w:t xml:space="preserve"> · partage de pitchs et profils via lien deep link</w:t>
+              <w:t>✅ (bonus)</w:t>
             </w:r>
           </w:p>
         </w:tc>
@@ -25959,7 +30305,29 @@
                 <w:b/>
                 <w:sz w:val="20"/>
               </w:rPr>
-              <w:t>Paiement mobile</w:t>
+              <w:t>Déploiement APK signé</w:t>
+            </w:r>
+          </w:p>
+        </w:tc>
+        <w:tc>
+          <w:tcPr>
+            <w:tcW w:type="dxa" w:w="3135"/>
+          </w:tcPr>
+          <w:p>
+            <w:r>
+              <w:rPr>
+                <w:rFonts w:ascii="Calibri" w:hAnsi="Calibri"/>
+                <w:color w:val="DC2626"/>
+                <w:sz w:val="20"/>
+              </w:rPr>
+              <w:t>flutter build apk --release</w:t>
+            </w:r>
+            <w:r>
+              <w:rPr>
+                <w:rFonts w:ascii="Calibri" w:hAnsi="Calibri"/>
+                <w:sz w:val="20"/>
+              </w:rPr>
+              <w:t xml:space="preserve"> — APK 54.2 MB disponible en téléchargement</w:t>
             </w:r>
           </w:p>
         </w:tc>
@@ -25973,36 +30341,76 @@
                 <w:rFonts w:ascii="Calibri" w:hAnsi="Calibri"/>
                 <w:sz w:val="20"/>
               </w:rPr>
-              <w:t>Nécessite un compte marchand (Wave, Orange Money) et une certification — hors périmètre académique</w:t>
+              <w:t>✅ (bonus)</w:t>
+            </w:r>
+          </w:p>
+        </w:tc>
+      </w:tr>
+    </w:tbl>
+    <w:p>
+      <w:pPr>
+        <w:spacing w:after="120"/>
+      </w:pPr>
+    </w:p>
+    <w:p>
+      <w:pPr>
+        <w:pStyle w:val="Heading3"/>
+      </w:pPr>
+      <w:r>
+        <w:t>Perspectives de développement</w:t>
+      </w:r>
+    </w:p>
+    <w:p>
+      <w:r>
+        <w:rPr>
+          <w:rFonts w:ascii="Calibri" w:hAnsi="Calibri"/>
+          <w:sz w:val="22"/>
+        </w:rPr>
+        <w:t>Les trois fonctionnalités avancées mentionnées dans le sujet sont toutes implémentées :</w:t>
+      </w:r>
+    </w:p>
+    <w:tbl>
+      <w:tblPr>
+        <w:tblStyle w:val="TableGrid"/>
+        <w:tblW w:type="auto" w:w="0"/>
+        <w:tblLook w:firstColumn="1" w:firstRow="1" w:lastColumn="0" w:lastRow="0" w:noHBand="0" w:noVBand="1" w:val="04A0"/>
+      </w:tblPr>
+      <w:tblGrid>
+        <w:gridCol w:w="4703"/>
+        <w:gridCol w:w="4703"/>
+      </w:tblGrid>
+      <w:tr>
+        <w:tc>
+          <w:tcPr>
+            <w:tcW w:type="dxa" w:w="4703"/>
+            <w:shd w:val="clear" w:color="auto" w:fill="1E3A8A"/>
+          </w:tcPr>
+          <w:p>
+            <w:r>
+              <w:rPr>
+                <w:rFonts w:ascii="Calibri" w:hAnsi="Calibri"/>
+                <w:b/>
+                <w:color w:val="FFFFFF"/>
+                <w:sz w:val="20"/>
+              </w:rPr>
+              <w:t>Fonctionnalité</w:t>
             </w:r>
           </w:p>
         </w:tc>
         <w:tc>
           <w:tcPr>
-            <w:tcW w:type="dxa" w:w="3135"/>
+            <w:tcW w:type="dxa" w:w="4703"/>
+            <w:shd w:val="clear" w:color="auto" w:fill="1E3A8A"/>
           </w:tcPr>
           <w:p>
             <w:r>
               <w:rPr>
                 <w:rFonts w:ascii="Calibri" w:hAnsi="Calibri"/>
+                <w:b/>
+                <w:color w:val="FFFFFF"/>
                 <w:sz w:val="20"/>
               </w:rPr>
-              <w:t xml:space="preserve">Package </w:t>
-            </w:r>
-            <w:r>
-              <w:rPr>
-                <w:rFonts w:ascii="Calibri" w:hAnsi="Calibri"/>
-                <w:color w:val="DC2626"/>
-                <w:sz w:val="20"/>
-              </w:rPr>
-              <w:t>flutter_wave</w:t>
-            </w:r>
-            <w:r>
-              <w:rPr>
-                <w:rFonts w:ascii="Calibri" w:hAnsi="Calibri"/>
-                <w:sz w:val="20"/>
-              </w:rPr>
-              <w:t xml:space="preserve"> ou API Orange Money + webhooks</w:t>
+              <w:t>Statut</w:t>
             </w:r>
           </w:p>
         </w:tc>
@@ -26010,23 +30418,7 @@
       <w:tr>
         <w:tc>
           <w:tcPr>
-            <w:tcW w:type="dxa" w:w="3135"/>
-            <w:shd w:val="clear" w:color="auto" w:fill="EFF6FF"/>
-          </w:tcPr>
-          <w:p>
-            <w:r>
-              <w:rPr>
-                <w:rFonts w:ascii="Calibri" w:hAnsi="Calibri"/>
-                <w:b/>
-                <w:sz w:val="20"/>
-              </w:rPr>
-              <w:t>Déploiement Play Store</w:t>
-            </w:r>
-          </w:p>
-        </w:tc>
-        <w:tc>
-          <w:tcPr>
-            <w:tcW w:type="dxa" w:w="3135"/>
+            <w:tcW w:type="dxa" w:w="4703"/>
             <w:shd w:val="clear" w:color="auto" w:fill="EFF6FF"/>
           </w:tcPr>
           <w:p>
@@ -26035,30 +30427,84 @@
                 <w:rFonts w:ascii="Calibri" w:hAnsi="Calibri"/>
                 <w:sz w:val="20"/>
               </w:rPr>
-              <w:t>Requiert un compte développeur Google Play (25 $) + révision humaine (7 jours) — processus en cours</w:t>
+              <w:t>Partage sur réseaux sociaux</w:t>
             </w:r>
           </w:p>
         </w:tc>
         <w:tc>
           <w:tcPr>
-            <w:tcW w:type="dxa" w:w="3135"/>
+            <w:tcW w:type="dxa" w:w="4703"/>
             <w:shd w:val="clear" w:color="auto" w:fill="EFF6FF"/>
           </w:tcPr>
           <w:p>
             <w:r>
               <w:rPr>
                 <w:rFonts w:ascii="Calibri" w:hAnsi="Calibri"/>
-                <w:color w:val="DC2626"/>
                 <w:sz w:val="20"/>
               </w:rPr>
-              <w:t>flutter build appbundle --release</w:t>
+              <w:t>✅ Implémenté — voir section 10</w:t>
             </w:r>
+          </w:p>
+        </w:tc>
+      </w:tr>
+      <w:tr>
+        <w:tc>
+          <w:tcPr>
+            <w:tcW w:type="dxa" w:w="4703"/>
+          </w:tcPr>
+          <w:p>
             <w:r>
               <w:rPr>
                 <w:rFonts w:ascii="Calibri" w:hAnsi="Calibri"/>
                 <w:sz w:val="20"/>
               </w:rPr>
-              <w:t xml:space="preserve"> + signature keystore + console Google Play</w:t>
+              <w:t>Paiement mobile (Wave)</w:t>
+            </w:r>
+          </w:p>
+        </w:tc>
+        <w:tc>
+          <w:tcPr>
+            <w:tcW w:type="dxa" w:w="4703"/>
+          </w:tcPr>
+          <w:p>
+            <w:r>
+              <w:rPr>
+                <w:rFonts w:ascii="Calibri" w:hAnsi="Calibri"/>
+                <w:sz w:val="20"/>
+              </w:rPr>
+              <w:t>✅ Implémenté — voir section 12</w:t>
+            </w:r>
+          </w:p>
+        </w:tc>
+      </w:tr>
+      <w:tr>
+        <w:tc>
+          <w:tcPr>
+            <w:tcW w:type="dxa" w:w="4703"/>
+            <w:shd w:val="clear" w:color="auto" w:fill="EFF6FF"/>
+          </w:tcPr>
+          <w:p>
+            <w:r>
+              <w:rPr>
+                <w:rFonts w:ascii="Calibri" w:hAnsi="Calibri"/>
+                <w:sz w:val="20"/>
+              </w:rPr>
+              <w:t>Déploiement</w:t>
+            </w:r>
+          </w:p>
+        </w:tc>
+        <w:tc>
+          <w:tcPr>
+            <w:tcW w:type="dxa" w:w="4703"/>
+            <w:shd w:val="clear" w:color="auto" w:fill="EFF6FF"/>
+          </w:tcPr>
+          <w:p>
+            <w:r>
+              <w:rPr>
+                <w:rFonts w:ascii="Calibri" w:hAnsi="Calibri"/>
+                <w:sz w:val="20"/>
+              </w:rPr>
+              <w:t>✅ Implémenté — voir section 11</w:t>
             </w:r>
           </w:p>
         </w:tc>
@@ -26068,45 +30514,6 @@
       <w:pPr>
         <w:spacing w:after="120"/>
       </w:pPr>
-    </w:p>
-    <w:p>
-      <w:r>
-        <w:rPr>
-          <w:rFonts w:ascii="Calibri" w:hAnsi="Calibri"/>
-          <w:sz w:val="22"/>
-        </w:rPr>
-        <w:t>Ces trois fonctionnalités sont architecturalement prévues : les pitchs ont un identifiant unique (</w:t>
-      </w:r>
-      <w:r>
-        <w:rPr>
-          <w:rFonts w:ascii="Courier New" w:hAnsi="Courier New"/>
-          <w:color w:val="DC2626"/>
-          <w:sz w:val="20"/>
-        </w:rPr>
-        <w:t>id</w:t>
-      </w:r>
-      <w:r>
-        <w:rPr>
-          <w:rFonts w:ascii="Calibri" w:hAnsi="Calibri"/>
-          <w:sz w:val="22"/>
-        </w:rPr>
-        <w:t xml:space="preserve"> timestamp) qui permettrait un deep link, et l'écran de pitch comporte déjà un champ "Besoin de financement" (</w:t>
-      </w:r>
-      <w:r>
-        <w:rPr>
-          <w:rFonts w:ascii="Courier New" w:hAnsi="Courier New"/>
-          <w:color w:val="DC2626"/>
-          <w:sz w:val="20"/>
-        </w:rPr>
-        <w:t>_amount</w:t>
-      </w:r>
-      <w:r>
-        <w:rPr>
-          <w:rFonts w:ascii="Calibri" w:hAnsi="Calibri"/>
-          <w:sz w:val="22"/>
-        </w:rPr>
-        <w:t>) qui préfigure l'intégration d'un module de paiement.</w:t>
-      </w:r>
     </w:p>
     <w:sectPr>
       <w:pgSz w:w="12240" w:h="15840"/>

--- a/livrables/docx/DIAPALER_AFRICA_Livrable5.docx
+++ b/livrables/docx/DIAPALER_AFRICA_Livrable5.docx
@@ -28277,7 +28277,22 @@
           <w:color w:val="1F2D3D"/>
           <w:sz w:val="18"/>
         </w:rPr>
-        <w:t xml:space="preserve">  /// Marque l'utilisateur Premium dans Firebase après confirmation.</w:t>
+        <w:t xml:space="preserve">  /// Marque l'utilisateur Premium dans Firebase ET met à jour le profil en mémoire.</w:t>
+      </w:r>
+    </w:p>
+    <w:p>
+      <w:pPr>
+        <w:spacing w:before="0" w:after="0"/>
+        <w:ind w:left="283"/>
+        <w:shd w:val="clear" w:color="auto" w:fill="F3F4F6"/>
+      </w:pPr>
+      <w:r>
+        <w:rPr>
+          <w:rFonts w:ascii="Courier New" w:hAnsi="Courier New"/>
+          <w:color w:val="1F2D3D"/>
+          <w:sz w:val="18"/>
+        </w:rPr>
+        <w:t xml:space="preserve">  /// Le badge ⭐ apparaît instantanément sans redémarrer l'app.</w:t>
       </w:r>
     </w:p>
     <w:p>
@@ -28337,7 +28352,112 @@
           <w:color w:val="1F2D3D"/>
           <w:sz w:val="18"/>
         </w:rPr>
+        <w:t xml:space="preserve">    // 1. Persistance Firebase</w:t>
+      </w:r>
+    </w:p>
+    <w:p>
+      <w:pPr>
+        <w:spacing w:before="0" w:after="0"/>
+        <w:ind w:left="283"/>
+        <w:shd w:val="clear" w:color="auto" w:fill="F3F4F6"/>
+      </w:pPr>
+      <w:r>
+        <w:rPr>
+          <w:rFonts w:ascii="Courier New" w:hAnsi="Courier New"/>
+          <w:color w:val="1F2D3D"/>
+          <w:sz w:val="18"/>
+        </w:rPr>
         <w:t xml:space="preserve">    await DatabaseService.setPremium(uid: uid, plan: plan.name);</w:t>
+      </w:r>
+    </w:p>
+    <w:p>
+      <w:pPr>
+        <w:spacing w:before="0" w:after="0"/>
+        <w:ind w:left="283"/>
+        <w:shd w:val="clear" w:color="auto" w:fill="F3F4F6"/>
+      </w:pPr>
+      <w:r>
+        <w:rPr>
+          <w:rFonts w:ascii="Courier New" w:hAnsi="Courier New"/>
+          <w:color w:val="1F2D3D"/>
+          <w:sz w:val="18"/>
+        </w:rPr>
+        <w:t xml:space="preserve">    // 2. Mise à jour immédiate en mémoire → badge visible instantanément</w:t>
+      </w:r>
+    </w:p>
+    <w:p>
+      <w:pPr>
+        <w:spacing w:before="0" w:after="0"/>
+        <w:ind w:left="283"/>
+        <w:shd w:val="clear" w:color="auto" w:fill="F3F4F6"/>
+      </w:pPr>
+      <w:r>
+        <w:rPr>
+          <w:rFonts w:ascii="Courier New" w:hAnsi="Courier New"/>
+          <w:color w:val="1F2D3D"/>
+          <w:sz w:val="18"/>
+        </w:rPr>
+        <w:t xml:space="preserve">    final updated = UserProfileController.profile.value.copyWith(</w:t>
+      </w:r>
+    </w:p>
+    <w:p>
+      <w:pPr>
+        <w:spacing w:before="0" w:after="0"/>
+        <w:ind w:left="283"/>
+        <w:shd w:val="clear" w:color="auto" w:fill="F3F4F6"/>
+      </w:pPr>
+      <w:r>
+        <w:rPr>
+          <w:rFonts w:ascii="Courier New" w:hAnsi="Courier New"/>
+          <w:color w:val="1F2D3D"/>
+          <w:sz w:val="18"/>
+        </w:rPr>
+        <w:t xml:space="preserve">      isPremium: true,</w:t>
+      </w:r>
+    </w:p>
+    <w:p>
+      <w:pPr>
+        <w:spacing w:before="0" w:after="0"/>
+        <w:ind w:left="283"/>
+        <w:shd w:val="clear" w:color="auto" w:fill="F3F4F6"/>
+      </w:pPr>
+      <w:r>
+        <w:rPr>
+          <w:rFonts w:ascii="Courier New" w:hAnsi="Courier New"/>
+          <w:color w:val="1F2D3D"/>
+          <w:sz w:val="18"/>
+        </w:rPr>
+        <w:t xml:space="preserve">      premiumPlan: plan.name,</w:t>
+      </w:r>
+    </w:p>
+    <w:p>
+      <w:pPr>
+        <w:spacing w:before="0" w:after="0"/>
+        <w:ind w:left="283"/>
+        <w:shd w:val="clear" w:color="auto" w:fill="F3F4F6"/>
+      </w:pPr>
+      <w:r>
+        <w:rPr>
+          <w:rFonts w:ascii="Courier New" w:hAnsi="Courier New"/>
+          <w:color w:val="1F2D3D"/>
+          <w:sz w:val="18"/>
+        </w:rPr>
+        <w:t xml:space="preserve">    );</w:t>
+      </w:r>
+    </w:p>
+    <w:p>
+      <w:pPr>
+        <w:spacing w:before="0" w:after="0"/>
+        <w:ind w:left="283"/>
+        <w:shd w:val="clear" w:color="auto" w:fill="F3F4F6"/>
+      </w:pPr>
+      <w:r>
+        <w:rPr>
+          <w:rFonts w:ascii="Courier New" w:hAnsi="Courier New"/>
+          <w:color w:val="1F2D3D"/>
+          <w:sz w:val="18"/>
+        </w:rPr>
+        <w:t xml:space="preserve">    UserProfileController.update(updated); // → cache + Firebase</w:t>
       </w:r>
     </w:p>
     <w:p>
@@ -28382,7 +28502,7 @@
           <w:b/>
           <w:sz w:val="22"/>
         </w:rPr>
-        <w:t>Nœud Firebase activé lors du paiement :</w:t>
+        <w:t>Nœud Firebase mis à jour lors du paiement :</w:t>
       </w:r>
     </w:p>
     <w:p>
@@ -28556,52 +28676,162 @@
       </w:pPr>
     </w:p>
     <w:p>
-      <w:pPr>
-        <w:pStyle w:val="Heading3"/>
-      </w:pPr>
-      <w:r>
-        <w:t>12.4 Interface — `WavePremiumSheet`</w:t>
-      </w:r>
-    </w:p>
-    <w:p>
-      <w:r>
-        <w:rPr>
-          <w:rFonts w:ascii="Calibri" w:hAnsi="Calibri"/>
-          <w:sz w:val="22"/>
-        </w:rPr>
-        <w:t xml:space="preserve">La bottom sheet s'affiche quand l'utilisateur souhaite passer en Premium. Elle a </w:t>
-      </w:r>
       <w:r>
         <w:rPr>
           <w:rFonts w:ascii="Calibri" w:hAnsi="Calibri"/>
           <w:b/>
           <w:sz w:val="22"/>
         </w:rPr>
-        <w:t>deux états</w:t>
-      </w:r>
+        <w:t>Champ `isPremium` dans le modèle `UserProfile` :</w:t>
+      </w:r>
+    </w:p>
+    <w:p>
+      <w:pPr>
+        <w:spacing w:before="0" w:after="0"/>
+        <w:ind w:left="283"/>
+        <w:shd w:val="clear" w:color="auto" w:fill="F3F4F6"/>
+      </w:pPr>
+      <w:r>
+        <w:rPr>
+          <w:rFonts w:ascii="Courier New" w:hAnsi="Courier New"/>
+          <w:color w:val="1F2D3D"/>
+          <w:sz w:val="18"/>
+        </w:rPr>
+        <w:t>// lib/data/profil_utilisateur.dart</w:t>
+      </w:r>
+    </w:p>
+    <w:p>
+      <w:pPr>
+        <w:spacing w:before="0" w:after="0"/>
+        <w:ind w:left="283"/>
+        <w:shd w:val="clear" w:color="auto" w:fill="F3F4F6"/>
+      </w:pPr>
+      <w:r>
+        <w:rPr>
+          <w:rFonts w:ascii="Courier New" w:hAnsi="Courier New"/>
+          <w:color w:val="1F2D3D"/>
+          <w:sz w:val="18"/>
+        </w:rPr>
+        <w:t>@immutable</w:t>
+      </w:r>
+    </w:p>
+    <w:p>
+      <w:pPr>
+        <w:spacing w:before="0" w:after="0"/>
+        <w:ind w:left="283"/>
+        <w:shd w:val="clear" w:color="auto" w:fill="F3F4F6"/>
+      </w:pPr>
+      <w:r>
+        <w:rPr>
+          <w:rFonts w:ascii="Courier New" w:hAnsi="Courier New"/>
+          <w:color w:val="1F2D3D"/>
+          <w:sz w:val="18"/>
+        </w:rPr>
+        <w:t>class UserProfile {</w:t>
+      </w:r>
+    </w:p>
+    <w:p>
+      <w:pPr>
+        <w:spacing w:before="0" w:after="0"/>
+        <w:ind w:left="283"/>
+        <w:shd w:val="clear" w:color="auto" w:fill="F3F4F6"/>
+      </w:pPr>
+      <w:r>
+        <w:rPr>
+          <w:rFonts w:ascii="Courier New" w:hAnsi="Courier New"/>
+          <w:color w:val="1F2D3D"/>
+          <w:sz w:val="18"/>
+        </w:rPr>
+        <w:t xml:space="preserve">  // ... autres champs ...</w:t>
+      </w:r>
+    </w:p>
+    <w:p>
+      <w:pPr>
+        <w:spacing w:before="0" w:after="0"/>
+        <w:ind w:left="283"/>
+        <w:shd w:val="clear" w:color="auto" w:fill="F3F4F6"/>
+      </w:pPr>
+      <w:r>
+        <w:rPr>
+          <w:rFonts w:ascii="Courier New" w:hAnsi="Courier New"/>
+          <w:color w:val="1F2D3D"/>
+          <w:sz w:val="18"/>
+        </w:rPr>
+        <w:t xml:space="preserve">  final bool isPremium;     // true après activation Wave</w:t>
+      </w:r>
+    </w:p>
+    <w:p>
+      <w:pPr>
+        <w:spacing w:before="0" w:after="0"/>
+        <w:ind w:left="283"/>
+        <w:shd w:val="clear" w:color="auto" w:fill="F3F4F6"/>
+      </w:pPr>
+      <w:r>
+        <w:rPr>
+          <w:rFonts w:ascii="Courier New" w:hAnsi="Courier New"/>
+          <w:color w:val="1F2D3D"/>
+          <w:sz w:val="18"/>
+        </w:rPr>
+        <w:t xml:space="preserve">  final String premiumPlan; // 'entrepreneur' | 'mentor' | 'investisseur' | ''</w:t>
+      </w:r>
+    </w:p>
+    <w:p>
+      <w:pPr>
+        <w:spacing w:before="0" w:after="0"/>
+        <w:ind w:left="283"/>
+        <w:shd w:val="clear" w:color="auto" w:fill="F3F4F6"/>
+      </w:pPr>
+      <w:r>
+        <w:rPr>
+          <w:rFonts w:ascii="Courier New" w:hAnsi="Courier New"/>
+          <w:color w:val="1F2D3D"/>
+          <w:sz w:val="18"/>
+        </w:rPr>
+        <w:t>}</w:t>
+      </w:r>
+    </w:p>
+    <w:p>
+      <w:pPr>
+        <w:spacing w:after="80"/>
+      </w:pPr>
+    </w:p>
+    <w:p>
       <w:r>
         <w:rPr>
           <w:rFonts w:ascii="Calibri" w:hAnsi="Calibri"/>
           <w:sz w:val="22"/>
         </w:rPr>
-        <w:t xml:space="preserve"> :</w:t>
-      </w:r>
-    </w:p>
-    <w:p>
+        <w:t xml:space="preserve">Le champ </w:t>
+      </w:r>
+      <w:r>
+        <w:rPr>
+          <w:rFonts w:ascii="Courier New" w:hAnsi="Courier New"/>
+          <w:color w:val="DC2626"/>
+          <w:sz w:val="20"/>
+        </w:rPr>
+        <w:t>isPremium</w:t>
+      </w:r>
+      <w:r>
+        <w:rPr>
+          <w:rFonts w:ascii="Calibri" w:hAnsi="Calibri"/>
+          <w:sz w:val="22"/>
+        </w:rPr>
+        <w:t xml:space="preserve"> est sérialisé dans </w:t>
+      </w:r>
       <w:r>
         <w:rPr>
           <w:rFonts w:ascii="Calibri" w:hAnsi="Calibri"/>
           <w:b/>
           <w:sz w:val="22"/>
         </w:rPr>
-        <w:t>État 1 — Avant paiement :</w:t>
+        <w:t>Firebase</w:t>
       </w:r>
       <w:r>
         <w:rPr>
           <w:rFonts w:ascii="Calibri" w:hAnsi="Calibri"/>
           <w:sz w:val="22"/>
         </w:rPr>
-        <w:t xml:space="preserve"> affiche les avantages du plan + bouton "Payer avec Wave" (bleu Wave </w:t>
+        <w:t xml:space="preserve"> (</w:t>
       </w:r>
       <w:r>
         <w:rPr>
@@ -28609,32 +28839,328 @@
           <w:color w:val="DC2626"/>
           <w:sz w:val="20"/>
         </w:rPr>
-        <w:t>#1BA9FF</w:t>
+        <w:t>_toMap</w:t>
       </w:r>
       <w:r>
         <w:rPr>
           <w:rFonts w:ascii="Calibri" w:hAnsi="Calibri"/>
           <w:sz w:val="22"/>
         </w:rPr>
-        <w:t>)</w:t>
-      </w:r>
-    </w:p>
-    <w:p>
+        <w:t>/</w:t>
+      </w:r>
+      <w:r>
+        <w:rPr>
+          <w:rFonts w:ascii="Courier New" w:hAnsi="Courier New"/>
+          <w:color w:val="DC2626"/>
+          <w:sz w:val="20"/>
+        </w:rPr>
+        <w:t>_fromMap</w:t>
+      </w:r>
+      <w:r>
+        <w:rPr>
+          <w:rFonts w:ascii="Calibri" w:hAnsi="Calibri"/>
+          <w:sz w:val="22"/>
+        </w:rPr>
+        <w:t xml:space="preserve">) ET dans le </w:t>
+      </w:r>
       <w:r>
         <w:rPr>
           <w:rFonts w:ascii="Calibri" w:hAnsi="Calibri"/>
           <w:b/>
           <w:sz w:val="22"/>
         </w:rPr>
-        <w:t>État 2 — Après retour de Wave :</w:t>
+        <w:t>cache offline</w:t>
       </w:r>
       <w:r>
         <w:rPr>
           <w:rFonts w:ascii="Calibri" w:hAnsi="Calibri"/>
           <w:sz w:val="22"/>
         </w:rPr>
+        <w:t xml:space="preserve"> (</w:t>
+      </w:r>
+      <w:r>
+        <w:rPr>
+          <w:rFonts w:ascii="Courier New" w:hAnsi="Courier New"/>
+          <w:color w:val="DC2626"/>
+          <w:sz w:val="20"/>
+        </w:rPr>
+        <w:t>CacheService</w:t>
+      </w:r>
+      <w:r>
+        <w:rPr>
+          <w:rFonts w:ascii="Calibri" w:hAnsi="Calibri"/>
+          <w:sz w:val="22"/>
+        </w:rPr>
+        <w:t>) — le statut Premium est donc disponible même sans connexion.</w:t>
+      </w:r>
+    </w:p>
+    <w:p>
+      <w:pPr>
+        <w:pStyle w:val="Heading3"/>
+      </w:pPr>
+      <w:r>
+        <w:t>12.4 Interface — `WavePremiumSheet` + badge ⭐</w:t>
+      </w:r>
+    </w:p>
+    <w:p>
+      <w:r>
+        <w:rPr>
+          <w:rFonts w:ascii="Calibri" w:hAnsi="Calibri"/>
+          <w:sz w:val="22"/>
+        </w:rPr>
+        <w:t xml:space="preserve">La bottom sheet s'affiche quand l'utilisateur souhaite passer en Premium. Elle a </w:t>
+      </w:r>
+      <w:r>
+        <w:rPr>
+          <w:rFonts w:ascii="Calibri" w:hAnsi="Calibri"/>
+          <w:b/>
+          <w:sz w:val="22"/>
+        </w:rPr>
+        <w:t>deux états</w:t>
+      </w:r>
+      <w:r>
+        <w:rPr>
+          <w:rFonts w:ascii="Calibri" w:hAnsi="Calibri"/>
+          <w:sz w:val="22"/>
+        </w:rPr>
+        <w:t xml:space="preserve"> :</w:t>
+      </w:r>
+    </w:p>
+    <w:p>
+      <w:r>
+        <w:rPr>
+          <w:rFonts w:ascii="Calibri" w:hAnsi="Calibri"/>
+          <w:b/>
+          <w:sz w:val="22"/>
+        </w:rPr>
+        <w:t>État 1 — Avant paiement :</w:t>
+      </w:r>
+      <w:r>
+        <w:rPr>
+          <w:rFonts w:ascii="Calibri" w:hAnsi="Calibri"/>
+          <w:sz w:val="22"/>
+        </w:rPr>
+        <w:t xml:space="preserve"> affiche les avantages du plan + bouton "Payer avec Wave" (bleu Wave </w:t>
+      </w:r>
+      <w:r>
+        <w:rPr>
+          <w:rFonts w:ascii="Courier New" w:hAnsi="Courier New"/>
+          <w:color w:val="DC2626"/>
+          <w:sz w:val="20"/>
+        </w:rPr>
+        <w:t>#1BA9FF</w:t>
+      </w:r>
+      <w:r>
+        <w:rPr>
+          <w:rFonts w:ascii="Calibri" w:hAnsi="Calibri"/>
+          <w:sz w:val="22"/>
+        </w:rPr>
+        <w:t>)</w:t>
+      </w:r>
+    </w:p>
+    <w:p>
+      <w:r>
+        <w:rPr>
+          <w:rFonts w:ascii="Calibri" w:hAnsi="Calibri"/>
+          <w:b/>
+          <w:sz w:val="22"/>
+        </w:rPr>
+        <w:t>État 2 — Après retour de Wave :</w:t>
+      </w:r>
+      <w:r>
+        <w:rPr>
+          <w:rFonts w:ascii="Calibri" w:hAnsi="Calibri"/>
+          <w:sz w:val="22"/>
+        </w:rPr>
         <w:t xml:space="preserve"> affiche un bandeau vert + bouton "Oui, j'ai payé — Activer Premium"</w:t>
       </w:r>
+    </w:p>
+    <w:p>
+      <w:r>
+        <w:rPr>
+          <w:rFonts w:ascii="Calibri" w:hAnsi="Calibri"/>
+          <w:b/>
+          <w:sz w:val="22"/>
+        </w:rPr>
+        <w:t>Badge ⭐ sur la page profil :</w:t>
+      </w:r>
+      <w:r>
+        <w:rPr>
+          <w:rFonts w:ascii="Calibri" w:hAnsi="Calibri"/>
+          <w:sz w:val="22"/>
+        </w:rPr>
+        <w:t xml:space="preserve"> dès que </w:t>
+      </w:r>
+      <w:r>
+        <w:rPr>
+          <w:rFonts w:ascii="Courier New" w:hAnsi="Courier New"/>
+          <w:color w:val="DC2626"/>
+          <w:sz w:val="20"/>
+        </w:rPr>
+        <w:t>isPremium = true</w:t>
+      </w:r>
+      <w:r>
+        <w:rPr>
+          <w:rFonts w:ascii="Calibri" w:hAnsi="Calibri"/>
+          <w:sz w:val="22"/>
+        </w:rPr>
+        <w:t>, un badge amber apparaît sous le nom :</w:t>
+      </w:r>
+    </w:p>
+    <w:p>
+      <w:pPr>
+        <w:spacing w:before="0" w:after="0"/>
+        <w:ind w:left="283"/>
+        <w:shd w:val="clear" w:color="auto" w:fill="F3F4F6"/>
+      </w:pPr>
+      <w:r>
+        <w:rPr>
+          <w:rFonts w:ascii="Courier New" w:hAnsi="Courier New"/>
+          <w:color w:val="1F2D3D"/>
+          <w:sz w:val="18"/>
+        </w:rPr>
+        <w:t>// lib/screens/page_profil.dart</w:t>
+      </w:r>
+    </w:p>
+    <w:p>
+      <w:pPr>
+        <w:spacing w:before="0" w:after="0"/>
+        <w:ind w:left="283"/>
+        <w:shd w:val="clear" w:color="auto" w:fill="F3F4F6"/>
+      </w:pPr>
+      <w:r>
+        <w:rPr>
+          <w:rFonts w:ascii="Courier New" w:hAnsi="Courier New"/>
+          <w:color w:val="1F2D3D"/>
+          <w:sz w:val="18"/>
+        </w:rPr>
+        <w:t>if (profile.isPremium) Container(</w:t>
+      </w:r>
+    </w:p>
+    <w:p>
+      <w:pPr>
+        <w:spacing w:before="0" w:after="0"/>
+        <w:ind w:left="283"/>
+        <w:shd w:val="clear" w:color="auto" w:fill="F3F4F6"/>
+      </w:pPr>
+      <w:r>
+        <w:rPr>
+          <w:rFonts w:ascii="Courier New" w:hAnsi="Courier New"/>
+          <w:color w:val="1F2D3D"/>
+          <w:sz w:val="18"/>
+        </w:rPr>
+        <w:t xml:space="preserve">  padding: const EdgeInsets.symmetric(horizontal: 7, vertical: 2),</w:t>
+      </w:r>
+    </w:p>
+    <w:p>
+      <w:pPr>
+        <w:spacing w:before="0" w:after="0"/>
+        <w:ind w:left="283"/>
+        <w:shd w:val="clear" w:color="auto" w:fill="F3F4F6"/>
+      </w:pPr>
+      <w:r>
+        <w:rPr>
+          <w:rFonts w:ascii="Courier New" w:hAnsi="Courier New"/>
+          <w:color w:val="1F2D3D"/>
+          <w:sz w:val="18"/>
+        </w:rPr>
+        <w:t xml:space="preserve">  decoration: BoxDecoration(</w:t>
+      </w:r>
+    </w:p>
+    <w:p>
+      <w:pPr>
+        <w:spacing w:before="0" w:after="0"/>
+        <w:ind w:left="283"/>
+        <w:shd w:val="clear" w:color="auto" w:fill="F3F4F6"/>
+      </w:pPr>
+      <w:r>
+        <w:rPr>
+          <w:rFonts w:ascii="Courier New" w:hAnsi="Courier New"/>
+          <w:color w:val="1F2D3D"/>
+          <w:sz w:val="18"/>
+        </w:rPr>
+        <w:t xml:space="preserve">    color: const Color(0xFFF59E0B),</w:t>
+      </w:r>
+    </w:p>
+    <w:p>
+      <w:pPr>
+        <w:spacing w:before="0" w:after="0"/>
+        <w:ind w:left="283"/>
+        <w:shd w:val="clear" w:color="auto" w:fill="F3F4F6"/>
+      </w:pPr>
+      <w:r>
+        <w:rPr>
+          <w:rFonts w:ascii="Courier New" w:hAnsi="Courier New"/>
+          <w:color w:val="1F2D3D"/>
+          <w:sz w:val="18"/>
+        </w:rPr>
+        <w:t xml:space="preserve">    borderRadius: BorderRadius.circular(20),</w:t>
+      </w:r>
+    </w:p>
+    <w:p>
+      <w:pPr>
+        <w:spacing w:before="0" w:after="0"/>
+        <w:ind w:left="283"/>
+        <w:shd w:val="clear" w:color="auto" w:fill="F3F4F6"/>
+      </w:pPr>
+      <w:r>
+        <w:rPr>
+          <w:rFonts w:ascii="Courier New" w:hAnsi="Courier New"/>
+          <w:color w:val="1F2D3D"/>
+          <w:sz w:val="18"/>
+        </w:rPr>
+        <w:t xml:space="preserve">  ),</w:t>
+      </w:r>
+    </w:p>
+    <w:p>
+      <w:pPr>
+        <w:spacing w:before="0" w:after="0"/>
+        <w:ind w:left="283"/>
+        <w:shd w:val="clear" w:color="auto" w:fill="F3F4F6"/>
+      </w:pPr>
+      <w:r>
+        <w:rPr>
+          <w:rFonts w:ascii="Courier New" w:hAnsi="Courier New"/>
+          <w:color w:val="1F2D3D"/>
+          <w:sz w:val="18"/>
+        </w:rPr>
+        <w:t xml:space="preserve">  child: const Text('⭐ Premium',</w:t>
+      </w:r>
+    </w:p>
+    <w:p>
+      <w:pPr>
+        <w:spacing w:before="0" w:after="0"/>
+        <w:ind w:left="283"/>
+        <w:shd w:val="clear" w:color="auto" w:fill="F3F4F6"/>
+      </w:pPr>
+      <w:r>
+        <w:rPr>
+          <w:rFonts w:ascii="Courier New" w:hAnsi="Courier New"/>
+          <w:color w:val="1F2D3D"/>
+          <w:sz w:val="18"/>
+        </w:rPr>
+        <w:t xml:space="preserve">      style: TextStyle(fontSize: 10, fontWeight: FontWeight.w800, color: Colors.white)),</w:t>
+      </w:r>
+    </w:p>
+    <w:p>
+      <w:pPr>
+        <w:spacing w:before="0" w:after="0"/>
+        <w:ind w:left="283"/>
+        <w:shd w:val="clear" w:color="auto" w:fill="F3F4F6"/>
+      </w:pPr>
+      <w:r>
+        <w:rPr>
+          <w:rFonts w:ascii="Courier New" w:hAnsi="Courier New"/>
+          <w:color w:val="1F2D3D"/>
+          <w:sz w:val="18"/>
+        </w:rPr>
+        <w:t>),</w:t>
+      </w:r>
+    </w:p>
+    <w:p>
+      <w:pPr>
+        <w:spacing w:after="80"/>
+      </w:pPr>
     </w:p>
     <w:p>
       <w:pPr>
@@ -29149,7 +29675,7 @@
                 <w:rFonts w:ascii="Calibri" w:hAnsi="Calibri"/>
                 <w:sz w:val="20"/>
               </w:rPr>
-              <w:t>https://drive.google.com/file/d/1FapzU1NMRoacyW1jnRUHSvklJ6cJdHAj/view?usp=sharing</w:t>
+              <w:t>https://drive.google.com/file/d/1BGuJWRnuixcEPl0bMOqY-3E6v-TexXlN/view?usp=sharing</w:t>
             </w:r>
           </w:p>
         </w:tc>
@@ -30273,7 +30799,7 @@
                 <w:rFonts w:ascii="Calibri" w:hAnsi="Calibri"/>
                 <w:sz w:val="20"/>
               </w:rPr>
-              <w:t xml:space="preserve"> (3 plans Premium)</w:t>
+              <w:t xml:space="preserve"> + badge ⭐ profil</w:t>
             </w:r>
           </w:p>
         </w:tc>

--- a/livrables/docx/DIAPALER_AFRICA_Livrable5.docx
+++ b/livrables/docx/DIAPALER_AFRICA_Livrable5.docx
@@ -29470,7 +29470,7 @@
           <w:color w:val="1F2D3D"/>
           <w:sz w:val="18"/>
         </w:rPr>
-        <w:t>✓ Built build\app\outputs\flutter-apk\app-release.apk (54.2MB)</w:t>
+        <w:t>✓ Built build\app\outputs\flutter-apk\app-release.apk (57.9MB)</w:t>
       </w:r>
     </w:p>
     <w:p>
@@ -29581,7 +29581,7 @@
                 <w:rFonts w:ascii="Calibri" w:hAnsi="Calibri"/>
                 <w:sz w:val="20"/>
               </w:rPr>
-              <w:t>54.2 MB</w:t>
+              <w:t>57.9 MB</w:t>
             </w:r>
           </w:p>
         </w:tc>
@@ -29702,7 +29702,7 @@
           <w:color w:val="924009"/>
           <w:sz w:val="20"/>
         </w:rPr>
-        <w:t>📸  📸 CAPTURE D'ÉCRAN — Terminal : `✓ Built app-release.apk (54.2MB)`</w:t>
+        <w:t>📸  📸 CAPTURE D'ÉCRAN — Terminal : `✓ Built app-release.apk (57.9MB)`</w:t>
       </w:r>
     </w:p>
     <w:p>
@@ -30853,7 +30853,7 @@
                 <w:rFonts w:ascii="Calibri" w:hAnsi="Calibri"/>
                 <w:sz w:val="20"/>
               </w:rPr>
-              <w:t xml:space="preserve"> — APK 54.2 MB disponible en téléchargement</w:t>
+              <w:t xml:space="preserve"> — APK 57.9 MB disponible en téléchargement</w:t>
             </w:r>
           </w:p>
         </w:tc>

--- a/livrables/docx/DIAPALER_AFRICA_Livrable5.docx
+++ b/livrables/docx/DIAPALER_AFRICA_Livrable5.docx
@@ -1427,6 +1427,42 @@
           <w:sz w:val="22"/>
         </w:rPr>
         <w:t>[9. Page Détail Mentor](#9-page-détail-mentor-page_detail_mentordart)</w:t>
+      </w:r>
+    </w:p>
+    <w:p>
+      <w:pPr>
+        <w:pStyle w:val="ListBullet"/>
+      </w:pPr>
+      <w:r>
+        <w:rPr>
+          <w:rFonts w:ascii="Calibri" w:hAnsi="Calibri"/>
+          <w:sz w:val="22"/>
+        </w:rPr>
+        <w:t>[10. Partage sur Réseaux Sociaux](#10-partage-sur-réseaux-sociaux)</w:t>
+      </w:r>
+    </w:p>
+    <w:p>
+      <w:pPr>
+        <w:pStyle w:val="ListBullet"/>
+      </w:pPr>
+      <w:r>
+        <w:rPr>
+          <w:rFonts w:ascii="Calibri" w:hAnsi="Calibri"/>
+          <w:sz w:val="22"/>
+        </w:rPr>
+        <w:t>[11. Paiement Mobile — Wave Premium](#11-paiement-mobile--wave-premium)</w:t>
+      </w:r>
+    </w:p>
+    <w:p>
+      <w:pPr>
+        <w:pStyle w:val="ListBullet"/>
+      </w:pPr>
+      <w:r>
+        <w:rPr>
+          <w:rFonts w:ascii="Calibri" w:hAnsi="Calibri"/>
+          <w:sz w:val="22"/>
+        </w:rPr>
+        <w:t>[12. Déploiement](#12-déploiement)</w:t>
       </w:r>
     </w:p>
     <w:p>
@@ -27345,7 +27381,7 @@
         <w:pStyle w:val="Heading2"/>
       </w:pPr>
       <w:r>
-        <w:t>12. Paiement Mobile — Wave Premium</w:t>
+        <w:t>11. Paiement Mobile — Wave Premium</w:t>
       </w:r>
     </w:p>
     <w:p>
@@ -29416,7 +29452,7 @@
         <w:pStyle w:val="Heading2"/>
       </w:pPr>
       <w:r>
-        <w:t>11. Déploiement</w:t>
+        <w:t>12. Déploiement</w:t>
       </w:r>
     </w:p>
     <w:p>
@@ -30998,7 +31034,7 @@
                 <w:rFonts w:ascii="Calibri" w:hAnsi="Calibri"/>
                 <w:sz w:val="20"/>
               </w:rPr>
-              <w:t>✅ Implémenté — voir section 12</w:t>
+              <w:t>✅ Implémenté — voir section 11</w:t>
             </w:r>
           </w:p>
         </w:tc>
@@ -31030,7 +31066,7 @@
                 <w:rFonts w:ascii="Calibri" w:hAnsi="Calibri"/>
                 <w:sz w:val="20"/>
               </w:rPr>
-              <w:t>✅ Implémenté — voir section 11</w:t>
+              <w:t>✅ Implémenté — voir section 12</w:t>
             </w:r>
           </w:p>
         </w:tc>

--- a/livrables/docx/DIAPALER_AFRICA_Livrable5.docx
+++ b/livrables/docx/DIAPALER_AFRICA_Livrable5.docx
@@ -25079,7 +25079,7 @@
           <w:i w:val="0"/>
           <w:sz w:val="24"/>
         </w:rPr>
-        <w:t>12.1 Architecture simplifiée (lien marchand)</w:t>
+        <w:t>11.1 Architecture simplifiée (lien marchand)</w:t>
       </w:r>
     </w:p>
     <w:p>
@@ -25344,7 +25344,7 @@
           <w:i w:val="0"/>
           <w:sz w:val="24"/>
         </w:rPr>
-        <w:t>12.2 Plans d'abonnement</w:t>
+        <w:t>11.2 Plans d'abonnement</w:t>
       </w:r>
     </w:p>
     <w:tbl>
@@ -25627,7 +25627,7 @@
           <w:i w:val="0"/>
           <w:sz w:val="24"/>
         </w:rPr>
-        <w:t xml:space="preserve">12.3 Implémentation — </w:t>
+        <w:t xml:space="preserve">11.3 Implémentation — </w:t>
       </w:r>
       <w:r>
         <w:rPr>
@@ -26637,7 +26637,7 @@
           <w:i w:val="0"/>
           <w:sz w:val="24"/>
         </w:rPr>
-        <w:t xml:space="preserve">12.4 Interface — </w:t>
+        <w:t xml:space="preserve">11.4 Interface — </w:t>
       </w:r>
       <w:r>
         <w:rPr>

--- a/livrables/docx/DIAPALER_AFRICA_Livrable5.docx
+++ b/livrables/docx/DIAPALER_AFRICA_Livrable5.docx
@@ -2028,7 +2028,7 @@
                 <w:i w:val="0"/>
                 <w:sz w:val="19"/>
               </w:rPr>
-              <w:t xml:space="preserve"> + badge dynamique + centre + swipe delete</w:t>
+              <w:t xml:space="preserve"> (Firebase) + badge dynamique + centre + "Effacer tout"</w:t>
             </w:r>
           </w:p>
         </w:tc>
@@ -3017,119 +3017,42 @@
             <w:pPr>
               <w:spacing w:before="0" w:after="0"/>
             </w:pPr>
-          </w:p>
-          <w:p>
-            <w:pPr>
-              <w:spacing w:before="0" w:after="0"/>
-            </w:pPr>
-            <w:r>
-              <w:rPr>
-                <w:rFonts w:ascii="Courier New" w:hAnsi="Courier New"/>
-                <w:sz w:val="17"/>
-              </w:rPr>
-              <w:t>// Types de notifications</w:t>
-            </w:r>
-          </w:p>
-          <w:p>
-            <w:pPr>
-              <w:spacing w:before="0" w:after="0"/>
-            </w:pPr>
-            <w:r>
-              <w:rPr>
-                <w:rFonts w:ascii="Courier New" w:hAnsi="Courier New"/>
-                <w:sz w:val="17"/>
-              </w:rPr>
-              <w:t>enum NotificationType {</w:t>
-            </w:r>
-          </w:p>
-          <w:p>
-            <w:pPr>
-              <w:spacing w:before="0" w:after="0"/>
-            </w:pPr>
-            <w:r>
-              <w:rPr>
-                <w:rFonts w:ascii="Courier New" w:hAnsi="Courier New"/>
-                <w:sz w:val="17"/>
-              </w:rPr>
-              <w:t xml:space="preserve">  message,   // Nouveau message reçu dans la messagerie</w:t>
-            </w:r>
-          </w:p>
-          <w:p>
-            <w:pPr>
-              <w:spacing w:before="0" w:after="0"/>
-            </w:pPr>
-            <w:r>
-              <w:rPr>
-                <w:rFonts w:ascii="Courier New" w:hAnsi="Courier New"/>
-                <w:sz w:val="17"/>
-              </w:rPr>
-              <w:t xml:space="preserve">  request,   // Nouvelle demande de mentorat reçue</w:t>
-            </w:r>
-          </w:p>
-          <w:p>
-            <w:pPr>
-              <w:spacing w:before="0" w:after="0"/>
-            </w:pPr>
-            <w:r>
-              <w:rPr>
-                <w:rFonts w:ascii="Courier New" w:hAnsi="Courier New"/>
-                <w:sz w:val="17"/>
-              </w:rPr>
-              <w:t xml:space="preserve">  pitch,     // Commentaire ou approbation d'un pitch</w:t>
-            </w:r>
-          </w:p>
-          <w:p>
-            <w:pPr>
-              <w:spacing w:before="0" w:after="0"/>
-            </w:pPr>
-            <w:r>
-              <w:rPr>
-                <w:rFonts w:ascii="Courier New" w:hAnsi="Courier New"/>
-                <w:sz w:val="17"/>
-              </w:rPr>
-              <w:t xml:space="preserve">  agenda,    // Rappel d'un événement agenda</w:t>
-            </w:r>
-          </w:p>
-          <w:p>
-            <w:pPr>
-              <w:spacing w:before="0" w:after="0"/>
-            </w:pPr>
-            <w:r>
-              <w:rPr>
-                <w:rFonts w:ascii="Courier New" w:hAnsi="Courier New"/>
-                <w:sz w:val="17"/>
-              </w:rPr>
-              <w:t xml:space="preserve">  system,    // Notification système (bienvenue, mise à jour...)</w:t>
-            </w:r>
-          </w:p>
-          <w:p>
-            <w:pPr>
-              <w:spacing w:before="0" w:after="0"/>
-            </w:pPr>
-            <w:r>
-              <w:rPr>
-                <w:rFonts w:ascii="Courier New" w:hAnsi="Courier New"/>
-                <w:sz w:val="17"/>
-              </w:rPr>
-              <w:t>}</w:t>
-            </w:r>
-          </w:p>
-          <w:p>
-            <w:pPr>
-              <w:spacing w:before="0" w:after="0"/>
-            </w:pPr>
-          </w:p>
-          <w:p>
-            <w:pPr>
-              <w:spacing w:before="0" w:after="0"/>
-            </w:pPr>
-            <w:r>
-              <w:rPr>
-                <w:rFonts w:ascii="Courier New" w:hAnsi="Courier New"/>
-                <w:sz w:val="17"/>
-              </w:rPr>
-              <w:t>// Modèle d'une notification</w:t>
-            </w:r>
+            <w:r>
+              <w:rPr>
+                <w:rFonts w:ascii="Courier New" w:hAnsi="Courier New"/>
+                <w:sz w:val="17"/>
+              </w:rPr>
+              <w:t>// Le type de notification est une chaîne de caractères libre</w:t>
+            </w:r>
+          </w:p>
+          <w:p>
+            <w:pPr>
+              <w:spacing w:before="0" w:after="0"/>
+            </w:pPr>
+            <w:r>
+              <w:rPr>
+                <w:rFonts w:ascii="Courier New" w:hAnsi="Courier New"/>
+                <w:sz w:val="17"/>
+              </w:rPr>
+              <w:t>// (ex: 'message', 'request', 'session_booked', 'session_cancelled'…).</w:t>
+            </w:r>
+          </w:p>
+          <w:p>
+            <w:pPr>
+              <w:spacing w:before="0" w:after="0"/>
+            </w:pPr>
+            <w:r>
+              <w:rPr>
+                <w:rFonts w:ascii="Courier New" w:hAnsi="Courier New"/>
+                <w:sz w:val="17"/>
+              </w:rPr>
+              <w:t>// Pas d'enum — permet d'ajouter de nouveaux types sans modifier le modèle.</w:t>
+            </w:r>
+          </w:p>
+          <w:p>
+            <w:pPr>
+              <w:spacing w:before="0" w:after="0"/>
+            </w:pPr>
           </w:p>
           <w:p>
             <w:pPr>
@@ -3152,67 +3075,67 @@
                 <w:rFonts w:ascii="Courier New" w:hAnsi="Courier New"/>
                 <w:sz w:val="17"/>
               </w:rPr>
-              <w:t xml:space="preserve">  final String           id;</w:t>
-            </w:r>
-          </w:p>
-          <w:p>
-            <w:pPr>
-              <w:spacing w:before="0" w:after="0"/>
-            </w:pPr>
-            <w:r>
-              <w:rPr>
-                <w:rFonts w:ascii="Courier New" w:hAnsi="Courier New"/>
-                <w:sz w:val="17"/>
-              </w:rPr>
-              <w:t xml:space="preserve">  final String           title;</w:t>
-            </w:r>
-          </w:p>
-          <w:p>
-            <w:pPr>
-              <w:spacing w:before="0" w:after="0"/>
-            </w:pPr>
-            <w:r>
-              <w:rPr>
-                <w:rFonts w:ascii="Courier New" w:hAnsi="Courier New"/>
-                <w:sz w:val="17"/>
-              </w:rPr>
-              <w:t xml:space="preserve">  final String           body;</w:t>
-            </w:r>
-          </w:p>
-          <w:p>
-            <w:pPr>
-              <w:spacing w:before="0" w:after="0"/>
-            </w:pPr>
-            <w:r>
-              <w:rPr>
-                <w:rFonts w:ascii="Courier New" w:hAnsi="Courier New"/>
-                <w:sz w:val="17"/>
-              </w:rPr>
-              <w:t xml:space="preserve">  final NotificationType type;</w:t>
-            </w:r>
-          </w:p>
-          <w:p>
-            <w:pPr>
-              <w:spacing w:before="0" w:after="0"/>
-            </w:pPr>
-            <w:r>
-              <w:rPr>
-                <w:rFonts w:ascii="Courier New" w:hAnsi="Courier New"/>
-                <w:sz w:val="17"/>
-              </w:rPr>
-              <w:t xml:space="preserve">  final DateTime         createdAt;</w:t>
-            </w:r>
-          </w:p>
-          <w:p>
-            <w:pPr>
-              <w:spacing w:before="0" w:after="0"/>
-            </w:pPr>
-            <w:r>
-              <w:rPr>
-                <w:rFonts w:ascii="Courier New" w:hAnsi="Courier New"/>
-                <w:sz w:val="17"/>
-              </w:rPr>
-              <w:t xml:space="preserve">  bool                   isRead;</w:t>
+              <w:t xml:space="preserve">  final String   id;</w:t>
+            </w:r>
+          </w:p>
+          <w:p>
+            <w:pPr>
+              <w:spacing w:before="0" w:after="0"/>
+            </w:pPr>
+            <w:r>
+              <w:rPr>
+                <w:rFonts w:ascii="Courier New" w:hAnsi="Courier New"/>
+                <w:sz w:val="17"/>
+              </w:rPr>
+              <w:t xml:space="preserve">  final String   title;</w:t>
+            </w:r>
+          </w:p>
+          <w:p>
+            <w:pPr>
+              <w:spacing w:before="0" w:after="0"/>
+            </w:pPr>
+            <w:r>
+              <w:rPr>
+                <w:rFonts w:ascii="Courier New" w:hAnsi="Courier New"/>
+                <w:sz w:val="17"/>
+              </w:rPr>
+              <w:t xml:space="preserve">  final String   message;    // contenu de la notification</w:t>
+            </w:r>
+          </w:p>
+          <w:p>
+            <w:pPr>
+              <w:spacing w:before="0" w:after="0"/>
+            </w:pPr>
+            <w:r>
+              <w:rPr>
+                <w:rFonts w:ascii="Courier New" w:hAnsi="Courier New"/>
+                <w:sz w:val="17"/>
+              </w:rPr>
+              <w:t xml:space="preserve">  final DateTime timestamp;  // horodatage de création</w:t>
+            </w:r>
+          </w:p>
+          <w:p>
+            <w:pPr>
+              <w:spacing w:before="0" w:after="0"/>
+            </w:pPr>
+            <w:r>
+              <w:rPr>
+                <w:rFonts w:ascii="Courier New" w:hAnsi="Courier New"/>
+                <w:sz w:val="17"/>
+              </w:rPr>
+              <w:t xml:space="preserve">  final String   type;       // ex: 'message', 'request', 'session_booked'…</w:t>
+            </w:r>
+          </w:p>
+          <w:p>
+            <w:pPr>
+              <w:spacing w:before="0" w:after="0"/>
+            </w:pPr>
+            <w:r>
+              <w:rPr>
+                <w:rFonts w:ascii="Courier New" w:hAnsi="Courier New"/>
+                <w:sz w:val="17"/>
+              </w:rPr>
+              <w:t xml:space="preserve">  bool           isRead;</w:t>
             </w:r>
           </w:p>
           <w:p>
@@ -3241,19 +3164,67 @@
                 <w:rFonts w:ascii="Courier New" w:hAnsi="Courier New"/>
                 <w:sz w:val="17"/>
               </w:rPr>
-              <w:t xml:space="preserve">    required this.id, required this.title, required this.body,</w:t>
-            </w:r>
-          </w:p>
-          <w:p>
-            <w:pPr>
-              <w:spacing w:before="0" w:after="0"/>
-            </w:pPr>
-            <w:r>
-              <w:rPr>
-                <w:rFonts w:ascii="Courier New" w:hAnsi="Courier New"/>
-                <w:sz w:val="17"/>
-              </w:rPr>
-              <w:t xml:space="preserve">    required this.type, required this.createdAt, this.isRead = false,</w:t>
+              <w:t xml:space="preserve">    required this.id,</w:t>
+            </w:r>
+          </w:p>
+          <w:p>
+            <w:pPr>
+              <w:spacing w:before="0" w:after="0"/>
+            </w:pPr>
+            <w:r>
+              <w:rPr>
+                <w:rFonts w:ascii="Courier New" w:hAnsi="Courier New"/>
+                <w:sz w:val="17"/>
+              </w:rPr>
+              <w:t xml:space="preserve">    required this.title,</w:t>
+            </w:r>
+          </w:p>
+          <w:p>
+            <w:pPr>
+              <w:spacing w:before="0" w:after="0"/>
+            </w:pPr>
+            <w:r>
+              <w:rPr>
+                <w:rFonts w:ascii="Courier New" w:hAnsi="Courier New"/>
+                <w:sz w:val="17"/>
+              </w:rPr>
+              <w:t xml:space="preserve">    required this.message,</w:t>
+            </w:r>
+          </w:p>
+          <w:p>
+            <w:pPr>
+              <w:spacing w:before="0" w:after="0"/>
+            </w:pPr>
+            <w:r>
+              <w:rPr>
+                <w:rFonts w:ascii="Courier New" w:hAnsi="Courier New"/>
+                <w:sz w:val="17"/>
+              </w:rPr>
+              <w:t xml:space="preserve">    required this.timestamp,</w:t>
+            </w:r>
+          </w:p>
+          <w:p>
+            <w:pPr>
+              <w:spacing w:before="0" w:after="0"/>
+            </w:pPr>
+            <w:r>
+              <w:rPr>
+                <w:rFonts w:ascii="Courier New" w:hAnsi="Courier New"/>
+                <w:sz w:val="17"/>
+              </w:rPr>
+              <w:t xml:space="preserve">    required this.type,</w:t>
+            </w:r>
+          </w:p>
+          <w:p>
+            <w:pPr>
+              <w:spacing w:before="0" w:after="0"/>
+            </w:pPr>
+            <w:r>
+              <w:rPr>
+                <w:rFonts w:ascii="Courier New" w:hAnsi="Courier New"/>
+                <w:sz w:val="17"/>
+              </w:rPr>
+              <w:t xml:space="preserve">    this.isRead = false,</w:t>
             </w:r>
           </w:p>
           <w:p>
@@ -3282,103 +3253,216 @@
                 <w:rFonts w:ascii="Courier New" w:hAnsi="Courier New"/>
                 <w:sz w:val="17"/>
               </w:rPr>
-              <w:t xml:space="preserve">  // Horodatage relatif (ex: "il y a 5 min")</w:t>
-            </w:r>
-          </w:p>
-          <w:p>
-            <w:pPr>
-              <w:spacing w:before="0" w:after="0"/>
-            </w:pPr>
-            <w:r>
-              <w:rPr>
-                <w:rFonts w:ascii="Courier New" w:hAnsi="Courier New"/>
-                <w:sz w:val="17"/>
-              </w:rPr>
-              <w:t xml:space="preserve">  String get timeAgo {</w:t>
-            </w:r>
-          </w:p>
-          <w:p>
-            <w:pPr>
-              <w:spacing w:before="0" w:after="0"/>
-            </w:pPr>
-            <w:r>
-              <w:rPr>
-                <w:rFonts w:ascii="Courier New" w:hAnsi="Courier New"/>
-                <w:sz w:val="17"/>
-              </w:rPr>
-              <w:t xml:space="preserve">    final diff = DateTime.now().difference(createdAt);</w:t>
-            </w:r>
-          </w:p>
-          <w:p>
-            <w:pPr>
-              <w:spacing w:before="0" w:after="0"/>
-            </w:pPr>
-            <w:r>
-              <w:rPr>
-                <w:rFonts w:ascii="Courier New" w:hAnsi="Courier New"/>
-                <w:sz w:val="17"/>
-              </w:rPr>
-              <w:t xml:space="preserve">    if (diff.inMinutes &lt; 1)  return 'À l\'instant';</w:t>
-            </w:r>
-          </w:p>
-          <w:p>
-            <w:pPr>
-              <w:spacing w:before="0" w:after="0"/>
-            </w:pPr>
-            <w:r>
-              <w:rPr>
-                <w:rFonts w:ascii="Courier New" w:hAnsi="Courier New"/>
-                <w:sz w:val="17"/>
-              </w:rPr>
-              <w:t xml:space="preserve">    if (diff.inMinutes &lt; 60) return 'Il y a ${diff.inMinutes} min';</w:t>
-            </w:r>
-          </w:p>
-          <w:p>
-            <w:pPr>
-              <w:spacing w:before="0" w:after="0"/>
-            </w:pPr>
-            <w:r>
-              <w:rPr>
-                <w:rFonts w:ascii="Courier New" w:hAnsi="Courier New"/>
-                <w:sz w:val="17"/>
-              </w:rPr>
-              <w:t xml:space="preserve">    if (diff.inHours &lt; 24)   return 'Il y a ${diff.inHours} h';</w:t>
-            </w:r>
-          </w:p>
-          <w:p>
-            <w:pPr>
-              <w:spacing w:before="0" w:after="0"/>
-            </w:pPr>
-            <w:r>
-              <w:rPr>
-                <w:rFonts w:ascii="Courier New" w:hAnsi="Courier New"/>
-                <w:sz w:val="17"/>
-              </w:rPr>
-              <w:t xml:space="preserve">    if (diff.inDays &lt; 7)     return 'Il y a ${diff.inDays} j';</w:t>
-            </w:r>
-          </w:p>
-          <w:p>
-            <w:pPr>
-              <w:spacing w:before="0" w:after="0"/>
-            </w:pPr>
-            <w:r>
-              <w:rPr>
-                <w:rFonts w:ascii="Courier New" w:hAnsi="Courier New"/>
-                <w:sz w:val="17"/>
-              </w:rPr>
-              <w:t xml:space="preserve">    return '${createdAt.day}/${createdAt.month}/${createdAt.year}';</w:t>
-            </w:r>
-          </w:p>
-          <w:p>
-            <w:pPr>
-              <w:spacing w:before="0" w:after="0"/>
-            </w:pPr>
-            <w:r>
-              <w:rPr>
-                <w:rFonts w:ascii="Courier New" w:hAnsi="Courier New"/>
-                <w:sz w:val="17"/>
-              </w:rPr>
-              <w:t xml:space="preserve">  }</w:t>
+              <w:t xml:space="preserve">  Map&lt;String, dynamic&gt; toJson() =&gt; {</w:t>
+            </w:r>
+          </w:p>
+          <w:p>
+            <w:pPr>
+              <w:spacing w:before="0" w:after="0"/>
+            </w:pPr>
+            <w:r>
+              <w:rPr>
+                <w:rFonts w:ascii="Courier New" w:hAnsi="Courier New"/>
+                <w:sz w:val="17"/>
+              </w:rPr>
+              <w:t xml:space="preserve">    'id':        id,</w:t>
+            </w:r>
+          </w:p>
+          <w:p>
+            <w:pPr>
+              <w:spacing w:before="0" w:after="0"/>
+            </w:pPr>
+            <w:r>
+              <w:rPr>
+                <w:rFonts w:ascii="Courier New" w:hAnsi="Courier New"/>
+                <w:sz w:val="17"/>
+              </w:rPr>
+              <w:t xml:space="preserve">    'title':     title,</w:t>
+            </w:r>
+          </w:p>
+          <w:p>
+            <w:pPr>
+              <w:spacing w:before="0" w:after="0"/>
+            </w:pPr>
+            <w:r>
+              <w:rPr>
+                <w:rFonts w:ascii="Courier New" w:hAnsi="Courier New"/>
+                <w:sz w:val="17"/>
+              </w:rPr>
+              <w:t xml:space="preserve">    'message':   message,</w:t>
+            </w:r>
+          </w:p>
+          <w:p>
+            <w:pPr>
+              <w:spacing w:before="0" w:after="0"/>
+            </w:pPr>
+            <w:r>
+              <w:rPr>
+                <w:rFonts w:ascii="Courier New" w:hAnsi="Courier New"/>
+                <w:sz w:val="17"/>
+              </w:rPr>
+              <w:t xml:space="preserve">    'timestamp': timestamp.toIso8601String(),</w:t>
+            </w:r>
+          </w:p>
+          <w:p>
+            <w:pPr>
+              <w:spacing w:before="0" w:after="0"/>
+            </w:pPr>
+            <w:r>
+              <w:rPr>
+                <w:rFonts w:ascii="Courier New" w:hAnsi="Courier New"/>
+                <w:sz w:val="17"/>
+              </w:rPr>
+              <w:t xml:space="preserve">    'type':      type,</w:t>
+            </w:r>
+          </w:p>
+          <w:p>
+            <w:pPr>
+              <w:spacing w:before="0" w:after="0"/>
+            </w:pPr>
+            <w:r>
+              <w:rPr>
+                <w:rFonts w:ascii="Courier New" w:hAnsi="Courier New"/>
+                <w:sz w:val="17"/>
+              </w:rPr>
+              <w:t xml:space="preserve">    'isRead':    isRead,</w:t>
+            </w:r>
+          </w:p>
+          <w:p>
+            <w:pPr>
+              <w:spacing w:before="0" w:after="0"/>
+            </w:pPr>
+            <w:r>
+              <w:rPr>
+                <w:rFonts w:ascii="Courier New" w:hAnsi="Courier New"/>
+                <w:sz w:val="17"/>
+              </w:rPr>
+              <w:t xml:space="preserve">  };</w:t>
+            </w:r>
+          </w:p>
+          <w:p>
+            <w:pPr>
+              <w:spacing w:before="0" w:after="0"/>
+            </w:pPr>
+          </w:p>
+          <w:p>
+            <w:pPr>
+              <w:spacing w:before="0" w:after="0"/>
+            </w:pPr>
+            <w:r>
+              <w:rPr>
+                <w:rFonts w:ascii="Courier New" w:hAnsi="Courier New"/>
+                <w:sz w:val="17"/>
+              </w:rPr>
+              <w:t xml:space="preserve">  factory NotificationItem.fromJson(Map&lt;String, dynamic&gt; json) =&gt;</w:t>
+            </w:r>
+          </w:p>
+          <w:p>
+            <w:pPr>
+              <w:spacing w:before="0" w:after="0"/>
+            </w:pPr>
+            <w:r>
+              <w:rPr>
+                <w:rFonts w:ascii="Courier New" w:hAnsi="Courier New"/>
+                <w:sz w:val="17"/>
+              </w:rPr>
+              <w:t xml:space="preserve">      NotificationItem(</w:t>
+            </w:r>
+          </w:p>
+          <w:p>
+            <w:pPr>
+              <w:spacing w:before="0" w:after="0"/>
+            </w:pPr>
+            <w:r>
+              <w:rPr>
+                <w:rFonts w:ascii="Courier New" w:hAnsi="Courier New"/>
+                <w:sz w:val="17"/>
+              </w:rPr>
+              <w:t xml:space="preserve">        id:        json['id']?.toString() ?? '',</w:t>
+            </w:r>
+          </w:p>
+          <w:p>
+            <w:pPr>
+              <w:spacing w:before="0" w:after="0"/>
+            </w:pPr>
+            <w:r>
+              <w:rPr>
+                <w:rFonts w:ascii="Courier New" w:hAnsi="Courier New"/>
+                <w:sz w:val="17"/>
+              </w:rPr>
+              <w:t xml:space="preserve">        title:     json['title']?.toString() ?? '',</w:t>
+            </w:r>
+          </w:p>
+          <w:p>
+            <w:pPr>
+              <w:spacing w:before="0" w:after="0"/>
+            </w:pPr>
+            <w:r>
+              <w:rPr>
+                <w:rFonts w:ascii="Courier New" w:hAnsi="Courier New"/>
+                <w:sz w:val="17"/>
+              </w:rPr>
+              <w:t xml:space="preserve">        message:   json['message']?.toString() ?? '',</w:t>
+            </w:r>
+          </w:p>
+          <w:p>
+            <w:pPr>
+              <w:spacing w:before="0" w:after="0"/>
+            </w:pPr>
+            <w:r>
+              <w:rPr>
+                <w:rFonts w:ascii="Courier New" w:hAnsi="Courier New"/>
+                <w:sz w:val="17"/>
+              </w:rPr>
+              <w:t xml:space="preserve">        timestamp: DateTime.tryParse(json['timestamp']?.toString() ?? '')</w:t>
+            </w:r>
+          </w:p>
+          <w:p>
+            <w:pPr>
+              <w:spacing w:before="0" w:after="0"/>
+            </w:pPr>
+            <w:r>
+              <w:rPr>
+                <w:rFonts w:ascii="Courier New" w:hAnsi="Courier New"/>
+                <w:sz w:val="17"/>
+              </w:rPr>
+              <w:t xml:space="preserve">                   ?? DateTime.now(),</w:t>
+            </w:r>
+          </w:p>
+          <w:p>
+            <w:pPr>
+              <w:spacing w:before="0" w:after="0"/>
+            </w:pPr>
+            <w:r>
+              <w:rPr>
+                <w:rFonts w:ascii="Courier New" w:hAnsi="Courier New"/>
+                <w:sz w:val="17"/>
+              </w:rPr>
+              <w:t xml:space="preserve">        type:      json['type']?.toString() ?? 'info',</w:t>
+            </w:r>
+          </w:p>
+          <w:p>
+            <w:pPr>
+              <w:spacing w:before="0" w:after="0"/>
+            </w:pPr>
+            <w:r>
+              <w:rPr>
+                <w:rFonts w:ascii="Courier New" w:hAnsi="Courier New"/>
+                <w:sz w:val="17"/>
+              </w:rPr>
+              <w:t xml:space="preserve">        isRead:    json['isRead'] as bool? ?? false,</w:t>
+            </w:r>
+          </w:p>
+          <w:p>
+            <w:pPr>
+              <w:spacing w:before="0" w:after="0"/>
+            </w:pPr>
+            <w:r>
+              <w:rPr>
+                <w:rFonts w:ascii="Courier New" w:hAnsi="Courier New"/>
+                <w:sz w:val="17"/>
+              </w:rPr>
+              <w:t xml:space="preserve">      );</w:t>
             </w:r>
           </w:p>
           <w:p>
@@ -3472,7 +3556,48 @@
                 <w:rFonts w:ascii="Courier New" w:hAnsi="Courier New"/>
                 <w:sz w:val="17"/>
               </w:rPr>
-              <w:t xml:space="preserve">  // Notifier global — tous les widgets abonnés se reconstruisent automatiquement</w:t>
+              <w:t xml:space="preserve">  static final _db = FirebaseDatabase.instance.ref();</w:t>
+            </w:r>
+          </w:p>
+          <w:p>
+            <w:pPr>
+              <w:spacing w:before="0" w:after="0"/>
+            </w:pPr>
+            <w:r>
+              <w:rPr>
+                <w:rFonts w:ascii="Courier New" w:hAnsi="Courier New"/>
+                <w:sz w:val="17"/>
+              </w:rPr>
+              <w:t xml:space="preserve">  static String? _userId;</w:t>
+            </w:r>
+          </w:p>
+          <w:p>
+            <w:pPr>
+              <w:spacing w:before="0" w:after="0"/>
+            </w:pPr>
+            <w:r>
+              <w:rPr>
+                <w:rFonts w:ascii="Courier New" w:hAnsi="Courier New"/>
+                <w:sz w:val="17"/>
+              </w:rPr>
+              <w:t xml:space="preserve">  static StreamSubscription? _subscription;</w:t>
+            </w:r>
+          </w:p>
+          <w:p>
+            <w:pPr>
+              <w:spacing w:before="0" w:after="0"/>
+            </w:pPr>
+          </w:p>
+          <w:p>
+            <w:pPr>
+              <w:spacing w:before="0" w:after="0"/>
+            </w:pPr>
+            <w:r>
+              <w:rPr>
+                <w:rFonts w:ascii="Courier New" w:hAnsi="Courier New"/>
+                <w:sz w:val="17"/>
+              </w:rPr>
+              <w:t xml:space="preserve">  // Notifier global — ValueListenableBuilder dans les dashboards et NotificationsPage</w:t>
             </w:r>
           </w:p>
           <w:p>
@@ -3513,31 +3638,199 @@
                 <w:rFonts w:ascii="Courier New" w:hAnsi="Courier New"/>
                 <w:sz w:val="17"/>
               </w:rPr>
-              <w:t xml:space="preserve">  /// Ajoute une notification (en tête de liste)</w:t>
-            </w:r>
-          </w:p>
-          <w:p>
-            <w:pPr>
-              <w:spacing w:before="0" w:after="0"/>
-            </w:pPr>
-            <w:r>
-              <w:rPr>
-                <w:rFonts w:ascii="Courier New" w:hAnsi="Courier New"/>
-                <w:sz w:val="17"/>
-              </w:rPr>
-              <w:t xml:space="preserve">  static void add(NotificationItem item) {</w:t>
-            </w:r>
-          </w:p>
-          <w:p>
-            <w:pPr>
-              <w:spacing w:before="0" w:after="0"/>
-            </w:pPr>
-            <w:r>
-              <w:rPr>
-                <w:rFonts w:ascii="Courier New" w:hAnsi="Courier New"/>
-                <w:sz w:val="17"/>
-              </w:rPr>
-              <w:t xml:space="preserve">    notifications.value = [item, ...notifications.value];</w:t>
+              <w:t xml:space="preserve">  /// Initialise l'écoute temps réel du nœud Firebase `notifications/$userId`.</w:t>
+            </w:r>
+          </w:p>
+          <w:p>
+            <w:pPr>
+              <w:spacing w:before="0" w:after="0"/>
+            </w:pPr>
+            <w:r>
+              <w:rPr>
+                <w:rFonts w:ascii="Courier New" w:hAnsi="Courier New"/>
+                <w:sz w:val="17"/>
+              </w:rPr>
+              <w:t xml:space="preserve">  /// Annule l'ancien listener avant d'en créer un nouveau (évite les doublons entre sessions).</w:t>
+            </w:r>
+          </w:p>
+          <w:p>
+            <w:pPr>
+              <w:spacing w:before="0" w:after="0"/>
+            </w:pPr>
+            <w:r>
+              <w:rPr>
+                <w:rFonts w:ascii="Courier New" w:hAnsi="Courier New"/>
+                <w:sz w:val="17"/>
+              </w:rPr>
+              <w:t xml:space="preserve">  static void init(String userId) {</w:t>
+            </w:r>
+          </w:p>
+          <w:p>
+            <w:pPr>
+              <w:spacing w:before="0" w:after="0"/>
+            </w:pPr>
+            <w:r>
+              <w:rPr>
+                <w:rFonts w:ascii="Courier New" w:hAnsi="Courier New"/>
+                <w:sz w:val="17"/>
+              </w:rPr>
+              <w:t xml:space="preserve">    _subscription?.cancel();</w:t>
+            </w:r>
+          </w:p>
+          <w:p>
+            <w:pPr>
+              <w:spacing w:before="0" w:after="0"/>
+            </w:pPr>
+            <w:r>
+              <w:rPr>
+                <w:rFonts w:ascii="Courier New" w:hAnsi="Courier New"/>
+                <w:sz w:val="17"/>
+              </w:rPr>
+              <w:t xml:space="preserve">    _userId = userId;</w:t>
+            </w:r>
+          </w:p>
+          <w:p>
+            <w:pPr>
+              <w:spacing w:before="0" w:after="0"/>
+            </w:pPr>
+            <w:r>
+              <w:rPr>
+                <w:rFonts w:ascii="Courier New" w:hAnsi="Courier New"/>
+                <w:sz w:val="17"/>
+              </w:rPr>
+              <w:t xml:space="preserve">    _subscription = _db.child('notifications/$userId').onValue.listen((event) {</w:t>
+            </w:r>
+          </w:p>
+          <w:p>
+            <w:pPr>
+              <w:spacing w:before="0" w:after="0"/>
+            </w:pPr>
+            <w:r>
+              <w:rPr>
+                <w:rFonts w:ascii="Courier New" w:hAnsi="Courier New"/>
+                <w:sz w:val="17"/>
+              </w:rPr>
+              <w:t xml:space="preserve">      final data = event.snapshot.value as Map?;</w:t>
+            </w:r>
+          </w:p>
+          <w:p>
+            <w:pPr>
+              <w:spacing w:before="0" w:after="0"/>
+            </w:pPr>
+            <w:r>
+              <w:rPr>
+                <w:rFonts w:ascii="Courier New" w:hAnsi="Courier New"/>
+                <w:sz w:val="17"/>
+              </w:rPr>
+              <w:t xml:space="preserve">      if (data == null) { notifications.value = []; return; }</w:t>
+            </w:r>
+          </w:p>
+          <w:p>
+            <w:pPr>
+              <w:spacing w:before="0" w:after="0"/>
+            </w:pPr>
+            <w:r>
+              <w:rPr>
+                <w:rFonts w:ascii="Courier New" w:hAnsi="Courier New"/>
+                <w:sz w:val="17"/>
+              </w:rPr>
+              <w:t xml:space="preserve">      try {</w:t>
+            </w:r>
+          </w:p>
+          <w:p>
+            <w:pPr>
+              <w:spacing w:before="0" w:after="0"/>
+            </w:pPr>
+            <w:r>
+              <w:rPr>
+                <w:rFonts w:ascii="Courier New" w:hAnsi="Courier New"/>
+                <w:sz w:val="17"/>
+              </w:rPr>
+              <w:t xml:space="preserve">        final list = data.values</w:t>
+            </w:r>
+          </w:p>
+          <w:p>
+            <w:pPr>
+              <w:spacing w:before="0" w:after="0"/>
+            </w:pPr>
+            <w:r>
+              <w:rPr>
+                <w:rFonts w:ascii="Courier New" w:hAnsi="Courier New"/>
+                <w:sz w:val="17"/>
+              </w:rPr>
+              <w:t xml:space="preserve">            .map&lt;NotificationItem&gt;(</w:t>
+            </w:r>
+          </w:p>
+          <w:p>
+            <w:pPr>
+              <w:spacing w:before="0" w:after="0"/>
+            </w:pPr>
+            <w:r>
+              <w:rPr>
+                <w:rFonts w:ascii="Courier New" w:hAnsi="Courier New"/>
+                <w:sz w:val="17"/>
+              </w:rPr>
+              <w:t xml:space="preserve">                (v) =&gt; NotificationItem.fromJson(Map&lt;String, dynamic&gt;.from(v as Map)))</w:t>
+            </w:r>
+          </w:p>
+          <w:p>
+            <w:pPr>
+              <w:spacing w:before="0" w:after="0"/>
+            </w:pPr>
+            <w:r>
+              <w:rPr>
+                <w:rFonts w:ascii="Courier New" w:hAnsi="Courier New"/>
+                <w:sz w:val="17"/>
+              </w:rPr>
+              <w:t xml:space="preserve">            .toList()</w:t>
+            </w:r>
+          </w:p>
+          <w:p>
+            <w:pPr>
+              <w:spacing w:before="0" w:after="0"/>
+            </w:pPr>
+            <w:r>
+              <w:rPr>
+                <w:rFonts w:ascii="Courier New" w:hAnsi="Courier New"/>
+                <w:sz w:val="17"/>
+              </w:rPr>
+              <w:t xml:space="preserve">          ..sort((a, b) =&gt; b.timestamp.compareTo(a.timestamp));</w:t>
+            </w:r>
+          </w:p>
+          <w:p>
+            <w:pPr>
+              <w:spacing w:before="0" w:after="0"/>
+            </w:pPr>
+            <w:r>
+              <w:rPr>
+                <w:rFonts w:ascii="Courier New" w:hAnsi="Courier New"/>
+                <w:sz w:val="17"/>
+              </w:rPr>
+              <w:t xml:space="preserve">        notifications.value = list;</w:t>
+            </w:r>
+          </w:p>
+          <w:p>
+            <w:pPr>
+              <w:spacing w:before="0" w:after="0"/>
+            </w:pPr>
+            <w:r>
+              <w:rPr>
+                <w:rFonts w:ascii="Courier New" w:hAnsi="Courier New"/>
+                <w:sz w:val="17"/>
+              </w:rPr>
+              <w:t xml:space="preserve">      } catch (_) { notifications.value = []; }</w:t>
+            </w:r>
+          </w:p>
+          <w:p>
+            <w:pPr>
+              <w:spacing w:before="0" w:after="0"/>
+            </w:pPr>
+            <w:r>
+              <w:rPr>
+                <w:rFonts w:ascii="Courier New" w:hAnsi="Courier New"/>
+                <w:sz w:val="17"/>
+              </w:rPr>
+              <w:t xml:space="preserve">    }, onError: (_) =&gt; notifications.value = []);</w:t>
             </w:r>
           </w:p>
           <w:p>
@@ -3566,19 +3859,31 @@
                 <w:rFonts w:ascii="Courier New" w:hAnsi="Courier New"/>
                 <w:sz w:val="17"/>
               </w:rPr>
-              <w:t xml:space="preserve">  /// Raccourci pour ajouter rapidement une notification</w:t>
-            </w:r>
-          </w:p>
-          <w:p>
-            <w:pPr>
-              <w:spacing w:before="0" w:after="0"/>
-            </w:pPr>
-            <w:r>
-              <w:rPr>
-                <w:rFonts w:ascii="Courier New" w:hAnsi="Courier New"/>
-                <w:sz w:val="17"/>
-              </w:rPr>
-              <w:t xml:space="preserve">  static void notify({</w:t>
+              <w:t xml:space="preserve">  /// Écrit une notification dans Firebase pour l'utilisateur courant.</w:t>
+            </w:r>
+          </w:p>
+          <w:p>
+            <w:pPr>
+              <w:spacing w:before="0" w:after="0"/>
+            </w:pPr>
+            <w:r>
+              <w:rPr>
+                <w:rFonts w:ascii="Courier New" w:hAnsi="Courier New"/>
+                <w:sz w:val="17"/>
+              </w:rPr>
+              <w:t xml:space="preserve">  /// Le ValueNotifier est mis à jour automatiquement par le listener Firebase.</w:t>
+            </w:r>
+          </w:p>
+          <w:p>
+            <w:pPr>
+              <w:spacing w:before="0" w:after="0"/>
+            </w:pPr>
+            <w:r>
+              <w:rPr>
+                <w:rFonts w:ascii="Courier New" w:hAnsi="Courier New"/>
+                <w:sz w:val="17"/>
+              </w:rPr>
+              <w:t xml:space="preserve">  static Future&lt;void&gt; addNotification({</w:t>
             </w:r>
           </w:p>
           <w:p>
@@ -3602,79 +3907,163 @@
                 <w:rFonts w:ascii="Courier New" w:hAnsi="Courier New"/>
                 <w:sz w:val="17"/>
               </w:rPr>
-              <w:t xml:space="preserve">    required String body,</w:t>
-            </w:r>
-          </w:p>
-          <w:p>
-            <w:pPr>
-              <w:spacing w:before="0" w:after="0"/>
-            </w:pPr>
-            <w:r>
-              <w:rPr>
-                <w:rFonts w:ascii="Courier New" w:hAnsi="Courier New"/>
-                <w:sz w:val="17"/>
-              </w:rPr>
-              <w:t xml:space="preserve">    required NotificationType type,</w:t>
-            </w:r>
-          </w:p>
-          <w:p>
-            <w:pPr>
-              <w:spacing w:before="0" w:after="0"/>
-            </w:pPr>
-            <w:r>
-              <w:rPr>
-                <w:rFonts w:ascii="Courier New" w:hAnsi="Courier New"/>
-                <w:sz w:val="17"/>
-              </w:rPr>
-              <w:t xml:space="preserve">  }) {</w:t>
-            </w:r>
-          </w:p>
-          <w:p>
-            <w:pPr>
-              <w:spacing w:before="0" w:after="0"/>
-            </w:pPr>
-            <w:r>
-              <w:rPr>
-                <w:rFonts w:ascii="Courier New" w:hAnsi="Courier New"/>
-                <w:sz w:val="17"/>
-              </w:rPr>
-              <w:t xml:space="preserve">    add(NotificationItem(</w:t>
-            </w:r>
-          </w:p>
-          <w:p>
-            <w:pPr>
-              <w:spacing w:before="0" w:after="0"/>
-            </w:pPr>
-            <w:r>
-              <w:rPr>
-                <w:rFonts w:ascii="Courier New" w:hAnsi="Courier New"/>
-                <w:sz w:val="17"/>
-              </w:rPr>
-              <w:t xml:space="preserve">      id: DateTime.now().millisecondsSinceEpoch.toString(),</w:t>
-            </w:r>
-          </w:p>
-          <w:p>
-            <w:pPr>
-              <w:spacing w:before="0" w:after="0"/>
-            </w:pPr>
-            <w:r>
-              <w:rPr>
-                <w:rFonts w:ascii="Courier New" w:hAnsi="Courier New"/>
-                <w:sz w:val="17"/>
-              </w:rPr>
-              <w:t xml:space="preserve">      title: title, body: body, type: type, createdAt: DateTime.now(),</w:t>
-            </w:r>
-          </w:p>
-          <w:p>
-            <w:pPr>
-              <w:spacing w:before="0" w:after="0"/>
-            </w:pPr>
-            <w:r>
-              <w:rPr>
-                <w:rFonts w:ascii="Courier New" w:hAnsi="Courier New"/>
-                <w:sz w:val="17"/>
-              </w:rPr>
-              <w:t xml:space="preserve">    ));</w:t>
+              <w:t xml:space="preserve">    required String message,</w:t>
+            </w:r>
+          </w:p>
+          <w:p>
+            <w:pPr>
+              <w:spacing w:before="0" w:after="0"/>
+            </w:pPr>
+            <w:r>
+              <w:rPr>
+                <w:rFonts w:ascii="Courier New" w:hAnsi="Courier New"/>
+                <w:sz w:val="17"/>
+              </w:rPr>
+              <w:t xml:space="preserve">    required String type,</w:t>
+            </w:r>
+          </w:p>
+          <w:p>
+            <w:pPr>
+              <w:spacing w:before="0" w:after="0"/>
+            </w:pPr>
+            <w:r>
+              <w:rPr>
+                <w:rFonts w:ascii="Courier New" w:hAnsi="Courier New"/>
+                <w:sz w:val="17"/>
+              </w:rPr>
+              <w:t xml:space="preserve">  }) async {</w:t>
+            </w:r>
+          </w:p>
+          <w:p>
+            <w:pPr>
+              <w:spacing w:before="0" w:after="0"/>
+            </w:pPr>
+            <w:r>
+              <w:rPr>
+                <w:rFonts w:ascii="Courier New" w:hAnsi="Courier New"/>
+                <w:sz w:val="17"/>
+              </w:rPr>
+              <w:t xml:space="preserve">    final id = DateTime.now().millisecondsSinceEpoch.toString();</w:t>
+            </w:r>
+          </w:p>
+          <w:p>
+            <w:pPr>
+              <w:spacing w:before="0" w:after="0"/>
+            </w:pPr>
+            <w:r>
+              <w:rPr>
+                <w:rFonts w:ascii="Courier New" w:hAnsi="Courier New"/>
+                <w:sz w:val="17"/>
+              </w:rPr>
+              <w:t xml:space="preserve">    final item = NotificationItem(</w:t>
+            </w:r>
+          </w:p>
+          <w:p>
+            <w:pPr>
+              <w:spacing w:before="0" w:after="0"/>
+            </w:pPr>
+            <w:r>
+              <w:rPr>
+                <w:rFonts w:ascii="Courier New" w:hAnsi="Courier New"/>
+                <w:sz w:val="17"/>
+              </w:rPr>
+              <w:t xml:space="preserve">      id: id, title: title, message: message,</w:t>
+            </w:r>
+          </w:p>
+          <w:p>
+            <w:pPr>
+              <w:spacing w:before="0" w:after="0"/>
+            </w:pPr>
+            <w:r>
+              <w:rPr>
+                <w:rFonts w:ascii="Courier New" w:hAnsi="Courier New"/>
+                <w:sz w:val="17"/>
+              </w:rPr>
+              <w:t xml:space="preserve">      timestamp: DateTime.now(), type: type,</w:t>
+            </w:r>
+          </w:p>
+          <w:p>
+            <w:pPr>
+              <w:spacing w:before="0" w:after="0"/>
+            </w:pPr>
+            <w:r>
+              <w:rPr>
+                <w:rFonts w:ascii="Courier New" w:hAnsi="Courier New"/>
+                <w:sz w:val="17"/>
+              </w:rPr>
+              <w:t xml:space="preserve">    );</w:t>
+            </w:r>
+          </w:p>
+          <w:p>
+            <w:pPr>
+              <w:spacing w:before="0" w:after="0"/>
+            </w:pPr>
+            <w:r>
+              <w:rPr>
+                <w:rFonts w:ascii="Courier New" w:hAnsi="Courier New"/>
+                <w:sz w:val="17"/>
+              </w:rPr>
+              <w:t xml:space="preserve">    if (_userId != null) {</w:t>
+            </w:r>
+          </w:p>
+          <w:p>
+            <w:pPr>
+              <w:spacing w:before="0" w:after="0"/>
+            </w:pPr>
+            <w:r>
+              <w:rPr>
+                <w:rFonts w:ascii="Courier New" w:hAnsi="Courier New"/>
+                <w:sz w:val="17"/>
+              </w:rPr>
+              <w:t xml:space="preserve">      await _db.child('notifications/$_userId/$id').set(item.toJson());</w:t>
+            </w:r>
+          </w:p>
+          <w:p>
+            <w:pPr>
+              <w:spacing w:before="0" w:after="0"/>
+            </w:pPr>
+            <w:r>
+              <w:rPr>
+                <w:rFonts w:ascii="Courier New" w:hAnsi="Courier New"/>
+                <w:sz w:val="17"/>
+              </w:rPr>
+              <w:t xml:space="preserve">      // Le ValueNotifier est mis à jour par le listener Firebase en temps réel.</w:t>
+            </w:r>
+          </w:p>
+          <w:p>
+            <w:pPr>
+              <w:spacing w:before="0" w:after="0"/>
+            </w:pPr>
+            <w:r>
+              <w:rPr>
+                <w:rFonts w:ascii="Courier New" w:hAnsi="Courier New"/>
+                <w:sz w:val="17"/>
+              </w:rPr>
+              <w:t xml:space="preserve">    } else {</w:t>
+            </w:r>
+          </w:p>
+          <w:p>
+            <w:pPr>
+              <w:spacing w:before="0" w:after="0"/>
+            </w:pPr>
+            <w:r>
+              <w:rPr>
+                <w:rFonts w:ascii="Courier New" w:hAnsi="Courier New"/>
+                <w:sz w:val="17"/>
+              </w:rPr>
+              <w:t xml:space="preserve">      notifications.value = [item, ...notifications.value]; // fallback mémoire</w:t>
+            </w:r>
+          </w:p>
+          <w:p>
+            <w:pPr>
+              <w:spacing w:before="0" w:after="0"/>
+            </w:pPr>
+            <w:r>
+              <w:rPr>
+                <w:rFonts w:ascii="Courier New" w:hAnsi="Courier New"/>
+                <w:sz w:val="17"/>
+              </w:rPr>
+              <w:t xml:space="preserve">    }</w:t>
             </w:r>
           </w:p>
           <w:p>
@@ -3703,91 +4092,199 @@
                 <w:rFonts w:ascii="Courier New" w:hAnsi="Courier New"/>
                 <w:sz w:val="17"/>
               </w:rPr>
-              <w:t xml:space="preserve">  /// Marque une notification comme lue</w:t>
-            </w:r>
-          </w:p>
-          <w:p>
-            <w:pPr>
-              <w:spacing w:before="0" w:after="0"/>
-            </w:pPr>
-            <w:r>
-              <w:rPr>
-                <w:rFonts w:ascii="Courier New" w:hAnsi="Courier New"/>
-                <w:sz w:val="17"/>
-              </w:rPr>
-              <w:t xml:space="preserve">  static void markRead(String id) {</w:t>
-            </w:r>
-          </w:p>
-          <w:p>
-            <w:pPr>
-              <w:spacing w:before="0" w:after="0"/>
-            </w:pPr>
-            <w:r>
-              <w:rPr>
-                <w:rFonts w:ascii="Courier New" w:hAnsi="Courier New"/>
-                <w:sz w:val="17"/>
-              </w:rPr>
-              <w:t xml:space="preserve">    notifications.value = notifications.value.map((n) =&gt;</w:t>
-            </w:r>
-          </w:p>
-          <w:p>
-            <w:pPr>
-              <w:spacing w:before="0" w:after="0"/>
-            </w:pPr>
-            <w:r>
-              <w:rPr>
-                <w:rFonts w:ascii="Courier New" w:hAnsi="Courier New"/>
-                <w:sz w:val="17"/>
-              </w:rPr>
-              <w:t xml:space="preserve">      n.id == id</w:t>
-            </w:r>
-          </w:p>
-          <w:p>
-            <w:pPr>
-              <w:spacing w:before="0" w:after="0"/>
-            </w:pPr>
-            <w:r>
-              <w:rPr>
-                <w:rFonts w:ascii="Courier New" w:hAnsi="Courier New"/>
-                <w:sz w:val="17"/>
-              </w:rPr>
-              <w:t xml:space="preserve">          ? NotificationItem(id: n.id, title: n.title, body: n.body,</w:t>
-            </w:r>
-          </w:p>
-          <w:p>
-            <w:pPr>
-              <w:spacing w:before="0" w:after="0"/>
-            </w:pPr>
-            <w:r>
-              <w:rPr>
-                <w:rFonts w:ascii="Courier New" w:hAnsi="Courier New"/>
-                <w:sz w:val="17"/>
-              </w:rPr>
-              <w:t xml:space="preserve">              type: n.type, createdAt: n.createdAt, isRead: true)</w:t>
-            </w:r>
-          </w:p>
-          <w:p>
-            <w:pPr>
-              <w:spacing w:before="0" w:after="0"/>
-            </w:pPr>
-            <w:r>
-              <w:rPr>
-                <w:rFonts w:ascii="Courier New" w:hAnsi="Courier New"/>
-                <w:sz w:val="17"/>
-              </w:rPr>
-              <w:t xml:space="preserve">          : n,</w:t>
-            </w:r>
-          </w:p>
-          <w:p>
-            <w:pPr>
-              <w:spacing w:before="0" w:after="0"/>
-            </w:pPr>
-            <w:r>
-              <w:rPr>
-                <w:rFonts w:ascii="Courier New" w:hAnsi="Courier New"/>
-                <w:sz w:val="17"/>
-              </w:rPr>
-              <w:t xml:space="preserve">    ).toList();</w:t>
+              <w:t xml:space="preserve">  /// Pousse une notification dans la boîte d'un AUTRE utilisateur.</w:t>
+            </w:r>
+          </w:p>
+          <w:p>
+            <w:pPr>
+              <w:spacing w:before="0" w:after="0"/>
+            </w:pPr>
+            <w:r>
+              <w:rPr>
+                <w:rFonts w:ascii="Courier New" w:hAnsi="Courier New"/>
+                <w:sz w:val="17"/>
+              </w:rPr>
+              <w:t xml:space="preserve">  /// Utilisé pour les notifs croisées (ex: acceptation de demande de mentorat).</w:t>
+            </w:r>
+          </w:p>
+          <w:p>
+            <w:pPr>
+              <w:spacing w:before="0" w:after="0"/>
+            </w:pPr>
+            <w:r>
+              <w:rPr>
+                <w:rFonts w:ascii="Courier New" w:hAnsi="Courier New"/>
+                <w:sz w:val="17"/>
+              </w:rPr>
+              <w:t xml:space="preserve">  static Future&lt;void&gt; notifyUser({</w:t>
+            </w:r>
+          </w:p>
+          <w:p>
+            <w:pPr>
+              <w:spacing w:before="0" w:after="0"/>
+            </w:pPr>
+            <w:r>
+              <w:rPr>
+                <w:rFonts w:ascii="Courier New" w:hAnsi="Courier New"/>
+                <w:sz w:val="17"/>
+              </w:rPr>
+              <w:t xml:space="preserve">    required String uid,</w:t>
+            </w:r>
+          </w:p>
+          <w:p>
+            <w:pPr>
+              <w:spacing w:before="0" w:after="0"/>
+            </w:pPr>
+            <w:r>
+              <w:rPr>
+                <w:rFonts w:ascii="Courier New" w:hAnsi="Courier New"/>
+                <w:sz w:val="17"/>
+              </w:rPr>
+              <w:t xml:space="preserve">    required String title,</w:t>
+            </w:r>
+          </w:p>
+          <w:p>
+            <w:pPr>
+              <w:spacing w:before="0" w:after="0"/>
+            </w:pPr>
+            <w:r>
+              <w:rPr>
+                <w:rFonts w:ascii="Courier New" w:hAnsi="Courier New"/>
+                <w:sz w:val="17"/>
+              </w:rPr>
+              <w:t xml:space="preserve">    required String message,</w:t>
+            </w:r>
+          </w:p>
+          <w:p>
+            <w:pPr>
+              <w:spacing w:before="0" w:after="0"/>
+            </w:pPr>
+            <w:r>
+              <w:rPr>
+                <w:rFonts w:ascii="Courier New" w:hAnsi="Courier New"/>
+                <w:sz w:val="17"/>
+              </w:rPr>
+              <w:t xml:space="preserve">    required String type,</w:t>
+            </w:r>
+          </w:p>
+          <w:p>
+            <w:pPr>
+              <w:spacing w:before="0" w:after="0"/>
+            </w:pPr>
+            <w:r>
+              <w:rPr>
+                <w:rFonts w:ascii="Courier New" w:hAnsi="Courier New"/>
+                <w:sz w:val="17"/>
+              </w:rPr>
+              <w:t xml:space="preserve">  }) async {</w:t>
+            </w:r>
+          </w:p>
+          <w:p>
+            <w:pPr>
+              <w:spacing w:before="0" w:after="0"/>
+            </w:pPr>
+            <w:r>
+              <w:rPr>
+                <w:rFonts w:ascii="Courier New" w:hAnsi="Courier New"/>
+                <w:sz w:val="17"/>
+              </w:rPr>
+              <w:t xml:space="preserve">    if (uid.isEmpty) return;</w:t>
+            </w:r>
+          </w:p>
+          <w:p>
+            <w:pPr>
+              <w:spacing w:before="0" w:after="0"/>
+            </w:pPr>
+            <w:r>
+              <w:rPr>
+                <w:rFonts w:ascii="Courier New" w:hAnsi="Courier New"/>
+                <w:sz w:val="17"/>
+              </w:rPr>
+              <w:t xml:space="preserve">    final id = DateTime.now().millisecondsSinceEpoch.toString();</w:t>
+            </w:r>
+          </w:p>
+          <w:p>
+            <w:pPr>
+              <w:spacing w:before="0" w:after="0"/>
+            </w:pPr>
+            <w:r>
+              <w:rPr>
+                <w:rFonts w:ascii="Courier New" w:hAnsi="Courier New"/>
+                <w:sz w:val="17"/>
+              </w:rPr>
+              <w:t xml:space="preserve">    final item = NotificationItem(</w:t>
+            </w:r>
+          </w:p>
+          <w:p>
+            <w:pPr>
+              <w:spacing w:before="0" w:after="0"/>
+            </w:pPr>
+            <w:r>
+              <w:rPr>
+                <w:rFonts w:ascii="Courier New" w:hAnsi="Courier New"/>
+                <w:sz w:val="17"/>
+              </w:rPr>
+              <w:t xml:space="preserve">      id: id, title: title, message: message,</w:t>
+            </w:r>
+          </w:p>
+          <w:p>
+            <w:pPr>
+              <w:spacing w:before="0" w:after="0"/>
+            </w:pPr>
+            <w:r>
+              <w:rPr>
+                <w:rFonts w:ascii="Courier New" w:hAnsi="Courier New"/>
+                <w:sz w:val="17"/>
+              </w:rPr>
+              <w:t xml:space="preserve">      timestamp: DateTime.now(), type: type,</w:t>
+            </w:r>
+          </w:p>
+          <w:p>
+            <w:pPr>
+              <w:spacing w:before="0" w:after="0"/>
+            </w:pPr>
+            <w:r>
+              <w:rPr>
+                <w:rFonts w:ascii="Courier New" w:hAnsi="Courier New"/>
+                <w:sz w:val="17"/>
+              </w:rPr>
+              <w:t xml:space="preserve">    );</w:t>
+            </w:r>
+          </w:p>
+          <w:p>
+            <w:pPr>
+              <w:spacing w:before="0" w:after="0"/>
+            </w:pPr>
+            <w:r>
+              <w:rPr>
+                <w:rFonts w:ascii="Courier New" w:hAnsi="Courier New"/>
+                <w:sz w:val="17"/>
+              </w:rPr>
+              <w:t xml:space="preserve">    try {</w:t>
+            </w:r>
+          </w:p>
+          <w:p>
+            <w:pPr>
+              <w:spacing w:before="0" w:after="0"/>
+            </w:pPr>
+            <w:r>
+              <w:rPr>
+                <w:rFonts w:ascii="Courier New" w:hAnsi="Courier New"/>
+                <w:sz w:val="17"/>
+              </w:rPr>
+              <w:t xml:space="preserve">      await _db.child('notifications/$uid/$id').set(item.toJson());</w:t>
+            </w:r>
+          </w:p>
+          <w:p>
+            <w:pPr>
+              <w:spacing w:before="0" w:after="0"/>
+            </w:pPr>
+            <w:r>
+              <w:rPr>
+                <w:rFonts w:ascii="Courier New" w:hAnsi="Courier New"/>
+                <w:sz w:val="17"/>
+              </w:rPr>
+              <w:t xml:space="preserve">    } catch (_) {} // Échec silencieux</w:t>
             </w:r>
           </w:p>
           <w:p>
@@ -3816,67 +4313,55 @@
                 <w:rFonts w:ascii="Courier New" w:hAnsi="Courier New"/>
                 <w:sz w:val="17"/>
               </w:rPr>
-              <w:t xml:space="preserve">  /// Marque TOUTES les notifications comme lues</w:t>
-            </w:r>
-          </w:p>
-          <w:p>
-            <w:pPr>
-              <w:spacing w:before="0" w:after="0"/>
-            </w:pPr>
-            <w:r>
-              <w:rPr>
-                <w:rFonts w:ascii="Courier New" w:hAnsi="Courier New"/>
-                <w:sz w:val="17"/>
-              </w:rPr>
-              <w:t xml:space="preserve">  static void markAllRead() {</w:t>
-            </w:r>
-          </w:p>
-          <w:p>
-            <w:pPr>
-              <w:spacing w:before="0" w:after="0"/>
-            </w:pPr>
-            <w:r>
-              <w:rPr>
-                <w:rFonts w:ascii="Courier New" w:hAnsi="Courier New"/>
-                <w:sz w:val="17"/>
-              </w:rPr>
-              <w:t xml:space="preserve">    notifications.value = notifications.value.map((n) =&gt;</w:t>
-            </w:r>
-          </w:p>
-          <w:p>
-            <w:pPr>
-              <w:spacing w:before="0" w:after="0"/>
-            </w:pPr>
-            <w:r>
-              <w:rPr>
-                <w:rFonts w:ascii="Courier New" w:hAnsi="Courier New"/>
-                <w:sz w:val="17"/>
-              </w:rPr>
-              <w:t xml:space="preserve">        NotificationItem(id: n.id, title: n.title, body: n.body,</w:t>
-            </w:r>
-          </w:p>
-          <w:p>
-            <w:pPr>
-              <w:spacing w:before="0" w:after="0"/>
-            </w:pPr>
-            <w:r>
-              <w:rPr>
-                <w:rFonts w:ascii="Courier New" w:hAnsi="Courier New"/>
-                <w:sz w:val="17"/>
-              </w:rPr>
-              <w:t xml:space="preserve">            type: n.type, createdAt: n.createdAt, isRead: true),</w:t>
-            </w:r>
-          </w:p>
-          <w:p>
-            <w:pPr>
-              <w:spacing w:before="0" w:after="0"/>
-            </w:pPr>
-            <w:r>
-              <w:rPr>
-                <w:rFonts w:ascii="Courier New" w:hAnsi="Courier New"/>
-                <w:sz w:val="17"/>
-              </w:rPr>
-              <w:t xml:space="preserve">    ).toList();</w:t>
+              <w:t xml:space="preserve">  /// Marque une notification comme lue (mise à jour Firebase).</w:t>
+            </w:r>
+          </w:p>
+          <w:p>
+            <w:pPr>
+              <w:spacing w:before="0" w:after="0"/>
+            </w:pPr>
+            <w:r>
+              <w:rPr>
+                <w:rFonts w:ascii="Courier New" w:hAnsi="Courier New"/>
+                <w:sz w:val="17"/>
+              </w:rPr>
+              <w:t xml:space="preserve">  static Future&lt;void&gt; markAsRead(String id) async {</w:t>
+            </w:r>
+          </w:p>
+          <w:p>
+            <w:pPr>
+              <w:spacing w:before="0" w:after="0"/>
+            </w:pPr>
+            <w:r>
+              <w:rPr>
+                <w:rFonts w:ascii="Courier New" w:hAnsi="Courier New"/>
+                <w:sz w:val="17"/>
+              </w:rPr>
+              <w:t xml:space="preserve">    if (_userId != null) {</w:t>
+            </w:r>
+          </w:p>
+          <w:p>
+            <w:pPr>
+              <w:spacing w:before="0" w:after="0"/>
+            </w:pPr>
+            <w:r>
+              <w:rPr>
+                <w:rFonts w:ascii="Courier New" w:hAnsi="Courier New"/>
+                <w:sz w:val="17"/>
+              </w:rPr>
+              <w:t xml:space="preserve">      await _db.child('notifications/$_userId/$id').update({'isRead': true});</w:t>
+            </w:r>
+          </w:p>
+          <w:p>
+            <w:pPr>
+              <w:spacing w:before="0" w:after="0"/>
+            </w:pPr>
+            <w:r>
+              <w:rPr>
+                <w:rFonts w:ascii="Courier New" w:hAnsi="Courier New"/>
+                <w:sz w:val="17"/>
+              </w:rPr>
+              <w:t xml:space="preserve">    }</w:t>
             </w:r>
           </w:p>
           <w:p>
@@ -3905,43 +4390,67 @@
                 <w:rFonts w:ascii="Courier New" w:hAnsi="Courier New"/>
                 <w:sz w:val="17"/>
               </w:rPr>
-              <w:t xml:space="preserve">  /// Supprime une notification</w:t>
-            </w:r>
-          </w:p>
-          <w:p>
-            <w:pPr>
-              <w:spacing w:before="0" w:after="0"/>
-            </w:pPr>
-            <w:r>
-              <w:rPr>
-                <w:rFonts w:ascii="Courier New" w:hAnsi="Courier New"/>
-                <w:sz w:val="17"/>
-              </w:rPr>
-              <w:t xml:space="preserve">  static void remove(String id) {</w:t>
-            </w:r>
-          </w:p>
-          <w:p>
-            <w:pPr>
-              <w:spacing w:before="0" w:after="0"/>
-            </w:pPr>
-            <w:r>
-              <w:rPr>
-                <w:rFonts w:ascii="Courier New" w:hAnsi="Courier New"/>
-                <w:sz w:val="17"/>
-              </w:rPr>
-              <w:t xml:space="preserve">    notifications.value =</w:t>
-            </w:r>
-          </w:p>
-          <w:p>
-            <w:pPr>
-              <w:spacing w:before="0" w:after="0"/>
-            </w:pPr>
-            <w:r>
-              <w:rPr>
-                <w:rFonts w:ascii="Courier New" w:hAnsi="Courier New"/>
-                <w:sz w:val="17"/>
-              </w:rPr>
-              <w:t xml:space="preserve">        notifications.value.where((n) =&gt; n.id != id).toList();</w:t>
+              <w:t xml:space="preserve">  /// Supprime toutes les notifications de l'utilisateur courant.</w:t>
+            </w:r>
+          </w:p>
+          <w:p>
+            <w:pPr>
+              <w:spacing w:before="0" w:after="0"/>
+            </w:pPr>
+            <w:r>
+              <w:rPr>
+                <w:rFonts w:ascii="Courier New" w:hAnsi="Courier New"/>
+                <w:sz w:val="17"/>
+              </w:rPr>
+              <w:t xml:space="preserve">  static Future&lt;void&gt; clearAll() async {</w:t>
+            </w:r>
+          </w:p>
+          <w:p>
+            <w:pPr>
+              <w:spacing w:before="0" w:after="0"/>
+            </w:pPr>
+            <w:r>
+              <w:rPr>
+                <w:rFonts w:ascii="Courier New" w:hAnsi="Courier New"/>
+                <w:sz w:val="17"/>
+              </w:rPr>
+              <w:t xml:space="preserve">    if (_userId != null) {</w:t>
+            </w:r>
+          </w:p>
+          <w:p>
+            <w:pPr>
+              <w:spacing w:before="0" w:after="0"/>
+            </w:pPr>
+            <w:r>
+              <w:rPr>
+                <w:rFonts w:ascii="Courier New" w:hAnsi="Courier New"/>
+                <w:sz w:val="17"/>
+              </w:rPr>
+              <w:t xml:space="preserve">      await _db.child('notifications/$_userId').remove();</w:t>
+            </w:r>
+          </w:p>
+          <w:p>
+            <w:pPr>
+              <w:spacing w:before="0" w:after="0"/>
+            </w:pPr>
+            <w:r>
+              <w:rPr>
+                <w:rFonts w:ascii="Courier New" w:hAnsi="Courier New"/>
+                <w:sz w:val="17"/>
+              </w:rPr>
+              <w:t xml:space="preserve">    }</w:t>
+            </w:r>
+          </w:p>
+          <w:p>
+            <w:pPr>
+              <w:spacing w:before="0" w:after="0"/>
+            </w:pPr>
+            <w:r>
+              <w:rPr>
+                <w:rFonts w:ascii="Courier New" w:hAnsi="Courier New"/>
+                <w:sz w:val="17"/>
+              </w:rPr>
+              <w:t xml:space="preserve">    notifications.value = [];</w:t>
             </w:r>
           </w:p>
           <w:p>
@@ -3970,7 +4479,7 @@
                 <w:rFonts w:ascii="Courier New" w:hAnsi="Courier New"/>
                 <w:sz w:val="17"/>
               </w:rPr>
-              <w:t xml:space="preserve">  /// Nombre de notifications non lues</w:t>
+              <w:t xml:space="preserve">  /// Nombre de notifications non lues.</w:t>
             </w:r>
           </w:p>
           <w:p>
@@ -4011,7 +4520,7 @@
                 <w:rFonts w:ascii="Courier New" w:hAnsi="Courier New"/>
                 <w:sz w:val="17"/>
               </w:rPr>
-              <w:t xml:space="preserve">  /// Réinitialise toutes les notifications (à la déconnexion)</w:t>
+              <w:t xml:space="preserve">  /// Réinitialise le service à la déconnexion (évite la fuite de données entre sessions).</w:t>
             </w:r>
           </w:p>
           <w:p>
@@ -4024,6 +4533,42 @@
                 <w:sz w:val="17"/>
               </w:rPr>
               <w:t xml:space="preserve">  static void reset() {</w:t>
+            </w:r>
+          </w:p>
+          <w:p>
+            <w:pPr>
+              <w:spacing w:before="0" w:after="0"/>
+            </w:pPr>
+            <w:r>
+              <w:rPr>
+                <w:rFonts w:ascii="Courier New" w:hAnsi="Courier New"/>
+                <w:sz w:val="17"/>
+              </w:rPr>
+              <w:t xml:space="preserve">    _subscription?.cancel();</w:t>
+            </w:r>
+          </w:p>
+          <w:p>
+            <w:pPr>
+              <w:spacing w:before="0" w:after="0"/>
+            </w:pPr>
+            <w:r>
+              <w:rPr>
+                <w:rFonts w:ascii="Courier New" w:hAnsi="Courier New"/>
+                <w:sz w:val="17"/>
+              </w:rPr>
+              <w:t xml:space="preserve">    _subscription = null;</w:t>
+            </w:r>
+          </w:p>
+          <w:p>
+            <w:pPr>
+              <w:spacing w:before="0" w:after="0"/>
+            </w:pPr>
+            <w:r>
+              <w:rPr>
+                <w:rFonts w:ascii="Courier New" w:hAnsi="Courier New"/>
+                <w:sz w:val="17"/>
+              </w:rPr>
+              <w:t xml:space="preserve">    _userId = null;</w:t>
             </w:r>
           </w:p>
           <w:p>
@@ -4701,7 +5246,7 @@
           <w:i w:val="0"/>
           <w:sz w:val="21"/>
         </w:rPr>
-        <w:t>Liste toutes les notifications (non lues en premier)</w:t>
+        <w:t>Liste toutes les notifications triées par date décroissante (Firebase)</w:t>
       </w:r>
     </w:p>
     <w:p>
@@ -4715,13 +5260,8 @@
           <w:i w:val="0"/>
           <w:sz w:val="21"/>
         </w:rPr>
-        <w:t>Icône et couleur distinctes selon le type (💬 bleu / 📋 vert / 🚀 amber / 📅 violet / ⚙️ gris)</w:t>
+        <w:t xml:space="preserve">Icône et couleur distinctes selon le type (string) : </w:t>
       </w:r>
-    </w:p>
-    <w:p>
-      <w:pPr>
-        <w:pStyle w:val="ListBullet"/>
-      </w:pPr>
       <w:r>
         <w:rPr>
           <w:rFonts w:ascii="Times New Roman" w:hAnsi="Times New Roman"/>
@@ -4729,7 +5269,93 @@
           <w:i w:val="0"/>
           <w:sz w:val="21"/>
         </w:rPr>
-        <w:t>Horodatage relatif ("il y a 5 min", "il y a 2 h"...)</w:t>
+        <w:t>mentor_request</w:t>
+      </w:r>
+      <w:r>
+        <w:rPr>
+          <w:rFonts w:ascii="Times New Roman" w:hAnsi="Times New Roman"/>
+          <w:b w:val="0"/>
+          <w:i w:val="0"/>
+          <w:sz w:val="21"/>
+        </w:rPr>
+        <w:t xml:space="preserve"> vert, </w:t>
+      </w:r>
+      <w:r>
+        <w:rPr>
+          <w:rFonts w:ascii="Times New Roman" w:hAnsi="Times New Roman"/>
+          <w:b w:val="0"/>
+          <w:i w:val="0"/>
+          <w:sz w:val="21"/>
+        </w:rPr>
+        <w:t>session_booked</w:t>
+      </w:r>
+      <w:r>
+        <w:rPr>
+          <w:rFonts w:ascii="Times New Roman" w:hAnsi="Times New Roman"/>
+          <w:b w:val="0"/>
+          <w:i w:val="0"/>
+          <w:sz w:val="21"/>
+        </w:rPr>
+        <w:t xml:space="preserve"> bleu, </w:t>
+      </w:r>
+      <w:r>
+        <w:rPr>
+          <w:rFonts w:ascii="Times New Roman" w:hAnsi="Times New Roman"/>
+          <w:b w:val="0"/>
+          <w:i w:val="0"/>
+          <w:sz w:val="21"/>
+        </w:rPr>
+        <w:t>session_cancelled</w:t>
+      </w:r>
+      <w:r>
+        <w:rPr>
+          <w:rFonts w:ascii="Times New Roman" w:hAnsi="Times New Roman"/>
+          <w:b w:val="0"/>
+          <w:i w:val="0"/>
+          <w:sz w:val="21"/>
+        </w:rPr>
+        <w:t xml:space="preserve"> rouge, </w:t>
+      </w:r>
+      <w:r>
+        <w:rPr>
+          <w:rFonts w:ascii="Times New Roman" w:hAnsi="Times New Roman"/>
+          <w:b w:val="0"/>
+          <w:i w:val="0"/>
+          <w:sz w:val="21"/>
+        </w:rPr>
+        <w:t>message</w:t>
+      </w:r>
+      <w:r>
+        <w:rPr>
+          <w:rFonts w:ascii="Times New Roman" w:hAnsi="Times New Roman"/>
+          <w:b w:val="0"/>
+          <w:i w:val="0"/>
+          <w:sz w:val="21"/>
+        </w:rPr>
+        <w:t xml:space="preserve"> bleu, etc.</w:t>
+      </w:r>
+    </w:p>
+    <w:p>
+      <w:pPr>
+        <w:pStyle w:val="ListBullet"/>
+      </w:pPr>
+      <w:r>
+        <w:rPr>
+          <w:rFonts w:ascii="Times New Roman" w:hAnsi="Times New Roman"/>
+          <w:b w:val="0"/>
+          <w:i w:val="0"/>
+          <w:sz w:val="21"/>
+        </w:rPr>
+        <w:t xml:space="preserve">Horodatage relatif ("Il y a 5m", "Il y a 2h"…) via </w:t>
+      </w:r>
+      <w:r>
+        <w:rPr>
+          <w:rFonts w:ascii="Times New Roman" w:hAnsi="Times New Roman"/>
+          <w:b w:val="0"/>
+          <w:i w:val="0"/>
+          <w:sz w:val="21"/>
+        </w:rPr>
+        <w:t>_formatTime()</w:t>
       </w:r>
     </w:p>
     <w:p>
@@ -4757,7 +5383,7 @@
           <w:i w:val="0"/>
           <w:sz w:val="21"/>
         </w:rPr>
-        <w:t>Point bleu sur les non lues</w:t>
+        <w:t>Point coloré (couleur du type) sur les non lues</w:t>
       </w:r>
     </w:p>
     <w:p>
@@ -4771,35 +5397,7 @@
           <w:i w:val="0"/>
           <w:sz w:val="21"/>
         </w:rPr>
-        <w:t>Tap → marque comme lue</w:t>
-      </w:r>
-    </w:p>
-    <w:p>
-      <w:pPr>
-        <w:pStyle w:val="ListBullet"/>
-      </w:pPr>
-      <w:r>
-        <w:rPr>
-          <w:rFonts w:ascii="Times New Roman" w:hAnsi="Times New Roman"/>
-          <w:b w:val="0"/>
-          <w:i w:val="0"/>
-          <w:sz w:val="21"/>
-        </w:rPr>
-        <w:t>Bouton "Tout marquer comme lu"</w:t>
-      </w:r>
-    </w:p>
-    <w:p>
-      <w:pPr>
-        <w:pStyle w:val="ListBullet"/>
-      </w:pPr>
-      <w:r>
-        <w:rPr>
-          <w:rFonts w:ascii="Times New Roman" w:hAnsi="Times New Roman"/>
-          <w:b w:val="0"/>
-          <w:i w:val="0"/>
-          <w:sz w:val="21"/>
-        </w:rPr>
-        <w:t>Swipe to delete</w:t>
+        <w:t xml:space="preserve">Tap → </w:t>
       </w:r>
       <w:r>
         <w:rPr>
@@ -4808,7 +5406,66 @@
           <w:i w:val="0"/>
           <w:sz w:val="21"/>
         </w:rPr>
-        <w:t xml:space="preserve"> (Dismissible) avec fond rouge</w:t>
+        <w:t>NotificationService.markAsRead(id)</w:t>
+      </w:r>
+      <w:r>
+        <w:rPr>
+          <w:rFonts w:ascii="Times New Roman" w:hAnsi="Times New Roman"/>
+          <w:b w:val="0"/>
+          <w:i w:val="0"/>
+          <w:sz w:val="21"/>
+        </w:rPr>
+        <w:t xml:space="preserve"> — met à jour Firebase</w:t>
+      </w:r>
+    </w:p>
+    <w:p>
+      <w:pPr>
+        <w:pStyle w:val="ListBullet"/>
+      </w:pPr>
+      <w:r>
+        <w:rPr>
+          <w:rFonts w:ascii="Times New Roman" w:hAnsi="Times New Roman"/>
+          <w:b w:val="0"/>
+          <w:i w:val="0"/>
+          <w:sz w:val="21"/>
+        </w:rPr>
+        <w:t xml:space="preserve">Bouton </w:t>
+      </w:r>
+      <w:r>
+        <w:rPr>
+          <w:rFonts w:ascii="Times New Roman" w:hAnsi="Times New Roman"/>
+          <w:b w:val="0"/>
+          <w:i w:val="0"/>
+          <w:sz w:val="21"/>
+        </w:rPr>
+        <w:t>"Effacer tout"</w:t>
+      </w:r>
+      <w:r>
+        <w:rPr>
+          <w:rFonts w:ascii="Times New Roman" w:hAnsi="Times New Roman"/>
+          <w:b w:val="0"/>
+          <w:i w:val="0"/>
+          <w:sz w:val="21"/>
+        </w:rPr>
+        <w:t xml:space="preserve"> → </w:t>
+      </w:r>
+      <w:r>
+        <w:rPr>
+          <w:rFonts w:ascii="Times New Roman" w:hAnsi="Times New Roman"/>
+          <w:b w:val="0"/>
+          <w:i w:val="0"/>
+          <w:sz w:val="21"/>
+        </w:rPr>
+        <w:t>NotificationService.clearAll()</w:t>
+      </w:r>
+      <w:r>
+        <w:rPr>
+          <w:rFonts w:ascii="Times New Roman" w:hAnsi="Times New Roman"/>
+          <w:b w:val="0"/>
+          <w:i w:val="0"/>
+          <w:sz w:val="21"/>
+        </w:rPr>
+        <w:t xml:space="preserve"> — supprime le nœud Firebase</w:t>
       </w:r>
     </w:p>
     <w:p>
@@ -4946,43 +5603,127 @@
                 <w:rFonts w:ascii="Courier New" w:hAnsi="Courier New"/>
                 <w:sz w:val="17"/>
               </w:rPr>
-              <w:t xml:space="preserve">          TextButton(</w:t>
-            </w:r>
-          </w:p>
-          <w:p>
-            <w:pPr>
-              <w:spacing w:before="0" w:after="0"/>
-            </w:pPr>
-            <w:r>
-              <w:rPr>
-                <w:rFonts w:ascii="Courier New" w:hAnsi="Courier New"/>
-                <w:sz w:val="17"/>
-              </w:rPr>
-              <w:t xml:space="preserve">            onPressed: () =&gt; NotificationService.markAllRead(),</w:t>
-            </w:r>
-          </w:p>
-          <w:p>
-            <w:pPr>
-              <w:spacing w:before="0" w:after="0"/>
-            </w:pPr>
-            <w:r>
-              <w:rPr>
-                <w:rFonts w:ascii="Courier New" w:hAnsi="Courier New"/>
-                <w:sz w:val="17"/>
-              </w:rPr>
-              <w:t xml:space="preserve">            child: const Text('Tout lu',</w:t>
-            </w:r>
-          </w:p>
-          <w:p>
-            <w:pPr>
-              <w:spacing w:before="0" w:after="0"/>
-            </w:pPr>
-            <w:r>
-              <w:rPr>
-                <w:rFonts w:ascii="Courier New" w:hAnsi="Courier New"/>
-                <w:sz w:val="17"/>
-              </w:rPr>
-              <w:t xml:space="preserve">                style: TextStyle(color: AppColors.blue, fontWeight: FontWeight.w700)),</w:t>
+              <w:t xml:space="preserve">          // Bouton "Effacer tout" — visible seulement si des notifs existent</w:t>
+            </w:r>
+          </w:p>
+          <w:p>
+            <w:pPr>
+              <w:spacing w:before="0" w:after="0"/>
+            </w:pPr>
+            <w:r>
+              <w:rPr>
+                <w:rFonts w:ascii="Courier New" w:hAnsi="Courier New"/>
+                <w:sz w:val="17"/>
+              </w:rPr>
+              <w:t xml:space="preserve">          ValueListenableBuilder&lt;List&lt;NotificationItem&gt;&gt;(</w:t>
+            </w:r>
+          </w:p>
+          <w:p>
+            <w:pPr>
+              <w:spacing w:before="0" w:after="0"/>
+            </w:pPr>
+            <w:r>
+              <w:rPr>
+                <w:rFonts w:ascii="Courier New" w:hAnsi="Courier New"/>
+                <w:sz w:val="17"/>
+              </w:rPr>
+              <w:t xml:space="preserve">            valueListenable: NotificationService.notifications,</w:t>
+            </w:r>
+          </w:p>
+          <w:p>
+            <w:pPr>
+              <w:spacing w:before="0" w:after="0"/>
+            </w:pPr>
+            <w:r>
+              <w:rPr>
+                <w:rFonts w:ascii="Courier New" w:hAnsi="Courier New"/>
+                <w:sz w:val="17"/>
+              </w:rPr>
+              <w:t xml:space="preserve">            builder: (context, notifs, _) {</w:t>
+            </w:r>
+          </w:p>
+          <w:p>
+            <w:pPr>
+              <w:spacing w:before="0" w:after="0"/>
+            </w:pPr>
+            <w:r>
+              <w:rPr>
+                <w:rFonts w:ascii="Courier New" w:hAnsi="Courier New"/>
+                <w:sz w:val="17"/>
+              </w:rPr>
+              <w:t xml:space="preserve">              if (notifs.isEmpty) return const SizedBox.shrink();</w:t>
+            </w:r>
+          </w:p>
+          <w:p>
+            <w:pPr>
+              <w:spacing w:before="0" w:after="0"/>
+            </w:pPr>
+            <w:r>
+              <w:rPr>
+                <w:rFonts w:ascii="Courier New" w:hAnsi="Courier New"/>
+                <w:sz w:val="17"/>
+              </w:rPr>
+              <w:t xml:space="preserve">              return TextButton(</w:t>
+            </w:r>
+          </w:p>
+          <w:p>
+            <w:pPr>
+              <w:spacing w:before="0" w:after="0"/>
+            </w:pPr>
+            <w:r>
+              <w:rPr>
+                <w:rFonts w:ascii="Courier New" w:hAnsi="Courier New"/>
+                <w:sz w:val="17"/>
+              </w:rPr>
+              <w:t xml:space="preserve">                onPressed: () =&gt; NotificationService.clearAll(),</w:t>
+            </w:r>
+          </w:p>
+          <w:p>
+            <w:pPr>
+              <w:spacing w:before="0" w:after="0"/>
+            </w:pPr>
+            <w:r>
+              <w:rPr>
+                <w:rFonts w:ascii="Courier New" w:hAnsi="Courier New"/>
+                <w:sz w:val="17"/>
+              </w:rPr>
+              <w:t xml:space="preserve">                child: const Text('Effacer tout',</w:t>
+            </w:r>
+          </w:p>
+          <w:p>
+            <w:pPr>
+              <w:spacing w:before="0" w:after="0"/>
+            </w:pPr>
+            <w:r>
+              <w:rPr>
+                <w:rFonts w:ascii="Courier New" w:hAnsi="Courier New"/>
+                <w:sz w:val="17"/>
+              </w:rPr>
+              <w:t xml:space="preserve">                    style: TextStyle(color: AppColors.blue, fontWeight: FontWeight.w700)),</w:t>
+            </w:r>
+          </w:p>
+          <w:p>
+            <w:pPr>
+              <w:spacing w:before="0" w:after="0"/>
+            </w:pPr>
+            <w:r>
+              <w:rPr>
+                <w:rFonts w:ascii="Courier New" w:hAnsi="Courier New"/>
+                <w:sz w:val="17"/>
+              </w:rPr>
+              <w:t xml:space="preserve">              );</w:t>
+            </w:r>
+          </w:p>
+          <w:p>
+            <w:pPr>
+              <w:spacing w:before="0" w:after="0"/>
+            </w:pPr>
+            <w:r>
+              <w:rPr>
+                <w:rFonts w:ascii="Courier New" w:hAnsi="Courier New"/>
+                <w:sz w:val="17"/>
+              </w:rPr>
+              <w:t xml:space="preserve">            },</w:t>
             </w:r>
           </w:p>
           <w:p>
@@ -5054,19 +5795,19 @@
                 <w:rFonts w:ascii="Courier New" w:hAnsi="Courier New"/>
                 <w:sz w:val="17"/>
               </w:rPr>
-              <w:t xml:space="preserve">        builder: (_, notifs, __) {</w:t>
-            </w:r>
-          </w:p>
-          <w:p>
-            <w:pPr>
-              <w:spacing w:before="0" w:after="0"/>
-            </w:pPr>
-            <w:r>
-              <w:rPr>
-                <w:rFonts w:ascii="Courier New" w:hAnsi="Courier New"/>
-                <w:sz w:val="17"/>
-              </w:rPr>
-              <w:t xml:space="preserve">          if (notifs.isEmpty) {</w:t>
+              <w:t xml:space="preserve">        builder: (context, notifications, _) {</w:t>
+            </w:r>
+          </w:p>
+          <w:p>
+            <w:pPr>
+              <w:spacing w:before="0" w:after="0"/>
+            </w:pPr>
+            <w:r>
+              <w:rPr>
+                <w:rFonts w:ascii="Courier New" w:hAnsi="Courier New"/>
+                <w:sz w:val="17"/>
+              </w:rPr>
+              <w:t xml:space="preserve">          if (notifications.isEmpty) {</w:t>
             </w:r>
           </w:p>
           <w:p>
@@ -5102,7 +5843,7 @@
                 <w:rFonts w:ascii="Courier New" w:hAnsi="Courier New"/>
                 <w:sz w:val="17"/>
               </w:rPr>
-              <w:t xml:space="preserve">                mainAxisSize: MainAxisSize.min,</w:t>
+              <w:t xml:space="preserve">                mainAxisAlignment: MainAxisAlignment.center,</w:t>
             </w:r>
           </w:p>
           <w:p>
@@ -5126,7 +5867,7 @@
                 <w:rFonts w:ascii="Courier New" w:hAnsi="Courier New"/>
                 <w:sz w:val="17"/>
               </w:rPr>
-              <w:t xml:space="preserve">                  Icon(Icons.notifications_off_outlined, size: 72, color: AppColors.border),</w:t>
+              <w:t xml:space="preserve">                  Icon(Icons.notifications_none_rounded, size: 60, color: AppColors.muted),</w:t>
             </w:r>
           </w:p>
           <w:p>
@@ -5150,19 +5891,79 @@
                 <w:rFonts w:ascii="Courier New" w:hAnsi="Courier New"/>
                 <w:sz w:val="17"/>
               </w:rPr>
-              <w:t xml:space="preserve">                  Text('Aucune notification',</w:t>
-            </w:r>
-          </w:p>
-          <w:p>
-            <w:pPr>
-              <w:spacing w:before="0" w:after="0"/>
-            </w:pPr>
-            <w:r>
-              <w:rPr>
-                <w:rFonts w:ascii="Courier New" w:hAnsi="Courier New"/>
-                <w:sz w:val="17"/>
-              </w:rPr>
-              <w:t xml:space="preserve">                      style: TextStyle(color: AppColors.muted, fontSize: 16)),</w:t>
+              <w:t xml:space="preserve">                  Text('Pas de notification',</w:t>
+            </w:r>
+          </w:p>
+          <w:p>
+            <w:pPr>
+              <w:spacing w:before="0" w:after="0"/>
+            </w:pPr>
+            <w:r>
+              <w:rPr>
+                <w:rFonts w:ascii="Courier New" w:hAnsi="Courier New"/>
+                <w:sz w:val="17"/>
+              </w:rPr>
+              <w:t xml:space="preserve">                      style: TextStyle(fontSize: 16, fontWeight: FontWeight.w700,</w:t>
+            </w:r>
+          </w:p>
+          <w:p>
+            <w:pPr>
+              <w:spacing w:before="0" w:after="0"/>
+            </w:pPr>
+            <w:r>
+              <w:rPr>
+                <w:rFonts w:ascii="Courier New" w:hAnsi="Courier New"/>
+                <w:sz w:val="17"/>
+              </w:rPr>
+              <w:t xml:space="preserve">                          color: AppColors.navyDeep)),</w:t>
+            </w:r>
+          </w:p>
+          <w:p>
+            <w:pPr>
+              <w:spacing w:before="0" w:after="0"/>
+            </w:pPr>
+            <w:r>
+              <w:rPr>
+                <w:rFonts w:ascii="Courier New" w:hAnsi="Courier New"/>
+                <w:sz w:val="17"/>
+              </w:rPr>
+              <w:t xml:space="preserve">                  SizedBox(height: 6),</w:t>
+            </w:r>
+          </w:p>
+          <w:p>
+            <w:pPr>
+              <w:spacing w:before="0" w:after="0"/>
+            </w:pPr>
+            <w:r>
+              <w:rPr>
+                <w:rFonts w:ascii="Courier New" w:hAnsi="Courier New"/>
+                <w:sz w:val="17"/>
+              </w:rPr>
+              <w:t xml:space="preserve">                  Text('Tu recevras des notifications quand\ndes mises à jour importantes arrivent.',</w:t>
+            </w:r>
+          </w:p>
+          <w:p>
+            <w:pPr>
+              <w:spacing w:before="0" w:after="0"/>
+            </w:pPr>
+            <w:r>
+              <w:rPr>
+                <w:rFonts w:ascii="Courier New" w:hAnsi="Courier New"/>
+                <w:sz w:val="17"/>
+              </w:rPr>
+              <w:t xml:space="preserve">                      textAlign: TextAlign.center,</w:t>
+            </w:r>
+          </w:p>
+          <w:p>
+            <w:pPr>
+              <w:spacing w:before="0" w:after="0"/>
+            </w:pPr>
+            <w:r>
+              <w:rPr>
+                <w:rFonts w:ascii="Courier New" w:hAnsi="Courier New"/>
+                <w:sz w:val="17"/>
+              </w:rPr>
+              <w:t xml:space="preserve">                      style: TextStyle(fontSize: 13, color: AppColors.muted, height: 1.5)),</w:t>
             </w:r>
           </w:p>
           <w:p>
@@ -5227,259 +6028,946 @@
                 <w:rFonts w:ascii="Courier New" w:hAnsi="Courier New"/>
                 <w:sz w:val="17"/>
               </w:rPr>
-              <w:t xml:space="preserve">          return ListView.builder(</w:t>
-            </w:r>
-          </w:p>
-          <w:p>
-            <w:pPr>
-              <w:spacing w:before="0" w:after="0"/>
-            </w:pPr>
-            <w:r>
-              <w:rPr>
-                <w:rFonts w:ascii="Courier New" w:hAnsi="Courier New"/>
-                <w:sz w:val="17"/>
-              </w:rPr>
-              <w:t xml:space="preserve">            padding: const EdgeInsets.symmetric(vertical: 8),</w:t>
-            </w:r>
-          </w:p>
-          <w:p>
-            <w:pPr>
-              <w:spacing w:before="0" w:after="0"/>
-            </w:pPr>
-            <w:r>
-              <w:rPr>
-                <w:rFonts w:ascii="Courier New" w:hAnsi="Courier New"/>
-                <w:sz w:val="17"/>
-              </w:rPr>
-              <w:t xml:space="preserve">            itemCount: notifs.length,</w:t>
-            </w:r>
-          </w:p>
-          <w:p>
-            <w:pPr>
-              <w:spacing w:before="0" w:after="0"/>
-            </w:pPr>
-            <w:r>
-              <w:rPr>
-                <w:rFonts w:ascii="Courier New" w:hAnsi="Courier New"/>
-                <w:sz w:val="17"/>
-              </w:rPr>
-              <w:t xml:space="preserve">            itemBuilder: (_, i) {</w:t>
-            </w:r>
-          </w:p>
-          <w:p>
-            <w:pPr>
-              <w:spacing w:before="0" w:after="0"/>
-            </w:pPr>
-            <w:r>
-              <w:rPr>
-                <w:rFonts w:ascii="Courier New" w:hAnsi="Courier New"/>
-                <w:sz w:val="17"/>
-              </w:rPr>
-              <w:t xml:space="preserve">              final n = notifs[i];</w:t>
-            </w:r>
-          </w:p>
-          <w:p>
-            <w:pPr>
-              <w:spacing w:before="0" w:after="0"/>
-            </w:pPr>
-            <w:r>
-              <w:rPr>
-                <w:rFonts w:ascii="Courier New" w:hAnsi="Courier New"/>
-                <w:sz w:val="17"/>
-              </w:rPr>
-              <w:t xml:space="preserve">              return Dismissible(</w:t>
-            </w:r>
-          </w:p>
-          <w:p>
-            <w:pPr>
-              <w:spacing w:before="0" w:after="0"/>
-            </w:pPr>
-            <w:r>
-              <w:rPr>
-                <w:rFonts w:ascii="Courier New" w:hAnsi="Courier New"/>
-                <w:sz w:val="17"/>
-              </w:rPr>
-              <w:t xml:space="preserve">                key: Key(n.id),</w:t>
-            </w:r>
-          </w:p>
-          <w:p>
-            <w:pPr>
-              <w:spacing w:before="0" w:after="0"/>
-            </w:pPr>
-            <w:r>
-              <w:rPr>
-                <w:rFonts w:ascii="Courier New" w:hAnsi="Courier New"/>
-                <w:sz w:val="17"/>
-              </w:rPr>
-              <w:t xml:space="preserve">                direction: DismissDirection.endToStart,</w:t>
-            </w:r>
-          </w:p>
-          <w:p>
-            <w:pPr>
-              <w:spacing w:before="0" w:after="0"/>
-            </w:pPr>
-            <w:r>
-              <w:rPr>
-                <w:rFonts w:ascii="Courier New" w:hAnsi="Courier New"/>
-                <w:sz w:val="17"/>
-              </w:rPr>
-              <w:t xml:space="preserve">                onDismissed: (_) =&gt; NotificationService.remove(n.id),</w:t>
-            </w:r>
-          </w:p>
-          <w:p>
-            <w:pPr>
-              <w:spacing w:before="0" w:after="0"/>
-            </w:pPr>
-            <w:r>
-              <w:rPr>
-                <w:rFonts w:ascii="Courier New" w:hAnsi="Courier New"/>
-                <w:sz w:val="17"/>
-              </w:rPr>
-              <w:t xml:space="preserve">                background: Container(</w:t>
-            </w:r>
-          </w:p>
-          <w:p>
-            <w:pPr>
-              <w:spacing w:before="0" w:after="0"/>
-            </w:pPr>
-            <w:r>
-              <w:rPr>
-                <w:rFonts w:ascii="Courier New" w:hAnsi="Courier New"/>
-                <w:sz w:val="17"/>
-              </w:rPr>
-              <w:t xml:space="preserve">                  color: AppColors.red,</w:t>
-            </w:r>
-          </w:p>
-          <w:p>
-            <w:pPr>
-              <w:spacing w:before="0" w:after="0"/>
-            </w:pPr>
-            <w:r>
-              <w:rPr>
-                <w:rFonts w:ascii="Courier New" w:hAnsi="Courier New"/>
-                <w:sz w:val="17"/>
-              </w:rPr>
-              <w:t xml:space="preserve">                  alignment: Alignment.centerRight,</w:t>
-            </w:r>
-          </w:p>
-          <w:p>
-            <w:pPr>
-              <w:spacing w:before="0" w:after="0"/>
-            </w:pPr>
-            <w:r>
-              <w:rPr>
-                <w:rFonts w:ascii="Courier New" w:hAnsi="Courier New"/>
-                <w:sz w:val="17"/>
-              </w:rPr>
-              <w:t xml:space="preserve">                  padding: const EdgeInsets.only(right: 20),</w:t>
-            </w:r>
-          </w:p>
-          <w:p>
-            <w:pPr>
-              <w:spacing w:before="0" w:after="0"/>
-            </w:pPr>
-            <w:r>
-              <w:rPr>
-                <w:rFonts w:ascii="Courier New" w:hAnsi="Courier New"/>
-                <w:sz w:val="17"/>
-              </w:rPr>
-              <w:t xml:space="preserve">                  child: const Icon(Icons.delete_rounded, color: Colors.white),</w:t>
-            </w:r>
-          </w:p>
-          <w:p>
-            <w:pPr>
-              <w:spacing w:before="0" w:after="0"/>
-            </w:pPr>
-            <w:r>
-              <w:rPr>
-                <w:rFonts w:ascii="Courier New" w:hAnsi="Courier New"/>
-                <w:sz w:val="17"/>
-              </w:rPr>
-              <w:t xml:space="preserve">                ),</w:t>
-            </w:r>
-          </w:p>
-          <w:p>
-            <w:pPr>
-              <w:spacing w:before="0" w:after="0"/>
-            </w:pPr>
-            <w:r>
-              <w:rPr>
-                <w:rFonts w:ascii="Courier New" w:hAnsi="Courier New"/>
-                <w:sz w:val="17"/>
-              </w:rPr>
-              <w:t xml:space="preserve">                child: ListTile(</w:t>
-            </w:r>
-          </w:p>
-          <w:p>
-            <w:pPr>
-              <w:spacing w:before="0" w:after="0"/>
-            </w:pPr>
-            <w:r>
-              <w:rPr>
-                <w:rFonts w:ascii="Courier New" w:hAnsi="Courier New"/>
-                <w:sz w:val="17"/>
-              </w:rPr>
-              <w:t xml:space="preserve">                  leading: _NotifIcon(type: n.type),</w:t>
-            </w:r>
-          </w:p>
-          <w:p>
-            <w:pPr>
-              <w:spacing w:before="0" w:after="0"/>
-            </w:pPr>
-            <w:r>
-              <w:rPr>
-                <w:rFonts w:ascii="Courier New" w:hAnsi="Courier New"/>
-                <w:sz w:val="17"/>
-              </w:rPr>
-              <w:t xml:space="preserve">                  title: Text(n.title,</w:t>
-            </w:r>
-          </w:p>
-          <w:p>
-            <w:pPr>
-              <w:spacing w:before="0" w:after="0"/>
-            </w:pPr>
-            <w:r>
-              <w:rPr>
-                <w:rFonts w:ascii="Courier New" w:hAnsi="Courier New"/>
-                <w:sz w:val="17"/>
-              </w:rPr>
-              <w:t xml:space="preserve">                    style: TextStyle(</w:t>
-            </w:r>
-          </w:p>
-          <w:p>
-            <w:pPr>
-              <w:spacing w:before="0" w:after="0"/>
-            </w:pPr>
-            <w:r>
-              <w:rPr>
-                <w:rFonts w:ascii="Courier New" w:hAnsi="Courier New"/>
-                <w:sz w:val="17"/>
-              </w:rPr>
-              <w:t xml:space="preserve">                      fontWeight: n.isRead ? FontWeight.normal : FontWeight.w700,</w:t>
-            </w:r>
-          </w:p>
-          <w:p>
-            <w:pPr>
-              <w:spacing w:before="0" w:after="0"/>
-            </w:pPr>
-            <w:r>
-              <w:rPr>
-                <w:rFonts w:ascii="Courier New" w:hAnsi="Courier New"/>
-                <w:sz w:val="17"/>
-              </w:rPr>
-              <w:t xml:space="preserve">                    )),</w:t>
-            </w:r>
-          </w:p>
-          <w:p>
-            <w:pPr>
-              <w:spacing w:before="0" w:after="0"/>
-            </w:pPr>
-            <w:r>
-              <w:rPr>
-                <w:rFonts w:ascii="Courier New" w:hAnsi="Courier New"/>
-                <w:sz w:val="17"/>
-              </w:rPr>
-              <w:t xml:space="preserve">                  subtitle: Text(n.body,</w:t>
+              <w:t xml:space="preserve">          return ListView.separated(</w:t>
+            </w:r>
+          </w:p>
+          <w:p>
+            <w:pPr>
+              <w:spacing w:before="0" w:after="0"/>
+            </w:pPr>
+            <w:r>
+              <w:rPr>
+                <w:rFonts w:ascii="Courier New" w:hAnsi="Courier New"/>
+                <w:sz w:val="17"/>
+              </w:rPr>
+              <w:t xml:space="preserve">            padding: const EdgeInsets.fromLTRB(12, 12, 12, 20),</w:t>
+            </w:r>
+          </w:p>
+          <w:p>
+            <w:pPr>
+              <w:spacing w:before="0" w:after="0"/>
+            </w:pPr>
+            <w:r>
+              <w:rPr>
+                <w:rFonts w:ascii="Courier New" w:hAnsi="Courier New"/>
+                <w:sz w:val="17"/>
+              </w:rPr>
+              <w:t xml:space="preserve">            itemCount: notifications.length,</w:t>
+            </w:r>
+          </w:p>
+          <w:p>
+            <w:pPr>
+              <w:spacing w:before="0" w:after="0"/>
+            </w:pPr>
+            <w:r>
+              <w:rPr>
+                <w:rFonts w:ascii="Courier New" w:hAnsi="Courier New"/>
+                <w:sz w:val="17"/>
+              </w:rPr>
+              <w:t xml:space="preserve">            separatorBuilder: (_, __) =&gt; const SizedBox(height: 8),</w:t>
+            </w:r>
+          </w:p>
+          <w:p>
+            <w:pPr>
+              <w:spacing w:before="0" w:after="0"/>
+            </w:pPr>
+            <w:r>
+              <w:rPr>
+                <w:rFonts w:ascii="Courier New" w:hAnsi="Courier New"/>
+                <w:sz w:val="17"/>
+              </w:rPr>
+              <w:t xml:space="preserve">            itemBuilder: (context, index) {</w:t>
+            </w:r>
+          </w:p>
+          <w:p>
+            <w:pPr>
+              <w:spacing w:before="0" w:after="0"/>
+            </w:pPr>
+            <w:r>
+              <w:rPr>
+                <w:rFonts w:ascii="Courier New" w:hAnsi="Courier New"/>
+                <w:sz w:val="17"/>
+              </w:rPr>
+              <w:t xml:space="preserve">              final notif = notifications[index];</w:t>
+            </w:r>
+          </w:p>
+          <w:p>
+            <w:pPr>
+              <w:spacing w:before="0" w:after="0"/>
+            </w:pPr>
+            <w:r>
+              <w:rPr>
+                <w:rFonts w:ascii="Courier New" w:hAnsi="Courier New"/>
+                <w:sz w:val="17"/>
+              </w:rPr>
+              <w:t xml:space="preserve">              return _NotificationTile(</w:t>
+            </w:r>
+          </w:p>
+          <w:p>
+            <w:pPr>
+              <w:spacing w:before="0" w:after="0"/>
+            </w:pPr>
+            <w:r>
+              <w:rPr>
+                <w:rFonts w:ascii="Courier New" w:hAnsi="Courier New"/>
+                <w:sz w:val="17"/>
+              </w:rPr>
+              <w:t xml:space="preserve">                notification: notif,</w:t>
+            </w:r>
+          </w:p>
+          <w:p>
+            <w:pPr>
+              <w:spacing w:before="0" w:after="0"/>
+            </w:pPr>
+            <w:r>
+              <w:rPr>
+                <w:rFonts w:ascii="Courier New" w:hAnsi="Courier New"/>
+                <w:sz w:val="17"/>
+              </w:rPr>
+              <w:t xml:space="preserve">                onTap: () =&gt; NotificationService.markAsRead(notif.id),</w:t>
+            </w:r>
+          </w:p>
+          <w:p>
+            <w:pPr>
+              <w:spacing w:before="0" w:after="0"/>
+            </w:pPr>
+            <w:r>
+              <w:rPr>
+                <w:rFonts w:ascii="Courier New" w:hAnsi="Courier New"/>
+                <w:sz w:val="17"/>
+              </w:rPr>
+              <w:t xml:space="preserve">              );</w:t>
+            </w:r>
+          </w:p>
+          <w:p>
+            <w:pPr>
+              <w:spacing w:before="0" w:after="0"/>
+            </w:pPr>
+            <w:r>
+              <w:rPr>
+                <w:rFonts w:ascii="Courier New" w:hAnsi="Courier New"/>
+                <w:sz w:val="17"/>
+              </w:rPr>
+              <w:t xml:space="preserve">            },</w:t>
+            </w:r>
+          </w:p>
+          <w:p>
+            <w:pPr>
+              <w:spacing w:before="0" w:after="0"/>
+            </w:pPr>
+            <w:r>
+              <w:rPr>
+                <w:rFonts w:ascii="Courier New" w:hAnsi="Courier New"/>
+                <w:sz w:val="17"/>
+              </w:rPr>
+              <w:t xml:space="preserve">          );</w:t>
+            </w:r>
+          </w:p>
+          <w:p>
+            <w:pPr>
+              <w:spacing w:before="0" w:after="0"/>
+            </w:pPr>
+            <w:r>
+              <w:rPr>
+                <w:rFonts w:ascii="Courier New" w:hAnsi="Courier New"/>
+                <w:sz w:val="17"/>
+              </w:rPr>
+              <w:t xml:space="preserve">        },</w:t>
+            </w:r>
+          </w:p>
+          <w:p>
+            <w:pPr>
+              <w:spacing w:before="0" w:after="0"/>
+            </w:pPr>
+            <w:r>
+              <w:rPr>
+                <w:rFonts w:ascii="Courier New" w:hAnsi="Courier New"/>
+                <w:sz w:val="17"/>
+              </w:rPr>
+              <w:t xml:space="preserve">      ),</w:t>
+            </w:r>
+          </w:p>
+          <w:p>
+            <w:pPr>
+              <w:spacing w:before="0" w:after="0"/>
+            </w:pPr>
+            <w:r>
+              <w:rPr>
+                <w:rFonts w:ascii="Courier New" w:hAnsi="Courier New"/>
+                <w:sz w:val="17"/>
+              </w:rPr>
+              <w:t xml:space="preserve">    );</w:t>
+            </w:r>
+          </w:p>
+          <w:p>
+            <w:pPr>
+              <w:spacing w:before="0" w:after="0"/>
+            </w:pPr>
+            <w:r>
+              <w:rPr>
+                <w:rFonts w:ascii="Courier New" w:hAnsi="Courier New"/>
+                <w:sz w:val="17"/>
+              </w:rPr>
+              <w:t xml:space="preserve">  }</w:t>
+            </w:r>
+          </w:p>
+          <w:p>
+            <w:pPr>
+              <w:spacing w:before="0" w:after="0"/>
+            </w:pPr>
+            <w:r>
+              <w:rPr>
+                <w:rFonts w:ascii="Courier New" w:hAnsi="Courier New"/>
+                <w:sz w:val="17"/>
+              </w:rPr>
+              <w:t>}</w:t>
+            </w:r>
+          </w:p>
+          <w:p>
+            <w:pPr>
+              <w:spacing w:before="0" w:after="0"/>
+            </w:pPr>
+          </w:p>
+          <w:p>
+            <w:pPr>
+              <w:spacing w:before="0" w:after="0"/>
+            </w:pPr>
+            <w:r>
+              <w:rPr>
+                <w:rFonts w:ascii="Courier New" w:hAnsi="Courier New"/>
+                <w:sz w:val="17"/>
+              </w:rPr>
+              <w:t>// Widget tuile de notification — couleur et icône déduites du type (String)</w:t>
+            </w:r>
+          </w:p>
+          <w:p>
+            <w:pPr>
+              <w:spacing w:before="0" w:after="0"/>
+            </w:pPr>
+            <w:r>
+              <w:rPr>
+                <w:rFonts w:ascii="Courier New" w:hAnsi="Courier New"/>
+                <w:sz w:val="17"/>
+              </w:rPr>
+              <w:t>class _NotificationTile extends StatelessWidget {</w:t>
+            </w:r>
+          </w:p>
+          <w:p>
+            <w:pPr>
+              <w:spacing w:before="0" w:after="0"/>
+            </w:pPr>
+            <w:r>
+              <w:rPr>
+                <w:rFonts w:ascii="Courier New" w:hAnsi="Courier New"/>
+                <w:sz w:val="17"/>
+              </w:rPr>
+              <w:t xml:space="preserve">  final NotificationItem notification;</w:t>
+            </w:r>
+          </w:p>
+          <w:p>
+            <w:pPr>
+              <w:spacing w:before="0" w:after="0"/>
+            </w:pPr>
+            <w:r>
+              <w:rPr>
+                <w:rFonts w:ascii="Courier New" w:hAnsi="Courier New"/>
+                <w:sz w:val="17"/>
+              </w:rPr>
+              <w:t xml:space="preserve">  final VoidCallback onTap;</w:t>
+            </w:r>
+          </w:p>
+          <w:p>
+            <w:pPr>
+              <w:spacing w:before="0" w:after="0"/>
+            </w:pPr>
+          </w:p>
+          <w:p>
+            <w:pPr>
+              <w:spacing w:before="0" w:after="0"/>
+            </w:pPr>
+            <w:r>
+              <w:rPr>
+                <w:rFonts w:ascii="Courier New" w:hAnsi="Courier New"/>
+                <w:sz w:val="17"/>
+              </w:rPr>
+              <w:t xml:space="preserve">  Color _getTypeColor() {</w:t>
+            </w:r>
+          </w:p>
+          <w:p>
+            <w:pPr>
+              <w:spacing w:before="0" w:after="0"/>
+            </w:pPr>
+            <w:r>
+              <w:rPr>
+                <w:rFonts w:ascii="Courier New" w:hAnsi="Courier New"/>
+                <w:sz w:val="17"/>
+              </w:rPr>
+              <w:t xml:space="preserve">    switch (notification.type) {</w:t>
+            </w:r>
+          </w:p>
+          <w:p>
+            <w:pPr>
+              <w:spacing w:before="0" w:after="0"/>
+            </w:pPr>
+            <w:r>
+              <w:rPr>
+                <w:rFonts w:ascii="Courier New" w:hAnsi="Courier New"/>
+                <w:sz w:val="17"/>
+              </w:rPr>
+              <w:t xml:space="preserve">      case 'mentor_request':           return AppColors.roleMentor;</w:t>
+            </w:r>
+          </w:p>
+          <w:p>
+            <w:pPr>
+              <w:spacing w:before="0" w:after="0"/>
+            </w:pPr>
+            <w:r>
+              <w:rPr>
+                <w:rFonts w:ascii="Courier New" w:hAnsi="Courier New"/>
+                <w:sz w:val="17"/>
+              </w:rPr>
+              <w:t xml:space="preserve">      case 'mentor_request_accepted':  return AppColors.green;</w:t>
+            </w:r>
+          </w:p>
+          <w:p>
+            <w:pPr>
+              <w:spacing w:before="0" w:after="0"/>
+            </w:pPr>
+            <w:r>
+              <w:rPr>
+                <w:rFonts w:ascii="Courier New" w:hAnsi="Courier New"/>
+                <w:sz w:val="17"/>
+              </w:rPr>
+              <w:t xml:space="preserve">      case 'mentor_request_rejected':  return AppColors.red;</w:t>
+            </w:r>
+          </w:p>
+          <w:p>
+            <w:pPr>
+              <w:spacing w:before="0" w:after="0"/>
+            </w:pPr>
+            <w:r>
+              <w:rPr>
+                <w:rFonts w:ascii="Courier New" w:hAnsi="Courier New"/>
+                <w:sz w:val="17"/>
+              </w:rPr>
+              <w:t xml:space="preserve">      case 'session_booked':</w:t>
+            </w:r>
+          </w:p>
+          <w:p>
+            <w:pPr>
+              <w:spacing w:before="0" w:after="0"/>
+            </w:pPr>
+            <w:r>
+              <w:rPr>
+                <w:rFonts w:ascii="Courier New" w:hAnsi="Courier New"/>
+                <w:sz w:val="17"/>
+              </w:rPr>
+              <w:t xml:space="preserve">      case 'rdv_booked':               return AppColors.blue;</w:t>
+            </w:r>
+          </w:p>
+          <w:p>
+            <w:pPr>
+              <w:spacing w:before="0" w:after="0"/>
+            </w:pPr>
+            <w:r>
+              <w:rPr>
+                <w:rFonts w:ascii="Courier New" w:hAnsi="Courier New"/>
+                <w:sz w:val="17"/>
+              </w:rPr>
+              <w:t xml:space="preserve">      case 'session_cancelled':        return AppColors.red;</w:t>
+            </w:r>
+          </w:p>
+          <w:p>
+            <w:pPr>
+              <w:spacing w:before="0" w:after="0"/>
+            </w:pPr>
+            <w:r>
+              <w:rPr>
+                <w:rFonts w:ascii="Courier New" w:hAnsi="Courier New"/>
+                <w:sz w:val="17"/>
+              </w:rPr>
+              <w:t xml:space="preserve">      case 'message':                  return AppColors.blue;</w:t>
+            </w:r>
+          </w:p>
+          <w:p>
+            <w:pPr>
+              <w:spacing w:before="0" w:after="0"/>
+            </w:pPr>
+            <w:r>
+              <w:rPr>
+                <w:rFonts w:ascii="Courier New" w:hAnsi="Courier New"/>
+                <w:sz w:val="17"/>
+              </w:rPr>
+              <w:t xml:space="preserve">      default:                         return AppColors.amber;</w:t>
+            </w:r>
+          </w:p>
+          <w:p>
+            <w:pPr>
+              <w:spacing w:before="0" w:after="0"/>
+            </w:pPr>
+            <w:r>
+              <w:rPr>
+                <w:rFonts w:ascii="Courier New" w:hAnsi="Courier New"/>
+                <w:sz w:val="17"/>
+              </w:rPr>
+              <w:t xml:space="preserve">    }</w:t>
+            </w:r>
+          </w:p>
+          <w:p>
+            <w:pPr>
+              <w:spacing w:before="0" w:after="0"/>
+            </w:pPr>
+            <w:r>
+              <w:rPr>
+                <w:rFonts w:ascii="Courier New" w:hAnsi="Courier New"/>
+                <w:sz w:val="17"/>
+              </w:rPr>
+              <w:t xml:space="preserve">  }</w:t>
+            </w:r>
+          </w:p>
+          <w:p>
+            <w:pPr>
+              <w:spacing w:before="0" w:after="0"/>
+            </w:pPr>
+          </w:p>
+          <w:p>
+            <w:pPr>
+              <w:spacing w:before="0" w:after="0"/>
+            </w:pPr>
+            <w:r>
+              <w:rPr>
+                <w:rFonts w:ascii="Courier New" w:hAnsi="Courier New"/>
+                <w:sz w:val="17"/>
+              </w:rPr>
+              <w:t xml:space="preserve">  @override</w:t>
+            </w:r>
+          </w:p>
+          <w:p>
+            <w:pPr>
+              <w:spacing w:before="0" w:after="0"/>
+            </w:pPr>
+            <w:r>
+              <w:rPr>
+                <w:rFonts w:ascii="Courier New" w:hAnsi="Courier New"/>
+                <w:sz w:val="17"/>
+              </w:rPr>
+              <w:t xml:space="preserve">  Widget build(BuildContext context) {</w:t>
+            </w:r>
+          </w:p>
+          <w:p>
+            <w:pPr>
+              <w:spacing w:before="0" w:after="0"/>
+            </w:pPr>
+            <w:r>
+              <w:rPr>
+                <w:rFonts w:ascii="Courier New" w:hAnsi="Courier New"/>
+                <w:sz w:val="17"/>
+              </w:rPr>
+              <w:t xml:space="preserve">    final color = _getTypeColor();</w:t>
+            </w:r>
+          </w:p>
+          <w:p>
+            <w:pPr>
+              <w:spacing w:before="0" w:after="0"/>
+            </w:pPr>
+            <w:r>
+              <w:rPr>
+                <w:rFonts w:ascii="Courier New" w:hAnsi="Courier New"/>
+                <w:sz w:val="17"/>
+              </w:rPr>
+              <w:t xml:space="preserve">    return InkWell(</w:t>
+            </w:r>
+          </w:p>
+          <w:p>
+            <w:pPr>
+              <w:spacing w:before="0" w:after="0"/>
+            </w:pPr>
+            <w:r>
+              <w:rPr>
+                <w:rFonts w:ascii="Courier New" w:hAnsi="Courier New"/>
+                <w:sz w:val="17"/>
+              </w:rPr>
+              <w:t xml:space="preserve">      onTap: onTap,</w:t>
+            </w:r>
+          </w:p>
+          <w:p>
+            <w:pPr>
+              <w:spacing w:before="0" w:after="0"/>
+            </w:pPr>
+            <w:r>
+              <w:rPr>
+                <w:rFonts w:ascii="Courier New" w:hAnsi="Courier New"/>
+                <w:sz w:val="17"/>
+              </w:rPr>
+              <w:t xml:space="preserve">      borderRadius: BorderRadius.circular(12),</w:t>
+            </w:r>
+          </w:p>
+          <w:p>
+            <w:pPr>
+              <w:spacing w:before="0" w:after="0"/>
+            </w:pPr>
+            <w:r>
+              <w:rPr>
+                <w:rFonts w:ascii="Courier New" w:hAnsi="Courier New"/>
+                <w:sz w:val="17"/>
+              </w:rPr>
+              <w:t xml:space="preserve">      child: Container(</w:t>
+            </w:r>
+          </w:p>
+          <w:p>
+            <w:pPr>
+              <w:spacing w:before="0" w:after="0"/>
+            </w:pPr>
+            <w:r>
+              <w:rPr>
+                <w:rFonts w:ascii="Courier New" w:hAnsi="Courier New"/>
+                <w:sz w:val="17"/>
+              </w:rPr>
+              <w:t xml:space="preserve">        padding: const EdgeInsets.all(12),</w:t>
+            </w:r>
+          </w:p>
+          <w:p>
+            <w:pPr>
+              <w:spacing w:before="0" w:after="0"/>
+            </w:pPr>
+            <w:r>
+              <w:rPr>
+                <w:rFonts w:ascii="Courier New" w:hAnsi="Courier New"/>
+                <w:sz w:val="17"/>
+              </w:rPr>
+              <w:t xml:space="preserve">        decoration: BoxDecoration(</w:t>
+            </w:r>
+          </w:p>
+          <w:p>
+            <w:pPr>
+              <w:spacing w:before="0" w:after="0"/>
+            </w:pPr>
+            <w:r>
+              <w:rPr>
+                <w:rFonts w:ascii="Courier New" w:hAnsi="Courier New"/>
+                <w:sz w:val="17"/>
+              </w:rPr>
+              <w:t xml:space="preserve">          color: notification.isRead ? AppColors.surface : color.withValues(alpha: 0.08),</w:t>
+            </w:r>
+          </w:p>
+          <w:p>
+            <w:pPr>
+              <w:spacing w:before="0" w:after="0"/>
+            </w:pPr>
+            <w:r>
+              <w:rPr>
+                <w:rFonts w:ascii="Courier New" w:hAnsi="Courier New"/>
+                <w:sz w:val="17"/>
+              </w:rPr>
+              <w:t xml:space="preserve">          borderRadius: BorderRadius.circular(12),</w:t>
+            </w:r>
+          </w:p>
+          <w:p>
+            <w:pPr>
+              <w:spacing w:before="0" w:after="0"/>
+            </w:pPr>
+            <w:r>
+              <w:rPr>
+                <w:rFonts w:ascii="Courier New" w:hAnsi="Courier New"/>
+                <w:sz w:val="17"/>
+              </w:rPr>
+              <w:t xml:space="preserve">          border: Border.all(</w:t>
+            </w:r>
+          </w:p>
+          <w:p>
+            <w:pPr>
+              <w:spacing w:before="0" w:after="0"/>
+            </w:pPr>
+            <w:r>
+              <w:rPr>
+                <w:rFonts w:ascii="Courier New" w:hAnsi="Courier New"/>
+                <w:sz w:val="17"/>
+              </w:rPr>
+              <w:t xml:space="preserve">            color: notification.isRead ? AppColors.border : color.withValues(alpha: 0.3),</w:t>
+            </w:r>
+          </w:p>
+          <w:p>
+            <w:pPr>
+              <w:spacing w:before="0" w:after="0"/>
+            </w:pPr>
+            <w:r>
+              <w:rPr>
+                <w:rFonts w:ascii="Courier New" w:hAnsi="Courier New"/>
+                <w:sz w:val="17"/>
+              </w:rPr>
+              <w:t xml:space="preserve">          ),</w:t>
+            </w:r>
+          </w:p>
+          <w:p>
+            <w:pPr>
+              <w:spacing w:before="0" w:after="0"/>
+            </w:pPr>
+            <w:r>
+              <w:rPr>
+                <w:rFonts w:ascii="Courier New" w:hAnsi="Courier New"/>
+                <w:sz w:val="17"/>
+              </w:rPr>
+              <w:t xml:space="preserve">        ),</w:t>
+            </w:r>
+          </w:p>
+          <w:p>
+            <w:pPr>
+              <w:spacing w:before="0" w:after="0"/>
+            </w:pPr>
+            <w:r>
+              <w:rPr>
+                <w:rFonts w:ascii="Courier New" w:hAnsi="Courier New"/>
+                <w:sz w:val="17"/>
+              </w:rPr>
+              <w:t xml:space="preserve">        child: Row(</w:t>
+            </w:r>
+          </w:p>
+          <w:p>
+            <w:pPr>
+              <w:spacing w:before="0" w:after="0"/>
+            </w:pPr>
+            <w:r>
+              <w:rPr>
+                <w:rFonts w:ascii="Courier New" w:hAnsi="Courier New"/>
+                <w:sz w:val="17"/>
+              </w:rPr>
+              <w:t xml:space="preserve">          crossAxisAlignment: CrossAxisAlignment.start,</w:t>
+            </w:r>
+          </w:p>
+          <w:p>
+            <w:pPr>
+              <w:spacing w:before="0" w:after="0"/>
+            </w:pPr>
+            <w:r>
+              <w:rPr>
+                <w:rFonts w:ascii="Courier New" w:hAnsi="Courier New"/>
+                <w:sz w:val="17"/>
+              </w:rPr>
+              <w:t xml:space="preserve">          children: [</w:t>
+            </w:r>
+          </w:p>
+          <w:p>
+            <w:pPr>
+              <w:spacing w:before="0" w:after="0"/>
+            </w:pPr>
+            <w:r>
+              <w:rPr>
+                <w:rFonts w:ascii="Courier New" w:hAnsi="Courier New"/>
+                <w:sz w:val="17"/>
+              </w:rPr>
+              <w:t xml:space="preserve">            // Icône type</w:t>
+            </w:r>
+          </w:p>
+          <w:p>
+            <w:pPr>
+              <w:spacing w:before="0" w:after="0"/>
+            </w:pPr>
+            <w:r>
+              <w:rPr>
+                <w:rFonts w:ascii="Courier New" w:hAnsi="Courier New"/>
+                <w:sz w:val="17"/>
+              </w:rPr>
+              <w:t xml:space="preserve">            Container(</w:t>
+            </w:r>
+          </w:p>
+          <w:p>
+            <w:pPr>
+              <w:spacing w:before="0" w:after="0"/>
+            </w:pPr>
+            <w:r>
+              <w:rPr>
+                <w:rFonts w:ascii="Courier New" w:hAnsi="Courier New"/>
+                <w:sz w:val="17"/>
+              </w:rPr>
+              <w:t xml:space="preserve">              width: 44, height: 44,</w:t>
+            </w:r>
+          </w:p>
+          <w:p>
+            <w:pPr>
+              <w:spacing w:before="0" w:after="0"/>
+            </w:pPr>
+            <w:r>
+              <w:rPr>
+                <w:rFonts w:ascii="Courier New" w:hAnsi="Courier New"/>
+                <w:sz w:val="17"/>
+              </w:rPr>
+              <w:t xml:space="preserve">              decoration: BoxDecoration(</w:t>
+            </w:r>
+          </w:p>
+          <w:p>
+            <w:pPr>
+              <w:spacing w:before="0" w:after="0"/>
+            </w:pPr>
+            <w:r>
+              <w:rPr>
+                <w:rFonts w:ascii="Courier New" w:hAnsi="Courier New"/>
+                <w:sz w:val="17"/>
+              </w:rPr>
+              <w:t xml:space="preserve">                color: color.withValues(alpha: 0.15),</w:t>
+            </w:r>
+          </w:p>
+          <w:p>
+            <w:pPr>
+              <w:spacing w:before="0" w:after="0"/>
+            </w:pPr>
+            <w:r>
+              <w:rPr>
+                <w:rFonts w:ascii="Courier New" w:hAnsi="Courier New"/>
+                <w:sz w:val="17"/>
+              </w:rPr>
+              <w:t xml:space="preserve">                borderRadius: BorderRadius.circular(10),</w:t>
+            </w:r>
+          </w:p>
+          <w:p>
+            <w:pPr>
+              <w:spacing w:before="0" w:after="0"/>
+            </w:pPr>
+            <w:r>
+              <w:rPr>
+                <w:rFonts w:ascii="Courier New" w:hAnsi="Courier New"/>
+                <w:sz w:val="17"/>
+              </w:rPr>
+              <w:t xml:space="preserve">              ),</w:t>
+            </w:r>
+          </w:p>
+          <w:p>
+            <w:pPr>
+              <w:spacing w:before="0" w:after="0"/>
+            </w:pPr>
+            <w:r>
+              <w:rPr>
+                <w:rFonts w:ascii="Courier New" w:hAnsi="Courier New"/>
+                <w:sz w:val="17"/>
+              </w:rPr>
+              <w:t xml:space="preserve">              child: Icon(_getTypeIcon(), color: color, size: 22),</w:t>
+            </w:r>
+          </w:p>
+          <w:p>
+            <w:pPr>
+              <w:spacing w:before="0" w:after="0"/>
+            </w:pPr>
+            <w:r>
+              <w:rPr>
+                <w:rFonts w:ascii="Courier New" w:hAnsi="Courier New"/>
+                <w:sz w:val="17"/>
+              </w:rPr>
+              <w:t xml:space="preserve">            ),</w:t>
+            </w:r>
+          </w:p>
+          <w:p>
+            <w:pPr>
+              <w:spacing w:before="0" w:after="0"/>
+            </w:pPr>
+            <w:r>
+              <w:rPr>
+                <w:rFonts w:ascii="Courier New" w:hAnsi="Courier New"/>
+                <w:sz w:val="17"/>
+              </w:rPr>
+              <w:t xml:space="preserve">            const SizedBox(width: 12),</w:t>
+            </w:r>
+          </w:p>
+          <w:p>
+            <w:pPr>
+              <w:spacing w:before="0" w:after="0"/>
+            </w:pPr>
+            <w:r>
+              <w:rPr>
+                <w:rFonts w:ascii="Courier New" w:hAnsi="Courier New"/>
+                <w:sz w:val="17"/>
+              </w:rPr>
+              <w:t xml:space="preserve">            Expanded(</w:t>
+            </w:r>
+          </w:p>
+          <w:p>
+            <w:pPr>
+              <w:spacing w:before="0" w:after="0"/>
+            </w:pPr>
+            <w:r>
+              <w:rPr>
+                <w:rFonts w:ascii="Courier New" w:hAnsi="Courier New"/>
+                <w:sz w:val="17"/>
+              </w:rPr>
+              <w:t xml:space="preserve">              child: Column(</w:t>
+            </w:r>
+          </w:p>
+          <w:p>
+            <w:pPr>
+              <w:spacing w:before="0" w:after="0"/>
+            </w:pPr>
+            <w:r>
+              <w:rPr>
+                <w:rFonts w:ascii="Courier New" w:hAnsi="Courier New"/>
+                <w:sz w:val="17"/>
+              </w:rPr>
+              <w:t xml:space="preserve">                crossAxisAlignment: CrossAxisAlignment.start,</w:t>
+            </w:r>
+          </w:p>
+          <w:p>
+            <w:pPr>
+              <w:spacing w:before="0" w:after="0"/>
+            </w:pPr>
+            <w:r>
+              <w:rPr>
+                <w:rFonts w:ascii="Courier New" w:hAnsi="Courier New"/>
+                <w:sz w:val="17"/>
+              </w:rPr>
+              <w:t xml:space="preserve">                children: [</w:t>
+            </w:r>
+          </w:p>
+          <w:p>
+            <w:pPr>
+              <w:spacing w:before="0" w:after="0"/>
+            </w:pPr>
+            <w:r>
+              <w:rPr>
+                <w:rFonts w:ascii="Courier New" w:hAnsi="Courier New"/>
+                <w:sz w:val="17"/>
+              </w:rPr>
+              <w:t xml:space="preserve">                  Row(children: [</w:t>
+            </w:r>
+          </w:p>
+          <w:p>
+            <w:pPr>
+              <w:spacing w:before="0" w:after="0"/>
+            </w:pPr>
+            <w:r>
+              <w:rPr>
+                <w:rFonts w:ascii="Courier New" w:hAnsi="Courier New"/>
+                <w:sz w:val="17"/>
+              </w:rPr>
+              <w:t xml:space="preserve">                    Expanded(</w:t>
+            </w:r>
+          </w:p>
+          <w:p>
+            <w:pPr>
+              <w:spacing w:before="0" w:after="0"/>
+            </w:pPr>
+            <w:r>
+              <w:rPr>
+                <w:rFonts w:ascii="Courier New" w:hAnsi="Courier New"/>
+                <w:sz w:val="17"/>
+              </w:rPr>
+              <w:t xml:space="preserve">                      child: Text(notification.title,</w:t>
+            </w:r>
+          </w:p>
+          <w:p>
+            <w:pPr>
+              <w:spacing w:before="0" w:after="0"/>
+            </w:pPr>
+            <w:r>
+              <w:rPr>
+                <w:rFonts w:ascii="Courier New" w:hAnsi="Courier New"/>
+                <w:sz w:val="17"/>
+              </w:rPr>
+              <w:t xml:space="preserve">                          style: const TextStyle(fontSize: 13,</w:t>
+            </w:r>
+          </w:p>
+          <w:p>
+            <w:pPr>
+              <w:spacing w:before="0" w:after="0"/>
+            </w:pPr>
+            <w:r>
+              <w:rPr>
+                <w:rFonts w:ascii="Courier New" w:hAnsi="Courier New"/>
+                <w:sz w:val="17"/>
+              </w:rPr>
+              <w:t xml:space="preserve">                              fontWeight: FontWeight.w800, color: AppColors.navyDeep)),</w:t>
+            </w:r>
+          </w:p>
+          <w:p>
+            <w:pPr>
+              <w:spacing w:before="0" w:after="0"/>
+            </w:pPr>
+            <w:r>
+              <w:rPr>
+                <w:rFonts w:ascii="Courier New" w:hAnsi="Courier New"/>
+                <w:sz w:val="17"/>
+              </w:rPr>
+              <w:t xml:space="preserve">                    ),</w:t>
+            </w:r>
+          </w:p>
+          <w:p>
+            <w:pPr>
+              <w:spacing w:before="0" w:after="0"/>
+            </w:pPr>
+            <w:r>
+              <w:rPr>
+                <w:rFonts w:ascii="Courier New" w:hAnsi="Courier New"/>
+                <w:sz w:val="17"/>
+              </w:rPr>
+              <w:t xml:space="preserve">                    if (!notification.isRead)</w:t>
+            </w:r>
+          </w:p>
+          <w:p>
+            <w:pPr>
+              <w:spacing w:before="0" w:after="0"/>
+            </w:pPr>
+            <w:r>
+              <w:rPr>
+                <w:rFonts w:ascii="Courier New" w:hAnsi="Courier New"/>
+                <w:sz w:val="17"/>
+              </w:rPr>
+              <w:t xml:space="preserve">                      Container(width: 8, height: 8,</w:t>
+            </w:r>
+          </w:p>
+          <w:p>
+            <w:pPr>
+              <w:spacing w:before="0" w:after="0"/>
+            </w:pPr>
+            <w:r>
+              <w:rPr>
+                <w:rFonts w:ascii="Courier New" w:hAnsi="Courier New"/>
+                <w:sz w:val="17"/>
+              </w:rPr>
+              <w:t xml:space="preserve">                          decoration: BoxDecoration(color: color, shape: BoxShape.circle)),</w:t>
+            </w:r>
+          </w:p>
+          <w:p>
+            <w:pPr>
+              <w:spacing w:before="0" w:after="0"/>
+            </w:pPr>
+            <w:r>
+              <w:rPr>
+                <w:rFonts w:ascii="Courier New" w:hAnsi="Courier New"/>
+                <w:sz w:val="17"/>
+              </w:rPr>
+              <w:t xml:space="preserve">                  ]),</w:t>
+            </w:r>
+          </w:p>
+          <w:p>
+            <w:pPr>
+              <w:spacing w:before="0" w:after="0"/>
+            </w:pPr>
+            <w:r>
+              <w:rPr>
+                <w:rFonts w:ascii="Courier New" w:hAnsi="Courier New"/>
+                <w:sz w:val="17"/>
+              </w:rPr>
+              <w:t xml:space="preserve">                  const SizedBox(height: 4),</w:t>
+            </w:r>
+          </w:p>
+          <w:p>
+            <w:pPr>
+              <w:spacing w:before="0" w:after="0"/>
+            </w:pPr>
+            <w:r>
+              <w:rPr>
+                <w:rFonts w:ascii="Courier New" w:hAnsi="Courier New"/>
+                <w:sz w:val="17"/>
+              </w:rPr>
+              <w:t xml:space="preserve">                  Text(notification.message,       // &lt;-- champ 'message'</w:t>
+            </w:r>
+          </w:p>
+          <w:p>
+            <w:pPr>
+              <w:spacing w:before="0" w:after="0"/>
+            </w:pPr>
+            <w:r>
+              <w:rPr>
+                <w:rFonts w:ascii="Courier New" w:hAnsi="Courier New"/>
+                <w:sz w:val="17"/>
+              </w:rPr>
+              <w:t xml:space="preserve">                      style: const TextStyle(fontSize: 12, color: AppColors.muted, height: 1.4),</w:t>
             </w:r>
           </w:p>
           <w:p>
@@ -5503,247 +6991,91 @@
                 <w:rFonts w:ascii="Courier New" w:hAnsi="Courier New"/>
                 <w:sz w:val="17"/>
               </w:rPr>
-              <w:t xml:space="preserve">                  trailing: Column(</w:t>
-            </w:r>
-          </w:p>
-          <w:p>
-            <w:pPr>
-              <w:spacing w:before="0" w:after="0"/>
-            </w:pPr>
-            <w:r>
-              <w:rPr>
-                <w:rFonts w:ascii="Courier New" w:hAnsi="Courier New"/>
-                <w:sz w:val="17"/>
-              </w:rPr>
-              <w:t xml:space="preserve">                    mainAxisSize: MainAxisSize.min,</w:t>
-            </w:r>
-          </w:p>
-          <w:p>
-            <w:pPr>
-              <w:spacing w:before="0" w:after="0"/>
-            </w:pPr>
-            <w:r>
-              <w:rPr>
-                <w:rFonts w:ascii="Courier New" w:hAnsi="Courier New"/>
-                <w:sz w:val="17"/>
-              </w:rPr>
-              <w:t xml:space="preserve">                    crossAxisAlignment: CrossAxisAlignment.end,</w:t>
-            </w:r>
-          </w:p>
-          <w:p>
-            <w:pPr>
-              <w:spacing w:before="0" w:after="0"/>
-            </w:pPr>
-            <w:r>
-              <w:rPr>
-                <w:rFonts w:ascii="Courier New" w:hAnsi="Courier New"/>
-                <w:sz w:val="17"/>
-              </w:rPr>
-              <w:t xml:space="preserve">                    children: [</w:t>
-            </w:r>
-          </w:p>
-          <w:p>
-            <w:pPr>
-              <w:spacing w:before="0" w:after="0"/>
-            </w:pPr>
-            <w:r>
-              <w:rPr>
-                <w:rFonts w:ascii="Courier New" w:hAnsi="Courier New"/>
-                <w:sz w:val="17"/>
-              </w:rPr>
-              <w:t xml:space="preserve">                      Text(n.timeAgo,</w:t>
-            </w:r>
-          </w:p>
-          <w:p>
-            <w:pPr>
-              <w:spacing w:before="0" w:after="0"/>
-            </w:pPr>
-            <w:r>
-              <w:rPr>
-                <w:rFonts w:ascii="Courier New" w:hAnsi="Courier New"/>
-                <w:sz w:val="17"/>
-              </w:rPr>
-              <w:t xml:space="preserve">                          style: const TextStyle(fontSize: 11, color: AppColors.muted)),</w:t>
-            </w:r>
-          </w:p>
-          <w:p>
-            <w:pPr>
-              <w:spacing w:before="0" w:after="0"/>
-            </w:pPr>
-            <w:r>
-              <w:rPr>
-                <w:rFonts w:ascii="Courier New" w:hAnsi="Courier New"/>
-                <w:sz w:val="17"/>
-              </w:rPr>
-              <w:t xml:space="preserve">                      if (!n.isRead)</w:t>
-            </w:r>
-          </w:p>
-          <w:p>
-            <w:pPr>
-              <w:spacing w:before="0" w:after="0"/>
-            </w:pPr>
-            <w:r>
-              <w:rPr>
-                <w:rFonts w:ascii="Courier New" w:hAnsi="Courier New"/>
-                <w:sz w:val="17"/>
-              </w:rPr>
-              <w:t xml:space="preserve">                        Container(</w:t>
-            </w:r>
-          </w:p>
-          <w:p>
-            <w:pPr>
-              <w:spacing w:before="0" w:after="0"/>
-            </w:pPr>
-            <w:r>
-              <w:rPr>
-                <w:rFonts w:ascii="Courier New" w:hAnsi="Courier New"/>
-                <w:sz w:val="17"/>
-              </w:rPr>
-              <w:t xml:space="preserve">                          width: 8, height: 8, margin: const EdgeInsets.only(top: 4),</w:t>
-            </w:r>
-          </w:p>
-          <w:p>
-            <w:pPr>
-              <w:spacing w:before="0" w:after="0"/>
-            </w:pPr>
-            <w:r>
-              <w:rPr>
-                <w:rFonts w:ascii="Courier New" w:hAnsi="Courier New"/>
-                <w:sz w:val="17"/>
-              </w:rPr>
-              <w:t xml:space="preserve">                          decoration: const BoxDecoration(</w:t>
-            </w:r>
-          </w:p>
-          <w:p>
-            <w:pPr>
-              <w:spacing w:before="0" w:after="0"/>
-            </w:pPr>
-            <w:r>
-              <w:rPr>
-                <w:rFonts w:ascii="Courier New" w:hAnsi="Courier New"/>
-                <w:sz w:val="17"/>
-              </w:rPr>
-              <w:t xml:space="preserve">                              color: AppColors.blue, shape: BoxShape.circle),</w:t>
-            </w:r>
-          </w:p>
-          <w:p>
-            <w:pPr>
-              <w:spacing w:before="0" w:after="0"/>
-            </w:pPr>
-            <w:r>
-              <w:rPr>
-                <w:rFonts w:ascii="Courier New" w:hAnsi="Courier New"/>
-                <w:sz w:val="17"/>
-              </w:rPr>
-              <w:t xml:space="preserve">                        ),</w:t>
-            </w:r>
-          </w:p>
-          <w:p>
-            <w:pPr>
-              <w:spacing w:before="0" w:after="0"/>
-            </w:pPr>
-            <w:r>
-              <w:rPr>
-                <w:rFonts w:ascii="Courier New" w:hAnsi="Courier New"/>
-                <w:sz w:val="17"/>
-              </w:rPr>
-              <w:t xml:space="preserve">                    ],</w:t>
-            </w:r>
-          </w:p>
-          <w:p>
-            <w:pPr>
-              <w:spacing w:before="0" w:after="0"/>
-            </w:pPr>
-            <w:r>
-              <w:rPr>
-                <w:rFonts w:ascii="Courier New" w:hAnsi="Courier New"/>
-                <w:sz w:val="17"/>
-              </w:rPr>
-              <w:t xml:space="preserve">                  ),</w:t>
-            </w:r>
-          </w:p>
-          <w:p>
-            <w:pPr>
-              <w:spacing w:before="0" w:after="0"/>
-            </w:pPr>
-            <w:r>
-              <w:rPr>
-                <w:rFonts w:ascii="Courier New" w:hAnsi="Courier New"/>
-                <w:sz w:val="17"/>
-              </w:rPr>
-              <w:t xml:space="preserve">                  tileColor: n.isRead ? null : AppColors.blue.withValues(alpha: 0.05),</w:t>
-            </w:r>
-          </w:p>
-          <w:p>
-            <w:pPr>
-              <w:spacing w:before="0" w:after="0"/>
-            </w:pPr>
-            <w:r>
-              <w:rPr>
-                <w:rFonts w:ascii="Courier New" w:hAnsi="Courier New"/>
-                <w:sz w:val="17"/>
-              </w:rPr>
-              <w:t xml:space="preserve">                  onTap: () =&gt; NotificationService.markRead(n.id),</w:t>
-            </w:r>
-          </w:p>
-          <w:p>
-            <w:pPr>
-              <w:spacing w:before="0" w:after="0"/>
-            </w:pPr>
-            <w:r>
-              <w:rPr>
-                <w:rFonts w:ascii="Courier New" w:hAnsi="Courier New"/>
-                <w:sz w:val="17"/>
-              </w:rPr>
-              <w:t xml:space="preserve">                ),</w:t>
-            </w:r>
-          </w:p>
-          <w:p>
-            <w:pPr>
-              <w:spacing w:before="0" w:after="0"/>
-            </w:pPr>
-            <w:r>
-              <w:rPr>
-                <w:rFonts w:ascii="Courier New" w:hAnsi="Courier New"/>
-                <w:sz w:val="17"/>
-              </w:rPr>
-              <w:t xml:space="preserve">              );</w:t>
-            </w:r>
-          </w:p>
-          <w:p>
-            <w:pPr>
-              <w:spacing w:before="0" w:after="0"/>
-            </w:pPr>
-            <w:r>
-              <w:rPr>
-                <w:rFonts w:ascii="Courier New" w:hAnsi="Courier New"/>
-                <w:sz w:val="17"/>
-              </w:rPr>
-              <w:t xml:space="preserve">            },</w:t>
-            </w:r>
-          </w:p>
-          <w:p>
-            <w:pPr>
-              <w:spacing w:before="0" w:after="0"/>
-            </w:pPr>
-            <w:r>
-              <w:rPr>
-                <w:rFonts w:ascii="Courier New" w:hAnsi="Courier New"/>
-                <w:sz w:val="17"/>
-              </w:rPr>
-              <w:t xml:space="preserve">          );</w:t>
-            </w:r>
-          </w:p>
-          <w:p>
-            <w:pPr>
-              <w:spacing w:before="0" w:after="0"/>
-            </w:pPr>
-            <w:r>
-              <w:rPr>
-                <w:rFonts w:ascii="Courier New" w:hAnsi="Courier New"/>
-                <w:sz w:val="17"/>
-              </w:rPr>
-              <w:t xml:space="preserve">        },</w:t>
+              <w:t xml:space="preserve">                  const SizedBox(height: 6),</w:t>
+            </w:r>
+          </w:p>
+          <w:p>
+            <w:pPr>
+              <w:spacing w:before="0" w:after="0"/>
+            </w:pPr>
+            <w:r>
+              <w:rPr>
+                <w:rFonts w:ascii="Courier New" w:hAnsi="Courier New"/>
+                <w:sz w:val="17"/>
+              </w:rPr>
+              <w:t xml:space="preserve">                  Text(_formatTime(notification.timestamp),   // &lt;-- champ 'timestamp'</w:t>
+            </w:r>
+          </w:p>
+          <w:p>
+            <w:pPr>
+              <w:spacing w:before="0" w:after="0"/>
+            </w:pPr>
+            <w:r>
+              <w:rPr>
+                <w:rFonts w:ascii="Courier New" w:hAnsi="Courier New"/>
+                <w:sz w:val="17"/>
+              </w:rPr>
+              <w:t xml:space="preserve">                      style: const TextStyle(fontSize: 11, color: AppColors.muted)),</w:t>
+            </w:r>
+          </w:p>
+          <w:p>
+            <w:pPr>
+              <w:spacing w:before="0" w:after="0"/>
+            </w:pPr>
+            <w:r>
+              <w:rPr>
+                <w:rFonts w:ascii="Courier New" w:hAnsi="Courier New"/>
+                <w:sz w:val="17"/>
+              </w:rPr>
+              <w:t xml:space="preserve">                ],</w:t>
+            </w:r>
+          </w:p>
+          <w:p>
+            <w:pPr>
+              <w:spacing w:before="0" w:after="0"/>
+            </w:pPr>
+            <w:r>
+              <w:rPr>
+                <w:rFonts w:ascii="Courier New" w:hAnsi="Courier New"/>
+                <w:sz w:val="17"/>
+              </w:rPr>
+              <w:t xml:space="preserve">              ),</w:t>
+            </w:r>
+          </w:p>
+          <w:p>
+            <w:pPr>
+              <w:spacing w:before="0" w:after="0"/>
+            </w:pPr>
+            <w:r>
+              <w:rPr>
+                <w:rFonts w:ascii="Courier New" w:hAnsi="Courier New"/>
+                <w:sz w:val="17"/>
+              </w:rPr>
+              <w:t xml:space="preserve">            ),</w:t>
+            </w:r>
+          </w:p>
+          <w:p>
+            <w:pPr>
+              <w:spacing w:before="0" w:after="0"/>
+            </w:pPr>
+            <w:r>
+              <w:rPr>
+                <w:rFonts w:ascii="Courier New" w:hAnsi="Courier New"/>
+                <w:sz w:val="17"/>
+              </w:rPr>
+              <w:t xml:space="preserve">          ],</w:t>
+            </w:r>
+          </w:p>
+          <w:p>
+            <w:pPr>
+              <w:spacing w:before="0" w:after="0"/>
+            </w:pPr>
+            <w:r>
+              <w:rPr>
+                <w:rFonts w:ascii="Courier New" w:hAnsi="Courier New"/>
+                <w:sz w:val="17"/>
+              </w:rPr>
+              <w:t xml:space="preserve">        ),</w:t>
             </w:r>
           </w:p>
           <w:p>
@@ -5780,6 +7112,124 @@
                 <w:sz w:val="17"/>
               </w:rPr>
               <w:t xml:space="preserve">  }</w:t>
+            </w:r>
+          </w:p>
+          <w:p>
+            <w:pPr>
+              <w:spacing w:before="0" w:after="0"/>
+            </w:pPr>
+          </w:p>
+          <w:p>
+            <w:pPr>
+              <w:spacing w:before="0" w:after="0"/>
+            </w:pPr>
+            <w:r>
+              <w:rPr>
+                <w:rFonts w:ascii="Courier New" w:hAnsi="Courier New"/>
+                <w:sz w:val="17"/>
+              </w:rPr>
+              <w:t xml:space="preserve">  String _formatTime(DateTime dt) {</w:t>
+            </w:r>
+          </w:p>
+          <w:p>
+            <w:pPr>
+              <w:spacing w:before="0" w:after="0"/>
+            </w:pPr>
+            <w:r>
+              <w:rPr>
+                <w:rFonts w:ascii="Courier New" w:hAnsi="Courier New"/>
+                <w:sz w:val="17"/>
+              </w:rPr>
+              <w:t xml:space="preserve">    final diff = DateTime.now().difference(dt);</w:t>
+            </w:r>
+          </w:p>
+          <w:p>
+            <w:pPr>
+              <w:spacing w:before="0" w:after="0"/>
+            </w:pPr>
+            <w:r>
+              <w:rPr>
+                <w:rFonts w:ascii="Courier New" w:hAnsi="Courier New"/>
+                <w:sz w:val="17"/>
+              </w:rPr>
+              <w:t xml:space="preserve">    if (diff.inMinutes &lt; 1)  return 'À l\'instant';</w:t>
+            </w:r>
+          </w:p>
+          <w:p>
+            <w:pPr>
+              <w:spacing w:before="0" w:after="0"/>
+            </w:pPr>
+            <w:r>
+              <w:rPr>
+                <w:rFonts w:ascii="Courier New" w:hAnsi="Courier New"/>
+                <w:sz w:val="17"/>
+              </w:rPr>
+              <w:t xml:space="preserve">    if (diff.inMinutes &lt; 60) return 'Il y a ${diff.inMinutes}m';</w:t>
+            </w:r>
+          </w:p>
+          <w:p>
+            <w:pPr>
+              <w:spacing w:before="0" w:after="0"/>
+            </w:pPr>
+            <w:r>
+              <w:rPr>
+                <w:rFonts w:ascii="Courier New" w:hAnsi="Courier New"/>
+                <w:sz w:val="17"/>
+              </w:rPr>
+              <w:t xml:space="preserve">    if (diff.inHours &lt; 24)   return 'Il y a ${diff.inHours}h';</w:t>
+            </w:r>
+          </w:p>
+          <w:p>
+            <w:pPr>
+              <w:spacing w:before="0" w:after="0"/>
+            </w:pPr>
+            <w:r>
+              <w:rPr>
+                <w:rFonts w:ascii="Courier New" w:hAnsi="Courier New"/>
+                <w:sz w:val="17"/>
+              </w:rPr>
+              <w:t xml:space="preserve">    if (diff.inDays &lt; 7)     return 'Il y a ${diff.inDays}j';</w:t>
+            </w:r>
+          </w:p>
+          <w:p>
+            <w:pPr>
+              <w:spacing w:before="0" w:after="0"/>
+            </w:pPr>
+            <w:r>
+              <w:rPr>
+                <w:rFonts w:ascii="Courier New" w:hAnsi="Courier New"/>
+                <w:sz w:val="17"/>
+              </w:rPr>
+              <w:t xml:space="preserve">    return '${dt.day}/${dt.month}/${dt.year}';</w:t>
+            </w:r>
+          </w:p>
+          <w:p>
+            <w:pPr>
+              <w:spacing w:before="0" w:after="0"/>
+            </w:pPr>
+            <w:r>
+              <w:rPr>
+                <w:rFonts w:ascii="Courier New" w:hAnsi="Courier New"/>
+                <w:sz w:val="17"/>
+              </w:rPr>
+              <w:t xml:space="preserve">  }</w:t>
+            </w:r>
+          </w:p>
+          <w:p>
+            <w:pPr>
+              <w:spacing w:before="0" w:after="0"/>
+            </w:pPr>
+          </w:p>
+          <w:p>
+            <w:pPr>
+              <w:spacing w:before="0" w:after="0"/>
+            </w:pPr>
+            <w:r>
+              <w:rPr>
+                <w:rFonts w:ascii="Courier New" w:hAnsi="Courier New"/>
+                <w:sz w:val="17"/>
+              </w:rPr>
+              <w:t xml:space="preserve">  IconData _getTypeIcon() { /* … icône selon notification.type (String) … */ }</w:t>
             </w:r>
           </w:p>
           <w:p>
@@ -17852,7 +19302,7 @@
                 <w:rFonts w:ascii="Courier New" w:hAnsi="Courier New"/>
                 <w:sz w:val="17"/>
               </w:rPr>
-              <w:t xml:space="preserve">  NotificationService.notify(</w:t>
+              <w:t xml:space="preserve">  await NotificationService.addNotification(</w:t>
             </w:r>
           </w:p>
           <w:p>
@@ -17876,19 +19326,19 @@
                 <w:rFonts w:ascii="Courier New" w:hAnsi="Courier New"/>
                 <w:sz w:val="17"/>
               </w:rPr>
-              <w:t xml:space="preserve">    body: 'Ta demande a été envoyée à ${mentor.name}.',</w:t>
-            </w:r>
-          </w:p>
-          <w:p>
-            <w:pPr>
-              <w:spacing w:before="0" w:after="0"/>
-            </w:pPr>
-            <w:r>
-              <w:rPr>
-                <w:rFonts w:ascii="Courier New" w:hAnsi="Courier New"/>
-                <w:sz w:val="17"/>
-              </w:rPr>
-              <w:t xml:space="preserve">    type: NotificationType.request,</w:t>
+              <w:t xml:space="preserve">    message: 'Ta demande a été envoyée à ${mentor.name}.',</w:t>
+            </w:r>
+          </w:p>
+          <w:p>
+            <w:pPr>
+              <w:spacing w:before="0" w:after="0"/>
+            </w:pPr>
+            <w:r>
+              <w:rPr>
+                <w:rFonts w:ascii="Courier New" w:hAnsi="Courier New"/>
+                <w:sz w:val="17"/>
+              </w:rPr>
+              <w:t xml:space="preserve">    type: 'request',</w:t>
             </w:r>
           </w:p>
           <w:p>
@@ -20061,103 +21511,163 @@
                 <w:rFonts w:ascii="Courier New" w:hAnsi="Courier New"/>
                 <w:sz w:val="17"/>
               </w:rPr>
-              <w:t xml:space="preserve">        onTap: () =&gt; InteractionsService.generateConversationId(</w:t>
-            </w:r>
-          </w:p>
-          <w:p>
-            <w:pPr>
-              <w:spacing w:before="0" w:after="0"/>
-            </w:pPr>
-            <w:r>
-              <w:rPr>
-                <w:rFonts w:ascii="Courier New" w:hAnsi="Courier New"/>
-                <w:sz w:val="17"/>
-              </w:rPr>
-              <w:t xml:space="preserve">          AuthService.currentUid ?? '',</w:t>
-            </w:r>
-          </w:p>
-          <w:p>
-            <w:pPr>
-              <w:spacing w:before="0" w:after="0"/>
-            </w:pPr>
-            <w:r>
-              <w:rPr>
-                <w:rFonts w:ascii="Courier New" w:hAnsi="Courier New"/>
-                <w:sz w:val="17"/>
-              </w:rPr>
-              <w:t xml:space="preserve">          pitch['userId'] ?? '',</w:t>
-            </w:r>
-          </w:p>
-          <w:p>
-            <w:pPr>
-              <w:spacing w:before="0" w:after="0"/>
-            </w:pPr>
-            <w:r>
-              <w:rPr>
-                <w:rFonts w:ascii="Courier New" w:hAnsi="Courier New"/>
-                <w:sz w:val="17"/>
-              </w:rPr>
-              <w:t xml:space="preserve">        ).then((convId) =&gt; Navigator.push(context,</w:t>
-            </w:r>
-          </w:p>
-          <w:p>
-            <w:pPr>
-              <w:spacing w:before="0" w:after="0"/>
-            </w:pPr>
-            <w:r>
-              <w:rPr>
-                <w:rFonts w:ascii="Courier New" w:hAnsi="Courier New"/>
-                <w:sz w:val="17"/>
-              </w:rPr>
-              <w:t xml:space="preserve">          MaterialPageRoute(builder: (_) =&gt; ChatPage(</w:t>
-            </w:r>
-          </w:p>
-          <w:p>
-            <w:pPr>
-              <w:spacing w:before="0" w:after="0"/>
-            </w:pPr>
-            <w:r>
-              <w:rPr>
-                <w:rFonts w:ascii="Courier New" w:hAnsi="Courier New"/>
-                <w:sz w:val="17"/>
-              </w:rPr>
-              <w:t xml:space="preserve">            conversationId: convId,</w:t>
-            </w:r>
-          </w:p>
-          <w:p>
-            <w:pPr>
-              <w:spacing w:before="0" w:after="0"/>
-            </w:pPr>
-            <w:r>
-              <w:rPr>
-                <w:rFonts w:ascii="Courier New" w:hAnsi="Courier New"/>
-                <w:sz w:val="17"/>
-              </w:rPr>
-              <w:t xml:space="preserve">            otherUserId: pitch['userId'],</w:t>
-            </w:r>
-          </w:p>
-          <w:p>
-            <w:pPr>
-              <w:spacing w:before="0" w:after="0"/>
-            </w:pPr>
-            <w:r>
-              <w:rPr>
-                <w:rFonts w:ascii="Courier New" w:hAnsi="Courier New"/>
-                <w:sz w:val="17"/>
-              </w:rPr>
-              <w:t xml:space="preserve">            otherUserName: pitch['userName'],</w:t>
-            </w:r>
-          </w:p>
-          <w:p>
-            <w:pPr>
-              <w:spacing w:before="0" w:after="0"/>
-            </w:pPr>
-            <w:r>
-              <w:rPr>
-                <w:rFonts w:ascii="Courier New" w:hAnsi="Courier New"/>
-                <w:sz w:val="17"/>
-              </w:rPr>
-              <w:t xml:space="preserve">          )))),</w:t>
+              <w:t xml:space="preserve">        onTap: () {</w:t>
+            </w:r>
+          </w:p>
+          <w:p>
+            <w:pPr>
+              <w:spacing w:before="0" w:after="0"/>
+            </w:pPr>
+            <w:r>
+              <w:rPr>
+                <w:rFonts w:ascii="Courier New" w:hAnsi="Courier New"/>
+                <w:sz w:val="17"/>
+              </w:rPr>
+              <w:t xml:space="preserve">          // generateConversationId est SYNCHRONE (retourne String, pas Future)</w:t>
+            </w:r>
+          </w:p>
+          <w:p>
+            <w:pPr>
+              <w:spacing w:before="0" w:after="0"/>
+            </w:pPr>
+            <w:r>
+              <w:rPr>
+                <w:rFonts w:ascii="Courier New" w:hAnsi="Courier New"/>
+                <w:sz w:val="17"/>
+              </w:rPr>
+              <w:t xml:space="preserve">          final convId = InteractionsService.generateConversationId(</w:t>
+            </w:r>
+          </w:p>
+          <w:p>
+            <w:pPr>
+              <w:spacing w:before="0" w:after="0"/>
+            </w:pPr>
+            <w:r>
+              <w:rPr>
+                <w:rFonts w:ascii="Courier New" w:hAnsi="Courier New"/>
+                <w:sz w:val="17"/>
+              </w:rPr>
+              <w:t xml:space="preserve">            AuthService.currentUid ?? '',</w:t>
+            </w:r>
+          </w:p>
+          <w:p>
+            <w:pPr>
+              <w:spacing w:before="0" w:after="0"/>
+            </w:pPr>
+            <w:r>
+              <w:rPr>
+                <w:rFonts w:ascii="Courier New" w:hAnsi="Courier New"/>
+                <w:sz w:val="17"/>
+              </w:rPr>
+              <w:t xml:space="preserve">            pitch['userId'] ?? '',</w:t>
+            </w:r>
+          </w:p>
+          <w:p>
+            <w:pPr>
+              <w:spacing w:before="0" w:after="0"/>
+            </w:pPr>
+            <w:r>
+              <w:rPr>
+                <w:rFonts w:ascii="Courier New" w:hAnsi="Courier New"/>
+                <w:sz w:val="17"/>
+              </w:rPr>
+              <w:t xml:space="preserve">          );</w:t>
+            </w:r>
+          </w:p>
+          <w:p>
+            <w:pPr>
+              <w:spacing w:before="0" w:after="0"/>
+            </w:pPr>
+            <w:r>
+              <w:rPr>
+                <w:rFonts w:ascii="Courier New" w:hAnsi="Courier New"/>
+                <w:sz w:val="17"/>
+              </w:rPr>
+              <w:t xml:space="preserve">          Navigator.push(context, MaterialPageRoute(</w:t>
+            </w:r>
+          </w:p>
+          <w:p>
+            <w:pPr>
+              <w:spacing w:before="0" w:after="0"/>
+            </w:pPr>
+            <w:r>
+              <w:rPr>
+                <w:rFonts w:ascii="Courier New" w:hAnsi="Courier New"/>
+                <w:sz w:val="17"/>
+              </w:rPr>
+              <w:t xml:space="preserve">            builder: (_) =&gt; ChatPage(</w:t>
+            </w:r>
+          </w:p>
+          <w:p>
+            <w:pPr>
+              <w:spacing w:before="0" w:after="0"/>
+            </w:pPr>
+            <w:r>
+              <w:rPr>
+                <w:rFonts w:ascii="Courier New" w:hAnsi="Courier New"/>
+                <w:sz w:val="17"/>
+              </w:rPr>
+              <w:t xml:space="preserve">              conversationId: convId,</w:t>
+            </w:r>
+          </w:p>
+          <w:p>
+            <w:pPr>
+              <w:spacing w:before="0" w:after="0"/>
+            </w:pPr>
+            <w:r>
+              <w:rPr>
+                <w:rFonts w:ascii="Courier New" w:hAnsi="Courier New"/>
+                <w:sz w:val="17"/>
+              </w:rPr>
+              <w:t xml:space="preserve">              otherUserId:    pitch['userId'] ?? '',</w:t>
+            </w:r>
+          </w:p>
+          <w:p>
+            <w:pPr>
+              <w:spacing w:before="0" w:after="0"/>
+            </w:pPr>
+            <w:r>
+              <w:rPr>
+                <w:rFonts w:ascii="Courier New" w:hAnsi="Courier New"/>
+                <w:sz w:val="17"/>
+              </w:rPr>
+              <w:t xml:space="preserve">              otherUserName:  pitch['userName'] ?? '',</w:t>
+            </w:r>
+          </w:p>
+          <w:p>
+            <w:pPr>
+              <w:spacing w:before="0" w:after="0"/>
+            </w:pPr>
+            <w:r>
+              <w:rPr>
+                <w:rFonts w:ascii="Courier New" w:hAnsi="Courier New"/>
+                <w:sz w:val="17"/>
+              </w:rPr>
+              <w:t xml:space="preserve">            ),</w:t>
+            </w:r>
+          </w:p>
+          <w:p>
+            <w:pPr>
+              <w:spacing w:before="0" w:after="0"/>
+            </w:pPr>
+            <w:r>
+              <w:rPr>
+                <w:rFonts w:ascii="Courier New" w:hAnsi="Courier New"/>
+                <w:sz w:val="17"/>
+              </w:rPr>
+              <w:t xml:space="preserve">          ));</w:t>
+            </w:r>
+          </w:p>
+          <w:p>
+            <w:pPr>
+              <w:spacing w:before="0" w:after="0"/>
+            </w:pPr>
+            <w:r>
+              <w:rPr>
+                <w:rFonts w:ascii="Courier New" w:hAnsi="Courier New"/>
+                <w:sz w:val="17"/>
+              </w:rPr>
+              <w:t xml:space="preserve">        },</w:t>
             </w:r>
           </w:p>
           <w:p>
@@ -27771,7 +29281,7 @@
                 <w:i w:val="0"/>
                 <w:sz w:val="19"/>
               </w:rPr>
-              <w:t xml:space="preserve"> + badge dynamique + centre + swipe delete</w:t>
+              <w:t xml:space="preserve"> (Firebase) + badge dynamique + centre + "Effacer tout"</w:t>
             </w:r>
           </w:p>
         </w:tc>

--- a/livrables/docx/DIAPALER_AFRICA_Livrable5.docx
+++ b/livrables/docx/DIAPALER_AFRICA_Livrable5.docx
@@ -7297,7 +7297,7 @@
           <w:color w:val="606060"/>
           <w:sz w:val="20"/>
         </w:rPr>
-        <w:t>📸 CAPTURE D'ÉCRAN — Swipe gauche pour supprimer une notification</w:t>
+        <w:t>📸 CAPTURE D'ÉCRAN — Notification non lue (fond coloré + point coloré + bouton "Effacer tout")</w:t>
       </w:r>
     </w:p>
     <w:p>
@@ -13959,7 +13959,19 @@
                 <w:rFonts w:ascii="Courier New" w:hAnsi="Courier New"/>
                 <w:sz w:val="17"/>
               </w:rPr>
-              <w:t xml:space="preserve">  final List&lt;Map&lt;String, String&gt;&gt; _messages = [];</w:t>
+              <w:t xml:space="preserve">  // Liste typée ChatbotMessage (pas des Map brutes)</w:t>
+            </w:r>
+          </w:p>
+          <w:p>
+            <w:pPr>
+              <w:spacing w:before="0" w:after="0"/>
+            </w:pPr>
+            <w:r>
+              <w:rPr>
+                <w:rFonts w:ascii="Courier New" w:hAnsi="Courier New"/>
+                <w:sz w:val="17"/>
+              </w:rPr>
+              <w:t xml:space="preserve">  final _messages = &lt;ChatbotMessage&gt;[];</w:t>
             </w:r>
           </w:p>
           <w:p>
@@ -14216,7 +14228,7 @@
                 <w:rFonts w:ascii="Courier New" w:hAnsi="Courier New"/>
                 <w:sz w:val="17"/>
               </w:rPr>
-              <w:t xml:space="preserve">    _messages.add({'role': 'assistant', 'content': greeting});</w:t>
+              <w:t xml:space="preserve">    _messages.add(ChatbotMessage(role: 'assistant', content: greeting));</w:t>
             </w:r>
           </w:p>
           <w:p>
@@ -14281,6 +14293,18 @@
                 <w:rFonts w:ascii="Courier New" w:hAnsi="Courier New"/>
                 <w:sz w:val="17"/>
               </w:rPr>
+              <w:t xml:space="preserve">    final profile = UserProfileController.profile.value;</w:t>
+            </w:r>
+          </w:p>
+          <w:p>
+            <w:pPr>
+              <w:spacing w:before="0" w:after="0"/>
+            </w:pPr>
+            <w:r>
+              <w:rPr>
+                <w:rFonts w:ascii="Courier New" w:hAnsi="Courier New"/>
+                <w:sz w:val="17"/>
+              </w:rPr>
               <w:t xml:space="preserve">    _ctrl.clear();</w:t>
             </w:r>
           </w:p>
@@ -14310,7 +14334,7 @@
                 <w:rFonts w:ascii="Courier New" w:hAnsi="Courier New"/>
                 <w:sz w:val="17"/>
               </w:rPr>
-              <w:t xml:space="preserve">      _messages.add({'role': 'user', 'content': text});</w:t>
+              <w:t xml:space="preserve">      _messages.add(ChatbotMessage(role: 'user', content: text));</w:t>
             </w:r>
           </w:p>
           <w:p>
@@ -14375,19 +14399,103 @@
                 <w:rFonts w:ascii="Courier New" w:hAnsi="Courier New"/>
                 <w:sz w:val="17"/>
               </w:rPr>
-              <w:t xml:space="preserve">      final reply = await ChatbotService.sendMessage(_messages);</w:t>
-            </w:r>
-          </w:p>
-          <w:p>
-            <w:pPr>
-              <w:spacing w:before="0" w:after="0"/>
-            </w:pPr>
-            <w:r>
-              <w:rPr>
-                <w:rFonts w:ascii="Courier New" w:hAnsi="Courier New"/>
-                <w:sz w:val="17"/>
-              </w:rPr>
-              <w:t xml:space="preserve">      setState(() =&gt; _messages.add({'role': 'assistant', 'content': reply}));</w:t>
+              <w:t xml:space="preserve">      // sendMessage attend des ChatbotMessage typés + infos profil pour le prompt système</w:t>
+            </w:r>
+          </w:p>
+          <w:p>
+            <w:pPr>
+              <w:spacing w:before="0" w:after="0"/>
+            </w:pPr>
+            <w:r>
+              <w:rPr>
+                <w:rFonts w:ascii="Courier New" w:hAnsi="Courier New"/>
+                <w:sz w:val="17"/>
+              </w:rPr>
+              <w:t xml:space="preserve">      final reply = await ChatbotService.sendMessage(</w:t>
+            </w:r>
+          </w:p>
+          <w:p>
+            <w:pPr>
+              <w:spacing w:before="0" w:after="0"/>
+            </w:pPr>
+            <w:r>
+              <w:rPr>
+                <w:rFonts w:ascii="Courier New" w:hAnsi="Courier New"/>
+                <w:sz w:val="17"/>
+              </w:rPr>
+              <w:t xml:space="preserve">        messages:   _messages,</w:t>
+            </w:r>
+          </w:p>
+          <w:p>
+            <w:pPr>
+              <w:spacing w:before="0" w:after="0"/>
+            </w:pPr>
+            <w:r>
+              <w:rPr>
+                <w:rFonts w:ascii="Courier New" w:hAnsi="Courier New"/>
+                <w:sz w:val="17"/>
+              </w:rPr>
+              <w:t xml:space="preserve">        userName:   profile.firstName,</w:t>
+            </w:r>
+          </w:p>
+          <w:p>
+            <w:pPr>
+              <w:spacing w:before="0" w:after="0"/>
+            </w:pPr>
+            <w:r>
+              <w:rPr>
+                <w:rFonts w:ascii="Courier New" w:hAnsi="Courier New"/>
+                <w:sz w:val="17"/>
+              </w:rPr>
+              <w:t xml:space="preserve">        userRole:   profile.role,</w:t>
+            </w:r>
+          </w:p>
+          <w:p>
+            <w:pPr>
+              <w:spacing w:before="0" w:after="0"/>
+            </w:pPr>
+            <w:r>
+              <w:rPr>
+                <w:rFonts w:ascii="Courier New" w:hAnsi="Courier New"/>
+                <w:sz w:val="17"/>
+              </w:rPr>
+              <w:t xml:space="preserve">        userSector: profile.sector,</w:t>
+            </w:r>
+          </w:p>
+          <w:p>
+            <w:pPr>
+              <w:spacing w:before="0" w:after="0"/>
+            </w:pPr>
+            <w:r>
+              <w:rPr>
+                <w:rFonts w:ascii="Courier New" w:hAnsi="Courier New"/>
+                <w:sz w:val="17"/>
+              </w:rPr>
+              <w:t xml:space="preserve">        userCity:   profile.city,</w:t>
+            </w:r>
+          </w:p>
+          <w:p>
+            <w:pPr>
+              <w:spacing w:before="0" w:after="0"/>
+            </w:pPr>
+            <w:r>
+              <w:rPr>
+                <w:rFonts w:ascii="Courier New" w:hAnsi="Courier New"/>
+                <w:sz w:val="17"/>
+              </w:rPr>
+              <w:t xml:space="preserve">      );</w:t>
+            </w:r>
+          </w:p>
+          <w:p>
+            <w:pPr>
+              <w:spacing w:before="0" w:after="0"/>
+            </w:pPr>
+            <w:r>
+              <w:rPr>
+                <w:rFonts w:ascii="Courier New" w:hAnsi="Courier New"/>
+                <w:sz w:val="17"/>
+              </w:rPr>
+              <w:t xml:space="preserve">      setState(() =&gt; _messages.add(ChatbotMessage(role: 'assistant', content: reply)));</w:t>
             </w:r>
           </w:p>
           <w:p>
@@ -14411,43 +14519,43 @@
                 <w:rFonts w:ascii="Courier New" w:hAnsi="Courier New"/>
                 <w:sz w:val="17"/>
               </w:rPr>
-              <w:t xml:space="preserve">      setState(() =&gt; _messages.add({</w:t>
-            </w:r>
-          </w:p>
-          <w:p>
-            <w:pPr>
-              <w:spacing w:before="0" w:after="0"/>
-            </w:pPr>
-            <w:r>
-              <w:rPr>
-                <w:rFonts w:ascii="Courier New" w:hAnsi="Courier New"/>
-                <w:sz w:val="17"/>
-              </w:rPr>
-              <w:t xml:space="preserve">        'role': 'assistant',</w:t>
-            </w:r>
-          </w:p>
-          <w:p>
-            <w:pPr>
-              <w:spacing w:before="0" w:after="0"/>
-            </w:pPr>
-            <w:r>
-              <w:rPr>
-                <w:rFonts w:ascii="Courier New" w:hAnsi="Courier New"/>
-                <w:sz w:val="17"/>
-              </w:rPr>
-              <w:t xml:space="preserve">        'content': 'Désolé, je rencontre une difficulté technique. Réessaie.',</w:t>
-            </w:r>
-          </w:p>
-          <w:p>
-            <w:pPr>
-              <w:spacing w:before="0" w:after="0"/>
-            </w:pPr>
-            <w:r>
-              <w:rPr>
-                <w:rFonts w:ascii="Courier New" w:hAnsi="Courier New"/>
-                <w:sz w:val="17"/>
-              </w:rPr>
-              <w:t xml:space="preserve">      }));</w:t>
+              <w:t xml:space="preserve">      setState(() =&gt; _messages.add(ChatbotMessage(</w:t>
+            </w:r>
+          </w:p>
+          <w:p>
+            <w:pPr>
+              <w:spacing w:before="0" w:after="0"/>
+            </w:pPr>
+            <w:r>
+              <w:rPr>
+                <w:rFonts w:ascii="Courier New" w:hAnsi="Courier New"/>
+                <w:sz w:val="17"/>
+              </w:rPr>
+              <w:t xml:space="preserve">        role: 'assistant',</w:t>
+            </w:r>
+          </w:p>
+          <w:p>
+            <w:pPr>
+              <w:spacing w:before="0" w:after="0"/>
+            </w:pPr>
+            <w:r>
+              <w:rPr>
+                <w:rFonts w:ascii="Courier New" w:hAnsi="Courier New"/>
+                <w:sz w:val="17"/>
+              </w:rPr>
+              <w:t xml:space="preserve">        content: 'Désolé, je rencontre une difficulté technique. Réessaie.',</w:t>
+            </w:r>
+          </w:p>
+          <w:p>
+            <w:pPr>
+              <w:spacing w:before="0" w:after="0"/>
+            </w:pPr>
+            <w:r>
+              <w:rPr>
+                <w:rFonts w:ascii="Courier New" w:hAnsi="Courier New"/>
+                <w:sz w:val="17"/>
+              </w:rPr>
+              <w:t xml:space="preserve">      )));</w:t>
             </w:r>
           </w:p>
           <w:p>
@@ -15117,19 +15225,19 @@
                 <w:rFonts w:ascii="Courier New" w:hAnsi="Courier New"/>
                 <w:sz w:val="17"/>
               </w:rPr>
-              <w:t xml:space="preserve">                final isUser = msg['role'] == 'user';</w:t>
-            </w:r>
-          </w:p>
-          <w:p>
-            <w:pPr>
-              <w:spacing w:before="0" w:after="0"/>
-            </w:pPr>
-            <w:r>
-              <w:rPr>
-                <w:rFonts w:ascii="Courier New" w:hAnsi="Courier New"/>
-                <w:sz w:val="17"/>
-              </w:rPr>
-              <w:t xml:space="preserve">                return _ChatBubble(text: msg['content']!, isUser: isUser);</w:t>
+              <w:t xml:space="preserve">                final isUser = msg.role == 'user';</w:t>
+            </w:r>
+          </w:p>
+          <w:p>
+            <w:pPr>
+              <w:spacing w:before="0" w:after="0"/>
+            </w:pPr>
+            <w:r>
+              <w:rPr>
+                <w:rFonts w:ascii="Courier New" w:hAnsi="Courier New"/>
+                <w:sz w:val="17"/>
+              </w:rPr>
+              <w:t xml:space="preserve">                return _ChatBubble(text: msg.content, isUser: isUser);</w:t>
             </w:r>
           </w:p>
           <w:p>

--- a/livrables/docx/DIAPALER_AFRICA_Livrable5.docx
+++ b/livrables/docx/DIAPALER_AFRICA_Livrable5.docx
@@ -28850,6 +28850,20 @@
     </w:p>
     <w:p>
       <w:pPr>
+        <w:pStyle w:val="Heading3"/>
+      </w:pPr>
+      <w:r>
+        <w:rPr>
+          <w:rFonts w:ascii="Times New Roman" w:hAnsi="Times New Roman"/>
+          <w:b/>
+          <w:i w:val="0"/>
+          <w:sz w:val="24"/>
+        </w:rPr>
+        <w:t>12.1 Build release signé</w:t>
+      </w:r>
+    </w:p>
+    <w:p>
+      <w:pPr>
         <w:spacing w:after="120"/>
       </w:pPr>
       <w:r>
@@ -29150,48 +29164,6 @@
           </w:p>
         </w:tc>
       </w:tr>
-      <w:tr>
-        <w:tc>
-          <w:tcPr>
-            <w:tcW w:type="dxa" w:w="4536"/>
-            <w:vAlign w:val="center"/>
-          </w:tcPr>
-          <w:p>
-            <w:pPr>
-              <w:spacing w:before="40" w:after="40"/>
-            </w:pPr>
-            <w:r>
-              <w:rPr>
-                <w:rFonts w:ascii="Times New Roman" w:hAnsi="Times New Roman"/>
-                <w:b w:val="0"/>
-                <w:i w:val="0"/>
-                <w:sz w:val="19"/>
-              </w:rPr>
-              <w:t>Lien de téléchargement</w:t>
-            </w:r>
-          </w:p>
-        </w:tc>
-        <w:tc>
-          <w:tcPr>
-            <w:tcW w:type="dxa" w:w="4536"/>
-            <w:vAlign w:val="center"/>
-          </w:tcPr>
-          <w:p>
-            <w:pPr>
-              <w:spacing w:before="40" w:after="40"/>
-            </w:pPr>
-            <w:r>
-              <w:rPr>
-                <w:rFonts w:ascii="Times New Roman" w:hAnsi="Times New Roman"/>
-                <w:b w:val="0"/>
-                <w:i w:val="0"/>
-                <w:sz w:val="19"/>
-              </w:rPr>
-              <w:t>https://drive.google.com/file/d/1BGuJWRnuixcEPl0bMOqY-3E6v-TexXlN/view?usp=sharing</w:t>
-            </w:r>
-          </w:p>
-        </w:tc>
-      </w:tr>
     </w:tbl>
     <w:p>
       <w:pPr>
@@ -29212,6 +29184,649 @@
           <w:sz w:val="20"/>
         </w:rPr>
         <w:t>📸 CAPTURE D'ÉCRAN — Terminal : `✓ Built app-release.apk (57.9MB)`</w:t>
+      </w:r>
+    </w:p>
+    <w:p>
+      <w:pPr>
+        <w:pStyle w:val="Quote"/>
+        <w:ind w:left="567"/>
+      </w:pPr>
+      <w:r>
+        <w:rPr>
+          <w:rFonts w:ascii="Times New Roman" w:hAnsi="Times New Roman"/>
+          <w:b w:val="0"/>
+          <w:i/>
+          <w:color w:val="606060"/>
+          <w:sz w:val="20"/>
+        </w:rPr>
+        <w:t>(Insérer ici la capture d'écran)</w:t>
+      </w:r>
+    </w:p>
+    <w:p>
+      <w:pPr>
+        <w:pBdr>
+          <w:bottom w:val="single" w:sz="4" w:space="1" w:color="000000"/>
+        </w:pBdr>
+        <w:spacing w:before="40" w:after="40"/>
+      </w:pPr>
+    </w:p>
+    <w:p>
+      <w:pPr>
+        <w:pStyle w:val="Heading3"/>
+      </w:pPr>
+      <w:r>
+        <w:rPr>
+          <w:rFonts w:ascii="Times New Roman" w:hAnsi="Times New Roman"/>
+          <w:b/>
+          <w:i w:val="0"/>
+          <w:sz w:val="24"/>
+        </w:rPr>
+        <w:t>12.2 Distribution via Google Drive (au lieu du Play Store)</w:t>
+      </w:r>
+    </w:p>
+    <w:p>
+      <w:pPr>
+        <w:spacing w:after="120"/>
+      </w:pPr>
+      <w:r>
+        <w:rPr>
+          <w:rFonts w:ascii="Times New Roman" w:hAnsi="Times New Roman"/>
+          <w:b w:val="0"/>
+          <w:i w:val="0"/>
+          <w:sz w:val="22"/>
+        </w:rPr>
+        <w:t>Pourquoi Google Drive et non le Google Play Store ?</w:t>
+      </w:r>
+    </w:p>
+    <w:p>
+      <w:pPr>
+        <w:spacing w:after="120"/>
+      </w:pPr>
+      <w:r>
+        <w:rPr>
+          <w:rFonts w:ascii="Times New Roman" w:hAnsi="Times New Roman"/>
+          <w:b w:val="0"/>
+          <w:i w:val="0"/>
+          <w:sz w:val="22"/>
+        </w:rPr>
+        <w:t xml:space="preserve">La publication sur le </w:t>
+      </w:r>
+      <w:r>
+        <w:rPr>
+          <w:rFonts w:ascii="Times New Roman" w:hAnsi="Times New Roman"/>
+          <w:b w:val="0"/>
+          <w:i w:val="0"/>
+          <w:sz w:val="22"/>
+        </w:rPr>
+        <w:t>Google Play Store</w:t>
+      </w:r>
+      <w:r>
+        <w:rPr>
+          <w:rFonts w:ascii="Times New Roman" w:hAnsi="Times New Roman"/>
+          <w:b w:val="0"/>
+          <w:i w:val="0"/>
+          <w:sz w:val="22"/>
+        </w:rPr>
+        <w:t xml:space="preserve"> nécessite le paiement d'un </w:t>
+      </w:r>
+      <w:r>
+        <w:rPr>
+          <w:rFonts w:ascii="Times New Roman" w:hAnsi="Times New Roman"/>
+          <w:b w:val="0"/>
+          <w:i w:val="0"/>
+          <w:sz w:val="22"/>
+        </w:rPr>
+        <w:t>frais d'inscription unique de 25 USD</w:t>
+      </w:r>
+      <w:r>
+        <w:rPr>
+          <w:rFonts w:ascii="Times New Roman" w:hAnsi="Times New Roman"/>
+          <w:b w:val="0"/>
+          <w:i w:val="0"/>
+          <w:sz w:val="22"/>
+        </w:rPr>
+        <w:t xml:space="preserve"> (~15 000 FCFA) pour créer un compte développeur Google. Ce frais est obligatoire et non remboursable, quelle que soit la nature du projet (académique, commercial ou personnel).</w:t>
+      </w:r>
+    </w:p>
+    <w:p>
+      <w:pPr>
+        <w:spacing w:after="120"/>
+      </w:pPr>
+      <w:r>
+        <w:rPr>
+          <w:rFonts w:ascii="Times New Roman" w:hAnsi="Times New Roman"/>
+          <w:b w:val="0"/>
+          <w:i w:val="0"/>
+          <w:sz w:val="22"/>
+        </w:rPr>
+        <w:t xml:space="preserve">Dans le cadre de ce projet académique à l'ESP Dakar, cette dépense ne se justifie pas. L'APK release signé est donc distribué via </w:t>
+      </w:r>
+      <w:r>
+        <w:rPr>
+          <w:rFonts w:ascii="Times New Roman" w:hAnsi="Times New Roman"/>
+          <w:b w:val="0"/>
+          <w:i w:val="0"/>
+          <w:sz w:val="22"/>
+        </w:rPr>
+        <w:t>Google Drive</w:t>
+      </w:r>
+      <w:r>
+        <w:rPr>
+          <w:rFonts w:ascii="Times New Roman" w:hAnsi="Times New Roman"/>
+          <w:b w:val="0"/>
+          <w:i w:val="0"/>
+          <w:sz w:val="22"/>
+        </w:rPr>
+        <w:t>, ce qui :</w:t>
+      </w:r>
+    </w:p>
+    <w:p>
+      <w:pPr>
+        <w:pStyle w:val="ListBullet"/>
+      </w:pPr>
+      <w:r>
+        <w:rPr>
+          <w:rFonts w:ascii="Times New Roman" w:hAnsi="Times New Roman"/>
+          <w:b w:val="0"/>
+          <w:i w:val="0"/>
+          <w:sz w:val="21"/>
+        </w:rPr>
+        <w:t>Permet une installation directe sur tout appareil Android (APK sideloading)</w:t>
+      </w:r>
+    </w:p>
+    <w:p>
+      <w:pPr>
+        <w:pStyle w:val="ListBullet"/>
+      </w:pPr>
+      <w:r>
+        <w:rPr>
+          <w:rFonts w:ascii="Times New Roman" w:hAnsi="Times New Roman"/>
+          <w:b w:val="0"/>
+          <w:i w:val="0"/>
+          <w:sz w:val="21"/>
+        </w:rPr>
+        <w:t>Ne nécessite aucun frais</w:t>
+      </w:r>
+    </w:p>
+    <w:p>
+      <w:pPr>
+        <w:pStyle w:val="ListBullet"/>
+      </w:pPr>
+      <w:r>
+        <w:rPr>
+          <w:rFonts w:ascii="Times New Roman" w:hAnsi="Times New Roman"/>
+          <w:b w:val="0"/>
+          <w:i w:val="0"/>
+          <w:sz w:val="21"/>
+        </w:rPr>
+        <w:t>Est suffisant pour démontrer la compilation, la signature et le déploiement d'une application Flutter production-ready</w:t>
+      </w:r>
+    </w:p>
+    <w:p>
+      <w:pPr>
+        <w:pStyle w:val="Quote"/>
+        <w:ind w:left="567"/>
+      </w:pPr>
+      <w:r>
+        <w:rPr>
+          <w:rFonts w:ascii="Times New Roman" w:hAnsi="Times New Roman"/>
+          <w:b w:val="0"/>
+          <w:i/>
+          <w:color w:val="606060"/>
+          <w:sz w:val="20"/>
+        </w:rPr>
+        <w:t>Note :</w:t>
+      </w:r>
+      <w:r>
+        <w:rPr>
+          <w:rFonts w:ascii="Times New Roman" w:hAnsi="Times New Roman"/>
+          <w:b w:val="0"/>
+          <w:i/>
+          <w:color w:val="606060"/>
+          <w:sz w:val="20"/>
+        </w:rPr>
+        <w:t xml:space="preserve"> L'APK est bien un </w:t>
+      </w:r>
+      <w:r>
+        <w:rPr>
+          <w:rFonts w:ascii="Times New Roman" w:hAnsi="Times New Roman"/>
+          <w:b w:val="0"/>
+          <w:i/>
+          <w:color w:val="606060"/>
+          <w:sz w:val="20"/>
+        </w:rPr>
+        <w:t>release signé</w:t>
+      </w:r>
+      <w:r>
+        <w:rPr>
+          <w:rFonts w:ascii="Times New Roman" w:hAnsi="Times New Roman"/>
+          <w:b w:val="0"/>
+          <w:i/>
+          <w:color w:val="606060"/>
+          <w:sz w:val="20"/>
+        </w:rPr>
+        <w:t xml:space="preserve"> avec un keystore RSA 2048 bits (procédure identique à une publication Play Store). La seule différence est le canal de distribution.</w:t>
+      </w:r>
+    </w:p>
+    <w:p>
+      <w:pPr>
+        <w:spacing w:after="120"/>
+      </w:pPr>
+      <w:r>
+        <w:rPr>
+          <w:rFonts w:ascii="Times New Roman" w:hAnsi="Times New Roman"/>
+          <w:b w:val="0"/>
+          <w:i w:val="0"/>
+          <w:sz w:val="22"/>
+        </w:rPr>
+        <w:t>Si le projet devait passer en production commerciale :</w:t>
+      </w:r>
+    </w:p>
+    <w:p>
+      <w:pPr>
+        <w:pStyle w:val="ListBullet"/>
+      </w:pPr>
+      <w:r>
+        <w:rPr>
+          <w:rFonts w:ascii="Times New Roman" w:hAnsi="Times New Roman"/>
+          <w:b w:val="0"/>
+          <w:i w:val="0"/>
+          <w:sz w:val="21"/>
+        </w:rPr>
+        <w:t>Création d'un compte Google Play Developer (25 USD, paiement unique)</w:t>
+      </w:r>
+    </w:p>
+    <w:p>
+      <w:pPr>
+        <w:pStyle w:val="ListBullet"/>
+      </w:pPr>
+      <w:r>
+        <w:rPr>
+          <w:rFonts w:ascii="Times New Roman" w:hAnsi="Times New Roman"/>
+          <w:b w:val="0"/>
+          <w:i w:val="0"/>
+          <w:sz w:val="21"/>
+        </w:rPr>
+        <w:t>Publication dans le Play Store avec l'APK déjà signé (aucune recompilation nécessaire)</w:t>
+      </w:r>
+    </w:p>
+    <w:p>
+      <w:pPr>
+        <w:pStyle w:val="ListBullet"/>
+      </w:pPr>
+      <w:r>
+        <w:rPr>
+          <w:rFonts w:ascii="Times New Roman" w:hAnsi="Times New Roman"/>
+          <w:b w:val="0"/>
+          <w:i w:val="0"/>
+          <w:sz w:val="21"/>
+        </w:rPr>
+        <w:t>Mise en ligne en 24-48h après validation Google</w:t>
+      </w:r>
+    </w:p>
+    <w:tbl>
+      <w:tblPr>
+        <w:tblStyle w:val="TableGrid"/>
+        <w:tblW w:type="auto" w:w="0"/>
+        <w:jc w:val="left"/>
+        <w:tblLook w:firstColumn="1" w:firstRow="1" w:lastColumn="0" w:lastRow="0" w:noHBand="0" w:noVBand="1" w:val="04A0"/>
+      </w:tblPr>
+      <w:tblGrid>
+        <w:gridCol w:w="3024"/>
+        <w:gridCol w:w="3024"/>
+        <w:gridCol w:w="3024"/>
+      </w:tblGrid>
+      <w:tr>
+        <w:tc>
+          <w:tcPr>
+            <w:tcW w:type="dxa" w:w="3024"/>
+            <w:vAlign w:val="center"/>
+            <w:shd w:val="clear" w:color="auto" w:fill="D9D9D9"/>
+          </w:tcPr>
+          <w:p>
+            <w:pPr>
+              <w:spacing w:before="40" w:after="40"/>
+            </w:pPr>
+            <w:r>
+              <w:rPr>
+                <w:rFonts w:ascii="Times New Roman" w:hAnsi="Times New Roman"/>
+                <w:b/>
+                <w:i w:val="0"/>
+                <w:sz w:val="19"/>
+              </w:rPr>
+              <w:t>Canal</w:t>
+            </w:r>
+          </w:p>
+        </w:tc>
+        <w:tc>
+          <w:tcPr>
+            <w:tcW w:type="dxa" w:w="3024"/>
+            <w:vAlign w:val="center"/>
+            <w:shd w:val="clear" w:color="auto" w:fill="D9D9D9"/>
+          </w:tcPr>
+          <w:p>
+            <w:pPr>
+              <w:spacing w:before="40" w:after="40"/>
+            </w:pPr>
+            <w:r>
+              <w:rPr>
+                <w:rFonts w:ascii="Times New Roman" w:hAnsi="Times New Roman"/>
+                <w:b/>
+                <w:i w:val="0"/>
+                <w:sz w:val="19"/>
+              </w:rPr>
+              <w:t>Coût</w:t>
+            </w:r>
+          </w:p>
+        </w:tc>
+        <w:tc>
+          <w:tcPr>
+            <w:tcW w:type="dxa" w:w="3024"/>
+            <w:vAlign w:val="center"/>
+            <w:shd w:val="clear" w:color="auto" w:fill="D9D9D9"/>
+          </w:tcPr>
+          <w:p>
+            <w:pPr>
+              <w:spacing w:before="40" w:after="40"/>
+            </w:pPr>
+            <w:r>
+              <w:rPr>
+                <w:rFonts w:ascii="Times New Roman" w:hAnsi="Times New Roman"/>
+                <w:b/>
+                <w:i w:val="0"/>
+                <w:sz w:val="19"/>
+              </w:rPr>
+              <w:t>Adapté pour</w:t>
+            </w:r>
+          </w:p>
+        </w:tc>
+      </w:tr>
+      <w:tr>
+        <w:tc>
+          <w:tcPr>
+            <w:tcW w:type="dxa" w:w="3024"/>
+            <w:vAlign w:val="center"/>
+          </w:tcPr>
+          <w:p>
+            <w:pPr>
+              <w:spacing w:before="40" w:after="40"/>
+            </w:pPr>
+            <w:r>
+              <w:rPr>
+                <w:rFonts w:ascii="Times New Roman" w:hAnsi="Times New Roman"/>
+                <w:b w:val="0"/>
+                <w:i w:val="0"/>
+                <w:sz w:val="19"/>
+              </w:rPr>
+              <w:t>Google Drive</w:t>
+            </w:r>
+            <w:r>
+              <w:rPr>
+                <w:rFonts w:ascii="Times New Roman" w:hAnsi="Times New Roman"/>
+                <w:b w:val="0"/>
+                <w:i w:val="0"/>
+                <w:sz w:val="19"/>
+              </w:rPr>
+              <w:t xml:space="preserve"> ← choix actuel</w:t>
+            </w:r>
+          </w:p>
+        </w:tc>
+        <w:tc>
+          <w:tcPr>
+            <w:tcW w:type="dxa" w:w="3024"/>
+            <w:vAlign w:val="center"/>
+          </w:tcPr>
+          <w:p>
+            <w:pPr>
+              <w:spacing w:before="40" w:after="40"/>
+            </w:pPr>
+            <w:r>
+              <w:rPr>
+                <w:rFonts w:ascii="Times New Roman" w:hAnsi="Times New Roman"/>
+                <w:b w:val="0"/>
+                <w:i w:val="0"/>
+                <w:sz w:val="19"/>
+              </w:rPr>
+              <w:t>Gratuit</w:t>
+            </w:r>
+          </w:p>
+        </w:tc>
+        <w:tc>
+          <w:tcPr>
+            <w:tcW w:type="dxa" w:w="3024"/>
+            <w:vAlign w:val="center"/>
+          </w:tcPr>
+          <w:p>
+            <w:pPr>
+              <w:spacing w:before="40" w:after="40"/>
+            </w:pPr>
+            <w:r>
+              <w:rPr>
+                <w:rFonts w:ascii="Times New Roman" w:hAnsi="Times New Roman"/>
+                <w:b w:val="0"/>
+                <w:i w:val="0"/>
+                <w:sz w:val="19"/>
+              </w:rPr>
+              <w:t>Projet académique / démo</w:t>
+            </w:r>
+          </w:p>
+        </w:tc>
+      </w:tr>
+      <w:tr>
+        <w:tc>
+          <w:tcPr>
+            <w:tcW w:type="dxa" w:w="3024"/>
+            <w:vAlign w:val="center"/>
+          </w:tcPr>
+          <w:p>
+            <w:pPr>
+              <w:spacing w:before="40" w:after="40"/>
+            </w:pPr>
+            <w:r>
+              <w:rPr>
+                <w:rFonts w:ascii="Times New Roman" w:hAnsi="Times New Roman"/>
+                <w:b w:val="0"/>
+                <w:i w:val="0"/>
+                <w:sz w:val="19"/>
+              </w:rPr>
+              <w:t>Google Play Store</w:t>
+            </w:r>
+          </w:p>
+        </w:tc>
+        <w:tc>
+          <w:tcPr>
+            <w:tcW w:type="dxa" w:w="3024"/>
+            <w:vAlign w:val="center"/>
+          </w:tcPr>
+          <w:p>
+            <w:pPr>
+              <w:spacing w:before="40" w:after="40"/>
+            </w:pPr>
+            <w:r>
+              <w:rPr>
+                <w:rFonts w:ascii="Times New Roman" w:hAnsi="Times New Roman"/>
+                <w:b w:val="0"/>
+                <w:i w:val="0"/>
+                <w:sz w:val="19"/>
+              </w:rPr>
+              <w:t>25 USD (unique)</w:t>
+            </w:r>
+          </w:p>
+        </w:tc>
+        <w:tc>
+          <w:tcPr>
+            <w:tcW w:type="dxa" w:w="3024"/>
+            <w:vAlign w:val="center"/>
+          </w:tcPr>
+          <w:p>
+            <w:pPr>
+              <w:spacing w:before="40" w:after="40"/>
+            </w:pPr>
+            <w:r>
+              <w:rPr>
+                <w:rFonts w:ascii="Times New Roman" w:hAnsi="Times New Roman"/>
+                <w:b w:val="0"/>
+                <w:i w:val="0"/>
+                <w:sz w:val="19"/>
+              </w:rPr>
+              <w:t>Publication commerciale</w:t>
+            </w:r>
+          </w:p>
+        </w:tc>
+      </w:tr>
+      <w:tr>
+        <w:tc>
+          <w:tcPr>
+            <w:tcW w:type="dxa" w:w="3024"/>
+            <w:vAlign w:val="center"/>
+          </w:tcPr>
+          <w:p>
+            <w:pPr>
+              <w:spacing w:before="40" w:after="40"/>
+            </w:pPr>
+            <w:r>
+              <w:rPr>
+                <w:rFonts w:ascii="Times New Roman" w:hAnsi="Times New Roman"/>
+                <w:b w:val="0"/>
+                <w:i w:val="0"/>
+                <w:sz w:val="19"/>
+              </w:rPr>
+              <w:t>APK direct</w:t>
+            </w:r>
+            <w:r>
+              <w:rPr>
+                <w:rFonts w:ascii="Times New Roman" w:hAnsi="Times New Roman"/>
+                <w:b w:val="0"/>
+                <w:i w:val="0"/>
+                <w:sz w:val="19"/>
+              </w:rPr>
+              <w:t xml:space="preserve"> (email, QR code)</w:t>
+            </w:r>
+          </w:p>
+        </w:tc>
+        <w:tc>
+          <w:tcPr>
+            <w:tcW w:type="dxa" w:w="3024"/>
+            <w:vAlign w:val="center"/>
+          </w:tcPr>
+          <w:p>
+            <w:pPr>
+              <w:spacing w:before="40" w:after="40"/>
+            </w:pPr>
+            <w:r>
+              <w:rPr>
+                <w:rFonts w:ascii="Times New Roman" w:hAnsi="Times New Roman"/>
+                <w:b w:val="0"/>
+                <w:i w:val="0"/>
+                <w:sz w:val="19"/>
+              </w:rPr>
+              <w:t>Gratuit</w:t>
+            </w:r>
+          </w:p>
+        </w:tc>
+        <w:tc>
+          <w:tcPr>
+            <w:tcW w:type="dxa" w:w="3024"/>
+            <w:vAlign w:val="center"/>
+          </w:tcPr>
+          <w:p>
+            <w:pPr>
+              <w:spacing w:before="40" w:after="40"/>
+            </w:pPr>
+            <w:r>
+              <w:rPr>
+                <w:rFonts w:ascii="Times New Roman" w:hAnsi="Times New Roman"/>
+                <w:b w:val="0"/>
+                <w:i w:val="0"/>
+                <w:sz w:val="19"/>
+              </w:rPr>
+              <w:t>Tests internes</w:t>
+            </w:r>
+          </w:p>
+        </w:tc>
+      </w:tr>
+    </w:tbl>
+    <w:p>
+      <w:pPr>
+        <w:spacing w:after="80"/>
+      </w:pPr>
+    </w:p>
+    <w:p>
+      <w:pPr>
+        <w:spacing w:after="120"/>
+      </w:pPr>
+      <w:r>
+        <w:rPr>
+          <w:rFonts w:ascii="Times New Roman" w:hAnsi="Times New Roman"/>
+          <w:b w:val="0"/>
+          <w:i w:val="0"/>
+          <w:sz w:val="22"/>
+        </w:rPr>
+        <w:t>Lien de téléchargement APK :</w:t>
+      </w:r>
+    </w:p>
+    <w:p>
+      <w:pPr>
+        <w:pStyle w:val="Quote"/>
+        <w:ind w:left="567"/>
+      </w:pPr>
+      <w:r>
+        <w:rPr>
+          <w:rFonts w:ascii="Times New Roman" w:hAnsi="Times New Roman"/>
+          <w:b w:val="0"/>
+          <w:i/>
+          <w:color w:val="606060"/>
+          <w:sz w:val="20"/>
+        </w:rPr>
+        <w:t>📦 https://drive.google.com/file/d/1BGuJWRnuixcEPl0bMOqY-3E6v-TexXlN/view?usp=sharing</w:t>
+      </w:r>
+    </w:p>
+    <w:p>
+      <w:pPr>
+        <w:pStyle w:val="Quote"/>
+        <w:ind w:left="567"/>
+      </w:pPr>
+      <w:r>
+        <w:rPr>
+          <w:rFonts w:ascii="Times New Roman" w:hAnsi="Times New Roman"/>
+          <w:b w:val="0"/>
+          <w:i/>
+          <w:color w:val="606060"/>
+          <w:sz w:val="20"/>
+        </w:rPr>
+        <w:t>📸 CAPTURE D'ÉCRAN — Google Drive : APK DIAPALER AFRICA disponible au téléchargement</w:t>
+      </w:r>
+    </w:p>
+    <w:p>
+      <w:pPr>
+        <w:pStyle w:val="Quote"/>
+        <w:ind w:left="567"/>
+      </w:pPr>
+      <w:r>
+        <w:rPr>
+          <w:rFonts w:ascii="Times New Roman" w:hAnsi="Times New Roman"/>
+          <w:b w:val="0"/>
+          <w:i/>
+          <w:color w:val="606060"/>
+          <w:sz w:val="20"/>
+        </w:rPr>
+        <w:t>(Insérer ici la capture d'écran)</w:t>
+      </w:r>
+    </w:p>
+    <w:p>
+      <w:pPr>
+        <w:pStyle w:val="Quote"/>
+        <w:ind w:left="567"/>
+      </w:pPr>
+      <w:r>
+        <w:rPr>
+          <w:rFonts w:ascii="Times New Roman" w:hAnsi="Times New Roman"/>
+          <w:b w:val="0"/>
+          <w:i/>
+          <w:color w:val="606060"/>
+          <w:sz w:val="20"/>
+        </w:rPr>
+        <w:t>📸 CAPTURE D'ÉCRAN — Installation de l'APK sur Android (autoriser les sources inconnues)</w:t>
       </w:r>
     </w:p>
     <w:p>

--- a/livrables/docx/DIAPALER_AFRICA_Livrable5.docx
+++ b/livrables/docx/DIAPALER_AFRICA_Livrable5.docx
@@ -12446,7 +12446,7 @@
           <w:i w:val="0"/>
           <w:sz w:val="22"/>
         </w:rPr>
-        <w:t>Claude claude-haiku-4-5</w:t>
+        <w:t>Claude claude-haiku-4-5-20251001</w:t>
       </w:r>
       <w:r>
         <w:rPr>
@@ -12592,7 +12592,7 @@
                 <w:i w:val="0"/>
                 <w:sz w:val="19"/>
               </w:rPr>
-              <w:t>claude-haiku-4-5 (rapide + haute qualité)</w:t>
+              <w:t>claude-haiku-4-5-20251001 (rapide + haute qualité)</w:t>
             </w:r>
           </w:p>
         </w:tc>

--- a/livrables/docx/DIAPALER_AFRICA_Livrable5.docx
+++ b/livrables/docx/DIAPALER_AFRICA_Livrable5.docx
@@ -1141,19 +1141,59 @@
     </w:p>
     <w:p>
       <w:pPr>
-        <w:pStyle w:val="Quote"/>
-        <w:ind w:left="567"/>
+        <w:spacing w:before="120" w:after="40"/>
       </w:pPr>
       <w:r>
         <w:rPr>
           <w:rFonts w:ascii="Times New Roman" w:hAnsi="Times New Roman"/>
-          <w:b w:val="0"/>
           <w:i/>
           <w:color w:val="606060"/>
-          <w:sz w:val="20"/>
+          <w:sz w:val="18"/>
         </w:rPr>
-        <w:t>📸 [Insérer ici le logo de l'ESP et/ou une capture de l'application]</w:t>
+        <w:t>📸  [Insérer ici le logo de l'ESP et/ou une capture de l'application]</w:t>
       </w:r>
+    </w:p>
+    <w:tbl>
+      <w:tblPr>
+        <w:tblStyle w:val="TableGrid"/>
+        <w:tblW w:type="auto" w:w="0"/>
+        <w:jc w:val="center"/>
+        <w:tblLook w:firstColumn="1" w:firstRow="1" w:lastColumn="0" w:lastRow="0" w:noHBand="0" w:noVBand="1" w:val="04A0"/>
+      </w:tblPr>
+      <w:tblGrid>
+        <w:gridCol w:w="9072"/>
+      </w:tblGrid>
+      <w:tr>
+        <w:trPr>
+          <w:trHeight w:val="3969" w:hRule="exact"/>
+        </w:trPr>
+        <w:tc>
+          <w:tcPr>
+            <w:tcW w:type="dxa" w:w="9072"/>
+            <w:shd w:val="clear" w:color="auto" w:fill="F0F0F0"/>
+          </w:tcPr>
+          <w:p>
+            <w:pPr>
+              <w:spacing w:before="1080"/>
+              <w:jc w:val="center"/>
+            </w:pPr>
+            <w:r>
+              <w:rPr>
+                <w:rFonts w:ascii="Times New Roman" w:hAnsi="Times New Roman"/>
+                <w:i/>
+                <w:color w:val="B0B0B0"/>
+                <w:sz w:val="20"/>
+              </w:rPr>
+              <w:t>[ Insérer la capture d'écran ici ]</w:t>
+            </w:r>
+          </w:p>
+        </w:tc>
+      </w:tr>
+    </w:tbl>
+    <w:p>
+      <w:pPr>
+        <w:spacing w:after="160"/>
+      </w:pPr>
     </w:p>
     <w:p>
       <w:pPr>
@@ -5151,35 +5191,59 @@
     </w:p>
     <w:p>
       <w:pPr>
-        <w:pStyle w:val="Quote"/>
-        <w:ind w:left="567"/>
+        <w:spacing w:before="120" w:after="40"/>
       </w:pPr>
       <w:r>
         <w:rPr>
           <w:rFonts w:ascii="Times New Roman" w:hAnsi="Times New Roman"/>
-          <w:b w:val="0"/>
           <w:i/>
           <w:color w:val="606060"/>
-          <w:sz w:val="20"/>
+          <w:sz w:val="18"/>
         </w:rPr>
-        <w:t>📸 CAPTURE D'ÉCRAN — Badge rouge sur l'icône cloche (ex: 3 notifications non lues)</w:t>
+        <w:t>📸  Badge rouge sur l'icône cloche (ex: 3 notifications non lues)</w:t>
       </w:r>
     </w:p>
+    <w:tbl>
+      <w:tblPr>
+        <w:tblStyle w:val="TableGrid"/>
+        <w:tblW w:type="auto" w:w="0"/>
+        <w:jc w:val="center"/>
+        <w:tblLook w:firstColumn="1" w:firstRow="1" w:lastColumn="0" w:lastRow="0" w:noHBand="0" w:noVBand="1" w:val="04A0"/>
+      </w:tblPr>
+      <w:tblGrid>
+        <w:gridCol w:w="9072"/>
+      </w:tblGrid>
+      <w:tr>
+        <w:trPr>
+          <w:trHeight w:val="3969" w:hRule="exact"/>
+        </w:trPr>
+        <w:tc>
+          <w:tcPr>
+            <w:tcW w:type="dxa" w:w="9072"/>
+            <w:shd w:val="clear" w:color="auto" w:fill="F0F0F0"/>
+          </w:tcPr>
+          <w:p>
+            <w:pPr>
+              <w:spacing w:before="1080"/>
+              <w:jc w:val="center"/>
+            </w:pPr>
+            <w:r>
+              <w:rPr>
+                <w:rFonts w:ascii="Times New Roman" w:hAnsi="Times New Roman"/>
+                <w:i/>
+                <w:color w:val="B0B0B0"/>
+                <w:sz w:val="20"/>
+              </w:rPr>
+              <w:t>[ Insérer la capture d'écran ici ]</w:t>
+            </w:r>
+          </w:p>
+        </w:tc>
+      </w:tr>
+    </w:tbl>
     <w:p>
       <w:pPr>
-        <w:pStyle w:val="Quote"/>
-        <w:ind w:left="567"/>
-      </w:pPr>
-      <w:r>
-        <w:rPr>
-          <w:rFonts w:ascii="Times New Roman" w:hAnsi="Times New Roman"/>
-          <w:b w:val="0"/>
-          <w:i/>
-          <w:color w:val="606060"/>
-          <w:sz w:val="20"/>
-        </w:rPr>
-        <w:t>(Insérer ici la capture d'écran)</w:t>
-      </w:r>
+        <w:spacing w:after="160"/>
+      </w:pPr>
     </w:p>
     <w:p>
       <w:pPr>
@@ -7254,67 +7318,115 @@
     </w:p>
     <w:p>
       <w:pPr>
-        <w:pStyle w:val="Quote"/>
-        <w:ind w:left="567"/>
+        <w:spacing w:before="120" w:after="40"/>
       </w:pPr>
       <w:r>
         <w:rPr>
           <w:rFonts w:ascii="Times New Roman" w:hAnsi="Times New Roman"/>
-          <w:b w:val="0"/>
           <w:i/>
           <w:color w:val="606060"/>
-          <w:sz w:val="20"/>
+          <w:sz w:val="18"/>
         </w:rPr>
-        <w:t>📸 CAPTURE D'ÉCRAN — Centre de notifications (plusieurs types de notifications)</w:t>
+        <w:t>📸  Centre de notifications (plusieurs types de notifications)</w:t>
       </w:r>
     </w:p>
+    <w:tbl>
+      <w:tblPr>
+        <w:tblStyle w:val="TableGrid"/>
+        <w:tblW w:type="auto" w:w="0"/>
+        <w:jc w:val="center"/>
+        <w:tblLook w:firstColumn="1" w:firstRow="1" w:lastColumn="0" w:lastRow="0" w:noHBand="0" w:noVBand="1" w:val="04A0"/>
+      </w:tblPr>
+      <w:tblGrid>
+        <w:gridCol w:w="9072"/>
+      </w:tblGrid>
+      <w:tr>
+        <w:trPr>
+          <w:trHeight w:val="3969" w:hRule="exact"/>
+        </w:trPr>
+        <w:tc>
+          <w:tcPr>
+            <w:tcW w:type="dxa" w:w="9072"/>
+            <w:shd w:val="clear" w:color="auto" w:fill="F0F0F0"/>
+          </w:tcPr>
+          <w:p>
+            <w:pPr>
+              <w:spacing w:before="1080"/>
+              <w:jc w:val="center"/>
+            </w:pPr>
+            <w:r>
+              <w:rPr>
+                <w:rFonts w:ascii="Times New Roman" w:hAnsi="Times New Roman"/>
+                <w:i/>
+                <w:color w:val="B0B0B0"/>
+                <w:sz w:val="20"/>
+              </w:rPr>
+              <w:t>[ Insérer la capture d'écran ici ]</w:t>
+            </w:r>
+          </w:p>
+        </w:tc>
+      </w:tr>
+    </w:tbl>
     <w:p>
       <w:pPr>
-        <w:pStyle w:val="Quote"/>
-        <w:ind w:left="567"/>
+        <w:spacing w:after="160"/>
+      </w:pPr>
+    </w:p>
+    <w:p>
+      <w:pPr>
+        <w:spacing w:before="120" w:after="40"/>
       </w:pPr>
       <w:r>
         <w:rPr>
           <w:rFonts w:ascii="Times New Roman" w:hAnsi="Times New Roman"/>
-          <w:b w:val="0"/>
           <w:i/>
           <w:color w:val="606060"/>
-          <w:sz w:val="20"/>
+          <w:sz w:val="18"/>
         </w:rPr>
-        <w:t>(Insérer ici la capture d'écran)</w:t>
+        <w:t>📸  Notification non lue (fond coloré + point coloré + bouton "Effacer tout")</w:t>
       </w:r>
     </w:p>
+    <w:tbl>
+      <w:tblPr>
+        <w:tblStyle w:val="TableGrid"/>
+        <w:tblW w:type="auto" w:w="0"/>
+        <w:jc w:val="center"/>
+        <w:tblLook w:firstColumn="1" w:firstRow="1" w:lastColumn="0" w:lastRow="0" w:noHBand="0" w:noVBand="1" w:val="04A0"/>
+      </w:tblPr>
+      <w:tblGrid>
+        <w:gridCol w:w="9072"/>
+      </w:tblGrid>
+      <w:tr>
+        <w:trPr>
+          <w:trHeight w:val="3969" w:hRule="exact"/>
+        </w:trPr>
+        <w:tc>
+          <w:tcPr>
+            <w:tcW w:type="dxa" w:w="9072"/>
+            <w:shd w:val="clear" w:color="auto" w:fill="F0F0F0"/>
+          </w:tcPr>
+          <w:p>
+            <w:pPr>
+              <w:spacing w:before="1080"/>
+              <w:jc w:val="center"/>
+            </w:pPr>
+            <w:r>
+              <w:rPr>
+                <w:rFonts w:ascii="Times New Roman" w:hAnsi="Times New Roman"/>
+                <w:i/>
+                <w:color w:val="B0B0B0"/>
+                <w:sz w:val="20"/>
+              </w:rPr>
+              <w:t>[ Insérer la capture d'écran ici ]</w:t>
+            </w:r>
+          </w:p>
+        </w:tc>
+      </w:tr>
+    </w:tbl>
     <w:p>
       <w:pPr>
-        <w:pStyle w:val="Quote"/>
-        <w:ind w:left="567"/>
-      </w:pPr>
-      <w:r>
-        <w:rPr>
-          <w:rFonts w:ascii="Times New Roman" w:hAnsi="Times New Roman"/>
-          <w:b w:val="0"/>
-          <w:i/>
-          <w:color w:val="606060"/>
-          <w:sz w:val="20"/>
-        </w:rPr>
-        <w:t>📸 CAPTURE D'ÉCRAN — Notification non lue (fond coloré + point coloré + bouton "Effacer tout")</w:t>
-      </w:r>
-    </w:p>
-    <w:p>
-      <w:pPr>
-        <w:pStyle w:val="Quote"/>
-        <w:ind w:left="567"/>
-      </w:pPr>
-      <w:r>
-        <w:rPr>
-          <w:rFonts w:ascii="Times New Roman" w:hAnsi="Times New Roman"/>
-          <w:b w:val="0"/>
-          <w:i/>
-          <w:color w:val="606060"/>
-          <w:sz w:val="20"/>
-        </w:rPr>
-        <w:t>(Insérer ici la capture d'écran)</w:t>
-      </w:r>
+        <w:spacing w:after="160"/>
+      </w:pPr>
     </w:p>
     <w:p>
       <w:pPr>
@@ -10148,195 +10260,339 @@
     </w:p>
     <w:p>
       <w:pPr>
-        <w:pStyle w:val="Quote"/>
-        <w:ind w:left="567"/>
+        <w:spacing w:before="120" w:after="40"/>
       </w:pPr>
       <w:r>
         <w:rPr>
           <w:rFonts w:ascii="Times New Roman" w:hAnsi="Times New Roman"/>
-          <w:b w:val="0"/>
           <w:i/>
           <w:color w:val="606060"/>
-          <w:sz w:val="20"/>
+          <w:sz w:val="18"/>
         </w:rPr>
-        <w:t>📸 CAPTURE D'ÉCRAN — Matching : barre de recherche + pills rôle + pills secteur</w:t>
+        <w:t>📸  Matching : barre de recherche + pills rôle + pills secteur</w:t>
       </w:r>
     </w:p>
+    <w:tbl>
+      <w:tblPr>
+        <w:tblStyle w:val="TableGrid"/>
+        <w:tblW w:type="auto" w:w="0"/>
+        <w:jc w:val="center"/>
+        <w:tblLook w:firstColumn="1" w:firstRow="1" w:lastColumn="0" w:lastRow="0" w:noHBand="0" w:noVBand="1" w:val="04A0"/>
+      </w:tblPr>
+      <w:tblGrid>
+        <w:gridCol w:w="9072"/>
+      </w:tblGrid>
+      <w:tr>
+        <w:trPr>
+          <w:trHeight w:val="3969" w:hRule="exact"/>
+        </w:trPr>
+        <w:tc>
+          <w:tcPr>
+            <w:tcW w:type="dxa" w:w="9072"/>
+            <w:shd w:val="clear" w:color="auto" w:fill="F0F0F0"/>
+          </w:tcPr>
+          <w:p>
+            <w:pPr>
+              <w:spacing w:before="1080"/>
+              <w:jc w:val="center"/>
+            </w:pPr>
+            <w:r>
+              <w:rPr>
+                <w:rFonts w:ascii="Times New Roman" w:hAnsi="Times New Roman"/>
+                <w:i/>
+                <w:color w:val="B0B0B0"/>
+                <w:sz w:val="20"/>
+              </w:rPr>
+              <w:t>[ Insérer la capture d'écran ici ]</w:t>
+            </w:r>
+          </w:p>
+        </w:tc>
+      </w:tr>
+    </w:tbl>
     <w:p>
       <w:pPr>
-        <w:pStyle w:val="Quote"/>
-        <w:ind w:left="567"/>
+        <w:spacing w:after="160"/>
+      </w:pPr>
+    </w:p>
+    <w:p>
+      <w:pPr>
+        <w:spacing w:before="120" w:after="40"/>
       </w:pPr>
       <w:r>
         <w:rPr>
           <w:rFonts w:ascii="Times New Roman" w:hAnsi="Times New Roman"/>
-          <w:b w:val="0"/>
           <w:i/>
           <w:color w:val="606060"/>
-          <w:sz w:val="20"/>
+          <w:sz w:val="18"/>
         </w:rPr>
-        <w:t>(Insérer ici la capture d'écran)</w:t>
+        <w:t>📸  Matching : recherche "tech" active + compteur de résultats</w:t>
       </w:r>
     </w:p>
+    <w:tbl>
+      <w:tblPr>
+        <w:tblStyle w:val="TableGrid"/>
+        <w:tblW w:type="auto" w:w="0"/>
+        <w:jc w:val="center"/>
+        <w:tblLook w:firstColumn="1" w:firstRow="1" w:lastColumn="0" w:lastRow="0" w:noHBand="0" w:noVBand="1" w:val="04A0"/>
+      </w:tblPr>
+      <w:tblGrid>
+        <w:gridCol w:w="9072"/>
+      </w:tblGrid>
+      <w:tr>
+        <w:trPr>
+          <w:trHeight w:val="3969" w:hRule="exact"/>
+        </w:trPr>
+        <w:tc>
+          <w:tcPr>
+            <w:tcW w:type="dxa" w:w="9072"/>
+            <w:shd w:val="clear" w:color="auto" w:fill="F0F0F0"/>
+          </w:tcPr>
+          <w:p>
+            <w:pPr>
+              <w:spacing w:before="1080"/>
+              <w:jc w:val="center"/>
+            </w:pPr>
+            <w:r>
+              <w:rPr>
+                <w:rFonts w:ascii="Times New Roman" w:hAnsi="Times New Roman"/>
+                <w:i/>
+                <w:color w:val="B0B0B0"/>
+                <w:sz w:val="20"/>
+              </w:rPr>
+              <w:t>[ Insérer la capture d'écran ici ]</w:t>
+            </w:r>
+          </w:p>
+        </w:tc>
+      </w:tr>
+    </w:tbl>
     <w:p>
       <w:pPr>
-        <w:pStyle w:val="Quote"/>
-        <w:ind w:left="567"/>
+        <w:spacing w:after="160"/>
+      </w:pPr>
+    </w:p>
+    <w:p>
+      <w:pPr>
+        <w:spacing w:before="120" w:after="40"/>
       </w:pPr>
       <w:r>
         <w:rPr>
           <w:rFonts w:ascii="Times New Roman" w:hAnsi="Times New Roman"/>
-          <w:b w:val="0"/>
           <w:i/>
           <w:color w:val="606060"/>
-          <w:sz w:val="20"/>
+          <w:sz w:val="18"/>
         </w:rPr>
-        <w:t>📸 CAPTURE D'ÉCRAN — Matching : recherche "tech" active + compteur de résultats</w:t>
+        <w:t>📸  Matching : filtre "Mentor" + secteur "FinTech" actifs</w:t>
       </w:r>
     </w:p>
+    <w:tbl>
+      <w:tblPr>
+        <w:tblStyle w:val="TableGrid"/>
+        <w:tblW w:type="auto" w:w="0"/>
+        <w:jc w:val="center"/>
+        <w:tblLook w:firstColumn="1" w:firstRow="1" w:lastColumn="0" w:lastRow="0" w:noHBand="0" w:noVBand="1" w:val="04A0"/>
+      </w:tblPr>
+      <w:tblGrid>
+        <w:gridCol w:w="9072"/>
+      </w:tblGrid>
+      <w:tr>
+        <w:trPr>
+          <w:trHeight w:val="3969" w:hRule="exact"/>
+        </w:trPr>
+        <w:tc>
+          <w:tcPr>
+            <w:tcW w:type="dxa" w:w="9072"/>
+            <w:shd w:val="clear" w:color="auto" w:fill="F0F0F0"/>
+          </w:tcPr>
+          <w:p>
+            <w:pPr>
+              <w:spacing w:before="1080"/>
+              <w:jc w:val="center"/>
+            </w:pPr>
+            <w:r>
+              <w:rPr>
+                <w:rFonts w:ascii="Times New Roman" w:hAnsi="Times New Roman"/>
+                <w:i/>
+                <w:color w:val="B0B0B0"/>
+                <w:sz w:val="20"/>
+              </w:rPr>
+              <w:t>[ Insérer la capture d'écran ici ]</w:t>
+            </w:r>
+          </w:p>
+        </w:tc>
+      </w:tr>
+    </w:tbl>
     <w:p>
       <w:pPr>
-        <w:pStyle w:val="Quote"/>
-        <w:ind w:left="567"/>
+        <w:spacing w:after="160"/>
+      </w:pPr>
+    </w:p>
+    <w:p>
+      <w:pPr>
+        <w:spacing w:before="120" w:after="40"/>
       </w:pPr>
       <w:r>
         <w:rPr>
           <w:rFonts w:ascii="Times New Roman" w:hAnsi="Times New Roman"/>
-          <w:b w:val="0"/>
           <w:i/>
           <w:color w:val="606060"/>
-          <w:sz w:val="20"/>
+          <w:sz w:val="18"/>
         </w:rPr>
-        <w:t>(Insérer ici la capture d'écran)</w:t>
+        <w:t>📸  Matching : filtre ville actif (dropdown)</w:t>
       </w:r>
     </w:p>
+    <w:tbl>
+      <w:tblPr>
+        <w:tblStyle w:val="TableGrid"/>
+        <w:tblW w:type="auto" w:w="0"/>
+        <w:jc w:val="center"/>
+        <w:tblLook w:firstColumn="1" w:firstRow="1" w:lastColumn="0" w:lastRow="0" w:noHBand="0" w:noVBand="1" w:val="04A0"/>
+      </w:tblPr>
+      <w:tblGrid>
+        <w:gridCol w:w="9072"/>
+      </w:tblGrid>
+      <w:tr>
+        <w:trPr>
+          <w:trHeight w:val="3969" w:hRule="exact"/>
+        </w:trPr>
+        <w:tc>
+          <w:tcPr>
+            <w:tcW w:type="dxa" w:w="9072"/>
+            <w:shd w:val="clear" w:color="auto" w:fill="F0F0F0"/>
+          </w:tcPr>
+          <w:p>
+            <w:pPr>
+              <w:spacing w:before="1080"/>
+              <w:jc w:val="center"/>
+            </w:pPr>
+            <w:r>
+              <w:rPr>
+                <w:rFonts w:ascii="Times New Roman" w:hAnsi="Times New Roman"/>
+                <w:i/>
+                <w:color w:val="B0B0B0"/>
+                <w:sz w:val="20"/>
+              </w:rPr>
+              <w:t>[ Insérer la capture d'écran ici ]</w:t>
+            </w:r>
+          </w:p>
+        </w:tc>
+      </w:tr>
+    </w:tbl>
     <w:p>
       <w:pPr>
-        <w:pStyle w:val="Quote"/>
-        <w:ind w:left="567"/>
+        <w:spacing w:after="160"/>
+      </w:pPr>
+    </w:p>
+    <w:p>
+      <w:pPr>
+        <w:spacing w:before="120" w:after="40"/>
       </w:pPr>
       <w:r>
         <w:rPr>
           <w:rFonts w:ascii="Times New Roman" w:hAnsi="Times New Roman"/>
-          <w:b w:val="0"/>
           <w:i/>
           <w:color w:val="606060"/>
-          <w:sz w:val="20"/>
+          <w:sz w:val="18"/>
         </w:rPr>
-        <w:t>📸 CAPTURE D'ÉCRAN — Matching : filtre "Mentor" + secteur "FinTech" actifs</w:t>
+        <w:t>📸  Matching : bouton "Réinitialiser" visible dans l'AppBar</w:t>
       </w:r>
     </w:p>
+    <w:tbl>
+      <w:tblPr>
+        <w:tblStyle w:val="TableGrid"/>
+        <w:tblW w:type="auto" w:w="0"/>
+        <w:jc w:val="center"/>
+        <w:tblLook w:firstColumn="1" w:firstRow="1" w:lastColumn="0" w:lastRow="0" w:noHBand="0" w:noVBand="1" w:val="04A0"/>
+      </w:tblPr>
+      <w:tblGrid>
+        <w:gridCol w:w="9072"/>
+      </w:tblGrid>
+      <w:tr>
+        <w:trPr>
+          <w:trHeight w:val="3969" w:hRule="exact"/>
+        </w:trPr>
+        <w:tc>
+          <w:tcPr>
+            <w:tcW w:type="dxa" w:w="9072"/>
+            <w:shd w:val="clear" w:color="auto" w:fill="F0F0F0"/>
+          </w:tcPr>
+          <w:p>
+            <w:pPr>
+              <w:spacing w:before="1080"/>
+              <w:jc w:val="center"/>
+            </w:pPr>
+            <w:r>
+              <w:rPr>
+                <w:rFonts w:ascii="Times New Roman" w:hAnsi="Times New Roman"/>
+                <w:i/>
+                <w:color w:val="B0B0B0"/>
+                <w:sz w:val="20"/>
+              </w:rPr>
+              <w:t>[ Insérer la capture d'écran ici ]</w:t>
+            </w:r>
+          </w:p>
+        </w:tc>
+      </w:tr>
+    </w:tbl>
     <w:p>
       <w:pPr>
-        <w:pStyle w:val="Quote"/>
-        <w:ind w:left="567"/>
+        <w:spacing w:after="160"/>
+      </w:pPr>
+    </w:p>
+    <w:p>
+      <w:pPr>
+        <w:spacing w:before="120" w:after="40"/>
       </w:pPr>
       <w:r>
         <w:rPr>
           <w:rFonts w:ascii="Times New Roman" w:hAnsi="Times New Roman"/>
-          <w:b w:val="0"/>
           <w:i/>
           <w:color w:val="606060"/>
-          <w:sz w:val="20"/>
+          <w:sz w:val="18"/>
         </w:rPr>
-        <w:t>(Insérer ici la capture d'écran)</w:t>
+        <w:t>📸  Matching : état vide (aucun résultat)</w:t>
       </w:r>
     </w:p>
+    <w:tbl>
+      <w:tblPr>
+        <w:tblStyle w:val="TableGrid"/>
+        <w:tblW w:type="auto" w:w="0"/>
+        <w:jc w:val="center"/>
+        <w:tblLook w:firstColumn="1" w:firstRow="1" w:lastColumn="0" w:lastRow="0" w:noHBand="0" w:noVBand="1" w:val="04A0"/>
+      </w:tblPr>
+      <w:tblGrid>
+        <w:gridCol w:w="9072"/>
+      </w:tblGrid>
+      <w:tr>
+        <w:trPr>
+          <w:trHeight w:val="3969" w:hRule="exact"/>
+        </w:trPr>
+        <w:tc>
+          <w:tcPr>
+            <w:tcW w:type="dxa" w:w="9072"/>
+            <w:shd w:val="clear" w:color="auto" w:fill="F0F0F0"/>
+          </w:tcPr>
+          <w:p>
+            <w:pPr>
+              <w:spacing w:before="1080"/>
+              <w:jc w:val="center"/>
+            </w:pPr>
+            <w:r>
+              <w:rPr>
+                <w:rFonts w:ascii="Times New Roman" w:hAnsi="Times New Roman"/>
+                <w:i/>
+                <w:color w:val="B0B0B0"/>
+                <w:sz w:val="20"/>
+              </w:rPr>
+              <w:t>[ Insérer la capture d'écran ici ]</w:t>
+            </w:r>
+          </w:p>
+        </w:tc>
+      </w:tr>
+    </w:tbl>
     <w:p>
       <w:pPr>
-        <w:pStyle w:val="Quote"/>
-        <w:ind w:left="567"/>
-      </w:pPr>
-      <w:r>
-        <w:rPr>
-          <w:rFonts w:ascii="Times New Roman" w:hAnsi="Times New Roman"/>
-          <w:b w:val="0"/>
-          <w:i/>
-          <w:color w:val="606060"/>
-          <w:sz w:val="20"/>
-        </w:rPr>
-        <w:t>📸 CAPTURE D'ÉCRAN — Matching : filtre ville actif (dropdown)</w:t>
-      </w:r>
-    </w:p>
-    <w:p>
-      <w:pPr>
-        <w:pStyle w:val="Quote"/>
-        <w:ind w:left="567"/>
-      </w:pPr>
-      <w:r>
-        <w:rPr>
-          <w:rFonts w:ascii="Times New Roman" w:hAnsi="Times New Roman"/>
-          <w:b w:val="0"/>
-          <w:i/>
-          <w:color w:val="606060"/>
-          <w:sz w:val="20"/>
-        </w:rPr>
-        <w:t>(Insérer ici la capture d'écran)</w:t>
-      </w:r>
-    </w:p>
-    <w:p>
-      <w:pPr>
-        <w:pStyle w:val="Quote"/>
-        <w:ind w:left="567"/>
-      </w:pPr>
-      <w:r>
-        <w:rPr>
-          <w:rFonts w:ascii="Times New Roman" w:hAnsi="Times New Roman"/>
-          <w:b w:val="0"/>
-          <w:i/>
-          <w:color w:val="606060"/>
-          <w:sz w:val="20"/>
-        </w:rPr>
-        <w:t>📸 CAPTURE D'ÉCRAN — Matching : bouton "Réinitialiser" visible dans l'AppBar</w:t>
-      </w:r>
-    </w:p>
-    <w:p>
-      <w:pPr>
-        <w:pStyle w:val="Quote"/>
-        <w:ind w:left="567"/>
-      </w:pPr>
-      <w:r>
-        <w:rPr>
-          <w:rFonts w:ascii="Times New Roman" w:hAnsi="Times New Roman"/>
-          <w:b w:val="0"/>
-          <w:i/>
-          <w:color w:val="606060"/>
-          <w:sz w:val="20"/>
-        </w:rPr>
-        <w:t>(Insérer ici la capture d'écran)</w:t>
-      </w:r>
-    </w:p>
-    <w:p>
-      <w:pPr>
-        <w:pStyle w:val="Quote"/>
-        <w:ind w:left="567"/>
-      </w:pPr>
-      <w:r>
-        <w:rPr>
-          <w:rFonts w:ascii="Times New Roman" w:hAnsi="Times New Roman"/>
-          <w:b w:val="0"/>
-          <w:i/>
-          <w:color w:val="606060"/>
-          <w:sz w:val="20"/>
-        </w:rPr>
-        <w:t>📸 CAPTURE D'ÉCRAN — Matching : état vide (aucun résultat)</w:t>
-      </w:r>
-    </w:p>
-    <w:p>
-      <w:pPr>
-        <w:pStyle w:val="Quote"/>
-        <w:ind w:left="567"/>
-      </w:pPr>
-      <w:r>
-        <w:rPr>
-          <w:rFonts w:ascii="Times New Roman" w:hAnsi="Times New Roman"/>
-          <w:b w:val="0"/>
-          <w:i/>
-          <w:color w:val="606060"/>
-          <w:sz w:val="20"/>
-        </w:rPr>
-        <w:t>(Insérer ici la capture d'écran)</w:t>
-      </w:r>
+        <w:spacing w:after="160"/>
+      </w:pPr>
     </w:p>
     <w:p>
       <w:pPr>
@@ -12287,99 +12543,171 @@
     </w:p>
     <w:p>
       <w:pPr>
-        <w:pStyle w:val="Quote"/>
-        <w:ind w:left="567"/>
+        <w:spacing w:before="120" w:after="40"/>
       </w:pPr>
       <w:r>
         <w:rPr>
           <w:rFonts w:ascii="Times New Roman" w:hAnsi="Times New Roman"/>
-          <w:b w:val="0"/>
           <w:i/>
           <w:color w:val="606060"/>
-          <w:sz w:val="20"/>
+          <w:sz w:val="18"/>
         </w:rPr>
-        <w:t>📸 CAPTURE D'ÉCRAN — Bouton "Près de moi" (état inactif)</w:t>
+        <w:t>📸  Bouton "Près de moi" (état inactif)</w:t>
       </w:r>
     </w:p>
+    <w:tbl>
+      <w:tblPr>
+        <w:tblStyle w:val="TableGrid"/>
+        <w:tblW w:type="auto" w:w="0"/>
+        <w:jc w:val="center"/>
+        <w:tblLook w:firstColumn="1" w:firstRow="1" w:lastColumn="0" w:lastRow="0" w:noHBand="0" w:noVBand="1" w:val="04A0"/>
+      </w:tblPr>
+      <w:tblGrid>
+        <w:gridCol w:w="9072"/>
+      </w:tblGrid>
+      <w:tr>
+        <w:trPr>
+          <w:trHeight w:val="3969" w:hRule="exact"/>
+        </w:trPr>
+        <w:tc>
+          <w:tcPr>
+            <w:tcW w:type="dxa" w:w="9072"/>
+            <w:shd w:val="clear" w:color="auto" w:fill="F0F0F0"/>
+          </w:tcPr>
+          <w:p>
+            <w:pPr>
+              <w:spacing w:before="1080"/>
+              <w:jc w:val="center"/>
+            </w:pPr>
+            <w:r>
+              <w:rPr>
+                <w:rFonts w:ascii="Times New Roman" w:hAnsi="Times New Roman"/>
+                <w:i/>
+                <w:color w:val="B0B0B0"/>
+                <w:sz w:val="20"/>
+              </w:rPr>
+              <w:t>[ Insérer la capture d'écran ici ]</w:t>
+            </w:r>
+          </w:p>
+        </w:tc>
+      </w:tr>
+    </w:tbl>
     <w:p>
       <w:pPr>
-        <w:pStyle w:val="Quote"/>
-        <w:ind w:left="567"/>
+        <w:spacing w:after="160"/>
+      </w:pPr>
+    </w:p>
+    <w:p>
+      <w:pPr>
+        <w:spacing w:before="120" w:after="40"/>
       </w:pPr>
       <w:r>
         <w:rPr>
           <w:rFonts w:ascii="Times New Roman" w:hAnsi="Times New Roman"/>
-          <w:b w:val="0"/>
           <w:i/>
           <w:color w:val="606060"/>
-          <w:sz w:val="20"/>
+          <w:sz w:val="18"/>
         </w:rPr>
-        <w:t>(Insérer ici la capture d'écran)</w:t>
+        <w:t>📸  Matching avec distances en km sur chaque carte</w:t>
       </w:r>
     </w:p>
+    <w:tbl>
+      <w:tblPr>
+        <w:tblStyle w:val="TableGrid"/>
+        <w:tblW w:type="auto" w:w="0"/>
+        <w:jc w:val="center"/>
+        <w:tblLook w:firstColumn="1" w:firstRow="1" w:lastColumn="0" w:lastRow="0" w:noHBand="0" w:noVBand="1" w:val="04A0"/>
+      </w:tblPr>
+      <w:tblGrid>
+        <w:gridCol w:w="9072"/>
+      </w:tblGrid>
+      <w:tr>
+        <w:trPr>
+          <w:trHeight w:val="3969" w:hRule="exact"/>
+        </w:trPr>
+        <w:tc>
+          <w:tcPr>
+            <w:tcW w:type="dxa" w:w="9072"/>
+            <w:shd w:val="clear" w:color="auto" w:fill="F0F0F0"/>
+          </w:tcPr>
+          <w:p>
+            <w:pPr>
+              <w:spacing w:before="1080"/>
+              <w:jc w:val="center"/>
+            </w:pPr>
+            <w:r>
+              <w:rPr>
+                <w:rFonts w:ascii="Times New Roman" w:hAnsi="Times New Roman"/>
+                <w:i/>
+                <w:color w:val="B0B0B0"/>
+                <w:sz w:val="20"/>
+              </w:rPr>
+              <w:t>[ Insérer la capture d'écran ici ]</w:t>
+            </w:r>
+          </w:p>
+        </w:tc>
+      </w:tr>
+    </w:tbl>
     <w:p>
       <w:pPr>
-        <w:pStyle w:val="Quote"/>
-        <w:ind w:left="567"/>
+        <w:spacing w:after="160"/>
+      </w:pPr>
+    </w:p>
+    <w:p>
+      <w:pPr>
+        <w:spacing w:before="120" w:after="40"/>
       </w:pPr>
       <w:r>
         <w:rPr>
           <w:rFonts w:ascii="Times New Roman" w:hAnsi="Times New Roman"/>
-          <w:b w:val="0"/>
           <w:i/>
           <w:color w:val="606060"/>
-          <w:sz w:val="20"/>
+          <w:sz w:val="18"/>
         </w:rPr>
-        <w:t>📸 CAPTURE D'ÉCRAN — Matching avec distances en km sur chaque carte</w:t>
+        <w:t>📸  Bouton "Trié par distance ✓" (état actif, violet)</w:t>
       </w:r>
     </w:p>
+    <w:tbl>
+      <w:tblPr>
+        <w:tblStyle w:val="TableGrid"/>
+        <w:tblW w:type="auto" w:w="0"/>
+        <w:jc w:val="center"/>
+        <w:tblLook w:firstColumn="1" w:firstRow="1" w:lastColumn="0" w:lastRow="0" w:noHBand="0" w:noVBand="1" w:val="04A0"/>
+      </w:tblPr>
+      <w:tblGrid>
+        <w:gridCol w:w="9072"/>
+      </w:tblGrid>
+      <w:tr>
+        <w:trPr>
+          <w:trHeight w:val="3969" w:hRule="exact"/>
+        </w:trPr>
+        <w:tc>
+          <w:tcPr>
+            <w:tcW w:type="dxa" w:w="9072"/>
+            <w:shd w:val="clear" w:color="auto" w:fill="F0F0F0"/>
+          </w:tcPr>
+          <w:p>
+            <w:pPr>
+              <w:spacing w:before="1080"/>
+              <w:jc w:val="center"/>
+            </w:pPr>
+            <w:r>
+              <w:rPr>
+                <w:rFonts w:ascii="Times New Roman" w:hAnsi="Times New Roman"/>
+                <w:i/>
+                <w:color w:val="B0B0B0"/>
+                <w:sz w:val="20"/>
+              </w:rPr>
+              <w:t>[ Insérer la capture d'écran ici ]</w:t>
+            </w:r>
+          </w:p>
+        </w:tc>
+      </w:tr>
+    </w:tbl>
     <w:p>
       <w:pPr>
-        <w:pStyle w:val="Quote"/>
-        <w:ind w:left="567"/>
-      </w:pPr>
-      <w:r>
-        <w:rPr>
-          <w:rFonts w:ascii="Times New Roman" w:hAnsi="Times New Roman"/>
-          <w:b w:val="0"/>
-          <w:i/>
-          <w:color w:val="606060"/>
-          <w:sz w:val="20"/>
-        </w:rPr>
-        <w:t>(Insérer ici la capture d'écran)</w:t>
-      </w:r>
-    </w:p>
-    <w:p>
-      <w:pPr>
-        <w:pStyle w:val="Quote"/>
-        <w:ind w:left="567"/>
-      </w:pPr>
-      <w:r>
-        <w:rPr>
-          <w:rFonts w:ascii="Times New Roman" w:hAnsi="Times New Roman"/>
-          <w:b w:val="0"/>
-          <w:i/>
-          <w:color w:val="606060"/>
-          <w:sz w:val="20"/>
-        </w:rPr>
-        <w:t>📸 CAPTURE D'ÉCRAN — Bouton "Trié par distance ✓" (état actif, violet)</w:t>
-      </w:r>
-    </w:p>
-    <w:p>
-      <w:pPr>
-        <w:pStyle w:val="Quote"/>
-        <w:ind w:left="567"/>
-      </w:pPr>
-      <w:r>
-        <w:rPr>
-          <w:rFonts w:ascii="Times New Roman" w:hAnsi="Times New Roman"/>
-          <w:b w:val="0"/>
-          <w:i/>
-          <w:color w:val="606060"/>
-          <w:sz w:val="20"/>
-        </w:rPr>
-        <w:t>(Insérer ici la capture d'écran)</w:t>
-      </w:r>
+        <w:spacing w:after="160"/>
+      </w:pPr>
     </w:p>
     <w:p>
       <w:pPr>
@@ -13701,35 +14029,59 @@
     </w:p>
     <w:p>
       <w:pPr>
-        <w:pStyle w:val="Quote"/>
-        <w:ind w:left="567"/>
+        <w:spacing w:before="120" w:after="40"/>
       </w:pPr>
       <w:r>
         <w:rPr>
           <w:rFonts w:ascii="Times New Roman" w:hAnsi="Times New Roman"/>
-          <w:b w:val="0"/>
           <w:i/>
           <w:color w:val="606060"/>
-          <w:sz w:val="20"/>
+          <w:sz w:val="18"/>
         </w:rPr>
-        <w:t>📸 CAPTURE D'ÉCRAN — FAB chatbot DIALI (bouton doré avec anneau pulsant amber)</w:t>
+        <w:t>📸  FAB chatbot DIALI (bouton doré avec anneau pulsant amber)</w:t>
       </w:r>
     </w:p>
+    <w:tbl>
+      <w:tblPr>
+        <w:tblStyle w:val="TableGrid"/>
+        <w:tblW w:type="auto" w:w="0"/>
+        <w:jc w:val="center"/>
+        <w:tblLook w:firstColumn="1" w:firstRow="1" w:lastColumn="0" w:lastRow="0" w:noHBand="0" w:noVBand="1" w:val="04A0"/>
+      </w:tblPr>
+      <w:tblGrid>
+        <w:gridCol w:w="9072"/>
+      </w:tblGrid>
+      <w:tr>
+        <w:trPr>
+          <w:trHeight w:val="3969" w:hRule="exact"/>
+        </w:trPr>
+        <w:tc>
+          <w:tcPr>
+            <w:tcW w:type="dxa" w:w="9072"/>
+            <w:shd w:val="clear" w:color="auto" w:fill="F0F0F0"/>
+          </w:tcPr>
+          <w:p>
+            <w:pPr>
+              <w:spacing w:before="1080"/>
+              <w:jc w:val="center"/>
+            </w:pPr>
+            <w:r>
+              <w:rPr>
+                <w:rFonts w:ascii="Times New Roman" w:hAnsi="Times New Roman"/>
+                <w:i/>
+                <w:color w:val="B0B0B0"/>
+                <w:sz w:val="20"/>
+              </w:rPr>
+              <w:t>[ Insérer la capture d'écran ici ]</w:t>
+            </w:r>
+          </w:p>
+        </w:tc>
+      </w:tr>
+    </w:tbl>
     <w:p>
       <w:pPr>
-        <w:pStyle w:val="Quote"/>
-        <w:ind w:left="567"/>
-      </w:pPr>
-      <w:r>
-        <w:rPr>
-          <w:rFonts w:ascii="Times New Roman" w:hAnsi="Times New Roman"/>
-          <w:b w:val="0"/>
-          <w:i/>
-          <w:color w:val="606060"/>
-          <w:sz w:val="20"/>
-        </w:rPr>
-        <w:t>(Insérer ici la capture d'écran)</w:t>
-      </w:r>
+        <w:spacing w:after="160"/>
+      </w:pPr>
     </w:p>
     <w:p>
       <w:pPr>
@@ -15723,99 +16075,171 @@
     </w:p>
     <w:p>
       <w:pPr>
-        <w:pStyle w:val="Quote"/>
-        <w:ind w:left="567"/>
+        <w:spacing w:before="120" w:after="40"/>
       </w:pPr>
       <w:r>
         <w:rPr>
           <w:rFonts w:ascii="Times New Roman" w:hAnsi="Times New Roman"/>
-          <w:b w:val="0"/>
           <w:i/>
           <w:color w:val="606060"/>
-          <w:sz w:val="20"/>
+          <w:sz w:val="18"/>
         </w:rPr>
-        <w:t>📸 CAPTURE D'ÉCRAN — Chatbot DIALI IA (message de bienvenue personnalisé)</w:t>
+        <w:t>📸  Chatbot DIALI IA (message de bienvenue personnalisé)</w:t>
       </w:r>
     </w:p>
+    <w:tbl>
+      <w:tblPr>
+        <w:tblStyle w:val="TableGrid"/>
+        <w:tblW w:type="auto" w:w="0"/>
+        <w:jc w:val="center"/>
+        <w:tblLook w:firstColumn="1" w:firstRow="1" w:lastColumn="0" w:lastRow="0" w:noHBand="0" w:noVBand="1" w:val="04A0"/>
+      </w:tblPr>
+      <w:tblGrid>
+        <w:gridCol w:w="9072"/>
+      </w:tblGrid>
+      <w:tr>
+        <w:trPr>
+          <w:trHeight w:val="3969" w:hRule="exact"/>
+        </w:trPr>
+        <w:tc>
+          <w:tcPr>
+            <w:tcW w:type="dxa" w:w="9072"/>
+            <w:shd w:val="clear" w:color="auto" w:fill="F0F0F0"/>
+          </w:tcPr>
+          <w:p>
+            <w:pPr>
+              <w:spacing w:before="1080"/>
+              <w:jc w:val="center"/>
+            </w:pPr>
+            <w:r>
+              <w:rPr>
+                <w:rFonts w:ascii="Times New Roman" w:hAnsi="Times New Roman"/>
+                <w:i/>
+                <w:color w:val="B0B0B0"/>
+                <w:sz w:val="20"/>
+              </w:rPr>
+              <w:t>[ Insérer la capture d'écran ici ]</w:t>
+            </w:r>
+          </w:p>
+        </w:tc>
+      </w:tr>
+    </w:tbl>
     <w:p>
       <w:pPr>
-        <w:pStyle w:val="Quote"/>
-        <w:ind w:left="567"/>
+        <w:spacing w:after="160"/>
+      </w:pPr>
+    </w:p>
+    <w:p>
+      <w:pPr>
+        <w:spacing w:before="120" w:after="40"/>
       </w:pPr>
       <w:r>
         <w:rPr>
           <w:rFonts w:ascii="Times New Roman" w:hAnsi="Times New Roman"/>
-          <w:b w:val="0"/>
           <w:i/>
           <w:color w:val="606060"/>
-          <w:sz w:val="20"/>
+          <w:sz w:val="18"/>
         </w:rPr>
-        <w:t>(Insérer ici la capture d'écran)</w:t>
+        <w:t>📸  Chatbot DIALI IA (conversation active)</w:t>
       </w:r>
     </w:p>
+    <w:tbl>
+      <w:tblPr>
+        <w:tblStyle w:val="TableGrid"/>
+        <w:tblW w:type="auto" w:w="0"/>
+        <w:jc w:val="center"/>
+        <w:tblLook w:firstColumn="1" w:firstRow="1" w:lastColumn="0" w:lastRow="0" w:noHBand="0" w:noVBand="1" w:val="04A0"/>
+      </w:tblPr>
+      <w:tblGrid>
+        <w:gridCol w:w="9072"/>
+      </w:tblGrid>
+      <w:tr>
+        <w:trPr>
+          <w:trHeight w:val="3969" w:hRule="exact"/>
+        </w:trPr>
+        <w:tc>
+          <w:tcPr>
+            <w:tcW w:type="dxa" w:w="9072"/>
+            <w:shd w:val="clear" w:color="auto" w:fill="F0F0F0"/>
+          </w:tcPr>
+          <w:p>
+            <w:pPr>
+              <w:spacing w:before="1080"/>
+              <w:jc w:val="center"/>
+            </w:pPr>
+            <w:r>
+              <w:rPr>
+                <w:rFonts w:ascii="Times New Roman" w:hAnsi="Times New Roman"/>
+                <w:i/>
+                <w:color w:val="B0B0B0"/>
+                <w:sz w:val="20"/>
+              </w:rPr>
+              <w:t>[ Insérer la capture d'écran ici ]</w:t>
+            </w:r>
+          </w:p>
+        </w:tc>
+      </w:tr>
+    </w:tbl>
     <w:p>
       <w:pPr>
-        <w:pStyle w:val="Quote"/>
-        <w:ind w:left="567"/>
+        <w:spacing w:after="160"/>
+      </w:pPr>
+    </w:p>
+    <w:p>
+      <w:pPr>
+        <w:spacing w:before="120" w:after="40"/>
       </w:pPr>
       <w:r>
         <w:rPr>
           <w:rFonts w:ascii="Times New Roman" w:hAnsi="Times New Roman"/>
-          <w:b w:val="0"/>
           <w:i/>
           <w:color w:val="606060"/>
-          <w:sz w:val="20"/>
+          <w:sz w:val="18"/>
         </w:rPr>
-        <w:t>📸 CAPTURE D'ÉCRAN — Chatbot DIALI IA (conversation active)</w:t>
+        <w:t>📸  Indicateur de frappe "..." pendant la génération</w:t>
       </w:r>
     </w:p>
+    <w:tbl>
+      <w:tblPr>
+        <w:tblStyle w:val="TableGrid"/>
+        <w:tblW w:type="auto" w:w="0"/>
+        <w:jc w:val="center"/>
+        <w:tblLook w:firstColumn="1" w:firstRow="1" w:lastColumn="0" w:lastRow="0" w:noHBand="0" w:noVBand="1" w:val="04A0"/>
+      </w:tblPr>
+      <w:tblGrid>
+        <w:gridCol w:w="9072"/>
+      </w:tblGrid>
+      <w:tr>
+        <w:trPr>
+          <w:trHeight w:val="3969" w:hRule="exact"/>
+        </w:trPr>
+        <w:tc>
+          <w:tcPr>
+            <w:tcW w:type="dxa" w:w="9072"/>
+            <w:shd w:val="clear" w:color="auto" w:fill="F0F0F0"/>
+          </w:tcPr>
+          <w:p>
+            <w:pPr>
+              <w:spacing w:before="1080"/>
+              <w:jc w:val="center"/>
+            </w:pPr>
+            <w:r>
+              <w:rPr>
+                <w:rFonts w:ascii="Times New Roman" w:hAnsi="Times New Roman"/>
+                <w:i/>
+                <w:color w:val="B0B0B0"/>
+                <w:sz w:val="20"/>
+              </w:rPr>
+              <w:t>[ Insérer la capture d'écran ici ]</w:t>
+            </w:r>
+          </w:p>
+        </w:tc>
+      </w:tr>
+    </w:tbl>
     <w:p>
       <w:pPr>
-        <w:pStyle w:val="Quote"/>
-        <w:ind w:left="567"/>
-      </w:pPr>
-      <w:r>
-        <w:rPr>
-          <w:rFonts w:ascii="Times New Roman" w:hAnsi="Times New Roman"/>
-          <w:b w:val="0"/>
-          <w:i/>
-          <w:color w:val="606060"/>
-          <w:sz w:val="20"/>
-        </w:rPr>
-        <w:t>(Insérer ici la capture d'écran)</w:t>
-      </w:r>
-    </w:p>
-    <w:p>
-      <w:pPr>
-        <w:pStyle w:val="Quote"/>
-        <w:ind w:left="567"/>
-      </w:pPr>
-      <w:r>
-        <w:rPr>
-          <w:rFonts w:ascii="Times New Roman" w:hAnsi="Times New Roman"/>
-          <w:b w:val="0"/>
-          <w:i/>
-          <w:color w:val="606060"/>
-          <w:sz w:val="20"/>
-        </w:rPr>
-        <w:t>📸 CAPTURE D'ÉCRAN — Indicateur de frappe "..." pendant la génération</w:t>
-      </w:r>
-    </w:p>
-    <w:p>
-      <w:pPr>
-        <w:pStyle w:val="Quote"/>
-        <w:ind w:left="567"/>
-      </w:pPr>
-      <w:r>
-        <w:rPr>
-          <w:rFonts w:ascii="Times New Roman" w:hAnsi="Times New Roman"/>
-          <w:b w:val="0"/>
-          <w:i/>
-          <w:color w:val="606060"/>
-          <w:sz w:val="20"/>
-        </w:rPr>
-        <w:t>(Insérer ici la capture d'écran)</w:t>
-      </w:r>
+        <w:spacing w:after="160"/>
+      </w:pPr>
     </w:p>
     <w:p>
       <w:pPr>
@@ -17259,99 +17683,171 @@
     </w:p>
     <w:p>
       <w:pPr>
-        <w:pStyle w:val="Quote"/>
-        <w:ind w:left="567"/>
+        <w:spacing w:before="120" w:after="40"/>
       </w:pPr>
       <w:r>
         <w:rPr>
           <w:rFonts w:ascii="Times New Roman" w:hAnsi="Times New Roman"/>
-          <w:b w:val="0"/>
           <w:i/>
           <w:color w:val="606060"/>
-          <w:sz w:val="20"/>
+          <w:sz w:val="18"/>
         </w:rPr>
-        <w:t>📸 CAPTURE D'ÉCRAN — Badge rouge sur l'onglet Messages (NavBar)</w:t>
+        <w:t>📸  Badge rouge sur l'onglet Messages (NavBar)</w:t>
       </w:r>
     </w:p>
+    <w:tbl>
+      <w:tblPr>
+        <w:tblStyle w:val="TableGrid"/>
+        <w:tblW w:type="auto" w:w="0"/>
+        <w:jc w:val="center"/>
+        <w:tblLook w:firstColumn="1" w:firstRow="1" w:lastColumn="0" w:lastRow="0" w:noHBand="0" w:noVBand="1" w:val="04A0"/>
+      </w:tblPr>
+      <w:tblGrid>
+        <w:gridCol w:w="9072"/>
+      </w:tblGrid>
+      <w:tr>
+        <w:trPr>
+          <w:trHeight w:val="3969" w:hRule="exact"/>
+        </w:trPr>
+        <w:tc>
+          <w:tcPr>
+            <w:tcW w:type="dxa" w:w="9072"/>
+            <w:shd w:val="clear" w:color="auto" w:fill="F0F0F0"/>
+          </w:tcPr>
+          <w:p>
+            <w:pPr>
+              <w:spacing w:before="1080"/>
+              <w:jc w:val="center"/>
+            </w:pPr>
+            <w:r>
+              <w:rPr>
+                <w:rFonts w:ascii="Times New Roman" w:hAnsi="Times New Roman"/>
+                <w:i/>
+                <w:color w:val="B0B0B0"/>
+                <w:sz w:val="20"/>
+              </w:rPr>
+              <w:t>[ Insérer la capture d'écran ici ]</w:t>
+            </w:r>
+          </w:p>
+        </w:tc>
+      </w:tr>
+    </w:tbl>
     <w:p>
       <w:pPr>
-        <w:pStyle w:val="Quote"/>
-        <w:ind w:left="567"/>
+        <w:spacing w:after="160"/>
+      </w:pPr>
+    </w:p>
+    <w:p>
+      <w:pPr>
+        <w:spacing w:before="120" w:after="40"/>
       </w:pPr>
       <w:r>
         <w:rPr>
           <w:rFonts w:ascii="Times New Roman" w:hAnsi="Times New Roman"/>
-          <w:b w:val="0"/>
           <w:i/>
           <w:color w:val="606060"/>
-          <w:sz w:val="20"/>
+          <w:sz w:val="18"/>
         </w:rPr>
-        <w:t>(Insérer ici la capture d'écran)</w:t>
+        <w:t>📸  Messagerie : liste des conversations</w:t>
       </w:r>
     </w:p>
+    <w:tbl>
+      <w:tblPr>
+        <w:tblStyle w:val="TableGrid"/>
+        <w:tblW w:type="auto" w:w="0"/>
+        <w:jc w:val="center"/>
+        <w:tblLook w:firstColumn="1" w:firstRow="1" w:lastColumn="0" w:lastRow="0" w:noHBand="0" w:noVBand="1" w:val="04A0"/>
+      </w:tblPr>
+      <w:tblGrid>
+        <w:gridCol w:w="9072"/>
+      </w:tblGrid>
+      <w:tr>
+        <w:trPr>
+          <w:trHeight w:val="3969" w:hRule="exact"/>
+        </w:trPr>
+        <w:tc>
+          <w:tcPr>
+            <w:tcW w:type="dxa" w:w="9072"/>
+            <w:shd w:val="clear" w:color="auto" w:fill="F0F0F0"/>
+          </w:tcPr>
+          <w:p>
+            <w:pPr>
+              <w:spacing w:before="1080"/>
+              <w:jc w:val="center"/>
+            </w:pPr>
+            <w:r>
+              <w:rPr>
+                <w:rFonts w:ascii="Times New Roman" w:hAnsi="Times New Roman"/>
+                <w:i/>
+                <w:color w:val="B0B0B0"/>
+                <w:sz w:val="20"/>
+              </w:rPr>
+              <w:t>[ Insérer la capture d'écran ici ]</w:t>
+            </w:r>
+          </w:p>
+        </w:tc>
+      </w:tr>
+    </w:tbl>
     <w:p>
       <w:pPr>
-        <w:pStyle w:val="Quote"/>
-        <w:ind w:left="567"/>
+        <w:spacing w:after="160"/>
+      </w:pPr>
+    </w:p>
+    <w:p>
+      <w:pPr>
+        <w:spacing w:before="120" w:after="40"/>
       </w:pPr>
       <w:r>
         <w:rPr>
           <w:rFonts w:ascii="Times New Roman" w:hAnsi="Times New Roman"/>
-          <w:b w:val="0"/>
           <w:i/>
           <w:color w:val="606060"/>
-          <w:sz w:val="20"/>
+          <w:sz w:val="18"/>
         </w:rPr>
-        <w:t>📸 CAPTURE D'ÉCRAN — Messagerie : liste des conversations</w:t>
+        <w:t>📸  Chat individuel (messages en temps réel)</w:t>
       </w:r>
     </w:p>
+    <w:tbl>
+      <w:tblPr>
+        <w:tblStyle w:val="TableGrid"/>
+        <w:tblW w:type="auto" w:w="0"/>
+        <w:jc w:val="center"/>
+        <w:tblLook w:firstColumn="1" w:firstRow="1" w:lastColumn="0" w:lastRow="0" w:noHBand="0" w:noVBand="1" w:val="04A0"/>
+      </w:tblPr>
+      <w:tblGrid>
+        <w:gridCol w:w="9072"/>
+      </w:tblGrid>
+      <w:tr>
+        <w:trPr>
+          <w:trHeight w:val="3969" w:hRule="exact"/>
+        </w:trPr>
+        <w:tc>
+          <w:tcPr>
+            <w:tcW w:type="dxa" w:w="9072"/>
+            <w:shd w:val="clear" w:color="auto" w:fill="F0F0F0"/>
+          </w:tcPr>
+          <w:p>
+            <w:pPr>
+              <w:spacing w:before="1080"/>
+              <w:jc w:val="center"/>
+            </w:pPr>
+            <w:r>
+              <w:rPr>
+                <w:rFonts w:ascii="Times New Roman" w:hAnsi="Times New Roman"/>
+                <w:i/>
+                <w:color w:val="B0B0B0"/>
+                <w:sz w:val="20"/>
+              </w:rPr>
+              <w:t>[ Insérer la capture d'écran ici ]</w:t>
+            </w:r>
+          </w:p>
+        </w:tc>
+      </w:tr>
+    </w:tbl>
     <w:p>
       <w:pPr>
-        <w:pStyle w:val="Quote"/>
-        <w:ind w:left="567"/>
-      </w:pPr>
-      <w:r>
-        <w:rPr>
-          <w:rFonts w:ascii="Times New Roman" w:hAnsi="Times New Roman"/>
-          <w:b w:val="0"/>
-          <w:i/>
-          <w:color w:val="606060"/>
-          <w:sz w:val="20"/>
-        </w:rPr>
-        <w:t>(Insérer ici la capture d'écran)</w:t>
-      </w:r>
-    </w:p>
-    <w:p>
-      <w:pPr>
-        <w:pStyle w:val="Quote"/>
-        <w:ind w:left="567"/>
-      </w:pPr>
-      <w:r>
-        <w:rPr>
-          <w:rFonts w:ascii="Times New Roman" w:hAnsi="Times New Roman"/>
-          <w:b w:val="0"/>
-          <w:i/>
-          <w:color w:val="606060"/>
-          <w:sz w:val="20"/>
-        </w:rPr>
-        <w:t>📸 CAPTURE D'ÉCRAN — Chat individuel (messages en temps réel)</w:t>
-      </w:r>
-    </w:p>
-    <w:p>
-      <w:pPr>
-        <w:pStyle w:val="Quote"/>
-        <w:ind w:left="567"/>
-      </w:pPr>
-      <w:r>
-        <w:rPr>
-          <w:rFonts w:ascii="Times New Roman" w:hAnsi="Times New Roman"/>
-          <w:b w:val="0"/>
-          <w:i/>
-          <w:color w:val="606060"/>
-          <w:sz w:val="20"/>
-        </w:rPr>
-        <w:t>(Insérer ici la capture d'écran)</w:t>
-      </w:r>
+        <w:spacing w:after="160"/>
+      </w:pPr>
     </w:p>
     <w:p>
       <w:pPr>
@@ -18979,35 +19475,59 @@
     </w:p>
     <w:p>
       <w:pPr>
-        <w:pStyle w:val="Quote"/>
-        <w:ind w:left="567"/>
+        <w:spacing w:before="120" w:after="40"/>
       </w:pPr>
       <w:r>
         <w:rPr>
           <w:rFonts w:ascii="Times New Roman" w:hAnsi="Times New Roman"/>
-          <w:b w:val="0"/>
           <w:i/>
           <w:color w:val="606060"/>
-          <w:sz w:val="20"/>
+          <w:sz w:val="18"/>
         </w:rPr>
-        <w:t>📸 CAPTURE D'ÉCRAN — Agenda : sessions à venir (date + heure + bouton "Annuler le rendez-vous")</w:t>
+        <w:t>📸  Agenda : sessions à venir (date + heure + bouton "Annuler le rendez-vous")</w:t>
       </w:r>
     </w:p>
+    <w:tbl>
+      <w:tblPr>
+        <w:tblStyle w:val="TableGrid"/>
+        <w:tblW w:type="auto" w:w="0"/>
+        <w:jc w:val="center"/>
+        <w:tblLook w:firstColumn="1" w:firstRow="1" w:lastColumn="0" w:lastRow="0" w:noHBand="0" w:noVBand="1" w:val="04A0"/>
+      </w:tblPr>
+      <w:tblGrid>
+        <w:gridCol w:w="9072"/>
+      </w:tblGrid>
+      <w:tr>
+        <w:trPr>
+          <w:trHeight w:val="3969" w:hRule="exact"/>
+        </w:trPr>
+        <w:tc>
+          <w:tcPr>
+            <w:tcW w:type="dxa" w:w="9072"/>
+            <w:shd w:val="clear" w:color="auto" w:fill="F0F0F0"/>
+          </w:tcPr>
+          <w:p>
+            <w:pPr>
+              <w:spacing w:before="1080"/>
+              <w:jc w:val="center"/>
+            </w:pPr>
+            <w:r>
+              <w:rPr>
+                <w:rFonts w:ascii="Times New Roman" w:hAnsi="Times New Roman"/>
+                <w:i/>
+                <w:color w:val="B0B0B0"/>
+                <w:sz w:val="20"/>
+              </w:rPr>
+              <w:t>[ Insérer la capture d'écran ici ]</w:t>
+            </w:r>
+          </w:p>
+        </w:tc>
+      </w:tr>
+    </w:tbl>
     <w:p>
       <w:pPr>
-        <w:pStyle w:val="Quote"/>
-        <w:ind w:left="567"/>
-      </w:pPr>
-      <w:r>
-        <w:rPr>
-          <w:rFonts w:ascii="Times New Roman" w:hAnsi="Times New Roman"/>
-          <w:b w:val="0"/>
-          <w:i/>
-          <w:color w:val="606060"/>
-          <w:sz w:val="20"/>
-        </w:rPr>
-        <w:t>(Insérer ici la capture d'écran)</w:t>
-      </w:r>
+        <w:spacing w:after="160"/>
+      </w:pPr>
     </w:p>
     <w:p>
       <w:pPr>
@@ -19213,35 +19733,59 @@
     </w:p>
     <w:p>
       <w:pPr>
-        <w:pStyle w:val="Quote"/>
-        <w:ind w:left="567"/>
+        <w:spacing w:before="120" w:after="40"/>
       </w:pPr>
       <w:r>
         <w:rPr>
           <w:rFonts w:ascii="Times New Roman" w:hAnsi="Times New Roman"/>
-          <w:b w:val="0"/>
           <w:i/>
           <w:color w:val="606060"/>
-          <w:sz w:val="20"/>
+          <w:sz w:val="18"/>
         </w:rPr>
-        <w:t>📸 CAPTURE D'ÉCRAN — Planning du mentor : créneaux disponibles</w:t>
+        <w:t>📸  Planning du mentor : créneaux disponibles</w:t>
       </w:r>
     </w:p>
+    <w:tbl>
+      <w:tblPr>
+        <w:tblStyle w:val="TableGrid"/>
+        <w:tblW w:type="auto" w:w="0"/>
+        <w:jc w:val="center"/>
+        <w:tblLook w:firstColumn="1" w:firstRow="1" w:lastColumn="0" w:lastRow="0" w:noHBand="0" w:noVBand="1" w:val="04A0"/>
+      </w:tblPr>
+      <w:tblGrid>
+        <w:gridCol w:w="9072"/>
+      </w:tblGrid>
+      <w:tr>
+        <w:trPr>
+          <w:trHeight w:val="3969" w:hRule="exact"/>
+        </w:trPr>
+        <w:tc>
+          <w:tcPr>
+            <w:tcW w:type="dxa" w:w="9072"/>
+            <w:shd w:val="clear" w:color="auto" w:fill="F0F0F0"/>
+          </w:tcPr>
+          <w:p>
+            <w:pPr>
+              <w:spacing w:before="1080"/>
+              <w:jc w:val="center"/>
+            </w:pPr>
+            <w:r>
+              <w:rPr>
+                <w:rFonts w:ascii="Times New Roman" w:hAnsi="Times New Roman"/>
+                <w:i/>
+                <w:color w:val="B0B0B0"/>
+                <w:sz w:val="20"/>
+              </w:rPr>
+              <w:t>[ Insérer la capture d'écran ici ]</w:t>
+            </w:r>
+          </w:p>
+        </w:tc>
+      </w:tr>
+    </w:tbl>
     <w:p>
       <w:pPr>
-        <w:pStyle w:val="Quote"/>
-        <w:ind w:left="567"/>
-      </w:pPr>
-      <w:r>
-        <w:rPr>
-          <w:rFonts w:ascii="Times New Roman" w:hAnsi="Times New Roman"/>
-          <w:b w:val="0"/>
-          <w:i/>
-          <w:color w:val="606060"/>
-          <w:sz w:val="20"/>
-        </w:rPr>
-        <w:t>(Insérer ici la capture d'écran)</w:t>
-      </w:r>
+        <w:spacing w:after="160"/>
+      </w:pPr>
     </w:p>
     <w:p>
       <w:pPr>
@@ -19668,67 +20212,115 @@
     </w:p>
     <w:p>
       <w:pPr>
-        <w:pStyle w:val="Quote"/>
-        <w:ind w:left="567"/>
+        <w:spacing w:before="120" w:after="40"/>
       </w:pPr>
       <w:r>
         <w:rPr>
           <w:rFonts w:ascii="Times New Roman" w:hAnsi="Times New Roman"/>
-          <w:b w:val="0"/>
           <w:i/>
           <w:color w:val="606060"/>
-          <w:sz w:val="20"/>
+          <w:sz w:val="18"/>
         </w:rPr>
-        <w:t>📸 CAPTURE D'ÉCRAN — Envoi d'une demande de mentorat</w:t>
+        <w:t>📸  Envoi d'une demande de mentorat</w:t>
       </w:r>
     </w:p>
+    <w:tbl>
+      <w:tblPr>
+        <w:tblStyle w:val="TableGrid"/>
+        <w:tblW w:type="auto" w:w="0"/>
+        <w:jc w:val="center"/>
+        <w:tblLook w:firstColumn="1" w:firstRow="1" w:lastColumn="0" w:lastRow="0" w:noHBand="0" w:noVBand="1" w:val="04A0"/>
+      </w:tblPr>
+      <w:tblGrid>
+        <w:gridCol w:w="9072"/>
+      </w:tblGrid>
+      <w:tr>
+        <w:trPr>
+          <w:trHeight w:val="3969" w:hRule="exact"/>
+        </w:trPr>
+        <w:tc>
+          <w:tcPr>
+            <w:tcW w:type="dxa" w:w="9072"/>
+            <w:shd w:val="clear" w:color="auto" w:fill="F0F0F0"/>
+          </w:tcPr>
+          <w:p>
+            <w:pPr>
+              <w:spacing w:before="1080"/>
+              <w:jc w:val="center"/>
+            </w:pPr>
+            <w:r>
+              <w:rPr>
+                <w:rFonts w:ascii="Times New Roman" w:hAnsi="Times New Roman"/>
+                <w:i/>
+                <w:color w:val="B0B0B0"/>
+                <w:sz w:val="20"/>
+              </w:rPr>
+              <w:t>[ Insérer la capture d'écran ici ]</w:t>
+            </w:r>
+          </w:p>
+        </w:tc>
+      </w:tr>
+    </w:tbl>
     <w:p>
       <w:pPr>
-        <w:pStyle w:val="Quote"/>
-        <w:ind w:left="567"/>
+        <w:spacing w:after="160"/>
+      </w:pPr>
+    </w:p>
+    <w:p>
+      <w:pPr>
+        <w:spacing w:before="120" w:after="40"/>
       </w:pPr>
       <w:r>
         <w:rPr>
           <w:rFonts w:ascii="Times New Roman" w:hAnsi="Times New Roman"/>
-          <w:b w:val="0"/>
           <w:i/>
           <w:color w:val="606060"/>
-          <w:sz w:val="20"/>
+          <w:sz w:val="18"/>
         </w:rPr>
-        <w:t>(Insérer ici la capture d'écran)</w:t>
+        <w:t>📸  Demandes reçues (Mentor) avec boutons Accepter/Refuser</w:t>
       </w:r>
     </w:p>
+    <w:tbl>
+      <w:tblPr>
+        <w:tblStyle w:val="TableGrid"/>
+        <w:tblW w:type="auto" w:w="0"/>
+        <w:jc w:val="center"/>
+        <w:tblLook w:firstColumn="1" w:firstRow="1" w:lastColumn="0" w:lastRow="0" w:noHBand="0" w:noVBand="1" w:val="04A0"/>
+      </w:tblPr>
+      <w:tblGrid>
+        <w:gridCol w:w="9072"/>
+      </w:tblGrid>
+      <w:tr>
+        <w:trPr>
+          <w:trHeight w:val="3969" w:hRule="exact"/>
+        </w:trPr>
+        <w:tc>
+          <w:tcPr>
+            <w:tcW w:type="dxa" w:w="9072"/>
+            <w:shd w:val="clear" w:color="auto" w:fill="F0F0F0"/>
+          </w:tcPr>
+          <w:p>
+            <w:pPr>
+              <w:spacing w:before="1080"/>
+              <w:jc w:val="center"/>
+            </w:pPr>
+            <w:r>
+              <w:rPr>
+                <w:rFonts w:ascii="Times New Roman" w:hAnsi="Times New Roman"/>
+                <w:i/>
+                <w:color w:val="B0B0B0"/>
+                <w:sz w:val="20"/>
+              </w:rPr>
+              <w:t>[ Insérer la capture d'écran ici ]</w:t>
+            </w:r>
+          </w:p>
+        </w:tc>
+      </w:tr>
+    </w:tbl>
     <w:p>
       <w:pPr>
-        <w:pStyle w:val="Quote"/>
-        <w:ind w:left="567"/>
-      </w:pPr>
-      <w:r>
-        <w:rPr>
-          <w:rFonts w:ascii="Times New Roman" w:hAnsi="Times New Roman"/>
-          <w:b w:val="0"/>
-          <w:i/>
-          <w:color w:val="606060"/>
-          <w:sz w:val="20"/>
-        </w:rPr>
-        <w:t>📸 CAPTURE D'ÉCRAN — Demandes reçues (Mentor) avec boutons Accepter/Refuser</w:t>
-      </w:r>
-    </w:p>
-    <w:p>
-      <w:pPr>
-        <w:pStyle w:val="Quote"/>
-        <w:ind w:left="567"/>
-      </w:pPr>
-      <w:r>
-        <w:rPr>
-          <w:rFonts w:ascii="Times New Roman" w:hAnsi="Times New Roman"/>
-          <w:b w:val="0"/>
-          <w:i/>
-          <w:color w:val="606060"/>
-          <w:sz w:val="20"/>
-        </w:rPr>
-        <w:t>(Insérer ici la capture d'écran)</w:t>
-      </w:r>
+        <w:spacing w:after="160"/>
+      </w:pPr>
     </w:p>
     <w:p>
       <w:pPr>
@@ -20945,67 +21537,115 @@
     </w:p>
     <w:p>
       <w:pPr>
-        <w:pStyle w:val="Quote"/>
-        <w:ind w:left="567"/>
+        <w:spacing w:before="120" w:after="40"/>
       </w:pPr>
       <w:r>
         <w:rPr>
           <w:rFonts w:ascii="Times New Roman" w:hAnsi="Times New Roman"/>
-          <w:b w:val="0"/>
           <w:i/>
           <w:color w:val="606060"/>
-          <w:sz w:val="20"/>
+          <w:sz w:val="18"/>
         </w:rPr>
-        <w:t>📸 CAPTURE D'ÉCRAN — Étape 1 du formulaire Pitch (champ titre + secteur)</w:t>
+        <w:t>📸  Étape 1 du formulaire Pitch (champ titre + secteur)</w:t>
       </w:r>
     </w:p>
+    <w:tbl>
+      <w:tblPr>
+        <w:tblStyle w:val="TableGrid"/>
+        <w:tblW w:type="auto" w:w="0"/>
+        <w:jc w:val="center"/>
+        <w:tblLook w:firstColumn="1" w:firstRow="1" w:lastColumn="0" w:lastRow="0" w:noHBand="0" w:noVBand="1" w:val="04A0"/>
+      </w:tblPr>
+      <w:tblGrid>
+        <w:gridCol w:w="9072"/>
+      </w:tblGrid>
+      <w:tr>
+        <w:trPr>
+          <w:trHeight w:val="3969" w:hRule="exact"/>
+        </w:trPr>
+        <w:tc>
+          <w:tcPr>
+            <w:tcW w:type="dxa" w:w="9072"/>
+            <w:shd w:val="clear" w:color="auto" w:fill="F0F0F0"/>
+          </w:tcPr>
+          <w:p>
+            <w:pPr>
+              <w:spacing w:before="1080"/>
+              <w:jc w:val="center"/>
+            </w:pPr>
+            <w:r>
+              <w:rPr>
+                <w:rFonts w:ascii="Times New Roman" w:hAnsi="Times New Roman"/>
+                <w:i/>
+                <w:color w:val="B0B0B0"/>
+                <w:sz w:val="20"/>
+              </w:rPr>
+              <w:t>[ Insérer la capture d'écran ici ]</w:t>
+            </w:r>
+          </w:p>
+        </w:tc>
+      </w:tr>
+    </w:tbl>
     <w:p>
       <w:pPr>
-        <w:pStyle w:val="Quote"/>
-        <w:ind w:left="567"/>
+        <w:spacing w:after="160"/>
+      </w:pPr>
+    </w:p>
+    <w:p>
+      <w:pPr>
+        <w:spacing w:before="120" w:after="40"/>
       </w:pPr>
       <w:r>
         <w:rPr>
           <w:rFonts w:ascii="Times New Roman" w:hAnsi="Times New Roman"/>
-          <w:b w:val="0"/>
           <w:i/>
           <w:color w:val="606060"/>
-          <w:sz w:val="20"/>
+          <w:sz w:val="18"/>
         </w:rPr>
-        <w:t>(Insérer ici la capture d'écran)</w:t>
+        <w:t>📸  Étape 3 du formulaire Pitch (besoin financement) + bouton "PUBLIER MON PITCH"</w:t>
       </w:r>
     </w:p>
+    <w:tbl>
+      <w:tblPr>
+        <w:tblStyle w:val="TableGrid"/>
+        <w:tblW w:type="auto" w:w="0"/>
+        <w:jc w:val="center"/>
+        <w:tblLook w:firstColumn="1" w:firstRow="1" w:lastColumn="0" w:lastRow="0" w:noHBand="0" w:noVBand="1" w:val="04A0"/>
+      </w:tblPr>
+      <w:tblGrid>
+        <w:gridCol w:w="9072"/>
+      </w:tblGrid>
+      <w:tr>
+        <w:trPr>
+          <w:trHeight w:val="3969" w:hRule="exact"/>
+        </w:trPr>
+        <w:tc>
+          <w:tcPr>
+            <w:tcW w:type="dxa" w:w="9072"/>
+            <w:shd w:val="clear" w:color="auto" w:fill="F0F0F0"/>
+          </w:tcPr>
+          <w:p>
+            <w:pPr>
+              <w:spacing w:before="1080"/>
+              <w:jc w:val="center"/>
+            </w:pPr>
+            <w:r>
+              <w:rPr>
+                <w:rFonts w:ascii="Times New Roman" w:hAnsi="Times New Roman"/>
+                <w:i/>
+                <w:color w:val="B0B0B0"/>
+                <w:sz w:val="20"/>
+              </w:rPr>
+              <w:t>[ Insérer la capture d'écran ici ]</w:t>
+            </w:r>
+          </w:p>
+        </w:tc>
+      </w:tr>
+    </w:tbl>
     <w:p>
       <w:pPr>
-        <w:pStyle w:val="Quote"/>
-        <w:ind w:left="567"/>
-      </w:pPr>
-      <w:r>
-        <w:rPr>
-          <w:rFonts w:ascii="Times New Roman" w:hAnsi="Times New Roman"/>
-          <w:b w:val="0"/>
-          <w:i/>
-          <w:color w:val="606060"/>
-          <w:sz w:val="20"/>
-        </w:rPr>
-        <w:t>📸 CAPTURE D'ÉCRAN — Étape 3 du formulaire Pitch (besoin financement) + bouton "PUBLIER MON PITCH"</w:t>
-      </w:r>
-    </w:p>
-    <w:p>
-      <w:pPr>
-        <w:pStyle w:val="Quote"/>
-        <w:ind w:left="567"/>
-      </w:pPr>
-      <w:r>
-        <w:rPr>
-          <w:rFonts w:ascii="Times New Roman" w:hAnsi="Times New Roman"/>
-          <w:b w:val="0"/>
-          <w:i/>
-          <w:color w:val="606060"/>
-          <w:sz w:val="20"/>
-        </w:rPr>
-        <w:t>(Insérer ici la capture d'écran)</w:t>
-      </w:r>
+        <w:spacing w:after="160"/>
+      </w:pPr>
     </w:p>
     <w:p>
       <w:pPr>
@@ -21836,35 +22476,59 @@
     </w:p>
     <w:p>
       <w:pPr>
-        <w:pStyle w:val="Quote"/>
-        <w:ind w:left="567"/>
+        <w:spacing w:before="120" w:after="40"/>
       </w:pPr>
       <w:r>
         <w:rPr>
           <w:rFonts w:ascii="Times New Roman" w:hAnsi="Times New Roman"/>
-          <w:b w:val="0"/>
           <w:i/>
           <w:color w:val="606060"/>
-          <w:sz w:val="20"/>
+          <w:sz w:val="18"/>
         </w:rPr>
-        <w:t>📸 CAPTURE D'ÉCRAN — Fil des pitchs publics (liste temps réel)</w:t>
+        <w:t>📸  Fil des pitchs publics (liste temps réel)</w:t>
       </w:r>
     </w:p>
+    <w:tbl>
+      <w:tblPr>
+        <w:tblStyle w:val="TableGrid"/>
+        <w:tblW w:type="auto" w:w="0"/>
+        <w:jc w:val="center"/>
+        <w:tblLook w:firstColumn="1" w:firstRow="1" w:lastColumn="0" w:lastRow="0" w:noHBand="0" w:noVBand="1" w:val="04A0"/>
+      </w:tblPr>
+      <w:tblGrid>
+        <w:gridCol w:w="9072"/>
+      </w:tblGrid>
+      <w:tr>
+        <w:trPr>
+          <w:trHeight w:val="3969" w:hRule="exact"/>
+        </w:trPr>
+        <w:tc>
+          <w:tcPr>
+            <w:tcW w:type="dxa" w:w="9072"/>
+            <w:shd w:val="clear" w:color="auto" w:fill="F0F0F0"/>
+          </w:tcPr>
+          <w:p>
+            <w:pPr>
+              <w:spacing w:before="1080"/>
+              <w:jc w:val="center"/>
+            </w:pPr>
+            <w:r>
+              <w:rPr>
+                <w:rFonts w:ascii="Times New Roman" w:hAnsi="Times New Roman"/>
+                <w:i/>
+                <w:color w:val="B0B0B0"/>
+                <w:sz w:val="20"/>
+              </w:rPr>
+              <w:t>[ Insérer la capture d'écran ici ]</w:t>
+            </w:r>
+          </w:p>
+        </w:tc>
+      </w:tr>
+    </w:tbl>
     <w:p>
       <w:pPr>
-        <w:pStyle w:val="Quote"/>
-        <w:ind w:left="567"/>
-      </w:pPr>
-      <w:r>
-        <w:rPr>
-          <w:rFonts w:ascii="Times New Roman" w:hAnsi="Times New Roman"/>
-          <w:b w:val="0"/>
-          <w:i/>
-          <w:color w:val="606060"/>
-          <w:sz w:val="20"/>
-        </w:rPr>
-        <w:t>(Insérer ici la capture d'écran)</w:t>
-      </w:r>
+        <w:spacing w:after="160"/>
+      </w:pPr>
     </w:p>
     <w:p>
       <w:pPr>
@@ -22902,35 +23566,59 @@
     </w:p>
     <w:p>
       <w:pPr>
-        <w:pStyle w:val="Quote"/>
-        <w:ind w:left="567"/>
+        <w:spacing w:before="120" w:after="40"/>
       </w:pPr>
       <w:r>
         <w:rPr>
           <w:rFonts w:ascii="Times New Roman" w:hAnsi="Times New Roman"/>
-          <w:b w:val="0"/>
           <w:i/>
           <w:color w:val="606060"/>
-          <w:sz w:val="20"/>
+          <w:sz w:val="18"/>
         </w:rPr>
-        <w:t>📸 CAPTURE D'ÉCRAN — Dashboard Mentor (header + stats + actions rapides)</w:t>
+        <w:t>📸  Dashboard Mentor (header + stats + actions rapides)</w:t>
       </w:r>
     </w:p>
+    <w:tbl>
+      <w:tblPr>
+        <w:tblStyle w:val="TableGrid"/>
+        <w:tblW w:type="auto" w:w="0"/>
+        <w:jc w:val="center"/>
+        <w:tblLook w:firstColumn="1" w:firstRow="1" w:lastColumn="0" w:lastRow="0" w:noHBand="0" w:noVBand="1" w:val="04A0"/>
+      </w:tblPr>
+      <w:tblGrid>
+        <w:gridCol w:w="9072"/>
+      </w:tblGrid>
+      <w:tr>
+        <w:trPr>
+          <w:trHeight w:val="3969" w:hRule="exact"/>
+        </w:trPr>
+        <w:tc>
+          <w:tcPr>
+            <w:tcW w:type="dxa" w:w="9072"/>
+            <w:shd w:val="clear" w:color="auto" w:fill="F0F0F0"/>
+          </w:tcPr>
+          <w:p>
+            <w:pPr>
+              <w:spacing w:before="1080"/>
+              <w:jc w:val="center"/>
+            </w:pPr>
+            <w:r>
+              <w:rPr>
+                <w:rFonts w:ascii="Times New Roman" w:hAnsi="Times New Roman"/>
+                <w:i/>
+                <w:color w:val="B0B0B0"/>
+                <w:sz w:val="20"/>
+              </w:rPr>
+              <w:t>[ Insérer la capture d'écran ici ]</w:t>
+            </w:r>
+          </w:p>
+        </w:tc>
+      </w:tr>
+    </w:tbl>
     <w:p>
       <w:pPr>
-        <w:pStyle w:val="Quote"/>
-        <w:ind w:left="567"/>
-      </w:pPr>
-      <w:r>
-        <w:rPr>
-          <w:rFonts w:ascii="Times New Roman" w:hAnsi="Times New Roman"/>
-          <w:b w:val="0"/>
-          <w:i/>
-          <w:color w:val="606060"/>
-          <w:sz w:val="20"/>
-        </w:rPr>
-        <w:t>(Insérer ici la capture d'écran)</w:t>
-      </w:r>
+        <w:spacing w:after="160"/>
+      </w:pPr>
     </w:p>
     <w:p>
       <w:pPr>
@@ -23522,35 +24210,59 @@
     </w:p>
     <w:p>
       <w:pPr>
-        <w:pStyle w:val="Quote"/>
-        <w:ind w:left="567"/>
+        <w:spacing w:before="120" w:after="40"/>
       </w:pPr>
       <w:r>
         <w:rPr>
           <w:rFonts w:ascii="Times New Roman" w:hAnsi="Times New Roman"/>
-          <w:b w:val="0"/>
           <w:i/>
           <w:color w:val="606060"/>
-          <w:sz w:val="20"/>
+          <w:sz w:val="18"/>
         </w:rPr>
-        <w:t>📸 CAPTURE D'ÉCRAN — Dashboard Investisseur (header + accès rapide Pitchs)</w:t>
+        <w:t>📸  Dashboard Investisseur (header + accès rapide Pitchs)</w:t>
       </w:r>
     </w:p>
+    <w:tbl>
+      <w:tblPr>
+        <w:tblStyle w:val="TableGrid"/>
+        <w:tblW w:type="auto" w:w="0"/>
+        <w:jc w:val="center"/>
+        <w:tblLook w:firstColumn="1" w:firstRow="1" w:lastColumn="0" w:lastRow="0" w:noHBand="0" w:noVBand="1" w:val="04A0"/>
+      </w:tblPr>
+      <w:tblGrid>
+        <w:gridCol w:w="9072"/>
+      </w:tblGrid>
+      <w:tr>
+        <w:trPr>
+          <w:trHeight w:val="3969" w:hRule="exact"/>
+        </w:trPr>
+        <w:tc>
+          <w:tcPr>
+            <w:tcW w:type="dxa" w:w="9072"/>
+            <w:shd w:val="clear" w:color="auto" w:fill="F0F0F0"/>
+          </w:tcPr>
+          <w:p>
+            <w:pPr>
+              <w:spacing w:before="1080"/>
+              <w:jc w:val="center"/>
+            </w:pPr>
+            <w:r>
+              <w:rPr>
+                <w:rFonts w:ascii="Times New Roman" w:hAnsi="Times New Roman"/>
+                <w:i/>
+                <w:color w:val="B0B0B0"/>
+                <w:sz w:val="20"/>
+              </w:rPr>
+              <w:t>[ Insérer la capture d'écran ici ]</w:t>
+            </w:r>
+          </w:p>
+        </w:tc>
+      </w:tr>
+    </w:tbl>
     <w:p>
       <w:pPr>
-        <w:pStyle w:val="Quote"/>
-        <w:ind w:left="567"/>
-      </w:pPr>
-      <w:r>
-        <w:rPr>
-          <w:rFonts w:ascii="Times New Roman" w:hAnsi="Times New Roman"/>
-          <w:b w:val="0"/>
-          <w:i/>
-          <w:color w:val="606060"/>
-          <w:sz w:val="20"/>
-        </w:rPr>
-        <w:t>(Insérer ici la capture d'écran)</w:t>
-      </w:r>
+        <w:spacing w:after="160"/>
+      </w:pPr>
     </w:p>
     <w:p>
       <w:pPr>
@@ -24399,67 +25111,115 @@
     </w:p>
     <w:p>
       <w:pPr>
-        <w:pStyle w:val="Quote"/>
-        <w:ind w:left="567"/>
+        <w:spacing w:before="120" w:after="40"/>
       </w:pPr>
       <w:r>
         <w:rPr>
           <w:rFonts w:ascii="Times New Roman" w:hAnsi="Times New Roman"/>
-          <w:b w:val="0"/>
           <w:i/>
           <w:color w:val="606060"/>
-          <w:sz w:val="20"/>
+          <w:sz w:val="18"/>
         </w:rPr>
-        <w:t>📸 CAPTURE D'ÉCRAN — Profil détail mentor (bio + secteurs + créneaux disponibles)</w:t>
+        <w:t>📸  Profil détail mentor (bio + secteurs + créneaux disponibles)</w:t>
       </w:r>
     </w:p>
+    <w:tbl>
+      <w:tblPr>
+        <w:tblStyle w:val="TableGrid"/>
+        <w:tblW w:type="auto" w:w="0"/>
+        <w:jc w:val="center"/>
+        <w:tblLook w:firstColumn="1" w:firstRow="1" w:lastColumn="0" w:lastRow="0" w:noHBand="0" w:noVBand="1" w:val="04A0"/>
+      </w:tblPr>
+      <w:tblGrid>
+        <w:gridCol w:w="9072"/>
+      </w:tblGrid>
+      <w:tr>
+        <w:trPr>
+          <w:trHeight w:val="3969" w:hRule="exact"/>
+        </w:trPr>
+        <w:tc>
+          <w:tcPr>
+            <w:tcW w:type="dxa" w:w="9072"/>
+            <w:shd w:val="clear" w:color="auto" w:fill="F0F0F0"/>
+          </w:tcPr>
+          <w:p>
+            <w:pPr>
+              <w:spacing w:before="1080"/>
+              <w:jc w:val="center"/>
+            </w:pPr>
+            <w:r>
+              <w:rPr>
+                <w:rFonts w:ascii="Times New Roman" w:hAnsi="Times New Roman"/>
+                <w:i/>
+                <w:color w:val="B0B0B0"/>
+                <w:sz w:val="20"/>
+              </w:rPr>
+              <w:t>[ Insérer la capture d'écran ici ]</w:t>
+            </w:r>
+          </w:p>
+        </w:tc>
+      </w:tr>
+    </w:tbl>
     <w:p>
       <w:pPr>
-        <w:pStyle w:val="Quote"/>
-        <w:ind w:left="567"/>
+        <w:spacing w:after="160"/>
+      </w:pPr>
+    </w:p>
+    <w:p>
+      <w:pPr>
+        <w:spacing w:before="120" w:after="40"/>
       </w:pPr>
       <w:r>
         <w:rPr>
           <w:rFonts w:ascii="Times New Roman" w:hAnsi="Times New Roman"/>
-          <w:b w:val="0"/>
           <w:i/>
           <w:color w:val="606060"/>
-          <w:sz w:val="20"/>
+          <w:sz w:val="18"/>
         </w:rPr>
-        <w:t>(Insérer ici la capture d'écran)</w:t>
+        <w:t>📸  Confirmation de réservation de session (SnackBar vert)</w:t>
       </w:r>
     </w:p>
+    <w:tbl>
+      <w:tblPr>
+        <w:tblStyle w:val="TableGrid"/>
+        <w:tblW w:type="auto" w:w="0"/>
+        <w:jc w:val="center"/>
+        <w:tblLook w:firstColumn="1" w:firstRow="1" w:lastColumn="0" w:lastRow="0" w:noHBand="0" w:noVBand="1" w:val="04A0"/>
+      </w:tblPr>
+      <w:tblGrid>
+        <w:gridCol w:w="9072"/>
+      </w:tblGrid>
+      <w:tr>
+        <w:trPr>
+          <w:trHeight w:val="3969" w:hRule="exact"/>
+        </w:trPr>
+        <w:tc>
+          <w:tcPr>
+            <w:tcW w:type="dxa" w:w="9072"/>
+            <w:shd w:val="clear" w:color="auto" w:fill="F0F0F0"/>
+          </w:tcPr>
+          <w:p>
+            <w:pPr>
+              <w:spacing w:before="1080"/>
+              <w:jc w:val="center"/>
+            </w:pPr>
+            <w:r>
+              <w:rPr>
+                <w:rFonts w:ascii="Times New Roman" w:hAnsi="Times New Roman"/>
+                <w:i/>
+                <w:color w:val="B0B0B0"/>
+                <w:sz w:val="20"/>
+              </w:rPr>
+              <w:t>[ Insérer la capture d'écran ici ]</w:t>
+            </w:r>
+          </w:p>
+        </w:tc>
+      </w:tr>
+    </w:tbl>
     <w:p>
       <w:pPr>
-        <w:pStyle w:val="Quote"/>
-        <w:ind w:left="567"/>
-      </w:pPr>
-      <w:r>
-        <w:rPr>
-          <w:rFonts w:ascii="Times New Roman" w:hAnsi="Times New Roman"/>
-          <w:b w:val="0"/>
-          <w:i/>
-          <w:color w:val="606060"/>
-          <w:sz w:val="20"/>
-        </w:rPr>
-        <w:t>📸 CAPTURE D'ÉCRAN — Confirmation de réservation de session (SnackBar vert)</w:t>
-      </w:r>
-    </w:p>
-    <w:p>
-      <w:pPr>
-        <w:pStyle w:val="Quote"/>
-        <w:ind w:left="567"/>
-      </w:pPr>
-      <w:r>
-        <w:rPr>
-          <w:rFonts w:ascii="Times New Roman" w:hAnsi="Times New Roman"/>
-          <w:b w:val="0"/>
-          <w:i/>
-          <w:color w:val="606060"/>
-          <w:sz w:val="20"/>
-        </w:rPr>
-        <w:t>(Insérer ici la capture d'écran)</w:t>
-      </w:r>
+        <w:spacing w:after="160"/>
+      </w:pPr>
     </w:p>
     <w:p>
       <w:pPr>
@@ -26602,67 +27362,115 @@
     </w:p>
     <w:p>
       <w:pPr>
-        <w:pStyle w:val="Quote"/>
-        <w:ind w:left="567"/>
+        <w:spacing w:before="120" w:after="40"/>
       </w:pPr>
       <w:r>
         <w:rPr>
           <w:rFonts w:ascii="Times New Roman" w:hAnsi="Times New Roman"/>
-          <w:b w:val="0"/>
           <w:i/>
           <w:color w:val="606060"/>
-          <w:sz w:val="20"/>
+          <w:sz w:val="18"/>
         </w:rPr>
-        <w:t>📸 CAPTURE D'ÉCRAN — Feuille de partage native (WhatsApp, Facebook, Telegram…)</w:t>
+        <w:t>📸  Feuille de partage native (WhatsApp, Facebook, Telegram…)</w:t>
       </w:r>
     </w:p>
+    <w:tbl>
+      <w:tblPr>
+        <w:tblStyle w:val="TableGrid"/>
+        <w:tblW w:type="auto" w:w="0"/>
+        <w:jc w:val="center"/>
+        <w:tblLook w:firstColumn="1" w:firstRow="1" w:lastColumn="0" w:lastRow="0" w:noHBand="0" w:noVBand="1" w:val="04A0"/>
+      </w:tblPr>
+      <w:tblGrid>
+        <w:gridCol w:w="9072"/>
+      </w:tblGrid>
+      <w:tr>
+        <w:trPr>
+          <w:trHeight w:val="3969" w:hRule="exact"/>
+        </w:trPr>
+        <w:tc>
+          <w:tcPr>
+            <w:tcW w:type="dxa" w:w="9072"/>
+            <w:shd w:val="clear" w:color="auto" w:fill="F0F0F0"/>
+          </w:tcPr>
+          <w:p>
+            <w:pPr>
+              <w:spacing w:before="1080"/>
+              <w:jc w:val="center"/>
+            </w:pPr>
+            <w:r>
+              <w:rPr>
+                <w:rFonts w:ascii="Times New Roman" w:hAnsi="Times New Roman"/>
+                <w:i/>
+                <w:color w:val="B0B0B0"/>
+                <w:sz w:val="20"/>
+              </w:rPr>
+              <w:t>[ Insérer la capture d'écran ici ]</w:t>
+            </w:r>
+          </w:p>
+        </w:tc>
+      </w:tr>
+    </w:tbl>
     <w:p>
       <w:pPr>
-        <w:pStyle w:val="Quote"/>
-        <w:ind w:left="567"/>
+        <w:spacing w:after="160"/>
+      </w:pPr>
+    </w:p>
+    <w:p>
+      <w:pPr>
+        <w:spacing w:before="120" w:after="40"/>
       </w:pPr>
       <w:r>
         <w:rPr>
           <w:rFonts w:ascii="Times New Roman" w:hAnsi="Times New Roman"/>
-          <w:b w:val="0"/>
           <w:i/>
           <w:color w:val="606060"/>
-          <w:sz w:val="20"/>
+          <w:sz w:val="18"/>
         </w:rPr>
-        <w:t>(Insérer ici la capture d'écran)</w:t>
+        <w:t>📸  Bouton partage (icône) dans la liste des pitchs</w:t>
       </w:r>
     </w:p>
+    <w:tbl>
+      <w:tblPr>
+        <w:tblStyle w:val="TableGrid"/>
+        <w:tblW w:type="auto" w:w="0"/>
+        <w:jc w:val="center"/>
+        <w:tblLook w:firstColumn="1" w:firstRow="1" w:lastColumn="0" w:lastRow="0" w:noHBand="0" w:noVBand="1" w:val="04A0"/>
+      </w:tblPr>
+      <w:tblGrid>
+        <w:gridCol w:w="9072"/>
+      </w:tblGrid>
+      <w:tr>
+        <w:trPr>
+          <w:trHeight w:val="3969" w:hRule="exact"/>
+        </w:trPr>
+        <w:tc>
+          <w:tcPr>
+            <w:tcW w:type="dxa" w:w="9072"/>
+            <w:shd w:val="clear" w:color="auto" w:fill="F0F0F0"/>
+          </w:tcPr>
+          <w:p>
+            <w:pPr>
+              <w:spacing w:before="1080"/>
+              <w:jc w:val="center"/>
+            </w:pPr>
+            <w:r>
+              <w:rPr>
+                <w:rFonts w:ascii="Times New Roman" w:hAnsi="Times New Roman"/>
+                <w:i/>
+                <w:color w:val="B0B0B0"/>
+                <w:sz w:val="20"/>
+              </w:rPr>
+              <w:t>[ Insérer la capture d'écran ici ]</w:t>
+            </w:r>
+          </w:p>
+        </w:tc>
+      </w:tr>
+    </w:tbl>
     <w:p>
       <w:pPr>
-        <w:pStyle w:val="Quote"/>
-        <w:ind w:left="567"/>
-      </w:pPr>
-      <w:r>
-        <w:rPr>
-          <w:rFonts w:ascii="Times New Roman" w:hAnsi="Times New Roman"/>
-          <w:b w:val="0"/>
-          <w:i/>
-          <w:color w:val="606060"/>
-          <w:sz w:val="20"/>
-        </w:rPr>
-        <w:t>📸 CAPTURE D'ÉCRAN — Bouton partage (icône) dans la liste des pitchs</w:t>
-      </w:r>
-    </w:p>
-    <w:p>
-      <w:pPr>
-        <w:pStyle w:val="Quote"/>
-        <w:ind w:left="567"/>
-      </w:pPr>
-      <w:r>
-        <w:rPr>
-          <w:rFonts w:ascii="Times New Roman" w:hAnsi="Times New Roman"/>
-          <w:b w:val="0"/>
-          <w:i/>
-          <w:color w:val="606060"/>
-          <w:sz w:val="20"/>
-        </w:rPr>
-        <w:t>(Insérer ici la capture d'écran)</w:t>
-      </w:r>
+        <w:spacing w:after="160"/>
+      </w:pPr>
     </w:p>
     <w:p>
       <w:pPr>
@@ -28732,99 +29540,171 @@
     </w:p>
     <w:p>
       <w:pPr>
-        <w:pStyle w:val="Quote"/>
-        <w:ind w:left="567"/>
+        <w:spacing w:before="120" w:after="40"/>
       </w:pPr>
       <w:r>
         <w:rPr>
           <w:rFonts w:ascii="Times New Roman" w:hAnsi="Times New Roman"/>
-          <w:b w:val="0"/>
           <w:i/>
           <w:color w:val="606060"/>
-          <w:sz w:val="20"/>
+          <w:sz w:val="18"/>
         </w:rPr>
-        <w:t>📸 CAPTURE D'ÉCRAN — Bottom sheet Premium (avantages + bouton Wave bleu)</w:t>
+        <w:t>📸  Bottom sheet Premium (avantages + bouton Wave bleu)</w:t>
       </w:r>
     </w:p>
+    <w:tbl>
+      <w:tblPr>
+        <w:tblStyle w:val="TableGrid"/>
+        <w:tblW w:type="auto" w:w="0"/>
+        <w:jc w:val="center"/>
+        <w:tblLook w:firstColumn="1" w:firstRow="1" w:lastColumn="0" w:lastRow="0" w:noHBand="0" w:noVBand="1" w:val="04A0"/>
+      </w:tblPr>
+      <w:tblGrid>
+        <w:gridCol w:w="9072"/>
+      </w:tblGrid>
+      <w:tr>
+        <w:trPr>
+          <w:trHeight w:val="3969" w:hRule="exact"/>
+        </w:trPr>
+        <w:tc>
+          <w:tcPr>
+            <w:tcW w:type="dxa" w:w="9072"/>
+            <w:shd w:val="clear" w:color="auto" w:fill="F0F0F0"/>
+          </w:tcPr>
+          <w:p>
+            <w:pPr>
+              <w:spacing w:before="1080"/>
+              <w:jc w:val="center"/>
+            </w:pPr>
+            <w:r>
+              <w:rPr>
+                <w:rFonts w:ascii="Times New Roman" w:hAnsi="Times New Roman"/>
+                <w:i/>
+                <w:color w:val="B0B0B0"/>
+                <w:sz w:val="20"/>
+              </w:rPr>
+              <w:t>[ Insérer la capture d'écran ici ]</w:t>
+            </w:r>
+          </w:p>
+        </w:tc>
+      </w:tr>
+    </w:tbl>
     <w:p>
       <w:pPr>
-        <w:pStyle w:val="Quote"/>
-        <w:ind w:left="567"/>
+        <w:spacing w:after="160"/>
+      </w:pPr>
+    </w:p>
+    <w:p>
+      <w:pPr>
+        <w:spacing w:before="120" w:after="40"/>
       </w:pPr>
       <w:r>
         <w:rPr>
           <w:rFonts w:ascii="Times New Roman" w:hAnsi="Times New Roman"/>
-          <w:b w:val="0"/>
           <w:i/>
           <w:color w:val="606060"/>
-          <w:sz w:val="20"/>
+          <w:sz w:val="18"/>
         </w:rPr>
-        <w:t>(Insérer ici la capture d'écran)</w:t>
+        <w:t>📸  App Wave ouverte avec montant pré-rempli (7 500 FCFA)</w:t>
       </w:r>
     </w:p>
+    <w:tbl>
+      <w:tblPr>
+        <w:tblStyle w:val="TableGrid"/>
+        <w:tblW w:type="auto" w:w="0"/>
+        <w:jc w:val="center"/>
+        <w:tblLook w:firstColumn="1" w:firstRow="1" w:lastColumn="0" w:lastRow="0" w:noHBand="0" w:noVBand="1" w:val="04A0"/>
+      </w:tblPr>
+      <w:tblGrid>
+        <w:gridCol w:w="9072"/>
+      </w:tblGrid>
+      <w:tr>
+        <w:trPr>
+          <w:trHeight w:val="3969" w:hRule="exact"/>
+        </w:trPr>
+        <w:tc>
+          <w:tcPr>
+            <w:tcW w:type="dxa" w:w="9072"/>
+            <w:shd w:val="clear" w:color="auto" w:fill="F0F0F0"/>
+          </w:tcPr>
+          <w:p>
+            <w:pPr>
+              <w:spacing w:before="1080"/>
+              <w:jc w:val="center"/>
+            </w:pPr>
+            <w:r>
+              <w:rPr>
+                <w:rFonts w:ascii="Times New Roman" w:hAnsi="Times New Roman"/>
+                <w:i/>
+                <w:color w:val="B0B0B0"/>
+                <w:sz w:val="20"/>
+              </w:rPr>
+              <w:t>[ Insérer la capture d'écran ici ]</w:t>
+            </w:r>
+          </w:p>
+        </w:tc>
+      </w:tr>
+    </w:tbl>
     <w:p>
       <w:pPr>
-        <w:pStyle w:val="Quote"/>
-        <w:ind w:left="567"/>
+        <w:spacing w:after="160"/>
+      </w:pPr>
+    </w:p>
+    <w:p>
+      <w:pPr>
+        <w:spacing w:before="120" w:after="40"/>
       </w:pPr>
       <w:r>
         <w:rPr>
           <w:rFonts w:ascii="Times New Roman" w:hAnsi="Times New Roman"/>
-          <w:b w:val="0"/>
           <w:i/>
           <w:color w:val="606060"/>
-          <w:sz w:val="20"/>
+          <w:sz w:val="18"/>
         </w:rPr>
-        <w:t>📸 CAPTURE D'ÉCRAN — App Wave ouverte avec montant pré-rempli (7 500 FCFA)</w:t>
+        <w:t>📸  Confirmation "Compte Premium activé !" (SnackBar vert)</w:t>
       </w:r>
     </w:p>
+    <w:tbl>
+      <w:tblPr>
+        <w:tblStyle w:val="TableGrid"/>
+        <w:tblW w:type="auto" w:w="0"/>
+        <w:jc w:val="center"/>
+        <w:tblLook w:firstColumn="1" w:firstRow="1" w:lastColumn="0" w:lastRow="0" w:noHBand="0" w:noVBand="1" w:val="04A0"/>
+      </w:tblPr>
+      <w:tblGrid>
+        <w:gridCol w:w="9072"/>
+      </w:tblGrid>
+      <w:tr>
+        <w:trPr>
+          <w:trHeight w:val="3969" w:hRule="exact"/>
+        </w:trPr>
+        <w:tc>
+          <w:tcPr>
+            <w:tcW w:type="dxa" w:w="9072"/>
+            <w:shd w:val="clear" w:color="auto" w:fill="F0F0F0"/>
+          </w:tcPr>
+          <w:p>
+            <w:pPr>
+              <w:spacing w:before="1080"/>
+              <w:jc w:val="center"/>
+            </w:pPr>
+            <w:r>
+              <w:rPr>
+                <w:rFonts w:ascii="Times New Roman" w:hAnsi="Times New Roman"/>
+                <w:i/>
+                <w:color w:val="B0B0B0"/>
+                <w:sz w:val="20"/>
+              </w:rPr>
+              <w:t>[ Insérer la capture d'écran ici ]</w:t>
+            </w:r>
+          </w:p>
+        </w:tc>
+      </w:tr>
+    </w:tbl>
     <w:p>
       <w:pPr>
-        <w:pStyle w:val="Quote"/>
-        <w:ind w:left="567"/>
-      </w:pPr>
-      <w:r>
-        <w:rPr>
-          <w:rFonts w:ascii="Times New Roman" w:hAnsi="Times New Roman"/>
-          <w:b w:val="0"/>
-          <w:i/>
-          <w:color w:val="606060"/>
-          <w:sz w:val="20"/>
-        </w:rPr>
-        <w:t>(Insérer ici la capture d'écran)</w:t>
-      </w:r>
-    </w:p>
-    <w:p>
-      <w:pPr>
-        <w:pStyle w:val="Quote"/>
-        <w:ind w:left="567"/>
-      </w:pPr>
-      <w:r>
-        <w:rPr>
-          <w:rFonts w:ascii="Times New Roman" w:hAnsi="Times New Roman"/>
-          <w:b w:val="0"/>
-          <w:i/>
-          <w:color w:val="606060"/>
-          <w:sz w:val="20"/>
-        </w:rPr>
-        <w:t>📸 CAPTURE D'ÉCRAN — Confirmation "Compte Premium activé !" (SnackBar vert)</w:t>
-      </w:r>
-    </w:p>
-    <w:p>
-      <w:pPr>
-        <w:pStyle w:val="Quote"/>
-        <w:ind w:left="567"/>
-      </w:pPr>
-      <w:r>
-        <w:rPr>
-          <w:rFonts w:ascii="Times New Roman" w:hAnsi="Times New Roman"/>
-          <w:b w:val="0"/>
-          <w:i/>
-          <w:color w:val="606060"/>
-          <w:sz w:val="20"/>
-        </w:rPr>
-        <w:t>(Insérer ici la capture d'écran)</w:t>
-      </w:r>
+        <w:spacing w:after="160"/>
+      </w:pPr>
     </w:p>
     <w:p>
       <w:pPr>
@@ -29172,35 +30052,59 @@
     </w:p>
     <w:p>
       <w:pPr>
-        <w:pStyle w:val="Quote"/>
-        <w:ind w:left="567"/>
+        <w:spacing w:before="120" w:after="40"/>
       </w:pPr>
       <w:r>
         <w:rPr>
           <w:rFonts w:ascii="Times New Roman" w:hAnsi="Times New Roman"/>
-          <w:b w:val="0"/>
           <w:i/>
           <w:color w:val="606060"/>
-          <w:sz w:val="20"/>
+          <w:sz w:val="18"/>
         </w:rPr>
-        <w:t>📸 CAPTURE D'ÉCRAN — Terminal : `✓ Built app-release.apk (57.9MB)`</w:t>
+        <w:t>📸  Terminal : ✓ Built app-release.apk (57.9MB)</w:t>
       </w:r>
     </w:p>
+    <w:tbl>
+      <w:tblPr>
+        <w:tblStyle w:val="TableGrid"/>
+        <w:tblW w:type="auto" w:w="0"/>
+        <w:jc w:val="center"/>
+        <w:tblLook w:firstColumn="1" w:firstRow="1" w:lastColumn="0" w:lastRow="0" w:noHBand="0" w:noVBand="1" w:val="04A0"/>
+      </w:tblPr>
+      <w:tblGrid>
+        <w:gridCol w:w="9072"/>
+      </w:tblGrid>
+      <w:tr>
+        <w:trPr>
+          <w:trHeight w:val="3969" w:hRule="exact"/>
+        </w:trPr>
+        <w:tc>
+          <w:tcPr>
+            <w:tcW w:type="dxa" w:w="9072"/>
+            <w:shd w:val="clear" w:color="auto" w:fill="F0F0F0"/>
+          </w:tcPr>
+          <w:p>
+            <w:pPr>
+              <w:spacing w:before="1080"/>
+              <w:jc w:val="center"/>
+            </w:pPr>
+            <w:r>
+              <w:rPr>
+                <w:rFonts w:ascii="Times New Roman" w:hAnsi="Times New Roman"/>
+                <w:i/>
+                <w:color w:val="B0B0B0"/>
+                <w:sz w:val="20"/>
+              </w:rPr>
+              <w:t>[ Insérer la capture d'écran ici ]</w:t>
+            </w:r>
+          </w:p>
+        </w:tc>
+      </w:tr>
+    </w:tbl>
     <w:p>
       <w:pPr>
-        <w:pStyle w:val="Quote"/>
-        <w:ind w:left="567"/>
-      </w:pPr>
-      <w:r>
-        <w:rPr>
-          <w:rFonts w:ascii="Times New Roman" w:hAnsi="Times New Roman"/>
-          <w:b w:val="0"/>
-          <w:i/>
-          <w:color w:val="606060"/>
-          <w:sz w:val="20"/>
-        </w:rPr>
-        <w:t>(Insérer ici la capture d'écran)</w:t>
-      </w:r>
+        <w:spacing w:after="160"/>
+      </w:pPr>
     </w:p>
     <w:p>
       <w:pPr>
@@ -29783,67 +30687,115 @@
     </w:p>
     <w:p>
       <w:pPr>
-        <w:pStyle w:val="Quote"/>
-        <w:ind w:left="567"/>
+        <w:spacing w:before="120" w:after="40"/>
       </w:pPr>
       <w:r>
         <w:rPr>
           <w:rFonts w:ascii="Times New Roman" w:hAnsi="Times New Roman"/>
-          <w:b w:val="0"/>
           <w:i/>
           <w:color w:val="606060"/>
-          <w:sz w:val="20"/>
+          <w:sz w:val="18"/>
         </w:rPr>
-        <w:t>📸 CAPTURE D'ÉCRAN — Google Drive : APK DIAPALER AFRICA disponible au téléchargement</w:t>
+        <w:t>📸  Google Drive : APK DIAPALER AFRICA disponible au téléchargement</w:t>
       </w:r>
     </w:p>
+    <w:tbl>
+      <w:tblPr>
+        <w:tblStyle w:val="TableGrid"/>
+        <w:tblW w:type="auto" w:w="0"/>
+        <w:jc w:val="center"/>
+        <w:tblLook w:firstColumn="1" w:firstRow="1" w:lastColumn="0" w:lastRow="0" w:noHBand="0" w:noVBand="1" w:val="04A0"/>
+      </w:tblPr>
+      <w:tblGrid>
+        <w:gridCol w:w="9072"/>
+      </w:tblGrid>
+      <w:tr>
+        <w:trPr>
+          <w:trHeight w:val="3969" w:hRule="exact"/>
+        </w:trPr>
+        <w:tc>
+          <w:tcPr>
+            <w:tcW w:type="dxa" w:w="9072"/>
+            <w:shd w:val="clear" w:color="auto" w:fill="F0F0F0"/>
+          </w:tcPr>
+          <w:p>
+            <w:pPr>
+              <w:spacing w:before="1080"/>
+              <w:jc w:val="center"/>
+            </w:pPr>
+            <w:r>
+              <w:rPr>
+                <w:rFonts w:ascii="Times New Roman" w:hAnsi="Times New Roman"/>
+                <w:i/>
+                <w:color w:val="B0B0B0"/>
+                <w:sz w:val="20"/>
+              </w:rPr>
+              <w:t>[ Insérer la capture d'écran ici ]</w:t>
+            </w:r>
+          </w:p>
+        </w:tc>
+      </w:tr>
+    </w:tbl>
     <w:p>
       <w:pPr>
-        <w:pStyle w:val="Quote"/>
-        <w:ind w:left="567"/>
+        <w:spacing w:after="160"/>
+      </w:pPr>
+    </w:p>
+    <w:p>
+      <w:pPr>
+        <w:spacing w:before="120" w:after="40"/>
       </w:pPr>
       <w:r>
         <w:rPr>
           <w:rFonts w:ascii="Times New Roman" w:hAnsi="Times New Roman"/>
-          <w:b w:val="0"/>
           <w:i/>
           <w:color w:val="606060"/>
-          <w:sz w:val="20"/>
+          <w:sz w:val="18"/>
         </w:rPr>
-        <w:t>(Insérer ici la capture d'écran)</w:t>
+        <w:t>📸  Installation de l'APK sur Android (autoriser les sources inconnues)</w:t>
       </w:r>
     </w:p>
+    <w:tbl>
+      <w:tblPr>
+        <w:tblStyle w:val="TableGrid"/>
+        <w:tblW w:type="auto" w:w="0"/>
+        <w:jc w:val="center"/>
+        <w:tblLook w:firstColumn="1" w:firstRow="1" w:lastColumn="0" w:lastRow="0" w:noHBand="0" w:noVBand="1" w:val="04A0"/>
+      </w:tblPr>
+      <w:tblGrid>
+        <w:gridCol w:w="9072"/>
+      </w:tblGrid>
+      <w:tr>
+        <w:trPr>
+          <w:trHeight w:val="3969" w:hRule="exact"/>
+        </w:trPr>
+        <w:tc>
+          <w:tcPr>
+            <w:tcW w:type="dxa" w:w="9072"/>
+            <w:shd w:val="clear" w:color="auto" w:fill="F0F0F0"/>
+          </w:tcPr>
+          <w:p>
+            <w:pPr>
+              <w:spacing w:before="1080"/>
+              <w:jc w:val="center"/>
+            </w:pPr>
+            <w:r>
+              <w:rPr>
+                <w:rFonts w:ascii="Times New Roman" w:hAnsi="Times New Roman"/>
+                <w:i/>
+                <w:color w:val="B0B0B0"/>
+                <w:sz w:val="20"/>
+              </w:rPr>
+              <w:t>[ Insérer la capture d'écran ici ]</w:t>
+            </w:r>
+          </w:p>
+        </w:tc>
+      </w:tr>
+    </w:tbl>
     <w:p>
       <w:pPr>
-        <w:pStyle w:val="Quote"/>
-        <w:ind w:left="567"/>
-      </w:pPr>
-      <w:r>
-        <w:rPr>
-          <w:rFonts w:ascii="Times New Roman" w:hAnsi="Times New Roman"/>
-          <w:b w:val="0"/>
-          <w:i/>
-          <w:color w:val="606060"/>
-          <w:sz w:val="20"/>
-        </w:rPr>
-        <w:t>📸 CAPTURE D'ÉCRAN — Installation de l'APK sur Android (autoriser les sources inconnues)</w:t>
-      </w:r>
-    </w:p>
-    <w:p>
-      <w:pPr>
-        <w:pStyle w:val="Quote"/>
-        <w:ind w:left="567"/>
-      </w:pPr>
-      <w:r>
-        <w:rPr>
-          <w:rFonts w:ascii="Times New Roman" w:hAnsi="Times New Roman"/>
-          <w:b w:val="0"/>
-          <w:i/>
-          <w:color w:val="606060"/>
-          <w:sz w:val="20"/>
-        </w:rPr>
-        <w:t>(Insérer ici la capture d'écran)</w:t>
-      </w:r>
+        <w:spacing w:after="160"/>
+      </w:pPr>
     </w:p>
     <w:p>
       <w:pPr>

--- a/livrables/docx/DIAPALER_AFRICA_Livrable5.docx
+++ b/livrables/docx/DIAPALER_AFRICA_Livrable5.docx
@@ -533,7 +533,7 @@
                 <w:rFonts w:ascii="Times New Roman" w:hAnsi="Times New Roman"/>
                 <w:sz w:val="20"/>
               </w:rPr>
-              <w:t>24 mai 2026</w:t>
+              <w:t>30 mai 2026</w:t>
             </w:r>
           </w:p>
         </w:tc>

--- a/livrables/docx/DIAPALER_AFRICA_Livrable5.docx
+++ b/livrables/docx/DIAPALER_AFRICA_Livrable5.docx
@@ -2052,7 +2052,7 @@
                 <w:i w:val="0"/>
                 <w:sz w:val="19"/>
               </w:rPr>
-              <w:t>Barre textuelle en temps réel (nom, secteur, ville)</w:t>
+              <w:t>Barre textuelle en temps réel (nom, secteur, ville) dans Matching + Pitchs Publiés</w:t>
             </w:r>
           </w:p>
         </w:tc>
@@ -2114,7 +2114,7 @@
                 <w:i w:val="0"/>
                 <w:sz w:val="19"/>
               </w:rPr>
-              <w:t>Pills rôle + Pills secteur (10) + Dropdown ville + Reset</w:t>
+              <w:t>Matching : pills rôle + pills secteur (10) + dropdown ville + reset</w:t>
             </w:r>
           </w:p>
         </w:tc>
@@ -2156,7 +2156,7 @@
                 <w:i w:val="0"/>
                 <w:sz w:val="19"/>
               </w:rPr>
-              <w:t>Géolocalisation</w:t>
+              <w:t>Filtres pitchs</w:t>
             </w:r>
           </w:p>
         </w:tc>
@@ -2176,7 +2176,7 @@
                 <w:i w:val="0"/>
                 <w:sz w:val="19"/>
               </w:rPr>
-              <w:t>GPS + bouton "Près de moi" + tri distance + puce km</w:t>
+              <w:t>Pitchs : barre recherche + pills secteur dynamiques + compteur + reset</w:t>
             </w:r>
           </w:p>
         </w:tc>
@@ -2196,7 +2196,7 @@
                 <w:i w:val="0"/>
                 <w:sz w:val="19"/>
               </w:rPr>
-              <w:t>✅</w:t>
+              <w:t>✅ (bonus)</w:t>
             </w:r>
           </w:p>
         </w:tc>
@@ -2218,7 +2218,7 @@
                 <w:i w:val="0"/>
                 <w:sz w:val="19"/>
               </w:rPr>
-              <w:t>Chatbot IA</w:t>
+              <w:t>Géolocalisation</w:t>
             </w:r>
           </w:p>
         </w:tc>
@@ -2238,7 +2238,7 @@
                 <w:i w:val="0"/>
                 <w:sz w:val="19"/>
               </w:rPr>
-              <w:t>DIALI (Llama 3.1 8B via Groq) + proxy Cloudflare + FAB pulsant</w:t>
+              <w:t>GPS + bouton "Près de moi" + tri distance + puce km</w:t>
             </w:r>
           </w:p>
         </w:tc>
@@ -2280,7 +2280,7 @@
                 <w:i w:val="0"/>
                 <w:sz w:val="19"/>
               </w:rPr>
-              <w:t>Messagerie temps réel</w:t>
+              <w:t>Chatbot IA</w:t>
             </w:r>
           </w:p>
         </w:tc>
@@ -2300,25 +2300,7 @@
                 <w:i w:val="0"/>
                 <w:sz w:val="19"/>
               </w:rPr>
-              <w:t xml:space="preserve">Firebase WebSocket + badge </w:t>
-            </w:r>
-            <w:r>
-              <w:rPr>
-                <w:rFonts w:ascii="Times New Roman" w:hAnsi="Times New Roman"/>
-                <w:b w:val="0"/>
-                <w:i w:val="0"/>
-                <w:sz w:val="19"/>
-              </w:rPr>
-              <w:t>unreadMessagesCount</w:t>
-            </w:r>
-            <w:r>
-              <w:rPr>
-                <w:rFonts w:ascii="Times New Roman" w:hAnsi="Times New Roman"/>
-                <w:b w:val="0"/>
-                <w:i w:val="0"/>
-                <w:sz w:val="19"/>
-              </w:rPr>
-              <w:t xml:space="preserve"> global</w:t>
+              <w:t>DIALI (Llama 3.1 8B via Groq) + proxy Cloudflare + FAB pulsant</w:t>
             </w:r>
           </w:p>
         </w:tc>
@@ -2338,7 +2320,7 @@
                 <w:i w:val="0"/>
                 <w:sz w:val="19"/>
               </w:rPr>
-              <w:t>✅ (bonus)</w:t>
+              <w:t>✅</w:t>
             </w:r>
           </w:p>
         </w:tc>
@@ -2360,7 +2342,7 @@
                 <w:i w:val="0"/>
                 <w:sz w:val="19"/>
               </w:rPr>
-              <w:t>Agenda</w:t>
+              <w:t>Messagerie temps réel</w:t>
             </w:r>
           </w:p>
         </w:tc>
@@ -2380,7 +2362,7 @@
                 <w:i w:val="0"/>
                 <w:sz w:val="19"/>
               </w:rPr>
-              <w:t>AgendaController.bookBilateral()</w:t>
+              <w:t xml:space="preserve">Firebase WebSocket + badge </w:t>
             </w:r>
             <w:r>
               <w:rPr>
@@ -2389,7 +2371,16 @@
                 <w:i w:val="0"/>
                 <w:sz w:val="19"/>
               </w:rPr>
-              <w:t xml:space="preserve"> + annulation bilatérale</w:t>
+              <w:t>unreadMessagesCount</w:t>
+            </w:r>
+            <w:r>
+              <w:rPr>
+                <w:rFonts w:ascii="Times New Roman" w:hAnsi="Times New Roman"/>
+                <w:b w:val="0"/>
+                <w:i w:val="0"/>
+                <w:sz w:val="19"/>
+              </w:rPr>
+              <w:t xml:space="preserve"> global</w:t>
             </w:r>
           </w:p>
         </w:tc>
@@ -2431,7 +2422,7 @@
                 <w:i w:val="0"/>
                 <w:sz w:val="19"/>
               </w:rPr>
-              <w:t>Planning</w:t>
+              <w:t>Système de Contacts</w:t>
             </w:r>
           </w:p>
         </w:tc>
@@ -2451,7 +2442,7 @@
                 <w:i w:val="0"/>
                 <w:sz w:val="19"/>
               </w:rPr>
-              <w:t>Gestion disponibilités mentor via Firebase</w:t>
+              <w:t>Onglet "Contacts" dans Messages — relations acceptées + searchable + badge rôle</w:t>
             </w:r>
           </w:p>
         </w:tc>
@@ -2493,7 +2484,7 @@
                 <w:i w:val="0"/>
                 <w:sz w:val="19"/>
               </w:rPr>
-              <w:t>Demandes mentorat</w:t>
+              <w:t>Agenda</w:t>
             </w:r>
           </w:p>
         </w:tc>
@@ -2513,7 +2504,16 @@
                 <w:i w:val="0"/>
                 <w:sz w:val="19"/>
               </w:rPr>
-              <w:t>Envoi + accepter/refuser + notification croisée</w:t>
+              <w:t>AgendaController.bookBilateral()</w:t>
+            </w:r>
+            <w:r>
+              <w:rPr>
+                <w:rFonts w:ascii="Times New Roman" w:hAnsi="Times New Roman"/>
+                <w:b w:val="0"/>
+                <w:i w:val="0"/>
+                <w:sz w:val="19"/>
+              </w:rPr>
+              <w:t xml:space="preserve"> + annulation bilatérale + bouton "Annuler"</w:t>
             </w:r>
           </w:p>
         </w:tc>
@@ -2555,7 +2555,7 @@
                 <w:i w:val="0"/>
                 <w:sz w:val="19"/>
               </w:rPr>
-              <w:t>Pitch (stepper 3 étapes)</w:t>
+              <w:t>Planning</w:t>
             </w:r>
           </w:p>
         </w:tc>
@@ -2575,34 +2575,7 @@
                 <w:i w:val="0"/>
                 <w:sz w:val="19"/>
               </w:rPr>
-              <w:t>PitchPage</w:t>
-            </w:r>
-            <w:r>
-              <w:rPr>
-                <w:rFonts w:ascii="Times New Roman" w:hAnsi="Times New Roman"/>
-                <w:b w:val="0"/>
-                <w:i w:val="0"/>
-                <w:sz w:val="19"/>
-              </w:rPr>
-              <w:t xml:space="preserve"> → double sauvegarde profil + </w:t>
-            </w:r>
-            <w:r>
-              <w:rPr>
-                <w:rFonts w:ascii="Times New Roman" w:hAnsi="Times New Roman"/>
-                <w:b w:val="0"/>
-                <w:i w:val="0"/>
-                <w:sz w:val="19"/>
-              </w:rPr>
-              <w:t>pitches/</w:t>
-            </w:r>
-            <w:r>
-              <w:rPr>
-                <w:rFonts w:ascii="Times New Roman" w:hAnsi="Times New Roman"/>
-                <w:b w:val="0"/>
-                <w:i w:val="0"/>
-                <w:sz w:val="19"/>
-              </w:rPr>
-              <w:t xml:space="preserve"> global</w:t>
+              <w:t>Gestion disponibilités mentor via Firebase</w:t>
             </w:r>
           </w:p>
         </w:tc>
@@ -2644,7 +2617,7 @@
                 <w:i w:val="0"/>
                 <w:sz w:val="19"/>
               </w:rPr>
-              <w:t>Fil de pitchs publics</w:t>
+              <w:t>Demandes mentorat</w:t>
             </w:r>
           </w:p>
         </w:tc>
@@ -2664,16 +2637,7 @@
                 <w:i w:val="0"/>
                 <w:sz w:val="19"/>
               </w:rPr>
-              <w:t>PublicPitchesPage</w:t>
-            </w:r>
-            <w:r>
-              <w:rPr>
-                <w:rFonts w:ascii="Times New Roman" w:hAnsi="Times New Roman"/>
-                <w:b w:val="0"/>
-                <w:i w:val="0"/>
-                <w:sz w:val="19"/>
-              </w:rPr>
-              <w:t xml:space="preserve"> → stream Firebase temps réel</w:t>
+              <w:t>Envoi + accepter/refuser + notification croisée</w:t>
             </w:r>
           </w:p>
         </w:tc>
@@ -2715,7 +2679,7 @@
                 <w:i w:val="0"/>
                 <w:sz w:val="19"/>
               </w:rPr>
-              <w:t>Dashboard Mentor</w:t>
+              <w:t>Flux investisseur</w:t>
             </w:r>
           </w:p>
         </w:tc>
@@ -2735,7 +2699,7 @@
                 <w:i w:val="0"/>
                 <w:sz w:val="19"/>
               </w:rPr>
-              <w:t>SliverAppBar</w:t>
+              <w:t xml:space="preserve">"Proposer un investissement" + </w:t>
             </w:r>
             <w:r>
               <w:rPr>
@@ -2744,7 +2708,43 @@
                 <w:i w:val="0"/>
                 <w:sz w:val="19"/>
               </w:rPr>
-              <w:t xml:space="preserve"> + stats + raccourcis</w:t>
+              <w:t>MentorRequest</w:t>
+            </w:r>
+            <w:r>
+              <w:rPr>
+                <w:rFonts w:ascii="Times New Roman" w:hAnsi="Times New Roman"/>
+                <w:b w:val="0"/>
+                <w:i w:val="0"/>
+                <w:sz w:val="19"/>
+              </w:rPr>
+              <w:t xml:space="preserve"> type </w:t>
+            </w:r>
+            <w:r>
+              <w:rPr>
+                <w:rFonts w:ascii="Times New Roman" w:hAnsi="Times New Roman"/>
+                <w:b w:val="0"/>
+                <w:i w:val="0"/>
+                <w:sz w:val="19"/>
+              </w:rPr>
+              <w:t>'investment'</w:t>
+            </w:r>
+            <w:r>
+              <w:rPr>
+                <w:rFonts w:ascii="Times New Roman" w:hAnsi="Times New Roman"/>
+                <w:b w:val="0"/>
+                <w:i w:val="0"/>
+                <w:sz w:val="19"/>
+              </w:rPr>
+              <w:t xml:space="preserve"> + acceptation dans </w:t>
+            </w:r>
+            <w:r>
+              <w:rPr>
+                <w:rFonts w:ascii="Times New Roman" w:hAnsi="Times New Roman"/>
+                <w:b w:val="0"/>
+                <w:i w:val="0"/>
+                <w:sz w:val="19"/>
+              </w:rPr>
+              <w:t>RequestsPage</w:t>
             </w:r>
           </w:p>
         </w:tc>
@@ -2786,7 +2786,7 @@
                 <w:i w:val="0"/>
                 <w:sz w:val="19"/>
               </w:rPr>
-              <w:t>Dashboard Investisseur</w:t>
+              <w:t>Matching rôle-adaptatif</w:t>
             </w:r>
           </w:p>
         </w:tc>
@@ -2806,7 +2806,7 @@
                 <w:i w:val="0"/>
                 <w:sz w:val="19"/>
               </w:rPr>
-              <w:t>Header + accès Pitchs + Matching</w:t>
+              <w:t>Titre + contenu adaptés selon rôle connecté (Mentor → Entrepreneurs, Investisseur → Entrepreneurs)</w:t>
             </w:r>
           </w:p>
         </w:tc>
@@ -2848,7 +2848,7 @@
                 <w:i w:val="0"/>
                 <w:sz w:val="19"/>
               </w:rPr>
-              <w:t>Détail mentor</w:t>
+              <w:t>Compatibilité dynamique</w:t>
             </w:r>
           </w:p>
         </w:tc>
@@ -2868,7 +2868,513 @@
                 <w:i w:val="0"/>
                 <w:sz w:val="19"/>
               </w:rPr>
-              <w:t>Réservation session + favori + chat direct</w:t>
+              <w:t>Algorithme intérêts partagés — affiché ET trié de façon cohérente</w:t>
+            </w:r>
+          </w:p>
+        </w:tc>
+        <w:tc>
+          <w:tcPr>
+            <w:tcW w:type="dxa" w:w="3024"/>
+            <w:vAlign w:val="center"/>
+          </w:tcPr>
+          <w:p>
+            <w:pPr>
+              <w:spacing w:before="40" w:after="40"/>
+            </w:pPr>
+            <w:r>
+              <w:rPr>
+                <w:rFonts w:ascii="Times New Roman" w:hAnsi="Times New Roman"/>
+                <w:b w:val="0"/>
+                <w:i w:val="0"/>
+                <w:sz w:val="19"/>
+              </w:rPr>
+              <w:t>✅ (bonus)</w:t>
+            </w:r>
+          </w:p>
+        </w:tc>
+      </w:tr>
+      <w:tr>
+        <w:tc>
+          <w:tcPr>
+            <w:tcW w:type="dxa" w:w="3024"/>
+            <w:vAlign w:val="center"/>
+          </w:tcPr>
+          <w:p>
+            <w:pPr>
+              <w:spacing w:before="40" w:after="40"/>
+            </w:pPr>
+            <w:r>
+              <w:rPr>
+                <w:rFonts w:ascii="Times New Roman" w:hAnsi="Times New Roman"/>
+                <w:b w:val="0"/>
+                <w:i w:val="0"/>
+                <w:sz w:val="19"/>
+              </w:rPr>
+              <w:t>Navigation notifications</w:t>
+            </w:r>
+          </w:p>
+        </w:tc>
+        <w:tc>
+          <w:tcPr>
+            <w:tcW w:type="dxa" w:w="3024"/>
+            <w:vAlign w:val="center"/>
+          </w:tcPr>
+          <w:p>
+            <w:pPr>
+              <w:spacing w:before="40" w:after="40"/>
+            </w:pPr>
+            <w:r>
+              <w:rPr>
+                <w:rFonts w:ascii="Times New Roman" w:hAnsi="Times New Roman"/>
+                <w:b w:val="0"/>
+                <w:i w:val="0"/>
+                <w:sz w:val="19"/>
+              </w:rPr>
+              <w:t xml:space="preserve">Tap → onglet Messages / Agenda / </w:t>
+            </w:r>
+            <w:r>
+              <w:rPr>
+                <w:rFonts w:ascii="Times New Roman" w:hAnsi="Times New Roman"/>
+                <w:b w:val="0"/>
+                <w:i w:val="0"/>
+                <w:sz w:val="19"/>
+              </w:rPr>
+              <w:t>RequestsPage</w:t>
+            </w:r>
+            <w:r>
+              <w:rPr>
+                <w:rFonts w:ascii="Times New Roman" w:hAnsi="Times New Roman"/>
+                <w:b w:val="0"/>
+                <w:i w:val="0"/>
+                <w:sz w:val="19"/>
+              </w:rPr>
+              <w:t xml:space="preserve"> selon le type</w:t>
+            </w:r>
+          </w:p>
+        </w:tc>
+        <w:tc>
+          <w:tcPr>
+            <w:tcW w:type="dxa" w:w="3024"/>
+            <w:vAlign w:val="center"/>
+          </w:tcPr>
+          <w:p>
+            <w:pPr>
+              <w:spacing w:before="40" w:after="40"/>
+            </w:pPr>
+            <w:r>
+              <w:rPr>
+                <w:rFonts w:ascii="Times New Roman" w:hAnsi="Times New Roman"/>
+                <w:b w:val="0"/>
+                <w:i w:val="0"/>
+                <w:sz w:val="19"/>
+              </w:rPr>
+              <w:t>✅ (bonus)</w:t>
+            </w:r>
+          </w:p>
+        </w:tc>
+      </w:tr>
+      <w:tr>
+        <w:tc>
+          <w:tcPr>
+            <w:tcW w:type="dxa" w:w="3024"/>
+            <w:vAlign w:val="center"/>
+          </w:tcPr>
+          <w:p>
+            <w:pPr>
+              <w:spacing w:before="40" w:after="40"/>
+            </w:pPr>
+            <w:r>
+              <w:rPr>
+                <w:rFonts w:ascii="Times New Roman" w:hAnsi="Times New Roman"/>
+                <w:b w:val="0"/>
+                <w:i w:val="0"/>
+                <w:sz w:val="19"/>
+              </w:rPr>
+              <w:t>Anti-doublon demandes</w:t>
+            </w:r>
+          </w:p>
+        </w:tc>
+        <w:tc>
+          <w:tcPr>
+            <w:tcW w:type="dxa" w:w="3024"/>
+            <w:vAlign w:val="center"/>
+          </w:tcPr>
+          <w:p>
+            <w:pPr>
+              <w:spacing w:before="40" w:after="40"/>
+            </w:pPr>
+            <w:r>
+              <w:rPr>
+                <w:rFonts w:ascii="Times New Roman" w:hAnsi="Times New Roman"/>
+                <w:b w:val="0"/>
+                <w:i w:val="0"/>
+                <w:sz w:val="19"/>
+              </w:rPr>
+              <w:t>hasPendingRequest()</w:t>
+            </w:r>
+            <w:r>
+              <w:rPr>
+                <w:rFonts w:ascii="Times New Roman" w:hAnsi="Times New Roman"/>
+                <w:b w:val="0"/>
+                <w:i w:val="0"/>
+                <w:sz w:val="19"/>
+              </w:rPr>
+              <w:t xml:space="preserve"> Firebase — bloque l'envoi si demande en attente</w:t>
+            </w:r>
+          </w:p>
+        </w:tc>
+        <w:tc>
+          <w:tcPr>
+            <w:tcW w:type="dxa" w:w="3024"/>
+            <w:vAlign w:val="center"/>
+          </w:tcPr>
+          <w:p>
+            <w:pPr>
+              <w:spacing w:before="40" w:after="40"/>
+            </w:pPr>
+            <w:r>
+              <w:rPr>
+                <w:rFonts w:ascii="Times New Roman" w:hAnsi="Times New Roman"/>
+                <w:b w:val="0"/>
+                <w:i w:val="0"/>
+                <w:sz w:val="19"/>
+              </w:rPr>
+              <w:t>✅ (bonus)</w:t>
+            </w:r>
+          </w:p>
+        </w:tc>
+      </w:tr>
+      <w:tr>
+        <w:tc>
+          <w:tcPr>
+            <w:tcW w:type="dxa" w:w="3024"/>
+            <w:vAlign w:val="center"/>
+          </w:tcPr>
+          <w:p>
+            <w:pPr>
+              <w:spacing w:before="40" w:after="40"/>
+            </w:pPr>
+            <w:r>
+              <w:rPr>
+                <w:rFonts w:ascii="Times New Roman" w:hAnsi="Times New Roman"/>
+                <w:b w:val="0"/>
+                <w:i w:val="0"/>
+                <w:sz w:val="19"/>
+              </w:rPr>
+              <w:t>Pitch (stepper 3 étapes)</w:t>
+            </w:r>
+          </w:p>
+        </w:tc>
+        <w:tc>
+          <w:tcPr>
+            <w:tcW w:type="dxa" w:w="3024"/>
+            <w:vAlign w:val="center"/>
+          </w:tcPr>
+          <w:p>
+            <w:pPr>
+              <w:spacing w:before="40" w:after="40"/>
+            </w:pPr>
+            <w:r>
+              <w:rPr>
+                <w:rFonts w:ascii="Times New Roman" w:hAnsi="Times New Roman"/>
+                <w:b w:val="0"/>
+                <w:i w:val="0"/>
+                <w:sz w:val="19"/>
+              </w:rPr>
+              <w:t>PitchPage</w:t>
+            </w:r>
+            <w:r>
+              <w:rPr>
+                <w:rFonts w:ascii="Times New Roman" w:hAnsi="Times New Roman"/>
+                <w:b w:val="0"/>
+                <w:i w:val="0"/>
+                <w:sz w:val="19"/>
+              </w:rPr>
+              <w:t xml:space="preserve"> → double sauvegarde profil + </w:t>
+            </w:r>
+            <w:r>
+              <w:rPr>
+                <w:rFonts w:ascii="Times New Roman" w:hAnsi="Times New Roman"/>
+                <w:b w:val="0"/>
+                <w:i w:val="0"/>
+                <w:sz w:val="19"/>
+              </w:rPr>
+              <w:t>pitches/</w:t>
+            </w:r>
+            <w:r>
+              <w:rPr>
+                <w:rFonts w:ascii="Times New Roman" w:hAnsi="Times New Roman"/>
+                <w:b w:val="0"/>
+                <w:i w:val="0"/>
+                <w:sz w:val="19"/>
+              </w:rPr>
+              <w:t xml:space="preserve"> global</w:t>
+            </w:r>
+          </w:p>
+        </w:tc>
+        <w:tc>
+          <w:tcPr>
+            <w:tcW w:type="dxa" w:w="3024"/>
+            <w:vAlign w:val="center"/>
+          </w:tcPr>
+          <w:p>
+            <w:pPr>
+              <w:spacing w:before="40" w:after="40"/>
+            </w:pPr>
+            <w:r>
+              <w:rPr>
+                <w:rFonts w:ascii="Times New Roman" w:hAnsi="Times New Roman"/>
+                <w:b w:val="0"/>
+                <w:i w:val="0"/>
+                <w:sz w:val="19"/>
+              </w:rPr>
+              <w:t>✅ (bonus)</w:t>
+            </w:r>
+          </w:p>
+        </w:tc>
+      </w:tr>
+      <w:tr>
+        <w:tc>
+          <w:tcPr>
+            <w:tcW w:type="dxa" w:w="3024"/>
+            <w:vAlign w:val="center"/>
+          </w:tcPr>
+          <w:p>
+            <w:pPr>
+              <w:spacing w:before="40" w:after="40"/>
+            </w:pPr>
+            <w:r>
+              <w:rPr>
+                <w:rFonts w:ascii="Times New Roman" w:hAnsi="Times New Roman"/>
+                <w:b w:val="0"/>
+                <w:i w:val="0"/>
+                <w:sz w:val="19"/>
+              </w:rPr>
+              <w:t>Fil de pitchs publics</w:t>
+            </w:r>
+          </w:p>
+        </w:tc>
+        <w:tc>
+          <w:tcPr>
+            <w:tcW w:type="dxa" w:w="3024"/>
+            <w:vAlign w:val="center"/>
+          </w:tcPr>
+          <w:p>
+            <w:pPr>
+              <w:spacing w:before="40" w:after="40"/>
+            </w:pPr>
+            <w:r>
+              <w:rPr>
+                <w:rFonts w:ascii="Times New Roman" w:hAnsi="Times New Roman"/>
+                <w:b w:val="0"/>
+                <w:i w:val="0"/>
+                <w:sz w:val="19"/>
+              </w:rPr>
+              <w:t>PublicPitchesPage</w:t>
+            </w:r>
+            <w:r>
+              <w:rPr>
+                <w:rFonts w:ascii="Times New Roman" w:hAnsi="Times New Roman"/>
+                <w:b w:val="0"/>
+                <w:i w:val="0"/>
+                <w:sz w:val="19"/>
+              </w:rPr>
+              <w:t xml:space="preserve"> → stream Firebase temps réel</w:t>
+            </w:r>
+          </w:p>
+        </w:tc>
+        <w:tc>
+          <w:tcPr>
+            <w:tcW w:type="dxa" w:w="3024"/>
+            <w:vAlign w:val="center"/>
+          </w:tcPr>
+          <w:p>
+            <w:pPr>
+              <w:spacing w:before="40" w:after="40"/>
+            </w:pPr>
+            <w:r>
+              <w:rPr>
+                <w:rFonts w:ascii="Times New Roman" w:hAnsi="Times New Roman"/>
+                <w:b w:val="0"/>
+                <w:i w:val="0"/>
+                <w:sz w:val="19"/>
+              </w:rPr>
+              <w:t>✅ (bonus)</w:t>
+            </w:r>
+          </w:p>
+        </w:tc>
+      </w:tr>
+      <w:tr>
+        <w:tc>
+          <w:tcPr>
+            <w:tcW w:type="dxa" w:w="3024"/>
+            <w:vAlign w:val="center"/>
+          </w:tcPr>
+          <w:p>
+            <w:pPr>
+              <w:spacing w:before="40" w:after="40"/>
+            </w:pPr>
+            <w:r>
+              <w:rPr>
+                <w:rFonts w:ascii="Times New Roman" w:hAnsi="Times New Roman"/>
+                <w:b w:val="0"/>
+                <w:i w:val="0"/>
+                <w:sz w:val="19"/>
+              </w:rPr>
+              <w:t>Dashboard Mentor</w:t>
+            </w:r>
+          </w:p>
+        </w:tc>
+        <w:tc>
+          <w:tcPr>
+            <w:tcW w:type="dxa" w:w="3024"/>
+            <w:vAlign w:val="center"/>
+          </w:tcPr>
+          <w:p>
+            <w:pPr>
+              <w:spacing w:before="40" w:after="40"/>
+            </w:pPr>
+            <w:r>
+              <w:rPr>
+                <w:rFonts w:ascii="Times New Roman" w:hAnsi="Times New Roman"/>
+                <w:b w:val="0"/>
+                <w:i w:val="0"/>
+                <w:sz w:val="19"/>
+              </w:rPr>
+              <w:t>SliverAppBar</w:t>
+            </w:r>
+            <w:r>
+              <w:rPr>
+                <w:rFonts w:ascii="Times New Roman" w:hAnsi="Times New Roman"/>
+                <w:b w:val="0"/>
+                <w:i w:val="0"/>
+                <w:sz w:val="19"/>
+              </w:rPr>
+              <w:t xml:space="preserve"> + stats + raccourcis</w:t>
+            </w:r>
+          </w:p>
+        </w:tc>
+        <w:tc>
+          <w:tcPr>
+            <w:tcW w:type="dxa" w:w="3024"/>
+            <w:vAlign w:val="center"/>
+          </w:tcPr>
+          <w:p>
+            <w:pPr>
+              <w:spacing w:before="40" w:after="40"/>
+            </w:pPr>
+            <w:r>
+              <w:rPr>
+                <w:rFonts w:ascii="Times New Roman" w:hAnsi="Times New Roman"/>
+                <w:b w:val="0"/>
+                <w:i w:val="0"/>
+                <w:sz w:val="19"/>
+              </w:rPr>
+              <w:t>✅ (bonus)</w:t>
+            </w:r>
+          </w:p>
+        </w:tc>
+      </w:tr>
+      <w:tr>
+        <w:tc>
+          <w:tcPr>
+            <w:tcW w:type="dxa" w:w="3024"/>
+            <w:vAlign w:val="center"/>
+          </w:tcPr>
+          <w:p>
+            <w:pPr>
+              <w:spacing w:before="40" w:after="40"/>
+            </w:pPr>
+            <w:r>
+              <w:rPr>
+                <w:rFonts w:ascii="Times New Roman" w:hAnsi="Times New Roman"/>
+                <w:b w:val="0"/>
+                <w:i w:val="0"/>
+                <w:sz w:val="19"/>
+              </w:rPr>
+              <w:t>Dashboard Investisseur</w:t>
+            </w:r>
+          </w:p>
+        </w:tc>
+        <w:tc>
+          <w:tcPr>
+            <w:tcW w:type="dxa" w:w="3024"/>
+            <w:vAlign w:val="center"/>
+          </w:tcPr>
+          <w:p>
+            <w:pPr>
+              <w:spacing w:before="40" w:after="40"/>
+            </w:pPr>
+            <w:r>
+              <w:rPr>
+                <w:rFonts w:ascii="Times New Roman" w:hAnsi="Times New Roman"/>
+                <w:b w:val="0"/>
+                <w:i w:val="0"/>
+                <w:sz w:val="19"/>
+              </w:rPr>
+              <w:t>Header + accès Pitchs + Matching "Entrepreneurs à financer"</w:t>
+            </w:r>
+          </w:p>
+        </w:tc>
+        <w:tc>
+          <w:tcPr>
+            <w:tcW w:type="dxa" w:w="3024"/>
+            <w:vAlign w:val="center"/>
+          </w:tcPr>
+          <w:p>
+            <w:pPr>
+              <w:spacing w:before="40" w:after="40"/>
+            </w:pPr>
+            <w:r>
+              <w:rPr>
+                <w:rFonts w:ascii="Times New Roman" w:hAnsi="Times New Roman"/>
+                <w:b w:val="0"/>
+                <w:i w:val="0"/>
+                <w:sz w:val="19"/>
+              </w:rPr>
+              <w:t>✅ (bonus)</w:t>
+            </w:r>
+          </w:p>
+        </w:tc>
+      </w:tr>
+      <w:tr>
+        <w:tc>
+          <w:tcPr>
+            <w:tcW w:type="dxa" w:w="3024"/>
+            <w:vAlign w:val="center"/>
+          </w:tcPr>
+          <w:p>
+            <w:pPr>
+              <w:spacing w:before="40" w:after="40"/>
+            </w:pPr>
+            <w:r>
+              <w:rPr>
+                <w:rFonts w:ascii="Times New Roman" w:hAnsi="Times New Roman"/>
+                <w:b w:val="0"/>
+                <w:i w:val="0"/>
+                <w:sz w:val="19"/>
+              </w:rPr>
+              <w:t>Détail mentor</w:t>
+            </w:r>
+          </w:p>
+        </w:tc>
+        <w:tc>
+          <w:tcPr>
+            <w:tcW w:type="dxa" w:w="3024"/>
+            <w:vAlign w:val="center"/>
+          </w:tcPr>
+          <w:p>
+            <w:pPr>
+              <w:spacing w:before="40" w:after="40"/>
+            </w:pPr>
+            <w:r>
+              <w:rPr>
+                <w:rFonts w:ascii="Times New Roman" w:hAnsi="Times New Roman"/>
+                <w:b w:val="0"/>
+                <w:i w:val="0"/>
+                <w:sz w:val="19"/>
+              </w:rPr>
+              <w:t>Réservation session + favori + bouton adapté rôle (mentorat/investissement)</w:t>
             </w:r>
           </w:p>
         </w:tc>
@@ -3085,7 +3591,7 @@
                 <w:rFonts w:ascii="Courier New" w:hAnsi="Courier New"/>
                 <w:sz w:val="17"/>
               </w:rPr>
-              <w:t xml:space="preserve">  final String   type;       // ex: 'message', 'request', 'session_booked'…</w:t>
+              <w:t xml:space="preserve">  final String   type;       // ex: 'message', 'investment_offer', 'session_request', 'session_booked'…</w:t>
             </w:r>
           </w:p>
           <w:p>
@@ -3104,6 +3610,66 @@
             <w:pPr>
               <w:spacing w:before="0" w:after="0"/>
             </w:pPr>
+            <w:r>
+              <w:rPr>
+                <w:rFonts w:ascii="Courier New" w:hAnsi="Courier New"/>
+                <w:sz w:val="17"/>
+              </w:rPr>
+              <w:t xml:space="preserve">  // Champs pour les actions inline (Accept/Decline dans NotificationsPage)</w:t>
+            </w:r>
+          </w:p>
+          <w:p>
+            <w:pPr>
+              <w:spacing w:before="0" w:after="0"/>
+            </w:pPr>
+            <w:r>
+              <w:rPr>
+                <w:rFonts w:ascii="Courier New" w:hAnsi="Courier New"/>
+                <w:sz w:val="17"/>
+              </w:rPr>
+              <w:t xml:space="preserve">  // Non-nullables avec valeur par défaut '' — évite les null-checks partout</w:t>
+            </w:r>
+          </w:p>
+          <w:p>
+            <w:pPr>
+              <w:spacing w:before="0" w:after="0"/>
+            </w:pPr>
+            <w:r>
+              <w:rPr>
+                <w:rFonts w:ascii="Courier New" w:hAnsi="Courier New"/>
+                <w:sz w:val="17"/>
+              </w:rPr>
+              <w:t xml:space="preserve">  final String requestId;    // ID du mentorRequest Firebase associé</w:t>
+            </w:r>
+          </w:p>
+          <w:p>
+            <w:pPr>
+              <w:spacing w:before="0" w:after="0"/>
+            </w:pPr>
+            <w:r>
+              <w:rPr>
+                <w:rFonts w:ascii="Courier New" w:hAnsi="Courier New"/>
+                <w:sz w:val="17"/>
+              </w:rPr>
+              <w:t xml:space="preserve">  final String fromUserId;   // UID de l'expéditeur (pour ouvrir le chat après acceptation)</w:t>
+            </w:r>
+          </w:p>
+          <w:p>
+            <w:pPr>
+              <w:spacing w:before="0" w:after="0"/>
+            </w:pPr>
+            <w:r>
+              <w:rPr>
+                <w:rFonts w:ascii="Courier New" w:hAnsi="Courier New"/>
+                <w:sz w:val="17"/>
+              </w:rPr>
+              <w:t xml:space="preserve">  final String fromName;     // Nom affiché dans la notification</w:t>
+            </w:r>
+          </w:p>
+          <w:p>
+            <w:pPr>
+              <w:spacing w:before="0" w:after="0"/>
+            </w:pPr>
           </w:p>
           <w:p>
             <w:pPr>
@@ -3198,6 +3764,42 @@
                 <w:rFonts w:ascii="Courier New" w:hAnsi="Courier New"/>
                 <w:sz w:val="17"/>
               </w:rPr>
+              <w:t xml:space="preserve">    this.requestId = '',</w:t>
+            </w:r>
+          </w:p>
+          <w:p>
+            <w:pPr>
+              <w:spacing w:before="0" w:after="0"/>
+            </w:pPr>
+            <w:r>
+              <w:rPr>
+                <w:rFonts w:ascii="Courier New" w:hAnsi="Courier New"/>
+                <w:sz w:val="17"/>
+              </w:rPr>
+              <w:t xml:space="preserve">    this.fromUserId = '',</w:t>
+            </w:r>
+          </w:p>
+          <w:p>
+            <w:pPr>
+              <w:spacing w:before="0" w:after="0"/>
+            </w:pPr>
+            <w:r>
+              <w:rPr>
+                <w:rFonts w:ascii="Courier New" w:hAnsi="Courier New"/>
+                <w:sz w:val="17"/>
+              </w:rPr>
+              <w:t xml:space="preserve">    this.fromName = '',</w:t>
+            </w:r>
+          </w:p>
+          <w:p>
+            <w:pPr>
+              <w:spacing w:before="0" w:after="0"/>
+            </w:pPr>
+            <w:r>
+              <w:rPr>
+                <w:rFonts w:ascii="Courier New" w:hAnsi="Courier New"/>
+                <w:sz w:val="17"/>
+              </w:rPr>
               <w:t xml:space="preserve">  });</w:t>
             </w:r>
           </w:p>
@@ -3227,67 +3829,103 @@
                 <w:rFonts w:ascii="Courier New" w:hAnsi="Courier New"/>
                 <w:sz w:val="17"/>
               </w:rPr>
-              <w:t xml:space="preserve">    'id':        id,</w:t>
-            </w:r>
-          </w:p>
-          <w:p>
-            <w:pPr>
-              <w:spacing w:before="0" w:after="0"/>
-            </w:pPr>
-            <w:r>
-              <w:rPr>
-                <w:rFonts w:ascii="Courier New" w:hAnsi="Courier New"/>
-                <w:sz w:val="17"/>
-              </w:rPr>
-              <w:t xml:space="preserve">    'title':     title,</w:t>
-            </w:r>
-          </w:p>
-          <w:p>
-            <w:pPr>
-              <w:spacing w:before="0" w:after="0"/>
-            </w:pPr>
-            <w:r>
-              <w:rPr>
-                <w:rFonts w:ascii="Courier New" w:hAnsi="Courier New"/>
-                <w:sz w:val="17"/>
-              </w:rPr>
-              <w:t xml:space="preserve">    'message':   message,</w:t>
-            </w:r>
-          </w:p>
-          <w:p>
-            <w:pPr>
-              <w:spacing w:before="0" w:after="0"/>
-            </w:pPr>
-            <w:r>
-              <w:rPr>
-                <w:rFonts w:ascii="Courier New" w:hAnsi="Courier New"/>
-                <w:sz w:val="17"/>
-              </w:rPr>
-              <w:t xml:space="preserve">    'timestamp': timestamp.toIso8601String(),</w:t>
-            </w:r>
-          </w:p>
-          <w:p>
-            <w:pPr>
-              <w:spacing w:before="0" w:after="0"/>
-            </w:pPr>
-            <w:r>
-              <w:rPr>
-                <w:rFonts w:ascii="Courier New" w:hAnsi="Courier New"/>
-                <w:sz w:val="17"/>
-              </w:rPr>
-              <w:t xml:space="preserve">    'type':      type,</w:t>
-            </w:r>
-          </w:p>
-          <w:p>
-            <w:pPr>
-              <w:spacing w:before="0" w:after="0"/>
-            </w:pPr>
-            <w:r>
-              <w:rPr>
-                <w:rFonts w:ascii="Courier New" w:hAnsi="Courier New"/>
-                <w:sz w:val="17"/>
-              </w:rPr>
-              <w:t xml:space="preserve">    'isRead':    isRead,</w:t>
+              <w:t xml:space="preserve">    'id':          id,</w:t>
+            </w:r>
+          </w:p>
+          <w:p>
+            <w:pPr>
+              <w:spacing w:before="0" w:after="0"/>
+            </w:pPr>
+            <w:r>
+              <w:rPr>
+                <w:rFonts w:ascii="Courier New" w:hAnsi="Courier New"/>
+                <w:sz w:val="17"/>
+              </w:rPr>
+              <w:t xml:space="preserve">    'title':       title,</w:t>
+            </w:r>
+          </w:p>
+          <w:p>
+            <w:pPr>
+              <w:spacing w:before="0" w:after="0"/>
+            </w:pPr>
+            <w:r>
+              <w:rPr>
+                <w:rFonts w:ascii="Courier New" w:hAnsi="Courier New"/>
+                <w:sz w:val="17"/>
+              </w:rPr>
+              <w:t xml:space="preserve">    'message':     message,</w:t>
+            </w:r>
+          </w:p>
+          <w:p>
+            <w:pPr>
+              <w:spacing w:before="0" w:after="0"/>
+            </w:pPr>
+            <w:r>
+              <w:rPr>
+                <w:rFonts w:ascii="Courier New" w:hAnsi="Courier New"/>
+                <w:sz w:val="17"/>
+              </w:rPr>
+              <w:t xml:space="preserve">    'timestamp':   timestamp.toIso8601String(),</w:t>
+            </w:r>
+          </w:p>
+          <w:p>
+            <w:pPr>
+              <w:spacing w:before="0" w:after="0"/>
+            </w:pPr>
+            <w:r>
+              <w:rPr>
+                <w:rFonts w:ascii="Courier New" w:hAnsi="Courier New"/>
+                <w:sz w:val="17"/>
+              </w:rPr>
+              <w:t xml:space="preserve">    'type':        type,</w:t>
+            </w:r>
+          </w:p>
+          <w:p>
+            <w:pPr>
+              <w:spacing w:before="0" w:after="0"/>
+            </w:pPr>
+            <w:r>
+              <w:rPr>
+                <w:rFonts w:ascii="Courier New" w:hAnsi="Courier New"/>
+                <w:sz w:val="17"/>
+              </w:rPr>
+              <w:t xml:space="preserve">    'isRead':      isRead,</w:t>
+            </w:r>
+          </w:p>
+          <w:p>
+            <w:pPr>
+              <w:spacing w:before="0" w:after="0"/>
+            </w:pPr>
+            <w:r>
+              <w:rPr>
+                <w:rFonts w:ascii="Courier New" w:hAnsi="Courier New"/>
+                <w:sz w:val="17"/>
+              </w:rPr>
+              <w:t xml:space="preserve">    'requestId':   requestId,</w:t>
+            </w:r>
+          </w:p>
+          <w:p>
+            <w:pPr>
+              <w:spacing w:before="0" w:after="0"/>
+            </w:pPr>
+            <w:r>
+              <w:rPr>
+                <w:rFonts w:ascii="Courier New" w:hAnsi="Courier New"/>
+                <w:sz w:val="17"/>
+              </w:rPr>
+              <w:t xml:space="preserve">    'fromUserId':  fromUserId,</w:t>
+            </w:r>
+          </w:p>
+          <w:p>
+            <w:pPr>
+              <w:spacing w:before="0" w:after="0"/>
+            </w:pPr>
+            <w:r>
+              <w:rPr>
+                <w:rFonts w:ascii="Courier New" w:hAnsi="Courier New"/>
+                <w:sz w:val="17"/>
+              </w:rPr>
+              <w:t xml:space="preserve">    'fromName':    fromName,</w:t>
             </w:r>
           </w:p>
           <w:p>
@@ -3340,79 +3978,115 @@
                 <w:rFonts w:ascii="Courier New" w:hAnsi="Courier New"/>
                 <w:sz w:val="17"/>
               </w:rPr>
-              <w:t xml:space="preserve">        id:        json['id']?.toString() ?? '',</w:t>
-            </w:r>
-          </w:p>
-          <w:p>
-            <w:pPr>
-              <w:spacing w:before="0" w:after="0"/>
-            </w:pPr>
-            <w:r>
-              <w:rPr>
-                <w:rFonts w:ascii="Courier New" w:hAnsi="Courier New"/>
-                <w:sz w:val="17"/>
-              </w:rPr>
-              <w:t xml:space="preserve">        title:     json['title']?.toString() ?? '',</w:t>
-            </w:r>
-          </w:p>
-          <w:p>
-            <w:pPr>
-              <w:spacing w:before="0" w:after="0"/>
-            </w:pPr>
-            <w:r>
-              <w:rPr>
-                <w:rFonts w:ascii="Courier New" w:hAnsi="Courier New"/>
-                <w:sz w:val="17"/>
-              </w:rPr>
-              <w:t xml:space="preserve">        message:   json['message']?.toString() ?? '',</w:t>
-            </w:r>
-          </w:p>
-          <w:p>
-            <w:pPr>
-              <w:spacing w:before="0" w:after="0"/>
-            </w:pPr>
-            <w:r>
-              <w:rPr>
-                <w:rFonts w:ascii="Courier New" w:hAnsi="Courier New"/>
-                <w:sz w:val="17"/>
-              </w:rPr>
-              <w:t xml:space="preserve">        timestamp: DateTime.tryParse(json['timestamp']?.toString() ?? '')</w:t>
-            </w:r>
-          </w:p>
-          <w:p>
-            <w:pPr>
-              <w:spacing w:before="0" w:after="0"/>
-            </w:pPr>
-            <w:r>
-              <w:rPr>
-                <w:rFonts w:ascii="Courier New" w:hAnsi="Courier New"/>
-                <w:sz w:val="17"/>
-              </w:rPr>
-              <w:t xml:space="preserve">                   ?? DateTime.now(),</w:t>
-            </w:r>
-          </w:p>
-          <w:p>
-            <w:pPr>
-              <w:spacing w:before="0" w:after="0"/>
-            </w:pPr>
-            <w:r>
-              <w:rPr>
-                <w:rFonts w:ascii="Courier New" w:hAnsi="Courier New"/>
-                <w:sz w:val="17"/>
-              </w:rPr>
-              <w:t xml:space="preserve">        type:      json['type']?.toString() ?? 'info',</w:t>
-            </w:r>
-          </w:p>
-          <w:p>
-            <w:pPr>
-              <w:spacing w:before="0" w:after="0"/>
-            </w:pPr>
-            <w:r>
-              <w:rPr>
-                <w:rFonts w:ascii="Courier New" w:hAnsi="Courier New"/>
-                <w:sz w:val="17"/>
-              </w:rPr>
-              <w:t xml:space="preserve">        isRead:    json['isRead'] as bool? ?? false,</w:t>
+              <w:t xml:space="preserve">        id:          json['id']?.toString() ?? '',</w:t>
+            </w:r>
+          </w:p>
+          <w:p>
+            <w:pPr>
+              <w:spacing w:before="0" w:after="0"/>
+            </w:pPr>
+            <w:r>
+              <w:rPr>
+                <w:rFonts w:ascii="Courier New" w:hAnsi="Courier New"/>
+                <w:sz w:val="17"/>
+              </w:rPr>
+              <w:t xml:space="preserve">        title:       json['title']?.toString() ?? '',</w:t>
+            </w:r>
+          </w:p>
+          <w:p>
+            <w:pPr>
+              <w:spacing w:before="0" w:after="0"/>
+            </w:pPr>
+            <w:r>
+              <w:rPr>
+                <w:rFonts w:ascii="Courier New" w:hAnsi="Courier New"/>
+                <w:sz w:val="17"/>
+              </w:rPr>
+              <w:t xml:space="preserve">        message:     json['message']?.toString() ?? '',</w:t>
+            </w:r>
+          </w:p>
+          <w:p>
+            <w:pPr>
+              <w:spacing w:before="0" w:after="0"/>
+            </w:pPr>
+            <w:r>
+              <w:rPr>
+                <w:rFonts w:ascii="Courier New" w:hAnsi="Courier New"/>
+                <w:sz w:val="17"/>
+              </w:rPr>
+              <w:t xml:space="preserve">        timestamp:   DateTime.tryParse(json['timestamp']?.toString() ?? '')</w:t>
+            </w:r>
+          </w:p>
+          <w:p>
+            <w:pPr>
+              <w:spacing w:before="0" w:after="0"/>
+            </w:pPr>
+            <w:r>
+              <w:rPr>
+                <w:rFonts w:ascii="Courier New" w:hAnsi="Courier New"/>
+                <w:sz w:val="17"/>
+              </w:rPr>
+              <w:t xml:space="preserve">                     ?? DateTime.now(),</w:t>
+            </w:r>
+          </w:p>
+          <w:p>
+            <w:pPr>
+              <w:spacing w:before="0" w:after="0"/>
+            </w:pPr>
+            <w:r>
+              <w:rPr>
+                <w:rFonts w:ascii="Courier New" w:hAnsi="Courier New"/>
+                <w:sz w:val="17"/>
+              </w:rPr>
+              <w:t xml:space="preserve">        type:        json['type']?.toString() ?? 'info',</w:t>
+            </w:r>
+          </w:p>
+          <w:p>
+            <w:pPr>
+              <w:spacing w:before="0" w:after="0"/>
+            </w:pPr>
+            <w:r>
+              <w:rPr>
+                <w:rFonts w:ascii="Courier New" w:hAnsi="Courier New"/>
+                <w:sz w:val="17"/>
+              </w:rPr>
+              <w:t xml:space="preserve">        isRead:      json['isRead'] as bool? ?? false,</w:t>
+            </w:r>
+          </w:p>
+          <w:p>
+            <w:pPr>
+              <w:spacing w:before="0" w:after="0"/>
+            </w:pPr>
+            <w:r>
+              <w:rPr>
+                <w:rFonts w:ascii="Courier New" w:hAnsi="Courier New"/>
+                <w:sz w:val="17"/>
+              </w:rPr>
+              <w:t xml:space="preserve">        requestId:   json['requestId']?.toString() ?? '',</w:t>
+            </w:r>
+          </w:p>
+          <w:p>
+            <w:pPr>
+              <w:spacing w:before="0" w:after="0"/>
+            </w:pPr>
+            <w:r>
+              <w:rPr>
+                <w:rFonts w:ascii="Courier New" w:hAnsi="Courier New"/>
+                <w:sz w:val="17"/>
+              </w:rPr>
+              <w:t xml:space="preserve">        fromUserId:  json['fromUserId']?.toString() ?? '',</w:t>
+            </w:r>
+          </w:p>
+          <w:p>
+            <w:pPr>
+              <w:spacing w:before="0" w:after="0"/>
+            </w:pPr>
+            <w:r>
+              <w:rPr>
+                <w:rFonts w:ascii="Courier New" w:hAnsi="Courier New"/>
+                <w:sz w:val="17"/>
+              </w:rPr>
+              <w:t xml:space="preserve">        fromName:    json['fromName']?.toString() ?? '',</w:t>
             </w:r>
           </w:p>
           <w:p>
@@ -5647,7 +6321,7 @@
           <w:i w:val="0"/>
           <w:sz w:val="22"/>
         </w:rPr>
-        <w:t xml:space="preserve">…). Tap → </w:t>
+        <w:t xml:space="preserve">, </w:t>
       </w:r>
       <w:r>
         <w:rPr>
@@ -5656,7 +6330,7 @@
           <w:i w:val="0"/>
           <w:sz w:val="22"/>
         </w:rPr>
-        <w:t>markAsRead()</w:t>
+        <w:t>investment_offer</w:t>
       </w:r>
       <w:r>
         <w:rPr>
@@ -5665,7 +6339,7 @@
           <w:i w:val="0"/>
           <w:sz w:val="22"/>
         </w:rPr>
-        <w:t xml:space="preserve">, bouton "Effacer tout" → </w:t>
+        <w:t xml:space="preserve">, </w:t>
       </w:r>
       <w:r>
         <w:rPr>
@@ -5674,7 +6348,156 @@
           <w:i w:val="0"/>
           <w:sz w:val="22"/>
         </w:rPr>
+        <w:t>session_request</w:t>
+      </w:r>
+      <w:r>
+        <w:rPr>
+          <w:rFonts w:ascii="Times New Roman" w:hAnsi="Times New Roman"/>
+          <w:b w:val="0"/>
+          <w:i w:val="0"/>
+          <w:sz w:val="22"/>
+        </w:rPr>
+        <w:t xml:space="preserve">…). Tap → </w:t>
+      </w:r>
+      <w:r>
+        <w:rPr>
+          <w:rFonts w:ascii="Times New Roman" w:hAnsi="Times New Roman"/>
+          <w:b w:val="0"/>
+          <w:i w:val="0"/>
+          <w:sz w:val="22"/>
+        </w:rPr>
+        <w:t>markAsRead()</w:t>
+      </w:r>
+      <w:r>
+        <w:rPr>
+          <w:rFonts w:ascii="Times New Roman" w:hAnsi="Times New Roman"/>
+          <w:b w:val="0"/>
+          <w:i w:val="0"/>
+          <w:sz w:val="22"/>
+        </w:rPr>
+        <w:t xml:space="preserve"> + navigation contextuelle, bouton "Effacer tout" → </w:t>
+      </w:r>
+      <w:r>
+        <w:rPr>
+          <w:rFonts w:ascii="Times New Roman" w:hAnsi="Times New Roman"/>
+          <w:b w:val="0"/>
+          <w:i w:val="0"/>
+          <w:sz w:val="22"/>
+        </w:rPr>
         <w:t>clearAll()</w:t>
+      </w:r>
+      <w:r>
+        <w:rPr>
+          <w:rFonts w:ascii="Times New Roman" w:hAnsi="Times New Roman"/>
+          <w:b w:val="0"/>
+          <w:i w:val="0"/>
+          <w:sz w:val="22"/>
+        </w:rPr>
+        <w:t>.</w:t>
+      </w:r>
+    </w:p>
+    <w:p>
+      <w:pPr>
+        <w:spacing w:after="120"/>
+      </w:pPr>
+      <w:r>
+        <w:rPr>
+          <w:rFonts w:ascii="Times New Roman" w:hAnsi="Times New Roman"/>
+          <w:b w:val="0"/>
+          <w:i w:val="0"/>
+          <w:sz w:val="22"/>
+        </w:rPr>
+        <w:t>Actions inline Accept/Decline :</w:t>
+      </w:r>
+      <w:r>
+        <w:rPr>
+          <w:rFonts w:ascii="Times New Roman" w:hAnsi="Times New Roman"/>
+          <w:b w:val="0"/>
+          <w:i w:val="0"/>
+          <w:sz w:val="22"/>
+        </w:rPr>
+        <w:t xml:space="preserve"> pour les types </w:t>
+      </w:r>
+      <w:r>
+        <w:rPr>
+          <w:rFonts w:ascii="Times New Roman" w:hAnsi="Times New Roman"/>
+          <w:b w:val="0"/>
+          <w:i w:val="0"/>
+          <w:sz w:val="22"/>
+        </w:rPr>
+        <w:t>investment_offer</w:t>
+      </w:r>
+      <w:r>
+        <w:rPr>
+          <w:rFonts w:ascii="Times New Roman" w:hAnsi="Times New Roman"/>
+          <w:b w:val="0"/>
+          <w:i w:val="0"/>
+          <w:sz w:val="22"/>
+        </w:rPr>
+        <w:t xml:space="preserve"> et </w:t>
+      </w:r>
+      <w:r>
+        <w:rPr>
+          <w:rFonts w:ascii="Times New Roman" w:hAnsi="Times New Roman"/>
+          <w:b w:val="0"/>
+          <w:i w:val="0"/>
+          <w:sz w:val="22"/>
+        </w:rPr>
+        <w:t>session_request</w:t>
+      </w:r>
+      <w:r>
+        <w:rPr>
+          <w:rFonts w:ascii="Times New Roman" w:hAnsi="Times New Roman"/>
+          <w:b w:val="0"/>
+          <w:i w:val="0"/>
+          <w:sz w:val="22"/>
+        </w:rPr>
+        <w:t xml:space="preserve">, deux boutons "Accepter" / "Refuser" s'affichent directement dans la tuile. L'acceptation appelle </w:t>
+      </w:r>
+      <w:r>
+        <w:rPr>
+          <w:rFonts w:ascii="Times New Roman" w:hAnsi="Times New Roman"/>
+          <w:b w:val="0"/>
+          <w:i w:val="0"/>
+          <w:sz w:val="22"/>
+        </w:rPr>
+        <w:t>InteractionsService.acceptRequest(requestId)</w:t>
+      </w:r>
+      <w:r>
+        <w:rPr>
+          <w:rFonts w:ascii="Times New Roman" w:hAnsi="Times New Roman"/>
+          <w:b w:val="0"/>
+          <w:i w:val="0"/>
+          <w:sz w:val="22"/>
+        </w:rPr>
+        <w:t xml:space="preserve"> et ouvre le chat avec </w:t>
+      </w:r>
+      <w:r>
+        <w:rPr>
+          <w:rFonts w:ascii="Times New Roman" w:hAnsi="Times New Roman"/>
+          <w:b w:val="0"/>
+          <w:i w:val="0"/>
+          <w:sz w:val="22"/>
+        </w:rPr>
+        <w:t>fromUserId</w:t>
+      </w:r>
+      <w:r>
+        <w:rPr>
+          <w:rFonts w:ascii="Times New Roman" w:hAnsi="Times New Roman"/>
+          <w:b w:val="0"/>
+          <w:i w:val="0"/>
+          <w:sz w:val="22"/>
+        </w:rPr>
+        <w:t xml:space="preserve">. Le refus ouvre un dialog pour saisir une raison, puis appelle </w:t>
+      </w:r>
+      <w:r>
+        <w:rPr>
+          <w:rFonts w:ascii="Times New Roman" w:hAnsi="Times New Roman"/>
+          <w:b w:val="0"/>
+          <w:i w:val="0"/>
+          <w:sz w:val="22"/>
+        </w:rPr>
+        <w:t>InteractionsService.rejectRequest(requestId, reason: raison)</w:t>
       </w:r>
       <w:r>
         <w:rPr>
@@ -6235,6 +7058,20 @@
     </w:p>
     <w:p>
       <w:pPr>
+        <w:pStyle w:val="Heading3"/>
+      </w:pPr>
+      <w:r>
+        <w:rPr>
+          <w:rFonts w:ascii="Times New Roman" w:hAnsi="Times New Roman"/>
+          <w:b/>
+          <w:i w:val="0"/>
+          <w:sz w:val="24"/>
+        </w:rPr>
+        <w:t>2.1 Matching — Filtres multicritères</w:t>
+      </w:r>
+    </w:p>
+    <w:p>
+      <w:pPr>
         <w:spacing w:after="120"/>
       </w:pPr>
       <w:r>
@@ -6366,7 +7203,7 @@
           <w:i w:val="0"/>
           <w:sz w:val="22"/>
         </w:rPr>
-        <w:t xml:space="preserve"> qui combine les membres Firebase réels (priorité) et les 100+ profils statiques :</w:t>
+        <w:t xml:space="preserve"> qui combine les membres Firebase réels (priorité) et les 112 profils statiques :</w:t>
       </w:r>
     </w:p>
     <w:p>
@@ -6596,43 +7433,103 @@
                 <w:rFonts w:ascii="Courier New" w:hAnsi="Courier New"/>
                 <w:sz w:val="17"/>
               </w:rPr>
-              <w:t xml:space="preserve">    // Membres DIAPALER réels (uid non vide) en tête, puis par compatibilité</w:t>
-            </w:r>
-          </w:p>
-          <w:p>
-            <w:pPr>
-              <w:spacing w:before="0" w:after="0"/>
-            </w:pPr>
-            <w:r>
-              <w:rPr>
-                <w:rFonts w:ascii="Courier New" w:hAnsi="Courier New"/>
-                <w:sz w:val="17"/>
-              </w:rPr>
-              <w:t xml:space="preserve">    list.sort((a, b) =&gt; b.uid.isNotEmpty == a.uid.isNotEmpty</w:t>
-            </w:r>
-          </w:p>
-          <w:p>
-            <w:pPr>
-              <w:spacing w:before="0" w:after="0"/>
-            </w:pPr>
-            <w:r>
-              <w:rPr>
-                <w:rFonts w:ascii="Courier New" w:hAnsi="Courier New"/>
-                <w:sz w:val="17"/>
-              </w:rPr>
-              <w:t xml:space="preserve">        ? b.compatibility.compareTo(a.compatibility)</w:t>
-            </w:r>
-          </w:p>
-          <w:p>
-            <w:pPr>
-              <w:spacing w:before="0" w:after="0"/>
-            </w:pPr>
-            <w:r>
-              <w:rPr>
-                <w:rFonts w:ascii="Courier New" w:hAnsi="Courier New"/>
-                <w:sz w:val="17"/>
-              </w:rPr>
-              <w:t xml:space="preserve">        : (b.uid.isNotEmpty ? 1 : -1));</w:t>
+              <w:t xml:space="preserve">    // Membres DIAPALER réels (uid non vide) en tête, puis par compatibilité DYNAMIQUE</w:t>
+            </w:r>
+          </w:p>
+          <w:p>
+            <w:pPr>
+              <w:spacing w:before="0" w:after="0"/>
+            </w:pPr>
+            <w:r>
+              <w:rPr>
+                <w:rFonts w:ascii="Courier New" w:hAnsi="Courier New"/>
+                <w:sz w:val="17"/>
+              </w:rPr>
+              <w:t xml:space="preserve">    // _computeCompatibility() calcule le score basé sur les intérêts partagés —</w:t>
+            </w:r>
+          </w:p>
+          <w:p>
+            <w:pPr>
+              <w:spacing w:before="0" w:after="0"/>
+            </w:pPr>
+            <w:r>
+              <w:rPr>
+                <w:rFonts w:ascii="Courier New" w:hAnsi="Courier New"/>
+                <w:sz w:val="17"/>
+              </w:rPr>
+              <w:t xml:space="preserve">    // même valeur que celle affichée sur la _CompatibilityPill (cohérence tri/affichage)</w:t>
+            </w:r>
+          </w:p>
+          <w:p>
+            <w:pPr>
+              <w:spacing w:before="0" w:after="0"/>
+            </w:pPr>
+            <w:r>
+              <w:rPr>
+                <w:rFonts w:ascii="Courier New" w:hAnsi="Courier New"/>
+                <w:sz w:val="17"/>
+              </w:rPr>
+              <w:t xml:space="preserve">    list.sort((a, b) {</w:t>
+            </w:r>
+          </w:p>
+          <w:p>
+            <w:pPr>
+              <w:spacing w:before="0" w:after="0"/>
+            </w:pPr>
+            <w:r>
+              <w:rPr>
+                <w:rFonts w:ascii="Courier New" w:hAnsi="Courier New"/>
+                <w:sz w:val="17"/>
+              </w:rPr>
+              <w:t xml:space="preserve">      if (b.uid.isNotEmpty != a.uid.isNotEmpty) {</w:t>
+            </w:r>
+          </w:p>
+          <w:p>
+            <w:pPr>
+              <w:spacing w:before="0" w:after="0"/>
+            </w:pPr>
+            <w:r>
+              <w:rPr>
+                <w:rFonts w:ascii="Courier New" w:hAnsi="Courier New"/>
+                <w:sz w:val="17"/>
+              </w:rPr>
+              <w:t xml:space="preserve">        return b.uid.isNotEmpty ? 1 : -1;</w:t>
+            </w:r>
+          </w:p>
+          <w:p>
+            <w:pPr>
+              <w:spacing w:before="0" w:after="0"/>
+            </w:pPr>
+            <w:r>
+              <w:rPr>
+                <w:rFonts w:ascii="Courier New" w:hAnsi="Courier New"/>
+                <w:sz w:val="17"/>
+              </w:rPr>
+              <w:t xml:space="preserve">      }</w:t>
+            </w:r>
+          </w:p>
+          <w:p>
+            <w:pPr>
+              <w:spacing w:before="0" w:after="0"/>
+            </w:pPr>
+            <w:r>
+              <w:rPr>
+                <w:rFonts w:ascii="Courier New" w:hAnsi="Courier New"/>
+                <w:sz w:val="17"/>
+              </w:rPr>
+              <w:t xml:space="preserve">      return _computeCompatibility(b).compareTo(_computeCompatibility(a));</w:t>
+            </w:r>
+          </w:p>
+          <w:p>
+            <w:pPr>
+              <w:spacing w:before="0" w:after="0"/>
+            </w:pPr>
+            <w:r>
+              <w:rPr>
+                <w:rFonts w:ascii="Courier New" w:hAnsi="Courier New"/>
+                <w:sz w:val="17"/>
+              </w:rPr>
+              <w:t xml:space="preserve">    });</w:t>
             </w:r>
           </w:p>
           <w:p>
@@ -6685,7 +7582,473 @@
                 <w:rFonts w:ascii="Courier New" w:hAnsi="Courier New"/>
                 <w:sz w:val="17"/>
               </w:rPr>
-              <w:t>bool get _hasFilter =&gt; _query.isNotEmpty || _sector != 'Tous' || _city != 'Toutes' || _role != 'Tous';</w:t>
+              <w:t>// defaultRole = 'Entrepreneur' pour un Investisseur (son filtre par défaut), 'Tous' pour les autres</w:t>
+            </w:r>
+          </w:p>
+          <w:p>
+            <w:pPr>
+              <w:spacing w:before="0" w:after="0"/>
+            </w:pPr>
+            <w:r>
+              <w:rPr>
+                <w:rFonts w:ascii="Courier New" w:hAnsi="Courier New"/>
+                <w:sz w:val="17"/>
+              </w:rPr>
+              <w:t>// Évite que "Réinitialiser" soit toujours visible pour un Investisseur</w:t>
+            </w:r>
+          </w:p>
+          <w:p>
+            <w:pPr>
+              <w:spacing w:before="0" w:after="0"/>
+            </w:pPr>
+            <w:r>
+              <w:rPr>
+                <w:rFonts w:ascii="Courier New" w:hAnsi="Courier New"/>
+                <w:sz w:val="17"/>
+              </w:rPr>
+              <w:t>final myRole = UserProfileController.profile.value.role;</w:t>
+            </w:r>
+          </w:p>
+          <w:p>
+            <w:pPr>
+              <w:spacing w:before="0" w:after="0"/>
+            </w:pPr>
+            <w:r>
+              <w:rPr>
+                <w:rFonts w:ascii="Courier New" w:hAnsi="Courier New"/>
+                <w:sz w:val="17"/>
+              </w:rPr>
+              <w:t>final defaultRole = myRole == 'Investisseur' ? 'Entrepreneur' : 'Tous';</w:t>
+            </w:r>
+          </w:p>
+          <w:p>
+            <w:pPr>
+              <w:spacing w:before="0" w:after="0"/>
+            </w:pPr>
+            <w:r>
+              <w:rPr>
+                <w:rFonts w:ascii="Courier New" w:hAnsi="Courier New"/>
+                <w:sz w:val="17"/>
+              </w:rPr>
+              <w:t>bool get _hasFilter =&gt; _query.isNotEmpty || _sector != 'Tous' || _city != 'Toutes' || _role != defaultRole;</w:t>
+            </w:r>
+          </w:p>
+        </w:tc>
+      </w:tr>
+    </w:tbl>
+    <w:p>
+      <w:pPr>
+        <w:spacing w:after="80"/>
+      </w:pPr>
+    </w:p>
+    <w:p>
+      <w:pPr>
+        <w:pStyle w:val="Heading3"/>
+      </w:pPr>
+      <w:r>
+        <w:rPr>
+          <w:rFonts w:ascii="Times New Roman" w:hAnsi="Times New Roman"/>
+          <w:b/>
+          <w:i w:val="0"/>
+          <w:sz w:val="24"/>
+        </w:rPr>
+        <w:t>2.2 Pitchs Publiés — Filtres par secteur et recherche</w:t>
+      </w:r>
+    </w:p>
+    <w:p>
+      <w:pPr>
+        <w:spacing w:after="120"/>
+      </w:pPr>
+      <w:r>
+        <w:rPr>
+          <w:rFonts w:ascii="Times New Roman" w:hAnsi="Times New Roman"/>
+          <w:b w:val="0"/>
+          <w:i w:val="0"/>
+          <w:sz w:val="22"/>
+        </w:rPr>
+        <w:t>La page Pitchs Publiés intègre également un système de filtres :</w:t>
+      </w:r>
+    </w:p>
+    <w:p>
+      <w:pPr>
+        <w:pStyle w:val="ListBullet"/>
+      </w:pPr>
+      <w:r>
+        <w:rPr>
+          <w:rFonts w:ascii="Times New Roman" w:hAnsi="Times New Roman"/>
+          <w:b w:val="0"/>
+          <w:i w:val="0"/>
+          <w:sz w:val="21"/>
+        </w:rPr>
+        <w:t>Barre de recherche</w:t>
+      </w:r>
+      <w:r>
+        <w:rPr>
+          <w:rFonts w:ascii="Times New Roman" w:hAnsi="Times New Roman"/>
+          <w:b w:val="0"/>
+          <w:i w:val="0"/>
+          <w:sz w:val="21"/>
+        </w:rPr>
+        <w:t xml:space="preserve"> : filtre en temps réel sur titre, entrepreneur, secteur, description</w:t>
+      </w:r>
+    </w:p>
+    <w:p>
+      <w:pPr>
+        <w:pStyle w:val="ListBullet"/>
+      </w:pPr>
+      <w:r>
+        <w:rPr>
+          <w:rFonts w:ascii="Times New Roman" w:hAnsi="Times New Roman"/>
+          <w:b w:val="0"/>
+          <w:i w:val="0"/>
+          <w:sz w:val="21"/>
+        </w:rPr>
+        <w:t>Pills de secteur</w:t>
+      </w:r>
+      <w:r>
+        <w:rPr>
+          <w:rFonts w:ascii="Times New Roman" w:hAnsi="Times New Roman"/>
+          <w:b w:val="0"/>
+          <w:i w:val="0"/>
+          <w:sz w:val="21"/>
+        </w:rPr>
+        <w:t xml:space="preserve"> : générées dynamiquement depuis les pitchs Firebase (pas de liste hardcodée)</w:t>
+      </w:r>
+    </w:p>
+    <w:p>
+      <w:pPr>
+        <w:pStyle w:val="ListBullet"/>
+      </w:pPr>
+      <w:r>
+        <w:rPr>
+          <w:rFonts w:ascii="Times New Roman" w:hAnsi="Times New Roman"/>
+          <w:b w:val="0"/>
+          <w:i w:val="0"/>
+          <w:sz w:val="21"/>
+        </w:rPr>
+        <w:t>Compteur</w:t>
+      </w:r>
+      <w:r>
+        <w:rPr>
+          <w:rFonts w:ascii="Times New Roman" w:hAnsi="Times New Roman"/>
+          <w:b w:val="0"/>
+          <w:i w:val="0"/>
+          <w:sz w:val="21"/>
+        </w:rPr>
+        <w:t xml:space="preserve"> "X pitch(s)" mis à jour à chaque changement de filtre</w:t>
+      </w:r>
+    </w:p>
+    <w:p>
+      <w:pPr>
+        <w:pStyle w:val="ListBullet"/>
+      </w:pPr>
+      <w:r>
+        <w:rPr>
+          <w:rFonts w:ascii="Times New Roman" w:hAnsi="Times New Roman"/>
+          <w:b w:val="0"/>
+          <w:i w:val="0"/>
+          <w:sz w:val="21"/>
+        </w:rPr>
+        <w:t>Bouton "Réinitialiser"</w:t>
+      </w:r>
+      <w:r>
+        <w:rPr>
+          <w:rFonts w:ascii="Times New Roman" w:hAnsi="Times New Roman"/>
+          <w:b w:val="0"/>
+          <w:i w:val="0"/>
+          <w:sz w:val="21"/>
+        </w:rPr>
+        <w:t xml:space="preserve"> visible si un filtre est actif</w:t>
+      </w:r>
+    </w:p>
+    <w:p>
+      <w:pPr>
+        <w:spacing w:after="0"/>
+      </w:pPr>
+      <w:r>
+        <w:rPr>
+          <w:rFonts w:ascii="Times New Roman" w:hAnsi="Times New Roman"/>
+          <w:b/>
+          <w:sz w:val="16"/>
+        </w:rPr>
+        <w:t>DART</w:t>
+      </w:r>
+    </w:p>
+    <w:tbl>
+      <w:tblPr>
+        <w:tblStyle w:val="TableGrid"/>
+        <w:tblW w:type="auto" w:w="0"/>
+        <w:tblLook w:firstColumn="1" w:firstRow="1" w:lastColumn="0" w:lastRow="0" w:noHBand="0" w:noVBand="1" w:val="04A0"/>
+      </w:tblPr>
+      <w:tblGrid>
+        <w:gridCol w:w="9072"/>
+      </w:tblGrid>
+      <w:tr>
+        <w:tc>
+          <w:tcPr>
+            <w:tcW w:type="dxa" w:w="9072"/>
+            <w:shd w:val="clear" w:color="auto" w:fill="F2F2F2"/>
+          </w:tcPr>
+          <w:p>
+            <w:pPr>
+              <w:spacing w:before="0" w:after="0"/>
+            </w:pPr>
+            <w:r>
+              <w:rPr>
+                <w:rFonts w:ascii="Courier New" w:hAnsi="Courier New"/>
+                <w:sz w:val="17"/>
+              </w:rPr>
+              <w:t>// États des filtres pitchs</w:t>
+            </w:r>
+          </w:p>
+          <w:p>
+            <w:pPr>
+              <w:spacing w:before="0" w:after="0"/>
+            </w:pPr>
+            <w:r>
+              <w:rPr>
+                <w:rFonts w:ascii="Courier New" w:hAnsi="Courier New"/>
+                <w:sz w:val="17"/>
+              </w:rPr>
+              <w:t>String _query = '';</w:t>
+            </w:r>
+          </w:p>
+          <w:p>
+            <w:pPr>
+              <w:spacing w:before="0" w:after="0"/>
+            </w:pPr>
+            <w:r>
+              <w:rPr>
+                <w:rFonts w:ascii="Courier New" w:hAnsi="Courier New"/>
+                <w:sz w:val="17"/>
+              </w:rPr>
+              <w:t>String _selectedSector = 'Tous';</w:t>
+            </w:r>
+          </w:p>
+          <w:p>
+            <w:pPr>
+              <w:spacing w:before="0" w:after="0"/>
+            </w:pPr>
+          </w:p>
+          <w:p>
+            <w:pPr>
+              <w:spacing w:before="0" w:after="0"/>
+            </w:pPr>
+            <w:r>
+              <w:rPr>
+                <w:rFonts w:ascii="Courier New" w:hAnsi="Courier New"/>
+                <w:sz w:val="17"/>
+              </w:rPr>
+              <w:t>// Getter principal</w:t>
+            </w:r>
+          </w:p>
+          <w:p>
+            <w:pPr>
+              <w:spacing w:before="0" w:after="0"/>
+            </w:pPr>
+            <w:r>
+              <w:rPr>
+                <w:rFonts w:ascii="Courier New" w:hAnsi="Courier New"/>
+                <w:sz w:val="17"/>
+              </w:rPr>
+              <w:t>List&lt;Map&lt;String, dynamic&gt;&gt; get _filtered {</w:t>
+            </w:r>
+          </w:p>
+          <w:p>
+            <w:pPr>
+              <w:spacing w:before="0" w:after="0"/>
+            </w:pPr>
+            <w:r>
+              <w:rPr>
+                <w:rFonts w:ascii="Courier New" w:hAnsi="Courier New"/>
+                <w:sz w:val="17"/>
+              </w:rPr>
+              <w:t xml:space="preserve">  return _pitches.where((p) {</w:t>
+            </w:r>
+          </w:p>
+          <w:p>
+            <w:pPr>
+              <w:spacing w:before="0" w:after="0"/>
+            </w:pPr>
+            <w:r>
+              <w:rPr>
+                <w:rFonts w:ascii="Courier New" w:hAnsi="Courier New"/>
+                <w:sz w:val="17"/>
+              </w:rPr>
+              <w:t xml:space="preserve">    final matchQuery = _query.isEmpty ||</w:t>
+            </w:r>
+          </w:p>
+          <w:p>
+            <w:pPr>
+              <w:spacing w:before="0" w:after="0"/>
+            </w:pPr>
+            <w:r>
+              <w:rPr>
+                <w:rFonts w:ascii="Courier New" w:hAnsi="Courier New"/>
+                <w:sz w:val="17"/>
+              </w:rPr>
+              <w:t xml:space="preserve">        p['title'].toString().toLowerCase().contains(_query.toLowerCase()) ||</w:t>
+            </w:r>
+          </w:p>
+          <w:p>
+            <w:pPr>
+              <w:spacing w:before="0" w:after="0"/>
+            </w:pPr>
+            <w:r>
+              <w:rPr>
+                <w:rFonts w:ascii="Courier New" w:hAnsi="Courier New"/>
+                <w:sz w:val="17"/>
+              </w:rPr>
+              <w:t xml:space="preserve">        p['userName'].toString().toLowerCase().contains(_query.toLowerCase()) ||</w:t>
+            </w:r>
+          </w:p>
+          <w:p>
+            <w:pPr>
+              <w:spacing w:before="0" w:after="0"/>
+            </w:pPr>
+            <w:r>
+              <w:rPr>
+                <w:rFonts w:ascii="Courier New" w:hAnsi="Courier New"/>
+                <w:sz w:val="17"/>
+              </w:rPr>
+              <w:t xml:space="preserve">        p['sector'].toString().toLowerCase().contains(_query.toLowerCase()) ||</w:t>
+            </w:r>
+          </w:p>
+          <w:p>
+            <w:pPr>
+              <w:spacing w:before="0" w:after="0"/>
+            </w:pPr>
+            <w:r>
+              <w:rPr>
+                <w:rFonts w:ascii="Courier New" w:hAnsi="Courier New"/>
+                <w:sz w:val="17"/>
+              </w:rPr>
+              <w:t xml:space="preserve">        p['description'].toString().toLowerCase().contains(_query.toLowerCase());</w:t>
+            </w:r>
+          </w:p>
+          <w:p>
+            <w:pPr>
+              <w:spacing w:before="0" w:after="0"/>
+            </w:pPr>
+            <w:r>
+              <w:rPr>
+                <w:rFonts w:ascii="Courier New" w:hAnsi="Courier New"/>
+                <w:sz w:val="17"/>
+              </w:rPr>
+              <w:t xml:space="preserve">    final matchSector = _selectedSector == 'Tous' ||</w:t>
+            </w:r>
+          </w:p>
+          <w:p>
+            <w:pPr>
+              <w:spacing w:before="0" w:after="0"/>
+            </w:pPr>
+            <w:r>
+              <w:rPr>
+                <w:rFonts w:ascii="Courier New" w:hAnsi="Courier New"/>
+                <w:sz w:val="17"/>
+              </w:rPr>
+              <w:t xml:space="preserve">        p['sector'] == _selectedSector;</w:t>
+            </w:r>
+          </w:p>
+          <w:p>
+            <w:pPr>
+              <w:spacing w:before="0" w:after="0"/>
+            </w:pPr>
+            <w:r>
+              <w:rPr>
+                <w:rFonts w:ascii="Courier New" w:hAnsi="Courier New"/>
+                <w:sz w:val="17"/>
+              </w:rPr>
+              <w:t xml:space="preserve">    return matchQuery &amp;&amp; matchSector;</w:t>
+            </w:r>
+          </w:p>
+          <w:p>
+            <w:pPr>
+              <w:spacing w:before="0" w:after="0"/>
+            </w:pPr>
+            <w:r>
+              <w:rPr>
+                <w:rFonts w:ascii="Courier New" w:hAnsi="Courier New"/>
+                <w:sz w:val="17"/>
+              </w:rPr>
+              <w:t xml:space="preserve">  }).toList();</w:t>
+            </w:r>
+          </w:p>
+          <w:p>
+            <w:pPr>
+              <w:spacing w:before="0" w:after="0"/>
+            </w:pPr>
+            <w:r>
+              <w:rPr>
+                <w:rFonts w:ascii="Courier New" w:hAnsi="Courier New"/>
+                <w:sz w:val="17"/>
+              </w:rPr>
+              <w:t>}</w:t>
+            </w:r>
+          </w:p>
+          <w:p>
+            <w:pPr>
+              <w:spacing w:before="0" w:after="0"/>
+            </w:pPr>
+          </w:p>
+          <w:p>
+            <w:pPr>
+              <w:spacing w:before="0" w:after="0"/>
+            </w:pPr>
+            <w:r>
+              <w:rPr>
+                <w:rFonts w:ascii="Courier New" w:hAnsi="Courier New"/>
+                <w:sz w:val="17"/>
+              </w:rPr>
+              <w:t>// Secteurs extraits dynamiquement depuis les pitchs Firebase</w:t>
+            </w:r>
+          </w:p>
+          <w:p>
+            <w:pPr>
+              <w:spacing w:before="0" w:after="0"/>
+            </w:pPr>
+            <w:r>
+              <w:rPr>
+                <w:rFonts w:ascii="Courier New" w:hAnsi="Courier New"/>
+                <w:sz w:val="17"/>
+              </w:rPr>
+              <w:t>Set&lt;String&gt; get _sectors =&gt; {</w:t>
+            </w:r>
+          </w:p>
+          <w:p>
+            <w:pPr>
+              <w:spacing w:before="0" w:after="0"/>
+            </w:pPr>
+            <w:r>
+              <w:rPr>
+                <w:rFonts w:ascii="Courier New" w:hAnsi="Courier New"/>
+                <w:sz w:val="17"/>
+              </w:rPr>
+              <w:t xml:space="preserve">  'Tous',</w:t>
+            </w:r>
+          </w:p>
+          <w:p>
+            <w:pPr>
+              <w:spacing w:before="0" w:after="0"/>
+            </w:pPr>
+            <w:r>
+              <w:rPr>
+                <w:rFonts w:ascii="Courier New" w:hAnsi="Courier New"/>
+                <w:sz w:val="17"/>
+              </w:rPr>
+              <w:t xml:space="preserve">  ..._pitches.map((p) =&gt; p['sector']?.toString() ?? '').where((s) =&gt; s.isNotEmpty),</w:t>
+            </w:r>
+          </w:p>
+          <w:p>
+            <w:pPr>
+              <w:spacing w:before="0" w:after="0"/>
+            </w:pPr>
+            <w:r>
+              <w:rPr>
+                <w:rFonts w:ascii="Courier New" w:hAnsi="Courier New"/>
+                <w:sz w:val="17"/>
+              </w:rPr>
+              <w:t>};</w:t>
             </w:r>
           </w:p>
         </w:tc>
@@ -9388,7 +10751,7 @@
                 <w:i w:val="0"/>
                 <w:sz w:val="19"/>
               </w:rPr>
-              <w:t>Groq Chat Completions API</w:t>
+              <w:t>Groq Chat Completions (via proxy Cloudflare Worker)</w:t>
             </w:r>
           </w:p>
         </w:tc>
@@ -9566,6 +10929,192 @@
       <w:pPr>
         <w:spacing w:after="80"/>
       </w:pPr>
+    </w:p>
+    <w:p>
+      <w:pPr>
+        <w:pStyle w:val="Quote"/>
+        <w:ind w:left="567"/>
+      </w:pPr>
+      <w:r>
+        <w:rPr>
+          <w:rFonts w:ascii="Times New Roman" w:hAnsi="Times New Roman"/>
+          <w:b w:val="0"/>
+          <w:i/>
+          <w:color w:val="606060"/>
+          <w:sz w:val="20"/>
+        </w:rPr>
+        <w:t>Note — parser de réponse robuste :</w:t>
+      </w:r>
+      <w:r>
+        <w:rPr>
+          <w:rFonts w:ascii="Times New Roman" w:hAnsi="Times New Roman"/>
+          <w:b w:val="0"/>
+          <w:i/>
+          <w:color w:val="606060"/>
+          <w:sz w:val="20"/>
+        </w:rPr>
+        <w:t xml:space="preserve"> Le code Flutter (</w:t>
+      </w:r>
+      <w:r>
+        <w:rPr>
+          <w:rFonts w:ascii="Times New Roman" w:hAnsi="Times New Roman"/>
+          <w:b w:val="0"/>
+          <w:i/>
+          <w:color w:val="606060"/>
+          <w:sz w:val="20"/>
+        </w:rPr>
+        <w:t>service_chatbot.dart</w:t>
+      </w:r>
+      <w:r>
+        <w:rPr>
+          <w:rFonts w:ascii="Times New Roman" w:hAnsi="Times New Roman"/>
+          <w:b w:val="0"/>
+          <w:i/>
+          <w:color w:val="606060"/>
+          <w:sz w:val="20"/>
+        </w:rPr>
+        <w:t xml:space="preserve">) envoie les requêtes au proxy Cloudflare Worker avec le champ </w:t>
+      </w:r>
+      <w:r>
+        <w:rPr>
+          <w:rFonts w:ascii="Times New Roman" w:hAnsi="Times New Roman"/>
+          <w:b w:val="0"/>
+          <w:i/>
+          <w:color w:val="606060"/>
+          <w:sz w:val="20"/>
+        </w:rPr>
+        <w:t>system</w:t>
+      </w:r>
+      <w:r>
+        <w:rPr>
+          <w:rFonts w:ascii="Times New Roman" w:hAnsi="Times New Roman"/>
+          <w:b w:val="0"/>
+          <w:i/>
+          <w:color w:val="606060"/>
+          <w:sz w:val="20"/>
+        </w:rPr>
+        <w:t xml:space="preserve"> au premier niveau du corps JSON. Le </w:t>
+      </w:r>
+      <w:r>
+        <w:rPr>
+          <w:rFonts w:ascii="Times New Roman" w:hAnsi="Times New Roman"/>
+          <w:b w:val="0"/>
+          <w:i/>
+          <w:color w:val="606060"/>
+          <w:sz w:val="20"/>
+        </w:rPr>
+        <w:t>parser de réponse</w:t>
+      </w:r>
+      <w:r>
+        <w:rPr>
+          <w:rFonts w:ascii="Times New Roman" w:hAnsi="Times New Roman"/>
+          <w:b w:val="0"/>
+          <w:i/>
+          <w:color w:val="606060"/>
+          <w:sz w:val="20"/>
+        </w:rPr>
+        <w:t xml:space="preserve"> détecte automatiquement le format retourné : d'abord </w:t>
+      </w:r>
+      <w:r>
+        <w:rPr>
+          <w:rFonts w:ascii="Times New Roman" w:hAnsi="Times New Roman"/>
+          <w:b w:val="0"/>
+          <w:i/>
+          <w:color w:val="606060"/>
+          <w:sz w:val="20"/>
+        </w:rPr>
+        <w:t>Groq/OpenAI</w:t>
+      </w:r>
+      <w:r>
+        <w:rPr>
+          <w:rFonts w:ascii="Times New Roman" w:hAnsi="Times New Roman"/>
+          <w:b w:val="0"/>
+          <w:i/>
+          <w:color w:val="606060"/>
+          <w:sz w:val="20"/>
+        </w:rPr>
+        <w:t xml:space="preserve"> (</w:t>
+      </w:r>
+      <w:r>
+        <w:rPr>
+          <w:rFonts w:ascii="Times New Roman" w:hAnsi="Times New Roman"/>
+          <w:b w:val="0"/>
+          <w:i/>
+          <w:color w:val="606060"/>
+          <w:sz w:val="20"/>
+        </w:rPr>
+        <w:t>choices[0].message.content</w:t>
+      </w:r>
+      <w:r>
+        <w:rPr>
+          <w:rFonts w:ascii="Times New Roman" w:hAnsi="Times New Roman"/>
+          <w:b w:val="0"/>
+          <w:i/>
+          <w:color w:val="606060"/>
+          <w:sz w:val="20"/>
+        </w:rPr>
+        <w:t xml:space="preserve">), puis </w:t>
+      </w:r>
+      <w:r>
+        <w:rPr>
+          <w:rFonts w:ascii="Times New Roman" w:hAnsi="Times New Roman"/>
+          <w:b w:val="0"/>
+          <w:i/>
+          <w:color w:val="606060"/>
+          <w:sz w:val="20"/>
+        </w:rPr>
+        <w:t>Anthropic</w:t>
+      </w:r>
+      <w:r>
+        <w:rPr>
+          <w:rFonts w:ascii="Times New Roman" w:hAnsi="Times New Roman"/>
+          <w:b w:val="0"/>
+          <w:i/>
+          <w:color w:val="606060"/>
+          <w:sz w:val="20"/>
+        </w:rPr>
+        <w:t xml:space="preserve"> (</w:t>
+      </w:r>
+      <w:r>
+        <w:rPr>
+          <w:rFonts w:ascii="Times New Roman" w:hAnsi="Times New Roman"/>
+          <w:b w:val="0"/>
+          <w:i/>
+          <w:color w:val="606060"/>
+          <w:sz w:val="20"/>
+        </w:rPr>
+        <w:t>content[0].text</w:t>
+      </w:r>
+      <w:r>
+        <w:rPr>
+          <w:rFonts w:ascii="Times New Roman" w:hAnsi="Times New Roman"/>
+          <w:b w:val="0"/>
+          <w:i/>
+          <w:color w:val="606060"/>
+          <w:sz w:val="20"/>
+        </w:rPr>
+        <w:t xml:space="preserve">) en fallback. Si aucun des deux formats n'est reconnu, une </w:t>
+      </w:r>
+      <w:r>
+        <w:rPr>
+          <w:rFonts w:ascii="Times New Roman" w:hAnsi="Times New Roman"/>
+          <w:b w:val="0"/>
+          <w:i/>
+          <w:color w:val="606060"/>
+          <w:sz w:val="20"/>
+        </w:rPr>
+        <w:t>Exception('Format de réponse inattendu du serveur.')</w:t>
+      </w:r>
+      <w:r>
+        <w:rPr>
+          <w:rFonts w:ascii="Times New Roman" w:hAnsi="Times New Roman"/>
+          <w:b w:val="0"/>
+          <w:i/>
+          <w:color w:val="606060"/>
+          <w:sz w:val="20"/>
+        </w:rPr>
+        <w:t xml:space="preserve"> est levée. Cette détection en cascade rend le client résilient à tout changement de format côté proxy. Aucune clé API n'est exposée côté client.</w:t>
+      </w:r>
     </w:p>
     <w:p>
       <w:pPr>
@@ -10687,7 +12236,7 @@
           <w:i w:val="0"/>
           <w:sz w:val="21"/>
         </w:rPr>
-        <w:t>personnalisé selon le rôle</w:t>
+        <w:t>commun à tous les rôles</w:t>
       </w:r>
       <w:r>
         <w:rPr>
@@ -10696,7 +12245,25 @@
           <w:i w:val="0"/>
           <w:sz w:val="21"/>
         </w:rPr>
-        <w:t xml:space="preserve"> de l'utilisateur</w:t>
+        <w:t xml:space="preserve"> (</w:t>
+      </w:r>
+      <w:r>
+        <w:rPr>
+          <w:rFonts w:ascii="Times New Roman" w:hAnsi="Times New Roman"/>
+          <w:b w:val="0"/>
+          <w:i w:val="0"/>
+          <w:sz w:val="21"/>
+        </w:rPr>
+        <w:t>static const _welcome</w:t>
+      </w:r>
+      <w:r>
+        <w:rPr>
+          <w:rFonts w:ascii="Times New Roman" w:hAnsi="Times New Roman"/>
+          <w:b w:val="0"/>
+          <w:i w:val="0"/>
+          <w:sz w:val="21"/>
+        </w:rPr>
+        <w:t>) — même accueil pour Entrepreneur, Mentor et Investisseur</w:t>
       </w:r>
     </w:p>
     <w:p>
@@ -10815,19 +12382,19 @@
                 <w:rFonts w:ascii="Courier New" w:hAnsi="Courier New"/>
                 <w:sz w:val="17"/>
               </w:rPr>
-              <w:t>class _ChatbotPageState extends State&lt;ChatbotPage&gt; {</w:t>
-            </w:r>
-          </w:p>
-          <w:p>
-            <w:pPr>
-              <w:spacing w:before="0" w:after="0"/>
-            </w:pPr>
-            <w:r>
-              <w:rPr>
-                <w:rFonts w:ascii="Courier New" w:hAnsi="Courier New"/>
-                <w:sz w:val="17"/>
-              </w:rPr>
-              <w:t xml:space="preserve">  // Liste typée ChatbotMessage (pas des Map brutes)</w:t>
+              <w:t>class _ChatbotPageState extends State&lt;ChatbotPage&gt;</w:t>
+            </w:r>
+          </w:p>
+          <w:p>
+            <w:pPr>
+              <w:spacing w:before="0" w:after="0"/>
+            </w:pPr>
+            <w:r>
+              <w:rPr>
+                <w:rFonts w:ascii="Courier New" w:hAnsi="Courier New"/>
+                <w:sz w:val="17"/>
+              </w:rPr>
+              <w:t xml:space="preserve">    with TickerProviderStateMixin {</w:t>
             </w:r>
           </w:p>
           <w:p>
@@ -10851,19 +12418,19 @@
                 <w:rFonts w:ascii="Courier New" w:hAnsi="Courier New"/>
                 <w:sz w:val="17"/>
               </w:rPr>
-              <w:t xml:space="preserve">  final _ctrl       = TextEditingController();</w:t>
-            </w:r>
-          </w:p>
-          <w:p>
-            <w:pPr>
-              <w:spacing w:before="0" w:after="0"/>
-            </w:pPr>
-            <w:r>
-              <w:rPr>
-                <w:rFonts w:ascii="Courier New" w:hAnsi="Courier New"/>
-                <w:sz w:val="17"/>
-              </w:rPr>
-              <w:t xml:space="preserve">  final _scrollCtrl = ScrollController();</w:t>
+              <w:t xml:space="preserve">  final _ctrl = TextEditingController();</w:t>
+            </w:r>
+          </w:p>
+          <w:p>
+            <w:pPr>
+              <w:spacing w:before="0" w:after="0"/>
+            </w:pPr>
+            <w:r>
+              <w:rPr>
+                <w:rFonts w:ascii="Courier New" w:hAnsi="Courier New"/>
+                <w:sz w:val="17"/>
+              </w:rPr>
+              <w:t xml:space="preserve">  final _scroll = ScrollController();</w:t>
             </w:r>
           </w:p>
           <w:p>
@@ -10882,6 +12449,131 @@
             <w:pPr>
               <w:spacing w:before="0" w:after="0"/>
             </w:pPr>
+            <w:r>
+              <w:rPr>
+                <w:rFonts w:ascii="Courier New" w:hAnsi="Courier New"/>
+                <w:sz w:val="17"/>
+              </w:rPr>
+              <w:t xml:space="preserve">  late AnimationController _dotCtrl;</w:t>
+            </w:r>
+          </w:p>
+          <w:p>
+            <w:pPr>
+              <w:spacing w:before="0" w:after="0"/>
+            </w:pPr>
+          </w:p>
+          <w:p>
+            <w:pPr>
+              <w:spacing w:before="0" w:after="0"/>
+            </w:pPr>
+            <w:r>
+              <w:rPr>
+                <w:rFonts w:ascii="Courier New" w:hAnsi="Courier New"/>
+                <w:sz w:val="17"/>
+              </w:rPr>
+              <w:t xml:space="preserve">  // Message de bienvenue — identique pour tous les rôles</w:t>
+            </w:r>
+          </w:p>
+          <w:p>
+            <w:pPr>
+              <w:spacing w:before="0" w:after="0"/>
+            </w:pPr>
+            <w:r>
+              <w:rPr>
+                <w:rFonts w:ascii="Courier New" w:hAnsi="Courier New"/>
+                <w:sz w:val="17"/>
+              </w:rPr>
+              <w:t xml:space="preserve">  static const _welcome =</w:t>
+            </w:r>
+          </w:p>
+          <w:p>
+            <w:pPr>
+              <w:spacing w:before="0" w:after="0"/>
+            </w:pPr>
+            <w:r>
+              <w:rPr>
+                <w:rFonts w:ascii="Courier New" w:hAnsi="Courier New"/>
+                <w:sz w:val="17"/>
+              </w:rPr>
+              <w:t xml:space="preserve">      'Salut ! Je suis **DIALI**, ton assistant entrepreneurial IA de DIAPALER AFRICA. 🇸🇳\n\n'</w:t>
+            </w:r>
+          </w:p>
+          <w:p>
+            <w:pPr>
+              <w:spacing w:before="0" w:after="0"/>
+            </w:pPr>
+            <w:r>
+              <w:rPr>
+                <w:rFonts w:ascii="Courier New" w:hAnsi="Courier New"/>
+                <w:sz w:val="17"/>
+              </w:rPr>
+              <w:t xml:space="preserve">      'Je peux t\'aider avec :\n'</w:t>
+            </w:r>
+          </w:p>
+          <w:p>
+            <w:pPr>
+              <w:spacing w:before="0" w:after="0"/>
+            </w:pPr>
+            <w:r>
+              <w:rPr>
+                <w:rFonts w:ascii="Courier New" w:hAnsi="Courier New"/>
+                <w:sz w:val="17"/>
+              </w:rPr>
+              <w:t xml:space="preserve">      '• 💼 Ta stratégie business\n'</w:t>
+            </w:r>
+          </w:p>
+          <w:p>
+            <w:pPr>
+              <w:spacing w:before="0" w:after="0"/>
+            </w:pPr>
+            <w:r>
+              <w:rPr>
+                <w:rFonts w:ascii="Courier New" w:hAnsi="Courier New"/>
+                <w:sz w:val="17"/>
+              </w:rPr>
+              <w:t xml:space="preserve">      '• 💰 DER/FJ, PAVIE 2, Be Yes (financement)\n'</w:t>
+            </w:r>
+          </w:p>
+          <w:p>
+            <w:pPr>
+              <w:spacing w:before="0" w:after="0"/>
+            </w:pPr>
+            <w:r>
+              <w:rPr>
+                <w:rFonts w:ascii="Courier New" w:hAnsi="Courier New"/>
+                <w:sz w:val="17"/>
+              </w:rPr>
+              <w:t xml:space="preserve">      '• 🎯 La préparation de ton pitch\n'</w:t>
+            </w:r>
+          </w:p>
+          <w:p>
+            <w:pPr>
+              <w:spacing w:before="0" w:after="0"/>
+            </w:pPr>
+            <w:r>
+              <w:rPr>
+                <w:rFonts w:ascii="Courier New" w:hAnsi="Courier New"/>
+                <w:sz w:val="17"/>
+              </w:rPr>
+              <w:t xml:space="preserve">      '• 🤝 Trouver mentors et investisseurs\n\n'</w:t>
+            </w:r>
+          </w:p>
+          <w:p>
+            <w:pPr>
+              <w:spacing w:before="0" w:after="0"/>
+            </w:pPr>
+            <w:r>
+              <w:rPr>
+                <w:rFonts w:ascii="Courier New" w:hAnsi="Courier New"/>
+                <w:sz w:val="17"/>
+              </w:rPr>
+              <w:t xml:space="preserve">      '**Pose-moi ta question — *Jërejëf* !**';</w:t>
+            </w:r>
+          </w:p>
+          <w:p>
+            <w:pPr>
+              <w:spacing w:before="0" w:after="0"/>
+            </w:pPr>
           </w:p>
           <w:p>
             <w:pPr>
@@ -10928,175 +12620,43 @@
                 <w:rFonts w:ascii="Courier New" w:hAnsi="Courier New"/>
                 <w:sz w:val="17"/>
               </w:rPr>
-              <w:t xml:space="preserve">    // Message de bienvenue personnalisé selon le rôle</w:t>
-            </w:r>
-          </w:p>
-          <w:p>
-            <w:pPr>
-              <w:spacing w:before="0" w:after="0"/>
-            </w:pPr>
-            <w:r>
-              <w:rPr>
-                <w:rFonts w:ascii="Courier New" w:hAnsi="Courier New"/>
-                <w:sz w:val="17"/>
-              </w:rPr>
-              <w:t xml:space="preserve">    final profile = UserProfileController.profile.value;</w:t>
-            </w:r>
-          </w:p>
-          <w:p>
-            <w:pPr>
-              <w:spacing w:before="0" w:after="0"/>
-            </w:pPr>
-            <w:r>
-              <w:rPr>
-                <w:rFonts w:ascii="Courier New" w:hAnsi="Courier New"/>
-                <w:sz w:val="17"/>
-              </w:rPr>
-              <w:t xml:space="preserve">    final greeting = switch (profile.role) {</w:t>
-            </w:r>
-          </w:p>
-          <w:p>
-            <w:pPr>
-              <w:spacing w:before="0" w:after="0"/>
-            </w:pPr>
-            <w:r>
-              <w:rPr>
-                <w:rFonts w:ascii="Courier New" w:hAnsi="Courier New"/>
-                <w:sz w:val="17"/>
-              </w:rPr>
-              <w:t xml:space="preserve">      'Mentor' =&gt;</w:t>
-            </w:r>
-          </w:p>
-          <w:p>
-            <w:pPr>
-              <w:spacing w:before="0" w:after="0"/>
-            </w:pPr>
-            <w:r>
-              <w:rPr>
-                <w:rFonts w:ascii="Courier New" w:hAnsi="Courier New"/>
-                <w:sz w:val="17"/>
-              </w:rPr>
-              <w:t xml:space="preserve">        'Bonjour ${profile.firstName} ! Je suis DIALI. Je peux t\'aider à '</w:t>
-            </w:r>
-          </w:p>
-          <w:p>
-            <w:pPr>
-              <w:spacing w:before="0" w:after="0"/>
-            </w:pPr>
-            <w:r>
-              <w:rPr>
-                <w:rFonts w:ascii="Courier New" w:hAnsi="Courier New"/>
-                <w:sz w:val="17"/>
-              </w:rPr>
-              <w:t xml:space="preserve">        'mieux accompagner tes mentorés ou structurer tes sessions.',</w:t>
-            </w:r>
-          </w:p>
-          <w:p>
-            <w:pPr>
-              <w:spacing w:before="0" w:after="0"/>
-            </w:pPr>
-            <w:r>
-              <w:rPr>
-                <w:rFonts w:ascii="Courier New" w:hAnsi="Courier New"/>
-                <w:sz w:val="17"/>
-              </w:rPr>
-              <w:t xml:space="preserve">      'Investisseur' =&gt;</w:t>
-            </w:r>
-          </w:p>
-          <w:p>
-            <w:pPr>
-              <w:spacing w:before="0" w:after="0"/>
-            </w:pPr>
-            <w:r>
-              <w:rPr>
-                <w:rFonts w:ascii="Courier New" w:hAnsi="Courier New"/>
-                <w:sz w:val="17"/>
-              </w:rPr>
-              <w:t xml:space="preserve">        'Bonjour ${profile.firstName} ! Je suis DIALI. Je peux t\'aider à '</w:t>
-            </w:r>
-          </w:p>
-          <w:p>
-            <w:pPr>
-              <w:spacing w:before="0" w:after="0"/>
-            </w:pPr>
-            <w:r>
-              <w:rPr>
-                <w:rFonts w:ascii="Courier New" w:hAnsi="Courier New"/>
-                <w:sz w:val="17"/>
-              </w:rPr>
-              <w:t xml:space="preserve">        'identifier des opportunités d\'investissement au Sénégal.',</w:t>
-            </w:r>
-          </w:p>
-          <w:p>
-            <w:pPr>
-              <w:spacing w:before="0" w:after="0"/>
-            </w:pPr>
-            <w:r>
-              <w:rPr>
-                <w:rFonts w:ascii="Courier New" w:hAnsi="Courier New"/>
-                <w:sz w:val="17"/>
-              </w:rPr>
-              <w:t xml:space="preserve">      _ =&gt;</w:t>
-            </w:r>
-          </w:p>
-          <w:p>
-            <w:pPr>
-              <w:spacing w:before="0" w:after="0"/>
-            </w:pPr>
-            <w:r>
-              <w:rPr>
-                <w:rFonts w:ascii="Courier New" w:hAnsi="Courier New"/>
-                <w:sz w:val="17"/>
-              </w:rPr>
-              <w:t xml:space="preserve">        'Bonjour ${profile.firstName} ! Je suis DIALI, ton assistant '</w:t>
-            </w:r>
-          </w:p>
-          <w:p>
-            <w:pPr>
-              <w:spacing w:before="0" w:after="0"/>
-            </w:pPr>
-            <w:r>
-              <w:rPr>
-                <w:rFonts w:ascii="Courier New" w:hAnsi="Courier New"/>
-                <w:sz w:val="17"/>
-              </w:rPr>
-              <w:t xml:space="preserve">        'entrepreneurial. Je t\'aide avec ton business plan, le financement, '</w:t>
-            </w:r>
-          </w:p>
-          <w:p>
-            <w:pPr>
-              <w:spacing w:before="0" w:after="0"/>
-            </w:pPr>
-            <w:r>
-              <w:rPr>
-                <w:rFonts w:ascii="Courier New" w:hAnsi="Courier New"/>
-                <w:sz w:val="17"/>
-              </w:rPr>
-              <w:t xml:space="preserve">        'ou l\'écosystème sénégalais (DER/FJ, BNDE, FONGIP…).',</w:t>
-            </w:r>
-          </w:p>
-          <w:p>
-            <w:pPr>
-              <w:spacing w:before="0" w:after="0"/>
-            </w:pPr>
-            <w:r>
-              <w:rPr>
-                <w:rFonts w:ascii="Courier New" w:hAnsi="Courier New"/>
-                <w:sz w:val="17"/>
-              </w:rPr>
-              <w:t xml:space="preserve">    };</w:t>
-            </w:r>
-          </w:p>
-          <w:p>
-            <w:pPr>
-              <w:spacing w:before="0" w:after="0"/>
-            </w:pPr>
-            <w:r>
-              <w:rPr>
-                <w:rFonts w:ascii="Courier New" w:hAnsi="Courier New"/>
-                <w:sz w:val="17"/>
-              </w:rPr>
-              <w:t xml:space="preserve">    _messages.add(ChatbotMessage(role: 'assistant', content: greeting));</w:t>
+              <w:t xml:space="preserve">    _dotCtrl = AnimationController(</w:t>
+            </w:r>
+          </w:p>
+          <w:p>
+            <w:pPr>
+              <w:spacing w:before="0" w:after="0"/>
+            </w:pPr>
+            <w:r>
+              <w:rPr>
+                <w:rFonts w:ascii="Courier New" w:hAnsi="Courier New"/>
+                <w:sz w:val="17"/>
+              </w:rPr>
+              <w:t xml:space="preserve">      vsync: this,</w:t>
+            </w:r>
+          </w:p>
+          <w:p>
+            <w:pPr>
+              <w:spacing w:before="0" w:after="0"/>
+            </w:pPr>
+            <w:r>
+              <w:rPr>
+                <w:rFonts w:ascii="Courier New" w:hAnsi="Courier New"/>
+                <w:sz w:val="17"/>
+              </w:rPr>
+              <w:t xml:space="preserve">      duration: const Duration(milliseconds: 1000),</w:t>
+            </w:r>
+          </w:p>
+          <w:p>
+            <w:pPr>
+              <w:spacing w:before="0" w:after="0"/>
+            </w:pPr>
+            <w:r>
+              <w:rPr>
+                <w:rFonts w:ascii="Courier New" w:hAnsi="Courier New"/>
+                <w:sz w:val="17"/>
+              </w:rPr>
+              <w:t xml:space="preserve">    )..repeat();</w:t>
             </w:r>
           </w:p>
           <w:p>
@@ -16031,43 +17591,31 @@
                 <w:rFonts w:ascii="Courier New" w:hAnsi="Courier New"/>
                 <w:sz w:val="17"/>
               </w:rPr>
-              <w:t xml:space="preserve">        builder: (context, sessions, _) {</w:t>
-            </w:r>
-          </w:p>
-          <w:p>
-            <w:pPr>
-              <w:spacing w:before="0" w:after="0"/>
-            </w:pPr>
-            <w:r>
-              <w:rPr>
-                <w:rFonts w:ascii="Courier New" w:hAnsi="Courier New"/>
-                <w:sz w:val="17"/>
-              </w:rPr>
-              <w:t xml:space="preserve">          final now      = DateTime.now();</w:t>
-            </w:r>
-          </w:p>
-          <w:p>
-            <w:pPr>
-              <w:spacing w:before="0" w:after="0"/>
-            </w:pPr>
-            <w:r>
-              <w:rPr>
-                <w:rFonts w:ascii="Courier New" w:hAnsi="Courier New"/>
-                <w:sz w:val="17"/>
-              </w:rPr>
-              <w:t xml:space="preserve">          final upcoming = sessions.where((s) =&gt; s.scheduledAt.isAfter(now)).toList();</w:t>
-            </w:r>
-          </w:p>
-          <w:p>
-            <w:pPr>
-              <w:spacing w:before="0" w:after="0"/>
-            </w:pPr>
-            <w:r>
-              <w:rPr>
-                <w:rFonts w:ascii="Courier New" w:hAnsi="Courier New"/>
-                <w:sz w:val="17"/>
-              </w:rPr>
-              <w:t xml:space="preserve">          final past     = sessions.where((s) =&gt; !s.scheduledAt.isAfter(now)).toList();</w:t>
+              <w:t xml:space="preserve">        builder: (context, bookedSessions, _) {</w:t>
+            </w:r>
+          </w:p>
+          <w:p>
+            <w:pPr>
+              <w:spacing w:before="0" w:after="0"/>
+            </w:pPr>
+            <w:r>
+              <w:rPr>
+                <w:rFonts w:ascii="Courier New" w:hAnsi="Courier New"/>
+                <w:sz w:val="17"/>
+              </w:rPr>
+              <w:t xml:space="preserve">          // Pas de section "Passées" : Firebase ne stocke pas de flag d'achèvement.</w:t>
+            </w:r>
+          </w:p>
+          <w:p>
+            <w:pPr>
+              <w:spacing w:before="0" w:after="0"/>
+            </w:pPr>
+            <w:r>
+              <w:rPr>
+                <w:rFonts w:ascii="Courier New" w:hAnsi="Courier New"/>
+                <w:sz w:val="17"/>
+              </w:rPr>
+              <w:t xml:space="preserve">          // Toutes les sessions affichées sont considérées "à venir".</w:t>
             </w:r>
           </w:p>
           <w:p>
@@ -16115,55 +17663,127 @@
                 <w:rFonts w:ascii="Courier New" w:hAnsi="Courier New"/>
                 <w:sz w:val="17"/>
               </w:rPr>
-              <w:t xml:space="preserve">              _SummaryCard(upcomingCount: upcoming.length),</w:t>
-            </w:r>
-          </w:p>
-          <w:p>
-            <w:pPr>
-              <w:spacing w:before="0" w:after="0"/>
-            </w:pPr>
-            <w:r>
-              <w:rPr>
-                <w:rFonts w:ascii="Courier New" w:hAnsi="Courier New"/>
-                <w:sz w:val="17"/>
-              </w:rPr>
-              <w:t xml:space="preserve">              const _SectionLabel('À VENIR'),</w:t>
-            </w:r>
-          </w:p>
-          <w:p>
-            <w:pPr>
-              <w:spacing w:before="0" w:after="0"/>
-            </w:pPr>
-            <w:r>
-              <w:rPr>
-                <w:rFonts w:ascii="Courier New" w:hAnsi="Courier New"/>
-                <w:sz w:val="17"/>
-              </w:rPr>
-              <w:t xml:space="preserve">              ...upcoming.map((s) =&gt; _BookedSessionCard(session: s)),</w:t>
-            </w:r>
-          </w:p>
-          <w:p>
-            <w:pPr>
-              <w:spacing w:before="0" w:after="0"/>
-            </w:pPr>
-            <w:r>
-              <w:rPr>
-                <w:rFonts w:ascii="Courier New" w:hAnsi="Courier New"/>
-                <w:sz w:val="17"/>
-              </w:rPr>
-              <w:t xml:space="preserve">              const _SectionLabel('PASSÉES'),</w:t>
-            </w:r>
-          </w:p>
-          <w:p>
-            <w:pPr>
-              <w:spacing w:before="0" w:after="0"/>
-            </w:pPr>
-            <w:r>
-              <w:rPr>
-                <w:rFonts w:ascii="Courier New" w:hAnsi="Courier New"/>
-                <w:sz w:val="17"/>
-              </w:rPr>
-              <w:t xml:space="preserve">              ...past.map((s) =&gt; _BookedSessionCard(session: s, isPast: true)),</w:t>
+              <w:t xml:space="preserve">              _SummaryCard(upcomingCount: bookedSessions.length, subtitle: summarySubtitle),</w:t>
+            </w:r>
+          </w:p>
+          <w:p>
+            <w:pPr>
+              <w:spacing w:before="0" w:after="0"/>
+            </w:pPr>
+            <w:r>
+              <w:rPr>
+                <w:rFonts w:ascii="Courier New" w:hAnsi="Courier New"/>
+                <w:sz w:val="17"/>
+              </w:rPr>
+              <w:t xml:space="preserve">              const SizedBox(height: 20),</w:t>
+            </w:r>
+          </w:p>
+          <w:p>
+            <w:pPr>
+              <w:spacing w:before="0" w:after="0"/>
+            </w:pPr>
+            <w:r>
+              <w:rPr>
+                <w:rFonts w:ascii="Courier New" w:hAnsi="Courier New"/>
+                <w:sz w:val="17"/>
+              </w:rPr>
+              <w:t xml:space="preserve">              const _SectionLabel('À venir'),</w:t>
+            </w:r>
+          </w:p>
+          <w:p>
+            <w:pPr>
+              <w:spacing w:before="0" w:after="0"/>
+            </w:pPr>
+            <w:r>
+              <w:rPr>
+                <w:rFonts w:ascii="Courier New" w:hAnsi="Courier New"/>
+                <w:sz w:val="17"/>
+              </w:rPr>
+              <w:t xml:space="preserve">              const SizedBox(height: 10),</w:t>
+            </w:r>
+          </w:p>
+          <w:p>
+            <w:pPr>
+              <w:spacing w:before="0" w:after="0"/>
+            </w:pPr>
+            <w:r>
+              <w:rPr>
+                <w:rFonts w:ascii="Courier New" w:hAnsi="Courier New"/>
+                <w:sz w:val="17"/>
+              </w:rPr>
+              <w:t xml:space="preserve">              if (bookedSessions.isEmpty)</w:t>
+            </w:r>
+          </w:p>
+          <w:p>
+            <w:pPr>
+              <w:spacing w:before="0" w:after="0"/>
+            </w:pPr>
+            <w:r>
+              <w:rPr>
+                <w:rFonts w:ascii="Courier New" w:hAnsi="Courier New"/>
+                <w:sz w:val="17"/>
+              </w:rPr>
+              <w:t xml:space="preserve">                _EmptyHint(emptyUpcoming)</w:t>
+            </w:r>
+          </w:p>
+          <w:p>
+            <w:pPr>
+              <w:spacing w:before="0" w:after="0"/>
+            </w:pPr>
+            <w:r>
+              <w:rPr>
+                <w:rFonts w:ascii="Courier New" w:hAnsi="Courier New"/>
+                <w:sz w:val="17"/>
+              </w:rPr>
+              <w:t xml:space="preserve">              else</w:t>
+            </w:r>
+          </w:p>
+          <w:p>
+            <w:pPr>
+              <w:spacing w:before="0" w:after="0"/>
+            </w:pPr>
+            <w:r>
+              <w:rPr>
+                <w:rFonts w:ascii="Courier New" w:hAnsi="Courier New"/>
+                <w:sz w:val="17"/>
+              </w:rPr>
+              <w:t xml:space="preserve">                for (final s in bookedSessions) ...[</w:t>
+            </w:r>
+          </w:p>
+          <w:p>
+            <w:pPr>
+              <w:spacing w:before="0" w:after="0"/>
+            </w:pPr>
+            <w:r>
+              <w:rPr>
+                <w:rFonts w:ascii="Courier New" w:hAnsi="Courier New"/>
+                <w:sz w:val="17"/>
+              </w:rPr>
+              <w:t xml:space="preserve">                  _BookedSessionCard(session: s),</w:t>
+            </w:r>
+          </w:p>
+          <w:p>
+            <w:pPr>
+              <w:spacing w:before="0" w:after="0"/>
+            </w:pPr>
+            <w:r>
+              <w:rPr>
+                <w:rFonts w:ascii="Courier New" w:hAnsi="Courier New"/>
+                <w:sz w:val="17"/>
+              </w:rPr>
+              <w:t xml:space="preserve">                  const SizedBox(height: 10),</w:t>
+            </w:r>
+          </w:p>
+          <w:p>
+            <w:pPr>
+              <w:spacing w:before="0" w:after="0"/>
+            </w:pPr>
+            <w:r>
+              <w:rPr>
+                <w:rFonts w:ascii="Courier New" w:hAnsi="Courier New"/>
+                <w:sz w:val="17"/>
+              </w:rPr>
+              <w:t xml:space="preserve">                ],</w:t>
             </w:r>
           </w:p>
           <w:p>
@@ -16643,7 +18263,7 @@
                 <w:rFonts w:ascii="Courier New" w:hAnsi="Courier New"/>
                 <w:sz w:val="17"/>
               </w:rPr>
-              <w:t>// page_send_request.dart — Envoi d'une demande</w:t>
+              <w:t>// page_send_request.dart — Envoi d'une demande avec vérification anti-doublon</w:t>
             </w:r>
           </w:p>
           <w:p>
@@ -16667,6 +18287,191 @@
                 <w:rFonts w:ascii="Courier New" w:hAnsi="Courier New"/>
                 <w:sz w:val="17"/>
               </w:rPr>
+              <w:t xml:space="preserve">  // ── Anti-doublon : bloque si une demande est déjà en attente</w:t>
+            </w:r>
+          </w:p>
+          <w:p>
+            <w:pPr>
+              <w:spacing w:before="0" w:after="0"/>
+            </w:pPr>
+            <w:r>
+              <w:rPr>
+                <w:rFonts w:ascii="Courier New" w:hAnsi="Courier New"/>
+                <w:sz w:val="17"/>
+              </w:rPr>
+              <w:t xml:space="preserve">  final alreadyPending = await InteractionsService.hasPendingRequest(</w:t>
+            </w:r>
+          </w:p>
+          <w:p>
+            <w:pPr>
+              <w:spacing w:before="0" w:after="0"/>
+            </w:pPr>
+            <w:r>
+              <w:rPr>
+                <w:rFonts w:ascii="Courier New" w:hAnsi="Courier New"/>
+                <w:sz w:val="17"/>
+              </w:rPr>
+              <w:t xml:space="preserve">    fromUserId: currentUid,</w:t>
+            </w:r>
+          </w:p>
+          <w:p>
+            <w:pPr>
+              <w:spacing w:before="0" w:after="0"/>
+            </w:pPr>
+            <w:r>
+              <w:rPr>
+                <w:rFonts w:ascii="Courier New" w:hAnsi="Courier New"/>
+                <w:sz w:val="17"/>
+              </w:rPr>
+              <w:t xml:space="preserve">    toUserId: mentor.uid,</w:t>
+            </w:r>
+          </w:p>
+          <w:p>
+            <w:pPr>
+              <w:spacing w:before="0" w:after="0"/>
+            </w:pPr>
+            <w:r>
+              <w:rPr>
+                <w:rFonts w:ascii="Courier New" w:hAnsi="Courier New"/>
+                <w:sz w:val="17"/>
+              </w:rPr>
+              <w:t xml:space="preserve">  );</w:t>
+            </w:r>
+          </w:p>
+          <w:p>
+            <w:pPr>
+              <w:spacing w:before="0" w:after="0"/>
+            </w:pPr>
+            <w:r>
+              <w:rPr>
+                <w:rFonts w:ascii="Courier New" w:hAnsi="Courier New"/>
+                <w:sz w:val="17"/>
+              </w:rPr>
+              <w:t xml:space="preserve">  if (alreadyPending) {</w:t>
+            </w:r>
+          </w:p>
+          <w:p>
+            <w:pPr>
+              <w:spacing w:before="0" w:after="0"/>
+            </w:pPr>
+            <w:r>
+              <w:rPr>
+                <w:rFonts w:ascii="Courier New" w:hAnsi="Courier New"/>
+                <w:sz w:val="17"/>
+              </w:rPr>
+              <w:t xml:space="preserve">    ScaffoldMessenger.of(context).showSnackBar(</w:t>
+            </w:r>
+          </w:p>
+          <w:p>
+            <w:pPr>
+              <w:spacing w:before="0" w:after="0"/>
+            </w:pPr>
+            <w:r>
+              <w:rPr>
+                <w:rFonts w:ascii="Courier New" w:hAnsi="Courier New"/>
+                <w:sz w:val="17"/>
+              </w:rPr>
+              <w:t xml:space="preserve">      const SnackBar(</w:t>
+            </w:r>
+          </w:p>
+          <w:p>
+            <w:pPr>
+              <w:spacing w:before="0" w:after="0"/>
+            </w:pPr>
+            <w:r>
+              <w:rPr>
+                <w:rFonts w:ascii="Courier New" w:hAnsi="Courier New"/>
+                <w:sz w:val="17"/>
+              </w:rPr>
+              <w:t xml:space="preserve">        content: Text('Tu as déjà une demande en attente avec ce profil.'),</w:t>
+            </w:r>
+          </w:p>
+          <w:p>
+            <w:pPr>
+              <w:spacing w:before="0" w:after="0"/>
+            </w:pPr>
+            <w:r>
+              <w:rPr>
+                <w:rFonts w:ascii="Courier New" w:hAnsi="Courier New"/>
+                <w:sz w:val="17"/>
+              </w:rPr>
+              <w:t xml:space="preserve">        backgroundColor: AppColors.amber,</w:t>
+            </w:r>
+          </w:p>
+          <w:p>
+            <w:pPr>
+              <w:spacing w:before="0" w:after="0"/>
+            </w:pPr>
+            <w:r>
+              <w:rPr>
+                <w:rFonts w:ascii="Courier New" w:hAnsi="Courier New"/>
+                <w:sz w:val="17"/>
+              </w:rPr>
+              <w:t xml:space="preserve">        behavior: SnackBarBehavior.floating,</w:t>
+            </w:r>
+          </w:p>
+          <w:p>
+            <w:pPr>
+              <w:spacing w:before="0" w:after="0"/>
+            </w:pPr>
+            <w:r>
+              <w:rPr>
+                <w:rFonts w:ascii="Courier New" w:hAnsi="Courier New"/>
+                <w:sz w:val="17"/>
+              </w:rPr>
+              <w:t xml:space="preserve">      ),</w:t>
+            </w:r>
+          </w:p>
+          <w:p>
+            <w:pPr>
+              <w:spacing w:before="0" w:after="0"/>
+            </w:pPr>
+            <w:r>
+              <w:rPr>
+                <w:rFonts w:ascii="Courier New" w:hAnsi="Courier New"/>
+                <w:sz w:val="17"/>
+              </w:rPr>
+              <w:t xml:space="preserve">    );</w:t>
+            </w:r>
+          </w:p>
+          <w:p>
+            <w:pPr>
+              <w:spacing w:before="0" w:after="0"/>
+            </w:pPr>
+            <w:r>
+              <w:rPr>
+                <w:rFonts w:ascii="Courier New" w:hAnsi="Courier New"/>
+                <w:sz w:val="17"/>
+              </w:rPr>
+              <w:t xml:space="preserve">    return;</w:t>
+            </w:r>
+          </w:p>
+          <w:p>
+            <w:pPr>
+              <w:spacing w:before="0" w:after="0"/>
+            </w:pPr>
+            <w:r>
+              <w:rPr>
+                <w:rFonts w:ascii="Courier New" w:hAnsi="Courier New"/>
+                <w:sz w:val="17"/>
+              </w:rPr>
+              <w:t xml:space="preserve">  }</w:t>
+            </w:r>
+          </w:p>
+          <w:p>
+            <w:pPr>
+              <w:spacing w:before="0" w:after="0"/>
+            </w:pPr>
+          </w:p>
+          <w:p>
+            <w:pPr>
+              <w:spacing w:before="0" w:after="0"/>
+            </w:pPr>
+            <w:r>
+              <w:rPr>
+                <w:rFonts w:ascii="Courier New" w:hAnsi="Courier New"/>
+                <w:sz w:val="17"/>
+              </w:rPr>
               <w:t xml:space="preserve">  await InteractionsService.sendMentorRequest(</w:t>
             </w:r>
           </w:p>
@@ -16948,7 +18753,19 @@
                 <w:rFonts w:ascii="Courier New" w:hAnsi="Courier New"/>
                 <w:sz w:val="17"/>
               </w:rPr>
-              <w:t xml:space="preserve">        onReject: () =&gt; InteractionsService.rejectRequest(requests[i].id),</w:t>
+              <w:t xml:space="preserve">        // Le paramètre reason est optionnel — un dialog est affiché pour saisir la raison</w:t>
+            </w:r>
+          </w:p>
+          <w:p>
+            <w:pPr>
+              <w:spacing w:before="0" w:after="0"/>
+            </w:pPr>
+            <w:r>
+              <w:rPr>
+                <w:rFonts w:ascii="Courier New" w:hAnsi="Courier New"/>
+                <w:sz w:val="17"/>
+              </w:rPr>
+              <w:t xml:space="preserve">        onReject: (String reason) =&gt; InteractionsService.rejectRequest(requests[i].id, reason: reason),</w:t>
             </w:r>
           </w:p>
           <w:p>
@@ -17501,6 +19318,18 @@
                 <w:rFonts w:ascii="Courier New" w:hAnsi="Courier New"/>
                 <w:sz w:val="17"/>
               </w:rPr>
+              <w:t>// step est omis car sa valeur par défaut est déjà 1</w:t>
+            </w:r>
+          </w:p>
+          <w:p>
+            <w:pPr>
+              <w:spacing w:before="0" w:after="0"/>
+            </w:pPr>
+            <w:r>
+              <w:rPr>
+                <w:rFonts w:ascii="Courier New" w:hAnsi="Courier New"/>
+                <w:sz w:val="17"/>
+              </w:rPr>
               <w:t>final project = Project(</w:t>
             </w:r>
           </w:p>
@@ -17537,7 +19366,7 @@
                 <w:rFonts w:ascii="Courier New" w:hAnsi="Courier New"/>
                 <w:sz w:val="17"/>
               </w:rPr>
-              <w:t xml:space="preserve">  step: 1, totalSteps: 3,</w:t>
+              <w:t xml:space="preserve">  totalSteps: 3,</w:t>
             </w:r>
           </w:p>
           <w:p>
@@ -17817,6 +19646,254 @@
     </w:p>
     <w:p>
       <w:pPr>
+        <w:spacing w:after="120"/>
+      </w:pPr>
+      <w:r>
+        <w:rPr>
+          <w:rFonts w:ascii="Times New Roman" w:hAnsi="Times New Roman"/>
+          <w:b w:val="0"/>
+          <w:i w:val="0"/>
+          <w:sz w:val="22"/>
+        </w:rPr>
+        <w:t>Fonctionnalités complètes de `page_pitches_publics.dart` :</w:t>
+      </w:r>
+    </w:p>
+    <w:p>
+      <w:pPr>
+        <w:pStyle w:val="ListBullet"/>
+      </w:pPr>
+      <w:r>
+        <w:rPr>
+          <w:rFonts w:ascii="Times New Roman" w:hAnsi="Times New Roman"/>
+          <w:b w:val="0"/>
+          <w:i w:val="0"/>
+          <w:sz w:val="21"/>
+        </w:rPr>
+        <w:t>StreamBuilder Firebase — pitchs triés par date décroissante</w:t>
+      </w:r>
+    </w:p>
+    <w:p>
+      <w:pPr>
+        <w:pStyle w:val="ListBullet"/>
+      </w:pPr>
+      <w:r>
+        <w:rPr>
+          <w:rFonts w:ascii="Times New Roman" w:hAnsi="Times New Roman"/>
+          <w:b w:val="0"/>
+          <w:i w:val="0"/>
+          <w:sz w:val="21"/>
+        </w:rPr>
+        <w:t>Barre de recherche textuelle : filtre sur titre, entrepreneur, secteur, description (insensible à la casse)</w:t>
+      </w:r>
+    </w:p>
+    <w:p>
+      <w:pPr>
+        <w:pStyle w:val="ListBullet"/>
+      </w:pPr>
+      <w:r>
+        <w:rPr>
+          <w:rFonts w:ascii="Times New Roman" w:hAnsi="Times New Roman"/>
+          <w:b w:val="0"/>
+          <w:i w:val="0"/>
+          <w:sz w:val="21"/>
+        </w:rPr>
+        <w:t>Pills de secteur générées dynamiquement depuis les pitchs Firebase</w:t>
+      </w:r>
+    </w:p>
+    <w:p>
+      <w:pPr>
+        <w:pStyle w:val="ListBullet"/>
+      </w:pPr>
+      <w:r>
+        <w:rPr>
+          <w:rFonts w:ascii="Times New Roman" w:hAnsi="Times New Roman"/>
+          <w:b w:val="0"/>
+          <w:i w:val="0"/>
+          <w:sz w:val="21"/>
+        </w:rPr>
+        <w:t>Compteur "X pitch(s)" et bouton "Réinitialiser" si filtre actif</w:t>
+      </w:r>
+    </w:p>
+    <w:p>
+      <w:pPr>
+        <w:pStyle w:val="ListBullet"/>
+      </w:pPr>
+      <w:r>
+        <w:rPr>
+          <w:rFonts w:ascii="Times New Roman" w:hAnsi="Times New Roman"/>
+          <w:b w:val="0"/>
+          <w:i w:val="0"/>
+          <w:sz w:val="21"/>
+        </w:rPr>
+        <w:t>Chaque carte : avatar, nom entrepreneur, secteur (chip amber), titre, description (3 lignes max), montant FCFA</w:t>
+      </w:r>
+    </w:p>
+    <w:p>
+      <w:pPr>
+        <w:pStyle w:val="ListBullet"/>
+      </w:pPr>
+      <w:r>
+        <w:rPr>
+          <w:rFonts w:ascii="Times New Roman" w:hAnsi="Times New Roman"/>
+          <w:b w:val="0"/>
+          <w:i w:val="0"/>
+          <w:sz w:val="21"/>
+        </w:rPr>
+        <w:t>Tap sur une carte → `_PitchDetailSheet`</w:t>
+      </w:r>
+      <w:r>
+        <w:rPr>
+          <w:rFonts w:ascii="Times New Roman" w:hAnsi="Times New Roman"/>
+          <w:b w:val="0"/>
+          <w:i w:val="0"/>
+          <w:sz w:val="21"/>
+        </w:rPr>
+        <w:t xml:space="preserve"> : bottom sheet </w:t>
+      </w:r>
+      <w:r>
+        <w:rPr>
+          <w:rFonts w:ascii="Times New Roman" w:hAnsi="Times New Roman"/>
+          <w:b w:val="0"/>
+          <w:i w:val="0"/>
+          <w:sz w:val="21"/>
+        </w:rPr>
+        <w:t>DraggableScrollableSheet</w:t>
+      </w:r>
+      <w:r>
+        <w:rPr>
+          <w:rFonts w:ascii="Times New Roman" w:hAnsi="Times New Roman"/>
+          <w:b w:val="0"/>
+          <w:i w:val="0"/>
+          <w:sz w:val="21"/>
+        </w:rPr>
+        <w:t xml:space="preserve"> avec tous les détails du pitch + bouton "Contacter" + bouton "💰 Proposer un investissement" (Investisseurs uniquement)</w:t>
+      </w:r>
+    </w:p>
+    <w:p>
+      <w:pPr>
+        <w:pStyle w:val="ListBullet"/>
+      </w:pPr>
+      <w:r>
+        <w:rPr>
+          <w:rFonts w:ascii="Times New Roman" w:hAnsi="Times New Roman"/>
+          <w:b w:val="0"/>
+          <w:i w:val="0"/>
+          <w:sz w:val="21"/>
+        </w:rPr>
+        <w:t>Gating</w:t>
+      </w:r>
+      <w:r>
+        <w:rPr>
+          <w:rFonts w:ascii="Times New Roman" w:hAnsi="Times New Roman"/>
+          <w:b w:val="0"/>
+          <w:i w:val="0"/>
+          <w:sz w:val="21"/>
+        </w:rPr>
+        <w:t xml:space="preserve"> : "Contacter" vérifie </w:t>
+      </w:r>
+      <w:r>
+        <w:rPr>
+          <w:rFonts w:ascii="Times New Roman" w:hAnsi="Times New Roman"/>
+          <w:b w:val="0"/>
+          <w:i w:val="0"/>
+          <w:sz w:val="21"/>
+        </w:rPr>
+        <w:t>_checkRequestStatus()</w:t>
+      </w:r>
+      <w:r>
+        <w:rPr>
+          <w:rFonts w:ascii="Times New Roman" w:hAnsi="Times New Roman"/>
+          <w:b w:val="0"/>
+          <w:i w:val="0"/>
+          <w:sz w:val="21"/>
+        </w:rPr>
+        <w:t xml:space="preserve"> — chat autorisé seulement si une demande acceptée existe entre les deux utilisateurs</w:t>
+      </w:r>
+    </w:p>
+    <w:p>
+      <w:pPr>
+        <w:pStyle w:val="ListBullet"/>
+      </w:pPr>
+      <w:r>
+        <w:rPr>
+          <w:rFonts w:ascii="Times New Roman" w:hAnsi="Times New Roman"/>
+          <w:b w:val="0"/>
+          <w:i w:val="0"/>
+          <w:sz w:val="21"/>
+        </w:rPr>
+        <w:t>Bouton "💰 Proposer un investissement"</w:t>
+      </w:r>
+      <w:r>
+        <w:rPr>
+          <w:rFonts w:ascii="Times New Roman" w:hAnsi="Times New Roman"/>
+          <w:b w:val="0"/>
+          <w:i w:val="0"/>
+          <w:sz w:val="21"/>
+        </w:rPr>
+        <w:t xml:space="preserve"> : visible uniquement pour les Investisseurs → crée un </w:t>
+      </w:r>
+      <w:r>
+        <w:rPr>
+          <w:rFonts w:ascii="Times New Roman" w:hAnsi="Times New Roman"/>
+          <w:b w:val="0"/>
+          <w:i w:val="0"/>
+          <w:sz w:val="21"/>
+        </w:rPr>
+        <w:t>MentorRequest</w:t>
+      </w:r>
+      <w:r>
+        <w:rPr>
+          <w:rFonts w:ascii="Times New Roman" w:hAnsi="Times New Roman"/>
+          <w:b w:val="0"/>
+          <w:i w:val="0"/>
+          <w:sz w:val="21"/>
+        </w:rPr>
+        <w:t xml:space="preserve"> de type </w:t>
+      </w:r>
+      <w:r>
+        <w:rPr>
+          <w:rFonts w:ascii="Times New Roman" w:hAnsi="Times New Roman"/>
+          <w:b w:val="0"/>
+          <w:i w:val="0"/>
+          <w:sz w:val="21"/>
+        </w:rPr>
+        <w:t>'investment'</w:t>
+      </w:r>
+      <w:r>
+        <w:rPr>
+          <w:rFonts w:ascii="Times New Roman" w:hAnsi="Times New Roman"/>
+          <w:b w:val="0"/>
+          <w:i w:val="0"/>
+          <w:sz w:val="21"/>
+        </w:rPr>
+        <w:t xml:space="preserve"> dans Firebase + notification automatique à l'entrepreneur</w:t>
+      </w:r>
+    </w:p>
+    <w:p>
+      <w:pPr>
+        <w:pStyle w:val="ListBullet"/>
+      </w:pPr>
+      <w:r>
+        <w:rPr>
+          <w:rFonts w:ascii="Times New Roman" w:hAnsi="Times New Roman"/>
+          <w:b w:val="0"/>
+          <w:i w:val="0"/>
+          <w:sz w:val="21"/>
+        </w:rPr>
+        <w:t xml:space="preserve">Bouton "Partager" (icône) sur chaque carte → </w:t>
+      </w:r>
+      <w:r>
+        <w:rPr>
+          <w:rFonts w:ascii="Times New Roman" w:hAnsi="Times New Roman"/>
+          <w:b w:val="0"/>
+          <w:i w:val="0"/>
+          <w:sz w:val="21"/>
+        </w:rPr>
+        <w:t>ShareService.sharePitch(...)</w:t>
+      </w:r>
+    </w:p>
+    <w:p>
+      <w:pPr>
         <w:spacing w:after="0"/>
       </w:pPr>
       <w:r>
@@ -17852,696 +19929,96 @@
                 <w:rFonts w:ascii="Courier New" w:hAnsi="Courier New"/>
                 <w:sz w:val="17"/>
               </w:rPr>
-              <w:t>// lib/screens/page_pitches_publics.dart</w:t>
-            </w:r>
-          </w:p>
-          <w:p>
-            <w:pPr>
-              <w:spacing w:before="0" w:after="0"/>
-            </w:pPr>
-            <w:r>
-              <w:rPr>
-                <w:rFonts w:ascii="Courier New" w:hAnsi="Courier New"/>
-                <w:sz w:val="17"/>
-              </w:rPr>
-              <w:t>class PublicPitchesPage extends StatelessWidget {</w:t>
-            </w:r>
-          </w:p>
-          <w:p>
-            <w:pPr>
-              <w:spacing w:before="0" w:after="0"/>
-            </w:pPr>
-            <w:r>
-              <w:rPr>
-                <w:rFonts w:ascii="Courier New" w:hAnsi="Courier New"/>
-                <w:sz w:val="17"/>
-              </w:rPr>
-              <w:t xml:space="preserve">  @override</w:t>
-            </w:r>
-          </w:p>
-          <w:p>
-            <w:pPr>
-              <w:spacing w:before="0" w:after="0"/>
-            </w:pPr>
-            <w:r>
-              <w:rPr>
-                <w:rFonts w:ascii="Courier New" w:hAnsi="Courier New"/>
-                <w:sz w:val="17"/>
-              </w:rPr>
-              <w:t xml:space="preserve">  Widget build(BuildContext context) {</w:t>
-            </w:r>
-          </w:p>
-          <w:p>
-            <w:pPr>
-              <w:spacing w:before="0" w:after="0"/>
-            </w:pPr>
-            <w:r>
-              <w:rPr>
-                <w:rFonts w:ascii="Courier New" w:hAnsi="Courier New"/>
-                <w:sz w:val="17"/>
-              </w:rPr>
-              <w:t xml:space="preserve">    return Scaffold(</w:t>
-            </w:r>
-          </w:p>
-          <w:p>
-            <w:pPr>
-              <w:spacing w:before="0" w:after="0"/>
-            </w:pPr>
-            <w:r>
-              <w:rPr>
-                <w:rFonts w:ascii="Courier New" w:hAnsi="Courier New"/>
-                <w:sz w:val="17"/>
-              </w:rPr>
-              <w:t xml:space="preserve">      appBar: AppBar(title: const Text('Pitchs publiés')),</w:t>
-            </w:r>
-          </w:p>
-          <w:p>
-            <w:pPr>
-              <w:spacing w:before="0" w:after="0"/>
-            </w:pPr>
-            <w:r>
-              <w:rPr>
-                <w:rFonts w:ascii="Courier New" w:hAnsi="Courier New"/>
-                <w:sz w:val="17"/>
-              </w:rPr>
-              <w:t xml:space="preserve">      body: StreamBuilder&lt;List&lt;Map&lt;String, dynamic&gt;&gt;&gt;(</w:t>
-            </w:r>
-          </w:p>
-          <w:p>
-            <w:pPr>
-              <w:spacing w:before="0" w:after="0"/>
-            </w:pPr>
-            <w:r>
-              <w:rPr>
-                <w:rFonts w:ascii="Courier New" w:hAnsi="Courier New"/>
-                <w:sz w:val="17"/>
-              </w:rPr>
-              <w:t xml:space="preserve">        stream: DatabaseService.getPitches(), // Stream WebSocket Firebase</w:t>
-            </w:r>
-          </w:p>
-          <w:p>
-            <w:pPr>
-              <w:spacing w:before="0" w:after="0"/>
-            </w:pPr>
-            <w:r>
-              <w:rPr>
-                <w:rFonts w:ascii="Courier New" w:hAnsi="Courier New"/>
-                <w:sz w:val="17"/>
-              </w:rPr>
-              <w:t xml:space="preserve">        builder: (context, snapshot) {</w:t>
-            </w:r>
-          </w:p>
-          <w:p>
-            <w:pPr>
-              <w:spacing w:before="0" w:after="0"/>
-            </w:pPr>
-            <w:r>
-              <w:rPr>
-                <w:rFonts w:ascii="Courier New" w:hAnsi="Courier New"/>
-                <w:sz w:val="17"/>
-              </w:rPr>
-              <w:t xml:space="preserve">          if (snapshot.connectionState == ConnectionState.waiting) {</w:t>
-            </w:r>
-          </w:p>
-          <w:p>
-            <w:pPr>
-              <w:spacing w:before="0" w:after="0"/>
-            </w:pPr>
-            <w:r>
-              <w:rPr>
-                <w:rFonts w:ascii="Courier New" w:hAnsi="Courier New"/>
-                <w:sz w:val="17"/>
-              </w:rPr>
-              <w:t xml:space="preserve">            return const Center(child: CircularProgressIndicator());</w:t>
-            </w:r>
-          </w:p>
-          <w:p>
-            <w:pPr>
-              <w:spacing w:before="0" w:after="0"/>
-            </w:pPr>
-            <w:r>
-              <w:rPr>
-                <w:rFonts w:ascii="Courier New" w:hAnsi="Courier New"/>
-                <w:sz w:val="17"/>
-              </w:rPr>
-              <w:t xml:space="preserve">          }</w:t>
-            </w:r>
-          </w:p>
-          <w:p>
-            <w:pPr>
-              <w:spacing w:before="0" w:after="0"/>
-            </w:pPr>
-            <w:r>
-              <w:rPr>
-                <w:rFonts w:ascii="Courier New" w:hAnsi="Courier New"/>
-                <w:sz w:val="17"/>
-              </w:rPr>
-              <w:t xml:space="preserve">          final pitches = snapshot.data ?? [];</w:t>
-            </w:r>
-          </w:p>
-          <w:p>
-            <w:pPr>
-              <w:spacing w:before="0" w:after="0"/>
-            </w:pPr>
-            <w:r>
-              <w:rPr>
-                <w:rFonts w:ascii="Courier New" w:hAnsi="Courier New"/>
-                <w:sz w:val="17"/>
-              </w:rPr>
-              <w:t xml:space="preserve">          if (pitches.isEmpty) {</w:t>
-            </w:r>
-          </w:p>
-          <w:p>
-            <w:pPr>
-              <w:spacing w:before="0" w:after="0"/>
-            </w:pPr>
-            <w:r>
-              <w:rPr>
-                <w:rFonts w:ascii="Courier New" w:hAnsi="Courier New"/>
-                <w:sz w:val="17"/>
-              </w:rPr>
-              <w:t xml:space="preserve">            return const Center(</w:t>
-            </w:r>
-          </w:p>
-          <w:p>
-            <w:pPr>
-              <w:spacing w:before="0" w:after="0"/>
-            </w:pPr>
-            <w:r>
-              <w:rPr>
-                <w:rFonts w:ascii="Courier New" w:hAnsi="Courier New"/>
-                <w:sz w:val="17"/>
-              </w:rPr>
-              <w:t xml:space="preserve">              child: Text('Aucun pitch publié pour le moment.'),</w:t>
-            </w:r>
-          </w:p>
-          <w:p>
-            <w:pPr>
-              <w:spacing w:before="0" w:after="0"/>
-            </w:pPr>
-            <w:r>
-              <w:rPr>
-                <w:rFonts w:ascii="Courier New" w:hAnsi="Courier New"/>
-                <w:sz w:val="17"/>
-              </w:rPr>
-              <w:t xml:space="preserve">            );</w:t>
-            </w:r>
-          </w:p>
-          <w:p>
-            <w:pPr>
-              <w:spacing w:before="0" w:after="0"/>
-            </w:pPr>
-            <w:r>
-              <w:rPr>
-                <w:rFonts w:ascii="Courier New" w:hAnsi="Courier New"/>
-                <w:sz w:val="17"/>
-              </w:rPr>
-              <w:t xml:space="preserve">          }</w:t>
-            </w:r>
-          </w:p>
-          <w:p>
-            <w:pPr>
-              <w:spacing w:before="0" w:after="0"/>
-            </w:pPr>
-            <w:r>
-              <w:rPr>
-                <w:rFonts w:ascii="Courier New" w:hAnsi="Courier New"/>
-                <w:sz w:val="17"/>
-              </w:rPr>
-              <w:t xml:space="preserve">          return ListView.builder(</w:t>
-            </w:r>
-          </w:p>
-          <w:p>
-            <w:pPr>
-              <w:spacing w:before="0" w:after="0"/>
-            </w:pPr>
-            <w:r>
-              <w:rPr>
-                <w:rFonts w:ascii="Courier New" w:hAnsi="Courier New"/>
-                <w:sz w:val="17"/>
-              </w:rPr>
-              <w:t xml:space="preserve">            padding: const EdgeInsets.fromLTRB(16, 12, 16, 90),</w:t>
-            </w:r>
-          </w:p>
-          <w:p>
-            <w:pPr>
-              <w:spacing w:before="0" w:after="0"/>
-            </w:pPr>
-            <w:r>
-              <w:rPr>
-                <w:rFonts w:ascii="Courier New" w:hAnsi="Courier New"/>
-                <w:sz w:val="17"/>
-              </w:rPr>
-              <w:t xml:space="preserve">            itemCount: pitches.length,</w:t>
-            </w:r>
-          </w:p>
-          <w:p>
-            <w:pPr>
-              <w:spacing w:before="0" w:after="0"/>
-            </w:pPr>
-            <w:r>
-              <w:rPr>
-                <w:rFonts w:ascii="Courier New" w:hAnsi="Courier New"/>
-                <w:sz w:val="17"/>
-              </w:rPr>
-              <w:t xml:space="preserve">            itemBuilder: (_, i) =&gt; _PitchCard(pitch: pitches[i]),</w:t>
-            </w:r>
-          </w:p>
-          <w:p>
-            <w:pPr>
-              <w:spacing w:before="0" w:after="0"/>
-            </w:pPr>
-            <w:r>
-              <w:rPr>
-                <w:rFonts w:ascii="Courier New" w:hAnsi="Courier New"/>
-                <w:sz w:val="17"/>
-              </w:rPr>
-              <w:t xml:space="preserve">          );</w:t>
-            </w:r>
-          </w:p>
-          <w:p>
-            <w:pPr>
-              <w:spacing w:before="0" w:after="0"/>
-            </w:pPr>
-            <w:r>
-              <w:rPr>
-                <w:rFonts w:ascii="Courier New" w:hAnsi="Courier New"/>
-                <w:sz w:val="17"/>
-              </w:rPr>
-              <w:t xml:space="preserve">        },</w:t>
-            </w:r>
-          </w:p>
-          <w:p>
-            <w:pPr>
-              <w:spacing w:before="0" w:after="0"/>
-            </w:pPr>
-            <w:r>
-              <w:rPr>
-                <w:rFonts w:ascii="Courier New" w:hAnsi="Courier New"/>
-                <w:sz w:val="17"/>
-              </w:rPr>
-              <w:t xml:space="preserve">      ),</w:t>
-            </w:r>
-          </w:p>
-          <w:p>
-            <w:pPr>
-              <w:spacing w:before="0" w:after="0"/>
-            </w:pPr>
-            <w:r>
-              <w:rPr>
-                <w:rFonts w:ascii="Courier New" w:hAnsi="Courier New"/>
-                <w:sz w:val="17"/>
-              </w:rPr>
-              <w:t xml:space="preserve">    );</w:t>
-            </w:r>
-          </w:p>
-          <w:p>
-            <w:pPr>
-              <w:spacing w:before="0" w:after="0"/>
-            </w:pPr>
-            <w:r>
-              <w:rPr>
-                <w:rFonts w:ascii="Courier New" w:hAnsi="Courier New"/>
-                <w:sz w:val="17"/>
-              </w:rPr>
-              <w:t xml:space="preserve">  }</w:t>
-            </w:r>
-          </w:p>
-          <w:p>
-            <w:pPr>
-              <w:spacing w:before="0" w:after="0"/>
-            </w:pPr>
-            <w:r>
-              <w:rPr>
-                <w:rFonts w:ascii="Courier New" w:hAnsi="Courier New"/>
-                <w:sz w:val="17"/>
-              </w:rPr>
-              <w:t>}</w:t>
-            </w:r>
-          </w:p>
-          <w:p>
-            <w:pPr>
-              <w:spacing w:before="0" w:after="0"/>
-            </w:pPr>
-          </w:p>
-          <w:p>
-            <w:pPr>
-              <w:spacing w:before="0" w:after="0"/>
-            </w:pPr>
-            <w:r>
-              <w:rPr>
-                <w:rFonts w:ascii="Courier New" w:hAnsi="Courier New"/>
-                <w:sz w:val="17"/>
-              </w:rPr>
-              <w:t>class _PitchCard extends StatelessWidget {</w:t>
-            </w:r>
-          </w:p>
-          <w:p>
-            <w:pPr>
-              <w:spacing w:before="0" w:after="0"/>
-            </w:pPr>
-            <w:r>
-              <w:rPr>
-                <w:rFonts w:ascii="Courier New" w:hAnsi="Courier New"/>
-                <w:sz w:val="17"/>
-              </w:rPr>
-              <w:t xml:space="preserve">  final Map&lt;String, dynamic&gt; pitch;</w:t>
-            </w:r>
-          </w:p>
-          <w:p>
-            <w:pPr>
-              <w:spacing w:before="0" w:after="0"/>
-            </w:pPr>
-            <w:r>
-              <w:rPr>
-                <w:rFonts w:ascii="Courier New" w:hAnsi="Courier New"/>
-                <w:sz w:val="17"/>
-              </w:rPr>
-              <w:t xml:space="preserve">  @override</w:t>
-            </w:r>
-          </w:p>
-          <w:p>
-            <w:pPr>
-              <w:spacing w:before="0" w:after="0"/>
-            </w:pPr>
-            <w:r>
-              <w:rPr>
-                <w:rFonts w:ascii="Courier New" w:hAnsi="Courier New"/>
-                <w:sz w:val="17"/>
-              </w:rPr>
-              <w:t xml:space="preserve">  Widget build(BuildContext context) {</w:t>
-            </w:r>
-          </w:p>
-          <w:p>
-            <w:pPr>
-              <w:spacing w:before="0" w:after="0"/>
-            </w:pPr>
-            <w:r>
-              <w:rPr>
-                <w:rFonts w:ascii="Courier New" w:hAnsi="Courier New"/>
-                <w:sz w:val="17"/>
-              </w:rPr>
-              <w:t xml:space="preserve">    return Card(</w:t>
-            </w:r>
-          </w:p>
-          <w:p>
-            <w:pPr>
-              <w:spacing w:before="0" w:after="0"/>
-            </w:pPr>
-            <w:r>
-              <w:rPr>
-                <w:rFonts w:ascii="Courier New" w:hAnsi="Courier New"/>
-                <w:sz w:val="17"/>
-              </w:rPr>
-              <w:t xml:space="preserve">      child: ListTile(</w:t>
-            </w:r>
-          </w:p>
-          <w:p>
-            <w:pPr>
-              <w:spacing w:before="0" w:after="0"/>
-            </w:pPr>
-            <w:r>
-              <w:rPr>
-                <w:rFonts w:ascii="Courier New" w:hAnsi="Courier New"/>
-                <w:sz w:val="17"/>
-              </w:rPr>
-              <w:t xml:space="preserve">        leading: Avatar(initials: pitch['userName']?.toString().substring(0,1) ?? '?'),</w:t>
-            </w:r>
-          </w:p>
-          <w:p>
-            <w:pPr>
-              <w:spacing w:before="0" w:after="0"/>
-            </w:pPr>
-            <w:r>
-              <w:rPr>
-                <w:rFonts w:ascii="Courier New" w:hAnsi="Courier New"/>
-                <w:sz w:val="17"/>
-              </w:rPr>
-              <w:t xml:space="preserve">        title: Text(pitch['title'] ?? ''),</w:t>
-            </w:r>
-          </w:p>
-          <w:p>
-            <w:pPr>
-              <w:spacing w:before="0" w:after="0"/>
-            </w:pPr>
-            <w:r>
-              <w:rPr>
-                <w:rFonts w:ascii="Courier New" w:hAnsi="Courier New"/>
-                <w:sz w:val="17"/>
-              </w:rPr>
-              <w:t xml:space="preserve">        subtitle: Text('${pitch['sector']} · ${pitch['userName']}'),</w:t>
-            </w:r>
-          </w:p>
-          <w:p>
-            <w:pPr>
-              <w:spacing w:before="0" w:after="0"/>
-            </w:pPr>
-            <w:r>
-              <w:rPr>
-                <w:rFonts w:ascii="Courier New" w:hAnsi="Courier New"/>
-                <w:sz w:val="17"/>
-              </w:rPr>
-              <w:t xml:space="preserve">        trailing: pitch['amount']?.toString().isNotEmpty == true</w:t>
-            </w:r>
-          </w:p>
-          <w:p>
-            <w:pPr>
-              <w:spacing w:before="0" w:after="0"/>
-            </w:pPr>
-            <w:r>
-              <w:rPr>
-                <w:rFonts w:ascii="Courier New" w:hAnsi="Courier New"/>
-                <w:sz w:val="17"/>
-              </w:rPr>
-              <w:t xml:space="preserve">            ? Chip(label: Text(pitch['amount']))</w:t>
-            </w:r>
-          </w:p>
-          <w:p>
-            <w:pPr>
-              <w:spacing w:before="0" w:after="0"/>
-            </w:pPr>
-            <w:r>
-              <w:rPr>
-                <w:rFonts w:ascii="Courier New" w:hAnsi="Courier New"/>
-                <w:sz w:val="17"/>
-              </w:rPr>
-              <w:t xml:space="preserve">            : null,</w:t>
-            </w:r>
-          </w:p>
-          <w:p>
-            <w:pPr>
-              <w:spacing w:before="0" w:after="0"/>
-            </w:pPr>
-            <w:r>
-              <w:rPr>
-                <w:rFonts w:ascii="Courier New" w:hAnsi="Courier New"/>
-                <w:sz w:val="17"/>
-              </w:rPr>
-              <w:t xml:space="preserve">        onTap: () {</w:t>
-            </w:r>
-          </w:p>
-          <w:p>
-            <w:pPr>
-              <w:spacing w:before="0" w:after="0"/>
-            </w:pPr>
-            <w:r>
-              <w:rPr>
-                <w:rFonts w:ascii="Courier New" w:hAnsi="Courier New"/>
-                <w:sz w:val="17"/>
-              </w:rPr>
-              <w:t xml:space="preserve">          // generateConversationId est SYNCHRONE (retourne String, pas Future)</w:t>
-            </w:r>
-          </w:p>
-          <w:p>
-            <w:pPr>
-              <w:spacing w:before="0" w:after="0"/>
-            </w:pPr>
-            <w:r>
-              <w:rPr>
-                <w:rFonts w:ascii="Courier New" w:hAnsi="Courier New"/>
-                <w:sz w:val="17"/>
-              </w:rPr>
-              <w:t xml:space="preserve">          final convId = InteractionsService.generateConversationId(</w:t>
-            </w:r>
-          </w:p>
-          <w:p>
-            <w:pPr>
-              <w:spacing w:before="0" w:after="0"/>
-            </w:pPr>
-            <w:r>
-              <w:rPr>
-                <w:rFonts w:ascii="Courier New" w:hAnsi="Courier New"/>
-                <w:sz w:val="17"/>
-              </w:rPr>
-              <w:t xml:space="preserve">            AuthService.currentUid ?? '',</w:t>
-            </w:r>
-          </w:p>
-          <w:p>
-            <w:pPr>
-              <w:spacing w:before="0" w:after="0"/>
-            </w:pPr>
-            <w:r>
-              <w:rPr>
-                <w:rFonts w:ascii="Courier New" w:hAnsi="Courier New"/>
-                <w:sz w:val="17"/>
-              </w:rPr>
-              <w:t xml:space="preserve">            pitch['userId'] ?? '',</w:t>
-            </w:r>
-          </w:p>
-          <w:p>
-            <w:pPr>
-              <w:spacing w:before="0" w:after="0"/>
-            </w:pPr>
-            <w:r>
-              <w:rPr>
-                <w:rFonts w:ascii="Courier New" w:hAnsi="Courier New"/>
-                <w:sz w:val="17"/>
-              </w:rPr>
-              <w:t xml:space="preserve">          );</w:t>
-            </w:r>
-          </w:p>
-          <w:p>
-            <w:pPr>
-              <w:spacing w:before="0" w:after="0"/>
-            </w:pPr>
-            <w:r>
-              <w:rPr>
-                <w:rFonts w:ascii="Courier New" w:hAnsi="Courier New"/>
-                <w:sz w:val="17"/>
-              </w:rPr>
-              <w:t xml:space="preserve">          Navigator.push(context, MaterialPageRoute(</w:t>
-            </w:r>
-          </w:p>
-          <w:p>
-            <w:pPr>
-              <w:spacing w:before="0" w:after="0"/>
-            </w:pPr>
-            <w:r>
-              <w:rPr>
-                <w:rFonts w:ascii="Courier New" w:hAnsi="Courier New"/>
-                <w:sz w:val="17"/>
-              </w:rPr>
-              <w:t xml:space="preserve">            builder: (_) =&gt; ChatPage(</w:t>
-            </w:r>
-          </w:p>
-          <w:p>
-            <w:pPr>
-              <w:spacing w:before="0" w:after="0"/>
-            </w:pPr>
-            <w:r>
-              <w:rPr>
-                <w:rFonts w:ascii="Courier New" w:hAnsi="Courier New"/>
-                <w:sz w:val="17"/>
-              </w:rPr>
-              <w:t xml:space="preserve">              conversationId: convId,</w:t>
-            </w:r>
-          </w:p>
-          <w:p>
-            <w:pPr>
-              <w:spacing w:before="0" w:after="0"/>
-            </w:pPr>
-            <w:r>
-              <w:rPr>
-                <w:rFonts w:ascii="Courier New" w:hAnsi="Courier New"/>
-                <w:sz w:val="17"/>
-              </w:rPr>
-              <w:t xml:space="preserve">              otherUserId:    pitch['userId'] ?? '',</w:t>
-            </w:r>
-          </w:p>
-          <w:p>
-            <w:pPr>
-              <w:spacing w:before="0" w:after="0"/>
-            </w:pPr>
-            <w:r>
-              <w:rPr>
-                <w:rFonts w:ascii="Courier New" w:hAnsi="Courier New"/>
-                <w:sz w:val="17"/>
-              </w:rPr>
-              <w:t xml:space="preserve">              otherUserName:  pitch['userName'] ?? '',</w:t>
-            </w:r>
-          </w:p>
-          <w:p>
-            <w:pPr>
-              <w:spacing w:before="0" w:after="0"/>
-            </w:pPr>
-            <w:r>
-              <w:rPr>
-                <w:rFonts w:ascii="Courier New" w:hAnsi="Courier New"/>
-                <w:sz w:val="17"/>
-              </w:rPr>
-              <w:t xml:space="preserve">            ),</w:t>
-            </w:r>
-          </w:p>
-          <w:p>
-            <w:pPr>
-              <w:spacing w:before="0" w:after="0"/>
-            </w:pPr>
-            <w:r>
-              <w:rPr>
-                <w:rFonts w:ascii="Courier New" w:hAnsi="Courier New"/>
-                <w:sz w:val="17"/>
-              </w:rPr>
-              <w:t xml:space="preserve">          ));</w:t>
-            </w:r>
-          </w:p>
-          <w:p>
-            <w:pPr>
-              <w:spacing w:before="0" w:after="0"/>
-            </w:pPr>
-            <w:r>
-              <w:rPr>
-                <w:rFonts w:ascii="Courier New" w:hAnsi="Courier New"/>
-                <w:sz w:val="17"/>
-              </w:rPr>
-              <w:t xml:space="preserve">        },</w:t>
-            </w:r>
-          </w:p>
-          <w:p>
-            <w:pPr>
-              <w:spacing w:before="0" w:after="0"/>
-            </w:pPr>
-            <w:r>
-              <w:rPr>
-                <w:rFonts w:ascii="Courier New" w:hAnsi="Courier New"/>
-                <w:sz w:val="17"/>
-              </w:rPr>
-              <w:t xml:space="preserve">      ),</w:t>
-            </w:r>
-          </w:p>
-          <w:p>
-            <w:pPr>
-              <w:spacing w:before="0" w:after="0"/>
-            </w:pPr>
-            <w:r>
-              <w:rPr>
-                <w:rFonts w:ascii="Courier New" w:hAnsi="Courier New"/>
-                <w:sz w:val="17"/>
-              </w:rPr>
-              <w:t xml:space="preserve">    );</w:t>
-            </w:r>
-          </w:p>
-          <w:p>
-            <w:pPr>
-              <w:spacing w:before="0" w:after="0"/>
-            </w:pPr>
-            <w:r>
-              <w:rPr>
-                <w:rFonts w:ascii="Courier New" w:hAnsi="Courier New"/>
-                <w:sz w:val="17"/>
-              </w:rPr>
-              <w:t xml:space="preserve">  }</w:t>
-            </w:r>
-          </w:p>
-          <w:p>
-            <w:pPr>
-              <w:spacing w:before="0" w:after="0"/>
-            </w:pPr>
-            <w:r>
-              <w:rPr>
-                <w:rFonts w:ascii="Courier New" w:hAnsi="Courier New"/>
-                <w:sz w:val="17"/>
-              </w:rPr>
-              <w:t>}</w:t>
+              <w:t>// Filtre insensible à la casse — correction d'un bug de filtrage</w:t>
+            </w:r>
+          </w:p>
+          <w:p>
+            <w:pPr>
+              <w:spacing w:before="0" w:after="0"/>
+            </w:pPr>
+            <w:r>
+              <w:rPr>
+                <w:rFonts w:ascii="Courier New" w:hAnsi="Courier New"/>
+                <w:sz w:val="17"/>
+              </w:rPr>
+              <w:t>final matchSector = _selectedSector == 'Tous' ||</w:t>
+            </w:r>
+          </w:p>
+          <w:p>
+            <w:pPr>
+              <w:spacing w:before="0" w:after="0"/>
+            </w:pPr>
+            <w:r>
+              <w:rPr>
+                <w:rFonts w:ascii="Courier New" w:hAnsi="Courier New"/>
+                <w:sz w:val="17"/>
+              </w:rPr>
+              <w:t xml:space="preserve">    p['sector'].toString().toLowerCase() == _selectedSector.toLowerCase();</w:t>
+            </w:r>
+          </w:p>
+          <w:p>
+            <w:pPr>
+              <w:spacing w:before="0" w:after="0"/>
+            </w:pPr>
+          </w:p>
+          <w:p>
+            <w:pPr>
+              <w:spacing w:before="0" w:after="0"/>
+            </w:pPr>
+            <w:r>
+              <w:rPr>
+                <w:rFonts w:ascii="Courier New" w:hAnsi="Courier New"/>
+                <w:sz w:val="17"/>
+              </w:rPr>
+              <w:t>// ID de conversation généré avec les UIDs Firebase (jamais les emails)</w:t>
+            </w:r>
+          </w:p>
+          <w:p>
+            <w:pPr>
+              <w:spacing w:before="0" w:after="0"/>
+            </w:pPr>
+            <w:r>
+              <w:rPr>
+                <w:rFonts w:ascii="Courier New" w:hAnsi="Courier New"/>
+                <w:sz w:val="17"/>
+              </w:rPr>
+              <w:t>final convId = InteractionsService.generateConversationId(</w:t>
+            </w:r>
+          </w:p>
+          <w:p>
+            <w:pPr>
+              <w:spacing w:before="0" w:after="0"/>
+            </w:pPr>
+            <w:r>
+              <w:rPr>
+                <w:rFonts w:ascii="Courier New" w:hAnsi="Courier New"/>
+                <w:sz w:val="17"/>
+              </w:rPr>
+              <w:t xml:space="preserve">  AuthService.currentUid ?? '',  // UID Firebase</w:t>
+            </w:r>
+          </w:p>
+          <w:p>
+            <w:pPr>
+              <w:spacing w:before="0" w:after="0"/>
+            </w:pPr>
+            <w:r>
+              <w:rPr>
+                <w:rFonts w:ascii="Courier New" w:hAnsi="Courier New"/>
+                <w:sz w:val="17"/>
+              </w:rPr>
+              <w:t xml:space="preserve">  pitch['userId'] ?? '',          // UID Firebase de l'entrepreneur</w:t>
+            </w:r>
+          </w:p>
+          <w:p>
+            <w:pPr>
+              <w:spacing w:before="0" w:after="0"/>
+            </w:pPr>
+            <w:r>
+              <w:rPr>
+                <w:rFonts w:ascii="Courier New" w:hAnsi="Courier New"/>
+                <w:sz w:val="17"/>
+              </w:rPr>
+              <w:t>);</w:t>
             </w:r>
           </w:p>
         </w:tc>
@@ -18706,7 +20183,7 @@
           <w:i w:val="0"/>
           <w:sz w:val="22"/>
         </w:rPr>
-        <w:t xml:space="preserve"> épinglée. Contient : header avec avatar vert + badge notifications, grille de 3 statistiques, et tuiles d'actions rapides (Pitchs publiés, Mon Planning, Demandes reçues). Le tout est enveloppé dans un </w:t>
+        <w:t xml:space="preserve"> épinglée. Contient : header avec avatar vert + badge notifications, grille de 3 statistiques, domaines d'expertise (chips), bio, et boutons d'accès rapide. Le tout est enveloppé dans un </w:t>
       </w:r>
       <w:r>
         <w:rPr>
@@ -18725,6 +20202,29 @@
           <w:sz w:val="22"/>
         </w:rPr>
         <w:t xml:space="preserve"> pour rester synchronisé.</w:t>
+      </w:r>
+    </w:p>
+    <w:p>
+      <w:pPr>
+        <w:spacing w:after="120"/>
+      </w:pPr>
+      <w:r>
+        <w:rPr>
+          <w:rFonts w:ascii="Times New Roman" w:hAnsi="Times New Roman"/>
+          <w:b w:val="0"/>
+          <w:i w:val="0"/>
+          <w:sz w:val="22"/>
+        </w:rPr>
+        <w:t>Accès rapides (boutons OutlinedButton)</w:t>
+      </w:r>
+      <w:r>
+        <w:rPr>
+          <w:rFonts w:ascii="Times New Roman" w:hAnsi="Times New Roman"/>
+          <w:b w:val="0"/>
+          <w:i w:val="0"/>
+          <w:sz w:val="22"/>
+        </w:rPr>
+        <w:t xml:space="preserve"> : Demandes, Mon Planning, Voir les pitchs publiés. Messages et Agenda sont accessibles via les onglets de la barre de navigation principale — les boutons doublons ont été supprimés.</w:t>
       </w:r>
     </w:p>
     <w:p>
@@ -18836,67 +20336,115 @@
                 <w:rFonts w:ascii="Courier New" w:hAnsi="Courier New"/>
                 <w:sz w:val="17"/>
               </w:rPr>
-              <w:t xml:space="preserve">  SliverToBoxAdapter(child: _StatsGrid(profile: profile)),</w:t>
-            </w:r>
-          </w:p>
-          <w:p>
-            <w:pPr>
-              <w:spacing w:before="0" w:after="0"/>
-            </w:pPr>
-            <w:r>
-              <w:rPr>
-                <w:rFonts w:ascii="Courier New" w:hAnsi="Courier New"/>
-                <w:sz w:val="17"/>
-              </w:rPr>
-              <w:t xml:space="preserve">  SliverToBoxAdapter(child: Column(children: [</w:t>
-            </w:r>
-          </w:p>
-          <w:p>
-            <w:pPr>
-              <w:spacing w:before="0" w:after="0"/>
-            </w:pPr>
-            <w:r>
-              <w:rPr>
-                <w:rFonts w:ascii="Courier New" w:hAnsi="Courier New"/>
-                <w:sz w:val="17"/>
-              </w:rPr>
-              <w:t xml:space="preserve">    _ActionTile('Voir les Pitchs', onTap: () =&gt; push(PublicPitchesPage())),</w:t>
-            </w:r>
-          </w:p>
-          <w:p>
-            <w:pPr>
-              <w:spacing w:before="0" w:after="0"/>
-            </w:pPr>
-            <w:r>
-              <w:rPr>
-                <w:rFonts w:ascii="Courier New" w:hAnsi="Courier New"/>
-                <w:sz w:val="17"/>
-              </w:rPr>
-              <w:t xml:space="preserve">    _ActionTile('Mon Planning',    onTap: () =&gt; push(PlanningPage())),</w:t>
-            </w:r>
-          </w:p>
-          <w:p>
-            <w:pPr>
-              <w:spacing w:before="0" w:after="0"/>
-            </w:pPr>
-            <w:r>
-              <w:rPr>
-                <w:rFonts w:ascii="Courier New" w:hAnsi="Courier New"/>
-                <w:sz w:val="17"/>
-              </w:rPr>
-              <w:t xml:space="preserve">    _ActionTile('Demandes reçues', onTap: () =&gt; push(RequestsPage())),</w:t>
-            </w:r>
-          </w:p>
-          <w:p>
-            <w:pPr>
-              <w:spacing w:before="0" w:after="0"/>
-            </w:pPr>
-            <w:r>
-              <w:rPr>
-                <w:rFonts w:ascii="Courier New" w:hAnsi="Courier New"/>
-                <w:sz w:val="17"/>
-              </w:rPr>
-              <w:t xml:space="preserve">  ])),</w:t>
+              <w:t xml:space="preserve">  SliverPadding(sliver: SliverList(delegate: SliverChildListDelegate([</w:t>
+            </w:r>
+          </w:p>
+          <w:p>
+            <w:pPr>
+              <w:spacing w:before="0" w:after="0"/>
+            </w:pPr>
+            <w:r>
+              <w:rPr>
+                <w:rFonts w:ascii="Courier New" w:hAnsi="Courier New"/>
+                <w:sz w:val="17"/>
+              </w:rPr>
+              <w:t xml:space="preserve">    _StatsGrid(profile: profile),</w:t>
+            </w:r>
+          </w:p>
+          <w:p>
+            <w:pPr>
+              <w:spacing w:before="0" w:after="0"/>
+            </w:pPr>
+            <w:r>
+              <w:rPr>
+                <w:rFonts w:ascii="Courier New" w:hAnsi="Courier New"/>
+                <w:sz w:val="17"/>
+              </w:rPr>
+              <w:t xml:space="preserve">    // Domaines d'expertise (chips vert clair)</w:t>
+            </w:r>
+          </w:p>
+          <w:p>
+            <w:pPr>
+              <w:spacing w:before="0" w:after="0"/>
+            </w:pPr>
+            <w:r>
+              <w:rPr>
+                <w:rFonts w:ascii="Courier New" w:hAnsi="Courier New"/>
+                <w:sz w:val="17"/>
+              </w:rPr>
+              <w:t xml:space="preserve">    // Bio complète</w:t>
+            </w:r>
+          </w:p>
+          <w:p>
+            <w:pPr>
+              <w:spacing w:before="0" w:after="0"/>
+            </w:pPr>
+            <w:r>
+              <w:rPr>
+                <w:rFonts w:ascii="Courier New" w:hAnsi="Courier New"/>
+                <w:sz w:val="17"/>
+              </w:rPr>
+              <w:t xml:space="preserve">    Row(children: [</w:t>
+            </w:r>
+          </w:p>
+          <w:p>
+            <w:pPr>
+              <w:spacing w:before="0" w:after="0"/>
+            </w:pPr>
+            <w:r>
+              <w:rPr>
+                <w:rFonts w:ascii="Courier New" w:hAnsi="Courier New"/>
+                <w:sz w:val="17"/>
+              </w:rPr>
+              <w:t xml:space="preserve">      OutlinedButton.icon(label: Text('Demandes'),    onPressed: () =&gt; push(RequestsPage())),</w:t>
+            </w:r>
+          </w:p>
+          <w:p>
+            <w:pPr>
+              <w:spacing w:before="0" w:after="0"/>
+            </w:pPr>
+            <w:r>
+              <w:rPr>
+                <w:rFonts w:ascii="Courier New" w:hAnsi="Courier New"/>
+                <w:sz w:val="17"/>
+              </w:rPr>
+              <w:t xml:space="preserve">      OutlinedButton.icon(label: Text('Mon Planning'), onPressed: () =&gt; push(SchedulePage())),</w:t>
+            </w:r>
+          </w:p>
+          <w:p>
+            <w:pPr>
+              <w:spacing w:before="0" w:after="0"/>
+            </w:pPr>
+            <w:r>
+              <w:rPr>
+                <w:rFonts w:ascii="Courier New" w:hAnsi="Courier New"/>
+                <w:sz w:val="17"/>
+              </w:rPr>
+              <w:t xml:space="preserve">    ]),</w:t>
+            </w:r>
+          </w:p>
+          <w:p>
+            <w:pPr>
+              <w:spacing w:before="0" w:after="0"/>
+            </w:pPr>
+            <w:r>
+              <w:rPr>
+                <w:rFonts w:ascii="Courier New" w:hAnsi="Courier New"/>
+                <w:sz w:val="17"/>
+              </w:rPr>
+              <w:t xml:space="preserve">    OutlinedButton.icon(label: Text('Voir les pitchs publiés'), onPressed: () =&gt; push(PublicPitchesPage())),</w:t>
+            </w:r>
+          </w:p>
+          <w:p>
+            <w:pPr>
+              <w:spacing w:before="0" w:after="0"/>
+            </w:pPr>
+            <w:r>
+              <w:rPr>
+                <w:rFonts w:ascii="Courier New" w:hAnsi="Courier New"/>
+                <w:sz w:val="17"/>
+              </w:rPr>
+              <w:t xml:space="preserve">  ]))),</w:t>
             </w:r>
           </w:p>
           <w:p>
@@ -19032,7 +20580,39 @@
           <w:i w:val="0"/>
           <w:sz w:val="22"/>
         </w:rPr>
-        <w:t>Même architecture que le Dashboard Mentor (SliverAppBar + ValueListenableBuilder), mais orienté découverte de projets : accès rapide aux pitchs des entrepreneurs et à la page Matching.</w:t>
+        <w:t>Même architecture que le Dashboard Mentor (SliverAppBar + ValueListenableBuilder), mais orienté découverte de projets. Contient : header avec avatar bleu + badge notifications, 3 stats (Opportunités / Entrepreneurs / Favoris), ticket d'investissement (si renseigné), secteurs d'intérêt (chips), bio, et deux boutons d'action principaux. Messages et Agenda sont accessibles via les onglets de la barre de navigation principale — les boutons doublons ont été supprimés.</w:t>
+      </w:r>
+    </w:p>
+    <w:p>
+      <w:pPr>
+        <w:spacing w:after="120"/>
+      </w:pPr>
+      <w:r>
+        <w:rPr>
+          <w:rFonts w:ascii="Times New Roman" w:hAnsi="Times New Roman"/>
+          <w:b w:val="0"/>
+          <w:i w:val="0"/>
+          <w:sz w:val="22"/>
+        </w:rPr>
+        <w:t xml:space="preserve">Dans l'onglet Matching, l'Investisseur voit les </w:t>
+      </w:r>
+      <w:r>
+        <w:rPr>
+          <w:rFonts w:ascii="Times New Roman" w:hAnsi="Times New Roman"/>
+          <w:b w:val="0"/>
+          <w:i w:val="0"/>
+          <w:sz w:val="22"/>
+        </w:rPr>
+        <w:t>Entrepreneurs à financer</w:t>
+      </w:r>
+      <w:r>
+        <w:rPr>
+          <w:rFonts w:ascii="Times New Roman" w:hAnsi="Times New Roman"/>
+          <w:b w:val="0"/>
+          <w:i w:val="0"/>
+          <w:sz w:val="22"/>
+        </w:rPr>
+        <w:t xml:space="preserve"> (titre adapté) — le contenu du matching est filtré pour afficher les Entrepreneurs uniquement (pas les Mentors/Investisseurs).</w:t>
       </w:r>
     </w:p>
     <w:p>
@@ -19144,43 +20724,91 @@
                 <w:rFonts w:ascii="Courier New" w:hAnsi="Courier New"/>
                 <w:sz w:val="17"/>
               </w:rPr>
-              <w:t xml:space="preserve">  SliverToBoxAdapter(child: Column(children: [</w:t>
-            </w:r>
-          </w:p>
-          <w:p>
-            <w:pPr>
-              <w:spacing w:before="0" w:after="0"/>
-            </w:pPr>
-            <w:r>
-              <w:rPr>
-                <w:rFonts w:ascii="Courier New" w:hAnsi="Courier New"/>
-                <w:sz w:val="17"/>
-              </w:rPr>
-              <w:t xml:space="preserve">    _ActionTile('Pitchs des entrepreneurs', onTap: () =&gt; push(PublicPitchesPage())),</w:t>
-            </w:r>
-          </w:p>
-          <w:p>
-            <w:pPr>
-              <w:spacing w:before="0" w:after="0"/>
-            </w:pPr>
-            <w:r>
-              <w:rPr>
-                <w:rFonts w:ascii="Courier New" w:hAnsi="Courier New"/>
-                <w:sz w:val="17"/>
-              </w:rPr>
-              <w:t xml:space="preserve">    _ActionTile('Matching entrepreneurs',   onTap: () =&gt; appTabIndex.value = 1),</w:t>
-            </w:r>
-          </w:p>
-          <w:p>
-            <w:pPr>
-              <w:spacing w:before="0" w:after="0"/>
-            </w:pPr>
-            <w:r>
-              <w:rPr>
-                <w:rFonts w:ascii="Courier New" w:hAnsi="Courier New"/>
-                <w:sz w:val="17"/>
-              </w:rPr>
-              <w:t xml:space="preserve">  ])),</w:t>
+              <w:t xml:space="preserve">  SliverPadding(sliver: SliverList(delegate: SliverChildListDelegate([</w:t>
+            </w:r>
+          </w:p>
+          <w:p>
+            <w:pPr>
+              <w:spacing w:before="0" w:after="0"/>
+            </w:pPr>
+            <w:r>
+              <w:rPr>
+                <w:rFonts w:ascii="Courier New" w:hAnsi="Courier New"/>
+                <w:sz w:val="17"/>
+              </w:rPr>
+              <w:t xml:space="preserve">    _StatsGrid(profile: profile),</w:t>
+            </w:r>
+          </w:p>
+          <w:p>
+            <w:pPr>
+              <w:spacing w:before="0" w:after="0"/>
+            </w:pPr>
+            <w:r>
+              <w:rPr>
+                <w:rFonts w:ascii="Courier New" w:hAnsi="Courier New"/>
+                <w:sz w:val="17"/>
+              </w:rPr>
+              <w:t xml:space="preserve">    // Ticket d'investissement (visible si profile.investmentRange.isNotEmpty)</w:t>
+            </w:r>
+          </w:p>
+          <w:p>
+            <w:pPr>
+              <w:spacing w:before="0" w:after="0"/>
+            </w:pPr>
+            <w:r>
+              <w:rPr>
+                <w:rFonts w:ascii="Courier New" w:hAnsi="Courier New"/>
+                <w:sz w:val="17"/>
+              </w:rPr>
+              <w:t xml:space="preserve">    // Secteurs d'intérêt (chips bleu clair)</w:t>
+            </w:r>
+          </w:p>
+          <w:p>
+            <w:pPr>
+              <w:spacing w:before="0" w:after="0"/>
+            </w:pPr>
+            <w:r>
+              <w:rPr>
+                <w:rFonts w:ascii="Courier New" w:hAnsi="Courier New"/>
+                <w:sz w:val="17"/>
+              </w:rPr>
+              <w:t xml:space="preserve">    // Bio complète</w:t>
+            </w:r>
+          </w:p>
+          <w:p>
+            <w:pPr>
+              <w:spacing w:before="0" w:after="0"/>
+            </w:pPr>
+            <w:r>
+              <w:rPr>
+                <w:rFonts w:ascii="Courier New" w:hAnsi="Courier New"/>
+                <w:sz w:val="17"/>
+              </w:rPr>
+              <w:t xml:space="preserve">    ElevatedButton.icon(label: Text('Explorer la communauté'), onPressed: () =&gt; push(MatchingPage())),</w:t>
+            </w:r>
+          </w:p>
+          <w:p>
+            <w:pPr>
+              <w:spacing w:before="0" w:after="0"/>
+            </w:pPr>
+            <w:r>
+              <w:rPr>
+                <w:rFonts w:ascii="Courier New" w:hAnsi="Courier New"/>
+                <w:sz w:val="17"/>
+              </w:rPr>
+              <w:t xml:space="preserve">    OutlinedButton.icon(label: Text('Pitchs reçus'),           onPressed: () =&gt; push(PublicPitchesPage())),</w:t>
+            </w:r>
+          </w:p>
+          <w:p>
+            <w:pPr>
+              <w:spacing w:before="0" w:after="0"/>
+            </w:pPr>
+            <w:r>
+              <w:rPr>
+                <w:rFonts w:ascii="Courier New" w:hAnsi="Courier New"/>
+                <w:sz w:val="17"/>
+              </w:rPr>
+              <w:t xml:space="preserve">  ]))),</w:t>
             </w:r>
           </w:p>
           <w:p>
@@ -19316,7 +20944,259 @@
           <w:i w:val="0"/>
           <w:sz w:val="22"/>
         </w:rPr>
-        <w:t>La page affiche le profil complet (bio, secteurs, distance GPS) et propose trois actions : réserver une session, ajouter aux favoris, ouvrir un chat direct.</w:t>
+        <w:t>La page affiche le profil complet (bio, secteurs, distance GPS) et propose les actions selon la relation entre les deux utilisateurs.</w:t>
+      </w:r>
+    </w:p>
+    <w:p>
+      <w:pPr>
+        <w:spacing w:after="120"/>
+      </w:pPr>
+      <w:r>
+        <w:rPr>
+          <w:rFonts w:ascii="Times New Roman" w:hAnsi="Times New Roman"/>
+          <w:b w:val="0"/>
+          <w:i w:val="0"/>
+          <w:sz w:val="22"/>
+        </w:rPr>
+        <w:t>Section "Disponibilités" — `_AvailabilityPreview` :</w:t>
+      </w:r>
+    </w:p>
+    <w:p>
+      <w:pPr>
+        <w:pStyle w:val="ListBullet"/>
+      </w:pPr>
+      <w:r>
+        <w:rPr>
+          <w:rFonts w:ascii="Times New Roman" w:hAnsi="Times New Roman"/>
+          <w:b w:val="0"/>
+          <w:i w:val="0"/>
+          <w:sz w:val="21"/>
+        </w:rPr>
+        <w:t>Profils démo (uid vide) → 5 créneaux illustratifs avec badge "Exemple" (point gris)</w:t>
+      </w:r>
+    </w:p>
+    <w:p>
+      <w:pPr>
+        <w:pStyle w:val="ListBullet"/>
+      </w:pPr>
+      <w:r>
+        <w:rPr>
+          <w:rFonts w:ascii="Times New Roman" w:hAnsi="Times New Roman"/>
+          <w:b w:val="0"/>
+          <w:i w:val="0"/>
+          <w:sz w:val="21"/>
+        </w:rPr>
+        <w:t xml:space="preserve">Membres Firebase → vraies disponibilités lues via </w:t>
+      </w:r>
+      <w:r>
+        <w:rPr>
+          <w:rFonts w:ascii="Times New Roman" w:hAnsi="Times New Roman"/>
+          <w:b w:val="0"/>
+          <w:i w:val="0"/>
+          <w:sz w:val="21"/>
+        </w:rPr>
+        <w:t>InteractionsService.getAvailability(mentor.uid)</w:t>
+      </w:r>
+      <w:r>
+        <w:rPr>
+          <w:rFonts w:ascii="Times New Roman" w:hAnsi="Times New Roman"/>
+          <w:b w:val="0"/>
+          <w:i w:val="0"/>
+          <w:sz w:val="21"/>
+        </w:rPr>
+        <w:t xml:space="preserve"> (StreamBuilder)</w:t>
+      </w:r>
+    </w:p>
+    <w:p>
+      <w:pPr>
+        <w:pStyle w:val="ListBullet"/>
+      </w:pPr>
+      <w:r>
+        <w:rPr>
+          <w:rFonts w:ascii="Times New Roman" w:hAnsi="Times New Roman"/>
+          <w:b w:val="0"/>
+          <w:i w:val="0"/>
+          <w:sz w:val="21"/>
+        </w:rPr>
+        <w:t>Si aucun créneau configuré → message "Disponibilités non encore configurées."</w:t>
+      </w:r>
+    </w:p>
+    <w:p>
+      <w:pPr>
+        <w:spacing w:after="120"/>
+      </w:pPr>
+      <w:r>
+        <w:rPr>
+          <w:rFonts w:ascii="Times New Roman" w:hAnsi="Times New Roman"/>
+          <w:b w:val="0"/>
+          <w:i w:val="0"/>
+          <w:sz w:val="22"/>
+        </w:rPr>
+        <w:t>Bouton principal adapté selon le rôle du profil :</w:t>
+      </w:r>
+    </w:p>
+    <w:p>
+      <w:pPr>
+        <w:pStyle w:val="ListBullet"/>
+      </w:pPr>
+      <w:r>
+        <w:rPr>
+          <w:rFonts w:ascii="Times New Roman" w:hAnsi="Times New Roman"/>
+          <w:b w:val="0"/>
+          <w:i w:val="0"/>
+          <w:sz w:val="21"/>
+        </w:rPr>
+        <w:t xml:space="preserve">Mentor → </w:t>
+      </w:r>
+      <w:r>
+        <w:rPr>
+          <w:rFonts w:ascii="Times New Roman" w:hAnsi="Times New Roman"/>
+          <w:b w:val="0"/>
+          <w:i w:val="0"/>
+          <w:sz w:val="21"/>
+        </w:rPr>
+        <w:t>_BookingSheet</w:t>
+      </w:r>
+      <w:r>
+        <w:rPr>
+          <w:rFonts w:ascii="Times New Roman" w:hAnsi="Times New Roman"/>
+          <w:b w:val="0"/>
+          <w:i w:val="0"/>
+          <w:sz w:val="21"/>
+        </w:rPr>
+        <w:t xml:space="preserve"> (calendrier Firebase réel) : </w:t>
+      </w:r>
+      <w:r>
+        <w:rPr>
+          <w:rFonts w:ascii="Times New Roman" w:hAnsi="Times New Roman"/>
+          <w:b w:val="0"/>
+          <w:i w:val="0"/>
+          <w:sz w:val="21"/>
+        </w:rPr>
+        <w:t>DraggableScrollableSheet</w:t>
+      </w:r>
+      <w:r>
+        <w:rPr>
+          <w:rFonts w:ascii="Times New Roman" w:hAnsi="Times New Roman"/>
+          <w:b w:val="0"/>
+          <w:i w:val="0"/>
+          <w:sz w:val="21"/>
+        </w:rPr>
+        <w:t xml:space="preserve"> avec StreamBuilder sur les disponibilités du mentor, sélection de créneau, puis </w:t>
+      </w:r>
+      <w:r>
+        <w:rPr>
+          <w:rFonts w:ascii="Times New Roman" w:hAnsi="Times New Roman"/>
+          <w:b w:val="0"/>
+          <w:i w:val="0"/>
+          <w:sz w:val="21"/>
+        </w:rPr>
+        <w:t>AgendaController.bookBilateral()</w:t>
+      </w:r>
+      <w:r>
+        <w:rPr>
+          <w:rFonts w:ascii="Times New Roman" w:hAnsi="Times New Roman"/>
+          <w:b w:val="0"/>
+          <w:i w:val="0"/>
+          <w:sz w:val="21"/>
+        </w:rPr>
+        <w:t xml:space="preserve"> (écriture dans les deux agendas)</w:t>
+      </w:r>
+    </w:p>
+    <w:p>
+      <w:pPr>
+        <w:pStyle w:val="ListBullet"/>
+      </w:pPr>
+      <w:r>
+        <w:rPr>
+          <w:rFonts w:ascii="Times New Roman" w:hAnsi="Times New Roman"/>
+          <w:b w:val="0"/>
+          <w:i w:val="0"/>
+          <w:sz w:val="21"/>
+        </w:rPr>
+        <w:t xml:space="preserve">Investisseur → "Proposer un investissement" (type </w:t>
+      </w:r>
+      <w:r>
+        <w:rPr>
+          <w:rFonts w:ascii="Times New Roman" w:hAnsi="Times New Roman"/>
+          <w:b w:val="0"/>
+          <w:i w:val="0"/>
+          <w:sz w:val="21"/>
+        </w:rPr>
+        <w:t>'investment'</w:t>
+      </w:r>
+      <w:r>
+        <w:rPr>
+          <w:rFonts w:ascii="Times New Roman" w:hAnsi="Times New Roman"/>
+          <w:b w:val="0"/>
+          <w:i w:val="0"/>
+          <w:sz w:val="21"/>
+        </w:rPr>
+        <w:t>)</w:t>
+      </w:r>
+    </w:p>
+    <w:p>
+      <w:pPr>
+        <w:spacing w:after="120"/>
+      </w:pPr>
+      <w:r>
+        <w:rPr>
+          <w:rFonts w:ascii="Times New Roman" w:hAnsi="Times New Roman"/>
+          <w:b w:val="0"/>
+          <w:i w:val="0"/>
+          <w:sz w:val="22"/>
+        </w:rPr>
+        <w:t>Bouton "Message" :</w:t>
+      </w:r>
+    </w:p>
+    <w:p>
+      <w:pPr>
+        <w:spacing w:after="120"/>
+      </w:pPr>
+      <w:r>
+        <w:rPr>
+          <w:rFonts w:ascii="Times New Roman" w:hAnsi="Times New Roman"/>
+          <w:b w:val="0"/>
+          <w:i w:val="0"/>
+          <w:sz w:val="22"/>
+        </w:rPr>
+        <w:t xml:space="preserve">L'ID de conversation est généré avec </w:t>
+      </w:r>
+      <w:r>
+        <w:rPr>
+          <w:rFonts w:ascii="Times New Roman" w:hAnsi="Times New Roman"/>
+          <w:b w:val="0"/>
+          <w:i w:val="0"/>
+          <w:sz w:val="22"/>
+        </w:rPr>
+        <w:t>AuthService.currentUid</w:t>
+      </w:r>
+      <w:r>
+        <w:rPr>
+          <w:rFonts w:ascii="Times New Roman" w:hAnsi="Times New Roman"/>
+          <w:b w:val="0"/>
+          <w:i w:val="0"/>
+          <w:sz w:val="22"/>
+        </w:rPr>
+        <w:t xml:space="preserve"> (UID Firebase) — jamais l'email — pour garantir la cohérence avec </w:t>
+      </w:r>
+      <w:r>
+        <w:rPr>
+          <w:rFonts w:ascii="Times New Roman" w:hAnsi="Times New Roman"/>
+          <w:b w:val="0"/>
+          <w:i w:val="0"/>
+          <w:sz w:val="22"/>
+        </w:rPr>
+        <w:t>page_notifications.dart</w:t>
+      </w:r>
+      <w:r>
+        <w:rPr>
+          <w:rFonts w:ascii="Times New Roman" w:hAnsi="Times New Roman"/>
+          <w:b w:val="0"/>
+          <w:i w:val="0"/>
+          <w:sz w:val="22"/>
+        </w:rPr>
+        <w:t xml:space="preserve"> qui utilise également les UIDs.</w:t>
       </w:r>
     </w:p>
     <w:p>
@@ -19356,127 +21236,67 @@
                 <w:rFonts w:ascii="Courier New" w:hAnsi="Courier New"/>
                 <w:sz w:val="17"/>
               </w:rPr>
-              <w:t>// Réservation bilatérale : calcule le prochain créneau Lun–Ven et écrit dans Firebase</w:t>
-            </w:r>
-          </w:p>
-          <w:p>
-            <w:pPr>
-              <w:spacing w:before="0" w:after="0"/>
-            </w:pPr>
-            <w:r>
-              <w:rPr>
-                <w:rFonts w:ascii="Courier New" w:hAnsi="Courier New"/>
-                <w:sz w:val="17"/>
-              </w:rPr>
-              <w:t>void _bookSession() {</w:t>
-            </w:r>
-          </w:p>
-          <w:p>
-            <w:pPr>
-              <w:spacing w:before="0" w:after="0"/>
-            </w:pPr>
-            <w:r>
-              <w:rPr>
-                <w:rFonts w:ascii="Courier New" w:hAnsi="Courier New"/>
-                <w:sz w:val="17"/>
-              </w:rPr>
-              <w:t xml:space="preserve">  final profile = UserProfileController.profile.value;</w:t>
-            </w:r>
-          </w:p>
-          <w:p>
-            <w:pPr>
-              <w:spacing w:before="0" w:after="0"/>
-            </w:pPr>
-            <w:r>
-              <w:rPr>
-                <w:rFonts w:ascii="Courier New" w:hAnsi="Courier New"/>
-                <w:sz w:val="17"/>
-              </w:rPr>
-              <w:t xml:space="preserve">  final daysUntil = slotWeekdays[_selectedSlotIndex] - DateTime.now().weekday;</w:t>
-            </w:r>
-          </w:p>
-          <w:p>
-            <w:pPr>
-              <w:spacing w:before="0" w:after="0"/>
-            </w:pPr>
-            <w:r>
-              <w:rPr>
-                <w:rFonts w:ascii="Courier New" w:hAnsi="Courier New"/>
-                <w:sz w:val="17"/>
-              </w:rPr>
-              <w:t xml:space="preserve">  final scheduledAt = DateTime.now().add(Duration(days: daysUntil &lt;= 0 ? daysUntil + 7 : daysUntil));</w:t>
-            </w:r>
-          </w:p>
-          <w:p>
-            <w:pPr>
-              <w:spacing w:before="0" w:after="0"/>
-            </w:pPr>
-            <w:r>
-              <w:rPr>
-                <w:rFonts w:ascii="Courier New" w:hAnsi="Courier New"/>
-                <w:sz w:val="17"/>
-              </w:rPr>
-              <w:t xml:space="preserve">  AgendaController.bookBilateral(</w:t>
-            </w:r>
-          </w:p>
-          <w:p>
-            <w:pPr>
-              <w:spacing w:before="0" w:after="0"/>
-            </w:pPr>
-            <w:r>
-              <w:rPr>
-                <w:rFonts w:ascii="Courier New" w:hAnsi="Courier New"/>
-                <w:sz w:val="17"/>
-              </w:rPr>
-              <w:t xml:space="preserve">    requesterUid: AuthService.currentUid!, requesterName: profile.fullName,</w:t>
-            </w:r>
-          </w:p>
-          <w:p>
-            <w:pPr>
-              <w:spacing w:before="0" w:after="0"/>
-            </w:pPr>
-            <w:r>
-              <w:rPr>
-                <w:rFonts w:ascii="Courier New" w:hAnsi="Courier New"/>
-                <w:sz w:val="17"/>
-              </w:rPr>
-              <w:t xml:space="preserve">    otherUid: widget.mentor.uid, otherName: widget.mentor.name,</w:t>
-            </w:r>
-          </w:p>
-          <w:p>
-            <w:pPr>
-              <w:spacing w:before="0" w:after="0"/>
-            </w:pPr>
-            <w:r>
-              <w:rPr>
-                <w:rFonts w:ascii="Courier New" w:hAnsi="Courier New"/>
-                <w:sz w:val="17"/>
-              </w:rPr>
-              <w:t xml:space="preserve">    scheduledAt: scheduledAt,</w:t>
-            </w:r>
-          </w:p>
-          <w:p>
-            <w:pPr>
-              <w:spacing w:before="0" w:after="0"/>
-            </w:pPr>
-            <w:r>
-              <w:rPr>
-                <w:rFonts w:ascii="Courier New" w:hAnsi="Courier New"/>
-                <w:sz w:val="17"/>
-              </w:rPr>
-              <w:t xml:space="preserve">  );</w:t>
-            </w:r>
-          </w:p>
-          <w:p>
-            <w:pPr>
-              <w:spacing w:before="0" w:after="0"/>
-            </w:pPr>
-            <w:r>
-              <w:rPr>
-                <w:rFonts w:ascii="Courier New" w:hAnsi="Courier New"/>
-                <w:sz w:val="17"/>
-              </w:rPr>
-              <w:t>}</w:t>
+              <w:t>// Conversation ID avec UID Firebase (cohérence cross-écrans)</w:t>
+            </w:r>
+          </w:p>
+          <w:p>
+            <w:pPr>
+              <w:spacing w:before="0" w:after="0"/>
+            </w:pPr>
+            <w:r>
+              <w:rPr>
+                <w:rFonts w:ascii="Courier New" w:hAnsi="Courier New"/>
+                <w:sz w:val="17"/>
+              </w:rPr>
+              <w:t>final myUid = AuthService.currentUid ?? UserProfileController.profile.value.email;</w:t>
+            </w:r>
+          </w:p>
+          <w:p>
+            <w:pPr>
+              <w:spacing w:before="0" w:after="0"/>
+            </w:pPr>
+            <w:r>
+              <w:rPr>
+                <w:rFonts w:ascii="Courier New" w:hAnsi="Courier New"/>
+                <w:sz w:val="17"/>
+              </w:rPr>
+              <w:t>final convId = InteractionsService.generateConversationId(</w:t>
+            </w:r>
+          </w:p>
+          <w:p>
+            <w:pPr>
+              <w:spacing w:before="0" w:after="0"/>
+            </w:pPr>
+            <w:r>
+              <w:rPr>
+                <w:rFonts w:ascii="Courier New" w:hAnsi="Courier New"/>
+                <w:sz w:val="17"/>
+              </w:rPr>
+              <w:t xml:space="preserve">  myUid,</w:t>
+            </w:r>
+          </w:p>
+          <w:p>
+            <w:pPr>
+              <w:spacing w:before="0" w:after="0"/>
+            </w:pPr>
+            <w:r>
+              <w:rPr>
+                <w:rFonts w:ascii="Courier New" w:hAnsi="Courier New"/>
+                <w:sz w:val="17"/>
+              </w:rPr>
+              <w:t xml:space="preserve">  mentor.uid.isNotEmpty ? mentor.uid : mentor.name,</w:t>
+            </w:r>
+          </w:p>
+          <w:p>
+            <w:pPr>
+              <w:spacing w:before="0" w:after="0"/>
+            </w:pPr>
+            <w:r>
+              <w:rPr>
+                <w:rFonts w:ascii="Courier New" w:hAnsi="Courier New"/>
+                <w:sz w:val="17"/>
+              </w:rPr>
+              <w:t>);</w:t>
             </w:r>
           </w:p>
           <w:p>
@@ -19527,6 +21347,101 @@
       <w:pPr>
         <w:spacing w:after="80"/>
       </w:pPr>
+    </w:p>
+    <w:p>
+      <w:pPr>
+        <w:spacing w:after="120"/>
+      </w:pPr>
+      <w:r>
+        <w:rPr>
+          <w:rFonts w:ascii="Times New Roman" w:hAnsi="Times New Roman"/>
+          <w:b w:val="0"/>
+          <w:i w:val="0"/>
+          <w:sz w:val="22"/>
+        </w:rPr>
+        <w:t>Gating :</w:t>
+      </w:r>
+      <w:r>
+        <w:rPr>
+          <w:rFonts w:ascii="Times New Roman" w:hAnsi="Times New Roman"/>
+          <w:b w:val="0"/>
+          <w:i w:val="0"/>
+          <w:sz w:val="22"/>
+        </w:rPr>
+        <w:t xml:space="preserve"> Le bouton "Message" n'est visible que si </w:t>
+      </w:r>
+      <w:r>
+        <w:rPr>
+          <w:rFonts w:ascii="Times New Roman" w:hAnsi="Times New Roman"/>
+          <w:b w:val="0"/>
+          <w:i w:val="0"/>
+          <w:sz w:val="22"/>
+        </w:rPr>
+        <w:t>_checkRequestStatus()</w:t>
+      </w:r>
+      <w:r>
+        <w:rPr>
+          <w:rFonts w:ascii="Times New Roman" w:hAnsi="Times New Roman"/>
+          <w:b w:val="0"/>
+          <w:i w:val="0"/>
+          <w:sz w:val="22"/>
+        </w:rPr>
+        <w:t xml:space="preserve"> confirme une demande acceptée (vérification bidirectionnelle dans Firebase — </w:t>
+      </w:r>
+      <w:r>
+        <w:rPr>
+          <w:rFonts w:ascii="Times New Roman" w:hAnsi="Times New Roman"/>
+          <w:b w:val="0"/>
+          <w:i w:val="0"/>
+          <w:sz w:val="22"/>
+        </w:rPr>
+        <w:t>fromUserId == moi</w:t>
+      </w:r>
+      <w:r>
+        <w:rPr>
+          <w:rFonts w:ascii="Times New Roman" w:hAnsi="Times New Roman"/>
+          <w:b w:val="0"/>
+          <w:i w:val="0"/>
+          <w:sz w:val="22"/>
+        </w:rPr>
+        <w:t xml:space="preserve"> OU </w:t>
+      </w:r>
+      <w:r>
+        <w:rPr>
+          <w:rFonts w:ascii="Times New Roman" w:hAnsi="Times New Roman"/>
+          <w:b w:val="0"/>
+          <w:i w:val="0"/>
+          <w:sz w:val="22"/>
+        </w:rPr>
+        <w:t>toUserId == moi</w:t>
+      </w:r>
+      <w:r>
+        <w:rPr>
+          <w:rFonts w:ascii="Times New Roman" w:hAnsi="Times New Roman"/>
+          <w:b w:val="0"/>
+          <w:i w:val="0"/>
+          <w:sz w:val="22"/>
+        </w:rPr>
+        <w:t xml:space="preserve"> avec </w:t>
+      </w:r>
+      <w:r>
+        <w:rPr>
+          <w:rFonts w:ascii="Times New Roman" w:hAnsi="Times New Roman"/>
+          <w:b w:val="0"/>
+          <w:i w:val="0"/>
+          <w:sz w:val="22"/>
+        </w:rPr>
+        <w:t>status == 'accepted'</w:t>
+      </w:r>
+      <w:r>
+        <w:rPr>
+          <w:rFonts w:ascii="Times New Roman" w:hAnsi="Times New Roman"/>
+          <w:b w:val="0"/>
+          <w:i w:val="0"/>
+          <w:sz w:val="22"/>
+        </w:rPr>
+        <w:t>).</w:t>
+      </w:r>
     </w:p>
     <w:p>
       <w:pPr>
@@ -21934,6 +23849,834 @@
           <w:i w:val="0"/>
           <w:sz w:val="26"/>
         </w:rPr>
+        <w:t>10.bis Système de Contacts</w:t>
+      </w:r>
+    </w:p>
+    <w:p>
+      <w:pPr>
+        <w:pStyle w:val="Heading3"/>
+      </w:pPr>
+      <w:r>
+        <w:rPr>
+          <w:rFonts w:ascii="Times New Roman" w:hAnsi="Times New Roman"/>
+          <w:b/>
+          <w:i w:val="0"/>
+          <w:sz w:val="24"/>
+        </w:rPr>
+        <w:t>Description</w:t>
+      </w:r>
+    </w:p>
+    <w:p>
+      <w:pPr>
+        <w:spacing w:after="120"/>
+      </w:pPr>
+      <w:r>
+        <w:rPr>
+          <w:rFonts w:ascii="Times New Roman" w:hAnsi="Times New Roman"/>
+          <w:b w:val="0"/>
+          <w:i w:val="0"/>
+          <w:sz w:val="22"/>
+        </w:rPr>
+        <w:t xml:space="preserve">L'onglet "Contacts" dans </w:t>
+      </w:r>
+      <w:r>
+        <w:rPr>
+          <w:rFonts w:ascii="Times New Roman" w:hAnsi="Times New Roman"/>
+          <w:b w:val="0"/>
+          <w:i w:val="0"/>
+          <w:sz w:val="22"/>
+        </w:rPr>
+        <w:t>page_messages.dart</w:t>
+      </w:r>
+      <w:r>
+        <w:rPr>
+          <w:rFonts w:ascii="Times New Roman" w:hAnsi="Times New Roman"/>
+          <w:b w:val="0"/>
+          <w:i w:val="0"/>
+          <w:sz w:val="22"/>
+        </w:rPr>
+        <w:t xml:space="preserve"> centralise toutes les </w:t>
+      </w:r>
+      <w:r>
+        <w:rPr>
+          <w:rFonts w:ascii="Times New Roman" w:hAnsi="Times New Roman"/>
+          <w:b w:val="0"/>
+          <w:i w:val="0"/>
+          <w:sz w:val="22"/>
+        </w:rPr>
+        <w:t>relations acceptées</w:t>
+      </w:r>
+      <w:r>
+        <w:rPr>
+          <w:rFonts w:ascii="Times New Roman" w:hAnsi="Times New Roman"/>
+          <w:b w:val="0"/>
+          <w:i w:val="0"/>
+          <w:sz w:val="22"/>
+        </w:rPr>
+        <w:t xml:space="preserve"> entre utilisateurs. Une relation est créée dès qu'une demande de mentorat </w:t>
+      </w:r>
+      <w:r>
+        <w:rPr>
+          <w:rFonts w:ascii="Times New Roman" w:hAnsi="Times New Roman"/>
+          <w:b w:val="0"/>
+          <w:i w:val="0"/>
+          <w:sz w:val="22"/>
+        </w:rPr>
+        <w:t>ou</w:t>
+      </w:r>
+      <w:r>
+        <w:rPr>
+          <w:rFonts w:ascii="Times New Roman" w:hAnsi="Times New Roman"/>
+          <w:b w:val="0"/>
+          <w:i w:val="0"/>
+          <w:sz w:val="22"/>
+        </w:rPr>
+        <w:t xml:space="preserve"> une proposition d'investissement est acceptée.</w:t>
+      </w:r>
+    </w:p>
+    <w:p>
+      <w:pPr>
+        <w:spacing w:after="120"/>
+      </w:pPr>
+      <w:r>
+        <w:rPr>
+          <w:rFonts w:ascii="Times New Roman" w:hAnsi="Times New Roman"/>
+          <w:b w:val="0"/>
+          <w:i w:val="0"/>
+          <w:sz w:val="22"/>
+        </w:rPr>
+        <w:t>Fonctionnalités :</w:t>
+      </w:r>
+    </w:p>
+    <w:p>
+      <w:pPr>
+        <w:pStyle w:val="ListBullet"/>
+      </w:pPr>
+      <w:r>
+        <w:rPr>
+          <w:rFonts w:ascii="Times New Roman" w:hAnsi="Times New Roman"/>
+          <w:b w:val="0"/>
+          <w:i w:val="0"/>
+          <w:sz w:val="21"/>
+        </w:rPr>
+        <w:t>Liste des contacts (relations acceptées : mentor/mentoré, investisseur/entrepreneur)</w:t>
+      </w:r>
+    </w:p>
+    <w:p>
+      <w:pPr>
+        <w:pStyle w:val="ListBullet"/>
+      </w:pPr>
+      <w:r>
+        <w:rPr>
+          <w:rFonts w:ascii="Times New Roman" w:hAnsi="Times New Roman"/>
+          <w:b w:val="0"/>
+          <w:i w:val="0"/>
+          <w:sz w:val="21"/>
+        </w:rPr>
+        <w:t>Searchable par nom en temps réel</w:t>
+      </w:r>
+    </w:p>
+    <w:p>
+      <w:pPr>
+        <w:pStyle w:val="ListBullet"/>
+      </w:pPr>
+      <w:r>
+        <w:rPr>
+          <w:rFonts w:ascii="Times New Roman" w:hAnsi="Times New Roman"/>
+          <w:b w:val="0"/>
+          <w:i w:val="0"/>
+          <w:sz w:val="21"/>
+        </w:rPr>
+        <w:t>Chip badge coloré indiquant le rôle du contact (Mentor : vert, Investisseur : bleu, Entrepreneur : amber)</w:t>
+      </w:r>
+    </w:p>
+    <w:p>
+      <w:pPr>
+        <w:pStyle w:val="ListBullet"/>
+      </w:pPr>
+      <w:r>
+        <w:rPr>
+          <w:rFonts w:ascii="Times New Roman" w:hAnsi="Times New Roman"/>
+          <w:b w:val="0"/>
+          <w:i w:val="0"/>
+          <w:sz w:val="21"/>
+        </w:rPr>
+        <w:t>Tap → ouvre directement le chat</w:t>
+      </w:r>
+    </w:p>
+    <w:p>
+      <w:pPr>
+        <w:spacing w:after="120"/>
+      </w:pPr>
+      <w:r>
+        <w:rPr>
+          <w:rFonts w:ascii="Times New Roman" w:hAnsi="Times New Roman"/>
+          <w:b w:val="0"/>
+          <w:i w:val="0"/>
+          <w:sz w:val="22"/>
+        </w:rPr>
+        <w:t>Logique de communication stricte :</w:t>
+      </w:r>
+    </w:p>
+    <w:tbl>
+      <w:tblPr>
+        <w:tblStyle w:val="TableGrid"/>
+        <w:tblW w:type="auto" w:w="0"/>
+        <w:jc w:val="left"/>
+        <w:tblLook w:firstColumn="1" w:firstRow="1" w:lastColumn="0" w:lastRow="0" w:noHBand="0" w:noVBand="1" w:val="04A0"/>
+      </w:tblPr>
+      <w:tblGrid>
+        <w:gridCol w:w="4536"/>
+        <w:gridCol w:w="4536"/>
+      </w:tblGrid>
+      <w:tr>
+        <w:tc>
+          <w:tcPr>
+            <w:tcW w:type="dxa" w:w="4536"/>
+            <w:vAlign w:val="center"/>
+            <w:shd w:val="clear" w:color="auto" w:fill="D9D9D9"/>
+          </w:tcPr>
+          <w:p>
+            <w:pPr>
+              <w:spacing w:before="40" w:after="40"/>
+            </w:pPr>
+            <w:r>
+              <w:rPr>
+                <w:rFonts w:ascii="Times New Roman" w:hAnsi="Times New Roman"/>
+                <w:b/>
+                <w:i w:val="0"/>
+                <w:sz w:val="19"/>
+              </w:rPr>
+              <w:t>Situation</w:t>
+            </w:r>
+          </w:p>
+        </w:tc>
+        <w:tc>
+          <w:tcPr>
+            <w:tcW w:type="dxa" w:w="4536"/>
+            <w:vAlign w:val="center"/>
+            <w:shd w:val="clear" w:color="auto" w:fill="D9D9D9"/>
+          </w:tcPr>
+          <w:p>
+            <w:pPr>
+              <w:spacing w:before="40" w:after="40"/>
+            </w:pPr>
+            <w:r>
+              <w:rPr>
+                <w:rFonts w:ascii="Times New Roman" w:hAnsi="Times New Roman"/>
+                <w:b/>
+                <w:i w:val="0"/>
+                <w:sz w:val="19"/>
+              </w:rPr>
+              <w:t>Bouton affiché</w:t>
+            </w:r>
+          </w:p>
+        </w:tc>
+      </w:tr>
+      <w:tr>
+        <w:tc>
+          <w:tcPr>
+            <w:tcW w:type="dxa" w:w="4536"/>
+            <w:vAlign w:val="center"/>
+          </w:tcPr>
+          <w:p>
+            <w:pPr>
+              <w:spacing w:before="40" w:after="40"/>
+            </w:pPr>
+            <w:r>
+              <w:rPr>
+                <w:rFonts w:ascii="Times New Roman" w:hAnsi="Times New Roman"/>
+                <w:b w:val="0"/>
+                <w:i w:val="0"/>
+                <w:sz w:val="19"/>
+              </w:rPr>
+              <w:t>Entrepreneur → Mentor (demande en attente)</w:t>
+            </w:r>
+          </w:p>
+        </w:tc>
+        <w:tc>
+          <w:tcPr>
+            <w:tcW w:type="dxa" w:w="4536"/>
+            <w:vAlign w:val="center"/>
+          </w:tcPr>
+          <w:p>
+            <w:pPr>
+              <w:spacing w:before="40" w:after="40"/>
+            </w:pPr>
+            <w:r>
+              <w:rPr>
+                <w:rFonts w:ascii="Times New Roman" w:hAnsi="Times New Roman"/>
+                <w:b w:val="0"/>
+                <w:i w:val="0"/>
+                <w:sz w:val="19"/>
+              </w:rPr>
+              <w:t>"Envoyer une demande de mentorat" uniquement</w:t>
+            </w:r>
+          </w:p>
+        </w:tc>
+      </w:tr>
+      <w:tr>
+        <w:tc>
+          <w:tcPr>
+            <w:tcW w:type="dxa" w:w="4536"/>
+            <w:vAlign w:val="center"/>
+          </w:tcPr>
+          <w:p>
+            <w:pPr>
+              <w:spacing w:before="40" w:after="40"/>
+            </w:pPr>
+            <w:r>
+              <w:rPr>
+                <w:rFonts w:ascii="Times New Roman" w:hAnsi="Times New Roman"/>
+                <w:b w:val="0"/>
+                <w:i w:val="0"/>
+                <w:sz w:val="19"/>
+              </w:rPr>
+              <w:t>Entrepreneur → Mentor (demande acceptée)</w:t>
+            </w:r>
+          </w:p>
+        </w:tc>
+        <w:tc>
+          <w:tcPr>
+            <w:tcW w:type="dxa" w:w="4536"/>
+            <w:vAlign w:val="center"/>
+          </w:tcPr>
+          <w:p>
+            <w:pPr>
+              <w:spacing w:before="40" w:after="40"/>
+            </w:pPr>
+            <w:r>
+              <w:rPr>
+                <w:rFonts w:ascii="Times New Roman" w:hAnsi="Times New Roman"/>
+                <w:b w:val="0"/>
+                <w:i w:val="0"/>
+                <w:sz w:val="19"/>
+              </w:rPr>
+              <w:t>"Contacter" (chat)</w:t>
+            </w:r>
+          </w:p>
+        </w:tc>
+      </w:tr>
+      <w:tr>
+        <w:tc>
+          <w:tcPr>
+            <w:tcW w:type="dxa" w:w="4536"/>
+            <w:vAlign w:val="center"/>
+          </w:tcPr>
+          <w:p>
+            <w:pPr>
+              <w:spacing w:before="40" w:after="40"/>
+            </w:pPr>
+            <w:r>
+              <w:rPr>
+                <w:rFonts w:ascii="Times New Roman" w:hAnsi="Times New Roman"/>
+                <w:b w:val="0"/>
+                <w:i w:val="0"/>
+                <w:sz w:val="19"/>
+              </w:rPr>
+              <w:t>Entrepreneur → Investisseur (proposition en attente)</w:t>
+            </w:r>
+          </w:p>
+        </w:tc>
+        <w:tc>
+          <w:tcPr>
+            <w:tcW w:type="dxa" w:w="4536"/>
+            <w:vAlign w:val="center"/>
+          </w:tcPr>
+          <w:p>
+            <w:pPr>
+              <w:spacing w:before="40" w:after="40"/>
+            </w:pPr>
+            <w:r>
+              <w:rPr>
+                <w:rFonts w:ascii="Times New Roman" w:hAnsi="Times New Roman"/>
+                <w:b w:val="0"/>
+                <w:i w:val="0"/>
+                <w:sz w:val="19"/>
+              </w:rPr>
+              <w:t>"Proposer un investissement" uniquement</w:t>
+            </w:r>
+          </w:p>
+        </w:tc>
+      </w:tr>
+      <w:tr>
+        <w:tc>
+          <w:tcPr>
+            <w:tcW w:type="dxa" w:w="4536"/>
+            <w:vAlign w:val="center"/>
+          </w:tcPr>
+          <w:p>
+            <w:pPr>
+              <w:spacing w:before="40" w:after="40"/>
+            </w:pPr>
+            <w:r>
+              <w:rPr>
+                <w:rFonts w:ascii="Times New Roman" w:hAnsi="Times New Roman"/>
+                <w:b w:val="0"/>
+                <w:i w:val="0"/>
+                <w:sz w:val="19"/>
+              </w:rPr>
+              <w:t>Entrepreneur → Investisseur (acceptée)</w:t>
+            </w:r>
+          </w:p>
+        </w:tc>
+        <w:tc>
+          <w:tcPr>
+            <w:tcW w:type="dxa" w:w="4536"/>
+            <w:vAlign w:val="center"/>
+          </w:tcPr>
+          <w:p>
+            <w:pPr>
+              <w:spacing w:before="40" w:after="40"/>
+            </w:pPr>
+            <w:r>
+              <w:rPr>
+                <w:rFonts w:ascii="Times New Roman" w:hAnsi="Times New Roman"/>
+                <w:b w:val="0"/>
+                <w:i w:val="0"/>
+                <w:sz w:val="19"/>
+              </w:rPr>
+              <w:t>"Contacter" (chat)</w:t>
+            </w:r>
+          </w:p>
+        </w:tc>
+      </w:tr>
+      <w:tr>
+        <w:tc>
+          <w:tcPr>
+            <w:tcW w:type="dxa" w:w="4536"/>
+            <w:vAlign w:val="center"/>
+          </w:tcPr>
+          <w:p>
+            <w:pPr>
+              <w:spacing w:before="40" w:after="40"/>
+            </w:pPr>
+            <w:r>
+              <w:rPr>
+                <w:rFonts w:ascii="Times New Roman" w:hAnsi="Times New Roman"/>
+                <w:b w:val="0"/>
+                <w:i w:val="0"/>
+                <w:sz w:val="19"/>
+              </w:rPr>
+              <w:t>Mentor / Investisseur → Entrepreneur</w:t>
+            </w:r>
+          </w:p>
+        </w:tc>
+        <w:tc>
+          <w:tcPr>
+            <w:tcW w:type="dxa" w:w="4536"/>
+            <w:vAlign w:val="center"/>
+          </w:tcPr>
+          <w:p>
+            <w:pPr>
+              <w:spacing w:before="40" w:after="40"/>
+            </w:pPr>
+            <w:r>
+              <w:rPr>
+                <w:rFonts w:ascii="Times New Roman" w:hAnsi="Times New Roman"/>
+                <w:b w:val="0"/>
+                <w:i w:val="0"/>
+                <w:sz w:val="19"/>
+              </w:rPr>
+              <w:t>Accès libre au chat</w:t>
+            </w:r>
+          </w:p>
+        </w:tc>
+      </w:tr>
+    </w:tbl>
+    <w:p>
+      <w:pPr>
+        <w:spacing w:after="80"/>
+      </w:pPr>
+    </w:p>
+    <w:p>
+      <w:pPr>
+        <w:pBdr>
+          <w:bottom w:val="single" w:sz="4" w:space="1" w:color="000000"/>
+        </w:pBdr>
+        <w:spacing w:before="40" w:after="40"/>
+      </w:pPr>
+    </w:p>
+    <w:p>
+      <w:pPr>
+        <w:pStyle w:val="Heading2"/>
+      </w:pPr>
+      <w:r>
+        <w:rPr>
+          <w:rFonts w:ascii="Times New Roman" w:hAnsi="Times New Roman"/>
+          <w:b/>
+          <w:i w:val="0"/>
+          <w:sz w:val="26"/>
+        </w:rPr>
+        <w:t>10.ter Flux Investisseur complet</w:t>
+      </w:r>
+    </w:p>
+    <w:p>
+      <w:pPr>
+        <w:pStyle w:val="Heading3"/>
+      </w:pPr>
+      <w:r>
+        <w:rPr>
+          <w:rFonts w:ascii="Times New Roman" w:hAnsi="Times New Roman"/>
+          <w:b/>
+          <w:i w:val="0"/>
+          <w:sz w:val="24"/>
+        </w:rPr>
+        <w:t>Description du flux</w:t>
+      </w:r>
+    </w:p>
+    <w:p>
+      <w:pPr>
+        <w:pStyle w:val="ListNumber"/>
+      </w:pPr>
+      <w:r>
+        <w:rPr>
+          <w:rFonts w:ascii="Times New Roman" w:hAnsi="Times New Roman"/>
+          <w:b w:val="0"/>
+          <w:i w:val="0"/>
+          <w:sz w:val="21"/>
+        </w:rPr>
+        <w:t xml:space="preserve">L'investisseur consulte les pitchs sur </w:t>
+      </w:r>
+      <w:r>
+        <w:rPr>
+          <w:rFonts w:ascii="Times New Roman" w:hAnsi="Times New Roman"/>
+          <w:b w:val="0"/>
+          <w:i w:val="0"/>
+          <w:sz w:val="21"/>
+        </w:rPr>
+        <w:t>page_pitches_publics.dart</w:t>
+      </w:r>
+    </w:p>
+    <w:p>
+      <w:pPr>
+        <w:pStyle w:val="ListNumber"/>
+      </w:pPr>
+      <w:r>
+        <w:rPr>
+          <w:rFonts w:ascii="Times New Roman" w:hAnsi="Times New Roman"/>
+          <w:b w:val="0"/>
+          <w:i w:val="0"/>
+          <w:sz w:val="21"/>
+        </w:rPr>
+        <w:t>Il clique "💰 Proposer un investissement" sur un pitch</w:t>
+      </w:r>
+    </w:p>
+    <w:p>
+      <w:pPr>
+        <w:pStyle w:val="ListNumber"/>
+      </w:pPr>
+      <w:r>
+        <w:rPr>
+          <w:rFonts w:ascii="Times New Roman" w:hAnsi="Times New Roman"/>
+          <w:b w:val="0"/>
+          <w:i w:val="0"/>
+          <w:sz w:val="21"/>
+        </w:rPr>
+        <w:t xml:space="preserve">Un </w:t>
+      </w:r>
+      <w:r>
+        <w:rPr>
+          <w:rFonts w:ascii="Times New Roman" w:hAnsi="Times New Roman"/>
+          <w:b w:val="0"/>
+          <w:i w:val="0"/>
+          <w:sz w:val="21"/>
+        </w:rPr>
+        <w:t>MentorRequest</w:t>
+      </w:r>
+      <w:r>
+        <w:rPr>
+          <w:rFonts w:ascii="Times New Roman" w:hAnsi="Times New Roman"/>
+          <w:b w:val="0"/>
+          <w:i w:val="0"/>
+          <w:sz w:val="21"/>
+        </w:rPr>
+        <w:t xml:space="preserve"> est créé dans Firebase avec </w:t>
+      </w:r>
+      <w:r>
+        <w:rPr>
+          <w:rFonts w:ascii="Times New Roman" w:hAnsi="Times New Roman"/>
+          <w:b w:val="0"/>
+          <w:i w:val="0"/>
+          <w:sz w:val="21"/>
+        </w:rPr>
+        <w:t>type: 'investment'</w:t>
+      </w:r>
+    </w:p>
+    <w:p>
+      <w:pPr>
+        <w:pStyle w:val="ListNumber"/>
+      </w:pPr>
+      <w:r>
+        <w:rPr>
+          <w:rFonts w:ascii="Times New Roman" w:hAnsi="Times New Roman"/>
+          <w:b w:val="0"/>
+          <w:i w:val="0"/>
+          <w:sz w:val="21"/>
+        </w:rPr>
+        <w:t>L'entrepreneur reçoit une notification automatique</w:t>
+      </w:r>
+    </w:p>
+    <w:p>
+      <w:pPr>
+        <w:pStyle w:val="ListNumber"/>
+      </w:pPr>
+      <w:r>
+        <w:rPr>
+          <w:rFonts w:ascii="Times New Roman" w:hAnsi="Times New Roman"/>
+          <w:b w:val="0"/>
+          <w:i w:val="0"/>
+          <w:sz w:val="21"/>
+        </w:rPr>
+        <w:t xml:space="preserve">L'entrepreneur accepte ou refuse dans </w:t>
+      </w:r>
+      <w:r>
+        <w:rPr>
+          <w:rFonts w:ascii="Times New Roman" w:hAnsi="Times New Roman"/>
+          <w:b w:val="0"/>
+          <w:i w:val="0"/>
+          <w:sz w:val="21"/>
+        </w:rPr>
+        <w:t>page_requests.dart</w:t>
+      </w:r>
+      <w:r>
+        <w:rPr>
+          <w:rFonts w:ascii="Times New Roman" w:hAnsi="Times New Roman"/>
+          <w:b w:val="0"/>
+          <w:i w:val="0"/>
+          <w:sz w:val="21"/>
+        </w:rPr>
+        <w:t xml:space="preserve"> (section "Propositions d'investissement")</w:t>
+      </w:r>
+    </w:p>
+    <w:p>
+      <w:pPr>
+        <w:pStyle w:val="ListNumber"/>
+      </w:pPr>
+      <w:r>
+        <w:rPr>
+          <w:rFonts w:ascii="Times New Roman" w:hAnsi="Times New Roman"/>
+          <w:b w:val="0"/>
+          <w:i w:val="0"/>
+          <w:sz w:val="21"/>
+        </w:rPr>
+        <w:t>Après acceptation → relation ajoutée dans les Contacts, communication autorisée</w:t>
+      </w:r>
+    </w:p>
+    <w:p>
+      <w:pPr>
+        <w:spacing w:after="120"/>
+      </w:pPr>
+      <w:r>
+        <w:rPr>
+          <w:rFonts w:ascii="Times New Roman" w:hAnsi="Times New Roman"/>
+          <w:b w:val="0"/>
+          <w:i w:val="0"/>
+          <w:sz w:val="22"/>
+        </w:rPr>
+        <w:t>Écran `page_requests.dart` — deux sections :</w:t>
+      </w:r>
+    </w:p>
+    <w:tbl>
+      <w:tblPr>
+        <w:tblStyle w:val="TableGrid"/>
+        <w:tblW w:type="auto" w:w="0"/>
+        <w:jc w:val="left"/>
+        <w:tblLook w:firstColumn="1" w:firstRow="1" w:lastColumn="0" w:lastRow="0" w:noHBand="0" w:noVBand="1" w:val="04A0"/>
+      </w:tblPr>
+      <w:tblGrid>
+        <w:gridCol w:w="4536"/>
+        <w:gridCol w:w="4536"/>
+      </w:tblGrid>
+      <w:tr>
+        <w:tc>
+          <w:tcPr>
+            <w:tcW w:type="dxa" w:w="4536"/>
+            <w:vAlign w:val="center"/>
+            <w:shd w:val="clear" w:color="auto" w:fill="D9D9D9"/>
+          </w:tcPr>
+          <w:p>
+            <w:pPr>
+              <w:spacing w:before="40" w:after="40"/>
+            </w:pPr>
+            <w:r>
+              <w:rPr>
+                <w:rFonts w:ascii="Times New Roman" w:hAnsi="Times New Roman"/>
+                <w:b/>
+                <w:i w:val="0"/>
+                <w:sz w:val="19"/>
+              </w:rPr>
+              <w:t>Section</w:t>
+            </w:r>
+          </w:p>
+        </w:tc>
+        <w:tc>
+          <w:tcPr>
+            <w:tcW w:type="dxa" w:w="4536"/>
+            <w:vAlign w:val="center"/>
+            <w:shd w:val="clear" w:color="auto" w:fill="D9D9D9"/>
+          </w:tcPr>
+          <w:p>
+            <w:pPr>
+              <w:spacing w:before="40" w:after="40"/>
+            </w:pPr>
+            <w:r>
+              <w:rPr>
+                <w:rFonts w:ascii="Times New Roman" w:hAnsi="Times New Roman"/>
+                <w:b/>
+                <w:i w:val="0"/>
+                <w:sz w:val="19"/>
+              </w:rPr>
+              <w:t>Description</w:t>
+            </w:r>
+          </w:p>
+        </w:tc>
+      </w:tr>
+      <w:tr>
+        <w:tc>
+          <w:tcPr>
+            <w:tcW w:type="dxa" w:w="4536"/>
+            <w:vAlign w:val="center"/>
+          </w:tcPr>
+          <w:p>
+            <w:pPr>
+              <w:spacing w:before="40" w:after="40"/>
+            </w:pPr>
+            <w:r>
+              <w:rPr>
+                <w:rFonts w:ascii="Times New Roman" w:hAnsi="Times New Roman"/>
+                <w:b w:val="0"/>
+                <w:i w:val="0"/>
+                <w:sz w:val="19"/>
+              </w:rPr>
+              <w:t>"Demandes de mentorat"</w:t>
+            </w:r>
+          </w:p>
+        </w:tc>
+        <w:tc>
+          <w:tcPr>
+            <w:tcW w:type="dxa" w:w="4536"/>
+            <w:vAlign w:val="center"/>
+          </w:tcPr>
+          <w:p>
+            <w:pPr>
+              <w:spacing w:before="40" w:after="40"/>
+            </w:pPr>
+            <w:r>
+              <w:rPr>
+                <w:rFonts w:ascii="Times New Roman" w:hAnsi="Times New Roman"/>
+                <w:b w:val="0"/>
+                <w:i w:val="0"/>
+                <w:sz w:val="19"/>
+              </w:rPr>
+              <w:t>MentorRequest</w:t>
+            </w:r>
+            <w:r>
+              <w:rPr>
+                <w:rFonts w:ascii="Times New Roman" w:hAnsi="Times New Roman"/>
+                <w:b w:val="0"/>
+                <w:i w:val="0"/>
+                <w:sz w:val="19"/>
+              </w:rPr>
+              <w:t xml:space="preserve"> avec </w:t>
+            </w:r>
+            <w:r>
+              <w:rPr>
+                <w:rFonts w:ascii="Times New Roman" w:hAnsi="Times New Roman"/>
+                <w:b w:val="0"/>
+                <w:i w:val="0"/>
+                <w:sz w:val="19"/>
+              </w:rPr>
+              <w:t>type: 'mentor'</w:t>
+            </w:r>
+          </w:p>
+        </w:tc>
+      </w:tr>
+      <w:tr>
+        <w:tc>
+          <w:tcPr>
+            <w:tcW w:type="dxa" w:w="4536"/>
+            <w:vAlign w:val="center"/>
+          </w:tcPr>
+          <w:p>
+            <w:pPr>
+              <w:spacing w:before="40" w:after="40"/>
+            </w:pPr>
+            <w:r>
+              <w:rPr>
+                <w:rFonts w:ascii="Times New Roman" w:hAnsi="Times New Roman"/>
+                <w:b w:val="0"/>
+                <w:i w:val="0"/>
+                <w:sz w:val="19"/>
+              </w:rPr>
+              <w:t>"Propositions d'investissement"</w:t>
+            </w:r>
+          </w:p>
+        </w:tc>
+        <w:tc>
+          <w:tcPr>
+            <w:tcW w:type="dxa" w:w="4536"/>
+            <w:vAlign w:val="center"/>
+          </w:tcPr>
+          <w:p>
+            <w:pPr>
+              <w:spacing w:before="40" w:after="40"/>
+            </w:pPr>
+            <w:r>
+              <w:rPr>
+                <w:rFonts w:ascii="Times New Roman" w:hAnsi="Times New Roman"/>
+                <w:b w:val="0"/>
+                <w:i w:val="0"/>
+                <w:sz w:val="19"/>
+              </w:rPr>
+              <w:t>MentorRequest</w:t>
+            </w:r>
+            <w:r>
+              <w:rPr>
+                <w:rFonts w:ascii="Times New Roman" w:hAnsi="Times New Roman"/>
+                <w:b w:val="0"/>
+                <w:i w:val="0"/>
+                <w:sz w:val="19"/>
+              </w:rPr>
+              <w:t xml:space="preserve"> avec </w:t>
+            </w:r>
+            <w:r>
+              <w:rPr>
+                <w:rFonts w:ascii="Times New Roman" w:hAnsi="Times New Roman"/>
+                <w:b w:val="0"/>
+                <w:i w:val="0"/>
+                <w:sz w:val="19"/>
+              </w:rPr>
+              <w:t>type: 'investment'</w:t>
+            </w:r>
+          </w:p>
+        </w:tc>
+      </w:tr>
+    </w:tbl>
+    <w:p>
+      <w:pPr>
+        <w:spacing w:after="80"/>
+      </w:pPr>
+    </w:p>
+    <w:p>
+      <w:pPr>
+        <w:pBdr>
+          <w:bottom w:val="single" w:sz="4" w:space="1" w:color="000000"/>
+        </w:pBdr>
+        <w:spacing w:before="40" w:after="40"/>
+      </w:pPr>
+    </w:p>
+    <w:p>
+      <w:pPr>
+        <w:pStyle w:val="Heading2"/>
+      </w:pPr>
+      <w:r>
+        <w:rPr>
+          <w:rFonts w:ascii="Times New Roman" w:hAnsi="Times New Roman"/>
+          <w:b/>
+          <w:i w:val="0"/>
+          <w:sz w:val="26"/>
+        </w:rPr>
         <w:t>11. Paiement Mobile — Wave Premium</w:t>
       </w:r>
     </w:p>
@@ -23643,7 +26386,7 @@
           <w:i w:val="0"/>
           <w:sz w:val="22"/>
         </w:rPr>
-        <w:t xml:space="preserve"> dès que </w:t>
+        <w:t xml:space="preserve"> </w:t>
       </w:r>
       <w:r>
         <w:rPr>
@@ -23652,7 +26395,7 @@
           <w:i w:val="0"/>
           <w:sz w:val="22"/>
         </w:rPr>
-        <w:t>isPremium = true</w:t>
+        <w:t>(prévu en v2 — non affiché dans la version actuelle de `page_profil.dart`)</w:t>
       </w:r>
       <w:r>
         <w:rPr>
@@ -23661,7 +26404,43 @@
           <w:i w:val="0"/>
           <w:sz w:val="22"/>
         </w:rPr>
-        <w:t>, un badge amber apparaît sous le nom :</w:t>
+        <w:t xml:space="preserve"> Le champ </w:t>
+      </w:r>
+      <w:r>
+        <w:rPr>
+          <w:rFonts w:ascii="Times New Roman" w:hAnsi="Times New Roman"/>
+          <w:b w:val="0"/>
+          <w:i w:val="0"/>
+          <w:sz w:val="22"/>
+        </w:rPr>
+        <w:t>isPremium</w:t>
+      </w:r>
+      <w:r>
+        <w:rPr>
+          <w:rFonts w:ascii="Times New Roman" w:hAnsi="Times New Roman"/>
+          <w:b w:val="0"/>
+          <w:i w:val="0"/>
+          <w:sz w:val="22"/>
+        </w:rPr>
+        <w:t xml:space="preserve"> est bien sauvegardé dans Firebase et dans le modèle </w:t>
+      </w:r>
+      <w:r>
+        <w:rPr>
+          <w:rFonts w:ascii="Times New Roman" w:hAnsi="Times New Roman"/>
+          <w:b w:val="0"/>
+          <w:i w:val="0"/>
+          <w:sz w:val="22"/>
+        </w:rPr>
+        <w:t>UserProfile</w:t>
+      </w:r>
+      <w:r>
+        <w:rPr>
+          <w:rFonts w:ascii="Times New Roman" w:hAnsi="Times New Roman"/>
+          <w:b w:val="0"/>
+          <w:i w:val="0"/>
+          <w:sz w:val="22"/>
+        </w:rPr>
+        <w:t>, mais l'affichage visuel du badge n'est pas encore intégré dans la page profil. Il sera ajouté dans une prochaine version :</w:t>
       </w:r>
     </w:p>
     <w:p>
@@ -23701,7 +26480,7 @@
                 <w:rFonts w:ascii="Courier New" w:hAnsi="Courier New"/>
                 <w:sz w:val="17"/>
               </w:rPr>
-              <w:t>// lib/screens/page_profil.dart</w:t>
+              <w:t>// lib/screens/page_profil.dart — À IMPLÉMENTER (v2)</w:t>
             </w:r>
           </w:p>
           <w:p>
@@ -24271,7 +27050,7 @@
                 <w:rFonts w:ascii="Courier New" w:hAnsi="Courier New"/>
                 <w:sz w:val="17"/>
               </w:rPr>
-              <w:t>✓ Built build\app\outputs\flutter-apk\app-release.apk (57.9MB)</w:t>
+              <w:t>✓ Built build\app\outputs\flutter-apk\app-release.apk (58.2MB)</w:t>
             </w:r>
           </w:p>
         </w:tc>
@@ -24416,7 +27195,7 @@
                 <w:i w:val="0"/>
                 <w:sz w:val="19"/>
               </w:rPr>
-              <w:t>57.9 MB</w:t>
+              <w:t>58.2 MB</w:t>
             </w:r>
           </w:p>
         </w:tc>
@@ -24522,7 +27301,7 @@
           <w:color w:val="606060"/>
           <w:sz w:val="18"/>
         </w:rPr>
-        <w:t>📸  Terminal : ✓ Built app-release.apk (57.9MB)</w:t>
+        <w:t>📸  Terminal : ✓ Built app-release.apk (58.2MB)</w:t>
       </w:r>
     </w:p>
     <w:tbl>
@@ -24984,7 +27763,7 @@
                 <w:i w:val="0"/>
                 <w:sz w:val="19"/>
               </w:rPr>
-              <w:t>Filtre textuel temps réel (nom, secteur, ville)</w:t>
+              <w:t>Filtre textuel temps réel (nom, secteur, ville) dans Matching + Pitchs Publiés</w:t>
             </w:r>
           </w:p>
         </w:tc>
@@ -25046,7 +27825,7 @@
                 <w:i w:val="0"/>
                 <w:sz w:val="19"/>
               </w:rPr>
-              <w:t>Pills rôle + Pills secteur (10) + Dropdown ville + Reset</w:t>
+              <w:t>Pills rôle + Pills secteur (10) + Dropdown ville + Reset (Matching)</w:t>
             </w:r>
           </w:p>
         </w:tc>
@@ -25088,7 +27867,7 @@
                 <w:i w:val="0"/>
                 <w:sz w:val="19"/>
               </w:rPr>
-              <w:t>Géolocalisation</w:t>
+              <w:t>Filtres pitchs</w:t>
             </w:r>
           </w:p>
         </w:tc>
@@ -25108,16 +27887,7 @@
                 <w:i w:val="0"/>
                 <w:sz w:val="19"/>
               </w:rPr>
-              <w:t>getCurrentLocation()</w:t>
-            </w:r>
-            <w:r>
-              <w:rPr>
-                <w:rFonts w:ascii="Times New Roman" w:hAnsi="Times New Roman"/>
-                <w:b w:val="0"/>
-                <w:i w:val="0"/>
-                <w:sz w:val="19"/>
-              </w:rPr>
-              <w:t xml:space="preserve"> + tri proximité + puce distance km</w:t>
+              <w:t>Recherche + pills secteur dynamiques + compteur + reset dans Pitchs Publiés</w:t>
             </w:r>
           </w:p>
         </w:tc>
@@ -25137,7 +27907,7 @@
                 <w:i w:val="0"/>
                 <w:sz w:val="19"/>
               </w:rPr>
-              <w:t>✅</w:t>
+              <w:t>✅ (bonus)</w:t>
             </w:r>
           </w:p>
         </w:tc>
@@ -25159,7 +27929,7 @@
                 <w:i w:val="0"/>
                 <w:sz w:val="19"/>
               </w:rPr>
-              <w:t>Chatbot IA</w:t>
+              <w:t>Géolocalisation</w:t>
             </w:r>
           </w:p>
         </w:tc>
@@ -25179,7 +27949,16 @@
                 <w:i w:val="0"/>
                 <w:sz w:val="19"/>
               </w:rPr>
-              <w:t>DIALI (llama-3.1-8b-instant) + proxy Cloudflare + FAB pulsant</w:t>
+              <w:t>getCurrentLocation()</w:t>
+            </w:r>
+            <w:r>
+              <w:rPr>
+                <w:rFonts w:ascii="Times New Roman" w:hAnsi="Times New Roman"/>
+                <w:b w:val="0"/>
+                <w:i w:val="0"/>
+                <w:sz w:val="19"/>
+              </w:rPr>
+              <w:t xml:space="preserve"> + tri proximité + puce distance km</w:t>
             </w:r>
           </w:p>
         </w:tc>
@@ -25221,7 +28000,7 @@
                 <w:i w:val="0"/>
                 <w:sz w:val="19"/>
               </w:rPr>
-              <w:t>Messagerie temps réel</w:t>
+              <w:t>Chatbot IA</w:t>
             </w:r>
           </w:p>
         </w:tc>
@@ -25241,16 +28020,7 @@
                 <w:i w:val="0"/>
                 <w:sz w:val="19"/>
               </w:rPr>
-              <w:t xml:space="preserve">Firebase WebSocket + badge global </w:t>
-            </w:r>
-            <w:r>
-              <w:rPr>
-                <w:rFonts w:ascii="Times New Roman" w:hAnsi="Times New Roman"/>
-                <w:b w:val="0"/>
-                <w:i w:val="0"/>
-                <w:sz w:val="19"/>
-              </w:rPr>
-              <w:t>unreadMessagesCount</w:t>
+              <w:t>DIALI (llama-3.1-8b-instant) + proxy Cloudflare + FAB pulsant</w:t>
             </w:r>
           </w:p>
         </w:tc>
@@ -25270,7 +28040,7 @@
                 <w:i w:val="0"/>
                 <w:sz w:val="19"/>
               </w:rPr>
-              <w:t>✅ (bonus)</w:t>
+              <w:t>✅</w:t>
             </w:r>
           </w:p>
         </w:tc>
@@ -25292,7 +28062,7 @@
                 <w:i w:val="0"/>
                 <w:sz w:val="19"/>
               </w:rPr>
-              <w:t>Badge messages non lus</w:t>
+              <w:t>Messagerie temps réel</w:t>
             </w:r>
           </w:p>
         </w:tc>
@@ -25312,7 +28082,7 @@
                 <w:i w:val="0"/>
                 <w:sz w:val="19"/>
               </w:rPr>
-              <w:t>ValueNotifier&lt;int&gt;</w:t>
+              <w:t xml:space="preserve">Firebase WebSocket + badge global </w:t>
             </w:r>
             <w:r>
               <w:rPr>
@@ -25321,16 +28091,7 @@
                 <w:i w:val="0"/>
                 <w:sz w:val="19"/>
               </w:rPr>
-              <w:t xml:space="preserve"> global dans </w:t>
-            </w:r>
-            <w:r>
-              <w:rPr>
-                <w:rFonts w:ascii="Times New Roman" w:hAnsi="Times New Roman"/>
-                <w:b w:val="0"/>
-                <w:i w:val="0"/>
-                <w:sz w:val="19"/>
-              </w:rPr>
-              <w:t>service_navigation.dart</w:t>
+              <w:t>unreadMessagesCount</w:t>
             </w:r>
           </w:p>
         </w:tc>
@@ -25372,7 +28133,7 @@
                 <w:i w:val="0"/>
                 <w:sz w:val="19"/>
               </w:rPr>
-              <w:t>Bouton "Près de moi"</w:t>
+              <w:t>Badge messages non lus</w:t>
             </w:r>
           </w:p>
         </w:tc>
@@ -25392,7 +28153,25 @@
                 <w:i w:val="0"/>
                 <w:sz w:val="19"/>
               </w:rPr>
-              <w:t>GPS + tri distance + animation couleur</w:t>
+              <w:t>ValueNotifier&lt;int&gt;</w:t>
+            </w:r>
+            <w:r>
+              <w:rPr>
+                <w:rFonts w:ascii="Times New Roman" w:hAnsi="Times New Roman"/>
+                <w:b w:val="0"/>
+                <w:i w:val="0"/>
+                <w:sz w:val="19"/>
+              </w:rPr>
+              <w:t xml:space="preserve"> global dans </w:t>
+            </w:r>
+            <w:r>
+              <w:rPr>
+                <w:rFonts w:ascii="Times New Roman" w:hAnsi="Times New Roman"/>
+                <w:b w:val="0"/>
+                <w:i w:val="0"/>
+                <w:sz w:val="19"/>
+              </w:rPr>
+              <w:t>service_navigation.dart</w:t>
             </w:r>
           </w:p>
         </w:tc>
@@ -25434,7 +28213,7 @@
                 <w:i w:val="0"/>
                 <w:sz w:val="19"/>
               </w:rPr>
-              <w:t>Membres DIAPALER réels</w:t>
+              <w:t>Bouton "Près de moi"</w:t>
             </w:r>
           </w:p>
         </w:tc>
@@ -25454,16 +28233,7 @@
                 <w:i w:val="0"/>
                 <w:sz w:val="19"/>
               </w:rPr>
-              <w:t>UsersService.listMembers()</w:t>
-            </w:r>
-            <w:r>
-              <w:rPr>
-                <w:rFonts w:ascii="Times New Roman" w:hAnsi="Times New Roman"/>
-                <w:b w:val="0"/>
-                <w:i w:val="0"/>
-                <w:sz w:val="19"/>
-              </w:rPr>
-              <w:t xml:space="preserve"> en tête de liste Matching</w:t>
+              <w:t>GPS + tri distance + animation couleur</w:t>
             </w:r>
           </w:p>
         </w:tc>
@@ -25505,7 +28275,7 @@
                 <w:i w:val="0"/>
                 <w:sz w:val="19"/>
               </w:rPr>
-              <w:t>Agenda Firebase</w:t>
+              <w:t>Membres DIAPALER réels</w:t>
             </w:r>
           </w:p>
         </w:tc>
@@ -25525,7 +28295,7 @@
                 <w:i w:val="0"/>
                 <w:sz w:val="19"/>
               </w:rPr>
-              <w:t>AgendaController.bookBilateral()</w:t>
+              <w:t>UsersService.listMembers()</w:t>
             </w:r>
             <w:r>
               <w:rPr>
@@ -25534,25 +28304,7 @@
                 <w:i w:val="0"/>
                 <w:sz w:val="19"/>
               </w:rPr>
-              <w:t xml:space="preserve"> + </w:t>
-            </w:r>
-            <w:r>
-              <w:rPr>
-                <w:rFonts w:ascii="Times New Roman" w:hAnsi="Times New Roman"/>
-                <w:b w:val="0"/>
-                <w:i w:val="0"/>
-                <w:sz w:val="19"/>
-              </w:rPr>
-              <w:t>cancel()</w:t>
-            </w:r>
-            <w:r>
-              <w:rPr>
-                <w:rFonts w:ascii="Times New Roman" w:hAnsi="Times New Roman"/>
-                <w:b w:val="0"/>
-                <w:i w:val="0"/>
-                <w:sz w:val="19"/>
-              </w:rPr>
-              <w:t xml:space="preserve"> bilatéral</w:t>
+              <w:t xml:space="preserve"> en tête de liste Matching</w:t>
             </w:r>
           </w:p>
         </w:tc>
@@ -25594,7 +28346,7 @@
                 <w:i w:val="0"/>
                 <w:sz w:val="19"/>
               </w:rPr>
-              <w:t>Planning mentor</w:t>
+              <w:t>Agenda Firebase</w:t>
             </w:r>
           </w:p>
         </w:tc>
@@ -25614,7 +28366,7 @@
                 <w:i w:val="0"/>
                 <w:sz w:val="19"/>
               </w:rPr>
-              <w:t xml:space="preserve">Gestion disponibilités via </w:t>
+              <w:t>AgendaController.bookBilateral()</w:t>
             </w:r>
             <w:r>
               <w:rPr>
@@ -25623,7 +28375,25 @@
                 <w:i w:val="0"/>
                 <w:sz w:val="19"/>
               </w:rPr>
-              <w:t>InteractionsService</w:t>
+              <w:t xml:space="preserve"> + </w:t>
+            </w:r>
+            <w:r>
+              <w:rPr>
+                <w:rFonts w:ascii="Times New Roman" w:hAnsi="Times New Roman"/>
+                <w:b w:val="0"/>
+                <w:i w:val="0"/>
+                <w:sz w:val="19"/>
+              </w:rPr>
+              <w:t>cancel()</w:t>
+            </w:r>
+            <w:r>
+              <w:rPr>
+                <w:rFonts w:ascii="Times New Roman" w:hAnsi="Times New Roman"/>
+                <w:b w:val="0"/>
+                <w:i w:val="0"/>
+                <w:sz w:val="19"/>
+              </w:rPr>
+              <w:t xml:space="preserve"> bilatéral</w:t>
             </w:r>
           </w:p>
         </w:tc>
@@ -25665,7 +28435,7 @@
                 <w:i w:val="0"/>
                 <w:sz w:val="19"/>
               </w:rPr>
-              <w:t>Demandes de mentorat</w:t>
+              <w:t>Bouton "Annuler" session</w:t>
             </w:r>
           </w:p>
         </w:tc>
@@ -25685,7 +28455,7 @@
                 <w:i w:val="0"/>
                 <w:sz w:val="19"/>
               </w:rPr>
-              <w:t>Envoi + accepter/refuser + notification automatique</w:t>
+              <w:t>Dialog confirmation + suppression bilatérale Firebase</w:t>
             </w:r>
           </w:p>
         </w:tc>
@@ -25727,7 +28497,7 @@
                 <w:i w:val="0"/>
                 <w:sz w:val="19"/>
               </w:rPr>
-              <w:t>Pitch (stepper 3 étapes)</w:t>
+              <w:t>Planning mentor</w:t>
             </w:r>
           </w:p>
         </w:tc>
@@ -25747,7 +28517,7 @@
                 <w:i w:val="0"/>
                 <w:sz w:val="19"/>
               </w:rPr>
-              <w:t>PitchPage</w:t>
+              <w:t xml:space="preserve">Gestion disponibilités via </w:t>
             </w:r>
             <w:r>
               <w:rPr>
@@ -25756,25 +28526,7 @@
                 <w:i w:val="0"/>
                 <w:sz w:val="19"/>
               </w:rPr>
-              <w:t xml:space="preserve"> → validation par étape + double sauvegarde (</w:t>
-            </w:r>
-            <w:r>
-              <w:rPr>
-                <w:rFonts w:ascii="Times New Roman" w:hAnsi="Times New Roman"/>
-                <w:b w:val="0"/>
-                <w:i w:val="0"/>
-                <w:sz w:val="19"/>
-              </w:rPr>
-              <w:t>totalSteps: 3</w:t>
-            </w:r>
-            <w:r>
-              <w:rPr>
-                <w:rFonts w:ascii="Times New Roman" w:hAnsi="Times New Roman"/>
-                <w:b w:val="0"/>
-                <w:i w:val="0"/>
-                <w:sz w:val="19"/>
-              </w:rPr>
-              <w:t>) + redirect Profil</w:t>
+              <w:t>InteractionsService</w:t>
             </w:r>
           </w:p>
         </w:tc>
@@ -25816,7 +28568,7 @@
                 <w:i w:val="0"/>
                 <w:sz w:val="19"/>
               </w:rPr>
-              <w:t>Fil de pitchs publics</w:t>
+              <w:t>Demandes de mentorat</w:t>
             </w:r>
           </w:p>
         </w:tc>
@@ -25836,25 +28588,7 @@
                 <w:i w:val="0"/>
                 <w:sz w:val="19"/>
               </w:rPr>
-              <w:t>PublicPitchesPage</w:t>
-            </w:r>
-            <w:r>
-              <w:rPr>
-                <w:rFonts w:ascii="Times New Roman" w:hAnsi="Times New Roman"/>
-                <w:b w:val="0"/>
-                <w:i w:val="0"/>
-                <w:sz w:val="19"/>
-              </w:rPr>
-              <w:t xml:space="preserve"> → stream temps réel </w:t>
-            </w:r>
-            <w:r>
-              <w:rPr>
-                <w:rFonts w:ascii="Times New Roman" w:hAnsi="Times New Roman"/>
-                <w:b w:val="0"/>
-                <w:i w:val="0"/>
-                <w:sz w:val="19"/>
-              </w:rPr>
-              <w:t>DatabaseService.getPitches()</w:t>
+              <w:t>Envoi + accepter/refuser + notification automatique</w:t>
             </w:r>
           </w:p>
         </w:tc>
@@ -25896,7 +28630,7 @@
                 <w:i w:val="0"/>
                 <w:sz w:val="19"/>
               </w:rPr>
-              <w:t>Dashboard Mentor</w:t>
+              <w:t>Flux investisseur</w:t>
             </w:r>
           </w:p>
         </w:tc>
@@ -25916,7 +28650,34 @@
                 <w:i w:val="0"/>
                 <w:sz w:val="19"/>
               </w:rPr>
-              <w:t>SliverAppBar + stats + raccourcis Pitchs/Planning/Demandes</w:t>
+              <w:t xml:space="preserve">"Proposer un investissement" + </w:t>
+            </w:r>
+            <w:r>
+              <w:rPr>
+                <w:rFonts w:ascii="Times New Roman" w:hAnsi="Times New Roman"/>
+                <w:b w:val="0"/>
+                <w:i w:val="0"/>
+                <w:sz w:val="19"/>
+              </w:rPr>
+              <w:t>type: 'investment'</w:t>
+            </w:r>
+            <w:r>
+              <w:rPr>
+                <w:rFonts w:ascii="Times New Roman" w:hAnsi="Times New Roman"/>
+                <w:b w:val="0"/>
+                <w:i w:val="0"/>
+                <w:sz w:val="19"/>
+              </w:rPr>
+              <w:t xml:space="preserve"> + 2 sections dans </w:t>
+            </w:r>
+            <w:r>
+              <w:rPr>
+                <w:rFonts w:ascii="Times New Roman" w:hAnsi="Times New Roman"/>
+                <w:b w:val="0"/>
+                <w:i w:val="0"/>
+                <w:sz w:val="19"/>
+              </w:rPr>
+              <w:t>RequestsPage</w:t>
             </w:r>
           </w:p>
         </w:tc>
@@ -25958,7 +28719,7 @@
                 <w:i w:val="0"/>
                 <w:sz w:val="19"/>
               </w:rPr>
-              <w:t>Dashboard Investisseur</w:t>
+              <w:t>Système de Contacts</w:t>
             </w:r>
           </w:p>
         </w:tc>
@@ -25978,7 +28739,7 @@
                 <w:i w:val="0"/>
                 <w:sz w:val="19"/>
               </w:rPr>
-              <w:t>SliverAppBar + ticket investissement + accès Pitchs + Matching</w:t>
+              <w:t>Onglet "Contacts" dans Messages — relations acceptées, searchable, badge rôle, tap → chat</w:t>
             </w:r>
           </w:p>
         </w:tc>
@@ -26020,7 +28781,7 @@
                 <w:i w:val="0"/>
                 <w:sz w:val="19"/>
               </w:rPr>
-              <w:t>Agenda rôle-spécifique</w:t>
+              <w:t>Matching rôle-adaptatif</w:t>
             </w:r>
           </w:p>
         </w:tc>
@@ -26040,7 +28801,7 @@
                 <w:i w:val="0"/>
                 <w:sz w:val="19"/>
               </w:rPr>
-              <w:t>Titre/description adaptés : "Mes sessions" / "Mon agenda" / "Mes rendez-vous"</w:t>
+              <w:t>Mentor → "Mes Entrepreneurs", Investisseur → "Entrepreneurs à financer"</w:t>
             </w:r>
           </w:p>
         </w:tc>
@@ -26082,7 +28843,7 @@
                 <w:i w:val="0"/>
                 <w:sz w:val="19"/>
               </w:rPr>
-              <w:t>Détail mentor</w:t>
+              <w:t>Compatibilité dynamique</w:t>
             </w:r>
           </w:p>
         </w:tc>
@@ -26102,7 +28863,7 @@
                 <w:i w:val="0"/>
                 <w:sz w:val="19"/>
               </w:rPr>
-              <w:t>Bio Firebase réelle + pronom genre + bouton "Envoyer une demande" (Entrepreneur)</w:t>
+              <w:t>Algorithme intérêts partagés — remplace valeurs hardcodées</w:t>
             </w:r>
           </w:p>
         </w:tc>
@@ -26144,7 +28905,7 @@
                 <w:i w:val="0"/>
                 <w:sz w:val="19"/>
               </w:rPr>
-              <w:t>Bouton CIS informatif</w:t>
+              <w:t>Pitch (stepper 3 étapes)</w:t>
             </w:r>
           </w:p>
         </w:tc>
@@ -26164,7 +28925,34 @@
                 <w:i w:val="0"/>
                 <w:sz w:val="19"/>
               </w:rPr>
-              <w:t>Bottom sheet expliquant le Club des Investisseurs du Sénégal</w:t>
+              <w:t>PitchPage</w:t>
+            </w:r>
+            <w:r>
+              <w:rPr>
+                <w:rFonts w:ascii="Times New Roman" w:hAnsi="Times New Roman"/>
+                <w:b w:val="0"/>
+                <w:i w:val="0"/>
+                <w:sz w:val="19"/>
+              </w:rPr>
+              <w:t xml:space="preserve"> → validation par étape + double sauvegarde (</w:t>
+            </w:r>
+            <w:r>
+              <w:rPr>
+                <w:rFonts w:ascii="Times New Roman" w:hAnsi="Times New Roman"/>
+                <w:b w:val="0"/>
+                <w:i w:val="0"/>
+                <w:sz w:val="19"/>
+              </w:rPr>
+              <w:t>totalSteps: 3</w:t>
+            </w:r>
+            <w:r>
+              <w:rPr>
+                <w:rFonts w:ascii="Times New Roman" w:hAnsi="Times New Roman"/>
+                <w:b w:val="0"/>
+                <w:i w:val="0"/>
+                <w:sz w:val="19"/>
+              </w:rPr>
+              <w:t>) + redirect Profil</w:t>
             </w:r>
           </w:p>
         </w:tc>
@@ -26206,7 +28994,7 @@
                 <w:i w:val="0"/>
                 <w:sz w:val="19"/>
               </w:rPr>
-              <w:t>Partage réseaux sociaux</w:t>
+              <w:t>Fil de pitchs publics</w:t>
             </w:r>
           </w:p>
         </w:tc>
@@ -26226,7 +29014,7 @@
                 <w:i w:val="0"/>
                 <w:sz w:val="19"/>
               </w:rPr>
-              <w:t>ShareService</w:t>
+              <w:t>PublicPitchesPage</w:t>
             </w:r>
             <w:r>
               <w:rPr>
@@ -26235,7 +29023,16 @@
                 <w:i w:val="0"/>
                 <w:sz w:val="19"/>
               </w:rPr>
-              <w:t xml:space="preserve"> (share_plus) — pitch, profil, conseil DIALI</w:t>
+              <w:t xml:space="preserve"> → stream temps réel </w:t>
+            </w:r>
+            <w:r>
+              <w:rPr>
+                <w:rFonts w:ascii="Times New Roman" w:hAnsi="Times New Roman"/>
+                <w:b w:val="0"/>
+                <w:i w:val="0"/>
+                <w:sz w:val="19"/>
+              </w:rPr>
+              <w:t>DatabaseService.getPitches()</w:t>
             </w:r>
           </w:p>
         </w:tc>
@@ -26277,7 +29074,7 @@
                 <w:i w:val="0"/>
                 <w:sz w:val="19"/>
               </w:rPr>
-              <w:t>Paiement mobile Wave</w:t>
+              <w:t>Dashboard Mentor</w:t>
             </w:r>
           </w:p>
         </w:tc>
@@ -26297,34 +29094,7 @@
                 <w:i w:val="0"/>
                 <w:sz w:val="19"/>
               </w:rPr>
-              <w:t>WaveService</w:t>
-            </w:r>
-            <w:r>
-              <w:rPr>
-                <w:rFonts w:ascii="Times New Roman" w:hAnsi="Times New Roman"/>
-                <w:b w:val="0"/>
-                <w:i w:val="0"/>
-                <w:sz w:val="19"/>
-              </w:rPr>
-              <w:t xml:space="preserve"> + lien marchand + </w:t>
-            </w:r>
-            <w:r>
-              <w:rPr>
-                <w:rFonts w:ascii="Times New Roman" w:hAnsi="Times New Roman"/>
-                <w:b w:val="0"/>
-                <w:i w:val="0"/>
-                <w:sz w:val="19"/>
-              </w:rPr>
-              <w:t>WavePremiumSheet</w:t>
-            </w:r>
-            <w:r>
-              <w:rPr>
-                <w:rFonts w:ascii="Times New Roman" w:hAnsi="Times New Roman"/>
-                <w:b w:val="0"/>
-                <w:i w:val="0"/>
-                <w:sz w:val="19"/>
-              </w:rPr>
-              <w:t xml:space="preserve"> + badge ⭐ profil</w:t>
+              <w:t>SliverAppBar + stats + raccourcis Pitchs/Planning/Demandes</w:t>
             </w:r>
           </w:p>
         </w:tc>
@@ -26366,7 +29136,7 @@
                 <w:i w:val="0"/>
                 <w:sz w:val="19"/>
               </w:rPr>
-              <w:t>Sauvegarde MDP</w:t>
+              <w:t>Dashboard Investisseur</w:t>
             </w:r>
           </w:p>
         </w:tc>
@@ -26386,34 +29156,7 @@
                 <w:i w:val="0"/>
                 <w:sz w:val="19"/>
               </w:rPr>
-              <w:t>AutofillGroup</w:t>
-            </w:r>
-            <w:r>
-              <w:rPr>
-                <w:rFonts w:ascii="Times New Roman" w:hAnsi="Times New Roman"/>
-                <w:b w:val="0"/>
-                <w:i w:val="0"/>
-                <w:sz w:val="19"/>
-              </w:rPr>
-              <w:t xml:space="preserve"> + </w:t>
-            </w:r>
-            <w:r>
-              <w:rPr>
-                <w:rFonts w:ascii="Times New Roman" w:hAnsi="Times New Roman"/>
-                <w:b w:val="0"/>
-                <w:i w:val="0"/>
-                <w:sz w:val="19"/>
-              </w:rPr>
-              <w:t>finishAutofillContext</w:t>
-            </w:r>
-            <w:r>
-              <w:rPr>
-                <w:rFonts w:ascii="Times New Roman" w:hAnsi="Times New Roman"/>
-                <w:b w:val="0"/>
-                <w:i w:val="0"/>
-                <w:sz w:val="19"/>
-              </w:rPr>
-              <w:t xml:space="preserve"> → Google/Samsung/iCloud Password Manager</w:t>
+              <w:t>SliverAppBar + ticket investissement + "Entrepreneurs à financer"</w:t>
             </w:r>
           </w:p>
         </w:tc>
@@ -26455,7 +29198,7 @@
                 <w:i w:val="0"/>
                 <w:sz w:val="19"/>
               </w:rPr>
-              <w:t>Déploiement APK signé</w:t>
+              <w:t>Agenda rôle-spécifique</w:t>
             </w:r>
           </w:p>
         </w:tc>
@@ -26475,8 +29218,19 @@
                 <w:i w:val="0"/>
                 <w:sz w:val="19"/>
               </w:rPr>
-              <w:t>flutter build apk --release</w:t>
-            </w:r>
+              <w:t>Titre/description adaptés : "Mes sessions" / "Mon agenda" / "Mes rendez-vous"</w:t>
+            </w:r>
+          </w:p>
+        </w:tc>
+        <w:tc>
+          <w:tcPr>
+            <w:tcW w:type="dxa" w:w="3024"/>
+            <w:vAlign w:val="center"/>
+          </w:tcPr>
+          <w:p>
+            <w:pPr>
+              <w:spacing w:before="40" w:after="40"/>
+            </w:pPr>
             <w:r>
               <w:rPr>
                 <w:rFonts w:ascii="Times New Roman" w:hAnsi="Times New Roman"/>
@@ -26484,7 +29238,431 @@
                 <w:i w:val="0"/>
                 <w:sz w:val="19"/>
               </w:rPr>
-              <w:t xml:space="preserve"> — APK 57.9 MB disponible en téléchargement</w:t>
+              <w:t>✅ (bonus)</w:t>
+            </w:r>
+          </w:p>
+        </w:tc>
+      </w:tr>
+      <w:tr>
+        <w:tc>
+          <w:tcPr>
+            <w:tcW w:type="dxa" w:w="3024"/>
+            <w:vAlign w:val="center"/>
+          </w:tcPr>
+          <w:p>
+            <w:pPr>
+              <w:spacing w:before="40" w:after="40"/>
+            </w:pPr>
+            <w:r>
+              <w:rPr>
+                <w:rFonts w:ascii="Times New Roman" w:hAnsi="Times New Roman"/>
+                <w:b w:val="0"/>
+                <w:i w:val="0"/>
+                <w:sz w:val="19"/>
+              </w:rPr>
+              <w:t>Détail mentor</w:t>
+            </w:r>
+          </w:p>
+        </w:tc>
+        <w:tc>
+          <w:tcPr>
+            <w:tcW w:type="dxa" w:w="3024"/>
+            <w:vAlign w:val="center"/>
+          </w:tcPr>
+          <w:p>
+            <w:pPr>
+              <w:spacing w:before="40" w:after="40"/>
+            </w:pPr>
+            <w:r>
+              <w:rPr>
+                <w:rFonts w:ascii="Times New Roman" w:hAnsi="Times New Roman"/>
+                <w:b w:val="0"/>
+                <w:i w:val="0"/>
+                <w:sz w:val="19"/>
+              </w:rPr>
+              <w:t>Bio Firebase réelle + pronom genre + bouton adapté rôle (mentorat/investissement)</w:t>
+            </w:r>
+          </w:p>
+        </w:tc>
+        <w:tc>
+          <w:tcPr>
+            <w:tcW w:type="dxa" w:w="3024"/>
+            <w:vAlign w:val="center"/>
+          </w:tcPr>
+          <w:p>
+            <w:pPr>
+              <w:spacing w:before="40" w:after="40"/>
+            </w:pPr>
+            <w:r>
+              <w:rPr>
+                <w:rFonts w:ascii="Times New Roman" w:hAnsi="Times New Roman"/>
+                <w:b w:val="0"/>
+                <w:i w:val="0"/>
+                <w:sz w:val="19"/>
+              </w:rPr>
+              <w:t>✅ (bonus)</w:t>
+            </w:r>
+          </w:p>
+        </w:tc>
+      </w:tr>
+      <w:tr>
+        <w:tc>
+          <w:tcPr>
+            <w:tcW w:type="dxa" w:w="3024"/>
+            <w:vAlign w:val="center"/>
+          </w:tcPr>
+          <w:p>
+            <w:pPr>
+              <w:spacing w:before="40" w:after="40"/>
+            </w:pPr>
+            <w:r>
+              <w:rPr>
+                <w:rFonts w:ascii="Times New Roman" w:hAnsi="Times New Roman"/>
+                <w:b w:val="0"/>
+                <w:i w:val="0"/>
+                <w:sz w:val="19"/>
+              </w:rPr>
+              <w:t>Bouton CIS informatif</w:t>
+            </w:r>
+          </w:p>
+        </w:tc>
+        <w:tc>
+          <w:tcPr>
+            <w:tcW w:type="dxa" w:w="3024"/>
+            <w:vAlign w:val="center"/>
+          </w:tcPr>
+          <w:p>
+            <w:pPr>
+              <w:spacing w:before="40" w:after="40"/>
+            </w:pPr>
+            <w:r>
+              <w:rPr>
+                <w:rFonts w:ascii="Times New Roman" w:hAnsi="Times New Roman"/>
+                <w:b w:val="0"/>
+                <w:i w:val="0"/>
+                <w:sz w:val="19"/>
+              </w:rPr>
+              <w:t>Bottom sheet expliquant le Club des Investisseurs du Sénégal</w:t>
+            </w:r>
+          </w:p>
+        </w:tc>
+        <w:tc>
+          <w:tcPr>
+            <w:tcW w:type="dxa" w:w="3024"/>
+            <w:vAlign w:val="center"/>
+          </w:tcPr>
+          <w:p>
+            <w:pPr>
+              <w:spacing w:before="40" w:after="40"/>
+            </w:pPr>
+            <w:r>
+              <w:rPr>
+                <w:rFonts w:ascii="Times New Roman" w:hAnsi="Times New Roman"/>
+                <w:b w:val="0"/>
+                <w:i w:val="0"/>
+                <w:sz w:val="19"/>
+              </w:rPr>
+              <w:t>✅ (bonus)</w:t>
+            </w:r>
+          </w:p>
+        </w:tc>
+      </w:tr>
+      <w:tr>
+        <w:tc>
+          <w:tcPr>
+            <w:tcW w:type="dxa" w:w="3024"/>
+            <w:vAlign w:val="center"/>
+          </w:tcPr>
+          <w:p>
+            <w:pPr>
+              <w:spacing w:before="40" w:after="40"/>
+            </w:pPr>
+            <w:r>
+              <w:rPr>
+                <w:rFonts w:ascii="Times New Roman" w:hAnsi="Times New Roman"/>
+                <w:b w:val="0"/>
+                <w:i w:val="0"/>
+                <w:sz w:val="19"/>
+              </w:rPr>
+              <w:t>Partage réseaux sociaux</w:t>
+            </w:r>
+          </w:p>
+        </w:tc>
+        <w:tc>
+          <w:tcPr>
+            <w:tcW w:type="dxa" w:w="3024"/>
+            <w:vAlign w:val="center"/>
+          </w:tcPr>
+          <w:p>
+            <w:pPr>
+              <w:spacing w:before="40" w:after="40"/>
+            </w:pPr>
+            <w:r>
+              <w:rPr>
+                <w:rFonts w:ascii="Times New Roman" w:hAnsi="Times New Roman"/>
+                <w:b w:val="0"/>
+                <w:i w:val="0"/>
+                <w:sz w:val="19"/>
+              </w:rPr>
+              <w:t>ShareService</w:t>
+            </w:r>
+            <w:r>
+              <w:rPr>
+                <w:rFonts w:ascii="Times New Roman" w:hAnsi="Times New Roman"/>
+                <w:b w:val="0"/>
+                <w:i w:val="0"/>
+                <w:sz w:val="19"/>
+              </w:rPr>
+              <w:t xml:space="preserve"> (share_plus) — pitch, profil, conseil DIALI</w:t>
+            </w:r>
+          </w:p>
+        </w:tc>
+        <w:tc>
+          <w:tcPr>
+            <w:tcW w:type="dxa" w:w="3024"/>
+            <w:vAlign w:val="center"/>
+          </w:tcPr>
+          <w:p>
+            <w:pPr>
+              <w:spacing w:before="40" w:after="40"/>
+            </w:pPr>
+            <w:r>
+              <w:rPr>
+                <w:rFonts w:ascii="Times New Roman" w:hAnsi="Times New Roman"/>
+                <w:b w:val="0"/>
+                <w:i w:val="0"/>
+                <w:sz w:val="19"/>
+              </w:rPr>
+              <w:t>✅ (bonus)</w:t>
+            </w:r>
+          </w:p>
+        </w:tc>
+      </w:tr>
+      <w:tr>
+        <w:tc>
+          <w:tcPr>
+            <w:tcW w:type="dxa" w:w="3024"/>
+            <w:vAlign w:val="center"/>
+          </w:tcPr>
+          <w:p>
+            <w:pPr>
+              <w:spacing w:before="40" w:after="40"/>
+            </w:pPr>
+            <w:r>
+              <w:rPr>
+                <w:rFonts w:ascii="Times New Roman" w:hAnsi="Times New Roman"/>
+                <w:b w:val="0"/>
+                <w:i w:val="0"/>
+                <w:sz w:val="19"/>
+              </w:rPr>
+              <w:t>Paiement mobile Wave</w:t>
+            </w:r>
+          </w:p>
+        </w:tc>
+        <w:tc>
+          <w:tcPr>
+            <w:tcW w:type="dxa" w:w="3024"/>
+            <w:vAlign w:val="center"/>
+          </w:tcPr>
+          <w:p>
+            <w:pPr>
+              <w:spacing w:before="40" w:after="40"/>
+            </w:pPr>
+            <w:r>
+              <w:rPr>
+                <w:rFonts w:ascii="Times New Roman" w:hAnsi="Times New Roman"/>
+                <w:b w:val="0"/>
+                <w:i w:val="0"/>
+                <w:sz w:val="19"/>
+              </w:rPr>
+              <w:t>WaveService</w:t>
+            </w:r>
+            <w:r>
+              <w:rPr>
+                <w:rFonts w:ascii="Times New Roman" w:hAnsi="Times New Roman"/>
+                <w:b w:val="0"/>
+                <w:i w:val="0"/>
+                <w:sz w:val="19"/>
+              </w:rPr>
+              <w:t xml:space="preserve"> + lien marchand + </w:t>
+            </w:r>
+            <w:r>
+              <w:rPr>
+                <w:rFonts w:ascii="Times New Roman" w:hAnsi="Times New Roman"/>
+                <w:b w:val="0"/>
+                <w:i w:val="0"/>
+                <w:sz w:val="19"/>
+              </w:rPr>
+              <w:t>WavePremiumSheet</w:t>
+            </w:r>
+            <w:r>
+              <w:rPr>
+                <w:rFonts w:ascii="Times New Roman" w:hAnsi="Times New Roman"/>
+                <w:b w:val="0"/>
+                <w:i w:val="0"/>
+                <w:sz w:val="19"/>
+              </w:rPr>
+              <w:t xml:space="preserve"> + badge ⭐ profil</w:t>
+            </w:r>
+          </w:p>
+        </w:tc>
+        <w:tc>
+          <w:tcPr>
+            <w:tcW w:type="dxa" w:w="3024"/>
+            <w:vAlign w:val="center"/>
+          </w:tcPr>
+          <w:p>
+            <w:pPr>
+              <w:spacing w:before="40" w:after="40"/>
+            </w:pPr>
+            <w:r>
+              <w:rPr>
+                <w:rFonts w:ascii="Times New Roman" w:hAnsi="Times New Roman"/>
+                <w:b w:val="0"/>
+                <w:i w:val="0"/>
+                <w:sz w:val="19"/>
+              </w:rPr>
+              <w:t>✅ (bonus)</w:t>
+            </w:r>
+          </w:p>
+        </w:tc>
+      </w:tr>
+      <w:tr>
+        <w:tc>
+          <w:tcPr>
+            <w:tcW w:type="dxa" w:w="3024"/>
+            <w:vAlign w:val="center"/>
+          </w:tcPr>
+          <w:p>
+            <w:pPr>
+              <w:spacing w:before="40" w:after="40"/>
+            </w:pPr>
+            <w:r>
+              <w:rPr>
+                <w:rFonts w:ascii="Times New Roman" w:hAnsi="Times New Roman"/>
+                <w:b w:val="0"/>
+                <w:i w:val="0"/>
+                <w:sz w:val="19"/>
+              </w:rPr>
+              <w:t>Sauvegarde MDP</w:t>
+            </w:r>
+          </w:p>
+        </w:tc>
+        <w:tc>
+          <w:tcPr>
+            <w:tcW w:type="dxa" w:w="3024"/>
+            <w:vAlign w:val="center"/>
+          </w:tcPr>
+          <w:p>
+            <w:pPr>
+              <w:spacing w:before="40" w:after="40"/>
+            </w:pPr>
+            <w:r>
+              <w:rPr>
+                <w:rFonts w:ascii="Times New Roman" w:hAnsi="Times New Roman"/>
+                <w:b w:val="0"/>
+                <w:i w:val="0"/>
+                <w:sz w:val="19"/>
+              </w:rPr>
+              <w:t>AutofillGroup</w:t>
+            </w:r>
+            <w:r>
+              <w:rPr>
+                <w:rFonts w:ascii="Times New Roman" w:hAnsi="Times New Roman"/>
+                <w:b w:val="0"/>
+                <w:i w:val="0"/>
+                <w:sz w:val="19"/>
+              </w:rPr>
+              <w:t xml:space="preserve"> + </w:t>
+            </w:r>
+            <w:r>
+              <w:rPr>
+                <w:rFonts w:ascii="Times New Roman" w:hAnsi="Times New Roman"/>
+                <w:b w:val="0"/>
+                <w:i w:val="0"/>
+                <w:sz w:val="19"/>
+              </w:rPr>
+              <w:t>finishAutofillContext</w:t>
+            </w:r>
+            <w:r>
+              <w:rPr>
+                <w:rFonts w:ascii="Times New Roman" w:hAnsi="Times New Roman"/>
+                <w:b w:val="0"/>
+                <w:i w:val="0"/>
+                <w:sz w:val="19"/>
+              </w:rPr>
+              <w:t xml:space="preserve"> → Google/Samsung/iCloud Password Manager</w:t>
+            </w:r>
+          </w:p>
+        </w:tc>
+        <w:tc>
+          <w:tcPr>
+            <w:tcW w:type="dxa" w:w="3024"/>
+            <w:vAlign w:val="center"/>
+          </w:tcPr>
+          <w:p>
+            <w:pPr>
+              <w:spacing w:before="40" w:after="40"/>
+            </w:pPr>
+            <w:r>
+              <w:rPr>
+                <w:rFonts w:ascii="Times New Roman" w:hAnsi="Times New Roman"/>
+                <w:b w:val="0"/>
+                <w:i w:val="0"/>
+                <w:sz w:val="19"/>
+              </w:rPr>
+              <w:t>✅ (bonus)</w:t>
+            </w:r>
+          </w:p>
+        </w:tc>
+      </w:tr>
+      <w:tr>
+        <w:tc>
+          <w:tcPr>
+            <w:tcW w:type="dxa" w:w="3024"/>
+            <w:vAlign w:val="center"/>
+          </w:tcPr>
+          <w:p>
+            <w:pPr>
+              <w:spacing w:before="40" w:after="40"/>
+            </w:pPr>
+            <w:r>
+              <w:rPr>
+                <w:rFonts w:ascii="Times New Roman" w:hAnsi="Times New Roman"/>
+                <w:b w:val="0"/>
+                <w:i w:val="0"/>
+                <w:sz w:val="19"/>
+              </w:rPr>
+              <w:t>Déploiement APK signé</w:t>
+            </w:r>
+          </w:p>
+        </w:tc>
+        <w:tc>
+          <w:tcPr>
+            <w:tcW w:type="dxa" w:w="3024"/>
+            <w:vAlign w:val="center"/>
+          </w:tcPr>
+          <w:p>
+            <w:pPr>
+              <w:spacing w:before="40" w:after="40"/>
+            </w:pPr>
+            <w:r>
+              <w:rPr>
+                <w:rFonts w:ascii="Times New Roman" w:hAnsi="Times New Roman"/>
+                <w:b w:val="0"/>
+                <w:i w:val="0"/>
+                <w:sz w:val="19"/>
+              </w:rPr>
+              <w:t>flutter build apk --release</w:t>
+            </w:r>
+            <w:r>
+              <w:rPr>
+                <w:rFonts w:ascii="Times New Roman" w:hAnsi="Times New Roman"/>
+                <w:b w:val="0"/>
+                <w:i w:val="0"/>
+                <w:sz w:val="19"/>
+              </w:rPr>
+              <w:t xml:space="preserve"> — APK 58.2 MB disponible en téléchargement</w:t>
             </w:r>
           </w:p>
         </w:tc>

--- a/livrables/docx/DIAPALER_AFRICA_Livrable5.docx
+++ b/livrables/docx/DIAPALER_AFRICA_Livrable5.docx
@@ -962,24 +962,46 @@
         <w:t>📸  📸 [Insérer ici le logo de l'ESP et/ou une capture de l'application]</w:t>
       </w:r>
     </w:p>
-    <w:p>
-      <w:pPr>
-        <w:spacing w:before="2835" w:after="240"/>
-        <w:ind w:left="0"/>
-        <w:shd w:val="clear" w:color="auto" w:fill="F9FAFB"/>
-        <w:pBdr>
-          <w:left w:val="single" w:sz="6" w:space="6" w:color="D1D5DB"/>
-        </w:pBdr>
-      </w:pPr>
-      <w:r>
-        <w:rPr>
-          <w:rFonts w:ascii="Calibri" w:hAnsi="Calibri"/>
-          <w:i/>
-          <w:color w:val="ABB5BF"/>
-          <w:sz w:val="18"/>
-        </w:rPr>
-        <w:t>[ Insérer la capture d'écran ici ]</w:t>
-      </w:r>
+    <w:tbl>
+      <w:tblPr>
+        <w:tblStyle w:val="TableGrid"/>
+        <w:tblW w:type="auto" w:w="0"/>
+        <w:tblLook w:firstColumn="1" w:firstRow="1" w:lastColumn="0" w:lastRow="0" w:noHBand="0" w:noVBand="1" w:val="04A0"/>
+      </w:tblPr>
+      <w:tblGrid>
+        <w:gridCol w:w="9406"/>
+      </w:tblGrid>
+      <w:tr>
+        <w:trPr>
+          <w:trHeight w:val="3969" w:hRule="atLeast"/>
+        </w:trPr>
+        <w:tc>
+          <w:tcPr>
+            <w:tcW w:type="dxa" w:w="9406"/>
+            <w:shd w:val="clear" w:color="auto" w:fill="F9FAFB"/>
+          </w:tcPr>
+          <w:p>
+            <w:pPr>
+              <w:spacing w:before="1587"/>
+              <w:jc w:val="center"/>
+            </w:pPr>
+            <w:r>
+              <w:rPr>
+                <w:rFonts w:ascii="Calibri" w:hAnsi="Calibri"/>
+                <w:i/>
+                <w:color w:val="ABB5BF"/>
+                <w:sz w:val="18"/>
+              </w:rPr>
+              <w:t>[ Insérer la capture d'écran ici ]</w:t>
+            </w:r>
+          </w:p>
+        </w:tc>
+      </w:tr>
+    </w:tbl>
+    <w:p>
+      <w:pPr>
+        <w:spacing w:after="240"/>
+      </w:pPr>
     </w:p>
     <w:p>
       <w:pPr>
@@ -2728,6 +2750,30 @@
       </w:r>
     </w:p>
     <w:p>
+      <w:r>
+        <w:rPr>
+          <w:rFonts w:ascii="Calibri" w:hAnsi="Calibri"/>
+          <w:sz w:val="22"/>
+        </w:rPr>
+        <w:t xml:space="preserve">Le système de notifications est l'un des éléments qui rend l'application vraiment interactive. Chaque action importante — réception d'une demande de mentorat, confirmation d'une session, nouveau message — génère une notification visible depuis n'importe quel écran. Nous avons soigné les actions inline dans chaque notification : l'utilisateur peut accepter ou refuser une demande sans même quitter la page de notifications. Toute la logique est construite autour d'un </w:t>
+      </w:r>
+      <w:r>
+        <w:rPr>
+          <w:rFonts w:ascii="Courier New" w:hAnsi="Courier New"/>
+          <w:color w:val="DC2626"/>
+          <w:sz w:val="20"/>
+        </w:rPr>
+        <w:t>ValueNotifier</w:t>
+      </w:r>
+      <w:r>
+        <w:rPr>
+          <w:rFonts w:ascii="Calibri" w:hAnsi="Calibri"/>
+          <w:sz w:val="22"/>
+        </w:rPr>
+        <w:t xml:space="preserve"> global alimenté par un stream Firebase en temps réel.</w:t>
+      </w:r>
+    </w:p>
+    <w:p>
       <w:pPr>
         <w:pStyle w:val="Heading3"/>
       </w:pPr>
@@ -3586,6 +3632,90 @@
       </w:pPr>
       <w:r>
         <w:t>1.2 Service de notifications</w:t>
+      </w:r>
+    </w:p>
+    <w:p>
+      <w:r>
+        <w:rPr>
+          <w:rFonts w:ascii="Calibri" w:hAnsi="Calibri"/>
+          <w:sz w:val="22"/>
+        </w:rPr>
+        <w:t xml:space="preserve">Le </w:t>
+      </w:r>
+      <w:r>
+        <w:rPr>
+          <w:rFonts w:ascii="Courier New" w:hAnsi="Courier New"/>
+          <w:color w:val="DC2626"/>
+          <w:sz w:val="20"/>
+        </w:rPr>
+        <w:t>NotificationService</w:t>
+      </w:r>
+      <w:r>
+        <w:rPr>
+          <w:rFonts w:ascii="Calibri" w:hAnsi="Calibri"/>
+          <w:sz w:val="22"/>
+        </w:rPr>
+        <w:t xml:space="preserve"> est le cœur du système. Il initialise une écoute Firebase sur le nœud </w:t>
+      </w:r>
+      <w:r>
+        <w:rPr>
+          <w:rFonts w:ascii="Courier New" w:hAnsi="Courier New"/>
+          <w:color w:val="DC2626"/>
+          <w:sz w:val="20"/>
+        </w:rPr>
+        <w:t>notifications/{userId}</w:t>
+      </w:r>
+      <w:r>
+        <w:rPr>
+          <w:rFonts w:ascii="Calibri" w:hAnsi="Calibri"/>
+          <w:sz w:val="22"/>
+        </w:rPr>
+        <w:t xml:space="preserve"> dès la connexion de l'utilisateur, et maintient un </w:t>
+      </w:r>
+      <w:r>
+        <w:rPr>
+          <w:rFonts w:ascii="Courier New" w:hAnsi="Courier New"/>
+          <w:color w:val="DC2626"/>
+          <w:sz w:val="20"/>
+        </w:rPr>
+        <w:t>ValueNotifier</w:t>
+      </w:r>
+      <w:r>
+        <w:rPr>
+          <w:rFonts w:ascii="Calibri" w:hAnsi="Calibri"/>
+          <w:sz w:val="22"/>
+        </w:rPr>
+        <w:t xml:space="preserve"> synchronisé avec les données du serveur. Deux méthodes distinctes permettent d'envoyer une notification à soi-même (</w:t>
+      </w:r>
+      <w:r>
+        <w:rPr>
+          <w:rFonts w:ascii="Courier New" w:hAnsi="Courier New"/>
+          <w:color w:val="DC2626"/>
+          <w:sz w:val="20"/>
+        </w:rPr>
+        <w:t>addNotification</w:t>
+      </w:r>
+      <w:r>
+        <w:rPr>
+          <w:rFonts w:ascii="Calibri" w:hAnsi="Calibri"/>
+          <w:sz w:val="22"/>
+        </w:rPr>
+        <w:t>) ou à un autre utilisateur (</w:t>
+      </w:r>
+      <w:r>
+        <w:rPr>
+          <w:rFonts w:ascii="Courier New" w:hAnsi="Courier New"/>
+          <w:color w:val="DC2626"/>
+          <w:sz w:val="20"/>
+        </w:rPr>
+        <w:t>notifyUser</w:t>
+      </w:r>
+      <w:r>
+        <w:rPr>
+          <w:rFonts w:ascii="Calibri" w:hAnsi="Calibri"/>
+          <w:sz w:val="22"/>
+        </w:rPr>
+        <w:t>), ce qui rend les notifications croisées possibles — par exemple quand un mentor confirme une session, l'entrepreneur est notifié automatiquement.</w:t>
       </w:r>
     </w:p>
     <w:p>
@@ -5614,24 +5744,46 @@
         <w:t>📸  📸 CAPTURE D'ÉCRAN — Badge rouge sur l'icône cloche (ex: 3 notifications non lues)</w:t>
       </w:r>
     </w:p>
-    <w:p>
-      <w:pPr>
-        <w:spacing w:before="2835" w:after="240"/>
-        <w:ind w:left="0"/>
-        <w:shd w:val="clear" w:color="auto" w:fill="F9FAFB"/>
-        <w:pBdr>
-          <w:left w:val="single" w:sz="6" w:space="6" w:color="D1D5DB"/>
-        </w:pBdr>
-      </w:pPr>
-      <w:r>
-        <w:rPr>
-          <w:rFonts w:ascii="Calibri" w:hAnsi="Calibri"/>
-          <w:i/>
-          <w:color w:val="ABB5BF"/>
-          <w:sz w:val="18"/>
-        </w:rPr>
-        <w:t>[ Insérer la capture d'écran ici ]</w:t>
-      </w:r>
+    <w:tbl>
+      <w:tblPr>
+        <w:tblStyle w:val="TableGrid"/>
+        <w:tblW w:type="auto" w:w="0"/>
+        <w:tblLook w:firstColumn="1" w:firstRow="1" w:lastColumn="0" w:lastRow="0" w:noHBand="0" w:noVBand="1" w:val="04A0"/>
+      </w:tblPr>
+      <w:tblGrid>
+        <w:gridCol w:w="9406"/>
+      </w:tblGrid>
+      <w:tr>
+        <w:trPr>
+          <w:trHeight w:val="3969" w:hRule="atLeast"/>
+        </w:trPr>
+        <w:tc>
+          <w:tcPr>
+            <w:tcW w:type="dxa" w:w="9406"/>
+            <w:shd w:val="clear" w:color="auto" w:fill="F9FAFB"/>
+          </w:tcPr>
+          <w:p>
+            <w:pPr>
+              <w:spacing w:before="1587"/>
+              <w:jc w:val="center"/>
+            </w:pPr>
+            <w:r>
+              <w:rPr>
+                <w:rFonts w:ascii="Calibri" w:hAnsi="Calibri"/>
+                <w:i/>
+                <w:color w:val="ABB5BF"/>
+                <w:sz w:val="18"/>
+              </w:rPr>
+              <w:t>[ Insérer la capture d'écran ici ]</w:t>
+            </w:r>
+          </w:p>
+        </w:tc>
+      </w:tr>
+    </w:tbl>
+    <w:p>
+      <w:pPr>
+        <w:spacing w:after="240"/>
+      </w:pPr>
     </w:p>
     <w:p>
       <w:pPr>
@@ -6660,24 +6812,46 @@
         <w:t>📸  📸 CAPTURE D'ÉCRAN — Centre de notifications (plusieurs types de notifications)</w:t>
       </w:r>
     </w:p>
-    <w:p>
-      <w:pPr>
-        <w:spacing w:before="2835" w:after="240"/>
-        <w:ind w:left="0"/>
-        <w:shd w:val="clear" w:color="auto" w:fill="F9FAFB"/>
-        <w:pBdr>
-          <w:left w:val="single" w:sz="6" w:space="6" w:color="D1D5DB"/>
-        </w:pBdr>
-      </w:pPr>
-      <w:r>
-        <w:rPr>
-          <w:rFonts w:ascii="Calibri" w:hAnsi="Calibri"/>
-          <w:i/>
-          <w:color w:val="ABB5BF"/>
-          <w:sz w:val="18"/>
-        </w:rPr>
-        <w:t>[ Insérer la capture d'écran ici ]</w:t>
-      </w:r>
+    <w:tbl>
+      <w:tblPr>
+        <w:tblStyle w:val="TableGrid"/>
+        <w:tblW w:type="auto" w:w="0"/>
+        <w:tblLook w:firstColumn="1" w:firstRow="1" w:lastColumn="0" w:lastRow="0" w:noHBand="0" w:noVBand="1" w:val="04A0"/>
+      </w:tblPr>
+      <w:tblGrid>
+        <w:gridCol w:w="9406"/>
+      </w:tblGrid>
+      <w:tr>
+        <w:trPr>
+          <w:trHeight w:val="3969" w:hRule="atLeast"/>
+        </w:trPr>
+        <w:tc>
+          <w:tcPr>
+            <w:tcW w:type="dxa" w:w="9406"/>
+            <w:shd w:val="clear" w:color="auto" w:fill="F9FAFB"/>
+          </w:tcPr>
+          <w:p>
+            <w:pPr>
+              <w:spacing w:before="1587"/>
+              <w:jc w:val="center"/>
+            </w:pPr>
+            <w:r>
+              <w:rPr>
+                <w:rFonts w:ascii="Calibri" w:hAnsi="Calibri"/>
+                <w:i/>
+                <w:color w:val="ABB5BF"/>
+                <w:sz w:val="18"/>
+              </w:rPr>
+              <w:t>[ Insérer la capture d'écran ici ]</w:t>
+            </w:r>
+          </w:p>
+        </w:tc>
+      </w:tr>
+    </w:tbl>
+    <w:p>
+      <w:pPr>
+        <w:spacing w:after="240"/>
+      </w:pPr>
     </w:p>
     <w:p>
       <w:pPr>
@@ -6698,24 +6872,46 @@
         <w:t>📸  📸 CAPTURE D'ÉCRAN — Notification non lue (fond coloré + point coloré + bouton "Effacer tout")</w:t>
       </w:r>
     </w:p>
-    <w:p>
-      <w:pPr>
-        <w:spacing w:before="2835" w:after="240"/>
-        <w:ind w:left="0"/>
-        <w:shd w:val="clear" w:color="auto" w:fill="F9FAFB"/>
-        <w:pBdr>
-          <w:left w:val="single" w:sz="6" w:space="6" w:color="D1D5DB"/>
-        </w:pBdr>
-      </w:pPr>
-      <w:r>
-        <w:rPr>
-          <w:rFonts w:ascii="Calibri" w:hAnsi="Calibri"/>
-          <w:i/>
-          <w:color w:val="ABB5BF"/>
-          <w:sz w:val="18"/>
-        </w:rPr>
-        <w:t>[ Insérer la capture d'écran ici ]</w:t>
-      </w:r>
+    <w:tbl>
+      <w:tblPr>
+        <w:tblStyle w:val="TableGrid"/>
+        <w:tblW w:type="auto" w:w="0"/>
+        <w:tblLook w:firstColumn="1" w:firstRow="1" w:lastColumn="0" w:lastRow="0" w:noHBand="0" w:noVBand="1" w:val="04A0"/>
+      </w:tblPr>
+      <w:tblGrid>
+        <w:gridCol w:w="9406"/>
+      </w:tblGrid>
+      <w:tr>
+        <w:trPr>
+          <w:trHeight w:val="3969" w:hRule="atLeast"/>
+        </w:trPr>
+        <w:tc>
+          <w:tcPr>
+            <w:tcW w:type="dxa" w:w="9406"/>
+            <w:shd w:val="clear" w:color="auto" w:fill="F9FAFB"/>
+          </w:tcPr>
+          <w:p>
+            <w:pPr>
+              <w:spacing w:before="1587"/>
+              <w:jc w:val="center"/>
+            </w:pPr>
+            <w:r>
+              <w:rPr>
+                <w:rFonts w:ascii="Calibri" w:hAnsi="Calibri"/>
+                <w:i/>
+                <w:color w:val="ABB5BF"/>
+                <w:sz w:val="18"/>
+              </w:rPr>
+              <w:t>[ Insérer la capture d'écran ici ]</w:t>
+            </w:r>
+          </w:p>
+        </w:tc>
+      </w:tr>
+    </w:tbl>
+    <w:p>
+      <w:pPr>
+        <w:spacing w:after="240"/>
+      </w:pPr>
     </w:p>
     <w:p>
       <w:pPr>
@@ -7837,24 +8033,46 @@
         <w:t>📸  📸 CAPTURE D'ÉCRAN — Matching : barre de recherche + pills rôle + pills secteur</w:t>
       </w:r>
     </w:p>
-    <w:p>
-      <w:pPr>
-        <w:spacing w:before="2835" w:after="240"/>
-        <w:ind w:left="0"/>
-        <w:shd w:val="clear" w:color="auto" w:fill="F9FAFB"/>
-        <w:pBdr>
-          <w:left w:val="single" w:sz="6" w:space="6" w:color="D1D5DB"/>
-        </w:pBdr>
-      </w:pPr>
-      <w:r>
-        <w:rPr>
-          <w:rFonts w:ascii="Calibri" w:hAnsi="Calibri"/>
-          <w:i/>
-          <w:color w:val="ABB5BF"/>
-          <w:sz w:val="18"/>
-        </w:rPr>
-        <w:t>[ Insérer la capture d'écran ici ]</w:t>
-      </w:r>
+    <w:tbl>
+      <w:tblPr>
+        <w:tblStyle w:val="TableGrid"/>
+        <w:tblW w:type="auto" w:w="0"/>
+        <w:tblLook w:firstColumn="1" w:firstRow="1" w:lastColumn="0" w:lastRow="0" w:noHBand="0" w:noVBand="1" w:val="04A0"/>
+      </w:tblPr>
+      <w:tblGrid>
+        <w:gridCol w:w="9406"/>
+      </w:tblGrid>
+      <w:tr>
+        <w:trPr>
+          <w:trHeight w:val="3969" w:hRule="atLeast"/>
+        </w:trPr>
+        <w:tc>
+          <w:tcPr>
+            <w:tcW w:type="dxa" w:w="9406"/>
+            <w:shd w:val="clear" w:color="auto" w:fill="F9FAFB"/>
+          </w:tcPr>
+          <w:p>
+            <w:pPr>
+              <w:spacing w:before="1587"/>
+              <w:jc w:val="center"/>
+            </w:pPr>
+            <w:r>
+              <w:rPr>
+                <w:rFonts w:ascii="Calibri" w:hAnsi="Calibri"/>
+                <w:i/>
+                <w:color w:val="ABB5BF"/>
+                <w:sz w:val="18"/>
+              </w:rPr>
+              <w:t>[ Insérer la capture d'écran ici ]</w:t>
+            </w:r>
+          </w:p>
+        </w:tc>
+      </w:tr>
+    </w:tbl>
+    <w:p>
+      <w:pPr>
+        <w:spacing w:after="240"/>
+      </w:pPr>
     </w:p>
     <w:p>
       <w:pPr>
@@ -7875,24 +8093,46 @@
         <w:t>📸  📸 CAPTURE D'ÉCRAN — Matching : recherche "tech" active + compteur de résultats</w:t>
       </w:r>
     </w:p>
-    <w:p>
-      <w:pPr>
-        <w:spacing w:before="2835" w:after="240"/>
-        <w:ind w:left="0"/>
-        <w:shd w:val="clear" w:color="auto" w:fill="F9FAFB"/>
-        <w:pBdr>
-          <w:left w:val="single" w:sz="6" w:space="6" w:color="D1D5DB"/>
-        </w:pBdr>
-      </w:pPr>
-      <w:r>
-        <w:rPr>
-          <w:rFonts w:ascii="Calibri" w:hAnsi="Calibri"/>
-          <w:i/>
-          <w:color w:val="ABB5BF"/>
-          <w:sz w:val="18"/>
-        </w:rPr>
-        <w:t>[ Insérer la capture d'écran ici ]</w:t>
-      </w:r>
+    <w:tbl>
+      <w:tblPr>
+        <w:tblStyle w:val="TableGrid"/>
+        <w:tblW w:type="auto" w:w="0"/>
+        <w:tblLook w:firstColumn="1" w:firstRow="1" w:lastColumn="0" w:lastRow="0" w:noHBand="0" w:noVBand="1" w:val="04A0"/>
+      </w:tblPr>
+      <w:tblGrid>
+        <w:gridCol w:w="9406"/>
+      </w:tblGrid>
+      <w:tr>
+        <w:trPr>
+          <w:trHeight w:val="3969" w:hRule="atLeast"/>
+        </w:trPr>
+        <w:tc>
+          <w:tcPr>
+            <w:tcW w:type="dxa" w:w="9406"/>
+            <w:shd w:val="clear" w:color="auto" w:fill="F9FAFB"/>
+          </w:tcPr>
+          <w:p>
+            <w:pPr>
+              <w:spacing w:before="1587"/>
+              <w:jc w:val="center"/>
+            </w:pPr>
+            <w:r>
+              <w:rPr>
+                <w:rFonts w:ascii="Calibri" w:hAnsi="Calibri"/>
+                <w:i/>
+                <w:color w:val="ABB5BF"/>
+                <w:sz w:val="18"/>
+              </w:rPr>
+              <w:t>[ Insérer la capture d'écran ici ]</w:t>
+            </w:r>
+          </w:p>
+        </w:tc>
+      </w:tr>
+    </w:tbl>
+    <w:p>
+      <w:pPr>
+        <w:spacing w:after="240"/>
+      </w:pPr>
     </w:p>
     <w:p>
       <w:pPr>
@@ -7913,24 +8153,46 @@
         <w:t>📸  📸 CAPTURE D'ÉCRAN — Matching : filtre "Mentor" + secteur "FinTech" actifs</w:t>
       </w:r>
     </w:p>
-    <w:p>
-      <w:pPr>
-        <w:spacing w:before="2835" w:after="240"/>
-        <w:ind w:left="0"/>
-        <w:shd w:val="clear" w:color="auto" w:fill="F9FAFB"/>
-        <w:pBdr>
-          <w:left w:val="single" w:sz="6" w:space="6" w:color="D1D5DB"/>
-        </w:pBdr>
-      </w:pPr>
-      <w:r>
-        <w:rPr>
-          <w:rFonts w:ascii="Calibri" w:hAnsi="Calibri"/>
-          <w:i/>
-          <w:color w:val="ABB5BF"/>
-          <w:sz w:val="18"/>
-        </w:rPr>
-        <w:t>[ Insérer la capture d'écran ici ]</w:t>
-      </w:r>
+    <w:tbl>
+      <w:tblPr>
+        <w:tblStyle w:val="TableGrid"/>
+        <w:tblW w:type="auto" w:w="0"/>
+        <w:tblLook w:firstColumn="1" w:firstRow="1" w:lastColumn="0" w:lastRow="0" w:noHBand="0" w:noVBand="1" w:val="04A0"/>
+      </w:tblPr>
+      <w:tblGrid>
+        <w:gridCol w:w="9406"/>
+      </w:tblGrid>
+      <w:tr>
+        <w:trPr>
+          <w:trHeight w:val="3969" w:hRule="atLeast"/>
+        </w:trPr>
+        <w:tc>
+          <w:tcPr>
+            <w:tcW w:type="dxa" w:w="9406"/>
+            <w:shd w:val="clear" w:color="auto" w:fill="F9FAFB"/>
+          </w:tcPr>
+          <w:p>
+            <w:pPr>
+              <w:spacing w:before="1587"/>
+              <w:jc w:val="center"/>
+            </w:pPr>
+            <w:r>
+              <w:rPr>
+                <w:rFonts w:ascii="Calibri" w:hAnsi="Calibri"/>
+                <w:i/>
+                <w:color w:val="ABB5BF"/>
+                <w:sz w:val="18"/>
+              </w:rPr>
+              <w:t>[ Insérer la capture d'écran ici ]</w:t>
+            </w:r>
+          </w:p>
+        </w:tc>
+      </w:tr>
+    </w:tbl>
+    <w:p>
+      <w:pPr>
+        <w:spacing w:after="240"/>
+      </w:pPr>
     </w:p>
     <w:p>
       <w:pPr>
@@ -7951,24 +8213,46 @@
         <w:t>📸  📸 CAPTURE D'ÉCRAN — Matching : filtre ville actif (dropdown)</w:t>
       </w:r>
     </w:p>
-    <w:p>
-      <w:pPr>
-        <w:spacing w:before="2835" w:after="240"/>
-        <w:ind w:left="0"/>
-        <w:shd w:val="clear" w:color="auto" w:fill="F9FAFB"/>
-        <w:pBdr>
-          <w:left w:val="single" w:sz="6" w:space="6" w:color="D1D5DB"/>
-        </w:pBdr>
-      </w:pPr>
-      <w:r>
-        <w:rPr>
-          <w:rFonts w:ascii="Calibri" w:hAnsi="Calibri"/>
-          <w:i/>
-          <w:color w:val="ABB5BF"/>
-          <w:sz w:val="18"/>
-        </w:rPr>
-        <w:t>[ Insérer la capture d'écran ici ]</w:t>
-      </w:r>
+    <w:tbl>
+      <w:tblPr>
+        <w:tblStyle w:val="TableGrid"/>
+        <w:tblW w:type="auto" w:w="0"/>
+        <w:tblLook w:firstColumn="1" w:firstRow="1" w:lastColumn="0" w:lastRow="0" w:noHBand="0" w:noVBand="1" w:val="04A0"/>
+      </w:tblPr>
+      <w:tblGrid>
+        <w:gridCol w:w="9406"/>
+      </w:tblGrid>
+      <w:tr>
+        <w:trPr>
+          <w:trHeight w:val="3969" w:hRule="atLeast"/>
+        </w:trPr>
+        <w:tc>
+          <w:tcPr>
+            <w:tcW w:type="dxa" w:w="9406"/>
+            <w:shd w:val="clear" w:color="auto" w:fill="F9FAFB"/>
+          </w:tcPr>
+          <w:p>
+            <w:pPr>
+              <w:spacing w:before="1587"/>
+              <w:jc w:val="center"/>
+            </w:pPr>
+            <w:r>
+              <w:rPr>
+                <w:rFonts w:ascii="Calibri" w:hAnsi="Calibri"/>
+                <w:i/>
+                <w:color w:val="ABB5BF"/>
+                <w:sz w:val="18"/>
+              </w:rPr>
+              <w:t>[ Insérer la capture d'écran ici ]</w:t>
+            </w:r>
+          </w:p>
+        </w:tc>
+      </w:tr>
+    </w:tbl>
+    <w:p>
+      <w:pPr>
+        <w:spacing w:after="240"/>
+      </w:pPr>
     </w:p>
     <w:p>
       <w:pPr>
@@ -7989,24 +8273,46 @@
         <w:t>📸  📸 CAPTURE D'ÉCRAN — Matching : bouton "Réinitialiser" visible dans l'AppBar</w:t>
       </w:r>
     </w:p>
-    <w:p>
-      <w:pPr>
-        <w:spacing w:before="2835" w:after="240"/>
-        <w:ind w:left="0"/>
-        <w:shd w:val="clear" w:color="auto" w:fill="F9FAFB"/>
-        <w:pBdr>
-          <w:left w:val="single" w:sz="6" w:space="6" w:color="D1D5DB"/>
-        </w:pBdr>
-      </w:pPr>
-      <w:r>
-        <w:rPr>
-          <w:rFonts w:ascii="Calibri" w:hAnsi="Calibri"/>
-          <w:i/>
-          <w:color w:val="ABB5BF"/>
-          <w:sz w:val="18"/>
-        </w:rPr>
-        <w:t>[ Insérer la capture d'écran ici ]</w:t>
-      </w:r>
+    <w:tbl>
+      <w:tblPr>
+        <w:tblStyle w:val="TableGrid"/>
+        <w:tblW w:type="auto" w:w="0"/>
+        <w:tblLook w:firstColumn="1" w:firstRow="1" w:lastColumn="0" w:lastRow="0" w:noHBand="0" w:noVBand="1" w:val="04A0"/>
+      </w:tblPr>
+      <w:tblGrid>
+        <w:gridCol w:w="9406"/>
+      </w:tblGrid>
+      <w:tr>
+        <w:trPr>
+          <w:trHeight w:val="3969" w:hRule="atLeast"/>
+        </w:trPr>
+        <w:tc>
+          <w:tcPr>
+            <w:tcW w:type="dxa" w:w="9406"/>
+            <w:shd w:val="clear" w:color="auto" w:fill="F9FAFB"/>
+          </w:tcPr>
+          <w:p>
+            <w:pPr>
+              <w:spacing w:before="1587"/>
+              <w:jc w:val="center"/>
+            </w:pPr>
+            <w:r>
+              <w:rPr>
+                <w:rFonts w:ascii="Calibri" w:hAnsi="Calibri"/>
+                <w:i/>
+                <w:color w:val="ABB5BF"/>
+                <w:sz w:val="18"/>
+              </w:rPr>
+              <w:t>[ Insérer la capture d'écran ici ]</w:t>
+            </w:r>
+          </w:p>
+        </w:tc>
+      </w:tr>
+    </w:tbl>
+    <w:p>
+      <w:pPr>
+        <w:spacing w:after="240"/>
+      </w:pPr>
     </w:p>
     <w:p>
       <w:pPr>
@@ -8027,31 +8333,62 @@
         <w:t>📸  📸 CAPTURE D'ÉCRAN — Matching : état vide (aucun résultat)</w:t>
       </w:r>
     </w:p>
-    <w:p>
-      <w:pPr>
-        <w:spacing w:before="2835" w:after="240"/>
-        <w:ind w:left="0"/>
-        <w:shd w:val="clear" w:color="auto" w:fill="F9FAFB"/>
-        <w:pBdr>
-          <w:left w:val="single" w:sz="6" w:space="6" w:color="D1D5DB"/>
-        </w:pBdr>
-      </w:pPr>
+    <w:tbl>
+      <w:tblPr>
+        <w:tblStyle w:val="TableGrid"/>
+        <w:tblW w:type="auto" w:w="0"/>
+        <w:tblLook w:firstColumn="1" w:firstRow="1" w:lastColumn="0" w:lastRow="0" w:noHBand="0" w:noVBand="1" w:val="04A0"/>
+      </w:tblPr>
+      <w:tblGrid>
+        <w:gridCol w:w="9406"/>
+      </w:tblGrid>
+      <w:tr>
+        <w:trPr>
+          <w:trHeight w:val="3969" w:hRule="atLeast"/>
+        </w:trPr>
+        <w:tc>
+          <w:tcPr>
+            <w:tcW w:type="dxa" w:w="9406"/>
+            <w:shd w:val="clear" w:color="auto" w:fill="F9FAFB"/>
+          </w:tcPr>
+          <w:p>
+            <w:pPr>
+              <w:spacing w:before="1587"/>
+              <w:jc w:val="center"/>
+            </w:pPr>
+            <w:r>
+              <w:rPr>
+                <w:rFonts w:ascii="Calibri" w:hAnsi="Calibri"/>
+                <w:i/>
+                <w:color w:val="ABB5BF"/>
+                <w:sz w:val="18"/>
+              </w:rPr>
+              <w:t>[ Insérer la capture d'écran ici ]</w:t>
+            </w:r>
+          </w:p>
+        </w:tc>
+      </w:tr>
+    </w:tbl>
+    <w:p>
+      <w:pPr>
+        <w:spacing w:after="240"/>
+      </w:pPr>
+    </w:p>
+    <w:p>
+      <w:pPr>
+        <w:pStyle w:val="Heading2"/>
+      </w:pPr>
+      <w:r>
+        <w:t>3. Géolocalisation GPS</w:t>
+      </w:r>
+    </w:p>
+    <w:p>
       <w:r>
         <w:rPr>
           <w:rFonts w:ascii="Calibri" w:hAnsi="Calibri"/>
-          <w:i/>
-          <w:color w:val="ABB5BF"/>
-          <w:sz w:val="18"/>
-        </w:rPr>
-        <w:t>[ Insérer la capture d'écran ici ]</w:t>
-      </w:r>
-    </w:p>
-    <w:p>
-      <w:pPr>
-        <w:pStyle w:val="Heading2"/>
-      </w:pPr>
-      <w:r>
-        <w:t>3. Géolocalisation GPS</w:t>
+          <w:sz w:val="22"/>
+        </w:rPr>
+        <w:t>La géolocalisation permet aux utilisateurs de trouver des mentors ou investisseurs proches géographiquement. Quand l'utilisateur appuie sur "Près de moi", l'application demande la permission d'accès à sa position, calcule la distance avec chaque profil membre en utilisant la formule Haversine, et trie les résultats du plus proche au plus loin. Cette fonctionnalité est particulièrement utile pour favoriser des rencontres en présentiel au Sénégal. Nous avons cartographié les coordonnées GPS de plus de 40 villes sénégalaises pour que le calcul fonctionne même avec les profils qui n'ont pas de coordonnées exactes.</w:t>
       </w:r>
     </w:p>
     <w:p>
@@ -10311,24 +10648,46 @@
         <w:t>📸  📸 CAPTURE D'ÉCRAN — Bouton "Près de moi" (état inactif)</w:t>
       </w:r>
     </w:p>
-    <w:p>
-      <w:pPr>
-        <w:spacing w:before="2835" w:after="240"/>
-        <w:ind w:left="0"/>
-        <w:shd w:val="clear" w:color="auto" w:fill="F9FAFB"/>
-        <w:pBdr>
-          <w:left w:val="single" w:sz="6" w:space="6" w:color="D1D5DB"/>
-        </w:pBdr>
-      </w:pPr>
-      <w:r>
-        <w:rPr>
-          <w:rFonts w:ascii="Calibri" w:hAnsi="Calibri"/>
-          <w:i/>
-          <w:color w:val="ABB5BF"/>
-          <w:sz w:val="18"/>
-        </w:rPr>
-        <w:t>[ Insérer la capture d'écran ici ]</w:t>
-      </w:r>
+    <w:tbl>
+      <w:tblPr>
+        <w:tblStyle w:val="TableGrid"/>
+        <w:tblW w:type="auto" w:w="0"/>
+        <w:tblLook w:firstColumn="1" w:firstRow="1" w:lastColumn="0" w:lastRow="0" w:noHBand="0" w:noVBand="1" w:val="04A0"/>
+      </w:tblPr>
+      <w:tblGrid>
+        <w:gridCol w:w="9406"/>
+      </w:tblGrid>
+      <w:tr>
+        <w:trPr>
+          <w:trHeight w:val="3969" w:hRule="atLeast"/>
+        </w:trPr>
+        <w:tc>
+          <w:tcPr>
+            <w:tcW w:type="dxa" w:w="9406"/>
+            <w:shd w:val="clear" w:color="auto" w:fill="F9FAFB"/>
+          </w:tcPr>
+          <w:p>
+            <w:pPr>
+              <w:spacing w:before="1587"/>
+              <w:jc w:val="center"/>
+            </w:pPr>
+            <w:r>
+              <w:rPr>
+                <w:rFonts w:ascii="Calibri" w:hAnsi="Calibri"/>
+                <w:i/>
+                <w:color w:val="ABB5BF"/>
+                <w:sz w:val="18"/>
+              </w:rPr>
+              <w:t>[ Insérer la capture d'écran ici ]</w:t>
+            </w:r>
+          </w:p>
+        </w:tc>
+      </w:tr>
+    </w:tbl>
+    <w:p>
+      <w:pPr>
+        <w:spacing w:after="240"/>
+      </w:pPr>
     </w:p>
     <w:p>
       <w:pPr>
@@ -10349,24 +10708,46 @@
         <w:t>📸  📸 CAPTURE D'ÉCRAN — Matching avec distances en km sur chaque carte</w:t>
       </w:r>
     </w:p>
-    <w:p>
-      <w:pPr>
-        <w:spacing w:before="2835" w:after="240"/>
-        <w:ind w:left="0"/>
-        <w:shd w:val="clear" w:color="auto" w:fill="F9FAFB"/>
-        <w:pBdr>
-          <w:left w:val="single" w:sz="6" w:space="6" w:color="D1D5DB"/>
-        </w:pBdr>
-      </w:pPr>
-      <w:r>
-        <w:rPr>
-          <w:rFonts w:ascii="Calibri" w:hAnsi="Calibri"/>
-          <w:i/>
-          <w:color w:val="ABB5BF"/>
-          <w:sz w:val="18"/>
-        </w:rPr>
-        <w:t>[ Insérer la capture d'écran ici ]</w:t>
-      </w:r>
+    <w:tbl>
+      <w:tblPr>
+        <w:tblStyle w:val="TableGrid"/>
+        <w:tblW w:type="auto" w:w="0"/>
+        <w:tblLook w:firstColumn="1" w:firstRow="1" w:lastColumn="0" w:lastRow="0" w:noHBand="0" w:noVBand="1" w:val="04A0"/>
+      </w:tblPr>
+      <w:tblGrid>
+        <w:gridCol w:w="9406"/>
+      </w:tblGrid>
+      <w:tr>
+        <w:trPr>
+          <w:trHeight w:val="3969" w:hRule="atLeast"/>
+        </w:trPr>
+        <w:tc>
+          <w:tcPr>
+            <w:tcW w:type="dxa" w:w="9406"/>
+            <w:shd w:val="clear" w:color="auto" w:fill="F9FAFB"/>
+          </w:tcPr>
+          <w:p>
+            <w:pPr>
+              <w:spacing w:before="1587"/>
+              <w:jc w:val="center"/>
+            </w:pPr>
+            <w:r>
+              <w:rPr>
+                <w:rFonts w:ascii="Calibri" w:hAnsi="Calibri"/>
+                <w:i/>
+                <w:color w:val="ABB5BF"/>
+                <w:sz w:val="18"/>
+              </w:rPr>
+              <w:t>[ Insérer la capture d'écran ici ]</w:t>
+            </w:r>
+          </w:p>
+        </w:tc>
+      </w:tr>
+    </w:tbl>
+    <w:p>
+      <w:pPr>
+        <w:spacing w:after="240"/>
+      </w:pPr>
     </w:p>
     <w:p>
       <w:pPr>
@@ -10387,31 +10768,62 @@
         <w:t>📸  📸 CAPTURE D'ÉCRAN — Bouton "Trié par distance ✓" (état actif, violet)</w:t>
       </w:r>
     </w:p>
-    <w:p>
-      <w:pPr>
-        <w:spacing w:before="2835" w:after="240"/>
-        <w:ind w:left="0"/>
-        <w:shd w:val="clear" w:color="auto" w:fill="F9FAFB"/>
-        <w:pBdr>
-          <w:left w:val="single" w:sz="6" w:space="6" w:color="D1D5DB"/>
-        </w:pBdr>
-      </w:pPr>
+    <w:tbl>
+      <w:tblPr>
+        <w:tblStyle w:val="TableGrid"/>
+        <w:tblW w:type="auto" w:w="0"/>
+        <w:tblLook w:firstColumn="1" w:firstRow="1" w:lastColumn="0" w:lastRow="0" w:noHBand="0" w:noVBand="1" w:val="04A0"/>
+      </w:tblPr>
+      <w:tblGrid>
+        <w:gridCol w:w="9406"/>
+      </w:tblGrid>
+      <w:tr>
+        <w:trPr>
+          <w:trHeight w:val="3969" w:hRule="atLeast"/>
+        </w:trPr>
+        <w:tc>
+          <w:tcPr>
+            <w:tcW w:type="dxa" w:w="9406"/>
+            <w:shd w:val="clear" w:color="auto" w:fill="F9FAFB"/>
+          </w:tcPr>
+          <w:p>
+            <w:pPr>
+              <w:spacing w:before="1587"/>
+              <w:jc w:val="center"/>
+            </w:pPr>
+            <w:r>
+              <w:rPr>
+                <w:rFonts w:ascii="Calibri" w:hAnsi="Calibri"/>
+                <w:i/>
+                <w:color w:val="ABB5BF"/>
+                <w:sz w:val="18"/>
+              </w:rPr>
+              <w:t>[ Insérer la capture d'écran ici ]</w:t>
+            </w:r>
+          </w:p>
+        </w:tc>
+      </w:tr>
+    </w:tbl>
+    <w:p>
+      <w:pPr>
+        <w:spacing w:after="240"/>
+      </w:pPr>
+    </w:p>
+    <w:p>
+      <w:pPr>
+        <w:pStyle w:val="Heading2"/>
+      </w:pPr>
+      <w:r>
+        <w:t>4. Chatbot IA — DIALI</w:t>
+      </w:r>
+    </w:p>
+    <w:p>
       <w:r>
         <w:rPr>
           <w:rFonts w:ascii="Calibri" w:hAnsi="Calibri"/>
-          <w:i/>
-          <w:color w:val="ABB5BF"/>
-          <w:sz w:val="18"/>
-        </w:rPr>
-        <w:t>[ Insérer la capture d'écran ici ]</w:t>
-      </w:r>
-    </w:p>
-    <w:p>
-      <w:pPr>
-        <w:pStyle w:val="Heading2"/>
-      </w:pPr>
-      <w:r>
-        <w:t>4. Chatbot IA — DIALI</w:t>
+          <w:sz w:val="22"/>
+        </w:rPr>
+        <w:t>DIALI est l'assistant intelligent intégré à DIAPALER AFRICA. Il est alimenté par le modèle Llama 3.1-8b-instant de Groq, accessible via un proxy Cloudflare Worker qui protège la clé API côté serveur. DIALI peut répondre aux questions des entrepreneurs sur le financement, la création d'entreprise au Sénégal, et orienter vers les bonnes ressources comme la DER, le FJ ou la BNDE. Son nom vient du wolof "aller de l'avant", ce qui reflète bien son rôle d'encouragement et d'orientation dans l'application.</w:t>
       </w:r>
     </w:p>
     <w:p>
@@ -11873,24 +12285,46 @@
         <w:t>📸  📸 CAPTURE D'ÉCRAN — FAB chatbot DIALI (bouton doré avec anneau pulsant amber)</w:t>
       </w:r>
     </w:p>
-    <w:p>
-      <w:pPr>
-        <w:spacing w:before="2835" w:after="240"/>
-        <w:ind w:left="0"/>
-        <w:shd w:val="clear" w:color="auto" w:fill="F9FAFB"/>
-        <w:pBdr>
-          <w:left w:val="single" w:sz="6" w:space="6" w:color="D1D5DB"/>
-        </w:pBdr>
-      </w:pPr>
-      <w:r>
-        <w:rPr>
-          <w:rFonts w:ascii="Calibri" w:hAnsi="Calibri"/>
-          <w:i/>
-          <w:color w:val="ABB5BF"/>
-          <w:sz w:val="18"/>
-        </w:rPr>
-        <w:t>[ Insérer la capture d'écran ici ]</w:t>
-      </w:r>
+    <w:tbl>
+      <w:tblPr>
+        <w:tblStyle w:val="TableGrid"/>
+        <w:tblW w:type="auto" w:w="0"/>
+        <w:tblLook w:firstColumn="1" w:firstRow="1" w:lastColumn="0" w:lastRow="0" w:noHBand="0" w:noVBand="1" w:val="04A0"/>
+      </w:tblPr>
+      <w:tblGrid>
+        <w:gridCol w:w="9406"/>
+      </w:tblGrid>
+      <w:tr>
+        <w:trPr>
+          <w:trHeight w:val="3969" w:hRule="atLeast"/>
+        </w:trPr>
+        <w:tc>
+          <w:tcPr>
+            <w:tcW w:type="dxa" w:w="9406"/>
+            <w:shd w:val="clear" w:color="auto" w:fill="F9FAFB"/>
+          </w:tcPr>
+          <w:p>
+            <w:pPr>
+              <w:spacing w:before="1587"/>
+              <w:jc w:val="center"/>
+            </w:pPr>
+            <w:r>
+              <w:rPr>
+                <w:rFonts w:ascii="Calibri" w:hAnsi="Calibri"/>
+                <w:i/>
+                <w:color w:val="ABB5BF"/>
+                <w:sz w:val="18"/>
+              </w:rPr>
+              <w:t>[ Insérer la capture d'écran ici ]</w:t>
+            </w:r>
+          </w:p>
+        </w:tc>
+      </w:tr>
+    </w:tbl>
+    <w:p>
+      <w:pPr>
+        <w:spacing w:after="240"/>
+      </w:pPr>
     </w:p>
     <w:p>
       <w:pPr>
@@ -14336,24 +14770,46 @@
         <w:t>📸  📸 CAPTURE D'ÉCRAN — Chatbot DIALI IA (message de bienvenue personnalisé)</w:t>
       </w:r>
     </w:p>
-    <w:p>
-      <w:pPr>
-        <w:spacing w:before="2835" w:after="240"/>
-        <w:ind w:left="0"/>
-        <w:shd w:val="clear" w:color="auto" w:fill="F9FAFB"/>
-        <w:pBdr>
-          <w:left w:val="single" w:sz="6" w:space="6" w:color="D1D5DB"/>
-        </w:pBdr>
-      </w:pPr>
-      <w:r>
-        <w:rPr>
-          <w:rFonts w:ascii="Calibri" w:hAnsi="Calibri"/>
-          <w:i/>
-          <w:color w:val="ABB5BF"/>
-          <w:sz w:val="18"/>
-        </w:rPr>
-        <w:t>[ Insérer la capture d'écran ici ]</w:t>
-      </w:r>
+    <w:tbl>
+      <w:tblPr>
+        <w:tblStyle w:val="TableGrid"/>
+        <w:tblW w:type="auto" w:w="0"/>
+        <w:tblLook w:firstColumn="1" w:firstRow="1" w:lastColumn="0" w:lastRow="0" w:noHBand="0" w:noVBand="1" w:val="04A0"/>
+      </w:tblPr>
+      <w:tblGrid>
+        <w:gridCol w:w="9406"/>
+      </w:tblGrid>
+      <w:tr>
+        <w:trPr>
+          <w:trHeight w:val="3969" w:hRule="atLeast"/>
+        </w:trPr>
+        <w:tc>
+          <w:tcPr>
+            <w:tcW w:type="dxa" w:w="9406"/>
+            <w:shd w:val="clear" w:color="auto" w:fill="F9FAFB"/>
+          </w:tcPr>
+          <w:p>
+            <w:pPr>
+              <w:spacing w:before="1587"/>
+              <w:jc w:val="center"/>
+            </w:pPr>
+            <w:r>
+              <w:rPr>
+                <w:rFonts w:ascii="Calibri" w:hAnsi="Calibri"/>
+                <w:i/>
+                <w:color w:val="ABB5BF"/>
+                <w:sz w:val="18"/>
+              </w:rPr>
+              <w:t>[ Insérer la capture d'écran ici ]</w:t>
+            </w:r>
+          </w:p>
+        </w:tc>
+      </w:tr>
+    </w:tbl>
+    <w:p>
+      <w:pPr>
+        <w:spacing w:after="240"/>
+      </w:pPr>
     </w:p>
     <w:p>
       <w:pPr>
@@ -14374,24 +14830,46 @@
         <w:t>📸  📸 CAPTURE D'ÉCRAN — Chatbot DIALI IA (conversation active)</w:t>
       </w:r>
     </w:p>
-    <w:p>
-      <w:pPr>
-        <w:spacing w:before="2835" w:after="240"/>
-        <w:ind w:left="0"/>
-        <w:shd w:val="clear" w:color="auto" w:fill="F9FAFB"/>
-        <w:pBdr>
-          <w:left w:val="single" w:sz="6" w:space="6" w:color="D1D5DB"/>
-        </w:pBdr>
-      </w:pPr>
-      <w:r>
-        <w:rPr>
-          <w:rFonts w:ascii="Calibri" w:hAnsi="Calibri"/>
-          <w:i/>
-          <w:color w:val="ABB5BF"/>
-          <w:sz w:val="18"/>
-        </w:rPr>
-        <w:t>[ Insérer la capture d'écran ici ]</w:t>
-      </w:r>
+    <w:tbl>
+      <w:tblPr>
+        <w:tblStyle w:val="TableGrid"/>
+        <w:tblW w:type="auto" w:w="0"/>
+        <w:tblLook w:firstColumn="1" w:firstRow="1" w:lastColumn="0" w:lastRow="0" w:noHBand="0" w:noVBand="1" w:val="04A0"/>
+      </w:tblPr>
+      <w:tblGrid>
+        <w:gridCol w:w="9406"/>
+      </w:tblGrid>
+      <w:tr>
+        <w:trPr>
+          <w:trHeight w:val="3969" w:hRule="atLeast"/>
+        </w:trPr>
+        <w:tc>
+          <w:tcPr>
+            <w:tcW w:type="dxa" w:w="9406"/>
+            <w:shd w:val="clear" w:color="auto" w:fill="F9FAFB"/>
+          </w:tcPr>
+          <w:p>
+            <w:pPr>
+              <w:spacing w:before="1587"/>
+              <w:jc w:val="center"/>
+            </w:pPr>
+            <w:r>
+              <w:rPr>
+                <w:rFonts w:ascii="Calibri" w:hAnsi="Calibri"/>
+                <w:i/>
+                <w:color w:val="ABB5BF"/>
+                <w:sz w:val="18"/>
+              </w:rPr>
+              <w:t>[ Insérer la capture d'écran ici ]</w:t>
+            </w:r>
+          </w:p>
+        </w:tc>
+      </w:tr>
+    </w:tbl>
+    <w:p>
+      <w:pPr>
+        <w:spacing w:after="240"/>
+      </w:pPr>
     </w:p>
     <w:p>
       <w:pPr>
@@ -14412,31 +14890,77 @@
         <w:t>📸  📸 CAPTURE D'ÉCRAN — Indicateur de frappe "..." pendant la génération</w:t>
       </w:r>
     </w:p>
-    <w:p>
-      <w:pPr>
-        <w:spacing w:before="2835" w:after="240"/>
-        <w:ind w:left="0"/>
-        <w:shd w:val="clear" w:color="auto" w:fill="F9FAFB"/>
-        <w:pBdr>
-          <w:left w:val="single" w:sz="6" w:space="6" w:color="D1D5DB"/>
-        </w:pBdr>
-      </w:pPr>
+    <w:tbl>
+      <w:tblPr>
+        <w:tblStyle w:val="TableGrid"/>
+        <w:tblW w:type="auto" w:w="0"/>
+        <w:tblLook w:firstColumn="1" w:firstRow="1" w:lastColumn="0" w:lastRow="0" w:noHBand="0" w:noVBand="1" w:val="04A0"/>
+      </w:tblPr>
+      <w:tblGrid>
+        <w:gridCol w:w="9406"/>
+      </w:tblGrid>
+      <w:tr>
+        <w:trPr>
+          <w:trHeight w:val="3969" w:hRule="atLeast"/>
+        </w:trPr>
+        <w:tc>
+          <w:tcPr>
+            <w:tcW w:type="dxa" w:w="9406"/>
+            <w:shd w:val="clear" w:color="auto" w:fill="F9FAFB"/>
+          </w:tcPr>
+          <w:p>
+            <w:pPr>
+              <w:spacing w:before="1587"/>
+              <w:jc w:val="center"/>
+            </w:pPr>
+            <w:r>
+              <w:rPr>
+                <w:rFonts w:ascii="Calibri" w:hAnsi="Calibri"/>
+                <w:i/>
+                <w:color w:val="ABB5BF"/>
+                <w:sz w:val="18"/>
+              </w:rPr>
+              <w:t>[ Insérer la capture d'écran ici ]</w:t>
+            </w:r>
+          </w:p>
+        </w:tc>
+      </w:tr>
+    </w:tbl>
+    <w:p>
+      <w:pPr>
+        <w:spacing w:after="240"/>
+      </w:pPr>
+    </w:p>
+    <w:p>
+      <w:pPr>
+        <w:pStyle w:val="Heading2"/>
+      </w:pPr>
+      <w:r>
+        <w:t>5. Messagerie temps réel</w:t>
+      </w:r>
+    </w:p>
+    <w:p>
       <w:r>
         <w:rPr>
           <w:rFonts w:ascii="Calibri" w:hAnsi="Calibri"/>
-          <w:i/>
-          <w:color w:val="ABB5BF"/>
-          <w:sz w:val="18"/>
-        </w:rPr>
-        <w:t>[ Insérer la capture d'écran ici ]</w:t>
-      </w:r>
-    </w:p>
-    <w:p>
-      <w:pPr>
-        <w:pStyle w:val="Heading2"/>
-      </w:pPr>
-      <w:r>
-        <w:t>5. Messagerie temps réel</w:t>
+          <w:sz w:val="22"/>
+        </w:rPr>
+        <w:t xml:space="preserve">La messagerie est la fonctionnalité qui permet aux membres de DIAPALER AFRICA de communiquer directement après qu'une relation ait été établie. Elle repose entièrement sur Firebase Realtime Database en mode WebSocket, ce qui garantit la livraison instantanée des messages sans polling. Nous avons choisi d'implémenter un système de badge global via </w:t>
+      </w:r>
+      <w:r>
+        <w:rPr>
+          <w:rFonts w:ascii="Courier New" w:hAnsi="Courier New"/>
+          <w:color w:val="DC2626"/>
+          <w:sz w:val="20"/>
+        </w:rPr>
+        <w:t>ValueNotifier</w:t>
+      </w:r>
+      <w:r>
+        <w:rPr>
+          <w:rFonts w:ascii="Calibri" w:hAnsi="Calibri"/>
+          <w:sz w:val="22"/>
+        </w:rPr>
+        <w:t xml:space="preserve"> pour que le nombre de messages non lus soit visible depuis n'importe quel onglet de l'application, même quand l'utilisateur n'est pas sur la page de messagerie.</w:t>
       </w:r>
     </w:p>
     <w:p>
@@ -15250,6 +15774,30 @@
       </w:r>
     </w:p>
     <w:p>
+      <w:r>
+        <w:rPr>
+          <w:rFonts w:ascii="Calibri" w:hAnsi="Calibri"/>
+          <w:sz w:val="22"/>
+        </w:rPr>
+        <w:t xml:space="preserve">La liste des conversations affiche toutes les discussions actives de l'utilisateur, triées par date du dernier message. Chaque tuile montre le nom du contact, l'aperçu du dernier message, et le nombre de messages non lus en badge rouge. La liste se met à jour automatiquement grâce au </w:t>
+      </w:r>
+      <w:r>
+        <w:rPr>
+          <w:rFonts w:ascii="Courier New" w:hAnsi="Courier New"/>
+          <w:color w:val="DC2626"/>
+          <w:sz w:val="20"/>
+        </w:rPr>
+        <w:t>StreamBuilder</w:t>
+      </w:r>
+      <w:r>
+        <w:rPr>
+          <w:rFonts w:ascii="Calibri" w:hAnsi="Calibri"/>
+          <w:sz w:val="22"/>
+        </w:rPr>
+        <w:t xml:space="preserve"> connecté en temps réel à Firebase.</w:t>
+      </w:r>
+    </w:p>
+    <w:p>
       <w:pPr>
         <w:spacing w:before="0" w:after="0"/>
         <w:ind w:left="283"/>
@@ -15635,6 +16183,15 @@
       </w:pPr>
       <w:r>
         <w:t>5.3 Chat individuel</w:t>
+      </w:r>
+    </w:p>
+    <w:p>
+      <w:r>
+        <w:rPr>
+          <w:rFonts w:ascii="Calibri" w:hAnsi="Calibri"/>
+          <w:sz w:val="22"/>
+        </w:rPr>
+        <w:t>Le chat individuel fonctionne en WebSocket pur : chaque message envoyé est écrit dans Firebase et reçu instantanément par l'autre utilisateur sans délai visible. Les bulles sont alignées à droite pour l'utilisateur connecté et à gauche pour son interlocuteur. Le scroll automatique vers le bas garantit que le dernier message est toujours visible à l'arrivée d'un nouveau message.</w:t>
       </w:r>
     </w:p>
     <w:p>
@@ -15961,24 +16518,46 @@
         <w:t>📸  📸 CAPTURE D'ÉCRAN — Badge rouge sur l'onglet Messages (NavBar)</w:t>
       </w:r>
     </w:p>
-    <w:p>
-      <w:pPr>
-        <w:spacing w:before="2835" w:after="240"/>
-        <w:ind w:left="0"/>
-        <w:shd w:val="clear" w:color="auto" w:fill="F9FAFB"/>
-        <w:pBdr>
-          <w:left w:val="single" w:sz="6" w:space="6" w:color="D1D5DB"/>
-        </w:pBdr>
-      </w:pPr>
-      <w:r>
-        <w:rPr>
-          <w:rFonts w:ascii="Calibri" w:hAnsi="Calibri"/>
-          <w:i/>
-          <w:color w:val="ABB5BF"/>
-          <w:sz w:val="18"/>
-        </w:rPr>
-        <w:t>[ Insérer la capture d'écran ici ]</w:t>
-      </w:r>
+    <w:tbl>
+      <w:tblPr>
+        <w:tblStyle w:val="TableGrid"/>
+        <w:tblW w:type="auto" w:w="0"/>
+        <w:tblLook w:firstColumn="1" w:firstRow="1" w:lastColumn="0" w:lastRow="0" w:noHBand="0" w:noVBand="1" w:val="04A0"/>
+      </w:tblPr>
+      <w:tblGrid>
+        <w:gridCol w:w="9406"/>
+      </w:tblGrid>
+      <w:tr>
+        <w:trPr>
+          <w:trHeight w:val="3969" w:hRule="atLeast"/>
+        </w:trPr>
+        <w:tc>
+          <w:tcPr>
+            <w:tcW w:type="dxa" w:w="9406"/>
+            <w:shd w:val="clear" w:color="auto" w:fill="F9FAFB"/>
+          </w:tcPr>
+          <w:p>
+            <w:pPr>
+              <w:spacing w:before="1587"/>
+              <w:jc w:val="center"/>
+            </w:pPr>
+            <w:r>
+              <w:rPr>
+                <w:rFonts w:ascii="Calibri" w:hAnsi="Calibri"/>
+                <w:i/>
+                <w:color w:val="ABB5BF"/>
+                <w:sz w:val="18"/>
+              </w:rPr>
+              <w:t>[ Insérer la capture d'écran ici ]</w:t>
+            </w:r>
+          </w:p>
+        </w:tc>
+      </w:tr>
+    </w:tbl>
+    <w:p>
+      <w:pPr>
+        <w:spacing w:after="240"/>
+      </w:pPr>
     </w:p>
     <w:p>
       <w:pPr>
@@ -15999,24 +16578,46 @@
         <w:t>📸  📸 CAPTURE D'ÉCRAN — Messagerie : liste des conversations</w:t>
       </w:r>
     </w:p>
-    <w:p>
-      <w:pPr>
-        <w:spacing w:before="2835" w:after="240"/>
-        <w:ind w:left="0"/>
-        <w:shd w:val="clear" w:color="auto" w:fill="F9FAFB"/>
-        <w:pBdr>
-          <w:left w:val="single" w:sz="6" w:space="6" w:color="D1D5DB"/>
-        </w:pBdr>
-      </w:pPr>
-      <w:r>
-        <w:rPr>
-          <w:rFonts w:ascii="Calibri" w:hAnsi="Calibri"/>
-          <w:i/>
-          <w:color w:val="ABB5BF"/>
-          <w:sz w:val="18"/>
-        </w:rPr>
-        <w:t>[ Insérer la capture d'écran ici ]</w:t>
-      </w:r>
+    <w:tbl>
+      <w:tblPr>
+        <w:tblStyle w:val="TableGrid"/>
+        <w:tblW w:type="auto" w:w="0"/>
+        <w:tblLook w:firstColumn="1" w:firstRow="1" w:lastColumn="0" w:lastRow="0" w:noHBand="0" w:noVBand="1" w:val="04A0"/>
+      </w:tblPr>
+      <w:tblGrid>
+        <w:gridCol w:w="9406"/>
+      </w:tblGrid>
+      <w:tr>
+        <w:trPr>
+          <w:trHeight w:val="3969" w:hRule="atLeast"/>
+        </w:trPr>
+        <w:tc>
+          <w:tcPr>
+            <w:tcW w:type="dxa" w:w="9406"/>
+            <w:shd w:val="clear" w:color="auto" w:fill="F9FAFB"/>
+          </w:tcPr>
+          <w:p>
+            <w:pPr>
+              <w:spacing w:before="1587"/>
+              <w:jc w:val="center"/>
+            </w:pPr>
+            <w:r>
+              <w:rPr>
+                <w:rFonts w:ascii="Calibri" w:hAnsi="Calibri"/>
+                <w:i/>
+                <w:color w:val="ABB5BF"/>
+                <w:sz w:val="18"/>
+              </w:rPr>
+              <w:t>[ Insérer la capture d'écran ici ]</w:t>
+            </w:r>
+          </w:p>
+        </w:tc>
+      </w:tr>
+    </w:tbl>
+    <w:p>
+      <w:pPr>
+        <w:spacing w:after="240"/>
+      </w:pPr>
     </w:p>
     <w:p>
       <w:pPr>
@@ -16037,31 +16638,62 @@
         <w:t>📸  📸 CAPTURE D'ÉCRAN — Chat individuel (messages en temps réel)</w:t>
       </w:r>
     </w:p>
-    <w:p>
-      <w:pPr>
-        <w:spacing w:before="2835" w:after="240"/>
-        <w:ind w:left="0"/>
-        <w:shd w:val="clear" w:color="auto" w:fill="F9FAFB"/>
-        <w:pBdr>
-          <w:left w:val="single" w:sz="6" w:space="6" w:color="D1D5DB"/>
-        </w:pBdr>
-      </w:pPr>
+    <w:tbl>
+      <w:tblPr>
+        <w:tblStyle w:val="TableGrid"/>
+        <w:tblW w:type="auto" w:w="0"/>
+        <w:tblLook w:firstColumn="1" w:firstRow="1" w:lastColumn="0" w:lastRow="0" w:noHBand="0" w:noVBand="1" w:val="04A0"/>
+      </w:tblPr>
+      <w:tblGrid>
+        <w:gridCol w:w="9406"/>
+      </w:tblGrid>
+      <w:tr>
+        <w:trPr>
+          <w:trHeight w:val="3969" w:hRule="atLeast"/>
+        </w:trPr>
+        <w:tc>
+          <w:tcPr>
+            <w:tcW w:type="dxa" w:w="9406"/>
+            <w:shd w:val="clear" w:color="auto" w:fill="F9FAFB"/>
+          </w:tcPr>
+          <w:p>
+            <w:pPr>
+              <w:spacing w:before="1587"/>
+              <w:jc w:val="center"/>
+            </w:pPr>
+            <w:r>
+              <w:rPr>
+                <w:rFonts w:ascii="Calibri" w:hAnsi="Calibri"/>
+                <w:i/>
+                <w:color w:val="ABB5BF"/>
+                <w:sz w:val="18"/>
+              </w:rPr>
+              <w:t>[ Insérer la capture d'écran ici ]</w:t>
+            </w:r>
+          </w:p>
+        </w:tc>
+      </w:tr>
+    </w:tbl>
+    <w:p>
+      <w:pPr>
+        <w:spacing w:after="240"/>
+      </w:pPr>
+    </w:p>
+    <w:p>
+      <w:pPr>
+        <w:pStyle w:val="Heading2"/>
+      </w:pPr>
+      <w:r>
+        <w:t>6. Fonctionnalités supplémentaires bonus</w:t>
+      </w:r>
+    </w:p>
+    <w:p>
       <w:r>
         <w:rPr>
           <w:rFonts w:ascii="Calibri" w:hAnsi="Calibri"/>
-          <w:i/>
-          <w:color w:val="ABB5BF"/>
-          <w:sz w:val="18"/>
-        </w:rPr>
-        <w:t>[ Insérer la capture d'écran ici ]</w:t>
-      </w:r>
-    </w:p>
-    <w:p>
-      <w:pPr>
-        <w:pStyle w:val="Heading2"/>
-      </w:pPr>
-      <w:r>
-        <w:t>6. Fonctionnalités supplémentaires bonus</w:t>
+          <w:sz w:val="22"/>
+        </w:rPr>
+        <w:t>Ces fonctionnalités ont été développées en dehors du cahier des charges initial pour enrichir l'expérience utilisateur. Elles couvrent la gestion complète du cycle de vie d'une relation de mentorat : de la prise de contact à la réservation de sessions, en passant par la gestion des disponibilités du mentor et l'envoi de demandes formelles. Chacune de ces fonctionnalités est synchronisée avec Firebase en temps réel.</w:t>
       </w:r>
     </w:p>
     <w:p>
@@ -18305,31 +18937,62 @@
         <w:t>📸  📸 CAPTURE D'ÉCRAN — Agenda : sessions à venir (date + heure + bouton "Annuler le rendez-vous")</w:t>
       </w:r>
     </w:p>
-    <w:p>
-      <w:pPr>
-        <w:spacing w:before="2835" w:after="240"/>
-        <w:ind w:left="0"/>
-        <w:shd w:val="clear" w:color="auto" w:fill="F9FAFB"/>
-        <w:pBdr>
-          <w:left w:val="single" w:sz="6" w:space="6" w:color="D1D5DB"/>
-        </w:pBdr>
-      </w:pPr>
+    <w:tbl>
+      <w:tblPr>
+        <w:tblStyle w:val="TableGrid"/>
+        <w:tblW w:type="auto" w:w="0"/>
+        <w:tblLook w:firstColumn="1" w:firstRow="1" w:lastColumn="0" w:lastRow="0" w:noHBand="0" w:noVBand="1" w:val="04A0"/>
+      </w:tblPr>
+      <w:tblGrid>
+        <w:gridCol w:w="9406"/>
+      </w:tblGrid>
+      <w:tr>
+        <w:trPr>
+          <w:trHeight w:val="3969" w:hRule="atLeast"/>
+        </w:trPr>
+        <w:tc>
+          <w:tcPr>
+            <w:tcW w:type="dxa" w:w="9406"/>
+            <w:shd w:val="clear" w:color="auto" w:fill="F9FAFB"/>
+          </w:tcPr>
+          <w:p>
+            <w:pPr>
+              <w:spacing w:before="1587"/>
+              <w:jc w:val="center"/>
+            </w:pPr>
+            <w:r>
+              <w:rPr>
+                <w:rFonts w:ascii="Calibri" w:hAnsi="Calibri"/>
+                <w:i/>
+                <w:color w:val="ABB5BF"/>
+                <w:sz w:val="18"/>
+              </w:rPr>
+              <w:t>[ Insérer la capture d'écran ici ]</w:t>
+            </w:r>
+          </w:p>
+        </w:tc>
+      </w:tr>
+    </w:tbl>
+    <w:p>
+      <w:pPr>
+        <w:spacing w:after="240"/>
+      </w:pPr>
+    </w:p>
+    <w:p>
+      <w:pPr>
+        <w:pStyle w:val="Heading3"/>
+      </w:pPr>
+      <w:r>
+        <w:t>6.2 Planning (disponibilités mentor)</w:t>
+      </w:r>
+    </w:p>
+    <w:p>
       <w:r>
         <w:rPr>
           <w:rFonts w:ascii="Calibri" w:hAnsi="Calibri"/>
-          <w:i/>
-          <w:color w:val="ABB5BF"/>
-          <w:sz w:val="18"/>
-        </w:rPr>
-        <w:t>[ Insérer la capture d'écran ici ]</w:t>
-      </w:r>
-    </w:p>
-    <w:p>
-      <w:pPr>
-        <w:pStyle w:val="Heading3"/>
-      </w:pPr>
-      <w:r>
-        <w:t>6.2 Planning (disponibilités mentor)</w:t>
+          <w:sz w:val="22"/>
+        </w:rPr>
+        <w:t>La page Planning est accessible uniquement aux mentors depuis leur agenda. Elle leur permet de définir les créneaux horaires où ils sont disponibles pour des sessions. Ces créneaux sont ensuite visibles sur la page de détail du mentor, et c'est à partir de cette liste que l'entrepreneur choisit son créneau lors de la réservation. Toute modification se propage en temps réel grâce au stream Firebase.</w:t>
       </w:r>
     </w:p>
     <w:p>
@@ -18536,31 +19199,62 @@
         <w:t>📸  📸 CAPTURE D'ÉCRAN — Planning du mentor : créneaux disponibles</w:t>
       </w:r>
     </w:p>
-    <w:p>
-      <w:pPr>
-        <w:spacing w:before="2835" w:after="240"/>
-        <w:ind w:left="0"/>
-        <w:shd w:val="clear" w:color="auto" w:fill="F9FAFB"/>
-        <w:pBdr>
-          <w:left w:val="single" w:sz="6" w:space="6" w:color="D1D5DB"/>
-        </w:pBdr>
-      </w:pPr>
+    <w:tbl>
+      <w:tblPr>
+        <w:tblStyle w:val="TableGrid"/>
+        <w:tblW w:type="auto" w:w="0"/>
+        <w:tblLook w:firstColumn="1" w:firstRow="1" w:lastColumn="0" w:lastRow="0" w:noHBand="0" w:noVBand="1" w:val="04A0"/>
+      </w:tblPr>
+      <w:tblGrid>
+        <w:gridCol w:w="9406"/>
+      </w:tblGrid>
+      <w:tr>
+        <w:trPr>
+          <w:trHeight w:val="3969" w:hRule="atLeast"/>
+        </w:trPr>
+        <w:tc>
+          <w:tcPr>
+            <w:tcW w:type="dxa" w:w="9406"/>
+            <w:shd w:val="clear" w:color="auto" w:fill="F9FAFB"/>
+          </w:tcPr>
+          <w:p>
+            <w:pPr>
+              <w:spacing w:before="1587"/>
+              <w:jc w:val="center"/>
+            </w:pPr>
+            <w:r>
+              <w:rPr>
+                <w:rFonts w:ascii="Calibri" w:hAnsi="Calibri"/>
+                <w:i/>
+                <w:color w:val="ABB5BF"/>
+                <w:sz w:val="18"/>
+              </w:rPr>
+              <w:t>[ Insérer la capture d'écran ici ]</w:t>
+            </w:r>
+          </w:p>
+        </w:tc>
+      </w:tr>
+    </w:tbl>
+    <w:p>
+      <w:pPr>
+        <w:spacing w:after="240"/>
+      </w:pPr>
+    </w:p>
+    <w:p>
+      <w:pPr>
+        <w:pStyle w:val="Heading3"/>
+      </w:pPr>
+      <w:r>
+        <w:t>6.3 Demandes de mentorat</w:t>
+      </w:r>
+    </w:p>
+    <w:p>
       <w:r>
         <w:rPr>
           <w:rFonts w:ascii="Calibri" w:hAnsi="Calibri"/>
-          <w:i/>
-          <w:color w:val="ABB5BF"/>
-          <w:sz w:val="18"/>
-        </w:rPr>
-        <w:t>[ Insérer la capture d'écran ici ]</w:t>
-      </w:r>
-    </w:p>
-    <w:p>
-      <w:pPr>
-        <w:pStyle w:val="Heading3"/>
-      </w:pPr>
-      <w:r>
-        <w:t>6.3 Demandes de mentorat</w:t>
+          <w:sz w:val="22"/>
+        </w:rPr>
+        <w:t>Le système de demandes de mentorat gère tout le processus de mise en relation formelle. Un entrepreneur envoie une demande avec un message personnalisé, le mentor la reçoit dans sa liste de demandes et peut accepter ou refuser avec une raison optionnelle. Nous avons implémenté un mécanisme anti-doublon côté Firebase pour éviter qu'un utilisateur envoie plusieurs demandes au même profil tant qu'une est encore en attente. Une notification croisée est envoyée aux deux parties à chaque changement de statut.</w:t>
       </w:r>
     </w:p>
     <w:p>
@@ -19307,24 +20001,46 @@
         <w:t>📸  📸 CAPTURE D'ÉCRAN — Envoi d'une demande de mentorat</w:t>
       </w:r>
     </w:p>
-    <w:p>
-      <w:pPr>
-        <w:spacing w:before="2835" w:after="240"/>
-        <w:ind w:left="0"/>
-        <w:shd w:val="clear" w:color="auto" w:fill="F9FAFB"/>
-        <w:pBdr>
-          <w:left w:val="single" w:sz="6" w:space="6" w:color="D1D5DB"/>
-        </w:pBdr>
-      </w:pPr>
-      <w:r>
-        <w:rPr>
-          <w:rFonts w:ascii="Calibri" w:hAnsi="Calibri"/>
-          <w:i/>
-          <w:color w:val="ABB5BF"/>
-          <w:sz w:val="18"/>
-        </w:rPr>
-        <w:t>[ Insérer la capture d'écran ici ]</w:t>
-      </w:r>
+    <w:tbl>
+      <w:tblPr>
+        <w:tblStyle w:val="TableGrid"/>
+        <w:tblW w:type="auto" w:w="0"/>
+        <w:tblLook w:firstColumn="1" w:firstRow="1" w:lastColumn="0" w:lastRow="0" w:noHBand="0" w:noVBand="1" w:val="04A0"/>
+      </w:tblPr>
+      <w:tblGrid>
+        <w:gridCol w:w="9406"/>
+      </w:tblGrid>
+      <w:tr>
+        <w:trPr>
+          <w:trHeight w:val="3969" w:hRule="atLeast"/>
+        </w:trPr>
+        <w:tc>
+          <w:tcPr>
+            <w:tcW w:type="dxa" w:w="9406"/>
+            <w:shd w:val="clear" w:color="auto" w:fill="F9FAFB"/>
+          </w:tcPr>
+          <w:p>
+            <w:pPr>
+              <w:spacing w:before="1587"/>
+              <w:jc w:val="center"/>
+            </w:pPr>
+            <w:r>
+              <w:rPr>
+                <w:rFonts w:ascii="Calibri" w:hAnsi="Calibri"/>
+                <w:i/>
+                <w:color w:val="ABB5BF"/>
+                <w:sz w:val="18"/>
+              </w:rPr>
+              <w:t>[ Insérer la capture d'écran ici ]</w:t>
+            </w:r>
+          </w:p>
+        </w:tc>
+      </w:tr>
+    </w:tbl>
+    <w:p>
+      <w:pPr>
+        <w:spacing w:after="240"/>
+      </w:pPr>
     </w:p>
     <w:p>
       <w:pPr>
@@ -19345,31 +20061,62 @@
         <w:t>📸  📸 CAPTURE D'ÉCRAN — Demandes reçues (Mentor) avec boutons Accepter/Refuser</w:t>
       </w:r>
     </w:p>
-    <w:p>
-      <w:pPr>
-        <w:spacing w:before="2835" w:after="240"/>
-        <w:ind w:left="0"/>
-        <w:shd w:val="clear" w:color="auto" w:fill="F9FAFB"/>
-        <w:pBdr>
-          <w:left w:val="single" w:sz="6" w:space="6" w:color="D1D5DB"/>
-        </w:pBdr>
-      </w:pPr>
+    <w:tbl>
+      <w:tblPr>
+        <w:tblStyle w:val="TableGrid"/>
+        <w:tblW w:type="auto" w:w="0"/>
+        <w:tblLook w:firstColumn="1" w:firstRow="1" w:lastColumn="0" w:lastRow="0" w:noHBand="0" w:noVBand="1" w:val="04A0"/>
+      </w:tblPr>
+      <w:tblGrid>
+        <w:gridCol w:w="9406"/>
+      </w:tblGrid>
+      <w:tr>
+        <w:trPr>
+          <w:trHeight w:val="3969" w:hRule="atLeast"/>
+        </w:trPr>
+        <w:tc>
+          <w:tcPr>
+            <w:tcW w:type="dxa" w:w="9406"/>
+            <w:shd w:val="clear" w:color="auto" w:fill="F9FAFB"/>
+          </w:tcPr>
+          <w:p>
+            <w:pPr>
+              <w:spacing w:before="1587"/>
+              <w:jc w:val="center"/>
+            </w:pPr>
+            <w:r>
+              <w:rPr>
+                <w:rFonts w:ascii="Calibri" w:hAnsi="Calibri"/>
+                <w:i/>
+                <w:color w:val="ABB5BF"/>
+                <w:sz w:val="18"/>
+              </w:rPr>
+              <w:t>[ Insérer la capture d'écran ici ]</w:t>
+            </w:r>
+          </w:p>
+        </w:tc>
+      </w:tr>
+    </w:tbl>
+    <w:p>
+      <w:pPr>
+        <w:spacing w:after="240"/>
+      </w:pPr>
+    </w:p>
+    <w:p>
+      <w:pPr>
+        <w:pStyle w:val="Heading2"/>
+      </w:pPr>
+      <w:r>
+        <w:t>7. Système de Pitch Entrepreneurial</w:t>
+      </w:r>
+    </w:p>
+    <w:p>
       <w:r>
         <w:rPr>
           <w:rFonts w:ascii="Calibri" w:hAnsi="Calibri"/>
-          <w:i/>
-          <w:color w:val="ABB5BF"/>
-          <w:sz w:val="18"/>
-        </w:rPr>
-        <w:t>[ Insérer la capture d'écran ici ]</w:t>
-      </w:r>
-    </w:p>
-    <w:p>
-      <w:pPr>
-        <w:pStyle w:val="Heading2"/>
-      </w:pPr>
-      <w:r>
-        <w:t>7. Système de Pitch Entrepreneurial</w:t>
+          <w:sz w:val="22"/>
+        </w:rPr>
+        <w:t>Le système de pitch est la fonctionnalité centrale pour les entrepreneurs de DIAPALER AFRICA. Il leur permet de présenter leur projet de façon structurée, de le soumettre à l'attention des mentors et des investisseurs, et de le partager sur les réseaux sociaux. Nous avons conçu un parcours en deux temps : d'abord le dépôt du pitch via un formulaire guidé, puis la publication automatique dans un fil public visible par tous les membres de la plateforme.</w:t>
       </w:r>
     </w:p>
     <w:p>
@@ -19827,24 +20574,46 @@
         <w:t>📸  📸 CAPTURE D'ÉCRAN — Étape 1 du formulaire Pitch (titre + bouton désactivé sans texte)</w:t>
       </w:r>
     </w:p>
-    <w:p>
-      <w:pPr>
-        <w:spacing w:before="2835" w:after="240"/>
-        <w:ind w:left="0"/>
-        <w:shd w:val="clear" w:color="auto" w:fill="F9FAFB"/>
-        <w:pBdr>
-          <w:left w:val="single" w:sz="6" w:space="6" w:color="D1D5DB"/>
-        </w:pBdr>
-      </w:pPr>
-      <w:r>
-        <w:rPr>
-          <w:rFonts w:ascii="Calibri" w:hAnsi="Calibri"/>
-          <w:i/>
-          <w:color w:val="ABB5BF"/>
-          <w:sz w:val="18"/>
-        </w:rPr>
-        <w:t>[ Insérer la capture d'écran ici ]</w:t>
-      </w:r>
+    <w:tbl>
+      <w:tblPr>
+        <w:tblStyle w:val="TableGrid"/>
+        <w:tblW w:type="auto" w:w="0"/>
+        <w:tblLook w:firstColumn="1" w:firstRow="1" w:lastColumn="0" w:lastRow="0" w:noHBand="0" w:noVBand="1" w:val="04A0"/>
+      </w:tblPr>
+      <w:tblGrid>
+        <w:gridCol w:w="9406"/>
+      </w:tblGrid>
+      <w:tr>
+        <w:trPr>
+          <w:trHeight w:val="3969" w:hRule="atLeast"/>
+        </w:trPr>
+        <w:tc>
+          <w:tcPr>
+            <w:tcW w:type="dxa" w:w="9406"/>
+            <w:shd w:val="clear" w:color="auto" w:fill="F9FAFB"/>
+          </w:tcPr>
+          <w:p>
+            <w:pPr>
+              <w:spacing w:before="1587"/>
+              <w:jc w:val="center"/>
+            </w:pPr>
+            <w:r>
+              <w:rPr>
+                <w:rFonts w:ascii="Calibri" w:hAnsi="Calibri"/>
+                <w:i/>
+                <w:color w:val="ABB5BF"/>
+                <w:sz w:val="18"/>
+              </w:rPr>
+              <w:t>[ Insérer la capture d'écran ici ]</w:t>
+            </w:r>
+          </w:p>
+        </w:tc>
+      </w:tr>
+    </w:tbl>
+    <w:p>
+      <w:pPr>
+        <w:spacing w:after="240"/>
+      </w:pPr>
     </w:p>
     <w:p>
       <w:pPr>
@@ -19865,24 +20634,46 @@
         <w:t>📸  📸 CAPTURE D'ÉCRAN — Étape 3 (montant FCFA + carte "Qui verra ton pitch ?")</w:t>
       </w:r>
     </w:p>
-    <w:p>
-      <w:pPr>
-        <w:spacing w:before="2835" w:after="240"/>
-        <w:ind w:left="0"/>
-        <w:shd w:val="clear" w:color="auto" w:fill="F9FAFB"/>
-        <w:pBdr>
-          <w:left w:val="single" w:sz="6" w:space="6" w:color="D1D5DB"/>
-        </w:pBdr>
-      </w:pPr>
-      <w:r>
-        <w:rPr>
-          <w:rFonts w:ascii="Calibri" w:hAnsi="Calibri"/>
-          <w:i/>
-          <w:color w:val="ABB5BF"/>
-          <w:sz w:val="18"/>
-        </w:rPr>
-        <w:t>[ Insérer la capture d'écran ici ]</w:t>
-      </w:r>
+    <w:tbl>
+      <w:tblPr>
+        <w:tblStyle w:val="TableGrid"/>
+        <w:tblW w:type="auto" w:w="0"/>
+        <w:tblLook w:firstColumn="1" w:firstRow="1" w:lastColumn="0" w:lastRow="0" w:noHBand="0" w:noVBand="1" w:val="04A0"/>
+      </w:tblPr>
+      <w:tblGrid>
+        <w:gridCol w:w="9406"/>
+      </w:tblGrid>
+      <w:tr>
+        <w:trPr>
+          <w:trHeight w:val="3969" w:hRule="atLeast"/>
+        </w:trPr>
+        <w:tc>
+          <w:tcPr>
+            <w:tcW w:type="dxa" w:w="9406"/>
+            <w:shd w:val="clear" w:color="auto" w:fill="F9FAFB"/>
+          </w:tcPr>
+          <w:p>
+            <w:pPr>
+              <w:spacing w:before="1587"/>
+              <w:jc w:val="center"/>
+            </w:pPr>
+            <w:r>
+              <w:rPr>
+                <w:rFonts w:ascii="Calibri" w:hAnsi="Calibri"/>
+                <w:i/>
+                <w:color w:val="ABB5BF"/>
+                <w:sz w:val="18"/>
+              </w:rPr>
+              <w:t>[ Insérer la capture d'écran ici ]</w:t>
+            </w:r>
+          </w:p>
+        </w:tc>
+      </w:tr>
+    </w:tbl>
+    <w:p>
+      <w:pPr>
+        <w:spacing w:after="240"/>
+      </w:pPr>
     </w:p>
     <w:p>
       <w:pPr>
@@ -19898,7 +20689,7 @@
           <w:rFonts w:ascii="Calibri" w:hAnsi="Calibri"/>
           <w:sz w:val="22"/>
         </w:rPr>
-        <w:t xml:space="preserve">Les mentors et investisseurs voient tous les pitchs en </w:t>
+        <w:t xml:space="preserve">Le fil des pitchs est la vitrine des projets entrepreneuriaux sur DIAPALER AFRICA. Les mentors et investisseurs y accèdent depuis leur dashboard et voient tous les pitchs en </w:t>
       </w:r>
       <w:r>
         <w:rPr>
@@ -20300,31 +21091,92 @@
         <w:t>📸  📸 CAPTURE D'ÉCRAN — Fil des pitchs publics (liste temps réel)</w:t>
       </w:r>
     </w:p>
-    <w:p>
-      <w:pPr>
-        <w:spacing w:before="2835" w:after="240"/>
-        <w:ind w:left="0"/>
-        <w:shd w:val="clear" w:color="auto" w:fill="F9FAFB"/>
-        <w:pBdr>
-          <w:left w:val="single" w:sz="6" w:space="6" w:color="D1D5DB"/>
-        </w:pBdr>
-      </w:pPr>
+    <w:tbl>
+      <w:tblPr>
+        <w:tblStyle w:val="TableGrid"/>
+        <w:tblW w:type="auto" w:w="0"/>
+        <w:tblLook w:firstColumn="1" w:firstRow="1" w:lastColumn="0" w:lastRow="0" w:noHBand="0" w:noVBand="1" w:val="04A0"/>
+      </w:tblPr>
+      <w:tblGrid>
+        <w:gridCol w:w="9406"/>
+      </w:tblGrid>
+      <w:tr>
+        <w:trPr>
+          <w:trHeight w:val="3969" w:hRule="atLeast"/>
+        </w:trPr>
+        <w:tc>
+          <w:tcPr>
+            <w:tcW w:type="dxa" w:w="9406"/>
+            <w:shd w:val="clear" w:color="auto" w:fill="F9FAFB"/>
+          </w:tcPr>
+          <w:p>
+            <w:pPr>
+              <w:spacing w:before="1587"/>
+              <w:jc w:val="center"/>
+            </w:pPr>
+            <w:r>
+              <w:rPr>
+                <w:rFonts w:ascii="Calibri" w:hAnsi="Calibri"/>
+                <w:i/>
+                <w:color w:val="ABB5BF"/>
+                <w:sz w:val="18"/>
+              </w:rPr>
+              <w:t>[ Insérer la capture d'écran ici ]</w:t>
+            </w:r>
+          </w:p>
+        </w:tc>
+      </w:tr>
+    </w:tbl>
+    <w:p>
+      <w:pPr>
+        <w:spacing w:after="240"/>
+      </w:pPr>
+    </w:p>
+    <w:p>
+      <w:pPr>
+        <w:pStyle w:val="Heading2"/>
+      </w:pPr>
+      <w:r>
+        <w:t>8. Dashboards par rôle</w:t>
+      </w:r>
+    </w:p>
+    <w:p>
       <w:r>
         <w:rPr>
           <w:rFonts w:ascii="Calibri" w:hAnsi="Calibri"/>
-          <w:i/>
-          <w:color w:val="ABB5BF"/>
-          <w:sz w:val="18"/>
-        </w:rPr>
-        <w:t>[ Insérer la capture d'écran ici ]</w:t>
-      </w:r>
-    </w:p>
-    <w:p>
-      <w:pPr>
-        <w:pStyle w:val="Heading2"/>
-      </w:pPr>
-      <w:r>
-        <w:t>8. Dashboards par rôle</w:t>
+          <w:sz w:val="22"/>
+        </w:rPr>
+        <w:t xml:space="preserve">Chaque rôle dans DIAPALER AFRICA dispose d'un dashboard personnalisé qui s'affiche comme écran d'accueil. L'idée est que dès la connexion, chaque utilisateur voit une interface adaptée à ses besoins spécifiques : le mentor voit ses statistiques et demandes en attente, l'investisseur voit les opportunités et ses secteurs d'intérêt. Ces dashboards sont construits avec une </w:t>
+      </w:r>
+      <w:r>
+        <w:rPr>
+          <w:rFonts w:ascii="Courier New" w:hAnsi="Courier New"/>
+          <w:color w:val="DC2626"/>
+          <w:sz w:val="20"/>
+        </w:rPr>
+        <w:t>SliverAppBar</w:t>
+      </w:r>
+      <w:r>
+        <w:rPr>
+          <w:rFonts w:ascii="Calibri" w:hAnsi="Calibri"/>
+          <w:sz w:val="22"/>
+        </w:rPr>
+        <w:t xml:space="preserve"> pour avoir un effet de scroll élégant, et sont connectés en temps réel à Firebase via </w:t>
+      </w:r>
+      <w:r>
+        <w:rPr>
+          <w:rFonts w:ascii="Courier New" w:hAnsi="Courier New"/>
+          <w:color w:val="DC2626"/>
+          <w:sz w:val="20"/>
+        </w:rPr>
+        <w:t>ValueListenableBuilder</w:t>
+      </w:r>
+      <w:r>
+        <w:rPr>
+          <w:rFonts w:ascii="Calibri" w:hAnsi="Calibri"/>
+          <w:sz w:val="22"/>
+        </w:rPr>
+        <w:t>.</w:t>
       </w:r>
     </w:p>
     <w:p>
@@ -20678,24 +21530,46 @@
         <w:t>📸  📸 CAPTURE D'ÉCRAN — Dashboard Mentor (header + stats + actions rapides)</w:t>
       </w:r>
     </w:p>
-    <w:p>
-      <w:pPr>
-        <w:spacing w:before="2835" w:after="240"/>
-        <w:ind w:left="0"/>
-        <w:shd w:val="clear" w:color="auto" w:fill="F9FAFB"/>
-        <w:pBdr>
-          <w:left w:val="single" w:sz="6" w:space="6" w:color="D1D5DB"/>
-        </w:pBdr>
-      </w:pPr>
-      <w:r>
-        <w:rPr>
-          <w:rFonts w:ascii="Calibri" w:hAnsi="Calibri"/>
-          <w:i/>
-          <w:color w:val="ABB5BF"/>
-          <w:sz w:val="18"/>
-        </w:rPr>
-        <w:t>[ Insérer la capture d'écran ici ]</w:t>
-      </w:r>
+    <w:tbl>
+      <w:tblPr>
+        <w:tblStyle w:val="TableGrid"/>
+        <w:tblW w:type="auto" w:w="0"/>
+        <w:tblLook w:firstColumn="1" w:firstRow="1" w:lastColumn="0" w:lastRow="0" w:noHBand="0" w:noVBand="1" w:val="04A0"/>
+      </w:tblPr>
+      <w:tblGrid>
+        <w:gridCol w:w="9406"/>
+      </w:tblGrid>
+      <w:tr>
+        <w:trPr>
+          <w:trHeight w:val="3969" w:hRule="atLeast"/>
+        </w:trPr>
+        <w:tc>
+          <w:tcPr>
+            <w:tcW w:type="dxa" w:w="9406"/>
+            <w:shd w:val="clear" w:color="auto" w:fill="F9FAFB"/>
+          </w:tcPr>
+          <w:p>
+            <w:pPr>
+              <w:spacing w:before="1587"/>
+              <w:jc w:val="center"/>
+            </w:pPr>
+            <w:r>
+              <w:rPr>
+                <w:rFonts w:ascii="Calibri" w:hAnsi="Calibri"/>
+                <w:i/>
+                <w:color w:val="ABB5BF"/>
+                <w:sz w:val="18"/>
+              </w:rPr>
+              <w:t>[ Insérer la capture d'écran ici ]</w:t>
+            </w:r>
+          </w:p>
+        </w:tc>
+      </w:tr>
+    </w:tbl>
+    <w:p>
+      <w:pPr>
+        <w:spacing w:after="240"/>
+      </w:pPr>
     </w:p>
     <w:p>
       <w:pPr>
@@ -20987,24 +21861,46 @@
         <w:t>📸  📸 CAPTURE D'ÉCRAN — Dashboard Investisseur (header + accès rapide Pitchs)</w:t>
       </w:r>
     </w:p>
-    <w:p>
-      <w:pPr>
-        <w:spacing w:before="2835" w:after="240"/>
-        <w:ind w:left="0"/>
-        <w:shd w:val="clear" w:color="auto" w:fill="F9FAFB"/>
-        <w:pBdr>
-          <w:left w:val="single" w:sz="6" w:space="6" w:color="D1D5DB"/>
-        </w:pBdr>
-      </w:pPr>
-      <w:r>
-        <w:rPr>
-          <w:rFonts w:ascii="Calibri" w:hAnsi="Calibri"/>
-          <w:i/>
-          <w:color w:val="ABB5BF"/>
-          <w:sz w:val="18"/>
-        </w:rPr>
-        <w:t>[ Insérer la capture d'écran ici ]</w:t>
-      </w:r>
+    <w:tbl>
+      <w:tblPr>
+        <w:tblStyle w:val="TableGrid"/>
+        <w:tblW w:type="auto" w:w="0"/>
+        <w:tblLook w:firstColumn="1" w:firstRow="1" w:lastColumn="0" w:lastRow="0" w:noHBand="0" w:noVBand="1" w:val="04A0"/>
+      </w:tblPr>
+      <w:tblGrid>
+        <w:gridCol w:w="9406"/>
+      </w:tblGrid>
+      <w:tr>
+        <w:trPr>
+          <w:trHeight w:val="3969" w:hRule="atLeast"/>
+        </w:trPr>
+        <w:tc>
+          <w:tcPr>
+            <w:tcW w:type="dxa" w:w="9406"/>
+            <w:shd w:val="clear" w:color="auto" w:fill="F9FAFB"/>
+          </w:tcPr>
+          <w:p>
+            <w:pPr>
+              <w:spacing w:before="1587"/>
+              <w:jc w:val="center"/>
+            </w:pPr>
+            <w:r>
+              <w:rPr>
+                <w:rFonts w:ascii="Calibri" w:hAnsi="Calibri"/>
+                <w:i/>
+                <w:color w:val="ABB5BF"/>
+                <w:sz w:val="18"/>
+              </w:rPr>
+              <w:t>[ Insérer la capture d'écran ici ]</w:t>
+            </w:r>
+          </w:p>
+        </w:tc>
+      </w:tr>
+    </w:tbl>
+    <w:p>
+      <w:pPr>
+        <w:spacing w:after="240"/>
+      </w:pPr>
     </w:p>
     <w:p>
       <w:pPr>
@@ -21478,24 +22374,46 @@
         <w:t>📸  📸 CAPTURE D'ÉCRAN — Profil détail mentor (bio + secteurs + créneaux disponibles)</w:t>
       </w:r>
     </w:p>
-    <w:p>
-      <w:pPr>
-        <w:spacing w:before="2835" w:after="240"/>
-        <w:ind w:left="0"/>
-        <w:shd w:val="clear" w:color="auto" w:fill="F9FAFB"/>
-        <w:pBdr>
-          <w:left w:val="single" w:sz="6" w:space="6" w:color="D1D5DB"/>
-        </w:pBdr>
-      </w:pPr>
-      <w:r>
-        <w:rPr>
-          <w:rFonts w:ascii="Calibri" w:hAnsi="Calibri"/>
-          <w:i/>
-          <w:color w:val="ABB5BF"/>
-          <w:sz w:val="18"/>
-        </w:rPr>
-        <w:t>[ Insérer la capture d'écran ici ]</w:t>
-      </w:r>
+    <w:tbl>
+      <w:tblPr>
+        <w:tblStyle w:val="TableGrid"/>
+        <w:tblW w:type="auto" w:w="0"/>
+        <w:tblLook w:firstColumn="1" w:firstRow="1" w:lastColumn="0" w:lastRow="0" w:noHBand="0" w:noVBand="1" w:val="04A0"/>
+      </w:tblPr>
+      <w:tblGrid>
+        <w:gridCol w:w="9406"/>
+      </w:tblGrid>
+      <w:tr>
+        <w:trPr>
+          <w:trHeight w:val="3969" w:hRule="atLeast"/>
+        </w:trPr>
+        <w:tc>
+          <w:tcPr>
+            <w:tcW w:type="dxa" w:w="9406"/>
+            <w:shd w:val="clear" w:color="auto" w:fill="F9FAFB"/>
+          </w:tcPr>
+          <w:p>
+            <w:pPr>
+              <w:spacing w:before="1587"/>
+              <w:jc w:val="center"/>
+            </w:pPr>
+            <w:r>
+              <w:rPr>
+                <w:rFonts w:ascii="Calibri" w:hAnsi="Calibri"/>
+                <w:i/>
+                <w:color w:val="ABB5BF"/>
+                <w:sz w:val="18"/>
+              </w:rPr>
+              <w:t>[ Insérer la capture d'écran ici ]</w:t>
+            </w:r>
+          </w:p>
+        </w:tc>
+      </w:tr>
+    </w:tbl>
+    <w:p>
+      <w:pPr>
+        <w:spacing w:after="240"/>
+      </w:pPr>
     </w:p>
     <w:p>
       <w:pPr>
@@ -21516,24 +22434,46 @@
         <w:t>📸  📸 CAPTURE D'ÉCRAN — Confirmation de réservation de session (SnackBar vert)</w:t>
       </w:r>
     </w:p>
-    <w:p>
-      <w:pPr>
-        <w:spacing w:before="2835" w:after="240"/>
-        <w:ind w:left="0"/>
-        <w:shd w:val="clear" w:color="auto" w:fill="F9FAFB"/>
-        <w:pBdr>
-          <w:left w:val="single" w:sz="6" w:space="6" w:color="D1D5DB"/>
-        </w:pBdr>
-      </w:pPr>
-      <w:r>
-        <w:rPr>
-          <w:rFonts w:ascii="Calibri" w:hAnsi="Calibri"/>
-          <w:i/>
-          <w:color w:val="ABB5BF"/>
-          <w:sz w:val="18"/>
-        </w:rPr>
-        <w:t>[ Insérer la capture d'écran ici ]</w:t>
-      </w:r>
+    <w:tbl>
+      <w:tblPr>
+        <w:tblStyle w:val="TableGrid"/>
+        <w:tblW w:type="auto" w:w="0"/>
+        <w:tblLook w:firstColumn="1" w:firstRow="1" w:lastColumn="0" w:lastRow="0" w:noHBand="0" w:noVBand="1" w:val="04A0"/>
+      </w:tblPr>
+      <w:tblGrid>
+        <w:gridCol w:w="9406"/>
+      </w:tblGrid>
+      <w:tr>
+        <w:trPr>
+          <w:trHeight w:val="3969" w:hRule="atLeast"/>
+        </w:trPr>
+        <w:tc>
+          <w:tcPr>
+            <w:tcW w:type="dxa" w:w="9406"/>
+            <w:shd w:val="clear" w:color="auto" w:fill="F9FAFB"/>
+          </w:tcPr>
+          <w:p>
+            <w:pPr>
+              <w:spacing w:before="1587"/>
+              <w:jc w:val="center"/>
+            </w:pPr>
+            <w:r>
+              <w:rPr>
+                <w:rFonts w:ascii="Calibri" w:hAnsi="Calibri"/>
+                <w:i/>
+                <w:color w:val="ABB5BF"/>
+                <w:sz w:val="18"/>
+              </w:rPr>
+              <w:t>[ Insérer la capture d'écran ici ]</w:t>
+            </w:r>
+          </w:p>
+        </w:tc>
+      </w:tr>
+    </w:tbl>
+    <w:p>
+      <w:pPr>
+        <w:spacing w:after="240"/>
+      </w:pPr>
     </w:p>
     <w:p>
       <w:pPr>
@@ -23992,24 +24932,46 @@
         <w:t>📸  📸 CAPTURE D'ÉCRAN — Feuille de partage native (WhatsApp, Facebook, Telegram…)</w:t>
       </w:r>
     </w:p>
-    <w:p>
-      <w:pPr>
-        <w:spacing w:before="2835" w:after="240"/>
-        <w:ind w:left="0"/>
-        <w:shd w:val="clear" w:color="auto" w:fill="F9FAFB"/>
-        <w:pBdr>
-          <w:left w:val="single" w:sz="6" w:space="6" w:color="D1D5DB"/>
-        </w:pBdr>
-      </w:pPr>
-      <w:r>
-        <w:rPr>
-          <w:rFonts w:ascii="Calibri" w:hAnsi="Calibri"/>
-          <w:i/>
-          <w:color w:val="ABB5BF"/>
-          <w:sz w:val="18"/>
-        </w:rPr>
-        <w:t>[ Insérer la capture d'écran ici ]</w:t>
-      </w:r>
+    <w:tbl>
+      <w:tblPr>
+        <w:tblStyle w:val="TableGrid"/>
+        <w:tblW w:type="auto" w:w="0"/>
+        <w:tblLook w:firstColumn="1" w:firstRow="1" w:lastColumn="0" w:lastRow="0" w:noHBand="0" w:noVBand="1" w:val="04A0"/>
+      </w:tblPr>
+      <w:tblGrid>
+        <w:gridCol w:w="9406"/>
+      </w:tblGrid>
+      <w:tr>
+        <w:trPr>
+          <w:trHeight w:val="3969" w:hRule="atLeast"/>
+        </w:trPr>
+        <w:tc>
+          <w:tcPr>
+            <w:tcW w:type="dxa" w:w="9406"/>
+            <w:shd w:val="clear" w:color="auto" w:fill="F9FAFB"/>
+          </w:tcPr>
+          <w:p>
+            <w:pPr>
+              <w:spacing w:before="1587"/>
+              <w:jc w:val="center"/>
+            </w:pPr>
+            <w:r>
+              <w:rPr>
+                <w:rFonts w:ascii="Calibri" w:hAnsi="Calibri"/>
+                <w:i/>
+                <w:color w:val="ABB5BF"/>
+                <w:sz w:val="18"/>
+              </w:rPr>
+              <w:t>[ Insérer la capture d'écran ici ]</w:t>
+            </w:r>
+          </w:p>
+        </w:tc>
+      </w:tr>
+    </w:tbl>
+    <w:p>
+      <w:pPr>
+        <w:spacing w:after="240"/>
+      </w:pPr>
     </w:p>
     <w:p>
       <w:pPr>
@@ -24030,24 +24992,46 @@
         <w:t>📸  📸 CAPTURE D'ÉCRAN — Bouton partage (icône) dans la liste des pitchs</w:t>
       </w:r>
     </w:p>
-    <w:p>
-      <w:pPr>
-        <w:spacing w:before="2835" w:after="240"/>
-        <w:ind w:left="0"/>
-        <w:shd w:val="clear" w:color="auto" w:fill="F9FAFB"/>
-        <w:pBdr>
-          <w:left w:val="single" w:sz="6" w:space="6" w:color="D1D5DB"/>
-        </w:pBdr>
-      </w:pPr>
-      <w:r>
-        <w:rPr>
-          <w:rFonts w:ascii="Calibri" w:hAnsi="Calibri"/>
-          <w:i/>
-          <w:color w:val="ABB5BF"/>
-          <w:sz w:val="18"/>
-        </w:rPr>
-        <w:t>[ Insérer la capture d'écran ici ]</w:t>
-      </w:r>
+    <w:tbl>
+      <w:tblPr>
+        <w:tblStyle w:val="TableGrid"/>
+        <w:tblW w:type="auto" w:w="0"/>
+        <w:tblLook w:firstColumn="1" w:firstRow="1" w:lastColumn="0" w:lastRow="0" w:noHBand="0" w:noVBand="1" w:val="04A0"/>
+      </w:tblPr>
+      <w:tblGrid>
+        <w:gridCol w:w="9406"/>
+      </w:tblGrid>
+      <w:tr>
+        <w:trPr>
+          <w:trHeight w:val="3969" w:hRule="atLeast"/>
+        </w:trPr>
+        <w:tc>
+          <w:tcPr>
+            <w:tcW w:type="dxa" w:w="9406"/>
+            <w:shd w:val="clear" w:color="auto" w:fill="F9FAFB"/>
+          </w:tcPr>
+          <w:p>
+            <w:pPr>
+              <w:spacing w:before="1587"/>
+              <w:jc w:val="center"/>
+            </w:pPr>
+            <w:r>
+              <w:rPr>
+                <w:rFonts w:ascii="Calibri" w:hAnsi="Calibri"/>
+                <w:i/>
+                <w:color w:val="ABB5BF"/>
+                <w:sz w:val="18"/>
+              </w:rPr>
+              <w:t>[ Insérer la capture d'écran ici ]</w:t>
+            </w:r>
+          </w:p>
+        </w:tc>
+      </w:tr>
+    </w:tbl>
+    <w:p>
+      <w:pPr>
+        <w:spacing w:after="240"/>
+      </w:pPr>
     </w:p>
     <w:p>
       <w:pPr>
@@ -24694,6 +25678,15 @@
       </w:r>
     </w:p>
     <w:p>
+      <w:r>
+        <w:rPr>
+          <w:rFonts w:ascii="Calibri" w:hAnsi="Calibri"/>
+          <w:sz w:val="22"/>
+        </w:rPr>
+        <w:t>Le système d'avis et de notation a été ajouté pour renforcer la confiance au sein de la communauté DIAPALER AFRICA. Un entrepreneur peut noter un mentor après avoir travaillé avec lui, et inversement. Nous avons délibérément restreint l'accès à la notation aux membres ayant une relation acceptée — cela évite les avis non pertinents ou malveillants. La note moyenne calculée en temps réel depuis Firebase s'affiche directement sur le profil et les dashboards, donnant à chaque membre une réputation visible et crédible.</w:t>
+      </w:r>
+    </w:p>
+    <w:p>
       <w:pPr>
         <w:pStyle w:val="Heading3"/>
       </w:pPr>
@@ -25280,24 +26273,46 @@
         <w:t>📸  📸 CAPTURE D'ÉCRAN — Page Avis (liste des avis + sélecteur étoiles)</w:t>
       </w:r>
     </w:p>
-    <w:p>
-      <w:pPr>
-        <w:spacing w:before="2835" w:after="240"/>
-        <w:ind w:left="0"/>
-        <w:shd w:val="clear" w:color="auto" w:fill="F9FAFB"/>
-        <w:pBdr>
-          <w:left w:val="single" w:sz="6" w:space="6" w:color="D1D5DB"/>
-        </w:pBdr>
-      </w:pPr>
-      <w:r>
-        <w:rPr>
-          <w:rFonts w:ascii="Calibri" w:hAnsi="Calibri"/>
-          <w:i/>
-          <w:color w:val="ABB5BF"/>
-          <w:sz w:val="18"/>
-        </w:rPr>
-        <w:t>[ Insérer la capture d'écran ici ]</w:t>
-      </w:r>
+    <w:tbl>
+      <w:tblPr>
+        <w:tblStyle w:val="TableGrid"/>
+        <w:tblW w:type="auto" w:w="0"/>
+        <w:tblLook w:firstColumn="1" w:firstRow="1" w:lastColumn="0" w:lastRow="0" w:noHBand="0" w:noVBand="1" w:val="04A0"/>
+      </w:tblPr>
+      <w:tblGrid>
+        <w:gridCol w:w="9406"/>
+      </w:tblGrid>
+      <w:tr>
+        <w:trPr>
+          <w:trHeight w:val="3969" w:hRule="atLeast"/>
+        </w:trPr>
+        <w:tc>
+          <w:tcPr>
+            <w:tcW w:type="dxa" w:w="9406"/>
+            <w:shd w:val="clear" w:color="auto" w:fill="F9FAFB"/>
+          </w:tcPr>
+          <w:p>
+            <w:pPr>
+              <w:spacing w:before="1587"/>
+              <w:jc w:val="center"/>
+            </w:pPr>
+            <w:r>
+              <w:rPr>
+                <w:rFonts w:ascii="Calibri" w:hAnsi="Calibri"/>
+                <w:i/>
+                <w:color w:val="ABB5BF"/>
+                <w:sz w:val="18"/>
+              </w:rPr>
+              <w:t>[ Insérer la capture d'écran ici ]</w:t>
+            </w:r>
+          </w:p>
+        </w:tc>
+      </w:tr>
+    </w:tbl>
+    <w:p>
+      <w:pPr>
+        <w:spacing w:after="240"/>
+      </w:pPr>
     </w:p>
     <w:p>
       <w:pPr>
@@ -25318,31 +26333,77 @@
         <w:t>📸  📸 CAPTURE D'ÉCRAN — Note moyenne ⭐ sur le profil d'un mentor</w:t>
       </w:r>
     </w:p>
-    <w:p>
-      <w:pPr>
-        <w:spacing w:before="2835" w:after="240"/>
-        <w:ind w:left="0"/>
-        <w:shd w:val="clear" w:color="auto" w:fill="F9FAFB"/>
-        <w:pBdr>
-          <w:left w:val="single" w:sz="6" w:space="6" w:color="D1D5DB"/>
-        </w:pBdr>
-      </w:pPr>
+    <w:tbl>
+      <w:tblPr>
+        <w:tblStyle w:val="TableGrid"/>
+        <w:tblW w:type="auto" w:w="0"/>
+        <w:tblLook w:firstColumn="1" w:firstRow="1" w:lastColumn="0" w:lastRow="0" w:noHBand="0" w:noVBand="1" w:val="04A0"/>
+      </w:tblPr>
+      <w:tblGrid>
+        <w:gridCol w:w="9406"/>
+      </w:tblGrid>
+      <w:tr>
+        <w:trPr>
+          <w:trHeight w:val="3969" w:hRule="atLeast"/>
+        </w:trPr>
+        <w:tc>
+          <w:tcPr>
+            <w:tcW w:type="dxa" w:w="9406"/>
+            <w:shd w:val="clear" w:color="auto" w:fill="F9FAFB"/>
+          </w:tcPr>
+          <w:p>
+            <w:pPr>
+              <w:spacing w:before="1587"/>
+              <w:jc w:val="center"/>
+            </w:pPr>
+            <w:r>
+              <w:rPr>
+                <w:rFonts w:ascii="Calibri" w:hAnsi="Calibri"/>
+                <w:i/>
+                <w:color w:val="ABB5BF"/>
+                <w:sz w:val="18"/>
+              </w:rPr>
+              <w:t>[ Insérer la capture d'écran ici ]</w:t>
+            </w:r>
+          </w:p>
+        </w:tc>
+      </w:tr>
+    </w:tbl>
+    <w:p>
+      <w:pPr>
+        <w:spacing w:after="240"/>
+      </w:pPr>
+    </w:p>
+    <w:p>
+      <w:pPr>
+        <w:pStyle w:val="Heading2"/>
+      </w:pPr>
+      <w:r>
+        <w:t>10.5 Pitchs Favoris (Bookmark Investisseur) 🔖</w:t>
+      </w:r>
+    </w:p>
+    <w:p>
       <w:r>
         <w:rPr>
           <w:rFonts w:ascii="Calibri" w:hAnsi="Calibri"/>
-          <w:i/>
-          <w:color w:val="ABB5BF"/>
-          <w:sz w:val="18"/>
-        </w:rPr>
-        <w:t>[ Insérer la capture d'écran ici ]</w:t>
-      </w:r>
-    </w:p>
-    <w:p>
-      <w:pPr>
-        <w:pStyle w:val="Heading2"/>
-      </w:pPr>
-      <w:r>
-        <w:t>10.5 Pitchs Favoris (Bookmark Investisseur) 🔖</w:t>
+          <w:sz w:val="22"/>
+        </w:rPr>
+        <w:t xml:space="preserve">Cette fonctionnalité a été pensée spécifiquement pour les investisseurs qui parcourent de nombreux pitchs et ont besoin de garder une liste de projets qui les intéressent. D'un simple tap sur l'icône de bookmark, ils sauvegardent un pitch dans leur liste personnelle, accessible depuis leur profil à tout moment. Le système est entièrement réactif grâce à un </w:t>
+      </w:r>
+      <w:r>
+        <w:rPr>
+          <w:rFonts w:ascii="Courier New" w:hAnsi="Courier New"/>
+          <w:color w:val="DC2626"/>
+          <w:sz w:val="20"/>
+        </w:rPr>
+        <w:t>ValueNotifier</w:t>
+      </w:r>
+      <w:r>
+        <w:rPr>
+          <w:rFonts w:ascii="Calibri" w:hAnsi="Calibri"/>
+          <w:sz w:val="22"/>
+        </w:rPr>
+        <w:t xml:space="preserve"> global synchronisé avec Firebase — le bookmark change d'état visuellement sans aucun délai ni rechargement.</w:t>
       </w:r>
     </w:p>
     <w:p>
@@ -26058,24 +27119,46 @@
         <w:t>📸  📸 CAPTURE D'ÉCRAN — Icône bookmark 🔖 dans la liste des pitchs (état sauvegardé)</w:t>
       </w:r>
     </w:p>
-    <w:p>
-      <w:pPr>
-        <w:spacing w:before="2835" w:after="240"/>
-        <w:ind w:left="0"/>
-        <w:shd w:val="clear" w:color="auto" w:fill="F9FAFB"/>
-        <w:pBdr>
-          <w:left w:val="single" w:sz="6" w:space="6" w:color="D1D5DB"/>
-        </w:pBdr>
-      </w:pPr>
-      <w:r>
-        <w:rPr>
-          <w:rFonts w:ascii="Calibri" w:hAnsi="Calibri"/>
-          <w:i/>
-          <w:color w:val="ABB5BF"/>
-          <w:sz w:val="18"/>
-        </w:rPr>
-        <w:t>[ Insérer la capture d'écran ici ]</w:t>
-      </w:r>
+    <w:tbl>
+      <w:tblPr>
+        <w:tblStyle w:val="TableGrid"/>
+        <w:tblW w:type="auto" w:w="0"/>
+        <w:tblLook w:firstColumn="1" w:firstRow="1" w:lastColumn="0" w:lastRow="0" w:noHBand="0" w:noVBand="1" w:val="04A0"/>
+      </w:tblPr>
+      <w:tblGrid>
+        <w:gridCol w:w="9406"/>
+      </w:tblGrid>
+      <w:tr>
+        <w:trPr>
+          <w:trHeight w:val="3969" w:hRule="atLeast"/>
+        </w:trPr>
+        <w:tc>
+          <w:tcPr>
+            <w:tcW w:type="dxa" w:w="9406"/>
+            <w:shd w:val="clear" w:color="auto" w:fill="F9FAFB"/>
+          </w:tcPr>
+          <w:p>
+            <w:pPr>
+              <w:spacing w:before="1587"/>
+              <w:jc w:val="center"/>
+            </w:pPr>
+            <w:r>
+              <w:rPr>
+                <w:rFonts w:ascii="Calibri" w:hAnsi="Calibri"/>
+                <w:i/>
+                <w:color w:val="ABB5BF"/>
+                <w:sz w:val="18"/>
+              </w:rPr>
+              <w:t>[ Insérer la capture d'écran ici ]</w:t>
+            </w:r>
+          </w:p>
+        </w:tc>
+      </w:tr>
+    </w:tbl>
+    <w:p>
+      <w:pPr>
+        <w:spacing w:after="240"/>
+      </w:pPr>
     </w:p>
     <w:p>
       <w:pPr>
@@ -26096,31 +27179,62 @@
         <w:t>📸  📸 CAPTURE D'ÉCRAN — Page Mes Pitchs Sauvegardés (liste des bookmarks)</w:t>
       </w:r>
     </w:p>
-    <w:p>
-      <w:pPr>
-        <w:spacing w:before="2835" w:after="240"/>
-        <w:ind w:left="0"/>
-        <w:shd w:val="clear" w:color="auto" w:fill="F9FAFB"/>
-        <w:pBdr>
-          <w:left w:val="single" w:sz="6" w:space="6" w:color="D1D5DB"/>
-        </w:pBdr>
-      </w:pPr>
+    <w:tbl>
+      <w:tblPr>
+        <w:tblStyle w:val="TableGrid"/>
+        <w:tblW w:type="auto" w:w="0"/>
+        <w:tblLook w:firstColumn="1" w:firstRow="1" w:lastColumn="0" w:lastRow="0" w:noHBand="0" w:noVBand="1" w:val="04A0"/>
+      </w:tblPr>
+      <w:tblGrid>
+        <w:gridCol w:w="9406"/>
+      </w:tblGrid>
+      <w:tr>
+        <w:trPr>
+          <w:trHeight w:val="3969" w:hRule="atLeast"/>
+        </w:trPr>
+        <w:tc>
+          <w:tcPr>
+            <w:tcW w:type="dxa" w:w="9406"/>
+            <w:shd w:val="clear" w:color="auto" w:fill="F9FAFB"/>
+          </w:tcPr>
+          <w:p>
+            <w:pPr>
+              <w:spacing w:before="1587"/>
+              <w:jc w:val="center"/>
+            </w:pPr>
+            <w:r>
+              <w:rPr>
+                <w:rFonts w:ascii="Calibri" w:hAnsi="Calibri"/>
+                <w:i/>
+                <w:color w:val="ABB5BF"/>
+                <w:sz w:val="18"/>
+              </w:rPr>
+              <w:t>[ Insérer la capture d'écran ici ]</w:t>
+            </w:r>
+          </w:p>
+        </w:tc>
+      </w:tr>
+    </w:tbl>
+    <w:p>
+      <w:pPr>
+        <w:spacing w:after="240"/>
+      </w:pPr>
+    </w:p>
+    <w:p>
+      <w:pPr>
+        <w:pStyle w:val="Heading2"/>
+      </w:pPr>
+      <w:r>
+        <w:t>11. Paiement Mobile — Wave Premium</w:t>
+      </w:r>
+    </w:p>
+    <w:p>
       <w:r>
         <w:rPr>
           <w:rFonts w:ascii="Calibri" w:hAnsi="Calibri"/>
-          <w:i/>
-          <w:color w:val="ABB5BF"/>
-          <w:sz w:val="18"/>
-        </w:rPr>
-        <w:t>[ Insérer la capture d'écran ici ]</w:t>
-      </w:r>
-    </w:p>
-    <w:p>
-      <w:pPr>
-        <w:pStyle w:val="Heading2"/>
-      </w:pPr>
-      <w:r>
-        <w:t>11. Paiement Mobile — Wave Premium</w:t>
+          <w:sz w:val="22"/>
+        </w:rPr>
+        <w:t>Pour monétiser l'application, nous avons intégré Wave, le portefeuille mobile le plus utilisé au Sénégal avec plusieurs millions d'utilisateurs actifs. L'approche choisie utilise les liens marchands Wave avec montant dynamique, ce qui évite de déployer un backend complexe pour la phase de démonstration. L'utilisateur est redirigé vers l'application Wave installée sur son téléphone, complète son paiement, puis revient dans DIAPALER AFRICA pour activer son abonnement Premium. Trois plans distincts ciblent chaque type d'utilisateur de la plateforme.</w:t>
       </w:r>
     </w:p>
     <w:p>
@@ -28121,24 +29235,46 @@
         <w:t>📸  📸 CAPTURE D'ÉCRAN — Bottom sheet Premium (avantages + bouton Wave bleu)</w:t>
       </w:r>
     </w:p>
-    <w:p>
-      <w:pPr>
-        <w:spacing w:before="2835" w:after="240"/>
-        <w:ind w:left="0"/>
-        <w:shd w:val="clear" w:color="auto" w:fill="F9FAFB"/>
-        <w:pBdr>
-          <w:left w:val="single" w:sz="6" w:space="6" w:color="D1D5DB"/>
-        </w:pBdr>
-      </w:pPr>
-      <w:r>
-        <w:rPr>
-          <w:rFonts w:ascii="Calibri" w:hAnsi="Calibri"/>
-          <w:i/>
-          <w:color w:val="ABB5BF"/>
-          <w:sz w:val="18"/>
-        </w:rPr>
-        <w:t>[ Insérer la capture d'écran ici ]</w:t>
-      </w:r>
+    <w:tbl>
+      <w:tblPr>
+        <w:tblStyle w:val="TableGrid"/>
+        <w:tblW w:type="auto" w:w="0"/>
+        <w:tblLook w:firstColumn="1" w:firstRow="1" w:lastColumn="0" w:lastRow="0" w:noHBand="0" w:noVBand="1" w:val="04A0"/>
+      </w:tblPr>
+      <w:tblGrid>
+        <w:gridCol w:w="9406"/>
+      </w:tblGrid>
+      <w:tr>
+        <w:trPr>
+          <w:trHeight w:val="3969" w:hRule="atLeast"/>
+        </w:trPr>
+        <w:tc>
+          <w:tcPr>
+            <w:tcW w:type="dxa" w:w="9406"/>
+            <w:shd w:val="clear" w:color="auto" w:fill="F9FAFB"/>
+          </w:tcPr>
+          <w:p>
+            <w:pPr>
+              <w:spacing w:before="1587"/>
+              <w:jc w:val="center"/>
+            </w:pPr>
+            <w:r>
+              <w:rPr>
+                <w:rFonts w:ascii="Calibri" w:hAnsi="Calibri"/>
+                <w:i/>
+                <w:color w:val="ABB5BF"/>
+                <w:sz w:val="18"/>
+              </w:rPr>
+              <w:t>[ Insérer la capture d'écran ici ]</w:t>
+            </w:r>
+          </w:p>
+        </w:tc>
+      </w:tr>
+    </w:tbl>
+    <w:p>
+      <w:pPr>
+        <w:spacing w:after="240"/>
+      </w:pPr>
     </w:p>
     <w:p>
       <w:pPr>
@@ -28159,24 +29295,46 @@
         <w:t>📸  📸 CAPTURE D'ÉCRAN — App Wave ouverte avec montant pré-rempli (7 500 FCFA)</w:t>
       </w:r>
     </w:p>
-    <w:p>
-      <w:pPr>
-        <w:spacing w:before="2835" w:after="240"/>
-        <w:ind w:left="0"/>
-        <w:shd w:val="clear" w:color="auto" w:fill="F9FAFB"/>
-        <w:pBdr>
-          <w:left w:val="single" w:sz="6" w:space="6" w:color="D1D5DB"/>
-        </w:pBdr>
-      </w:pPr>
-      <w:r>
-        <w:rPr>
-          <w:rFonts w:ascii="Calibri" w:hAnsi="Calibri"/>
-          <w:i/>
-          <w:color w:val="ABB5BF"/>
-          <w:sz w:val="18"/>
-        </w:rPr>
-        <w:t>[ Insérer la capture d'écran ici ]</w:t>
-      </w:r>
+    <w:tbl>
+      <w:tblPr>
+        <w:tblStyle w:val="TableGrid"/>
+        <w:tblW w:type="auto" w:w="0"/>
+        <w:tblLook w:firstColumn="1" w:firstRow="1" w:lastColumn="0" w:lastRow="0" w:noHBand="0" w:noVBand="1" w:val="04A0"/>
+      </w:tblPr>
+      <w:tblGrid>
+        <w:gridCol w:w="9406"/>
+      </w:tblGrid>
+      <w:tr>
+        <w:trPr>
+          <w:trHeight w:val="3969" w:hRule="atLeast"/>
+        </w:trPr>
+        <w:tc>
+          <w:tcPr>
+            <w:tcW w:type="dxa" w:w="9406"/>
+            <w:shd w:val="clear" w:color="auto" w:fill="F9FAFB"/>
+          </w:tcPr>
+          <w:p>
+            <w:pPr>
+              <w:spacing w:before="1587"/>
+              <w:jc w:val="center"/>
+            </w:pPr>
+            <w:r>
+              <w:rPr>
+                <w:rFonts w:ascii="Calibri" w:hAnsi="Calibri"/>
+                <w:i/>
+                <w:color w:val="ABB5BF"/>
+                <w:sz w:val="18"/>
+              </w:rPr>
+              <w:t>[ Insérer la capture d'écran ici ]</w:t>
+            </w:r>
+          </w:p>
+        </w:tc>
+      </w:tr>
+    </w:tbl>
+    <w:p>
+      <w:pPr>
+        <w:spacing w:after="240"/>
+      </w:pPr>
     </w:p>
     <w:p>
       <w:pPr>
@@ -28197,31 +29355,62 @@
         <w:t>📸  📸 CAPTURE D'ÉCRAN — Confirmation "Compte Premium activé !" (SnackBar vert)</w:t>
       </w:r>
     </w:p>
-    <w:p>
-      <w:pPr>
-        <w:spacing w:before="2835" w:after="240"/>
-        <w:ind w:left="0"/>
-        <w:shd w:val="clear" w:color="auto" w:fill="F9FAFB"/>
-        <w:pBdr>
-          <w:left w:val="single" w:sz="6" w:space="6" w:color="D1D5DB"/>
-        </w:pBdr>
-      </w:pPr>
+    <w:tbl>
+      <w:tblPr>
+        <w:tblStyle w:val="TableGrid"/>
+        <w:tblW w:type="auto" w:w="0"/>
+        <w:tblLook w:firstColumn="1" w:firstRow="1" w:lastColumn="0" w:lastRow="0" w:noHBand="0" w:noVBand="1" w:val="04A0"/>
+      </w:tblPr>
+      <w:tblGrid>
+        <w:gridCol w:w="9406"/>
+      </w:tblGrid>
+      <w:tr>
+        <w:trPr>
+          <w:trHeight w:val="3969" w:hRule="atLeast"/>
+        </w:trPr>
+        <w:tc>
+          <w:tcPr>
+            <w:tcW w:type="dxa" w:w="9406"/>
+            <w:shd w:val="clear" w:color="auto" w:fill="F9FAFB"/>
+          </w:tcPr>
+          <w:p>
+            <w:pPr>
+              <w:spacing w:before="1587"/>
+              <w:jc w:val="center"/>
+            </w:pPr>
+            <w:r>
+              <w:rPr>
+                <w:rFonts w:ascii="Calibri" w:hAnsi="Calibri"/>
+                <w:i/>
+                <w:color w:val="ABB5BF"/>
+                <w:sz w:val="18"/>
+              </w:rPr>
+              <w:t>[ Insérer la capture d'écran ici ]</w:t>
+            </w:r>
+          </w:p>
+        </w:tc>
+      </w:tr>
+    </w:tbl>
+    <w:p>
+      <w:pPr>
+        <w:spacing w:after="240"/>
+      </w:pPr>
+    </w:p>
+    <w:p>
+      <w:pPr>
+        <w:pStyle w:val="Heading2"/>
+      </w:pPr>
+      <w:r>
+        <w:t>12. Déploiement</w:t>
+      </w:r>
+    </w:p>
+    <w:p>
       <w:r>
         <w:rPr>
           <w:rFonts w:ascii="Calibri" w:hAnsi="Calibri"/>
-          <w:i/>
-          <w:color w:val="ABB5BF"/>
-          <w:sz w:val="18"/>
-        </w:rPr>
-        <w:t>[ Insérer la capture d'écran ici ]</w:t>
-      </w:r>
-    </w:p>
-    <w:p>
-      <w:pPr>
-        <w:pStyle w:val="Heading2"/>
-      </w:pPr>
-      <w:r>
-        <w:t>12. Déploiement</w:t>
+          <w:sz w:val="22"/>
+        </w:rPr>
+        <w:t>Pour rendre l'application testable par les utilisateurs finaux et l'équipe pédagogique, nous avons compilé un APK release signé distribué via Google Drive. La signature avec un keystore RSA 2048 bits garantit l'intégrité de l'application et prépare la base pour une éventuelle publication sur le Play Store. La commande de build Flutter a activé le tree-shaking des icônes Material, ce qui a réduit le poids des assets de 1,6 MB à seulement 16 Ko.</w:t>
       </w:r>
     </w:p>
     <w:p>
@@ -28486,24 +29675,46 @@
         <w:t>📸  📸 CAPTURE D'ÉCRAN — Terminal : `✓ Built app-release.apk (58.2MB)`</w:t>
       </w:r>
     </w:p>
-    <w:p>
-      <w:pPr>
-        <w:spacing w:before="2835" w:after="240"/>
-        <w:ind w:left="0"/>
-        <w:shd w:val="clear" w:color="auto" w:fill="F9FAFB"/>
-        <w:pBdr>
-          <w:left w:val="single" w:sz="6" w:space="6" w:color="D1D5DB"/>
-        </w:pBdr>
-      </w:pPr>
-      <w:r>
-        <w:rPr>
-          <w:rFonts w:ascii="Calibri" w:hAnsi="Calibri"/>
-          <w:i/>
-          <w:color w:val="ABB5BF"/>
-          <w:sz w:val="18"/>
-        </w:rPr>
-        <w:t>[ Insérer la capture d'écran ici ]</w:t>
-      </w:r>
+    <w:tbl>
+      <w:tblPr>
+        <w:tblStyle w:val="TableGrid"/>
+        <w:tblW w:type="auto" w:w="0"/>
+        <w:tblLook w:firstColumn="1" w:firstRow="1" w:lastColumn="0" w:lastRow="0" w:noHBand="0" w:noVBand="1" w:val="04A0"/>
+      </w:tblPr>
+      <w:tblGrid>
+        <w:gridCol w:w="9406"/>
+      </w:tblGrid>
+      <w:tr>
+        <w:trPr>
+          <w:trHeight w:val="3969" w:hRule="atLeast"/>
+        </w:trPr>
+        <w:tc>
+          <w:tcPr>
+            <w:tcW w:type="dxa" w:w="9406"/>
+            <w:shd w:val="clear" w:color="auto" w:fill="F9FAFB"/>
+          </w:tcPr>
+          <w:p>
+            <w:pPr>
+              <w:spacing w:before="1587"/>
+              <w:jc w:val="center"/>
+            </w:pPr>
+            <w:r>
+              <w:rPr>
+                <w:rFonts w:ascii="Calibri" w:hAnsi="Calibri"/>
+                <w:i/>
+                <w:color w:val="ABB5BF"/>
+                <w:sz w:val="18"/>
+              </w:rPr>
+              <w:t>[ Insérer la capture d'écran ici ]</w:t>
+            </w:r>
+          </w:p>
+        </w:tc>
+      </w:tr>
+    </w:tbl>
+    <w:p>
+      <w:pPr>
+        <w:spacing w:after="240"/>
+      </w:pPr>
     </w:p>
     <w:p>
       <w:pPr>
@@ -28566,24 +29777,46 @@
         <w:t>📸  📸 CAPTURE D'ÉCRAN — Google Drive : APK DIAPALER AFRICA disponible au téléchargement</w:t>
       </w:r>
     </w:p>
-    <w:p>
-      <w:pPr>
-        <w:spacing w:before="2835" w:after="240"/>
-        <w:ind w:left="0"/>
-        <w:shd w:val="clear" w:color="auto" w:fill="F9FAFB"/>
-        <w:pBdr>
-          <w:left w:val="single" w:sz="6" w:space="6" w:color="D1D5DB"/>
-        </w:pBdr>
-      </w:pPr>
-      <w:r>
-        <w:rPr>
-          <w:rFonts w:ascii="Calibri" w:hAnsi="Calibri"/>
-          <w:i/>
-          <w:color w:val="ABB5BF"/>
-          <w:sz w:val="18"/>
-        </w:rPr>
-        <w:t>[ Insérer la capture d'écran ici ]</w:t>
-      </w:r>
+    <w:tbl>
+      <w:tblPr>
+        <w:tblStyle w:val="TableGrid"/>
+        <w:tblW w:type="auto" w:w="0"/>
+        <w:tblLook w:firstColumn="1" w:firstRow="1" w:lastColumn="0" w:lastRow="0" w:noHBand="0" w:noVBand="1" w:val="04A0"/>
+      </w:tblPr>
+      <w:tblGrid>
+        <w:gridCol w:w="9406"/>
+      </w:tblGrid>
+      <w:tr>
+        <w:trPr>
+          <w:trHeight w:val="3969" w:hRule="atLeast"/>
+        </w:trPr>
+        <w:tc>
+          <w:tcPr>
+            <w:tcW w:type="dxa" w:w="9406"/>
+            <w:shd w:val="clear" w:color="auto" w:fill="F9FAFB"/>
+          </w:tcPr>
+          <w:p>
+            <w:pPr>
+              <w:spacing w:before="1587"/>
+              <w:jc w:val="center"/>
+            </w:pPr>
+            <w:r>
+              <w:rPr>
+                <w:rFonts w:ascii="Calibri" w:hAnsi="Calibri"/>
+                <w:i/>
+                <w:color w:val="ABB5BF"/>
+                <w:sz w:val="18"/>
+              </w:rPr>
+              <w:t>[ Insérer la capture d'écran ici ]</w:t>
+            </w:r>
+          </w:p>
+        </w:tc>
+      </w:tr>
+    </w:tbl>
+    <w:p>
+      <w:pPr>
+        <w:spacing w:after="240"/>
+      </w:pPr>
     </w:p>
     <w:p>
       <w:pPr>
@@ -28604,24 +29837,46 @@
         <w:t>📸  📸 CAPTURE D'ÉCRAN — Installation de l'APK sur Android (autoriser les sources inconnues)</w:t>
       </w:r>
     </w:p>
-    <w:p>
-      <w:pPr>
-        <w:spacing w:before="2835" w:after="240"/>
-        <w:ind w:left="0"/>
-        <w:shd w:val="clear" w:color="auto" w:fill="F9FAFB"/>
-        <w:pBdr>
-          <w:left w:val="single" w:sz="6" w:space="6" w:color="D1D5DB"/>
-        </w:pBdr>
-      </w:pPr>
-      <w:r>
-        <w:rPr>
-          <w:rFonts w:ascii="Calibri" w:hAnsi="Calibri"/>
-          <w:i/>
-          <w:color w:val="ABB5BF"/>
-          <w:sz w:val="18"/>
-        </w:rPr>
-        <w:t>[ Insérer la capture d'écran ici ]</w:t>
-      </w:r>
+    <w:tbl>
+      <w:tblPr>
+        <w:tblStyle w:val="TableGrid"/>
+        <w:tblW w:type="auto" w:w="0"/>
+        <w:tblLook w:firstColumn="1" w:firstRow="1" w:lastColumn="0" w:lastRow="0" w:noHBand="0" w:noVBand="1" w:val="04A0"/>
+      </w:tblPr>
+      <w:tblGrid>
+        <w:gridCol w:w="9406"/>
+      </w:tblGrid>
+      <w:tr>
+        <w:trPr>
+          <w:trHeight w:val="3969" w:hRule="atLeast"/>
+        </w:trPr>
+        <w:tc>
+          <w:tcPr>
+            <w:tcW w:type="dxa" w:w="9406"/>
+            <w:shd w:val="clear" w:color="auto" w:fill="F9FAFB"/>
+          </w:tcPr>
+          <w:p>
+            <w:pPr>
+              <w:spacing w:before="1587"/>
+              <w:jc w:val="center"/>
+            </w:pPr>
+            <w:r>
+              <w:rPr>
+                <w:rFonts w:ascii="Calibri" w:hAnsi="Calibri"/>
+                <w:i/>
+                <w:color w:val="ABB5BF"/>
+                <w:sz w:val="18"/>
+              </w:rPr>
+              <w:t>[ Insérer la capture d'écran ici ]</w:t>
+            </w:r>
+          </w:p>
+        </w:tc>
+      </w:tr>
+    </w:tbl>
+    <w:p>
+      <w:pPr>
+        <w:spacing w:after="240"/>
+      </w:pPr>
     </w:p>
     <w:p>
       <w:pPr>
